--- a/docs/developpement/phases/word/PHASE_31_SUIVI_DU_DEVELOPPEMENT_ET_PREPARATION_DE_LAUDIT_CODEX.docx
+++ b/docs/developpement/phases/word/PHASE_31_SUIVI_DU_DEVELOPPEMENT_ET_PREPARATION_DE_LAUDIT_CODEX.docx
@@ -20,7 +20,7 @@
       <w:r>
         <w:t xml:space="preserve">FlaiX Expert · dossier de développement · généré le 2026-10-04 depuis le dépôt </w:t>
       </w:r>
-      <w:hyperlink w:history="1" r:id="rIdyretiv-eexajs_mwy4b7s">
+      <w:hyperlink w:history="1" r:id="rIdabspqab78tc8cexmedhws">
         <w:r>
           <w:rPr>
             <w:rStyle w:val="Hyperlink"/>
@@ -326,7 +326,7 @@
                 <w:sz w:val="18"/>
                 <w:szCs w:val="18"/>
               </w:rPr>
-              <w:t xml:space="preserve">3</w:t>
+              <w:t xml:space="preserve">4</w:t>
             </w:r>
           </w:p>
         </w:tc>
@@ -560,12 +560,101 @@
         </w:numPr>
       </w:pPr>
       <w:r>
-        <w:t xml:space="preserve">Le journal, le CHANGELOG et la carte sont </w:t>
-      </w:r>
-      <w:r>
-        <w:rPr>
+        <w:rPr>
+          <w:rFonts w:ascii="Consolas" w:cs="Consolas" w:eastAsia="Consolas" w:hAnsi="Consolas"/>
           <w:b/>
           <w:bCs/>
+          <w:color w:val="3B2F8F"/>
+          <w:sz w:val="18"/>
+          <w:szCs w:val="18"/>
+        </w:rPr>
+        <w:t xml:space="preserve">docs/developpement/phases/</w:t>
+      </w:r>
+      <w:r>
+        <w:t xml:space="preserve"> (demande de Rémi : </w:t>
+      </w:r>
+      <w:r>
+        <w:rPr>
+          <w:i/>
+          <w:iCs/>
+        </w:rPr>
+        <w:t xml:space="preserve">« à faire pour le développeur »</w:t>
+      </w:r>
+      <w:r>
+        <w:t xml:space="preserve">) : </w:t>
+      </w:r>
+      <w:r>
+        <w:rPr>
+          <w:b/>
+          <w:bCs/>
+        </w:rPr>
+        <w:t xml:space="preserve">un document par phase</w:t>
+      </w:r>
+      <w:r>
+        <w:t xml:space="preserve">, en Markdown et en </w:t>
+      </w:r>
+      <w:r>
+        <w:rPr>
+          <w:b/>
+          <w:bCs/>
+        </w:rPr>
+        <w:t xml:space="preserve">Word</w:t>
+      </w:r>
+      <w:r>
+        <w:t xml:space="preserve"> (</w:t>
+      </w:r>
+      <w:r>
+        <w:rPr>
+          <w:rFonts w:ascii="Consolas" w:cs="Consolas" w:eastAsia="Consolas" w:hAnsi="Consolas"/>
+          <w:color w:val="3B2F8F"/>
+          <w:sz w:val="18"/>
+          <w:szCs w:val="18"/>
+        </w:rPr>
+        <w:t xml:space="preserve">word/</w:t>
+      </w:r>
+      <w:r>
+        <w:t xml:space="preserve">, copie dans OneDrive « FlaixX Expert/phases de DEV ») — la décision complète (texte du dossier projet), les commits avec liens GitHub, les fichiers par couche, les cas de test créés, comment reprendre. Produit par </w:t>
+      </w:r>
+      <w:r>
+        <w:rPr>
+          <w:rFonts w:ascii="Consolas" w:cs="Consolas" w:eastAsia="Consolas" w:hAnsi="Consolas"/>
+          <w:color w:val="3B2F8F"/>
+          <w:sz w:val="18"/>
+          <w:szCs w:val="18"/>
+        </w:rPr>
+        <w:t xml:space="preserve">node infra/outils/phases-word.cjs</w:t>
+      </w:r>
+      <w:r>
+        <w:t xml:space="preserve"> avec la bibliothèque </w:t>
+      </w:r>
+      <w:r>
+        <w:rPr>
+          <w:rFonts w:ascii="Consolas" w:cs="Consolas" w:eastAsia="Consolas" w:hAnsi="Consolas"/>
+          <w:color w:val="3B2F8F"/>
+          <w:sz w:val="18"/>
+          <w:szCs w:val="18"/>
+        </w:rPr>
+        <w:t xml:space="preserve">docx</w:t>
+      </w:r>
+      <w:r>
+        <w:t xml:space="preserve"> (Word n'est pas nécessaire ; l'import HTML par Word restait bloqué).</w:t>
+      </w:r>
+    </w:p>
+    <w:p>
+      <w:pPr>
+        <w:pStyle w:val="ListParagraph"/>
+        <w:numPr>
+          <w:ilvl w:val="0"/>
+          <w:numId w:val="2"/>
+        </w:numPr>
+      </w:pPr>
+      <w:r>
+        <w:t xml:space="preserve">Le journal, le CHANGELOG et la carte sont </w:t>
+      </w:r>
+      <w:r>
+        <w:rPr>
+          <w:b/>
+          <w:bCs/>
         </w:rPr>
         <w:t xml:space="preserve">générés depuis Git</w:t>
       </w:r>
@@ -601,7 +690,7 @@
           <w:numId w:val="2"/>
         </w:numPr>
       </w:pPr>
-      <w:hyperlink w:history="1" r:id="rIdfytntgnan2s-pz26rmtwb">
+      <w:hyperlink w:history="1" r:id="rId1zgcw3caamrydampmv5ml">
         <w:r>
           <w:rPr>
             <w:rStyle w:val="Hyperlink"/>
@@ -621,7 +710,7 @@
           <w:numId w:val="2"/>
         </w:numPr>
       </w:pPr>
-      <w:hyperlink w:history="1" r:id="rIdrrd8gqfj9rfvejb5giphl">
+      <w:hyperlink w:history="1" r:id="rIdldwr1xesbpp6pp3ogotww">
         <w:r>
           <w:rPr>
             <w:rStyle w:val="Hyperlink"/>
@@ -641,7 +730,7 @@
           <w:numId w:val="2"/>
         </w:numPr>
       </w:pPr>
-      <w:hyperlink w:history="1" r:id="rIdffmoelvqw4xyxpksf4n6t">
+      <w:hyperlink w:history="1" r:id="rId2bce56fj_wraiok_8hi3i">
         <w:r>
           <w:rPr>
             <w:rStyle w:val="Hyperlink"/>
@@ -655,6 +744,26 @@
     </w:p>
     <w:p>
       <w:pPr>
+        <w:pStyle w:val="ListParagraph"/>
+        <w:numPr>
+          <w:ilvl w:val="0"/>
+          <w:numId w:val="2"/>
+        </w:numPr>
+      </w:pPr>
+      <w:hyperlink w:history="1" r:id="rIdsk-9vdtbpjxk22cf-tqwl">
+        <w:r>
+          <w:rPr>
+            <w:rStyle w:val="Hyperlink"/>
+          </w:rPr>
+          <w:t xml:space="preserve">a23a7fb</w:t>
+        </w:r>
+      </w:hyperlink>
+      <w:r>
+        <w:t xml:space="preserve"> — 2026-10-04 — Dossier de développement par phase pour le développeur : 32 documents Markdown et Word générés depuis Git</w:t>
+      </w:r>
+    </w:p>
+    <w:p>
+      <w:pPr>
         <w:pStyle w:val="Heading2"/>
       </w:pPr>
       <w:r>
@@ -689,7 +798,7 @@
       <w:r>
         <w:t xml:space="preserve"> — créé — </w:t>
       </w:r>
-      <w:hyperlink w:history="1" r:id="rIdhsh0x6mdydt1y-kwsv_ch">
+      <w:hyperlink w:history="1" r:id="rIdnmuzwtifddurqujhvksmu">
         <w:r>
           <w:rPr>
             <w:rStyle w:val="Hyperlink"/>
@@ -718,7 +827,94 @@
       <w:r>
         <w:t xml:space="preserve"> — créé — </w:t>
       </w:r>
-      <w:hyperlink w:history="1" r:id="rIddqqscnwnxyy7vt30sjv2t">
+      <w:hyperlink w:history="1" r:id="rId2x6tmogycdhlnbxhhguso">
+        <w:r>
+          <w:rPr>
+            <w:rStyle w:val="Hyperlink"/>
+          </w:rPr>
+          <w:t xml:space="preserve">voir sur GitHub</w:t>
+        </w:r>
+      </w:hyperlink>
+    </w:p>
+    <w:p>
+      <w:pPr>
+        <w:pStyle w:val="ListParagraph"/>
+        <w:numPr>
+          <w:ilvl w:val="0"/>
+          <w:numId w:val="2"/>
+        </w:numPr>
+      </w:pPr>
+      <w:r>
+        <w:rPr>
+          <w:rFonts w:ascii="Consolas" w:cs="Consolas" w:eastAsia="Consolas" w:hAnsi="Consolas"/>
+          <w:color w:val="3B2F8F"/>
+          <w:sz w:val="18"/>
+          <w:szCs w:val="18"/>
+        </w:rPr>
+        <w:t xml:space="preserve">infra/outils/md-vers-docx.cjs</w:t>
+      </w:r>
+      <w:r>
+        <w:t xml:space="preserve"> — créé — </w:t>
+      </w:r>
+      <w:hyperlink w:history="1" r:id="rIdb4pcbnrz-iko4vbuhzzan">
+        <w:r>
+          <w:rPr>
+            <w:rStyle w:val="Hyperlink"/>
+          </w:rPr>
+          <w:t xml:space="preserve">voir sur GitHub</w:t>
+        </w:r>
+      </w:hyperlink>
+    </w:p>
+    <w:p>
+      <w:pPr>
+        <w:pStyle w:val="ListParagraph"/>
+        <w:numPr>
+          <w:ilvl w:val="0"/>
+          <w:numId w:val="2"/>
+        </w:numPr>
+      </w:pPr>
+      <w:r>
+        <w:rPr>
+          <w:rFonts w:ascii="Consolas" w:cs="Consolas" w:eastAsia="Consolas" w:hAnsi="Consolas"/>
+          <w:color w:val="3B2F8F"/>
+          <w:sz w:val="18"/>
+          <w:szCs w:val="18"/>
+        </w:rPr>
+        <w:t xml:space="preserve">infra/outils/phases-word.cjs</w:t>
+      </w:r>
+      <w:r>
+        <w:t xml:space="preserve"> — créé — </w:t>
+      </w:r>
+      <w:hyperlink w:history="1" r:id="rIdjjgqie1u-6btliy1dztjx">
+        <w:r>
+          <w:rPr>
+            <w:rStyle w:val="Hyperlink"/>
+          </w:rPr>
+          <w:t xml:space="preserve">voir sur GitHub</w:t>
+        </w:r>
+      </w:hyperlink>
+    </w:p>
+    <w:p>
+      <w:pPr>
+        <w:pStyle w:val="ListParagraph"/>
+        <w:numPr>
+          <w:ilvl w:val="0"/>
+          <w:numId w:val="2"/>
+        </w:numPr>
+      </w:pPr>
+      <w:r>
+        <w:rPr>
+          <w:rFonts w:ascii="Consolas" w:cs="Consolas" w:eastAsia="Consolas" w:hAnsi="Consolas"/>
+          <w:color w:val="3B2F8F"/>
+          <w:sz w:val="18"/>
+          <w:szCs w:val="18"/>
+        </w:rPr>
+        <w:t xml:space="preserve">infra/outils/phases.cjs</w:t>
+      </w:r>
+      <w:r>
+        <w:t xml:space="preserve"> — créé — </w:t>
+      </w:r>
+      <w:hyperlink w:history="1" r:id="rIdhi89h6ssi2vl-cod_q3pg">
         <w:r>
           <w:rPr>
             <w:rStyle w:val="Hyperlink"/>
@@ -755,7 +951,7 @@
       <w:r>
         <w:t xml:space="preserve"> — créé — </w:t>
       </w:r>
-      <w:hyperlink w:history="1" r:id="rIdvg_vldjs0nqqzwlghlyjd">
+      <w:hyperlink w:history="1" r:id="rIdhxkxazwqifn8kptmdrxvo">
         <w:r>
           <w:rPr>
             <w:rStyle w:val="Hyperlink"/>
@@ -784,7 +980,7 @@
       <w:r>
         <w:t xml:space="preserve"> — créé — </w:t>
       </w:r>
-      <w:hyperlink w:history="1" r:id="rId1cnb3s4q0kdc-p8zhhvtm">
+      <w:hyperlink w:history="1" r:id="rIdsndn2wajzjrqdvjireu_q">
         <w:r>
           <w:rPr>
             <w:rStyle w:val="Hyperlink"/>
@@ -813,7 +1009,36 @@
       <w:r>
         <w:t xml:space="preserve"> — modifié — </w:t>
       </w:r>
-      <w:hyperlink w:history="1" r:id="rIderr-yh72odxdjegu0lgde">
+      <w:hyperlink w:history="1" r:id="rIdua1hx7-kviptroia8ypqq">
+        <w:r>
+          <w:rPr>
+            <w:rStyle w:val="Hyperlink"/>
+          </w:rPr>
+          <w:t xml:space="preserve">voir sur GitHub</w:t>
+        </w:r>
+      </w:hyperlink>
+    </w:p>
+    <w:p>
+      <w:pPr>
+        <w:pStyle w:val="ListParagraph"/>
+        <w:numPr>
+          <w:ilvl w:val="0"/>
+          <w:numId w:val="2"/>
+        </w:numPr>
+      </w:pPr>
+      <w:r>
+        <w:rPr>
+          <w:rFonts w:ascii="Consolas" w:cs="Consolas" w:eastAsia="Consolas" w:hAnsi="Consolas"/>
+          <w:color w:val="3B2F8F"/>
+          <w:sz w:val="18"/>
+          <w:szCs w:val="18"/>
+        </w:rPr>
+        <w:t xml:space="preserve">docs/audits/AUDIT_2026-10-04_revue-code.md</w:t>
+      </w:r>
+      <w:r>
+        <w:t xml:space="preserve"> — créé — </w:t>
+      </w:r>
+      <w:hyperlink w:history="1" r:id="rIdmvcvnot1waq2wtozchcc3">
         <w:r>
           <w:rPr>
             <w:rStyle w:val="Hyperlink"/>
@@ -842,7 +1067,7 @@
       <w:r>
         <w:t xml:space="preserve"> — créé — </w:t>
       </w:r>
-      <w:hyperlink w:history="1" r:id="rIdzqzb2eg234jprvuxalp99">
+      <w:hyperlink w:history="1" r:id="rIdk6ws9wb9t52br52okrxui">
         <w:r>
           <w:rPr>
             <w:rStyle w:val="Hyperlink"/>
@@ -871,7 +1096,7 @@
       <w:r>
         <w:t xml:space="preserve"> — créé — </w:t>
       </w:r>
-      <w:hyperlink w:history="1" r:id="rIdpgogkzqfjparw_dgkk5zb">
+      <w:hyperlink w:history="1" r:id="rIdt3jnmrxkjr6hertqxokdt">
         <w:r>
           <w:rPr>
             <w:rStyle w:val="Hyperlink"/>
@@ -900,7 +1125,7 @@
       <w:r>
         <w:t xml:space="preserve"> — créé — </w:t>
       </w:r>
-      <w:hyperlink w:history="1" r:id="rIdqbl3uymowmv3-7w1j_chx">
+      <w:hyperlink w:history="1" r:id="rIdbh-rnvtlnhoeupj-5odp7">
         <w:r>
           <w:rPr>
             <w:rStyle w:val="Hyperlink"/>
@@ -929,14 +1154,1627 @@
       <w:r>
         <w:t xml:space="preserve"> — créé — </w:t>
       </w:r>
-      <w:hyperlink w:history="1" r:id="rIdtjdhn7qomiwwhbakebbca">
-        <w:r>
-          <w:rPr>
-            <w:rStyle w:val="Hyperlink"/>
-          </w:rPr>
-          <w:t xml:space="preserve">voir sur GitHub</w:t>
-        </w:r>
-      </w:hyperlink>
+      <w:hyperlink w:history="1" r:id="rIdauln91iycattxvpuszdt4">
+        <w:r>
+          <w:rPr>
+            <w:rStyle w:val="Hyperlink"/>
+          </w:rPr>
+          <w:t xml:space="preserve">voir sur GitHub</w:t>
+        </w:r>
+      </w:hyperlink>
+    </w:p>
+    <w:p>
+      <w:pPr>
+        <w:pStyle w:val="ListParagraph"/>
+        <w:numPr>
+          <w:ilvl w:val="0"/>
+          <w:numId w:val="2"/>
+        </w:numPr>
+      </w:pPr>
+      <w:r>
+        <w:rPr>
+          <w:rFonts w:ascii="Consolas" w:cs="Consolas" w:eastAsia="Consolas" w:hAnsi="Consolas"/>
+          <w:color w:val="3B2F8F"/>
+          <w:sz w:val="18"/>
+          <w:szCs w:val="18"/>
+        </w:rPr>
+        <w:t xml:space="preserve">docs/developpement/phases/PHASE_00_SOCLE_DE_PRODUCTION_ET_CONFIGURATION_DUN_LIEU_VIDE.md</w:t>
+      </w:r>
+      <w:r>
+        <w:t xml:space="preserve"> — créé — </w:t>
+      </w:r>
+      <w:hyperlink w:history="1" r:id="rIdhd5zaq4s-utsawkhopyts">
+        <w:r>
+          <w:rPr>
+            <w:rStyle w:val="Hyperlink"/>
+          </w:rPr>
+          <w:t xml:space="preserve">voir sur GitHub</w:t>
+        </w:r>
+      </w:hyperlink>
+    </w:p>
+    <w:p>
+      <w:pPr>
+        <w:pStyle w:val="ListParagraph"/>
+        <w:numPr>
+          <w:ilvl w:val="0"/>
+          <w:numId w:val="2"/>
+        </w:numPr>
+      </w:pPr>
+      <w:r>
+        <w:rPr>
+          <w:rFonts w:ascii="Consolas" w:cs="Consolas" w:eastAsia="Consolas" w:hAnsi="Consolas"/>
+          <w:color w:val="3B2F8F"/>
+          <w:sz w:val="18"/>
+          <w:szCs w:val="18"/>
+        </w:rPr>
+        <w:t xml:space="preserve">docs/developpement/phases/PHASE_01_MATCHS_CAISSE_MES_CAISSES_JOURNAL_DES_TICKETS.md</w:t>
+      </w:r>
+      <w:r>
+        <w:t xml:space="preserve"> — créé — </w:t>
+      </w:r>
+      <w:hyperlink w:history="1" r:id="rId6dyjxvehfl0h3u-2f0ktu">
+        <w:r>
+          <w:rPr>
+            <w:rStyle w:val="Hyperlink"/>
+          </w:rPr>
+          <w:t xml:space="preserve">voir sur GitHub</w:t>
+        </w:r>
+      </w:hyperlink>
+    </w:p>
+    <w:p>
+      <w:pPr>
+        <w:pStyle w:val="ListParagraph"/>
+        <w:numPr>
+          <w:ilvl w:val="0"/>
+          <w:numId w:val="2"/>
+        </w:numPr>
+      </w:pPr>
+      <w:r>
+        <w:rPr>
+          <w:rFonts w:ascii="Consolas" w:cs="Consolas" w:eastAsia="Consolas" w:hAnsi="Consolas"/>
+          <w:color w:val="3B2F8F"/>
+          <w:sz w:val="18"/>
+          <w:szCs w:val="18"/>
+        </w:rPr>
+        <w:t xml:space="preserve">docs/developpement/phases/PHASE_02_RETOUR_DE_DEMONSTRATION_ORGANISATION_EN_6_ENTREES_MAQUETTES.md</w:t>
+      </w:r>
+      <w:r>
+        <w:t xml:space="preserve"> — créé — </w:t>
+      </w:r>
+      <w:hyperlink w:history="1" r:id="rIdlh9g6gdecz4tzrwtzgjd9">
+        <w:r>
+          <w:rPr>
+            <w:rStyle w:val="Hyperlink"/>
+          </w:rPr>
+          <w:t xml:space="preserve">voir sur GitHub</w:t>
+        </w:r>
+      </w:hyperlink>
+    </w:p>
+    <w:p>
+      <w:pPr>
+        <w:pStyle w:val="ListParagraph"/>
+        <w:numPr>
+          <w:ilvl w:val="0"/>
+          <w:numId w:val="2"/>
+        </w:numPr>
+      </w:pPr>
+      <w:r>
+        <w:rPr>
+          <w:rFonts w:ascii="Consolas" w:cs="Consolas" w:eastAsia="Consolas" w:hAnsi="Consolas"/>
+          <w:color w:val="3B2F8F"/>
+          <w:sz w:val="18"/>
+          <w:szCs w:val="18"/>
+        </w:rPr>
+        <w:t xml:space="preserve">docs/developpement/phases/PHASE_03_VENTE_SANS_RESEAU_LA_TABLETTE_SCELLE_LE_SERVEUR_VERIFIE.md</w:t>
+      </w:r>
+      <w:r>
+        <w:t xml:space="preserve"> — créé — </w:t>
+      </w:r>
+      <w:hyperlink w:history="1" r:id="rIdzfykgo44ytdwtwbgxwa5f">
+        <w:r>
+          <w:rPr>
+            <w:rStyle w:val="Hyperlink"/>
+          </w:rPr>
+          <w:t xml:space="preserve">voir sur GitHub</w:t>
+        </w:r>
+      </w:hyperlink>
+    </w:p>
+    <w:p>
+      <w:pPr>
+        <w:pStyle w:val="ListParagraph"/>
+        <w:numPr>
+          <w:ilvl w:val="0"/>
+          <w:numId w:val="2"/>
+        </w:numPr>
+      </w:pPr>
+      <w:r>
+        <w:rPr>
+          <w:rFonts w:ascii="Consolas" w:cs="Consolas" w:eastAsia="Consolas" w:hAnsi="Consolas"/>
+          <w:color w:val="3B2F8F"/>
+          <w:sz w:val="18"/>
+          <w:szCs w:val="18"/>
+        </w:rPr>
+        <w:t xml:space="preserve">docs/developpement/phases/PHASE_04_SERVEUR_DE_TEST_OVH.md</w:t>
+      </w:r>
+      <w:r>
+        <w:t xml:space="preserve"> — créé — </w:t>
+      </w:r>
+      <w:hyperlink w:history="1" r:id="rId4zwx2tpb5pqqukvvvlgho">
+        <w:r>
+          <w:rPr>
+            <w:rStyle w:val="Hyperlink"/>
+          </w:rPr>
+          <w:t xml:space="preserve">voir sur GitHub</w:t>
+        </w:r>
+      </w:hyperlink>
+    </w:p>
+    <w:p>
+      <w:pPr>
+        <w:pStyle w:val="ListParagraph"/>
+        <w:numPr>
+          <w:ilvl w:val="0"/>
+          <w:numId w:val="2"/>
+        </w:numPr>
+      </w:pPr>
+      <w:r>
+        <w:rPr>
+          <w:rFonts w:ascii="Consolas" w:cs="Consolas" w:eastAsia="Consolas" w:hAnsi="Consolas"/>
+          <w:color w:val="3B2F8F"/>
+          <w:sz w:val="18"/>
+          <w:szCs w:val="18"/>
+        </w:rPr>
+        <w:t xml:space="preserve">docs/developpement/phases/PHASE_05_COMPTES_DES_CAISSIERES_ET_TABLETTES_ENREGISTREES.md</w:t>
+      </w:r>
+      <w:r>
+        <w:t xml:space="preserve"> — créé — </w:t>
+      </w:r>
+      <w:hyperlink w:history="1" r:id="rId4bxb09bhr6vxrmkqe1e_p">
+        <w:r>
+          <w:rPr>
+            <w:rStyle w:val="Hyperlink"/>
+          </w:rPr>
+          <w:t xml:space="preserve">voir sur GitHub</w:t>
+        </w:r>
+      </w:hyperlink>
+    </w:p>
+    <w:p>
+      <w:pPr>
+        <w:pStyle w:val="ListParagraph"/>
+        <w:numPr>
+          <w:ilvl w:val="0"/>
+          <w:numId w:val="2"/>
+        </w:numPr>
+      </w:pPr>
+      <w:r>
+        <w:rPr>
+          <w:rFonts w:ascii="Consolas" w:cs="Consolas" w:eastAsia="Consolas" w:hAnsi="Consolas"/>
+          <w:color w:val="3B2F8F"/>
+          <w:sz w:val="18"/>
+          <w:szCs w:val="18"/>
+        </w:rPr>
+        <w:t xml:space="preserve">docs/developpement/phases/PHASE_06_TICKET_CLIENT_SUR_DEMANDE_ET_DUPLICATA.md</w:t>
+      </w:r>
+      <w:r>
+        <w:t xml:space="preserve"> — créé — </w:t>
+      </w:r>
+      <w:hyperlink w:history="1" r:id="rIdo8rkpnqhi2xyvkmtnf9uu">
+        <w:r>
+          <w:rPr>
+            <w:rStyle w:val="Hyperlink"/>
+          </w:rPr>
+          <w:t xml:space="preserve">voir sur GitHub</w:t>
+        </w:r>
+      </w:hyperlink>
+    </w:p>
+    <w:p>
+      <w:pPr>
+        <w:pStyle w:val="ListParagraph"/>
+        <w:numPr>
+          <w:ilvl w:val="0"/>
+          <w:numId w:val="2"/>
+        </w:numPr>
+      </w:pPr>
+      <w:r>
+        <w:rPr>
+          <w:rFonts w:ascii="Consolas" w:cs="Consolas" w:eastAsia="Consolas" w:hAnsi="Consolas"/>
+          <w:color w:val="3B2F8F"/>
+          <w:sz w:val="18"/>
+          <w:szCs w:val="18"/>
+        </w:rPr>
+        <w:t xml:space="preserve">docs/developpement/phases/PHASE_07_CLOTURE_DU_MATCH_Z_DES_TIROIRS_RECTIFICATION_SIGNEE.md</w:t>
+      </w:r>
+      <w:r>
+        <w:t xml:space="preserve"> — créé — </w:t>
+      </w:r>
+      <w:hyperlink w:history="1" r:id="rIdaddcvcbfohwgcirf1pfv1">
+        <w:r>
+          <w:rPr>
+            <w:rStyle w:val="Hyperlink"/>
+          </w:rPr>
+          <w:t xml:space="preserve">voir sur GitHub</w:t>
+        </w:r>
+      </w:hyperlink>
+    </w:p>
+    <w:p>
+      <w:pPr>
+        <w:pStyle w:val="ListParagraph"/>
+        <w:numPr>
+          <w:ilvl w:val="0"/>
+          <w:numId w:val="2"/>
+        </w:numPr>
+      </w:pPr>
+      <w:r>
+        <w:rPr>
+          <w:rFonts w:ascii="Consolas" w:cs="Consolas" w:eastAsia="Consolas" w:hAnsi="Consolas"/>
+          <w:color w:val="3B2F8F"/>
+          <w:sz w:val="18"/>
+          <w:szCs w:val="18"/>
+        </w:rPr>
+        <w:t xml:space="preserve">docs/developpement/phases/PHASE_08_RESULTATS_SUR_LES_VRAIES_VENTES.md</w:t>
+      </w:r>
+      <w:r>
+        <w:t xml:space="preserve"> — créé — </w:t>
+      </w:r>
+      <w:hyperlink w:history="1" r:id="rIdsbfhqvdy3loeiezdd5zok">
+        <w:r>
+          <w:rPr>
+            <w:rStyle w:val="Hyperlink"/>
+          </w:rPr>
+          <w:t xml:space="preserve">voir sur GitHub</w:t>
+        </w:r>
+      </w:hyperlink>
+    </w:p>
+    <w:p>
+      <w:pPr>
+        <w:pStyle w:val="ListParagraph"/>
+        <w:numPr>
+          <w:ilvl w:val="0"/>
+          <w:numId w:val="2"/>
+        </w:numPr>
+      </w:pPr>
+      <w:r>
+        <w:rPr>
+          <w:rFonts w:ascii="Consolas" w:cs="Consolas" w:eastAsia="Consolas" w:hAnsi="Consolas"/>
+          <w:color w:val="3B2F8F"/>
+          <w:sz w:val="18"/>
+          <w:szCs w:val="18"/>
+        </w:rPr>
+        <w:t xml:space="preserve">docs/developpement/phases/PHASE_09_EQUIPE_FICHES_PLANNING_MASSE_SALARIALE.md</w:t>
+      </w:r>
+      <w:r>
+        <w:t xml:space="preserve"> — créé — </w:t>
+      </w:r>
+      <w:hyperlink w:history="1" r:id="rId2zdt6x5pllpo8yqihmxhh">
+        <w:r>
+          <w:rPr>
+            <w:rStyle w:val="Hyperlink"/>
+          </w:rPr>
+          <w:t xml:space="preserve">voir sur GitHub</w:t>
+        </w:r>
+      </w:hyperlink>
+    </w:p>
+    <w:p>
+      <w:pPr>
+        <w:pStyle w:val="ListParagraph"/>
+        <w:numPr>
+          <w:ilvl w:val="0"/>
+          <w:numId w:val="2"/>
+        </w:numPr>
+      </w:pPr>
+      <w:r>
+        <w:rPr>
+          <w:rFonts w:ascii="Consolas" w:cs="Consolas" w:eastAsia="Consolas" w:hAnsi="Consolas"/>
+          <w:color w:val="3B2F8F"/>
+          <w:sz w:val="18"/>
+          <w:szCs w:val="18"/>
+        </w:rPr>
+        <w:t xml:space="preserve">docs/developpement/phases/PHASE_10_STOCK_RESERVE_LIVRAISONS_AU_CUMP_MISE_EN_PLACE_COMPTAGE.md</w:t>
+      </w:r>
+      <w:r>
+        <w:t xml:space="preserve"> — créé — </w:t>
+      </w:r>
+      <w:hyperlink w:history="1" r:id="rIdymknbjufjrp3n8yyt2xlt">
+        <w:r>
+          <w:rPr>
+            <w:rStyle w:val="Hyperlink"/>
+          </w:rPr>
+          <w:t xml:space="preserve">voir sur GitHub</w:t>
+        </w:r>
+      </w:hyperlink>
+    </w:p>
+    <w:p>
+      <w:pPr>
+        <w:pStyle w:val="ListParagraph"/>
+        <w:numPr>
+          <w:ilvl w:val="0"/>
+          <w:numId w:val="2"/>
+        </w:numPr>
+      </w:pPr>
+      <w:r>
+        <w:rPr>
+          <w:rFonts w:ascii="Consolas" w:cs="Consolas" w:eastAsia="Consolas" w:hAnsi="Consolas"/>
+          <w:color w:val="3B2F8F"/>
+          <w:sz w:val="18"/>
+          <w:szCs w:val="18"/>
+        </w:rPr>
+        <w:t xml:space="preserve">docs/developpement/phases/PHASE_11_REMONTEES_AU_COFFRE_ET_Z_DU_COFFRE.md</w:t>
+      </w:r>
+      <w:r>
+        <w:t xml:space="preserve"> — créé — </w:t>
+      </w:r>
+      <w:hyperlink w:history="1" r:id="rId4pw4lf1y0i-etrzvjwes4">
+        <w:r>
+          <w:rPr>
+            <w:rStyle w:val="Hyperlink"/>
+          </w:rPr>
+          <w:t xml:space="preserve">voir sur GitHub</w:t>
+        </w:r>
+      </w:hyperlink>
+    </w:p>
+    <w:p>
+      <w:pPr>
+        <w:pStyle w:val="ListParagraph"/>
+        <w:numPr>
+          <w:ilvl w:val="0"/>
+          <w:numId w:val="2"/>
+        </w:numPr>
+      </w:pPr>
+      <w:r>
+        <w:rPr>
+          <w:rFonts w:ascii="Consolas" w:cs="Consolas" w:eastAsia="Consolas" w:hAnsi="Consolas"/>
+          <w:color w:val="3B2F8F"/>
+          <w:sz w:val="18"/>
+          <w:szCs w:val="18"/>
+        </w:rPr>
+        <w:t xml:space="preserve">docs/developpement/phases/PHASE_12_CLOTURES_MENSUELLE_ET_ANNUELLE_TOTAL_PERPETUEL.md</w:t>
+      </w:r>
+      <w:r>
+        <w:t xml:space="preserve"> — créé — </w:t>
+      </w:r>
+      <w:hyperlink w:history="1" r:id="rIdjrhy4dvvmp2hqbkgh-cv6">
+        <w:r>
+          <w:rPr>
+            <w:rStyle w:val="Hyperlink"/>
+          </w:rPr>
+          <w:t xml:space="preserve">voir sur GitHub</w:t>
+        </w:r>
+      </w:hyperlink>
+    </w:p>
+    <w:p>
+      <w:pPr>
+        <w:pStyle w:val="ListParagraph"/>
+        <w:numPr>
+          <w:ilvl w:val="0"/>
+          <w:numId w:val="2"/>
+        </w:numPr>
+      </w:pPr>
+      <w:r>
+        <w:rPr>
+          <w:rFonts w:ascii="Consolas" w:cs="Consolas" w:eastAsia="Consolas" w:hAnsi="Consolas"/>
+          <w:color w:val="3B2F8F"/>
+          <w:sz w:val="18"/>
+          <w:szCs w:val="18"/>
+        </w:rPr>
+        <w:t xml:space="preserve">docs/developpement/phases/PHASE_13_EXERCICE_PAR_LIEU_SAUVEGARDES_CHIFFREES_HORS_SERVEUR.md</w:t>
+      </w:r>
+      <w:r>
+        <w:t xml:space="preserve"> — créé — </w:t>
+      </w:r>
+      <w:hyperlink w:history="1" r:id="rIdk3bsoaurefq76oy7ondvc">
+        <w:r>
+          <w:rPr>
+            <w:rStyle w:val="Hyperlink"/>
+          </w:rPr>
+          <w:t xml:space="preserve">voir sur GitHub</w:t>
+        </w:r>
+      </w:hyperlink>
+    </w:p>
+    <w:p>
+      <w:pPr>
+        <w:pStyle w:val="ListParagraph"/>
+        <w:numPr>
+          <w:ilvl w:val="0"/>
+          <w:numId w:val="2"/>
+        </w:numPr>
+      </w:pPr>
+      <w:r>
+        <w:rPr>
+          <w:rFonts w:ascii="Consolas" w:cs="Consolas" w:eastAsia="Consolas" w:hAnsi="Consolas"/>
+          <w:color w:val="3B2F8F"/>
+          <w:sz w:val="18"/>
+          <w:szCs w:val="18"/>
+        </w:rPr>
+        <w:t xml:space="preserve">docs/developpement/phases/PHASE_14_MODE_FORMATION_FACTICE.md</w:t>
+      </w:r>
+      <w:r>
+        <w:t xml:space="preserve"> — créé — </w:t>
+      </w:r>
+      <w:hyperlink w:history="1" r:id="rIdp9duszsksgz5xno5rv4tl">
+        <w:r>
+          <w:rPr>
+            <w:rStyle w:val="Hyperlink"/>
+          </w:rPr>
+          <w:t xml:space="preserve">voir sur GitHub</w:t>
+        </w:r>
+      </w:hyperlink>
+    </w:p>
+    <w:p>
+      <w:pPr>
+        <w:pStyle w:val="ListParagraph"/>
+        <w:numPr>
+          <w:ilvl w:val="0"/>
+          <w:numId w:val="2"/>
+        </w:numPr>
+      </w:pPr>
+      <w:r>
+        <w:rPr>
+          <w:rFonts w:ascii="Consolas" w:cs="Consolas" w:eastAsia="Consolas" w:hAnsi="Consolas"/>
+          <w:color w:val="3B2F8F"/>
+          <w:sz w:val="18"/>
+          <w:szCs w:val="18"/>
+        </w:rPr>
+        <w:t xml:space="preserve">docs/developpement/phases/PHASE_15_EXPORT_POUR_LEXPERT_COMPTABLE.md</w:t>
+      </w:r>
+      <w:r>
+        <w:t xml:space="preserve"> — créé — </w:t>
+      </w:r>
+      <w:hyperlink w:history="1" r:id="rIdkseljm6-m_y1r6uj1zutv">
+        <w:r>
+          <w:rPr>
+            <w:rStyle w:val="Hyperlink"/>
+          </w:rPr>
+          <w:t xml:space="preserve">voir sur GitHub</w:t>
+        </w:r>
+      </w:hyperlink>
+    </w:p>
+    <w:p>
+      <w:pPr>
+        <w:pStyle w:val="ListParagraph"/>
+        <w:numPr>
+          <w:ilvl w:val="0"/>
+          <w:numId w:val="2"/>
+        </w:numPr>
+      </w:pPr>
+      <w:r>
+        <w:rPr>
+          <w:rFonts w:ascii="Consolas" w:cs="Consolas" w:eastAsia="Consolas" w:hAnsi="Consolas"/>
+          <w:color w:val="3B2F8F"/>
+          <w:sz w:val="18"/>
+          <w:szCs w:val="18"/>
+        </w:rPr>
+        <w:t xml:space="preserve">docs/developpement/phases/PHASE_16_CLICK_COLLECT_MOTEUR_DE_PRIX_ET_CATALOGUE.md</w:t>
+      </w:r>
+      <w:r>
+        <w:t xml:space="preserve"> — créé — </w:t>
+      </w:r>
+      <w:hyperlink w:history="1" r:id="rIdvyguwmcll37cmv1kl2lwh">
+        <w:r>
+          <w:rPr>
+            <w:rStyle w:val="Hyperlink"/>
+          </w:rPr>
+          <w:t xml:space="preserve">voir sur GitHub</w:t>
+        </w:r>
+      </w:hyperlink>
+    </w:p>
+    <w:p>
+      <w:pPr>
+        <w:pStyle w:val="ListParagraph"/>
+        <w:numPr>
+          <w:ilvl w:val="0"/>
+          <w:numId w:val="2"/>
+        </w:numPr>
+      </w:pPr>
+      <w:r>
+        <w:rPr>
+          <w:rFonts w:ascii="Consolas" w:cs="Consolas" w:eastAsia="Consolas" w:hAnsi="Consolas"/>
+          <w:color w:val="3B2F8F"/>
+          <w:sz w:val="18"/>
+          <w:szCs w:val="18"/>
+        </w:rPr>
+        <w:t xml:space="preserve">docs/developpement/phases/PHASE_17_VUE_TELEPHONE_EN_DIRECT.md</w:t>
+      </w:r>
+      <w:r>
+        <w:t xml:space="preserve"> — créé — </w:t>
+      </w:r>
+      <w:hyperlink w:history="1" r:id="rIdofomlla9jiffkhiiwgvkg">
+        <w:r>
+          <w:rPr>
+            <w:rStyle w:val="Hyperlink"/>
+          </w:rPr>
+          <w:t xml:space="preserve">voir sur GitHub</w:t>
+        </w:r>
+      </w:hyperlink>
+    </w:p>
+    <w:p>
+      <w:pPr>
+        <w:pStyle w:val="ListParagraph"/>
+        <w:numPr>
+          <w:ilvl w:val="0"/>
+          <w:numId w:val="2"/>
+        </w:numPr>
+      </w:pPr>
+      <w:r>
+        <w:rPr>
+          <w:rFonts w:ascii="Consolas" w:cs="Consolas" w:eastAsia="Consolas" w:hAnsi="Consolas"/>
+          <w:color w:val="3B2F8F"/>
+          <w:sz w:val="18"/>
+          <w:szCs w:val="18"/>
+        </w:rPr>
+        <w:t xml:space="preserve">docs/developpement/phases/PHASE_18_COUTS_PAR_BUVETTE.md</w:t>
+      </w:r>
+      <w:r>
+        <w:t xml:space="preserve"> — créé — </w:t>
+      </w:r>
+      <w:hyperlink w:history="1" r:id="rIdegeglmkxxrzfhtz7goh9w">
+        <w:r>
+          <w:rPr>
+            <w:rStyle w:val="Hyperlink"/>
+          </w:rPr>
+          <w:t xml:space="preserve">voir sur GitHub</w:t>
+        </w:r>
+      </w:hyperlink>
+    </w:p>
+    <w:p>
+      <w:pPr>
+        <w:pStyle w:val="ListParagraph"/>
+        <w:numPr>
+          <w:ilvl w:val="0"/>
+          <w:numId w:val="2"/>
+        </w:numPr>
+      </w:pPr>
+      <w:r>
+        <w:rPr>
+          <w:rFonts w:ascii="Consolas" w:cs="Consolas" w:eastAsia="Consolas" w:hAnsi="Consolas"/>
+          <w:color w:val="3B2F8F"/>
+          <w:sz w:val="18"/>
+          <w:szCs w:val="18"/>
+        </w:rPr>
+        <w:t xml:space="preserve">docs/developpement/phases/PHASE_19_FIDELITE_PARTIE_GESTION.md</w:t>
+      </w:r>
+      <w:r>
+        <w:t xml:space="preserve"> — créé — </w:t>
+      </w:r>
+      <w:hyperlink w:history="1" r:id="rIdhqw8668r18jvon6of1pcu">
+        <w:r>
+          <w:rPr>
+            <w:rStyle w:val="Hyperlink"/>
+          </w:rPr>
+          <w:t xml:space="preserve">voir sur GitHub</w:t>
+        </w:r>
+      </w:hyperlink>
+    </w:p>
+    <w:p>
+      <w:pPr>
+        <w:pStyle w:val="ListParagraph"/>
+        <w:numPr>
+          <w:ilvl w:val="0"/>
+          <w:numId w:val="2"/>
+        </w:numPr>
+      </w:pPr>
+      <w:r>
+        <w:rPr>
+          <w:rFonts w:ascii="Consolas" w:cs="Consolas" w:eastAsia="Consolas" w:hAnsi="Consolas"/>
+          <w:color w:val="3B2F8F"/>
+          <w:sz w:val="18"/>
+          <w:szCs w:val="18"/>
+        </w:rPr>
+        <w:t xml:space="preserve">docs/developpement/phases/PHASE_20_FACTURES_FOURNISSEURS.md</w:t>
+      </w:r>
+      <w:r>
+        <w:t xml:space="preserve"> — créé — </w:t>
+      </w:r>
+      <w:hyperlink w:history="1" r:id="rIdhguzt6gukofbxaeqzm7em">
+        <w:r>
+          <w:rPr>
+            <w:rStyle w:val="Hyperlink"/>
+          </w:rPr>
+          <w:t xml:space="preserve">voir sur GitHub</w:t>
+        </w:r>
+      </w:hyperlink>
+    </w:p>
+    <w:p>
+      <w:pPr>
+        <w:pStyle w:val="ListParagraph"/>
+        <w:numPr>
+          <w:ilvl w:val="0"/>
+          <w:numId w:val="2"/>
+        </w:numPr>
+      </w:pPr>
+      <w:r>
+        <w:rPr>
+          <w:rFonts w:ascii="Consolas" w:cs="Consolas" w:eastAsia="Consolas" w:hAnsi="Consolas"/>
+          <w:color w:val="3B2F8F"/>
+          <w:sz w:val="18"/>
+          <w:szCs w:val="18"/>
+        </w:rPr>
+        <w:t xml:space="preserve">docs/developpement/phases/PHASE_21_BACK_OFFICE_EDITEUR_NIVEAU_1.md</w:t>
+      </w:r>
+      <w:r>
+        <w:t xml:space="preserve"> — créé — </w:t>
+      </w:r>
+      <w:hyperlink w:history="1" r:id="rIdzh418v0b4pdf0zpeg9qzs">
+        <w:r>
+          <w:rPr>
+            <w:rStyle w:val="Hyperlink"/>
+          </w:rPr>
+          <w:t xml:space="preserve">voir sur GitHub</w:t>
+        </w:r>
+      </w:hyperlink>
+    </w:p>
+    <w:p>
+      <w:pPr>
+        <w:pStyle w:val="ListParagraph"/>
+        <w:numPr>
+          <w:ilvl w:val="0"/>
+          <w:numId w:val="2"/>
+        </w:numPr>
+      </w:pPr>
+      <w:r>
+        <w:rPr>
+          <w:rFonts w:ascii="Consolas" w:cs="Consolas" w:eastAsia="Consolas" w:hAnsi="Consolas"/>
+          <w:color w:val="3B2F8F"/>
+          <w:sz w:val="18"/>
+          <w:szCs w:val="18"/>
+        </w:rPr>
+        <w:t xml:space="preserve">docs/developpement/phases/PHASE_22_DECISIONS_DU_2026_10_01_ET_RECETTES.md</w:t>
+      </w:r>
+      <w:r>
+        <w:t xml:space="preserve"> — créé — </w:t>
+      </w:r>
+      <w:hyperlink w:history="1" r:id="rIdy4wlhjymzn7bnc2vba6n5">
+        <w:r>
+          <w:rPr>
+            <w:rStyle w:val="Hyperlink"/>
+          </w:rPr>
+          <w:t xml:space="preserve">voir sur GitHub</w:t>
+        </w:r>
+      </w:hyperlink>
+    </w:p>
+    <w:p>
+      <w:pPr>
+        <w:pStyle w:val="ListParagraph"/>
+        <w:numPr>
+          <w:ilvl w:val="0"/>
+          <w:numId w:val="2"/>
+        </w:numPr>
+      </w:pPr>
+      <w:r>
+        <w:rPr>
+          <w:rFonts w:ascii="Consolas" w:cs="Consolas" w:eastAsia="Consolas" w:hAnsi="Consolas"/>
+          <w:color w:val="3B2F8F"/>
+          <w:sz w:val="18"/>
+          <w:szCs w:val="18"/>
+        </w:rPr>
+        <w:t xml:space="preserve">docs/developpement/phases/PHASE_23_OPTIONS_PAR_LIEU_APPLICATION_INSTALLABLE_LOGO.md</w:t>
+      </w:r>
+      <w:r>
+        <w:t xml:space="preserve"> — créé — </w:t>
+      </w:r>
+      <w:hyperlink w:history="1" r:id="rIdporhwxneiwszw5l5kxm_a">
+        <w:r>
+          <w:rPr>
+            <w:rStyle w:val="Hyperlink"/>
+          </w:rPr>
+          <w:t xml:space="preserve">voir sur GitHub</w:t>
+        </w:r>
+      </w:hyperlink>
+    </w:p>
+    <w:p>
+      <w:pPr>
+        <w:pStyle w:val="ListParagraph"/>
+        <w:numPr>
+          <w:ilvl w:val="0"/>
+          <w:numId w:val="2"/>
+        </w:numPr>
+      </w:pPr>
+      <w:r>
+        <w:rPr>
+          <w:rFonts w:ascii="Consolas" w:cs="Consolas" w:eastAsia="Consolas" w:hAnsi="Consolas"/>
+          <w:color w:val="3B2F8F"/>
+          <w:sz w:val="18"/>
+          <w:szCs w:val="18"/>
+        </w:rPr>
+        <w:t xml:space="preserve">docs/developpement/phases/PHASE_24_ADRESSE_DU_SITE_FLAIXEXPERT_FLAIXLABS_COM.md</w:t>
+      </w:r>
+      <w:r>
+        <w:t xml:space="preserve"> — créé — </w:t>
+      </w:r>
+      <w:hyperlink w:history="1" r:id="rIdlkhxvcygns1glcg2mktji">
+        <w:r>
+          <w:rPr>
+            <w:rStyle w:val="Hyperlink"/>
+          </w:rPr>
+          <w:t xml:space="preserve">voir sur GitHub</w:t>
+        </w:r>
+      </w:hyperlink>
+    </w:p>
+    <w:p>
+      <w:pPr>
+        <w:pStyle w:val="ListParagraph"/>
+        <w:numPr>
+          <w:ilvl w:val="0"/>
+          <w:numId w:val="2"/>
+        </w:numPr>
+      </w:pPr>
+      <w:r>
+        <w:rPr>
+          <w:rFonts w:ascii="Consolas" w:cs="Consolas" w:eastAsia="Consolas" w:hAnsi="Consolas"/>
+          <w:color w:val="3B2F8F"/>
+          <w:sz w:val="18"/>
+          <w:szCs w:val="18"/>
+        </w:rPr>
+        <w:t xml:space="preserve">docs/developpement/phases/PHASE_25_MARQUE_FLAIX_EXPERT_LIEUX_ET_DIRECTEURS_DEPUIS_LE_BACK_OFFICE_MOTS_DE_.md</w:t>
+      </w:r>
+      <w:r>
+        <w:t xml:space="preserve"> — créé — </w:t>
+      </w:r>
+      <w:hyperlink w:history="1" r:id="rId5-434uvyldxmmx7jsxwys">
+        <w:r>
+          <w:rPr>
+            <w:rStyle w:val="Hyperlink"/>
+          </w:rPr>
+          <w:t xml:space="preserve">voir sur GitHub</w:t>
+        </w:r>
+      </w:hyperlink>
+    </w:p>
+    <w:p>
+      <w:pPr>
+        <w:pStyle w:val="ListParagraph"/>
+        <w:numPr>
+          <w:ilvl w:val="0"/>
+          <w:numId w:val="2"/>
+        </w:numPr>
+      </w:pPr>
+      <w:r>
+        <w:rPr>
+          <w:rFonts w:ascii="Consolas" w:cs="Consolas" w:eastAsia="Consolas" w:hAnsi="Consolas"/>
+          <w:color w:val="3B2F8F"/>
+          <w:sz w:val="18"/>
+          <w:szCs w:val="18"/>
+        </w:rPr>
+        <w:t xml:space="preserve">docs/developpement/phases/PHASE_26_CLICK_COLLECT_NEUTRE_EXPORT_COMPTABLE_DANS_LA_BASE_ASSIETTE_DE_LA_COMM.md</w:t>
+      </w:r>
+      <w:r>
+        <w:t xml:space="preserve"> — créé — </w:t>
+      </w:r>
+      <w:hyperlink w:history="1" r:id="rIdrv-dxrcba6ifufrfd_c5i">
+        <w:r>
+          <w:rPr>
+            <w:rStyle w:val="Hyperlink"/>
+          </w:rPr>
+          <w:t xml:space="preserve">voir sur GitHub</w:t>
+        </w:r>
+      </w:hyperlink>
+    </w:p>
+    <w:p>
+      <w:pPr>
+        <w:pStyle w:val="ListParagraph"/>
+        <w:numPr>
+          <w:ilvl w:val="0"/>
+          <w:numId w:val="2"/>
+        </w:numPr>
+      </w:pPr>
+      <w:r>
+        <w:rPr>
+          <w:rFonts w:ascii="Consolas" w:cs="Consolas" w:eastAsia="Consolas" w:hAnsi="Consolas"/>
+          <w:color w:val="3B2F8F"/>
+          <w:sz w:val="18"/>
+          <w:szCs w:val="18"/>
+        </w:rPr>
+        <w:t xml:space="preserve">docs/developpement/phases/PHASE_27_STOCK_DES_INGREDIENTS_AU_CHOIX_BIERE_PRESSION.md</w:t>
+      </w:r>
+      <w:r>
+        <w:t xml:space="preserve"> — créé — </w:t>
+      </w:r>
+      <w:hyperlink w:history="1" r:id="rIdoiqsitq4v8ymxcj041aug">
+        <w:r>
+          <w:rPr>
+            <w:rStyle w:val="Hyperlink"/>
+          </w:rPr>
+          <w:t xml:space="preserve">voir sur GitHub</w:t>
+        </w:r>
+      </w:hyperlink>
+    </w:p>
+    <w:p>
+      <w:pPr>
+        <w:pStyle w:val="ListParagraph"/>
+        <w:numPr>
+          <w:ilvl w:val="0"/>
+          <w:numId w:val="2"/>
+        </w:numPr>
+      </w:pPr>
+      <w:r>
+        <w:rPr>
+          <w:rFonts w:ascii="Consolas" w:cs="Consolas" w:eastAsia="Consolas" w:hAnsi="Consolas"/>
+          <w:color w:val="3B2F8F"/>
+          <w:sz w:val="18"/>
+          <w:szCs w:val="18"/>
+        </w:rPr>
+        <w:t xml:space="preserve">docs/developpement/phases/PHASE_28_LOGO_OFFICIEL_V2.md</w:t>
+      </w:r>
+      <w:r>
+        <w:t xml:space="preserve"> — créé — </w:t>
+      </w:r>
+      <w:hyperlink w:history="1" r:id="rIdcrsj4ulmbazmlriwwpnrm">
+        <w:r>
+          <w:rPr>
+            <w:rStyle w:val="Hyperlink"/>
+          </w:rPr>
+          <w:t xml:space="preserve">voir sur GitHub</w:t>
+        </w:r>
+      </w:hyperlink>
+    </w:p>
+    <w:p>
+      <w:pPr>
+        <w:pStyle w:val="ListParagraph"/>
+        <w:numPr>
+          <w:ilvl w:val="0"/>
+          <w:numId w:val="2"/>
+        </w:numPr>
+      </w:pPr>
+      <w:r>
+        <w:rPr>
+          <w:rFonts w:ascii="Consolas" w:cs="Consolas" w:eastAsia="Consolas" w:hAnsi="Consolas"/>
+          <w:color w:val="3B2F8F"/>
+          <w:sz w:val="18"/>
+          <w:szCs w:val="18"/>
+        </w:rPr>
+        <w:t xml:space="preserve">docs/developpement/phases/PHASE_29_DOSSIER_DE_CONFORMITE_V0_1.md</w:t>
+      </w:r>
+      <w:r>
+        <w:t xml:space="preserve"> — créé — </w:t>
+      </w:r>
+      <w:hyperlink w:history="1" r:id="rIdp0gohezywgg03iqrkg3uo">
+        <w:r>
+          <w:rPr>
+            <w:rStyle w:val="Hyperlink"/>
+          </w:rPr>
+          <w:t xml:space="preserve">voir sur GitHub</w:t>
+        </w:r>
+      </w:hyperlink>
+    </w:p>
+    <w:p>
+      <w:pPr>
+        <w:pStyle w:val="ListParagraph"/>
+        <w:numPr>
+          <w:ilvl w:val="0"/>
+          <w:numId w:val="2"/>
+        </w:numPr>
+      </w:pPr>
+      <w:r>
+        <w:rPr>
+          <w:rFonts w:ascii="Consolas" w:cs="Consolas" w:eastAsia="Consolas" w:hAnsi="Consolas"/>
+          <w:color w:val="3B2F8F"/>
+          <w:sz w:val="18"/>
+          <w:szCs w:val="18"/>
+        </w:rPr>
+        <w:t xml:space="preserve">docs/developpement/phases/PHASE_30_FIDELITE_A_LA_CAISSE_CODE_PROMO_ET_POINTS_DANS_LE_TICKET_SCELLE.md</w:t>
+      </w:r>
+      <w:r>
+        <w:t xml:space="preserve"> — créé — </w:t>
+      </w:r>
+      <w:hyperlink w:history="1" r:id="rIdo_pnhl95aob-r7tovcppo">
+        <w:r>
+          <w:rPr>
+            <w:rStyle w:val="Hyperlink"/>
+          </w:rPr>
+          <w:t xml:space="preserve">voir sur GitHub</w:t>
+        </w:r>
+      </w:hyperlink>
+    </w:p>
+    <w:p>
+      <w:pPr>
+        <w:pStyle w:val="ListParagraph"/>
+        <w:numPr>
+          <w:ilvl w:val="0"/>
+          <w:numId w:val="2"/>
+        </w:numPr>
+      </w:pPr>
+      <w:r>
+        <w:rPr>
+          <w:rFonts w:ascii="Consolas" w:cs="Consolas" w:eastAsia="Consolas" w:hAnsi="Consolas"/>
+          <w:color w:val="3B2F8F"/>
+          <w:sz w:val="18"/>
+          <w:szCs w:val="18"/>
+        </w:rPr>
+        <w:t xml:space="preserve">docs/developpement/phases/PHASE_31_SUIVI_DU_DEVELOPPEMENT_ET_PREPARATION_DE_LAUDIT_CODEX.md</w:t>
+      </w:r>
+      <w:r>
+        <w:t xml:space="preserve"> — créé (n'existe plus)</w:t>
+      </w:r>
+    </w:p>
+    <w:p>
+      <w:pPr>
+        <w:pStyle w:val="ListParagraph"/>
+        <w:numPr>
+          <w:ilvl w:val="0"/>
+          <w:numId w:val="2"/>
+        </w:numPr>
+      </w:pPr>
+      <w:r>
+        <w:rPr>
+          <w:rFonts w:ascii="Consolas" w:cs="Consolas" w:eastAsia="Consolas" w:hAnsi="Consolas"/>
+          <w:color w:val="3B2F8F"/>
+          <w:sz w:val="18"/>
+          <w:szCs w:val="18"/>
+        </w:rPr>
+        <w:t xml:space="preserve">docs/developpement/phases/README.md</w:t>
+      </w:r>
+      <w:r>
+        <w:t xml:space="preserve"> — créé (n'existe plus)</w:t>
+      </w:r>
+    </w:p>
+    <w:p>
+      <w:pPr>
+        <w:pStyle w:val="ListParagraph"/>
+        <w:numPr>
+          <w:ilvl w:val="0"/>
+          <w:numId w:val="2"/>
+        </w:numPr>
+      </w:pPr>
+      <w:r>
+        <w:rPr>
+          <w:rFonts w:ascii="Consolas" w:cs="Consolas" w:eastAsia="Consolas" w:hAnsi="Consolas"/>
+          <w:color w:val="3B2F8F"/>
+          <w:sz w:val="18"/>
+          <w:szCs w:val="18"/>
+        </w:rPr>
+        <w:t xml:space="preserve">docs/developpement/phases/word/PHASE_00_SOCLE_DE_PRODUCTION_ET_CONFIGURATION_DUN_LIEU_VIDE.docx</w:t>
+      </w:r>
+      <w:r>
+        <w:t xml:space="preserve"> — créé (n'existe plus)</w:t>
+      </w:r>
+    </w:p>
+    <w:p>
+      <w:pPr>
+        <w:pStyle w:val="ListParagraph"/>
+        <w:numPr>
+          <w:ilvl w:val="0"/>
+          <w:numId w:val="2"/>
+        </w:numPr>
+      </w:pPr>
+      <w:r>
+        <w:rPr>
+          <w:rFonts w:ascii="Consolas" w:cs="Consolas" w:eastAsia="Consolas" w:hAnsi="Consolas"/>
+          <w:color w:val="3B2F8F"/>
+          <w:sz w:val="18"/>
+          <w:szCs w:val="18"/>
+        </w:rPr>
+        <w:t xml:space="preserve">docs/developpement/phases/word/PHASE_01_MATCHS_CAISSE_MES_CAISSES_JOURNAL_DES_TICKETS.docx</w:t>
+      </w:r>
+      <w:r>
+        <w:t xml:space="preserve"> — créé (n'existe plus)</w:t>
+      </w:r>
+    </w:p>
+    <w:p>
+      <w:pPr>
+        <w:pStyle w:val="ListParagraph"/>
+        <w:numPr>
+          <w:ilvl w:val="0"/>
+          <w:numId w:val="2"/>
+        </w:numPr>
+      </w:pPr>
+      <w:r>
+        <w:rPr>
+          <w:rFonts w:ascii="Consolas" w:cs="Consolas" w:eastAsia="Consolas" w:hAnsi="Consolas"/>
+          <w:color w:val="3B2F8F"/>
+          <w:sz w:val="18"/>
+          <w:szCs w:val="18"/>
+        </w:rPr>
+        <w:t xml:space="preserve">docs/developpement/phases/word/PHASE_02_RETOUR_DE_DEMONSTRATION_ORGANISATION_EN_6_ENTREES_MAQUETTES.docx</w:t>
+      </w:r>
+      <w:r>
+        <w:t xml:space="preserve"> — créé (n'existe plus)</w:t>
+      </w:r>
+    </w:p>
+    <w:p>
+      <w:pPr>
+        <w:pStyle w:val="ListParagraph"/>
+        <w:numPr>
+          <w:ilvl w:val="0"/>
+          <w:numId w:val="2"/>
+        </w:numPr>
+      </w:pPr>
+      <w:r>
+        <w:rPr>
+          <w:rFonts w:ascii="Consolas" w:cs="Consolas" w:eastAsia="Consolas" w:hAnsi="Consolas"/>
+          <w:color w:val="3B2F8F"/>
+          <w:sz w:val="18"/>
+          <w:szCs w:val="18"/>
+        </w:rPr>
+        <w:t xml:space="preserve">docs/developpement/phases/word/PHASE_03_VENTE_SANS_RESEAU_LA_TABLETTE_SCELLE_LE_SERVEUR_VERIFIE.docx</w:t>
+      </w:r>
+      <w:r>
+        <w:t xml:space="preserve"> — créé (n'existe plus)</w:t>
+      </w:r>
+    </w:p>
+    <w:p>
+      <w:pPr>
+        <w:pStyle w:val="ListParagraph"/>
+        <w:numPr>
+          <w:ilvl w:val="0"/>
+          <w:numId w:val="2"/>
+        </w:numPr>
+      </w:pPr>
+      <w:r>
+        <w:rPr>
+          <w:rFonts w:ascii="Consolas" w:cs="Consolas" w:eastAsia="Consolas" w:hAnsi="Consolas"/>
+          <w:color w:val="3B2F8F"/>
+          <w:sz w:val="18"/>
+          <w:szCs w:val="18"/>
+        </w:rPr>
+        <w:t xml:space="preserve">docs/developpement/phases/word/PHASE_04_SERVEUR_DE_TEST_OVH.docx</w:t>
+      </w:r>
+      <w:r>
+        <w:t xml:space="preserve"> — créé (n'existe plus)</w:t>
+      </w:r>
+    </w:p>
+    <w:p>
+      <w:pPr>
+        <w:pStyle w:val="ListParagraph"/>
+        <w:numPr>
+          <w:ilvl w:val="0"/>
+          <w:numId w:val="2"/>
+        </w:numPr>
+      </w:pPr>
+      <w:r>
+        <w:rPr>
+          <w:rFonts w:ascii="Consolas" w:cs="Consolas" w:eastAsia="Consolas" w:hAnsi="Consolas"/>
+          <w:color w:val="3B2F8F"/>
+          <w:sz w:val="18"/>
+          <w:szCs w:val="18"/>
+        </w:rPr>
+        <w:t xml:space="preserve">docs/developpement/phases/word/PHASE_05_COMPTES_DES_CAISSIERES_ET_TABLETTES_ENREGISTREES.docx</w:t>
+      </w:r>
+      <w:r>
+        <w:t xml:space="preserve"> — créé (n'existe plus)</w:t>
+      </w:r>
+    </w:p>
+    <w:p>
+      <w:pPr>
+        <w:pStyle w:val="ListParagraph"/>
+        <w:numPr>
+          <w:ilvl w:val="0"/>
+          <w:numId w:val="2"/>
+        </w:numPr>
+      </w:pPr>
+      <w:r>
+        <w:rPr>
+          <w:rFonts w:ascii="Consolas" w:cs="Consolas" w:eastAsia="Consolas" w:hAnsi="Consolas"/>
+          <w:color w:val="3B2F8F"/>
+          <w:sz w:val="18"/>
+          <w:szCs w:val="18"/>
+        </w:rPr>
+        <w:t xml:space="preserve">docs/developpement/phases/word/PHASE_06_TICKET_CLIENT_SUR_DEMANDE_ET_DUPLICATA.docx</w:t>
+      </w:r>
+      <w:r>
+        <w:t xml:space="preserve"> — créé (n'existe plus)</w:t>
+      </w:r>
+    </w:p>
+    <w:p>
+      <w:pPr>
+        <w:pStyle w:val="ListParagraph"/>
+        <w:numPr>
+          <w:ilvl w:val="0"/>
+          <w:numId w:val="2"/>
+        </w:numPr>
+      </w:pPr>
+      <w:r>
+        <w:rPr>
+          <w:rFonts w:ascii="Consolas" w:cs="Consolas" w:eastAsia="Consolas" w:hAnsi="Consolas"/>
+          <w:color w:val="3B2F8F"/>
+          <w:sz w:val="18"/>
+          <w:szCs w:val="18"/>
+        </w:rPr>
+        <w:t xml:space="preserve">docs/developpement/phases/word/PHASE_07_CLOTURE_DU_MATCH_Z_DES_TIROIRS_RECTIFICATION_SIGNEE.docx</w:t>
+      </w:r>
+      <w:r>
+        <w:t xml:space="preserve"> — créé (n'existe plus)</w:t>
+      </w:r>
+    </w:p>
+    <w:p>
+      <w:pPr>
+        <w:pStyle w:val="ListParagraph"/>
+        <w:numPr>
+          <w:ilvl w:val="0"/>
+          <w:numId w:val="2"/>
+        </w:numPr>
+      </w:pPr>
+      <w:r>
+        <w:rPr>
+          <w:rFonts w:ascii="Consolas" w:cs="Consolas" w:eastAsia="Consolas" w:hAnsi="Consolas"/>
+          <w:color w:val="3B2F8F"/>
+          <w:sz w:val="18"/>
+          <w:szCs w:val="18"/>
+        </w:rPr>
+        <w:t xml:space="preserve">docs/developpement/phases/word/PHASE_08_RESULTATS_SUR_LES_VRAIES_VENTES.docx</w:t>
+      </w:r>
+      <w:r>
+        <w:t xml:space="preserve"> — créé (n'existe plus)</w:t>
+      </w:r>
+    </w:p>
+    <w:p>
+      <w:pPr>
+        <w:pStyle w:val="ListParagraph"/>
+        <w:numPr>
+          <w:ilvl w:val="0"/>
+          <w:numId w:val="2"/>
+        </w:numPr>
+      </w:pPr>
+      <w:r>
+        <w:rPr>
+          <w:rFonts w:ascii="Consolas" w:cs="Consolas" w:eastAsia="Consolas" w:hAnsi="Consolas"/>
+          <w:color w:val="3B2F8F"/>
+          <w:sz w:val="18"/>
+          <w:szCs w:val="18"/>
+        </w:rPr>
+        <w:t xml:space="preserve">docs/developpement/phases/word/PHASE_09_EQUIPE_FICHES_PLANNING_MASSE_SALARIALE.docx</w:t>
+      </w:r>
+      <w:r>
+        <w:t xml:space="preserve"> — créé (n'existe plus)</w:t>
+      </w:r>
+    </w:p>
+    <w:p>
+      <w:pPr>
+        <w:pStyle w:val="ListParagraph"/>
+        <w:numPr>
+          <w:ilvl w:val="0"/>
+          <w:numId w:val="2"/>
+        </w:numPr>
+      </w:pPr>
+      <w:r>
+        <w:rPr>
+          <w:rFonts w:ascii="Consolas" w:cs="Consolas" w:eastAsia="Consolas" w:hAnsi="Consolas"/>
+          <w:color w:val="3B2F8F"/>
+          <w:sz w:val="18"/>
+          <w:szCs w:val="18"/>
+        </w:rPr>
+        <w:t xml:space="preserve">docs/developpement/phases/word/PHASE_10_STOCK_RESERVE_LIVRAISONS_AU_CUMP_MISE_EN_PLACE_COMPTAGE.docx</w:t>
+      </w:r>
+      <w:r>
+        <w:t xml:space="preserve"> — créé (n'existe plus)</w:t>
+      </w:r>
+    </w:p>
+    <w:p>
+      <w:pPr>
+        <w:pStyle w:val="ListParagraph"/>
+        <w:numPr>
+          <w:ilvl w:val="0"/>
+          <w:numId w:val="2"/>
+        </w:numPr>
+      </w:pPr>
+      <w:r>
+        <w:rPr>
+          <w:rFonts w:ascii="Consolas" w:cs="Consolas" w:eastAsia="Consolas" w:hAnsi="Consolas"/>
+          <w:color w:val="3B2F8F"/>
+          <w:sz w:val="18"/>
+          <w:szCs w:val="18"/>
+        </w:rPr>
+        <w:t xml:space="preserve">docs/developpement/phases/word/PHASE_11_REMONTEES_AU_COFFRE_ET_Z_DU_COFFRE.docx</w:t>
+      </w:r>
+      <w:r>
+        <w:t xml:space="preserve"> — créé (n'existe plus)</w:t>
+      </w:r>
+    </w:p>
+    <w:p>
+      <w:pPr>
+        <w:pStyle w:val="ListParagraph"/>
+        <w:numPr>
+          <w:ilvl w:val="0"/>
+          <w:numId w:val="2"/>
+        </w:numPr>
+      </w:pPr>
+      <w:r>
+        <w:rPr>
+          <w:rFonts w:ascii="Consolas" w:cs="Consolas" w:eastAsia="Consolas" w:hAnsi="Consolas"/>
+          <w:color w:val="3B2F8F"/>
+          <w:sz w:val="18"/>
+          <w:szCs w:val="18"/>
+        </w:rPr>
+        <w:t xml:space="preserve">docs/developpement/phases/word/PHASE_12_CLOTURES_MENSUELLE_ET_ANNUELLE_TOTAL_PERPETUEL.docx</w:t>
+      </w:r>
+      <w:r>
+        <w:t xml:space="preserve"> — créé (n'existe plus)</w:t>
+      </w:r>
+    </w:p>
+    <w:p>
+      <w:pPr>
+        <w:pStyle w:val="ListParagraph"/>
+        <w:numPr>
+          <w:ilvl w:val="0"/>
+          <w:numId w:val="2"/>
+        </w:numPr>
+      </w:pPr>
+      <w:r>
+        <w:rPr>
+          <w:rFonts w:ascii="Consolas" w:cs="Consolas" w:eastAsia="Consolas" w:hAnsi="Consolas"/>
+          <w:color w:val="3B2F8F"/>
+          <w:sz w:val="18"/>
+          <w:szCs w:val="18"/>
+        </w:rPr>
+        <w:t xml:space="preserve">docs/developpement/phases/word/PHASE_13_EXERCICE_PAR_LIEU_SAUVEGARDES_CHIFFREES_HORS_SERVEUR.docx</w:t>
+      </w:r>
+      <w:r>
+        <w:t xml:space="preserve"> — créé (n'existe plus)</w:t>
+      </w:r>
+    </w:p>
+    <w:p>
+      <w:pPr>
+        <w:pStyle w:val="ListParagraph"/>
+        <w:numPr>
+          <w:ilvl w:val="0"/>
+          <w:numId w:val="2"/>
+        </w:numPr>
+      </w:pPr>
+      <w:r>
+        <w:rPr>
+          <w:rFonts w:ascii="Consolas" w:cs="Consolas" w:eastAsia="Consolas" w:hAnsi="Consolas"/>
+          <w:color w:val="3B2F8F"/>
+          <w:sz w:val="18"/>
+          <w:szCs w:val="18"/>
+        </w:rPr>
+        <w:t xml:space="preserve">docs/developpement/phases/word/PHASE_14_MODE_FORMATION_FACTICE.docx</w:t>
+      </w:r>
+      <w:r>
+        <w:t xml:space="preserve"> — créé (n'existe plus)</w:t>
+      </w:r>
+    </w:p>
+    <w:p>
+      <w:pPr>
+        <w:pStyle w:val="ListParagraph"/>
+        <w:numPr>
+          <w:ilvl w:val="0"/>
+          <w:numId w:val="2"/>
+        </w:numPr>
+      </w:pPr>
+      <w:r>
+        <w:rPr>
+          <w:rFonts w:ascii="Consolas" w:cs="Consolas" w:eastAsia="Consolas" w:hAnsi="Consolas"/>
+          <w:color w:val="3B2F8F"/>
+          <w:sz w:val="18"/>
+          <w:szCs w:val="18"/>
+        </w:rPr>
+        <w:t xml:space="preserve">docs/developpement/phases/word/PHASE_15_EXPORT_POUR_LEXPERT_COMPTABLE.docx</w:t>
+      </w:r>
+      <w:r>
+        <w:t xml:space="preserve"> — créé (n'existe plus)</w:t>
+      </w:r>
+    </w:p>
+    <w:p>
+      <w:pPr>
+        <w:pStyle w:val="ListParagraph"/>
+        <w:numPr>
+          <w:ilvl w:val="0"/>
+          <w:numId w:val="2"/>
+        </w:numPr>
+      </w:pPr>
+      <w:r>
+        <w:rPr>
+          <w:rFonts w:ascii="Consolas" w:cs="Consolas" w:eastAsia="Consolas" w:hAnsi="Consolas"/>
+          <w:color w:val="3B2F8F"/>
+          <w:sz w:val="18"/>
+          <w:szCs w:val="18"/>
+        </w:rPr>
+        <w:t xml:space="preserve">docs/developpement/phases/word/PHASE_16_CLICK_COLLECT_MOTEUR_DE_PRIX_ET_CATALOGUE.docx</w:t>
+      </w:r>
+      <w:r>
+        <w:t xml:space="preserve"> — créé (n'existe plus)</w:t>
+      </w:r>
+    </w:p>
+    <w:p>
+      <w:pPr>
+        <w:pStyle w:val="ListParagraph"/>
+        <w:numPr>
+          <w:ilvl w:val="0"/>
+          <w:numId w:val="2"/>
+        </w:numPr>
+      </w:pPr>
+      <w:r>
+        <w:rPr>
+          <w:rFonts w:ascii="Consolas" w:cs="Consolas" w:eastAsia="Consolas" w:hAnsi="Consolas"/>
+          <w:color w:val="3B2F8F"/>
+          <w:sz w:val="18"/>
+          <w:szCs w:val="18"/>
+        </w:rPr>
+        <w:t xml:space="preserve">docs/developpement/phases/word/PHASE_17_VUE_TELEPHONE_EN_DIRECT.docx</w:t>
+      </w:r>
+      <w:r>
+        <w:t xml:space="preserve"> — créé (n'existe plus)</w:t>
+      </w:r>
+    </w:p>
+    <w:p>
+      <w:pPr>
+        <w:pStyle w:val="ListParagraph"/>
+        <w:numPr>
+          <w:ilvl w:val="0"/>
+          <w:numId w:val="2"/>
+        </w:numPr>
+      </w:pPr>
+      <w:r>
+        <w:rPr>
+          <w:rFonts w:ascii="Consolas" w:cs="Consolas" w:eastAsia="Consolas" w:hAnsi="Consolas"/>
+          <w:color w:val="3B2F8F"/>
+          <w:sz w:val="18"/>
+          <w:szCs w:val="18"/>
+        </w:rPr>
+        <w:t xml:space="preserve">docs/developpement/phases/word/PHASE_18_COUTS_PAR_BUVETTE.docx</w:t>
+      </w:r>
+      <w:r>
+        <w:t xml:space="preserve"> — créé (n'existe plus)</w:t>
+      </w:r>
+    </w:p>
+    <w:p>
+      <w:pPr>
+        <w:pStyle w:val="ListParagraph"/>
+        <w:numPr>
+          <w:ilvl w:val="0"/>
+          <w:numId w:val="2"/>
+        </w:numPr>
+      </w:pPr>
+      <w:r>
+        <w:rPr>
+          <w:rFonts w:ascii="Consolas" w:cs="Consolas" w:eastAsia="Consolas" w:hAnsi="Consolas"/>
+          <w:color w:val="3B2F8F"/>
+          <w:sz w:val="18"/>
+          <w:szCs w:val="18"/>
+        </w:rPr>
+        <w:t xml:space="preserve">docs/developpement/phases/word/PHASE_19_FIDELITE_PARTIE_GESTION.docx</w:t>
+      </w:r>
+      <w:r>
+        <w:t xml:space="preserve"> — créé (n'existe plus)</w:t>
+      </w:r>
+    </w:p>
+    <w:p>
+      <w:pPr>
+        <w:pStyle w:val="ListParagraph"/>
+        <w:numPr>
+          <w:ilvl w:val="0"/>
+          <w:numId w:val="2"/>
+        </w:numPr>
+      </w:pPr>
+      <w:r>
+        <w:rPr>
+          <w:rFonts w:ascii="Consolas" w:cs="Consolas" w:eastAsia="Consolas" w:hAnsi="Consolas"/>
+          <w:color w:val="3B2F8F"/>
+          <w:sz w:val="18"/>
+          <w:szCs w:val="18"/>
+        </w:rPr>
+        <w:t xml:space="preserve">docs/developpement/phases/word/PHASE_20_FACTURES_FOURNISSEURS.docx</w:t>
+      </w:r>
+      <w:r>
+        <w:t xml:space="preserve"> — créé (n'existe plus)</w:t>
+      </w:r>
+    </w:p>
+    <w:p>
+      <w:pPr>
+        <w:pStyle w:val="ListParagraph"/>
+        <w:numPr>
+          <w:ilvl w:val="0"/>
+          <w:numId w:val="2"/>
+        </w:numPr>
+      </w:pPr>
+      <w:r>
+        <w:rPr>
+          <w:rFonts w:ascii="Consolas" w:cs="Consolas" w:eastAsia="Consolas" w:hAnsi="Consolas"/>
+          <w:color w:val="3B2F8F"/>
+          <w:sz w:val="18"/>
+          <w:szCs w:val="18"/>
+        </w:rPr>
+        <w:t xml:space="preserve">docs/developpement/phases/word/PHASE_21_BACK_OFFICE_EDITEUR_NIVEAU_1.docx</w:t>
+      </w:r>
+      <w:r>
+        <w:t xml:space="preserve"> — créé (n'existe plus)</w:t>
+      </w:r>
+    </w:p>
+    <w:p>
+      <w:pPr>
+        <w:pStyle w:val="ListParagraph"/>
+        <w:numPr>
+          <w:ilvl w:val="0"/>
+          <w:numId w:val="2"/>
+        </w:numPr>
+      </w:pPr>
+      <w:r>
+        <w:rPr>
+          <w:rFonts w:ascii="Consolas" w:cs="Consolas" w:eastAsia="Consolas" w:hAnsi="Consolas"/>
+          <w:color w:val="3B2F8F"/>
+          <w:sz w:val="18"/>
+          <w:szCs w:val="18"/>
+        </w:rPr>
+        <w:t xml:space="preserve">docs/developpement/phases/word/PHASE_22_DECISIONS_DU_2026_10_01_ET_RECETTES.docx</w:t>
+      </w:r>
+      <w:r>
+        <w:t xml:space="preserve"> — créé (n'existe plus)</w:t>
+      </w:r>
+    </w:p>
+    <w:p>
+      <w:pPr>
+        <w:pStyle w:val="ListParagraph"/>
+        <w:numPr>
+          <w:ilvl w:val="0"/>
+          <w:numId w:val="2"/>
+        </w:numPr>
+      </w:pPr>
+      <w:r>
+        <w:rPr>
+          <w:rFonts w:ascii="Consolas" w:cs="Consolas" w:eastAsia="Consolas" w:hAnsi="Consolas"/>
+          <w:color w:val="3B2F8F"/>
+          <w:sz w:val="18"/>
+          <w:szCs w:val="18"/>
+        </w:rPr>
+        <w:t xml:space="preserve">docs/developpement/phases/word/PHASE_23_OPTIONS_PAR_LIEU_APPLICATION_INSTALLABLE_LOGO.docx</w:t>
+      </w:r>
+      <w:r>
+        <w:t xml:space="preserve"> — créé (n'existe plus)</w:t>
+      </w:r>
+    </w:p>
+    <w:p>
+      <w:pPr>
+        <w:pStyle w:val="ListParagraph"/>
+        <w:numPr>
+          <w:ilvl w:val="0"/>
+          <w:numId w:val="2"/>
+        </w:numPr>
+      </w:pPr>
+      <w:r>
+        <w:rPr>
+          <w:rFonts w:ascii="Consolas" w:cs="Consolas" w:eastAsia="Consolas" w:hAnsi="Consolas"/>
+          <w:color w:val="3B2F8F"/>
+          <w:sz w:val="18"/>
+          <w:szCs w:val="18"/>
+        </w:rPr>
+        <w:t xml:space="preserve">docs/developpement/phases/word/PHASE_24_ADRESSE_DU_SITE_FLAIXEXPERT_FLAIXLABS_COM.docx</w:t>
+      </w:r>
+      <w:r>
+        <w:t xml:space="preserve"> — créé (n'existe plus)</w:t>
+      </w:r>
+    </w:p>
+    <w:p>
+      <w:pPr>
+        <w:pStyle w:val="ListParagraph"/>
+        <w:numPr>
+          <w:ilvl w:val="0"/>
+          <w:numId w:val="2"/>
+        </w:numPr>
+      </w:pPr>
+      <w:r>
+        <w:rPr>
+          <w:rFonts w:ascii="Consolas" w:cs="Consolas" w:eastAsia="Consolas" w:hAnsi="Consolas"/>
+          <w:color w:val="3B2F8F"/>
+          <w:sz w:val="18"/>
+          <w:szCs w:val="18"/>
+        </w:rPr>
+        <w:t xml:space="preserve">docs/developpement/phases/word/PHASE_25_MARQUE_FLAIX_EXPERT_LIEUX_ET_DIRECTEURS_DEPUIS_LE_BACK_OFFICE_MOTS_DE_.docx</w:t>
+      </w:r>
+      <w:r>
+        <w:t xml:space="preserve"> — créé (n'existe plus)</w:t>
+      </w:r>
+    </w:p>
+    <w:p>
+      <w:pPr>
+        <w:pStyle w:val="ListParagraph"/>
+        <w:numPr>
+          <w:ilvl w:val="0"/>
+          <w:numId w:val="2"/>
+        </w:numPr>
+      </w:pPr>
+      <w:r>
+        <w:rPr>
+          <w:rFonts w:ascii="Consolas" w:cs="Consolas" w:eastAsia="Consolas" w:hAnsi="Consolas"/>
+          <w:color w:val="3B2F8F"/>
+          <w:sz w:val="18"/>
+          <w:szCs w:val="18"/>
+        </w:rPr>
+        <w:t xml:space="preserve">docs/developpement/phases/word/PHASE_26_CLICK_COLLECT_NEUTRE_EXPORT_COMPTABLE_DANS_LA_BASE_ASSIETTE_DE_LA_COMM.docx</w:t>
+      </w:r>
+      <w:r>
+        <w:t xml:space="preserve"> — créé (n'existe plus)</w:t>
+      </w:r>
+    </w:p>
+    <w:p>
+      <w:pPr>
+        <w:pStyle w:val="ListParagraph"/>
+        <w:numPr>
+          <w:ilvl w:val="0"/>
+          <w:numId w:val="2"/>
+        </w:numPr>
+      </w:pPr>
+      <w:r>
+        <w:rPr>
+          <w:rFonts w:ascii="Consolas" w:cs="Consolas" w:eastAsia="Consolas" w:hAnsi="Consolas"/>
+          <w:color w:val="3B2F8F"/>
+          <w:sz w:val="18"/>
+          <w:szCs w:val="18"/>
+        </w:rPr>
+        <w:t xml:space="preserve">docs/developpement/phases/word/PHASE_27_STOCK_DES_INGREDIENTS_AU_CHOIX_BIERE_PRESSION.docx</w:t>
+      </w:r>
+      <w:r>
+        <w:t xml:space="preserve"> — créé (n'existe plus)</w:t>
+      </w:r>
+    </w:p>
+    <w:p>
+      <w:pPr>
+        <w:pStyle w:val="ListParagraph"/>
+        <w:numPr>
+          <w:ilvl w:val="0"/>
+          <w:numId w:val="2"/>
+        </w:numPr>
+      </w:pPr>
+      <w:r>
+        <w:rPr>
+          <w:rFonts w:ascii="Consolas" w:cs="Consolas" w:eastAsia="Consolas" w:hAnsi="Consolas"/>
+          <w:color w:val="3B2F8F"/>
+          <w:sz w:val="18"/>
+          <w:szCs w:val="18"/>
+        </w:rPr>
+        <w:t xml:space="preserve">docs/developpement/phases/word/PHASE_28_LOGO_OFFICIEL_V2.docx</w:t>
+      </w:r>
+      <w:r>
+        <w:t xml:space="preserve"> — créé (n'existe plus)</w:t>
+      </w:r>
+    </w:p>
+    <w:p>
+      <w:pPr>
+        <w:pStyle w:val="ListParagraph"/>
+        <w:numPr>
+          <w:ilvl w:val="0"/>
+          <w:numId w:val="2"/>
+        </w:numPr>
+      </w:pPr>
+      <w:r>
+        <w:rPr>
+          <w:rFonts w:ascii="Consolas" w:cs="Consolas" w:eastAsia="Consolas" w:hAnsi="Consolas"/>
+          <w:color w:val="3B2F8F"/>
+          <w:sz w:val="18"/>
+          <w:szCs w:val="18"/>
+        </w:rPr>
+        <w:t xml:space="preserve">docs/developpement/phases/word/PHASE_29_DOSSIER_DE_CONFORMITE_V0_1.docx</w:t>
+      </w:r>
+      <w:r>
+        <w:t xml:space="preserve"> — créé (n'existe plus)</w:t>
+      </w:r>
+    </w:p>
+    <w:p>
+      <w:pPr>
+        <w:pStyle w:val="ListParagraph"/>
+        <w:numPr>
+          <w:ilvl w:val="0"/>
+          <w:numId w:val="2"/>
+        </w:numPr>
+      </w:pPr>
+      <w:r>
+        <w:rPr>
+          <w:rFonts w:ascii="Consolas" w:cs="Consolas" w:eastAsia="Consolas" w:hAnsi="Consolas"/>
+          <w:color w:val="3B2F8F"/>
+          <w:sz w:val="18"/>
+          <w:szCs w:val="18"/>
+        </w:rPr>
+        <w:t xml:space="preserve">docs/developpement/phases/word/PHASE_30_FIDELITE_A_LA_CAISSE_CODE_PROMO_ET_POINTS_DANS_LE_TICKET_SCELLE.docx</w:t>
+      </w:r>
+      <w:r>
+        <w:t xml:space="preserve"> — créé (n'existe plus)</w:t>
+      </w:r>
+    </w:p>
+    <w:p>
+      <w:pPr>
+        <w:pStyle w:val="ListParagraph"/>
+        <w:numPr>
+          <w:ilvl w:val="0"/>
+          <w:numId w:val="2"/>
+        </w:numPr>
+      </w:pPr>
+      <w:r>
+        <w:rPr>
+          <w:rFonts w:ascii="Consolas" w:cs="Consolas" w:eastAsia="Consolas" w:hAnsi="Consolas"/>
+          <w:color w:val="3B2F8F"/>
+          <w:sz w:val="18"/>
+          <w:szCs w:val="18"/>
+        </w:rPr>
+        <w:t xml:space="preserve">docs/developpement/phases/word/PHASE_31_SUIVI_DU_DEVELOPPEMENT_ET_PREPARATION_DE_LAUDIT_CODEX.docx</w:t>
+      </w:r>
+      <w:r>
+        <w:t xml:space="preserve"> — créé (n'existe plus)</w:t>
+      </w:r>
     </w:p>
     <w:p>
       <w:pPr>
@@ -958,7 +2796,7 @@
       <w:r>
         <w:t xml:space="preserve"> — modifié — </w:t>
       </w:r>
-      <w:hyperlink w:history="1" r:id="rIdbb947t9ecuvey053nz1pk">
+      <w:hyperlink w:history="1" r:id="rIdiqiep2pilwj4ywkqiluln">
         <w:r>
           <w:rPr>
             <w:rStyle w:val="Hyperlink"/>
@@ -987,7 +2825,73 @@
       <w:r>
         <w:t xml:space="preserve"> — modifié — </w:t>
       </w:r>
-      <w:hyperlink w:history="1" r:id="rIdwxav8giqrichakjebtyri">
+      <w:hyperlink w:history="1" r:id="rIdwk3vvvqfkjwgtvkorndpb">
+        <w:r>
+          <w:rPr>
+            <w:rStyle w:val="Hyperlink"/>
+          </w:rPr>
+          <w:t xml:space="preserve">voir sur GitHub</w:t>
+        </w:r>
+      </w:hyperlink>
+    </w:p>
+    <w:p>
+      <w:pPr>
+        <w:pStyle w:val="Heading3"/>
+      </w:pPr>
+      <w:r>
+        <w:t xml:space="preserve">Autres</w:t>
+      </w:r>
+    </w:p>
+    <w:p>
+      <w:pPr>
+        <w:pStyle w:val="ListParagraph"/>
+        <w:numPr>
+          <w:ilvl w:val="0"/>
+          <w:numId w:val="2"/>
+        </w:numPr>
+      </w:pPr>
+      <w:r>
+        <w:rPr>
+          <w:rFonts w:ascii="Consolas" w:cs="Consolas" w:eastAsia="Consolas" w:hAnsi="Consolas"/>
+          <w:color w:val="3B2F8F"/>
+          <w:sz w:val="18"/>
+          <w:szCs w:val="18"/>
+        </w:rPr>
+        <w:t xml:space="preserve">package.json</w:t>
+      </w:r>
+      <w:r>
+        <w:t xml:space="preserve"> — modifié — </w:t>
+      </w:r>
+      <w:hyperlink w:history="1" r:id="rIdj9gihcagrzipplzsdmwpa">
+        <w:r>
+          <w:rPr>
+            <w:rStyle w:val="Hyperlink"/>
+          </w:rPr>
+          <w:t xml:space="preserve">voir sur GitHub</w:t>
+        </w:r>
+      </w:hyperlink>
+    </w:p>
+    <w:p>
+      <w:pPr>
+        <w:pStyle w:val="ListParagraph"/>
+        <w:numPr>
+          <w:ilvl w:val="0"/>
+          <w:numId w:val="2"/>
+        </w:numPr>
+      </w:pPr>
+      <w:r>
+        <w:rPr>
+          <w:rFonts w:ascii="Consolas" w:cs="Consolas" w:eastAsia="Consolas" w:hAnsi="Consolas"/>
+          <w:color w:val="3B2F8F"/>
+          <w:sz w:val="18"/>
+          <w:szCs w:val="18"/>
+        </w:rPr>
+        <w:t xml:space="preserve">pnpm-lock.yaml</w:t>
+      </w:r>
+      <w:r>
+        <w:t xml:space="preserve"> — modifié — </w:t>
+      </w:r>
+      <w:hyperlink w:history="1" r:id="rIdady-qgkmrmvxahnve7b2w">
         <w:r>
           <w:rPr>
             <w:rStyle w:val="Hyperlink"/>

--- a/docs/developpement/phases/word/PHASE_31_SUIVI_DU_DEVELOPPEMENT_ET_PREPARATION_DE_LAUDIT_CODEX.docx
+++ b/docs/developpement/phases/word/PHASE_31_SUIVI_DU_DEVELOPPEMENT_ET_PREPARATION_DE_LAUDIT_CODEX.docx
@@ -20,7 +20,7 @@
       <w:r>
         <w:t xml:space="preserve">FlaiX Expert · dossier de développement · généré le 2026-10-04 depuis le dépôt </w:t>
       </w:r>
-      <w:hyperlink w:history="1" r:id="rIdabspqab78tc8cexmedhws">
+      <w:hyperlink w:history="1" r:id="rIdkd2a9s5cci0mpjwzzffbt">
         <w:r>
           <w:rPr>
             <w:rStyle w:val="Hyperlink"/>
@@ -690,7 +690,7 @@
           <w:numId w:val="2"/>
         </w:numPr>
       </w:pPr>
-      <w:hyperlink w:history="1" r:id="rId1zgcw3caamrydampmv5ml">
+      <w:hyperlink w:history="1" r:id="rIdddzvltqrp4jzlkxc0rv4k">
         <w:r>
           <w:rPr>
             <w:rStyle w:val="Hyperlink"/>
@@ -710,7 +710,7 @@
           <w:numId w:val="2"/>
         </w:numPr>
       </w:pPr>
-      <w:hyperlink w:history="1" r:id="rIdldwr1xesbpp6pp3ogotww">
+      <w:hyperlink w:history="1" r:id="rIdhxrwxfayrjko8trpwo6ms">
         <w:r>
           <w:rPr>
             <w:rStyle w:val="Hyperlink"/>
@@ -730,7 +730,7 @@
           <w:numId w:val="2"/>
         </w:numPr>
       </w:pPr>
-      <w:hyperlink w:history="1" r:id="rId2bce56fj_wraiok_8hi3i">
+      <w:hyperlink w:history="1" r:id="rIdinpm8d83bks9xf9lzfoja">
         <w:r>
           <w:rPr>
             <w:rStyle w:val="Hyperlink"/>
@@ -750,7 +750,7 @@
           <w:numId w:val="2"/>
         </w:numPr>
       </w:pPr>
-      <w:hyperlink w:history="1" r:id="rIdsk-9vdtbpjxk22cf-tqwl">
+      <w:hyperlink w:history="1" r:id="rIdyxfiui1kinsvqvgn3kub3">
         <w:r>
           <w:rPr>
             <w:rStyle w:val="Hyperlink"/>
@@ -798,7 +798,7 @@
       <w:r>
         <w:t xml:space="preserve"> — créé — </w:t>
       </w:r>
-      <w:hyperlink w:history="1" r:id="rIdnmuzwtifddurqujhvksmu">
+      <w:hyperlink w:history="1" r:id="rId-hxyaf_rk9zrvxjzvptjq">
         <w:r>
           <w:rPr>
             <w:rStyle w:val="Hyperlink"/>
@@ -827,7 +827,7 @@
       <w:r>
         <w:t xml:space="preserve"> — créé — </w:t>
       </w:r>
-      <w:hyperlink w:history="1" r:id="rId2x6tmogycdhlnbxhhguso">
+      <w:hyperlink w:history="1" r:id="rIdvdmppg1ftbpsavxbkt1ak">
         <w:r>
           <w:rPr>
             <w:rStyle w:val="Hyperlink"/>
@@ -856,7 +856,7 @@
       <w:r>
         <w:t xml:space="preserve"> — créé — </w:t>
       </w:r>
-      <w:hyperlink w:history="1" r:id="rIdb4pcbnrz-iko4vbuhzzan">
+      <w:hyperlink w:history="1" r:id="rId72xffkqdy6z79zcwmze1b">
         <w:r>
           <w:rPr>
             <w:rStyle w:val="Hyperlink"/>
@@ -885,7 +885,7 @@
       <w:r>
         <w:t xml:space="preserve"> — créé — </w:t>
       </w:r>
-      <w:hyperlink w:history="1" r:id="rIdjjgqie1u-6btliy1dztjx">
+      <w:hyperlink w:history="1" r:id="rIdg2ocwcf0_mtriytpikny8">
         <w:r>
           <w:rPr>
             <w:rStyle w:val="Hyperlink"/>
@@ -914,7 +914,7 @@
       <w:r>
         <w:t xml:space="preserve"> — créé — </w:t>
       </w:r>
-      <w:hyperlink w:history="1" r:id="rIdhi89h6ssi2vl-cod_q3pg">
+      <w:hyperlink w:history="1" r:id="rIdgyd0djl8b-k5a4_2nvytp">
         <w:r>
           <w:rPr>
             <w:rStyle w:val="Hyperlink"/>
@@ -951,7 +951,7 @@
       <w:r>
         <w:t xml:space="preserve"> — créé — </w:t>
       </w:r>
-      <w:hyperlink w:history="1" r:id="rIdhxkxazwqifn8kptmdrxvo">
+      <w:hyperlink w:history="1" r:id="rIdgzbgyh8ad155yexsxum_j">
         <w:r>
           <w:rPr>
             <w:rStyle w:val="Hyperlink"/>
@@ -980,7 +980,7 @@
       <w:r>
         <w:t xml:space="preserve"> — créé — </w:t>
       </w:r>
-      <w:hyperlink w:history="1" r:id="rIdsndn2wajzjrqdvjireu_q">
+      <w:hyperlink w:history="1" r:id="rIddavpf5vgnypbj_bno-wuc">
         <w:r>
           <w:rPr>
             <w:rStyle w:val="Hyperlink"/>
@@ -1009,7 +1009,7 @@
       <w:r>
         <w:t xml:space="preserve"> — modifié — </w:t>
       </w:r>
-      <w:hyperlink w:history="1" r:id="rIdua1hx7-kviptroia8ypqq">
+      <w:hyperlink w:history="1" r:id="rIdq74_-igzbpscr9lv-f_gu">
         <w:r>
           <w:rPr>
             <w:rStyle w:val="Hyperlink"/>
@@ -1038,7 +1038,7 @@
       <w:r>
         <w:t xml:space="preserve"> — créé — </w:t>
       </w:r>
-      <w:hyperlink w:history="1" r:id="rIdmvcvnot1waq2wtozchcc3">
+      <w:hyperlink w:history="1" r:id="rIdr4y79hajruu9z_bjfw0wf">
         <w:r>
           <w:rPr>
             <w:rStyle w:val="Hyperlink"/>
@@ -1067,7 +1067,7 @@
       <w:r>
         <w:t xml:space="preserve"> — créé — </w:t>
       </w:r>
-      <w:hyperlink w:history="1" r:id="rIdk6ws9wb9t52br52okrxui">
+      <w:hyperlink w:history="1" r:id="rId0lnta5pohsvwj0sjdyc96">
         <w:r>
           <w:rPr>
             <w:rStyle w:val="Hyperlink"/>
@@ -1096,7 +1096,7 @@
       <w:r>
         <w:t xml:space="preserve"> — créé — </w:t>
       </w:r>
-      <w:hyperlink w:history="1" r:id="rIdt3jnmrxkjr6hertqxokdt">
+      <w:hyperlink w:history="1" r:id="rIdmj0vsjgwxfmczt6mmhwjj">
         <w:r>
           <w:rPr>
             <w:rStyle w:val="Hyperlink"/>
@@ -1125,7 +1125,7 @@
       <w:r>
         <w:t xml:space="preserve"> — créé — </w:t>
       </w:r>
-      <w:hyperlink w:history="1" r:id="rIdbh-rnvtlnhoeupj-5odp7">
+      <w:hyperlink w:history="1" r:id="rIdbn9hij2l1ydjqpebtz9a7">
         <w:r>
           <w:rPr>
             <w:rStyle w:val="Hyperlink"/>
@@ -1154,7 +1154,7 @@
       <w:r>
         <w:t xml:space="preserve"> — créé — </w:t>
       </w:r>
-      <w:hyperlink w:history="1" r:id="rIdauln91iycattxvpuszdt4">
+      <w:hyperlink w:history="1" r:id="rIdimo6tapsfxf6yd5urzc3s">
         <w:r>
           <w:rPr>
             <w:rStyle w:val="Hyperlink"/>
@@ -1183,7 +1183,7 @@
       <w:r>
         <w:t xml:space="preserve"> — créé — </w:t>
       </w:r>
-      <w:hyperlink w:history="1" r:id="rIdhd5zaq4s-utsawkhopyts">
+      <w:hyperlink w:history="1" r:id="rIdcktfct7u4ncwf3ov4rgxo">
         <w:r>
           <w:rPr>
             <w:rStyle w:val="Hyperlink"/>
@@ -1212,7 +1212,7 @@
       <w:r>
         <w:t xml:space="preserve"> — créé — </w:t>
       </w:r>
-      <w:hyperlink w:history="1" r:id="rId6dyjxvehfl0h3u-2f0ktu">
+      <w:hyperlink w:history="1" r:id="rIdj_hcvmk5jlwegpdnam27l">
         <w:r>
           <w:rPr>
             <w:rStyle w:val="Hyperlink"/>
@@ -1241,7 +1241,7 @@
       <w:r>
         <w:t xml:space="preserve"> — créé — </w:t>
       </w:r>
-      <w:hyperlink w:history="1" r:id="rIdlh9g6gdecz4tzrwtzgjd9">
+      <w:hyperlink w:history="1" r:id="rIdgkm5sqzdw3yef5yfhhhfi">
         <w:r>
           <w:rPr>
             <w:rStyle w:val="Hyperlink"/>
@@ -1270,7 +1270,7 @@
       <w:r>
         <w:t xml:space="preserve"> — créé — </w:t>
       </w:r>
-      <w:hyperlink w:history="1" r:id="rIdzfykgo44ytdwtwbgxwa5f">
+      <w:hyperlink w:history="1" r:id="rIdvxvdgr07gxao2gym7r356">
         <w:r>
           <w:rPr>
             <w:rStyle w:val="Hyperlink"/>
@@ -1299,7 +1299,7 @@
       <w:r>
         <w:t xml:space="preserve"> — créé — </w:t>
       </w:r>
-      <w:hyperlink w:history="1" r:id="rId4zwx2tpb5pqqukvvvlgho">
+      <w:hyperlink w:history="1" r:id="rIdwgvmhtlqa9zwyfeukjpgd">
         <w:r>
           <w:rPr>
             <w:rStyle w:val="Hyperlink"/>
@@ -1328,7 +1328,7 @@
       <w:r>
         <w:t xml:space="preserve"> — créé — </w:t>
       </w:r>
-      <w:hyperlink w:history="1" r:id="rId4bxb09bhr6vxrmkqe1e_p">
+      <w:hyperlink w:history="1" r:id="rIdogdtpw_j5hxekdxpuvjwu">
         <w:r>
           <w:rPr>
             <w:rStyle w:val="Hyperlink"/>
@@ -1357,7 +1357,7 @@
       <w:r>
         <w:t xml:space="preserve"> — créé — </w:t>
       </w:r>
-      <w:hyperlink w:history="1" r:id="rIdo8rkpnqhi2xyvkmtnf9uu">
+      <w:hyperlink w:history="1" r:id="rIdaxjzdtuczjvle7bb4gv0b">
         <w:r>
           <w:rPr>
             <w:rStyle w:val="Hyperlink"/>
@@ -1386,7 +1386,7 @@
       <w:r>
         <w:t xml:space="preserve"> — créé — </w:t>
       </w:r>
-      <w:hyperlink w:history="1" r:id="rIdaddcvcbfohwgcirf1pfv1">
+      <w:hyperlink w:history="1" r:id="rIdrt25ef2mfwkio0ivneefe">
         <w:r>
           <w:rPr>
             <w:rStyle w:val="Hyperlink"/>
@@ -1415,7 +1415,7 @@
       <w:r>
         <w:t xml:space="preserve"> — créé — </w:t>
       </w:r>
-      <w:hyperlink w:history="1" r:id="rIdsbfhqvdy3loeiezdd5zok">
+      <w:hyperlink w:history="1" r:id="rIdhaubaen-olg75-5xqfatl">
         <w:r>
           <w:rPr>
             <w:rStyle w:val="Hyperlink"/>
@@ -1444,7 +1444,7 @@
       <w:r>
         <w:t xml:space="preserve"> — créé — </w:t>
       </w:r>
-      <w:hyperlink w:history="1" r:id="rId2zdt6x5pllpo8yqihmxhh">
+      <w:hyperlink w:history="1" r:id="rIdrhwgib9cpswc54pqscdku">
         <w:r>
           <w:rPr>
             <w:rStyle w:val="Hyperlink"/>
@@ -1473,7 +1473,7 @@
       <w:r>
         <w:t xml:space="preserve"> — créé — </w:t>
       </w:r>
-      <w:hyperlink w:history="1" r:id="rIdymknbjufjrp3n8yyt2xlt">
+      <w:hyperlink w:history="1" r:id="rIdrissetofdrd1tt11r1dfu">
         <w:r>
           <w:rPr>
             <w:rStyle w:val="Hyperlink"/>
@@ -1502,7 +1502,7 @@
       <w:r>
         <w:t xml:space="preserve"> — créé — </w:t>
       </w:r>
-      <w:hyperlink w:history="1" r:id="rId4pw4lf1y0i-etrzvjwes4">
+      <w:hyperlink w:history="1" r:id="rIdb7j5t1wxpuitqyy4qy2ay">
         <w:r>
           <w:rPr>
             <w:rStyle w:val="Hyperlink"/>
@@ -1531,7 +1531,7 @@
       <w:r>
         <w:t xml:space="preserve"> — créé — </w:t>
       </w:r>
-      <w:hyperlink w:history="1" r:id="rIdjrhy4dvvmp2hqbkgh-cv6">
+      <w:hyperlink w:history="1" r:id="rIdsxjtszhknpfm4jnaohhyk">
         <w:r>
           <w:rPr>
             <w:rStyle w:val="Hyperlink"/>
@@ -1560,7 +1560,7 @@
       <w:r>
         <w:t xml:space="preserve"> — créé — </w:t>
       </w:r>
-      <w:hyperlink w:history="1" r:id="rIdk3bsoaurefq76oy7ondvc">
+      <w:hyperlink w:history="1" r:id="rIdallozmybgg1cebpq0nzab">
         <w:r>
           <w:rPr>
             <w:rStyle w:val="Hyperlink"/>
@@ -1589,7 +1589,7 @@
       <w:r>
         <w:t xml:space="preserve"> — créé — </w:t>
       </w:r>
-      <w:hyperlink w:history="1" r:id="rIdp9duszsksgz5xno5rv4tl">
+      <w:hyperlink w:history="1" r:id="rIdriwxkrw7aciijtw4gb5tw">
         <w:r>
           <w:rPr>
             <w:rStyle w:val="Hyperlink"/>
@@ -1618,7 +1618,7 @@
       <w:r>
         <w:t xml:space="preserve"> — créé — </w:t>
       </w:r>
-      <w:hyperlink w:history="1" r:id="rIdkseljm6-m_y1r6uj1zutv">
+      <w:hyperlink w:history="1" r:id="rIds1nhmdj-_bpxwzsfsl5ke">
         <w:r>
           <w:rPr>
             <w:rStyle w:val="Hyperlink"/>
@@ -1647,7 +1647,7 @@
       <w:r>
         <w:t xml:space="preserve"> — créé — </w:t>
       </w:r>
-      <w:hyperlink w:history="1" r:id="rIdvyguwmcll37cmv1kl2lwh">
+      <w:hyperlink w:history="1" r:id="rIdvnwr3nly-w01gatbnl3-v">
         <w:r>
           <w:rPr>
             <w:rStyle w:val="Hyperlink"/>
@@ -1676,7 +1676,7 @@
       <w:r>
         <w:t xml:space="preserve"> — créé — </w:t>
       </w:r>
-      <w:hyperlink w:history="1" r:id="rIdofomlla9jiffkhiiwgvkg">
+      <w:hyperlink w:history="1" r:id="rIdcjdwovcfj-lf8l9n9cij7">
         <w:r>
           <w:rPr>
             <w:rStyle w:val="Hyperlink"/>
@@ -1705,7 +1705,7 @@
       <w:r>
         <w:t xml:space="preserve"> — créé — </w:t>
       </w:r>
-      <w:hyperlink w:history="1" r:id="rIdegeglmkxxrzfhtz7goh9w">
+      <w:hyperlink w:history="1" r:id="rIdqsjpkasaijagucqxtkrtl">
         <w:r>
           <w:rPr>
             <w:rStyle w:val="Hyperlink"/>
@@ -1734,7 +1734,7 @@
       <w:r>
         <w:t xml:space="preserve"> — créé — </w:t>
       </w:r>
-      <w:hyperlink w:history="1" r:id="rIdhqw8668r18jvon6of1pcu">
+      <w:hyperlink w:history="1" r:id="rIdr7be_1ujitkto5k4ktnjd">
         <w:r>
           <w:rPr>
             <w:rStyle w:val="Hyperlink"/>
@@ -1763,7 +1763,7 @@
       <w:r>
         <w:t xml:space="preserve"> — créé — </w:t>
       </w:r>
-      <w:hyperlink w:history="1" r:id="rIdhguzt6gukofbxaeqzm7em">
+      <w:hyperlink w:history="1" r:id="rIdd3s_mrwveo5ro05uubzhf">
         <w:r>
           <w:rPr>
             <w:rStyle w:val="Hyperlink"/>
@@ -1792,7 +1792,7 @@
       <w:r>
         <w:t xml:space="preserve"> — créé — </w:t>
       </w:r>
-      <w:hyperlink w:history="1" r:id="rIdzh418v0b4pdf0zpeg9qzs">
+      <w:hyperlink w:history="1" r:id="rId4oezjt4gxvfxrx9j7xez4">
         <w:r>
           <w:rPr>
             <w:rStyle w:val="Hyperlink"/>
@@ -1821,7 +1821,7 @@
       <w:r>
         <w:t xml:space="preserve"> — créé — </w:t>
       </w:r>
-      <w:hyperlink w:history="1" r:id="rIdy4wlhjymzn7bnc2vba6n5">
+      <w:hyperlink w:history="1" r:id="rId-1oceuihto-81hyvnyhdr">
         <w:r>
           <w:rPr>
             <w:rStyle w:val="Hyperlink"/>
@@ -1850,7 +1850,7 @@
       <w:r>
         <w:t xml:space="preserve"> — créé — </w:t>
       </w:r>
-      <w:hyperlink w:history="1" r:id="rIdporhwxneiwszw5l5kxm_a">
+      <w:hyperlink w:history="1" r:id="rIdb5e6sfqxgcc-ypw8y1vpc">
         <w:r>
           <w:rPr>
             <w:rStyle w:val="Hyperlink"/>
@@ -1879,7 +1879,7 @@
       <w:r>
         <w:t xml:space="preserve"> — créé — </w:t>
       </w:r>
-      <w:hyperlink w:history="1" r:id="rIdlkhxvcygns1glcg2mktji">
+      <w:hyperlink w:history="1" r:id="rIduf-dwnzwu_kvbsip_swhh">
         <w:r>
           <w:rPr>
             <w:rStyle w:val="Hyperlink"/>
@@ -1908,7 +1908,7 @@
       <w:r>
         <w:t xml:space="preserve"> — créé — </w:t>
       </w:r>
-      <w:hyperlink w:history="1" r:id="rId5-434uvyldxmmx7jsxwys">
+      <w:hyperlink w:history="1" r:id="rIdvwzvllvskzkbgrexb0k11">
         <w:r>
           <w:rPr>
             <w:rStyle w:val="Hyperlink"/>
@@ -1937,7 +1937,7 @@
       <w:r>
         <w:t xml:space="preserve"> — créé — </w:t>
       </w:r>
-      <w:hyperlink w:history="1" r:id="rIdrv-dxrcba6ifufrfd_c5i">
+      <w:hyperlink w:history="1" r:id="rIdb6nkriocrhcm-wlu_istg">
         <w:r>
           <w:rPr>
             <w:rStyle w:val="Hyperlink"/>
@@ -1966,7 +1966,7 @@
       <w:r>
         <w:t xml:space="preserve"> — créé — </w:t>
       </w:r>
-      <w:hyperlink w:history="1" r:id="rIdoiqsitq4v8ymxcj041aug">
+      <w:hyperlink w:history="1" r:id="rId7a0dbh-1g9q_rc4ftzapw">
         <w:r>
           <w:rPr>
             <w:rStyle w:val="Hyperlink"/>
@@ -1995,7 +1995,7 @@
       <w:r>
         <w:t xml:space="preserve"> — créé — </w:t>
       </w:r>
-      <w:hyperlink w:history="1" r:id="rIdcrsj4ulmbazmlriwwpnrm">
+      <w:hyperlink w:history="1" r:id="rId2fybqthmwnhnz8duzj5oc">
         <w:r>
           <w:rPr>
             <w:rStyle w:val="Hyperlink"/>
@@ -2024,7 +2024,7 @@
       <w:r>
         <w:t xml:space="preserve"> — créé — </w:t>
       </w:r>
-      <w:hyperlink w:history="1" r:id="rIdp0gohezywgg03iqrkg3uo">
+      <w:hyperlink w:history="1" r:id="rIdynikmx4rbtv5wm94vssk1">
         <w:r>
           <w:rPr>
             <w:rStyle w:val="Hyperlink"/>
@@ -2053,7 +2053,7 @@
       <w:r>
         <w:t xml:space="preserve"> — créé — </w:t>
       </w:r>
-      <w:hyperlink w:history="1" r:id="rIdo_pnhl95aob-r7tovcppo">
+      <w:hyperlink w:history="1" r:id="rIdahw-kqimi8bjpvx7duaek">
         <w:r>
           <w:rPr>
             <w:rStyle w:val="Hyperlink"/>
@@ -2080,8 +2080,16 @@
         <w:t xml:space="preserve">docs/developpement/phases/PHASE_31_SUIVI_DU_DEVELOPPEMENT_ET_PREPARATION_DE_LAUDIT_CODEX.md</w:t>
       </w:r>
       <w:r>
-        <w:t xml:space="preserve"> — créé (n'existe plus)</w:t>
-      </w:r>
+        <w:t xml:space="preserve"> — créé — </w:t>
+      </w:r>
+      <w:hyperlink w:history="1" r:id="rIdzxduzdw8ekx8lzb2jjviy">
+        <w:r>
+          <w:rPr>
+            <w:rStyle w:val="Hyperlink"/>
+          </w:rPr>
+          <w:t xml:space="preserve">voir sur GitHub</w:t>
+        </w:r>
+      </w:hyperlink>
     </w:p>
     <w:p>
       <w:pPr>
@@ -2101,8 +2109,16 @@
         <w:t xml:space="preserve">docs/developpement/phases/README.md</w:t>
       </w:r>
       <w:r>
-        <w:t xml:space="preserve"> — créé (n'existe plus)</w:t>
-      </w:r>
+        <w:t xml:space="preserve"> — créé — </w:t>
+      </w:r>
+      <w:hyperlink w:history="1" r:id="rId83j-wejoej1usxo_loqrh">
+        <w:r>
+          <w:rPr>
+            <w:rStyle w:val="Hyperlink"/>
+          </w:rPr>
+          <w:t xml:space="preserve">voir sur GitHub</w:t>
+        </w:r>
+      </w:hyperlink>
     </w:p>
     <w:p>
       <w:pPr>
@@ -2122,8 +2138,16 @@
         <w:t xml:space="preserve">docs/developpement/phases/word/PHASE_00_SOCLE_DE_PRODUCTION_ET_CONFIGURATION_DUN_LIEU_VIDE.docx</w:t>
       </w:r>
       <w:r>
-        <w:t xml:space="preserve"> — créé (n'existe plus)</w:t>
-      </w:r>
+        <w:t xml:space="preserve"> — créé — </w:t>
+      </w:r>
+      <w:hyperlink w:history="1" r:id="rIdtfxaeq6zifacplki88qzc">
+        <w:r>
+          <w:rPr>
+            <w:rStyle w:val="Hyperlink"/>
+          </w:rPr>
+          <w:t xml:space="preserve">voir sur GitHub</w:t>
+        </w:r>
+      </w:hyperlink>
     </w:p>
     <w:p>
       <w:pPr>
@@ -2143,8 +2167,16 @@
         <w:t xml:space="preserve">docs/developpement/phases/word/PHASE_01_MATCHS_CAISSE_MES_CAISSES_JOURNAL_DES_TICKETS.docx</w:t>
       </w:r>
       <w:r>
-        <w:t xml:space="preserve"> — créé (n'existe plus)</w:t>
-      </w:r>
+        <w:t xml:space="preserve"> — créé — </w:t>
+      </w:r>
+      <w:hyperlink w:history="1" r:id="rIdamhugnye5ffhzfd8a0dpw">
+        <w:r>
+          <w:rPr>
+            <w:rStyle w:val="Hyperlink"/>
+          </w:rPr>
+          <w:t xml:space="preserve">voir sur GitHub</w:t>
+        </w:r>
+      </w:hyperlink>
     </w:p>
     <w:p>
       <w:pPr>
@@ -2164,8 +2196,16 @@
         <w:t xml:space="preserve">docs/developpement/phases/word/PHASE_02_RETOUR_DE_DEMONSTRATION_ORGANISATION_EN_6_ENTREES_MAQUETTES.docx</w:t>
       </w:r>
       <w:r>
-        <w:t xml:space="preserve"> — créé (n'existe plus)</w:t>
-      </w:r>
+        <w:t xml:space="preserve"> — créé — </w:t>
+      </w:r>
+      <w:hyperlink w:history="1" r:id="rIdsixcdimqdx8n2tuq_ae8y">
+        <w:r>
+          <w:rPr>
+            <w:rStyle w:val="Hyperlink"/>
+          </w:rPr>
+          <w:t xml:space="preserve">voir sur GitHub</w:t>
+        </w:r>
+      </w:hyperlink>
     </w:p>
     <w:p>
       <w:pPr>
@@ -2185,8 +2225,16 @@
         <w:t xml:space="preserve">docs/developpement/phases/word/PHASE_03_VENTE_SANS_RESEAU_LA_TABLETTE_SCELLE_LE_SERVEUR_VERIFIE.docx</w:t>
       </w:r>
       <w:r>
-        <w:t xml:space="preserve"> — créé (n'existe plus)</w:t>
-      </w:r>
+        <w:t xml:space="preserve"> — créé — </w:t>
+      </w:r>
+      <w:hyperlink w:history="1" r:id="rIdjaq0ntapc0kqlmqpxkwg3">
+        <w:r>
+          <w:rPr>
+            <w:rStyle w:val="Hyperlink"/>
+          </w:rPr>
+          <w:t xml:space="preserve">voir sur GitHub</w:t>
+        </w:r>
+      </w:hyperlink>
     </w:p>
     <w:p>
       <w:pPr>
@@ -2206,8 +2254,16 @@
         <w:t xml:space="preserve">docs/developpement/phases/word/PHASE_04_SERVEUR_DE_TEST_OVH.docx</w:t>
       </w:r>
       <w:r>
-        <w:t xml:space="preserve"> — créé (n'existe plus)</w:t>
-      </w:r>
+        <w:t xml:space="preserve"> — créé — </w:t>
+      </w:r>
+      <w:hyperlink w:history="1" r:id="rIds8uew8rvbfzlfy3auash3">
+        <w:r>
+          <w:rPr>
+            <w:rStyle w:val="Hyperlink"/>
+          </w:rPr>
+          <w:t xml:space="preserve">voir sur GitHub</w:t>
+        </w:r>
+      </w:hyperlink>
     </w:p>
     <w:p>
       <w:pPr>
@@ -2227,8 +2283,16 @@
         <w:t xml:space="preserve">docs/developpement/phases/word/PHASE_05_COMPTES_DES_CAISSIERES_ET_TABLETTES_ENREGISTREES.docx</w:t>
       </w:r>
       <w:r>
-        <w:t xml:space="preserve"> — créé (n'existe plus)</w:t>
-      </w:r>
+        <w:t xml:space="preserve"> — créé — </w:t>
+      </w:r>
+      <w:hyperlink w:history="1" r:id="rIdko62_1bvkgfh0d9wy5zs4">
+        <w:r>
+          <w:rPr>
+            <w:rStyle w:val="Hyperlink"/>
+          </w:rPr>
+          <w:t xml:space="preserve">voir sur GitHub</w:t>
+        </w:r>
+      </w:hyperlink>
     </w:p>
     <w:p>
       <w:pPr>
@@ -2248,8 +2312,16 @@
         <w:t xml:space="preserve">docs/developpement/phases/word/PHASE_06_TICKET_CLIENT_SUR_DEMANDE_ET_DUPLICATA.docx</w:t>
       </w:r>
       <w:r>
-        <w:t xml:space="preserve"> — créé (n'existe plus)</w:t>
-      </w:r>
+        <w:t xml:space="preserve"> — créé — </w:t>
+      </w:r>
+      <w:hyperlink w:history="1" r:id="rIdipmme7op1apkaj1qvqjkv">
+        <w:r>
+          <w:rPr>
+            <w:rStyle w:val="Hyperlink"/>
+          </w:rPr>
+          <w:t xml:space="preserve">voir sur GitHub</w:t>
+        </w:r>
+      </w:hyperlink>
     </w:p>
     <w:p>
       <w:pPr>
@@ -2269,8 +2341,16 @@
         <w:t xml:space="preserve">docs/developpement/phases/word/PHASE_07_CLOTURE_DU_MATCH_Z_DES_TIROIRS_RECTIFICATION_SIGNEE.docx</w:t>
       </w:r>
       <w:r>
-        <w:t xml:space="preserve"> — créé (n'existe plus)</w:t>
-      </w:r>
+        <w:t xml:space="preserve"> — créé — </w:t>
+      </w:r>
+      <w:hyperlink w:history="1" r:id="rIdhh-j6pb2gvceacpu83uos">
+        <w:r>
+          <w:rPr>
+            <w:rStyle w:val="Hyperlink"/>
+          </w:rPr>
+          <w:t xml:space="preserve">voir sur GitHub</w:t>
+        </w:r>
+      </w:hyperlink>
     </w:p>
     <w:p>
       <w:pPr>
@@ -2290,8 +2370,16 @@
         <w:t xml:space="preserve">docs/developpement/phases/word/PHASE_08_RESULTATS_SUR_LES_VRAIES_VENTES.docx</w:t>
       </w:r>
       <w:r>
-        <w:t xml:space="preserve"> — créé (n'existe plus)</w:t>
-      </w:r>
+        <w:t xml:space="preserve"> — créé — </w:t>
+      </w:r>
+      <w:hyperlink w:history="1" r:id="rIdrxo__yaugwcuhqma8esko">
+        <w:r>
+          <w:rPr>
+            <w:rStyle w:val="Hyperlink"/>
+          </w:rPr>
+          <w:t xml:space="preserve">voir sur GitHub</w:t>
+        </w:r>
+      </w:hyperlink>
     </w:p>
     <w:p>
       <w:pPr>
@@ -2311,8 +2399,16 @@
         <w:t xml:space="preserve">docs/developpement/phases/word/PHASE_09_EQUIPE_FICHES_PLANNING_MASSE_SALARIALE.docx</w:t>
       </w:r>
       <w:r>
-        <w:t xml:space="preserve"> — créé (n'existe plus)</w:t>
-      </w:r>
+        <w:t xml:space="preserve"> — créé — </w:t>
+      </w:r>
+      <w:hyperlink w:history="1" r:id="rIdmyvgzari2_8r_eml5garb">
+        <w:r>
+          <w:rPr>
+            <w:rStyle w:val="Hyperlink"/>
+          </w:rPr>
+          <w:t xml:space="preserve">voir sur GitHub</w:t>
+        </w:r>
+      </w:hyperlink>
     </w:p>
     <w:p>
       <w:pPr>
@@ -2332,8 +2428,16 @@
         <w:t xml:space="preserve">docs/developpement/phases/word/PHASE_10_STOCK_RESERVE_LIVRAISONS_AU_CUMP_MISE_EN_PLACE_COMPTAGE.docx</w:t>
       </w:r>
       <w:r>
-        <w:t xml:space="preserve"> — créé (n'existe plus)</w:t>
-      </w:r>
+        <w:t xml:space="preserve"> — créé — </w:t>
+      </w:r>
+      <w:hyperlink w:history="1" r:id="rIdbqrbqrdyulvvaew07fdx-">
+        <w:r>
+          <w:rPr>
+            <w:rStyle w:val="Hyperlink"/>
+          </w:rPr>
+          <w:t xml:space="preserve">voir sur GitHub</w:t>
+        </w:r>
+      </w:hyperlink>
     </w:p>
     <w:p>
       <w:pPr>
@@ -2353,8 +2457,16 @@
         <w:t xml:space="preserve">docs/developpement/phases/word/PHASE_11_REMONTEES_AU_COFFRE_ET_Z_DU_COFFRE.docx</w:t>
       </w:r>
       <w:r>
-        <w:t xml:space="preserve"> — créé (n'existe plus)</w:t>
-      </w:r>
+        <w:t xml:space="preserve"> — créé — </w:t>
+      </w:r>
+      <w:hyperlink w:history="1" r:id="rIdq9nrwjyjpku6qtamgzqlo">
+        <w:r>
+          <w:rPr>
+            <w:rStyle w:val="Hyperlink"/>
+          </w:rPr>
+          <w:t xml:space="preserve">voir sur GitHub</w:t>
+        </w:r>
+      </w:hyperlink>
     </w:p>
     <w:p>
       <w:pPr>
@@ -2374,8 +2486,16 @@
         <w:t xml:space="preserve">docs/developpement/phases/word/PHASE_12_CLOTURES_MENSUELLE_ET_ANNUELLE_TOTAL_PERPETUEL.docx</w:t>
       </w:r>
       <w:r>
-        <w:t xml:space="preserve"> — créé (n'existe plus)</w:t>
-      </w:r>
+        <w:t xml:space="preserve"> — créé — </w:t>
+      </w:r>
+      <w:hyperlink w:history="1" r:id="rIdwabsxntrzurkzropnkmyn">
+        <w:r>
+          <w:rPr>
+            <w:rStyle w:val="Hyperlink"/>
+          </w:rPr>
+          <w:t xml:space="preserve">voir sur GitHub</w:t>
+        </w:r>
+      </w:hyperlink>
     </w:p>
     <w:p>
       <w:pPr>
@@ -2395,8 +2515,16 @@
         <w:t xml:space="preserve">docs/developpement/phases/word/PHASE_13_EXERCICE_PAR_LIEU_SAUVEGARDES_CHIFFREES_HORS_SERVEUR.docx</w:t>
       </w:r>
       <w:r>
-        <w:t xml:space="preserve"> — créé (n'existe plus)</w:t>
-      </w:r>
+        <w:t xml:space="preserve"> — créé — </w:t>
+      </w:r>
+      <w:hyperlink w:history="1" r:id="rIdnlbuisojjlvlltmsryadi">
+        <w:r>
+          <w:rPr>
+            <w:rStyle w:val="Hyperlink"/>
+          </w:rPr>
+          <w:t xml:space="preserve">voir sur GitHub</w:t>
+        </w:r>
+      </w:hyperlink>
     </w:p>
     <w:p>
       <w:pPr>
@@ -2416,8 +2544,16 @@
         <w:t xml:space="preserve">docs/developpement/phases/word/PHASE_14_MODE_FORMATION_FACTICE.docx</w:t>
       </w:r>
       <w:r>
-        <w:t xml:space="preserve"> — créé (n'existe plus)</w:t>
-      </w:r>
+        <w:t xml:space="preserve"> — créé — </w:t>
+      </w:r>
+      <w:hyperlink w:history="1" r:id="rId07_9t6emmp221v9gju29f">
+        <w:r>
+          <w:rPr>
+            <w:rStyle w:val="Hyperlink"/>
+          </w:rPr>
+          <w:t xml:space="preserve">voir sur GitHub</w:t>
+        </w:r>
+      </w:hyperlink>
     </w:p>
     <w:p>
       <w:pPr>
@@ -2437,8 +2573,16 @@
         <w:t xml:space="preserve">docs/developpement/phases/word/PHASE_15_EXPORT_POUR_LEXPERT_COMPTABLE.docx</w:t>
       </w:r>
       <w:r>
-        <w:t xml:space="preserve"> — créé (n'existe plus)</w:t>
-      </w:r>
+        <w:t xml:space="preserve"> — créé — </w:t>
+      </w:r>
+      <w:hyperlink w:history="1" r:id="rIdksfue34pktgjyvqwtwioh">
+        <w:r>
+          <w:rPr>
+            <w:rStyle w:val="Hyperlink"/>
+          </w:rPr>
+          <w:t xml:space="preserve">voir sur GitHub</w:t>
+        </w:r>
+      </w:hyperlink>
     </w:p>
     <w:p>
       <w:pPr>
@@ -2458,8 +2602,16 @@
         <w:t xml:space="preserve">docs/developpement/phases/word/PHASE_16_CLICK_COLLECT_MOTEUR_DE_PRIX_ET_CATALOGUE.docx</w:t>
       </w:r>
       <w:r>
-        <w:t xml:space="preserve"> — créé (n'existe plus)</w:t>
-      </w:r>
+        <w:t xml:space="preserve"> — créé — </w:t>
+      </w:r>
+      <w:hyperlink w:history="1" r:id="rIdzauyi3ofg0rdxghlnzkga">
+        <w:r>
+          <w:rPr>
+            <w:rStyle w:val="Hyperlink"/>
+          </w:rPr>
+          <w:t xml:space="preserve">voir sur GitHub</w:t>
+        </w:r>
+      </w:hyperlink>
     </w:p>
     <w:p>
       <w:pPr>
@@ -2479,8 +2631,16 @@
         <w:t xml:space="preserve">docs/developpement/phases/word/PHASE_17_VUE_TELEPHONE_EN_DIRECT.docx</w:t>
       </w:r>
       <w:r>
-        <w:t xml:space="preserve"> — créé (n'existe plus)</w:t>
-      </w:r>
+        <w:t xml:space="preserve"> — créé — </w:t>
+      </w:r>
+      <w:hyperlink w:history="1" r:id="rIdkxcsgxqgzn5y-onukgutx">
+        <w:r>
+          <w:rPr>
+            <w:rStyle w:val="Hyperlink"/>
+          </w:rPr>
+          <w:t xml:space="preserve">voir sur GitHub</w:t>
+        </w:r>
+      </w:hyperlink>
     </w:p>
     <w:p>
       <w:pPr>
@@ -2500,8 +2660,16 @@
         <w:t xml:space="preserve">docs/developpement/phases/word/PHASE_18_COUTS_PAR_BUVETTE.docx</w:t>
       </w:r>
       <w:r>
-        <w:t xml:space="preserve"> — créé (n'existe plus)</w:t>
-      </w:r>
+        <w:t xml:space="preserve"> — créé — </w:t>
+      </w:r>
+      <w:hyperlink w:history="1" r:id="rIdbh89y99o2vzsuypzj7rip">
+        <w:r>
+          <w:rPr>
+            <w:rStyle w:val="Hyperlink"/>
+          </w:rPr>
+          <w:t xml:space="preserve">voir sur GitHub</w:t>
+        </w:r>
+      </w:hyperlink>
     </w:p>
     <w:p>
       <w:pPr>
@@ -2521,8 +2689,16 @@
         <w:t xml:space="preserve">docs/developpement/phases/word/PHASE_19_FIDELITE_PARTIE_GESTION.docx</w:t>
       </w:r>
       <w:r>
-        <w:t xml:space="preserve"> — créé (n'existe plus)</w:t>
-      </w:r>
+        <w:t xml:space="preserve"> — créé — </w:t>
+      </w:r>
+      <w:hyperlink w:history="1" r:id="rIdzzr_uwyhha-uythiuxmwt">
+        <w:r>
+          <w:rPr>
+            <w:rStyle w:val="Hyperlink"/>
+          </w:rPr>
+          <w:t xml:space="preserve">voir sur GitHub</w:t>
+        </w:r>
+      </w:hyperlink>
     </w:p>
     <w:p>
       <w:pPr>
@@ -2542,8 +2718,16 @@
         <w:t xml:space="preserve">docs/developpement/phases/word/PHASE_20_FACTURES_FOURNISSEURS.docx</w:t>
       </w:r>
       <w:r>
-        <w:t xml:space="preserve"> — créé (n'existe plus)</w:t>
-      </w:r>
+        <w:t xml:space="preserve"> — créé — </w:t>
+      </w:r>
+      <w:hyperlink w:history="1" r:id="rIdrvdjaai7h-8gpmh-3apxa">
+        <w:r>
+          <w:rPr>
+            <w:rStyle w:val="Hyperlink"/>
+          </w:rPr>
+          <w:t xml:space="preserve">voir sur GitHub</w:t>
+        </w:r>
+      </w:hyperlink>
     </w:p>
     <w:p>
       <w:pPr>
@@ -2563,8 +2747,16 @@
         <w:t xml:space="preserve">docs/developpement/phases/word/PHASE_21_BACK_OFFICE_EDITEUR_NIVEAU_1.docx</w:t>
       </w:r>
       <w:r>
-        <w:t xml:space="preserve"> — créé (n'existe plus)</w:t>
-      </w:r>
+        <w:t xml:space="preserve"> — créé — </w:t>
+      </w:r>
+      <w:hyperlink w:history="1" r:id="rIdq-zoe9l1bibnlsrht_u1l">
+        <w:r>
+          <w:rPr>
+            <w:rStyle w:val="Hyperlink"/>
+          </w:rPr>
+          <w:t xml:space="preserve">voir sur GitHub</w:t>
+        </w:r>
+      </w:hyperlink>
     </w:p>
     <w:p>
       <w:pPr>
@@ -2584,8 +2776,16 @@
         <w:t xml:space="preserve">docs/developpement/phases/word/PHASE_22_DECISIONS_DU_2026_10_01_ET_RECETTES.docx</w:t>
       </w:r>
       <w:r>
-        <w:t xml:space="preserve"> — créé (n'existe plus)</w:t>
-      </w:r>
+        <w:t xml:space="preserve"> — créé — </w:t>
+      </w:r>
+      <w:hyperlink w:history="1" r:id="rIditq6rnvc9jymnxyemtlr1">
+        <w:r>
+          <w:rPr>
+            <w:rStyle w:val="Hyperlink"/>
+          </w:rPr>
+          <w:t xml:space="preserve">voir sur GitHub</w:t>
+        </w:r>
+      </w:hyperlink>
     </w:p>
     <w:p>
       <w:pPr>
@@ -2605,8 +2805,16 @@
         <w:t xml:space="preserve">docs/developpement/phases/word/PHASE_23_OPTIONS_PAR_LIEU_APPLICATION_INSTALLABLE_LOGO.docx</w:t>
       </w:r>
       <w:r>
-        <w:t xml:space="preserve"> — créé (n'existe plus)</w:t>
-      </w:r>
+        <w:t xml:space="preserve"> — créé — </w:t>
+      </w:r>
+      <w:hyperlink w:history="1" r:id="rIdgxs29ii3z1gu-jxhwxpyx">
+        <w:r>
+          <w:rPr>
+            <w:rStyle w:val="Hyperlink"/>
+          </w:rPr>
+          <w:t xml:space="preserve">voir sur GitHub</w:t>
+        </w:r>
+      </w:hyperlink>
     </w:p>
     <w:p>
       <w:pPr>
@@ -2626,8 +2834,16 @@
         <w:t xml:space="preserve">docs/developpement/phases/word/PHASE_24_ADRESSE_DU_SITE_FLAIXEXPERT_FLAIXLABS_COM.docx</w:t>
       </w:r>
       <w:r>
-        <w:t xml:space="preserve"> — créé (n'existe plus)</w:t>
-      </w:r>
+        <w:t xml:space="preserve"> — créé — </w:t>
+      </w:r>
+      <w:hyperlink w:history="1" r:id="rId_qtsvnrud4nclov-wcnnu">
+        <w:r>
+          <w:rPr>
+            <w:rStyle w:val="Hyperlink"/>
+          </w:rPr>
+          <w:t xml:space="preserve">voir sur GitHub</w:t>
+        </w:r>
+      </w:hyperlink>
     </w:p>
     <w:p>
       <w:pPr>
@@ -2647,8 +2863,16 @@
         <w:t xml:space="preserve">docs/developpement/phases/word/PHASE_25_MARQUE_FLAIX_EXPERT_LIEUX_ET_DIRECTEURS_DEPUIS_LE_BACK_OFFICE_MOTS_DE_.docx</w:t>
       </w:r>
       <w:r>
-        <w:t xml:space="preserve"> — créé (n'existe plus)</w:t>
-      </w:r>
+        <w:t xml:space="preserve"> — créé — </w:t>
+      </w:r>
+      <w:hyperlink w:history="1" r:id="rIdl3vag4ggpbfoqcsnidjh_">
+        <w:r>
+          <w:rPr>
+            <w:rStyle w:val="Hyperlink"/>
+          </w:rPr>
+          <w:t xml:space="preserve">voir sur GitHub</w:t>
+        </w:r>
+      </w:hyperlink>
     </w:p>
     <w:p>
       <w:pPr>
@@ -2668,8 +2892,16 @@
         <w:t xml:space="preserve">docs/developpement/phases/word/PHASE_26_CLICK_COLLECT_NEUTRE_EXPORT_COMPTABLE_DANS_LA_BASE_ASSIETTE_DE_LA_COMM.docx</w:t>
       </w:r>
       <w:r>
-        <w:t xml:space="preserve"> — créé (n'existe plus)</w:t>
-      </w:r>
+        <w:t xml:space="preserve"> — créé — </w:t>
+      </w:r>
+      <w:hyperlink w:history="1" r:id="rIdcge71la8nz6bgh3hgabr9">
+        <w:r>
+          <w:rPr>
+            <w:rStyle w:val="Hyperlink"/>
+          </w:rPr>
+          <w:t xml:space="preserve">voir sur GitHub</w:t>
+        </w:r>
+      </w:hyperlink>
     </w:p>
     <w:p>
       <w:pPr>
@@ -2689,8 +2921,16 @@
         <w:t xml:space="preserve">docs/developpement/phases/word/PHASE_27_STOCK_DES_INGREDIENTS_AU_CHOIX_BIERE_PRESSION.docx</w:t>
       </w:r>
       <w:r>
-        <w:t xml:space="preserve"> — créé (n'existe plus)</w:t>
-      </w:r>
+        <w:t xml:space="preserve"> — créé — </w:t>
+      </w:r>
+      <w:hyperlink w:history="1" r:id="rIdu6hghozlyqyrygbqguyoe">
+        <w:r>
+          <w:rPr>
+            <w:rStyle w:val="Hyperlink"/>
+          </w:rPr>
+          <w:t xml:space="preserve">voir sur GitHub</w:t>
+        </w:r>
+      </w:hyperlink>
     </w:p>
     <w:p>
       <w:pPr>
@@ -2710,8 +2950,16 @@
         <w:t xml:space="preserve">docs/developpement/phases/word/PHASE_28_LOGO_OFFICIEL_V2.docx</w:t>
       </w:r>
       <w:r>
-        <w:t xml:space="preserve"> — créé (n'existe plus)</w:t>
-      </w:r>
+        <w:t xml:space="preserve"> — créé — </w:t>
+      </w:r>
+      <w:hyperlink w:history="1" r:id="rIdnwal-azszqkfe4nkfrs8r">
+        <w:r>
+          <w:rPr>
+            <w:rStyle w:val="Hyperlink"/>
+          </w:rPr>
+          <w:t xml:space="preserve">voir sur GitHub</w:t>
+        </w:r>
+      </w:hyperlink>
     </w:p>
     <w:p>
       <w:pPr>
@@ -2731,8 +2979,16 @@
         <w:t xml:space="preserve">docs/developpement/phases/word/PHASE_29_DOSSIER_DE_CONFORMITE_V0_1.docx</w:t>
       </w:r>
       <w:r>
-        <w:t xml:space="preserve"> — créé (n'existe plus)</w:t>
-      </w:r>
+        <w:t xml:space="preserve"> — créé — </w:t>
+      </w:r>
+      <w:hyperlink w:history="1" r:id="rIdxofy5dv_4trolbvitajhe">
+        <w:r>
+          <w:rPr>
+            <w:rStyle w:val="Hyperlink"/>
+          </w:rPr>
+          <w:t xml:space="preserve">voir sur GitHub</w:t>
+        </w:r>
+      </w:hyperlink>
     </w:p>
     <w:p>
       <w:pPr>
@@ -2752,8 +3008,16 @@
         <w:t xml:space="preserve">docs/developpement/phases/word/PHASE_30_FIDELITE_A_LA_CAISSE_CODE_PROMO_ET_POINTS_DANS_LE_TICKET_SCELLE.docx</w:t>
       </w:r>
       <w:r>
-        <w:t xml:space="preserve"> — créé (n'existe plus)</w:t>
-      </w:r>
+        <w:t xml:space="preserve"> — créé — </w:t>
+      </w:r>
+      <w:hyperlink w:history="1" r:id="rIdlz0_pwucujvccd9ygwyep">
+        <w:r>
+          <w:rPr>
+            <w:rStyle w:val="Hyperlink"/>
+          </w:rPr>
+          <w:t xml:space="preserve">voir sur GitHub</w:t>
+        </w:r>
+      </w:hyperlink>
     </w:p>
     <w:p>
       <w:pPr>
@@ -2773,8 +3037,16 @@
         <w:t xml:space="preserve">docs/developpement/phases/word/PHASE_31_SUIVI_DU_DEVELOPPEMENT_ET_PREPARATION_DE_LAUDIT_CODEX.docx</w:t>
       </w:r>
       <w:r>
-        <w:t xml:space="preserve"> — créé (n'existe plus)</w:t>
-      </w:r>
+        <w:t xml:space="preserve"> — créé — </w:t>
+      </w:r>
+      <w:hyperlink w:history="1" r:id="rIdyqaqkujswodz5mstyzegw">
+        <w:r>
+          <w:rPr>
+            <w:rStyle w:val="Hyperlink"/>
+          </w:rPr>
+          <w:t xml:space="preserve">voir sur GitHub</w:t>
+        </w:r>
+      </w:hyperlink>
     </w:p>
     <w:p>
       <w:pPr>
@@ -2796,7 +3068,7 @@
       <w:r>
         <w:t xml:space="preserve"> — modifié — </w:t>
       </w:r>
-      <w:hyperlink w:history="1" r:id="rIdiqiep2pilwj4ywkqiluln">
+      <w:hyperlink w:history="1" r:id="rId4hkukrzixnpiwldelg-xv">
         <w:r>
           <w:rPr>
             <w:rStyle w:val="Hyperlink"/>
@@ -2825,7 +3097,7 @@
       <w:r>
         <w:t xml:space="preserve"> — modifié — </w:t>
       </w:r>
-      <w:hyperlink w:history="1" r:id="rIdwk3vvvqfkjwgtvkorndpb">
+      <w:hyperlink w:history="1" r:id="rIdcszrrp57s_e1u31grs7pb">
         <w:r>
           <w:rPr>
             <w:rStyle w:val="Hyperlink"/>
@@ -2862,7 +3134,7 @@
       <w:r>
         <w:t xml:space="preserve"> — modifié — </w:t>
       </w:r>
-      <w:hyperlink w:history="1" r:id="rIdj9gihcagrzipplzsdmwpa">
+      <w:hyperlink w:history="1" r:id="rId8pnsc8fzhbrhmkrisxeru">
         <w:r>
           <w:rPr>
             <w:rStyle w:val="Hyperlink"/>
@@ -2891,7 +3163,7 @@
       <w:r>
         <w:t xml:space="preserve"> — modifié — </w:t>
       </w:r>
-      <w:hyperlink w:history="1" r:id="rIdady-qgkmrmvxahnve7b2w">
+      <w:hyperlink w:history="1" r:id="rIdjy-nya9_mvybl22uuluaa">
         <w:r>
           <w:rPr>
             <w:rStyle w:val="Hyperlink"/>

--- a/docs/developpement/phases/word/PHASE_31_SUIVI_DU_DEVELOPPEMENT_ET_PREPARATION_DE_LAUDIT_CODEX.docx
+++ b/docs/developpement/phases/word/PHASE_31_SUIVI_DU_DEVELOPPEMENT_ET_PREPARATION_DE_LAUDIT_CODEX.docx
@@ -20,7 +20,7 @@
       <w:r>
         <w:t xml:space="preserve">FlaiX Expert · dossier de développement · généré le 2026-10-04 depuis le dépôt </w:t>
       </w:r>
-      <w:hyperlink w:history="1" r:id="rIdkd2a9s5cci0mpjwzzffbt">
+      <w:hyperlink w:history="1" r:id="rIdqa6qwtg_yqyvbpcz8axcz">
         <w:r>
           <w:rPr>
             <w:rStyle w:val="Hyperlink"/>
@@ -690,7 +690,7 @@
           <w:numId w:val="2"/>
         </w:numPr>
       </w:pPr>
-      <w:hyperlink w:history="1" r:id="rIdddzvltqrp4jzlkxc0rv4k">
+      <w:hyperlink w:history="1" r:id="rIdwqha1wxq4rmkd0hvwq3dy">
         <w:r>
           <w:rPr>
             <w:rStyle w:val="Hyperlink"/>
@@ -710,7 +710,7 @@
           <w:numId w:val="2"/>
         </w:numPr>
       </w:pPr>
-      <w:hyperlink w:history="1" r:id="rIdhxrwxfayrjko8trpwo6ms">
+      <w:hyperlink w:history="1" r:id="rIdbrv2ys6mo4y9piys2tdpp">
         <w:r>
           <w:rPr>
             <w:rStyle w:val="Hyperlink"/>
@@ -730,7 +730,7 @@
           <w:numId w:val="2"/>
         </w:numPr>
       </w:pPr>
-      <w:hyperlink w:history="1" r:id="rIdinpm8d83bks9xf9lzfoja">
+      <w:hyperlink w:history="1" r:id="rIdyoyckampqjxq4ysvq_xzk">
         <w:r>
           <w:rPr>
             <w:rStyle w:val="Hyperlink"/>
@@ -750,7 +750,7 @@
           <w:numId w:val="2"/>
         </w:numPr>
       </w:pPr>
-      <w:hyperlink w:history="1" r:id="rIdyxfiui1kinsvqvgn3kub3">
+      <w:hyperlink w:history="1" r:id="rId7oj98zjvgmypnybtqprgv">
         <w:r>
           <w:rPr>
             <w:rStyle w:val="Hyperlink"/>
@@ -798,7 +798,7 @@
       <w:r>
         <w:t xml:space="preserve"> — créé — </w:t>
       </w:r>
-      <w:hyperlink w:history="1" r:id="rId-hxyaf_rk9zrvxjzvptjq">
+      <w:hyperlink w:history="1" r:id="rId6p57fq7fxoy7hefjmwy6k">
         <w:r>
           <w:rPr>
             <w:rStyle w:val="Hyperlink"/>
@@ -827,7 +827,7 @@
       <w:r>
         <w:t xml:space="preserve"> — créé — </w:t>
       </w:r>
-      <w:hyperlink w:history="1" r:id="rIdvdmppg1ftbpsavxbkt1ak">
+      <w:hyperlink w:history="1" r:id="rIdd3tlioze227y8zjspkb1s">
         <w:r>
           <w:rPr>
             <w:rStyle w:val="Hyperlink"/>
@@ -856,7 +856,7 @@
       <w:r>
         <w:t xml:space="preserve"> — créé — </w:t>
       </w:r>
-      <w:hyperlink w:history="1" r:id="rId72xffkqdy6z79zcwmze1b">
+      <w:hyperlink w:history="1" r:id="rIdocypbrogotsx2o9iwyxdo">
         <w:r>
           <w:rPr>
             <w:rStyle w:val="Hyperlink"/>
@@ -885,7 +885,7 @@
       <w:r>
         <w:t xml:space="preserve"> — créé — </w:t>
       </w:r>
-      <w:hyperlink w:history="1" r:id="rIdg2ocwcf0_mtriytpikny8">
+      <w:hyperlink w:history="1" r:id="rIdvmw0aph5xoivnsybxnju1">
         <w:r>
           <w:rPr>
             <w:rStyle w:val="Hyperlink"/>
@@ -914,7 +914,7 @@
       <w:r>
         <w:t xml:space="preserve"> — créé — </w:t>
       </w:r>
-      <w:hyperlink w:history="1" r:id="rIdgyd0djl8b-k5a4_2nvytp">
+      <w:hyperlink w:history="1" r:id="rIdbuyxguthvjghc7bb1uf1u">
         <w:r>
           <w:rPr>
             <w:rStyle w:val="Hyperlink"/>
@@ -951,7 +951,7 @@
       <w:r>
         <w:t xml:space="preserve"> — créé — </w:t>
       </w:r>
-      <w:hyperlink w:history="1" r:id="rIdgzbgyh8ad155yexsxum_j">
+      <w:hyperlink w:history="1" r:id="rIdgdmjyeznzcrk9twct5hqr">
         <w:r>
           <w:rPr>
             <w:rStyle w:val="Hyperlink"/>
@@ -980,7 +980,7 @@
       <w:r>
         <w:t xml:space="preserve"> — créé — </w:t>
       </w:r>
-      <w:hyperlink w:history="1" r:id="rIddavpf5vgnypbj_bno-wuc">
+      <w:hyperlink w:history="1" r:id="rIdnhbifiwtnhqfh4nworzma">
         <w:r>
           <w:rPr>
             <w:rStyle w:val="Hyperlink"/>
@@ -1009,7 +1009,7 @@
       <w:r>
         <w:t xml:space="preserve"> — modifié — </w:t>
       </w:r>
-      <w:hyperlink w:history="1" r:id="rIdq74_-igzbpscr9lv-f_gu">
+      <w:hyperlink w:history="1" r:id="rIdcrfiwddlzc7yc8cxvuwau">
         <w:r>
           <w:rPr>
             <w:rStyle w:val="Hyperlink"/>
@@ -1038,7 +1038,7 @@
       <w:r>
         <w:t xml:space="preserve"> — créé — </w:t>
       </w:r>
-      <w:hyperlink w:history="1" r:id="rIdr4y79hajruu9z_bjfw0wf">
+      <w:hyperlink w:history="1" r:id="rIdcqv4wscjo3gyeijnv7-nd">
         <w:r>
           <w:rPr>
             <w:rStyle w:val="Hyperlink"/>
@@ -1067,7 +1067,7 @@
       <w:r>
         <w:t xml:space="preserve"> — créé — </w:t>
       </w:r>
-      <w:hyperlink w:history="1" r:id="rId0lnta5pohsvwj0sjdyc96">
+      <w:hyperlink w:history="1" r:id="rIdegox81z3e2lolaotlilkd">
         <w:r>
           <w:rPr>
             <w:rStyle w:val="Hyperlink"/>
@@ -1096,7 +1096,7 @@
       <w:r>
         <w:t xml:space="preserve"> — créé — </w:t>
       </w:r>
-      <w:hyperlink w:history="1" r:id="rIdmj0vsjgwxfmczt6mmhwjj">
+      <w:hyperlink w:history="1" r:id="rIduqxengtei_xy7fmaurat8">
         <w:r>
           <w:rPr>
             <w:rStyle w:val="Hyperlink"/>
@@ -1125,7 +1125,7 @@
       <w:r>
         <w:t xml:space="preserve"> — créé — </w:t>
       </w:r>
-      <w:hyperlink w:history="1" r:id="rIdbn9hij2l1ydjqpebtz9a7">
+      <w:hyperlink w:history="1" r:id="rIdsbks-amcg6-x0vtrgbq0a">
         <w:r>
           <w:rPr>
             <w:rStyle w:val="Hyperlink"/>
@@ -1154,7 +1154,7 @@
       <w:r>
         <w:t xml:space="preserve"> — créé — </w:t>
       </w:r>
-      <w:hyperlink w:history="1" r:id="rIdimo6tapsfxf6yd5urzc3s">
+      <w:hyperlink w:history="1" r:id="rIdnfcoh7noxrdx4zixi5fvp">
         <w:r>
           <w:rPr>
             <w:rStyle w:val="Hyperlink"/>
@@ -1183,7 +1183,7 @@
       <w:r>
         <w:t xml:space="preserve"> — créé — </w:t>
       </w:r>
-      <w:hyperlink w:history="1" r:id="rIdcktfct7u4ncwf3ov4rgxo">
+      <w:hyperlink w:history="1" r:id="rId5cbic5-q6blz9mvtiup6t">
         <w:r>
           <w:rPr>
             <w:rStyle w:val="Hyperlink"/>
@@ -1212,7 +1212,7 @@
       <w:r>
         <w:t xml:space="preserve"> — créé — </w:t>
       </w:r>
-      <w:hyperlink w:history="1" r:id="rIdj_hcvmk5jlwegpdnam27l">
+      <w:hyperlink w:history="1" r:id="rIdgzbhch7llbc2cyxyq4isf">
         <w:r>
           <w:rPr>
             <w:rStyle w:val="Hyperlink"/>
@@ -1241,7 +1241,7 @@
       <w:r>
         <w:t xml:space="preserve"> — créé — </w:t>
       </w:r>
-      <w:hyperlink w:history="1" r:id="rIdgkm5sqzdw3yef5yfhhhfi">
+      <w:hyperlink w:history="1" r:id="rIdfy_ct3smuqewwmnsewftv">
         <w:r>
           <w:rPr>
             <w:rStyle w:val="Hyperlink"/>
@@ -1270,7 +1270,7 @@
       <w:r>
         <w:t xml:space="preserve"> — créé — </w:t>
       </w:r>
-      <w:hyperlink w:history="1" r:id="rIdvxvdgr07gxao2gym7r356">
+      <w:hyperlink w:history="1" r:id="rIdjl6lrrw1rtlffftosvvbu">
         <w:r>
           <w:rPr>
             <w:rStyle w:val="Hyperlink"/>
@@ -1299,7 +1299,7 @@
       <w:r>
         <w:t xml:space="preserve"> — créé — </w:t>
       </w:r>
-      <w:hyperlink w:history="1" r:id="rIdwgvmhtlqa9zwyfeukjpgd">
+      <w:hyperlink w:history="1" r:id="rIdei6w90693grm8zfo-f_ga">
         <w:r>
           <w:rPr>
             <w:rStyle w:val="Hyperlink"/>
@@ -1328,7 +1328,7 @@
       <w:r>
         <w:t xml:space="preserve"> — créé — </w:t>
       </w:r>
-      <w:hyperlink w:history="1" r:id="rIdogdtpw_j5hxekdxpuvjwu">
+      <w:hyperlink w:history="1" r:id="rIds0xchmf7giifh-fgik1we">
         <w:r>
           <w:rPr>
             <w:rStyle w:val="Hyperlink"/>
@@ -1357,7 +1357,7 @@
       <w:r>
         <w:t xml:space="preserve"> — créé — </w:t>
       </w:r>
-      <w:hyperlink w:history="1" r:id="rIdaxjzdtuczjvle7bb4gv0b">
+      <w:hyperlink w:history="1" r:id="rIdrhhnueqjilawnmpxxtbkz">
         <w:r>
           <w:rPr>
             <w:rStyle w:val="Hyperlink"/>
@@ -1386,7 +1386,7 @@
       <w:r>
         <w:t xml:space="preserve"> — créé — </w:t>
       </w:r>
-      <w:hyperlink w:history="1" r:id="rIdrt25ef2mfwkio0ivneefe">
+      <w:hyperlink w:history="1" r:id="rIdwqthqxcyd6tgm3gbo3sxw">
         <w:r>
           <w:rPr>
             <w:rStyle w:val="Hyperlink"/>
@@ -1415,7 +1415,7 @@
       <w:r>
         <w:t xml:space="preserve"> — créé — </w:t>
       </w:r>
-      <w:hyperlink w:history="1" r:id="rIdhaubaen-olg75-5xqfatl">
+      <w:hyperlink w:history="1" r:id="rIdrpkci3h6ezetnfqtdl5jq">
         <w:r>
           <w:rPr>
             <w:rStyle w:val="Hyperlink"/>
@@ -1444,7 +1444,7 @@
       <w:r>
         <w:t xml:space="preserve"> — créé — </w:t>
       </w:r>
-      <w:hyperlink w:history="1" r:id="rIdrhwgib9cpswc54pqscdku">
+      <w:hyperlink w:history="1" r:id="rIdyglxqghl6skcg1wezli1s">
         <w:r>
           <w:rPr>
             <w:rStyle w:val="Hyperlink"/>
@@ -1473,7 +1473,7 @@
       <w:r>
         <w:t xml:space="preserve"> — créé — </w:t>
       </w:r>
-      <w:hyperlink w:history="1" r:id="rIdrissetofdrd1tt11r1dfu">
+      <w:hyperlink w:history="1" r:id="rId2zeaxam8qssrd1u-sldzw">
         <w:r>
           <w:rPr>
             <w:rStyle w:val="Hyperlink"/>
@@ -1502,7 +1502,7 @@
       <w:r>
         <w:t xml:space="preserve"> — créé — </w:t>
       </w:r>
-      <w:hyperlink w:history="1" r:id="rIdb7j5t1wxpuitqyy4qy2ay">
+      <w:hyperlink w:history="1" r:id="rIdr9u_9orzvdudy97ii_k7t">
         <w:r>
           <w:rPr>
             <w:rStyle w:val="Hyperlink"/>
@@ -1531,7 +1531,7 @@
       <w:r>
         <w:t xml:space="preserve"> — créé — </w:t>
       </w:r>
-      <w:hyperlink w:history="1" r:id="rIdsxjtszhknpfm4jnaohhyk">
+      <w:hyperlink w:history="1" r:id="rId2b587v_9wz-7j1vcevuhk">
         <w:r>
           <w:rPr>
             <w:rStyle w:val="Hyperlink"/>
@@ -1560,7 +1560,7 @@
       <w:r>
         <w:t xml:space="preserve"> — créé — </w:t>
       </w:r>
-      <w:hyperlink w:history="1" r:id="rIdallozmybgg1cebpq0nzab">
+      <w:hyperlink w:history="1" r:id="rIdeaeswmmpwi-ixm9aa_m2o">
         <w:r>
           <w:rPr>
             <w:rStyle w:val="Hyperlink"/>
@@ -1589,7 +1589,7 @@
       <w:r>
         <w:t xml:space="preserve"> — créé — </w:t>
       </w:r>
-      <w:hyperlink w:history="1" r:id="rIdriwxkrw7aciijtw4gb5tw">
+      <w:hyperlink w:history="1" r:id="rIdldaykswuao0h2k3hicerp">
         <w:r>
           <w:rPr>
             <w:rStyle w:val="Hyperlink"/>
@@ -1618,7 +1618,7 @@
       <w:r>
         <w:t xml:space="preserve"> — créé — </w:t>
       </w:r>
-      <w:hyperlink w:history="1" r:id="rIds1nhmdj-_bpxwzsfsl5ke">
+      <w:hyperlink w:history="1" r:id="rId8vb1lldlj8ezjdfgsi7ct">
         <w:r>
           <w:rPr>
             <w:rStyle w:val="Hyperlink"/>
@@ -1647,7 +1647,7 @@
       <w:r>
         <w:t xml:space="preserve"> — créé — </w:t>
       </w:r>
-      <w:hyperlink w:history="1" r:id="rIdvnwr3nly-w01gatbnl3-v">
+      <w:hyperlink w:history="1" r:id="rId4emlat6gbpztt0e6ey6wu">
         <w:r>
           <w:rPr>
             <w:rStyle w:val="Hyperlink"/>
@@ -1676,7 +1676,7 @@
       <w:r>
         <w:t xml:space="preserve"> — créé — </w:t>
       </w:r>
-      <w:hyperlink w:history="1" r:id="rIdcjdwovcfj-lf8l9n9cij7">
+      <w:hyperlink w:history="1" r:id="rIddoyuzogrgb1un3qrsqbp7">
         <w:r>
           <w:rPr>
             <w:rStyle w:val="Hyperlink"/>
@@ -1705,7 +1705,7 @@
       <w:r>
         <w:t xml:space="preserve"> — créé — </w:t>
       </w:r>
-      <w:hyperlink w:history="1" r:id="rIdqsjpkasaijagucqxtkrtl">
+      <w:hyperlink w:history="1" r:id="rIdb7c0fkkzgl_tc5iodtqp5">
         <w:r>
           <w:rPr>
             <w:rStyle w:val="Hyperlink"/>
@@ -1734,7 +1734,7 @@
       <w:r>
         <w:t xml:space="preserve"> — créé — </w:t>
       </w:r>
-      <w:hyperlink w:history="1" r:id="rIdr7be_1ujitkto5k4ktnjd">
+      <w:hyperlink w:history="1" r:id="rIditwexl-67-hrryf2wbeyk">
         <w:r>
           <w:rPr>
             <w:rStyle w:val="Hyperlink"/>
@@ -1763,7 +1763,7 @@
       <w:r>
         <w:t xml:space="preserve"> — créé — </w:t>
       </w:r>
-      <w:hyperlink w:history="1" r:id="rIdd3s_mrwveo5ro05uubzhf">
+      <w:hyperlink w:history="1" r:id="rIdkld9dnadojng2ylhueeol">
         <w:r>
           <w:rPr>
             <w:rStyle w:val="Hyperlink"/>
@@ -1792,7 +1792,7 @@
       <w:r>
         <w:t xml:space="preserve"> — créé — </w:t>
       </w:r>
-      <w:hyperlink w:history="1" r:id="rId4oezjt4gxvfxrx9j7xez4">
+      <w:hyperlink w:history="1" r:id="rIdvzgyb4gfi1ych8vo7xsql">
         <w:r>
           <w:rPr>
             <w:rStyle w:val="Hyperlink"/>
@@ -1821,7 +1821,7 @@
       <w:r>
         <w:t xml:space="preserve"> — créé — </w:t>
       </w:r>
-      <w:hyperlink w:history="1" r:id="rId-1oceuihto-81hyvnyhdr">
+      <w:hyperlink w:history="1" r:id="rIdjr9bcju1atczzkrapuos9">
         <w:r>
           <w:rPr>
             <w:rStyle w:val="Hyperlink"/>
@@ -1850,7 +1850,7 @@
       <w:r>
         <w:t xml:space="preserve"> — créé — </w:t>
       </w:r>
-      <w:hyperlink w:history="1" r:id="rIdb5e6sfqxgcc-ypw8y1vpc">
+      <w:hyperlink w:history="1" r:id="rIds3qwxycwlk3-xxtm1embi">
         <w:r>
           <w:rPr>
             <w:rStyle w:val="Hyperlink"/>
@@ -1879,7 +1879,7 @@
       <w:r>
         <w:t xml:space="preserve"> — créé — </w:t>
       </w:r>
-      <w:hyperlink w:history="1" r:id="rIduf-dwnzwu_kvbsip_swhh">
+      <w:hyperlink w:history="1" r:id="rIdcjkjiidkbr_mhnisullvi">
         <w:r>
           <w:rPr>
             <w:rStyle w:val="Hyperlink"/>
@@ -1908,7 +1908,7 @@
       <w:r>
         <w:t xml:space="preserve"> — créé — </w:t>
       </w:r>
-      <w:hyperlink w:history="1" r:id="rIdvwzvllvskzkbgrexb0k11">
+      <w:hyperlink w:history="1" r:id="rIdfubwfmne1fowixprik6w9">
         <w:r>
           <w:rPr>
             <w:rStyle w:val="Hyperlink"/>
@@ -1937,7 +1937,7 @@
       <w:r>
         <w:t xml:space="preserve"> — créé — </w:t>
       </w:r>
-      <w:hyperlink w:history="1" r:id="rIdb6nkriocrhcm-wlu_istg">
+      <w:hyperlink w:history="1" r:id="rIduepb3pw2t8iykrul_swlj">
         <w:r>
           <w:rPr>
             <w:rStyle w:val="Hyperlink"/>
@@ -1966,7 +1966,7 @@
       <w:r>
         <w:t xml:space="preserve"> — créé — </w:t>
       </w:r>
-      <w:hyperlink w:history="1" r:id="rId7a0dbh-1g9q_rc4ftzapw">
+      <w:hyperlink w:history="1" r:id="rIdbonvubezykr_e02gcs_sb">
         <w:r>
           <w:rPr>
             <w:rStyle w:val="Hyperlink"/>
@@ -1995,7 +1995,7 @@
       <w:r>
         <w:t xml:space="preserve"> — créé — </w:t>
       </w:r>
-      <w:hyperlink w:history="1" r:id="rId2fybqthmwnhnz8duzj5oc">
+      <w:hyperlink w:history="1" r:id="rIdaycyph9wikynev7gbu7ai">
         <w:r>
           <w:rPr>
             <w:rStyle w:val="Hyperlink"/>
@@ -2024,7 +2024,7 @@
       <w:r>
         <w:t xml:space="preserve"> — créé — </w:t>
       </w:r>
-      <w:hyperlink w:history="1" r:id="rIdynikmx4rbtv5wm94vssk1">
+      <w:hyperlink w:history="1" r:id="rIdo5j8gybubu6703qb2mxij">
         <w:r>
           <w:rPr>
             <w:rStyle w:val="Hyperlink"/>
@@ -2053,7 +2053,7 @@
       <w:r>
         <w:t xml:space="preserve"> — créé — </w:t>
       </w:r>
-      <w:hyperlink w:history="1" r:id="rIdahw-kqimi8bjpvx7duaek">
+      <w:hyperlink w:history="1" r:id="rIdzk_jk9opcpdbpsb1iw0fe">
         <w:r>
           <w:rPr>
             <w:rStyle w:val="Hyperlink"/>
@@ -2082,7 +2082,7 @@
       <w:r>
         <w:t xml:space="preserve"> — créé — </w:t>
       </w:r>
-      <w:hyperlink w:history="1" r:id="rIdzxduzdw8ekx8lzb2jjviy">
+      <w:hyperlink w:history="1" r:id="rIdvz2ktpekrs-v0z_d74kal">
         <w:r>
           <w:rPr>
             <w:rStyle w:val="Hyperlink"/>
@@ -2111,7 +2111,7 @@
       <w:r>
         <w:t xml:space="preserve"> — créé — </w:t>
       </w:r>
-      <w:hyperlink w:history="1" r:id="rId83j-wejoej1usxo_loqrh">
+      <w:hyperlink w:history="1" r:id="rIdshggiyiykzkgj8f5k7q0p">
         <w:r>
           <w:rPr>
             <w:rStyle w:val="Hyperlink"/>
@@ -2140,7 +2140,7 @@
       <w:r>
         <w:t xml:space="preserve"> — créé — </w:t>
       </w:r>
-      <w:hyperlink w:history="1" r:id="rIdtfxaeq6zifacplki88qzc">
+      <w:hyperlink w:history="1" r:id="rId-qn41ja4wplgigrwek_ic">
         <w:r>
           <w:rPr>
             <w:rStyle w:val="Hyperlink"/>
@@ -2169,7 +2169,7 @@
       <w:r>
         <w:t xml:space="preserve"> — créé — </w:t>
       </w:r>
-      <w:hyperlink w:history="1" r:id="rIdamhugnye5ffhzfd8a0dpw">
+      <w:hyperlink w:history="1" r:id="rIdx5u9nupuic5xcyhgbbvw0">
         <w:r>
           <w:rPr>
             <w:rStyle w:val="Hyperlink"/>
@@ -2198,7 +2198,7 @@
       <w:r>
         <w:t xml:space="preserve"> — créé — </w:t>
       </w:r>
-      <w:hyperlink w:history="1" r:id="rIdsixcdimqdx8n2tuq_ae8y">
+      <w:hyperlink w:history="1" r:id="rIdfwmc3jozynvwdiexujytx">
         <w:r>
           <w:rPr>
             <w:rStyle w:val="Hyperlink"/>
@@ -2227,7 +2227,7 @@
       <w:r>
         <w:t xml:space="preserve"> — créé — </w:t>
       </w:r>
-      <w:hyperlink w:history="1" r:id="rIdjaq0ntapc0kqlmqpxkwg3">
+      <w:hyperlink w:history="1" r:id="rIdscq-ydd2kaelbgp2clobi">
         <w:r>
           <w:rPr>
             <w:rStyle w:val="Hyperlink"/>
@@ -2256,7 +2256,7 @@
       <w:r>
         <w:t xml:space="preserve"> — créé — </w:t>
       </w:r>
-      <w:hyperlink w:history="1" r:id="rIds8uew8rvbfzlfy3auash3">
+      <w:hyperlink w:history="1" r:id="rIduptgl9awy7byp9zwmejyg">
         <w:r>
           <w:rPr>
             <w:rStyle w:val="Hyperlink"/>
@@ -2285,7 +2285,7 @@
       <w:r>
         <w:t xml:space="preserve"> — créé — </w:t>
       </w:r>
-      <w:hyperlink w:history="1" r:id="rIdko62_1bvkgfh0d9wy5zs4">
+      <w:hyperlink w:history="1" r:id="rIdmsk3vtagqnidcm5awonzd">
         <w:r>
           <w:rPr>
             <w:rStyle w:val="Hyperlink"/>
@@ -2314,7 +2314,7 @@
       <w:r>
         <w:t xml:space="preserve"> — créé — </w:t>
       </w:r>
-      <w:hyperlink w:history="1" r:id="rIdipmme7op1apkaj1qvqjkv">
+      <w:hyperlink w:history="1" r:id="rIdmlx3pic3de7e_tezei7o8">
         <w:r>
           <w:rPr>
             <w:rStyle w:val="Hyperlink"/>
@@ -2343,7 +2343,7 @@
       <w:r>
         <w:t xml:space="preserve"> — créé — </w:t>
       </w:r>
-      <w:hyperlink w:history="1" r:id="rIdhh-j6pb2gvceacpu83uos">
+      <w:hyperlink w:history="1" r:id="rId7hq4diazgixd4qjys2cjx">
         <w:r>
           <w:rPr>
             <w:rStyle w:val="Hyperlink"/>
@@ -2372,7 +2372,7 @@
       <w:r>
         <w:t xml:space="preserve"> — créé — </w:t>
       </w:r>
-      <w:hyperlink w:history="1" r:id="rIdrxo__yaugwcuhqma8esko">
+      <w:hyperlink w:history="1" r:id="rIdh2ra0uhsqlabxod5k_fa9">
         <w:r>
           <w:rPr>
             <w:rStyle w:val="Hyperlink"/>
@@ -2401,7 +2401,7 @@
       <w:r>
         <w:t xml:space="preserve"> — créé — </w:t>
       </w:r>
-      <w:hyperlink w:history="1" r:id="rIdmyvgzari2_8r_eml5garb">
+      <w:hyperlink w:history="1" r:id="rIdtxcd_pkuiv3aw77vrqgqb">
         <w:r>
           <w:rPr>
             <w:rStyle w:val="Hyperlink"/>
@@ -2430,7 +2430,7 @@
       <w:r>
         <w:t xml:space="preserve"> — créé — </w:t>
       </w:r>
-      <w:hyperlink w:history="1" r:id="rIdbqrbqrdyulvvaew07fdx-">
+      <w:hyperlink w:history="1" r:id="rIdxewzzzudnyo8ujt4nbxh0">
         <w:r>
           <w:rPr>
             <w:rStyle w:val="Hyperlink"/>
@@ -2459,7 +2459,7 @@
       <w:r>
         <w:t xml:space="preserve"> — créé — </w:t>
       </w:r>
-      <w:hyperlink w:history="1" r:id="rIdq9nrwjyjpku6qtamgzqlo">
+      <w:hyperlink w:history="1" r:id="rIdqsjqjoqhttzlcdpywjl6n">
         <w:r>
           <w:rPr>
             <w:rStyle w:val="Hyperlink"/>
@@ -2488,7 +2488,7 @@
       <w:r>
         <w:t xml:space="preserve"> — créé — </w:t>
       </w:r>
-      <w:hyperlink w:history="1" r:id="rIdwabsxntrzurkzropnkmyn">
+      <w:hyperlink w:history="1" r:id="rIdy8gevxwahbw5hrtyalhky">
         <w:r>
           <w:rPr>
             <w:rStyle w:val="Hyperlink"/>
@@ -2517,7 +2517,7 @@
       <w:r>
         <w:t xml:space="preserve"> — créé — </w:t>
       </w:r>
-      <w:hyperlink w:history="1" r:id="rIdnlbuisojjlvlltmsryadi">
+      <w:hyperlink w:history="1" r:id="rIdoauzpuigrqrnfn6nlf7gt">
         <w:r>
           <w:rPr>
             <w:rStyle w:val="Hyperlink"/>
@@ -2546,7 +2546,7 @@
       <w:r>
         <w:t xml:space="preserve"> — créé — </w:t>
       </w:r>
-      <w:hyperlink w:history="1" r:id="rId07_9t6emmp221v9gju29f">
+      <w:hyperlink w:history="1" r:id="rIdddh6falzxisj8zhxqqau3">
         <w:r>
           <w:rPr>
             <w:rStyle w:val="Hyperlink"/>
@@ -2575,7 +2575,7 @@
       <w:r>
         <w:t xml:space="preserve"> — créé — </w:t>
       </w:r>
-      <w:hyperlink w:history="1" r:id="rIdksfue34pktgjyvqwtwioh">
+      <w:hyperlink w:history="1" r:id="rIds0y9ksx6kfxfgknd6xdwc">
         <w:r>
           <w:rPr>
             <w:rStyle w:val="Hyperlink"/>
@@ -2604,7 +2604,7 @@
       <w:r>
         <w:t xml:space="preserve"> — créé — </w:t>
       </w:r>
-      <w:hyperlink w:history="1" r:id="rIdzauyi3ofg0rdxghlnzkga">
+      <w:hyperlink w:history="1" r:id="rIdgvp6mmzl5hggubygzi227">
         <w:r>
           <w:rPr>
             <w:rStyle w:val="Hyperlink"/>
@@ -2633,7 +2633,7 @@
       <w:r>
         <w:t xml:space="preserve"> — créé — </w:t>
       </w:r>
-      <w:hyperlink w:history="1" r:id="rIdkxcsgxqgzn5y-onukgutx">
+      <w:hyperlink w:history="1" r:id="rId2kptg7ttfhe-kdriivfnr">
         <w:r>
           <w:rPr>
             <w:rStyle w:val="Hyperlink"/>
@@ -2662,7 +2662,7 @@
       <w:r>
         <w:t xml:space="preserve"> — créé — </w:t>
       </w:r>
-      <w:hyperlink w:history="1" r:id="rIdbh89y99o2vzsuypzj7rip">
+      <w:hyperlink w:history="1" r:id="rIdexffnev4ijmb307qkovep">
         <w:r>
           <w:rPr>
             <w:rStyle w:val="Hyperlink"/>
@@ -2691,7 +2691,7 @@
       <w:r>
         <w:t xml:space="preserve"> — créé — </w:t>
       </w:r>
-      <w:hyperlink w:history="1" r:id="rIdzzr_uwyhha-uythiuxmwt">
+      <w:hyperlink w:history="1" r:id="rIdqmmyuox4dunskr2nxxmq8">
         <w:r>
           <w:rPr>
             <w:rStyle w:val="Hyperlink"/>
@@ -2720,7 +2720,7 @@
       <w:r>
         <w:t xml:space="preserve"> — créé — </w:t>
       </w:r>
-      <w:hyperlink w:history="1" r:id="rIdrvdjaai7h-8gpmh-3apxa">
+      <w:hyperlink w:history="1" r:id="rIdijgo0uv4ol9-thaiuxvqs">
         <w:r>
           <w:rPr>
             <w:rStyle w:val="Hyperlink"/>
@@ -2749,7 +2749,7 @@
       <w:r>
         <w:t xml:space="preserve"> — créé — </w:t>
       </w:r>
-      <w:hyperlink w:history="1" r:id="rIdq-zoe9l1bibnlsrht_u1l">
+      <w:hyperlink w:history="1" r:id="rIdahm1eyuvr3vuafsr0phx1">
         <w:r>
           <w:rPr>
             <w:rStyle w:val="Hyperlink"/>
@@ -2778,7 +2778,7 @@
       <w:r>
         <w:t xml:space="preserve"> — créé — </w:t>
       </w:r>
-      <w:hyperlink w:history="1" r:id="rIditq6rnvc9jymnxyemtlr1">
+      <w:hyperlink w:history="1" r:id="rIda36q_ff-lrujvd0wlclsg">
         <w:r>
           <w:rPr>
             <w:rStyle w:val="Hyperlink"/>
@@ -2807,7 +2807,7 @@
       <w:r>
         <w:t xml:space="preserve"> — créé — </w:t>
       </w:r>
-      <w:hyperlink w:history="1" r:id="rIdgxs29ii3z1gu-jxhwxpyx">
+      <w:hyperlink w:history="1" r:id="rId_0mhob00r8umpypmmnren">
         <w:r>
           <w:rPr>
             <w:rStyle w:val="Hyperlink"/>
@@ -2836,7 +2836,7 @@
       <w:r>
         <w:t xml:space="preserve"> — créé — </w:t>
       </w:r>
-      <w:hyperlink w:history="1" r:id="rId_qtsvnrud4nclov-wcnnu">
+      <w:hyperlink w:history="1" r:id="rIdka4xdv-qhnh-pdvk9g0iv">
         <w:r>
           <w:rPr>
             <w:rStyle w:val="Hyperlink"/>
@@ -2865,7 +2865,7 @@
       <w:r>
         <w:t xml:space="preserve"> — créé — </w:t>
       </w:r>
-      <w:hyperlink w:history="1" r:id="rIdl3vag4ggpbfoqcsnidjh_">
+      <w:hyperlink w:history="1" r:id="rIdmzt4icrbg3_0lm84a6zwi">
         <w:r>
           <w:rPr>
             <w:rStyle w:val="Hyperlink"/>
@@ -2894,7 +2894,7 @@
       <w:r>
         <w:t xml:space="preserve"> — créé — </w:t>
       </w:r>
-      <w:hyperlink w:history="1" r:id="rIdcge71la8nz6bgh3hgabr9">
+      <w:hyperlink w:history="1" r:id="rIdfiva6krsv7gdczekywfkx">
         <w:r>
           <w:rPr>
             <w:rStyle w:val="Hyperlink"/>
@@ -2923,7 +2923,7 @@
       <w:r>
         <w:t xml:space="preserve"> — créé — </w:t>
       </w:r>
-      <w:hyperlink w:history="1" r:id="rIdu6hghozlyqyrygbqguyoe">
+      <w:hyperlink w:history="1" r:id="rIdqrkvvcwe6wbe9z5kzgx7h">
         <w:r>
           <w:rPr>
             <w:rStyle w:val="Hyperlink"/>
@@ -2952,7 +2952,7 @@
       <w:r>
         <w:t xml:space="preserve"> — créé — </w:t>
       </w:r>
-      <w:hyperlink w:history="1" r:id="rIdnwal-azszqkfe4nkfrs8r">
+      <w:hyperlink w:history="1" r:id="rIdysuqqotnf1wzvr9twahwu">
         <w:r>
           <w:rPr>
             <w:rStyle w:val="Hyperlink"/>
@@ -2981,7 +2981,7 @@
       <w:r>
         <w:t xml:space="preserve"> — créé — </w:t>
       </w:r>
-      <w:hyperlink w:history="1" r:id="rIdxofy5dv_4trolbvitajhe">
+      <w:hyperlink w:history="1" r:id="rId3ngsmgtu8eypfwgp7enjj">
         <w:r>
           <w:rPr>
             <w:rStyle w:val="Hyperlink"/>
@@ -3010,7 +3010,7 @@
       <w:r>
         <w:t xml:space="preserve"> — créé — </w:t>
       </w:r>
-      <w:hyperlink w:history="1" r:id="rIdlz0_pwucujvccd9ygwyep">
+      <w:hyperlink w:history="1" r:id="rId6pxkezcvusuvlq1q2fgyn">
         <w:r>
           <w:rPr>
             <w:rStyle w:val="Hyperlink"/>
@@ -3039,7 +3039,7 @@
       <w:r>
         <w:t xml:space="preserve"> — créé — </w:t>
       </w:r>
-      <w:hyperlink w:history="1" r:id="rIdyqaqkujswodz5mstyzegw">
+      <w:hyperlink w:history="1" r:id="rIdrp8ontz1lwjr2gvmzphz_">
         <w:r>
           <w:rPr>
             <w:rStyle w:val="Hyperlink"/>
@@ -3068,7 +3068,7 @@
       <w:r>
         <w:t xml:space="preserve"> — modifié — </w:t>
       </w:r>
-      <w:hyperlink w:history="1" r:id="rId4hkukrzixnpiwldelg-xv">
+      <w:hyperlink w:history="1" r:id="rId3ilhsu702vjhzivg7ivri">
         <w:r>
           <w:rPr>
             <w:rStyle w:val="Hyperlink"/>
@@ -3097,7 +3097,7 @@
       <w:r>
         <w:t xml:space="preserve"> — modifié — </w:t>
       </w:r>
-      <w:hyperlink w:history="1" r:id="rIdcszrrp57s_e1u31grs7pb">
+      <w:hyperlink w:history="1" r:id="rIdbdd6cvcnrirzfhovijqtt">
         <w:r>
           <w:rPr>
             <w:rStyle w:val="Hyperlink"/>
@@ -3134,7 +3134,7 @@
       <w:r>
         <w:t xml:space="preserve"> — modifié — </w:t>
       </w:r>
-      <w:hyperlink w:history="1" r:id="rId8pnsc8fzhbrhmkrisxeru">
+      <w:hyperlink w:history="1" r:id="rIdlqbxfif35-5du5gzyx3zs">
         <w:r>
           <w:rPr>
             <w:rStyle w:val="Hyperlink"/>
@@ -3163,7 +3163,7 @@
       <w:r>
         <w:t xml:space="preserve"> — modifié — </w:t>
       </w:r>
-      <w:hyperlink w:history="1" r:id="rIdjy-nya9_mvybl22uuluaa">
+      <w:hyperlink w:history="1" r:id="rIdnko7j4az3uqajkefbcnnf">
         <w:r>
           <w:rPr>
             <w:rStyle w:val="Hyperlink"/>

--- a/docs/developpement/phases/word/PHASE_31_SUIVI_DU_DEVELOPPEMENT_ET_PREPARATION_DE_LAUDIT_CODEX.docx
+++ b/docs/developpement/phases/word/PHASE_31_SUIVI_DU_DEVELOPPEMENT_ET_PREPARATION_DE_LAUDIT_CODEX.docx
@@ -20,7 +20,7 @@
       <w:r>
         <w:t xml:space="preserve">FlaiX Expert · dossier de développement · généré le 2026-10-04 depuis le dépôt </w:t>
       </w:r>
-      <w:hyperlink w:history="1" r:id="rIdqa6qwtg_yqyvbpcz8axcz">
+      <w:hyperlink w:history="1" r:id="rIdqcz4jwkvwdarznvs46dxu">
         <w:r>
           <w:rPr>
             <w:rStyle w:val="Hyperlink"/>
@@ -690,7 +690,7 @@
           <w:numId w:val="2"/>
         </w:numPr>
       </w:pPr>
-      <w:hyperlink w:history="1" r:id="rIdwqha1wxq4rmkd0hvwq3dy">
+      <w:hyperlink w:history="1" r:id="rIdov7ovrcmd5n4dcea0psfn">
         <w:r>
           <w:rPr>
             <w:rStyle w:val="Hyperlink"/>
@@ -710,7 +710,7 @@
           <w:numId w:val="2"/>
         </w:numPr>
       </w:pPr>
-      <w:hyperlink w:history="1" r:id="rIdbrv2ys6mo4y9piys2tdpp">
+      <w:hyperlink w:history="1" r:id="rIdntq6mqyya8qgyveewa60t">
         <w:r>
           <w:rPr>
             <w:rStyle w:val="Hyperlink"/>
@@ -730,7 +730,7 @@
           <w:numId w:val="2"/>
         </w:numPr>
       </w:pPr>
-      <w:hyperlink w:history="1" r:id="rIdyoyckampqjxq4ysvq_xzk">
+      <w:hyperlink w:history="1" r:id="rIdymcolvdmhgadworvrlvtl">
         <w:r>
           <w:rPr>
             <w:rStyle w:val="Hyperlink"/>
@@ -750,7 +750,7 @@
           <w:numId w:val="2"/>
         </w:numPr>
       </w:pPr>
-      <w:hyperlink w:history="1" r:id="rId7oj98zjvgmypnybtqprgv">
+      <w:hyperlink w:history="1" r:id="rIdhv0uq_ydon7c1cte4n0au">
         <w:r>
           <w:rPr>
             <w:rStyle w:val="Hyperlink"/>
@@ -798,7 +798,7 @@
       <w:r>
         <w:t xml:space="preserve"> — créé — </w:t>
       </w:r>
-      <w:hyperlink w:history="1" r:id="rId6p57fq7fxoy7hefjmwy6k">
+      <w:hyperlink w:history="1" r:id="rIdzmmgqxa8008yjkezfm2z_">
         <w:r>
           <w:rPr>
             <w:rStyle w:val="Hyperlink"/>
@@ -827,7 +827,7 @@
       <w:r>
         <w:t xml:space="preserve"> — créé — </w:t>
       </w:r>
-      <w:hyperlink w:history="1" r:id="rIdd3tlioze227y8zjspkb1s">
+      <w:hyperlink w:history="1" r:id="rIdo8zjwnn585awx4aydjjyw">
         <w:r>
           <w:rPr>
             <w:rStyle w:val="Hyperlink"/>
@@ -856,7 +856,7 @@
       <w:r>
         <w:t xml:space="preserve"> — créé — </w:t>
       </w:r>
-      <w:hyperlink w:history="1" r:id="rIdocypbrogotsx2o9iwyxdo">
+      <w:hyperlink w:history="1" r:id="rId6pfmipfidjzllqfx2v3_h">
         <w:r>
           <w:rPr>
             <w:rStyle w:val="Hyperlink"/>
@@ -885,7 +885,7 @@
       <w:r>
         <w:t xml:space="preserve"> — créé — </w:t>
       </w:r>
-      <w:hyperlink w:history="1" r:id="rIdvmw0aph5xoivnsybxnju1">
+      <w:hyperlink w:history="1" r:id="rIdeughntfsjcuu-1i4xybku">
         <w:r>
           <w:rPr>
             <w:rStyle w:val="Hyperlink"/>
@@ -914,7 +914,7 @@
       <w:r>
         <w:t xml:space="preserve"> — créé — </w:t>
       </w:r>
-      <w:hyperlink w:history="1" r:id="rIdbuyxguthvjghc7bb1uf1u">
+      <w:hyperlink w:history="1" r:id="rIdkoiau0hosrmeefqjiya9q">
         <w:r>
           <w:rPr>
             <w:rStyle w:val="Hyperlink"/>
@@ -951,7 +951,7 @@
       <w:r>
         <w:t xml:space="preserve"> — créé — </w:t>
       </w:r>
-      <w:hyperlink w:history="1" r:id="rIdgdmjyeznzcrk9twct5hqr">
+      <w:hyperlink w:history="1" r:id="rIdpd944tzrb-lronj1bhmdv">
         <w:r>
           <w:rPr>
             <w:rStyle w:val="Hyperlink"/>
@@ -980,7 +980,7 @@
       <w:r>
         <w:t xml:space="preserve"> — créé — </w:t>
       </w:r>
-      <w:hyperlink w:history="1" r:id="rIdnhbifiwtnhqfh4nworzma">
+      <w:hyperlink w:history="1" r:id="rIdbxvq_xen2b3fxq3vkqhab">
         <w:r>
           <w:rPr>
             <w:rStyle w:val="Hyperlink"/>
@@ -1009,7 +1009,7 @@
       <w:r>
         <w:t xml:space="preserve"> — modifié — </w:t>
       </w:r>
-      <w:hyperlink w:history="1" r:id="rIdcrfiwddlzc7yc8cxvuwau">
+      <w:hyperlink w:history="1" r:id="rIdpbvzsdnyskd5irvvpm3lt">
         <w:r>
           <w:rPr>
             <w:rStyle w:val="Hyperlink"/>
@@ -1038,7 +1038,7 @@
       <w:r>
         <w:t xml:space="preserve"> — créé — </w:t>
       </w:r>
-      <w:hyperlink w:history="1" r:id="rIdcqv4wscjo3gyeijnv7-nd">
+      <w:hyperlink w:history="1" r:id="rIdc2uf8ap-apupfknvm0tcj">
         <w:r>
           <w:rPr>
             <w:rStyle w:val="Hyperlink"/>
@@ -1067,7 +1067,7 @@
       <w:r>
         <w:t xml:space="preserve"> — créé — </w:t>
       </w:r>
-      <w:hyperlink w:history="1" r:id="rIdegox81z3e2lolaotlilkd">
+      <w:hyperlink w:history="1" r:id="rIdmx_kagihntou6df1zkjpn">
         <w:r>
           <w:rPr>
             <w:rStyle w:val="Hyperlink"/>
@@ -1096,7 +1096,7 @@
       <w:r>
         <w:t xml:space="preserve"> — créé — </w:t>
       </w:r>
-      <w:hyperlink w:history="1" r:id="rIduqxengtei_xy7fmaurat8">
+      <w:hyperlink w:history="1" r:id="rIdd85nyskjp4d2tqk6jw0ha">
         <w:r>
           <w:rPr>
             <w:rStyle w:val="Hyperlink"/>
@@ -1125,7 +1125,7 @@
       <w:r>
         <w:t xml:space="preserve"> — créé — </w:t>
       </w:r>
-      <w:hyperlink w:history="1" r:id="rIdsbks-amcg6-x0vtrgbq0a">
+      <w:hyperlink w:history="1" r:id="rIdytdmir4l-c6s0mtaprovw">
         <w:r>
           <w:rPr>
             <w:rStyle w:val="Hyperlink"/>
@@ -1154,7 +1154,7 @@
       <w:r>
         <w:t xml:space="preserve"> — créé — </w:t>
       </w:r>
-      <w:hyperlink w:history="1" r:id="rIdnfcoh7noxrdx4zixi5fvp">
+      <w:hyperlink w:history="1" r:id="rIdbv-zgsafwgilot04cys0t">
         <w:r>
           <w:rPr>
             <w:rStyle w:val="Hyperlink"/>
@@ -1183,7 +1183,7 @@
       <w:r>
         <w:t xml:space="preserve"> — créé — </w:t>
       </w:r>
-      <w:hyperlink w:history="1" r:id="rId5cbic5-q6blz9mvtiup6t">
+      <w:hyperlink w:history="1" r:id="rIdldzf2fnmnl_kjazxxo-xi">
         <w:r>
           <w:rPr>
             <w:rStyle w:val="Hyperlink"/>
@@ -1212,7 +1212,7 @@
       <w:r>
         <w:t xml:space="preserve"> — créé — </w:t>
       </w:r>
-      <w:hyperlink w:history="1" r:id="rIdgzbhch7llbc2cyxyq4isf">
+      <w:hyperlink w:history="1" r:id="rIdi4a0ufcwtxr_nwedk9i9k">
         <w:r>
           <w:rPr>
             <w:rStyle w:val="Hyperlink"/>
@@ -1241,7 +1241,7 @@
       <w:r>
         <w:t xml:space="preserve"> — créé — </w:t>
       </w:r>
-      <w:hyperlink w:history="1" r:id="rIdfy_ct3smuqewwmnsewftv">
+      <w:hyperlink w:history="1" r:id="rIdvjylnb6djabo5vkwjkryg">
         <w:r>
           <w:rPr>
             <w:rStyle w:val="Hyperlink"/>
@@ -1270,7 +1270,7 @@
       <w:r>
         <w:t xml:space="preserve"> — créé — </w:t>
       </w:r>
-      <w:hyperlink w:history="1" r:id="rIdjl6lrrw1rtlffftosvvbu">
+      <w:hyperlink w:history="1" r:id="rId8qzt9qsowks5wocwivq_p">
         <w:r>
           <w:rPr>
             <w:rStyle w:val="Hyperlink"/>
@@ -1299,7 +1299,7 @@
       <w:r>
         <w:t xml:space="preserve"> — créé — </w:t>
       </w:r>
-      <w:hyperlink w:history="1" r:id="rIdei6w90693grm8zfo-f_ga">
+      <w:hyperlink w:history="1" r:id="rIdsx2ispe2xbw4_njn2ndng">
         <w:r>
           <w:rPr>
             <w:rStyle w:val="Hyperlink"/>
@@ -1328,7 +1328,7 @@
       <w:r>
         <w:t xml:space="preserve"> — créé — </w:t>
       </w:r>
-      <w:hyperlink w:history="1" r:id="rIds0xchmf7giifh-fgik1we">
+      <w:hyperlink w:history="1" r:id="rIdyhewqrmu3zkxnrzsnimcv">
         <w:r>
           <w:rPr>
             <w:rStyle w:val="Hyperlink"/>
@@ -1357,7 +1357,7 @@
       <w:r>
         <w:t xml:space="preserve"> — créé — </w:t>
       </w:r>
-      <w:hyperlink w:history="1" r:id="rIdrhhnueqjilawnmpxxtbkz">
+      <w:hyperlink w:history="1" r:id="rIdinsrazcx05ht7r0usswmt">
         <w:r>
           <w:rPr>
             <w:rStyle w:val="Hyperlink"/>
@@ -1386,7 +1386,7 @@
       <w:r>
         <w:t xml:space="preserve"> — créé — </w:t>
       </w:r>
-      <w:hyperlink w:history="1" r:id="rIdwqthqxcyd6tgm3gbo3sxw">
+      <w:hyperlink w:history="1" r:id="rIddt3eqpkelvyln4_e7mb-d">
         <w:r>
           <w:rPr>
             <w:rStyle w:val="Hyperlink"/>
@@ -1415,7 +1415,7 @@
       <w:r>
         <w:t xml:space="preserve"> — créé — </w:t>
       </w:r>
-      <w:hyperlink w:history="1" r:id="rIdrpkci3h6ezetnfqtdl5jq">
+      <w:hyperlink w:history="1" r:id="rIdbbg0dwtpa8eovnimbtael">
         <w:r>
           <w:rPr>
             <w:rStyle w:val="Hyperlink"/>
@@ -1444,7 +1444,7 @@
       <w:r>
         <w:t xml:space="preserve"> — créé — </w:t>
       </w:r>
-      <w:hyperlink w:history="1" r:id="rIdyglxqghl6skcg1wezli1s">
+      <w:hyperlink w:history="1" r:id="rIdd5mcifjrkgd64w2xfok4u">
         <w:r>
           <w:rPr>
             <w:rStyle w:val="Hyperlink"/>
@@ -1473,7 +1473,7 @@
       <w:r>
         <w:t xml:space="preserve"> — créé — </w:t>
       </w:r>
-      <w:hyperlink w:history="1" r:id="rId2zeaxam8qssrd1u-sldzw">
+      <w:hyperlink w:history="1" r:id="rIdwcsgxxvqx9qtzstwwgc01">
         <w:r>
           <w:rPr>
             <w:rStyle w:val="Hyperlink"/>
@@ -1502,7 +1502,7 @@
       <w:r>
         <w:t xml:space="preserve"> — créé — </w:t>
       </w:r>
-      <w:hyperlink w:history="1" r:id="rIdr9u_9orzvdudy97ii_k7t">
+      <w:hyperlink w:history="1" r:id="rIdcgpgfmfvszzfvl4drtjn1">
         <w:r>
           <w:rPr>
             <w:rStyle w:val="Hyperlink"/>
@@ -1531,7 +1531,7 @@
       <w:r>
         <w:t xml:space="preserve"> — créé — </w:t>
       </w:r>
-      <w:hyperlink w:history="1" r:id="rId2b587v_9wz-7j1vcevuhk">
+      <w:hyperlink w:history="1" r:id="rIdxerxuvjpa4jrqqvyslw6e">
         <w:r>
           <w:rPr>
             <w:rStyle w:val="Hyperlink"/>
@@ -1560,7 +1560,7 @@
       <w:r>
         <w:t xml:space="preserve"> — créé — </w:t>
       </w:r>
-      <w:hyperlink w:history="1" r:id="rIdeaeswmmpwi-ixm9aa_m2o">
+      <w:hyperlink w:history="1" r:id="rIdemvz2hexvxy7rmksobd2n">
         <w:r>
           <w:rPr>
             <w:rStyle w:val="Hyperlink"/>
@@ -1589,7 +1589,7 @@
       <w:r>
         <w:t xml:space="preserve"> — créé — </w:t>
       </w:r>
-      <w:hyperlink w:history="1" r:id="rIdldaykswuao0h2k3hicerp">
+      <w:hyperlink w:history="1" r:id="rIdqnpgpvbsxa3tjzigzlprv">
         <w:r>
           <w:rPr>
             <w:rStyle w:val="Hyperlink"/>
@@ -1618,7 +1618,7 @@
       <w:r>
         <w:t xml:space="preserve"> — créé — </w:t>
       </w:r>
-      <w:hyperlink w:history="1" r:id="rId8vb1lldlj8ezjdfgsi7ct">
+      <w:hyperlink w:history="1" r:id="rIdzvcthm1jskaxgjkxdldca">
         <w:r>
           <w:rPr>
             <w:rStyle w:val="Hyperlink"/>
@@ -1647,7 +1647,7 @@
       <w:r>
         <w:t xml:space="preserve"> — créé — </w:t>
       </w:r>
-      <w:hyperlink w:history="1" r:id="rId4emlat6gbpztt0e6ey6wu">
+      <w:hyperlink w:history="1" r:id="rId650oapz0f4pbthzy2_wlr">
         <w:r>
           <w:rPr>
             <w:rStyle w:val="Hyperlink"/>
@@ -1676,7 +1676,7 @@
       <w:r>
         <w:t xml:space="preserve"> — créé — </w:t>
       </w:r>
-      <w:hyperlink w:history="1" r:id="rIddoyuzogrgb1un3qrsqbp7">
+      <w:hyperlink w:history="1" r:id="rIdgxe2nc-pm4sqasfrsk9jw">
         <w:r>
           <w:rPr>
             <w:rStyle w:val="Hyperlink"/>
@@ -1705,7 +1705,7 @@
       <w:r>
         <w:t xml:space="preserve"> — créé — </w:t>
       </w:r>
-      <w:hyperlink w:history="1" r:id="rIdb7c0fkkzgl_tc5iodtqp5">
+      <w:hyperlink w:history="1" r:id="rIdxq9_hojfhhi5wdob0qoo9">
         <w:r>
           <w:rPr>
             <w:rStyle w:val="Hyperlink"/>
@@ -1734,7 +1734,7 @@
       <w:r>
         <w:t xml:space="preserve"> — créé — </w:t>
       </w:r>
-      <w:hyperlink w:history="1" r:id="rIditwexl-67-hrryf2wbeyk">
+      <w:hyperlink w:history="1" r:id="rId85yzohj7-ghklgsxinzp1">
         <w:r>
           <w:rPr>
             <w:rStyle w:val="Hyperlink"/>
@@ -1763,7 +1763,7 @@
       <w:r>
         <w:t xml:space="preserve"> — créé — </w:t>
       </w:r>
-      <w:hyperlink w:history="1" r:id="rIdkld9dnadojng2ylhueeol">
+      <w:hyperlink w:history="1" r:id="rIdrhpvjqpr5jppsb-eu92vo">
         <w:r>
           <w:rPr>
             <w:rStyle w:val="Hyperlink"/>
@@ -1792,7 +1792,7 @@
       <w:r>
         <w:t xml:space="preserve"> — créé — </w:t>
       </w:r>
-      <w:hyperlink w:history="1" r:id="rIdvzgyb4gfi1ych8vo7xsql">
+      <w:hyperlink w:history="1" r:id="rIdd-yfgzardtijwkdfpbg_t">
         <w:r>
           <w:rPr>
             <w:rStyle w:val="Hyperlink"/>
@@ -1821,7 +1821,7 @@
       <w:r>
         <w:t xml:space="preserve"> — créé — </w:t>
       </w:r>
-      <w:hyperlink w:history="1" r:id="rIdjr9bcju1atczzkrapuos9">
+      <w:hyperlink w:history="1" r:id="rIdise7y90-qrvdkeehgf47p">
         <w:r>
           <w:rPr>
             <w:rStyle w:val="Hyperlink"/>
@@ -1850,7 +1850,7 @@
       <w:r>
         <w:t xml:space="preserve"> — créé — </w:t>
       </w:r>
-      <w:hyperlink w:history="1" r:id="rIds3qwxycwlk3-xxtm1embi">
+      <w:hyperlink w:history="1" r:id="rIdk6g8miztg1-l17ds5stxb">
         <w:r>
           <w:rPr>
             <w:rStyle w:val="Hyperlink"/>
@@ -1879,7 +1879,7 @@
       <w:r>
         <w:t xml:space="preserve"> — créé — </w:t>
       </w:r>
-      <w:hyperlink w:history="1" r:id="rIdcjkjiidkbr_mhnisullvi">
+      <w:hyperlink w:history="1" r:id="rIdtnpcue00ae_i9owhjqwhl">
         <w:r>
           <w:rPr>
             <w:rStyle w:val="Hyperlink"/>
@@ -1908,7 +1908,7 @@
       <w:r>
         <w:t xml:space="preserve"> — créé — </w:t>
       </w:r>
-      <w:hyperlink w:history="1" r:id="rIdfubwfmne1fowixprik6w9">
+      <w:hyperlink w:history="1" r:id="rIdpi0v2sx7jlcs9auktv0ck">
         <w:r>
           <w:rPr>
             <w:rStyle w:val="Hyperlink"/>
@@ -1937,7 +1937,7 @@
       <w:r>
         <w:t xml:space="preserve"> — créé — </w:t>
       </w:r>
-      <w:hyperlink w:history="1" r:id="rIduepb3pw2t8iykrul_swlj">
+      <w:hyperlink w:history="1" r:id="rIdzlzi7r1o3yj3grim4k8xq">
         <w:r>
           <w:rPr>
             <w:rStyle w:val="Hyperlink"/>
@@ -1966,7 +1966,7 @@
       <w:r>
         <w:t xml:space="preserve"> — créé — </w:t>
       </w:r>
-      <w:hyperlink w:history="1" r:id="rIdbonvubezykr_e02gcs_sb">
+      <w:hyperlink w:history="1" r:id="rIdz_xnzukwqyjtlcatswseq">
         <w:r>
           <w:rPr>
             <w:rStyle w:val="Hyperlink"/>
@@ -1995,7 +1995,7 @@
       <w:r>
         <w:t xml:space="preserve"> — créé — </w:t>
       </w:r>
-      <w:hyperlink w:history="1" r:id="rIdaycyph9wikynev7gbu7ai">
+      <w:hyperlink w:history="1" r:id="rIdmb_hq_74b6mcdsdqoer3c">
         <w:r>
           <w:rPr>
             <w:rStyle w:val="Hyperlink"/>
@@ -2024,7 +2024,7 @@
       <w:r>
         <w:t xml:space="preserve"> — créé — </w:t>
       </w:r>
-      <w:hyperlink w:history="1" r:id="rIdo5j8gybubu6703qb2mxij">
+      <w:hyperlink w:history="1" r:id="rIdx2kya9eei6sy-528fwxkd">
         <w:r>
           <w:rPr>
             <w:rStyle w:val="Hyperlink"/>
@@ -2053,7 +2053,7 @@
       <w:r>
         <w:t xml:space="preserve"> — créé — </w:t>
       </w:r>
-      <w:hyperlink w:history="1" r:id="rIdzk_jk9opcpdbpsb1iw0fe">
+      <w:hyperlink w:history="1" r:id="rIdwunkevorlikah60l6pxfk">
         <w:r>
           <w:rPr>
             <w:rStyle w:val="Hyperlink"/>
@@ -2082,7 +2082,7 @@
       <w:r>
         <w:t xml:space="preserve"> — créé — </w:t>
       </w:r>
-      <w:hyperlink w:history="1" r:id="rIdvz2ktpekrs-v0z_d74kal">
+      <w:hyperlink w:history="1" r:id="rIdnp96k1nu4-hm6vgysfaj2">
         <w:r>
           <w:rPr>
             <w:rStyle w:val="Hyperlink"/>
@@ -2111,7 +2111,7 @@
       <w:r>
         <w:t xml:space="preserve"> — créé — </w:t>
       </w:r>
-      <w:hyperlink w:history="1" r:id="rIdshggiyiykzkgj8f5k7q0p">
+      <w:hyperlink w:history="1" r:id="rIddwqc4zdhsvy2fhx5su-qy">
         <w:r>
           <w:rPr>
             <w:rStyle w:val="Hyperlink"/>
@@ -2140,7 +2140,7 @@
       <w:r>
         <w:t xml:space="preserve"> — créé — </w:t>
       </w:r>
-      <w:hyperlink w:history="1" r:id="rId-qn41ja4wplgigrwek_ic">
+      <w:hyperlink w:history="1" r:id="rId9vhxhirwe5qzxjfmp-hgv">
         <w:r>
           <w:rPr>
             <w:rStyle w:val="Hyperlink"/>
@@ -2169,7 +2169,7 @@
       <w:r>
         <w:t xml:space="preserve"> — créé — </w:t>
       </w:r>
-      <w:hyperlink w:history="1" r:id="rIdx5u9nupuic5xcyhgbbvw0">
+      <w:hyperlink w:history="1" r:id="rIdao9owls7eaj7blknyo_5k">
         <w:r>
           <w:rPr>
             <w:rStyle w:val="Hyperlink"/>
@@ -2198,7 +2198,7 @@
       <w:r>
         <w:t xml:space="preserve"> — créé — </w:t>
       </w:r>
-      <w:hyperlink w:history="1" r:id="rIdfwmc3jozynvwdiexujytx">
+      <w:hyperlink w:history="1" r:id="rIduf1tb_bheomdswzujmveu">
         <w:r>
           <w:rPr>
             <w:rStyle w:val="Hyperlink"/>
@@ -2227,7 +2227,7 @@
       <w:r>
         <w:t xml:space="preserve"> — créé — </w:t>
       </w:r>
-      <w:hyperlink w:history="1" r:id="rIdscq-ydd2kaelbgp2clobi">
+      <w:hyperlink w:history="1" r:id="rIddiginnjqg7qh4ktrf6q2i">
         <w:r>
           <w:rPr>
             <w:rStyle w:val="Hyperlink"/>
@@ -2256,7 +2256,7 @@
       <w:r>
         <w:t xml:space="preserve"> — créé — </w:t>
       </w:r>
-      <w:hyperlink w:history="1" r:id="rIduptgl9awy7byp9zwmejyg">
+      <w:hyperlink w:history="1" r:id="rIdh6qqxtvq2ks4pyekevt1o">
         <w:r>
           <w:rPr>
             <w:rStyle w:val="Hyperlink"/>
@@ -2285,7 +2285,7 @@
       <w:r>
         <w:t xml:space="preserve"> — créé — </w:t>
       </w:r>
-      <w:hyperlink w:history="1" r:id="rIdmsk3vtagqnidcm5awonzd">
+      <w:hyperlink w:history="1" r:id="rIdkofruwmrheqwuncvm_3a4">
         <w:r>
           <w:rPr>
             <w:rStyle w:val="Hyperlink"/>
@@ -2314,7 +2314,7 @@
       <w:r>
         <w:t xml:space="preserve"> — créé — </w:t>
       </w:r>
-      <w:hyperlink w:history="1" r:id="rIdmlx3pic3de7e_tezei7o8">
+      <w:hyperlink w:history="1" r:id="rId9m81vrghdbo9bbw_wwz51">
         <w:r>
           <w:rPr>
             <w:rStyle w:val="Hyperlink"/>
@@ -2343,7 +2343,7 @@
       <w:r>
         <w:t xml:space="preserve"> — créé — </w:t>
       </w:r>
-      <w:hyperlink w:history="1" r:id="rId7hq4diazgixd4qjys2cjx">
+      <w:hyperlink w:history="1" r:id="rIddxn2bffpuvfc8w_2ywdfs">
         <w:r>
           <w:rPr>
             <w:rStyle w:val="Hyperlink"/>
@@ -2372,7 +2372,7 @@
       <w:r>
         <w:t xml:space="preserve"> — créé — </w:t>
       </w:r>
-      <w:hyperlink w:history="1" r:id="rIdh2ra0uhsqlabxod5k_fa9">
+      <w:hyperlink w:history="1" r:id="rIdwpgmc7hapknyjjmkrvsaa">
         <w:r>
           <w:rPr>
             <w:rStyle w:val="Hyperlink"/>
@@ -2401,7 +2401,7 @@
       <w:r>
         <w:t xml:space="preserve"> — créé — </w:t>
       </w:r>
-      <w:hyperlink w:history="1" r:id="rIdtxcd_pkuiv3aw77vrqgqb">
+      <w:hyperlink w:history="1" r:id="rId29fn2k5wz6rt41bu62rxi">
         <w:r>
           <w:rPr>
             <w:rStyle w:val="Hyperlink"/>
@@ -2430,7 +2430,7 @@
       <w:r>
         <w:t xml:space="preserve"> — créé — </w:t>
       </w:r>
-      <w:hyperlink w:history="1" r:id="rIdxewzzzudnyo8ujt4nbxh0">
+      <w:hyperlink w:history="1" r:id="rId3tuyfrva4mohoaspa-gi1">
         <w:r>
           <w:rPr>
             <w:rStyle w:val="Hyperlink"/>
@@ -2459,7 +2459,7 @@
       <w:r>
         <w:t xml:space="preserve"> — créé — </w:t>
       </w:r>
-      <w:hyperlink w:history="1" r:id="rIdqsjqjoqhttzlcdpywjl6n">
+      <w:hyperlink w:history="1" r:id="rIdfov1e_tq2gyquu0vzmido">
         <w:r>
           <w:rPr>
             <w:rStyle w:val="Hyperlink"/>
@@ -2488,7 +2488,7 @@
       <w:r>
         <w:t xml:space="preserve"> — créé — </w:t>
       </w:r>
-      <w:hyperlink w:history="1" r:id="rIdy8gevxwahbw5hrtyalhky">
+      <w:hyperlink w:history="1" r:id="rIdkizaj81ovlhwuerlo92_1">
         <w:r>
           <w:rPr>
             <w:rStyle w:val="Hyperlink"/>
@@ -2517,7 +2517,7 @@
       <w:r>
         <w:t xml:space="preserve"> — créé — </w:t>
       </w:r>
-      <w:hyperlink w:history="1" r:id="rIdoauzpuigrqrnfn6nlf7gt">
+      <w:hyperlink w:history="1" r:id="rIdyeblzveffr_ohozarldax">
         <w:r>
           <w:rPr>
             <w:rStyle w:val="Hyperlink"/>
@@ -2546,7 +2546,7 @@
       <w:r>
         <w:t xml:space="preserve"> — créé — </w:t>
       </w:r>
-      <w:hyperlink w:history="1" r:id="rIdddh6falzxisj8zhxqqau3">
+      <w:hyperlink w:history="1" r:id="rId2bhff6vjj9lawtnna__bt">
         <w:r>
           <w:rPr>
             <w:rStyle w:val="Hyperlink"/>
@@ -2575,7 +2575,7 @@
       <w:r>
         <w:t xml:space="preserve"> — créé — </w:t>
       </w:r>
-      <w:hyperlink w:history="1" r:id="rIds0y9ksx6kfxfgknd6xdwc">
+      <w:hyperlink w:history="1" r:id="rIdlsmwdxirya3i65c5g62f_">
         <w:r>
           <w:rPr>
             <w:rStyle w:val="Hyperlink"/>
@@ -2604,7 +2604,7 @@
       <w:r>
         <w:t xml:space="preserve"> — créé — </w:t>
       </w:r>
-      <w:hyperlink w:history="1" r:id="rIdgvp6mmzl5hggubygzi227">
+      <w:hyperlink w:history="1" r:id="rIdomkm9yzrqmuyfg3bsovu1">
         <w:r>
           <w:rPr>
             <w:rStyle w:val="Hyperlink"/>
@@ -2633,7 +2633,7 @@
       <w:r>
         <w:t xml:space="preserve"> — créé — </w:t>
       </w:r>
-      <w:hyperlink w:history="1" r:id="rId2kptg7ttfhe-kdriivfnr">
+      <w:hyperlink w:history="1" r:id="rIdje_4mshswcnpa7s_-x2lr">
         <w:r>
           <w:rPr>
             <w:rStyle w:val="Hyperlink"/>
@@ -2662,7 +2662,7 @@
       <w:r>
         <w:t xml:space="preserve"> — créé — </w:t>
       </w:r>
-      <w:hyperlink w:history="1" r:id="rIdexffnev4ijmb307qkovep">
+      <w:hyperlink w:history="1" r:id="rIdlyvw19lkgc-csx6eiqrja">
         <w:r>
           <w:rPr>
             <w:rStyle w:val="Hyperlink"/>
@@ -2691,7 +2691,7 @@
       <w:r>
         <w:t xml:space="preserve"> — créé — </w:t>
       </w:r>
-      <w:hyperlink w:history="1" r:id="rIdqmmyuox4dunskr2nxxmq8">
+      <w:hyperlink w:history="1" r:id="rIduec17v52wlj77vbaq6io_">
         <w:r>
           <w:rPr>
             <w:rStyle w:val="Hyperlink"/>
@@ -2720,7 +2720,7 @@
       <w:r>
         <w:t xml:space="preserve"> — créé — </w:t>
       </w:r>
-      <w:hyperlink w:history="1" r:id="rIdijgo0uv4ol9-thaiuxvqs">
+      <w:hyperlink w:history="1" r:id="rIdubkne0xw1kzabrxdoqkdi">
         <w:r>
           <w:rPr>
             <w:rStyle w:val="Hyperlink"/>
@@ -2749,7 +2749,7 @@
       <w:r>
         <w:t xml:space="preserve"> — créé — </w:t>
       </w:r>
-      <w:hyperlink w:history="1" r:id="rIdahm1eyuvr3vuafsr0phx1">
+      <w:hyperlink w:history="1" r:id="rIdpul6s7zsu0mq9duiexjzh">
         <w:r>
           <w:rPr>
             <w:rStyle w:val="Hyperlink"/>
@@ -2778,7 +2778,7 @@
       <w:r>
         <w:t xml:space="preserve"> — créé — </w:t>
       </w:r>
-      <w:hyperlink w:history="1" r:id="rIda36q_ff-lrujvd0wlclsg">
+      <w:hyperlink w:history="1" r:id="rIdpfgetf4rz5gui9cfb6x90">
         <w:r>
           <w:rPr>
             <w:rStyle w:val="Hyperlink"/>
@@ -2807,7 +2807,7 @@
       <w:r>
         <w:t xml:space="preserve"> — créé — </w:t>
       </w:r>
-      <w:hyperlink w:history="1" r:id="rId_0mhob00r8umpypmmnren">
+      <w:hyperlink w:history="1" r:id="rId9ufzwopzwgy2y8hbw_e9s">
         <w:r>
           <w:rPr>
             <w:rStyle w:val="Hyperlink"/>
@@ -2836,7 +2836,7 @@
       <w:r>
         <w:t xml:space="preserve"> — créé — </w:t>
       </w:r>
-      <w:hyperlink w:history="1" r:id="rIdka4xdv-qhnh-pdvk9g0iv">
+      <w:hyperlink w:history="1" r:id="rIdgi_qu9ob-9gixh7ztpi1x">
         <w:r>
           <w:rPr>
             <w:rStyle w:val="Hyperlink"/>
@@ -2865,7 +2865,7 @@
       <w:r>
         <w:t xml:space="preserve"> — créé — </w:t>
       </w:r>
-      <w:hyperlink w:history="1" r:id="rIdmzt4icrbg3_0lm84a6zwi">
+      <w:hyperlink w:history="1" r:id="rIdt6y-h4wxd2jwezkjp8hw7">
         <w:r>
           <w:rPr>
             <w:rStyle w:val="Hyperlink"/>
@@ -2894,7 +2894,7 @@
       <w:r>
         <w:t xml:space="preserve"> — créé — </w:t>
       </w:r>
-      <w:hyperlink w:history="1" r:id="rIdfiva6krsv7gdczekywfkx">
+      <w:hyperlink w:history="1" r:id="rIdruslo_-pembmrl-ky2uck">
         <w:r>
           <w:rPr>
             <w:rStyle w:val="Hyperlink"/>
@@ -2923,7 +2923,7 @@
       <w:r>
         <w:t xml:space="preserve"> — créé — </w:t>
       </w:r>
-      <w:hyperlink w:history="1" r:id="rIdqrkvvcwe6wbe9z5kzgx7h">
+      <w:hyperlink w:history="1" r:id="rIdhu9cwbhtfc_tdsewecuq8">
         <w:r>
           <w:rPr>
             <w:rStyle w:val="Hyperlink"/>
@@ -2952,7 +2952,7 @@
       <w:r>
         <w:t xml:space="preserve"> — créé — </w:t>
       </w:r>
-      <w:hyperlink w:history="1" r:id="rIdysuqqotnf1wzvr9twahwu">
+      <w:hyperlink w:history="1" r:id="rIdf_2d5_e6wggzcmntrojbm">
         <w:r>
           <w:rPr>
             <w:rStyle w:val="Hyperlink"/>
@@ -2981,7 +2981,7 @@
       <w:r>
         <w:t xml:space="preserve"> — créé — </w:t>
       </w:r>
-      <w:hyperlink w:history="1" r:id="rId3ngsmgtu8eypfwgp7enjj">
+      <w:hyperlink w:history="1" r:id="rIdy6l37r_boss2xoxxw2bcm">
         <w:r>
           <w:rPr>
             <w:rStyle w:val="Hyperlink"/>
@@ -3010,7 +3010,7 @@
       <w:r>
         <w:t xml:space="preserve"> — créé — </w:t>
       </w:r>
-      <w:hyperlink w:history="1" r:id="rId6pxkezcvusuvlq1q2fgyn">
+      <w:hyperlink w:history="1" r:id="rIdm_5d99gzkvhmkmwbgcz0t">
         <w:r>
           <w:rPr>
             <w:rStyle w:val="Hyperlink"/>
@@ -3039,7 +3039,7 @@
       <w:r>
         <w:t xml:space="preserve"> — créé — </w:t>
       </w:r>
-      <w:hyperlink w:history="1" r:id="rIdrp8ontz1lwjr2gvmzphz_">
+      <w:hyperlink w:history="1" r:id="rIdhbg2a-pejmmb28ojbfit4">
         <w:r>
           <w:rPr>
             <w:rStyle w:val="Hyperlink"/>
@@ -3068,7 +3068,7 @@
       <w:r>
         <w:t xml:space="preserve"> — modifié — </w:t>
       </w:r>
-      <w:hyperlink w:history="1" r:id="rId3ilhsu702vjhzivg7ivri">
+      <w:hyperlink w:history="1" r:id="rIdj6uc_sjp4y6bew1mqqlns">
         <w:r>
           <w:rPr>
             <w:rStyle w:val="Hyperlink"/>
@@ -3097,7 +3097,7 @@
       <w:r>
         <w:t xml:space="preserve"> — modifié — </w:t>
       </w:r>
-      <w:hyperlink w:history="1" r:id="rIdbdd6cvcnrirzfhovijqtt">
+      <w:hyperlink w:history="1" r:id="rIdl2hyhpg3hbheoozoif8cq">
         <w:r>
           <w:rPr>
             <w:rStyle w:val="Hyperlink"/>
@@ -3134,7 +3134,7 @@
       <w:r>
         <w:t xml:space="preserve"> — modifié — </w:t>
       </w:r>
-      <w:hyperlink w:history="1" r:id="rIdlqbxfif35-5du5gzyx3zs">
+      <w:hyperlink w:history="1" r:id="rId-k8i8pspqh9sacllgbfdc">
         <w:r>
           <w:rPr>
             <w:rStyle w:val="Hyperlink"/>
@@ -3163,7 +3163,7 @@
       <w:r>
         <w:t xml:space="preserve"> — modifié — </w:t>
       </w:r>
-      <w:hyperlink w:history="1" r:id="rIdnko7j4az3uqajkefbcnnf">
+      <w:hyperlink w:history="1" r:id="rIdy3-51t2nbfzdg5rtkkumq">
         <w:r>
           <w:rPr>
             <w:rStyle w:val="Hyperlink"/>

--- a/docs/developpement/phases/word/PHASE_31_SUIVI_DU_DEVELOPPEMENT_ET_PREPARATION_DE_LAUDIT_CODEX.docx
+++ b/docs/developpement/phases/word/PHASE_31_SUIVI_DU_DEVELOPPEMENT_ET_PREPARATION_DE_LAUDIT_CODEX.docx
@@ -20,7 +20,7 @@
       <w:r>
         <w:t xml:space="preserve">FlaiX Expert · dossier de développement · généré le 2026-10-04 depuis le dépôt </w:t>
       </w:r>
-      <w:hyperlink w:history="1" r:id="rIdqcz4jwkvwdarznvs46dxu">
+      <w:hyperlink w:history="1" r:id="rIdauqpbovtjuvpnvoawrgiz">
         <w:r>
           <w:rPr>
             <w:rStyle w:val="Hyperlink"/>
@@ -690,7 +690,7 @@
           <w:numId w:val="2"/>
         </w:numPr>
       </w:pPr>
-      <w:hyperlink w:history="1" r:id="rIdov7ovrcmd5n4dcea0psfn">
+      <w:hyperlink w:history="1" r:id="rIdv6femgpgklnrxehp733l6">
         <w:r>
           <w:rPr>
             <w:rStyle w:val="Hyperlink"/>
@@ -710,7 +710,7 @@
           <w:numId w:val="2"/>
         </w:numPr>
       </w:pPr>
-      <w:hyperlink w:history="1" r:id="rIdntq6mqyya8qgyveewa60t">
+      <w:hyperlink w:history="1" r:id="rIdsnymokpiaf8bhv2ebv13b">
         <w:r>
           <w:rPr>
             <w:rStyle w:val="Hyperlink"/>
@@ -730,7 +730,7 @@
           <w:numId w:val="2"/>
         </w:numPr>
       </w:pPr>
-      <w:hyperlink w:history="1" r:id="rIdymcolvdmhgadworvrlvtl">
+      <w:hyperlink w:history="1" r:id="rIdakthflztcccihq2c2tz2z">
         <w:r>
           <w:rPr>
             <w:rStyle w:val="Hyperlink"/>
@@ -750,7 +750,7 @@
           <w:numId w:val="2"/>
         </w:numPr>
       </w:pPr>
-      <w:hyperlink w:history="1" r:id="rIdhv0uq_ydon7c1cte4n0au">
+      <w:hyperlink w:history="1" r:id="rId0_phkpbawwh1wvdmft5dc">
         <w:r>
           <w:rPr>
             <w:rStyle w:val="Hyperlink"/>
@@ -798,7 +798,7 @@
       <w:r>
         <w:t xml:space="preserve"> — créé — </w:t>
       </w:r>
-      <w:hyperlink w:history="1" r:id="rIdzmmgqxa8008yjkezfm2z_">
+      <w:hyperlink w:history="1" r:id="rIddwhjioo0yo5eqbtcppben">
         <w:r>
           <w:rPr>
             <w:rStyle w:val="Hyperlink"/>
@@ -827,7 +827,7 @@
       <w:r>
         <w:t xml:space="preserve"> — créé — </w:t>
       </w:r>
-      <w:hyperlink w:history="1" r:id="rIdo8zjwnn585awx4aydjjyw">
+      <w:hyperlink w:history="1" r:id="rIdyxf7xr9zwfhui92romsgm">
         <w:r>
           <w:rPr>
             <w:rStyle w:val="Hyperlink"/>
@@ -856,7 +856,7 @@
       <w:r>
         <w:t xml:space="preserve"> — créé — </w:t>
       </w:r>
-      <w:hyperlink w:history="1" r:id="rId6pfmipfidjzllqfx2v3_h">
+      <w:hyperlink w:history="1" r:id="rIdeiyl1kjagc0p2i8guwb0w">
         <w:r>
           <w:rPr>
             <w:rStyle w:val="Hyperlink"/>
@@ -885,7 +885,7 @@
       <w:r>
         <w:t xml:space="preserve"> — créé — </w:t>
       </w:r>
-      <w:hyperlink w:history="1" r:id="rIdeughntfsjcuu-1i4xybku">
+      <w:hyperlink w:history="1" r:id="rIdx7lumfrqw4dopai-g72kz">
         <w:r>
           <w:rPr>
             <w:rStyle w:val="Hyperlink"/>
@@ -914,7 +914,7 @@
       <w:r>
         <w:t xml:space="preserve"> — créé — </w:t>
       </w:r>
-      <w:hyperlink w:history="1" r:id="rIdkoiau0hosrmeefqjiya9q">
+      <w:hyperlink w:history="1" r:id="rId2emy6davfp6y6yxfisbwe">
         <w:r>
           <w:rPr>
             <w:rStyle w:val="Hyperlink"/>
@@ -951,7 +951,7 @@
       <w:r>
         <w:t xml:space="preserve"> — créé — </w:t>
       </w:r>
-      <w:hyperlink w:history="1" r:id="rIdpd944tzrb-lronj1bhmdv">
+      <w:hyperlink w:history="1" r:id="rIdxicdjrwoywhmlmjl4_e0e">
         <w:r>
           <w:rPr>
             <w:rStyle w:val="Hyperlink"/>
@@ -980,7 +980,7 @@
       <w:r>
         <w:t xml:space="preserve"> — créé — </w:t>
       </w:r>
-      <w:hyperlink w:history="1" r:id="rIdbxvq_xen2b3fxq3vkqhab">
+      <w:hyperlink w:history="1" r:id="rIdgqqccthup5qgg1wks3zkq">
         <w:r>
           <w:rPr>
             <w:rStyle w:val="Hyperlink"/>
@@ -1009,7 +1009,7 @@
       <w:r>
         <w:t xml:space="preserve"> — modifié — </w:t>
       </w:r>
-      <w:hyperlink w:history="1" r:id="rIdpbvzsdnyskd5irvvpm3lt">
+      <w:hyperlink w:history="1" r:id="rIdwfggu6aqhc_jtbtxr9kbx">
         <w:r>
           <w:rPr>
             <w:rStyle w:val="Hyperlink"/>
@@ -1038,7 +1038,7 @@
       <w:r>
         <w:t xml:space="preserve"> — créé — </w:t>
       </w:r>
-      <w:hyperlink w:history="1" r:id="rIdc2uf8ap-apupfknvm0tcj">
+      <w:hyperlink w:history="1" r:id="rIdobel1t0y87wqtdjctouce">
         <w:r>
           <w:rPr>
             <w:rStyle w:val="Hyperlink"/>
@@ -1067,7 +1067,7 @@
       <w:r>
         <w:t xml:space="preserve"> — créé — </w:t>
       </w:r>
-      <w:hyperlink w:history="1" r:id="rIdmx_kagihntou6df1zkjpn">
+      <w:hyperlink w:history="1" r:id="rIdbjtpag_4pfsdukiduve-e">
         <w:r>
           <w:rPr>
             <w:rStyle w:val="Hyperlink"/>
@@ -1096,7 +1096,7 @@
       <w:r>
         <w:t xml:space="preserve"> — créé — </w:t>
       </w:r>
-      <w:hyperlink w:history="1" r:id="rIdd85nyskjp4d2tqk6jw0ha">
+      <w:hyperlink w:history="1" r:id="rIdxoa59mmpttyygtaypae8x">
         <w:r>
           <w:rPr>
             <w:rStyle w:val="Hyperlink"/>
@@ -1125,7 +1125,7 @@
       <w:r>
         <w:t xml:space="preserve"> — créé — </w:t>
       </w:r>
-      <w:hyperlink w:history="1" r:id="rIdytdmir4l-c6s0mtaprovw">
+      <w:hyperlink w:history="1" r:id="rIdqndvcddymdgv6xqtr6ku6">
         <w:r>
           <w:rPr>
             <w:rStyle w:val="Hyperlink"/>
@@ -1154,7 +1154,7 @@
       <w:r>
         <w:t xml:space="preserve"> — créé — </w:t>
       </w:r>
-      <w:hyperlink w:history="1" r:id="rIdbv-zgsafwgilot04cys0t">
+      <w:hyperlink w:history="1" r:id="rIdmi5qzjlijptosoyhcmvnt">
         <w:r>
           <w:rPr>
             <w:rStyle w:val="Hyperlink"/>
@@ -1183,7 +1183,7 @@
       <w:r>
         <w:t xml:space="preserve"> — créé — </w:t>
       </w:r>
-      <w:hyperlink w:history="1" r:id="rIdldzf2fnmnl_kjazxxo-xi">
+      <w:hyperlink w:history="1" r:id="rIdvom4_k2i-tcs3bo7bnmlk">
         <w:r>
           <w:rPr>
             <w:rStyle w:val="Hyperlink"/>
@@ -1212,7 +1212,7 @@
       <w:r>
         <w:t xml:space="preserve"> — créé — </w:t>
       </w:r>
-      <w:hyperlink w:history="1" r:id="rIdi4a0ufcwtxr_nwedk9i9k">
+      <w:hyperlink w:history="1" r:id="rIdzwehmpwbfvsg3vpgn0xiw">
         <w:r>
           <w:rPr>
             <w:rStyle w:val="Hyperlink"/>
@@ -1241,7 +1241,7 @@
       <w:r>
         <w:t xml:space="preserve"> — créé — </w:t>
       </w:r>
-      <w:hyperlink w:history="1" r:id="rIdvjylnb6djabo5vkwjkryg">
+      <w:hyperlink w:history="1" r:id="rIdtopj0fhpgnbmzkf50c3k8">
         <w:r>
           <w:rPr>
             <w:rStyle w:val="Hyperlink"/>
@@ -1270,7 +1270,7 @@
       <w:r>
         <w:t xml:space="preserve"> — créé — </w:t>
       </w:r>
-      <w:hyperlink w:history="1" r:id="rId8qzt9qsowks5wocwivq_p">
+      <w:hyperlink w:history="1" r:id="rIdt5ucsfswodue2fff6r9wj">
         <w:r>
           <w:rPr>
             <w:rStyle w:val="Hyperlink"/>
@@ -1299,7 +1299,7 @@
       <w:r>
         <w:t xml:space="preserve"> — créé — </w:t>
       </w:r>
-      <w:hyperlink w:history="1" r:id="rIdsx2ispe2xbw4_njn2ndng">
+      <w:hyperlink w:history="1" r:id="rIdhczlozdw_gcx9ng9hht3k">
         <w:r>
           <w:rPr>
             <w:rStyle w:val="Hyperlink"/>
@@ -1328,7 +1328,7 @@
       <w:r>
         <w:t xml:space="preserve"> — créé — </w:t>
       </w:r>
-      <w:hyperlink w:history="1" r:id="rIdyhewqrmu3zkxnrzsnimcv">
+      <w:hyperlink w:history="1" r:id="rIdpdtrhjl5uz56vui35dqc8">
         <w:r>
           <w:rPr>
             <w:rStyle w:val="Hyperlink"/>
@@ -1357,7 +1357,7 @@
       <w:r>
         <w:t xml:space="preserve"> — créé — </w:t>
       </w:r>
-      <w:hyperlink w:history="1" r:id="rIdinsrazcx05ht7r0usswmt">
+      <w:hyperlink w:history="1" r:id="rIddnfy8rtjkyghasnrtfw5s">
         <w:r>
           <w:rPr>
             <w:rStyle w:val="Hyperlink"/>
@@ -1386,7 +1386,7 @@
       <w:r>
         <w:t xml:space="preserve"> — créé — </w:t>
       </w:r>
-      <w:hyperlink w:history="1" r:id="rIddt3eqpkelvyln4_e7mb-d">
+      <w:hyperlink w:history="1" r:id="rId0_sb6tanzlalirjnitosc">
         <w:r>
           <w:rPr>
             <w:rStyle w:val="Hyperlink"/>
@@ -1415,7 +1415,7 @@
       <w:r>
         <w:t xml:space="preserve"> — créé — </w:t>
       </w:r>
-      <w:hyperlink w:history="1" r:id="rIdbbg0dwtpa8eovnimbtael">
+      <w:hyperlink w:history="1" r:id="rId3ruiaox53zazy49sryiww">
         <w:r>
           <w:rPr>
             <w:rStyle w:val="Hyperlink"/>
@@ -1444,7 +1444,7 @@
       <w:r>
         <w:t xml:space="preserve"> — créé — </w:t>
       </w:r>
-      <w:hyperlink w:history="1" r:id="rIdd5mcifjrkgd64w2xfok4u">
+      <w:hyperlink w:history="1" r:id="rIdnmdh-6yvmajawgp2osx4k">
         <w:r>
           <w:rPr>
             <w:rStyle w:val="Hyperlink"/>
@@ -1473,7 +1473,7 @@
       <w:r>
         <w:t xml:space="preserve"> — créé — </w:t>
       </w:r>
-      <w:hyperlink w:history="1" r:id="rIdwcsgxxvqx9qtzstwwgc01">
+      <w:hyperlink w:history="1" r:id="rId9n75h8-8u1-o9235dj5io">
         <w:r>
           <w:rPr>
             <w:rStyle w:val="Hyperlink"/>
@@ -1502,7 +1502,7 @@
       <w:r>
         <w:t xml:space="preserve"> — créé — </w:t>
       </w:r>
-      <w:hyperlink w:history="1" r:id="rIdcgpgfmfvszzfvl4drtjn1">
+      <w:hyperlink w:history="1" r:id="rIdn8weret3ucmaraeyrhcw6">
         <w:r>
           <w:rPr>
             <w:rStyle w:val="Hyperlink"/>
@@ -1531,7 +1531,7 @@
       <w:r>
         <w:t xml:space="preserve"> — créé — </w:t>
       </w:r>
-      <w:hyperlink w:history="1" r:id="rIdxerxuvjpa4jrqqvyslw6e">
+      <w:hyperlink w:history="1" r:id="rIdjh2xenumz_j3vcgh-t9qv">
         <w:r>
           <w:rPr>
             <w:rStyle w:val="Hyperlink"/>
@@ -1560,7 +1560,7 @@
       <w:r>
         <w:t xml:space="preserve"> — créé — </w:t>
       </w:r>
-      <w:hyperlink w:history="1" r:id="rIdemvz2hexvxy7rmksobd2n">
+      <w:hyperlink w:history="1" r:id="rIde3m_hekaqolloeeaowwbr">
         <w:r>
           <w:rPr>
             <w:rStyle w:val="Hyperlink"/>
@@ -1589,7 +1589,7 @@
       <w:r>
         <w:t xml:space="preserve"> — créé — </w:t>
       </w:r>
-      <w:hyperlink w:history="1" r:id="rIdqnpgpvbsxa3tjzigzlprv">
+      <w:hyperlink w:history="1" r:id="rIdgbvfawkvlhhsyzbtrshyp">
         <w:r>
           <w:rPr>
             <w:rStyle w:val="Hyperlink"/>
@@ -1618,7 +1618,7 @@
       <w:r>
         <w:t xml:space="preserve"> — créé — </w:t>
       </w:r>
-      <w:hyperlink w:history="1" r:id="rIdzvcthm1jskaxgjkxdldca">
+      <w:hyperlink w:history="1" r:id="rId0ygzpv4va4s0jbuiyjiwm">
         <w:r>
           <w:rPr>
             <w:rStyle w:val="Hyperlink"/>
@@ -1647,7 +1647,7 @@
       <w:r>
         <w:t xml:space="preserve"> — créé — </w:t>
       </w:r>
-      <w:hyperlink w:history="1" r:id="rId650oapz0f4pbthzy2_wlr">
+      <w:hyperlink w:history="1" r:id="rIdzmsw6_2v70ovbadu681zf">
         <w:r>
           <w:rPr>
             <w:rStyle w:val="Hyperlink"/>
@@ -1676,7 +1676,7 @@
       <w:r>
         <w:t xml:space="preserve"> — créé — </w:t>
       </w:r>
-      <w:hyperlink w:history="1" r:id="rIdgxe2nc-pm4sqasfrsk9jw">
+      <w:hyperlink w:history="1" r:id="rIdfuziz-obt1c9wufkikjqu">
         <w:r>
           <w:rPr>
             <w:rStyle w:val="Hyperlink"/>
@@ -1705,7 +1705,7 @@
       <w:r>
         <w:t xml:space="preserve"> — créé — </w:t>
       </w:r>
-      <w:hyperlink w:history="1" r:id="rIdxq9_hojfhhi5wdob0qoo9">
+      <w:hyperlink w:history="1" r:id="rIdda3zyueqhmm-ydo_uggws">
         <w:r>
           <w:rPr>
             <w:rStyle w:val="Hyperlink"/>
@@ -1734,7 +1734,7 @@
       <w:r>
         <w:t xml:space="preserve"> — créé — </w:t>
       </w:r>
-      <w:hyperlink w:history="1" r:id="rId85yzohj7-ghklgsxinzp1">
+      <w:hyperlink w:history="1" r:id="rIdxdnpb73mff-d4ls50ly48">
         <w:r>
           <w:rPr>
             <w:rStyle w:val="Hyperlink"/>
@@ -1763,7 +1763,7 @@
       <w:r>
         <w:t xml:space="preserve"> — créé — </w:t>
       </w:r>
-      <w:hyperlink w:history="1" r:id="rIdrhpvjqpr5jppsb-eu92vo">
+      <w:hyperlink w:history="1" r:id="rId6uuk9bv3kiwo__dvlevn2">
         <w:r>
           <w:rPr>
             <w:rStyle w:val="Hyperlink"/>
@@ -1792,7 +1792,7 @@
       <w:r>
         <w:t xml:space="preserve"> — créé — </w:t>
       </w:r>
-      <w:hyperlink w:history="1" r:id="rIdd-yfgzardtijwkdfpbg_t">
+      <w:hyperlink w:history="1" r:id="rIdfwoketf2tp-ms5p4pvsm_">
         <w:r>
           <w:rPr>
             <w:rStyle w:val="Hyperlink"/>
@@ -1821,7 +1821,7 @@
       <w:r>
         <w:t xml:space="preserve"> — créé — </w:t>
       </w:r>
-      <w:hyperlink w:history="1" r:id="rIdise7y90-qrvdkeehgf47p">
+      <w:hyperlink w:history="1" r:id="rIdyvwpy-ptuqsnxm2wyx-xh">
         <w:r>
           <w:rPr>
             <w:rStyle w:val="Hyperlink"/>
@@ -1850,7 +1850,7 @@
       <w:r>
         <w:t xml:space="preserve"> — créé — </w:t>
       </w:r>
-      <w:hyperlink w:history="1" r:id="rIdk6g8miztg1-l17ds5stxb">
+      <w:hyperlink w:history="1" r:id="rIdmvzn1pz3shauhkkksjkhm">
         <w:r>
           <w:rPr>
             <w:rStyle w:val="Hyperlink"/>
@@ -1879,7 +1879,7 @@
       <w:r>
         <w:t xml:space="preserve"> — créé — </w:t>
       </w:r>
-      <w:hyperlink w:history="1" r:id="rIdtnpcue00ae_i9owhjqwhl">
+      <w:hyperlink w:history="1" r:id="rIdkzcplxt1kyii0lazumg8s">
         <w:r>
           <w:rPr>
             <w:rStyle w:val="Hyperlink"/>
@@ -1908,7 +1908,7 @@
       <w:r>
         <w:t xml:space="preserve"> — créé — </w:t>
       </w:r>
-      <w:hyperlink w:history="1" r:id="rIdpi0v2sx7jlcs9auktv0ck">
+      <w:hyperlink w:history="1" r:id="rId3_3p2ll4l6chewiixrmxc">
         <w:r>
           <w:rPr>
             <w:rStyle w:val="Hyperlink"/>
@@ -1937,7 +1937,7 @@
       <w:r>
         <w:t xml:space="preserve"> — créé — </w:t>
       </w:r>
-      <w:hyperlink w:history="1" r:id="rIdzlzi7r1o3yj3grim4k8xq">
+      <w:hyperlink w:history="1" r:id="rIdaaxbtatkbuu8zjlgkc-2t">
         <w:r>
           <w:rPr>
             <w:rStyle w:val="Hyperlink"/>
@@ -1966,7 +1966,7 @@
       <w:r>
         <w:t xml:space="preserve"> — créé — </w:t>
       </w:r>
-      <w:hyperlink w:history="1" r:id="rIdz_xnzukwqyjtlcatswseq">
+      <w:hyperlink w:history="1" r:id="rIdbjoxqzjyxgqdmheizpvpk">
         <w:r>
           <w:rPr>
             <w:rStyle w:val="Hyperlink"/>
@@ -1995,7 +1995,7 @@
       <w:r>
         <w:t xml:space="preserve"> — créé — </w:t>
       </w:r>
-      <w:hyperlink w:history="1" r:id="rIdmb_hq_74b6mcdsdqoer3c">
+      <w:hyperlink w:history="1" r:id="rIdfcc7vq7aca4emcv-kul7d">
         <w:r>
           <w:rPr>
             <w:rStyle w:val="Hyperlink"/>
@@ -2024,7 +2024,7 @@
       <w:r>
         <w:t xml:space="preserve"> — créé — </w:t>
       </w:r>
-      <w:hyperlink w:history="1" r:id="rIdx2kya9eei6sy-528fwxkd">
+      <w:hyperlink w:history="1" r:id="rIdqytc7san81bnqx2qtoifk">
         <w:r>
           <w:rPr>
             <w:rStyle w:val="Hyperlink"/>
@@ -2053,7 +2053,7 @@
       <w:r>
         <w:t xml:space="preserve"> — créé — </w:t>
       </w:r>
-      <w:hyperlink w:history="1" r:id="rIdwunkevorlikah60l6pxfk">
+      <w:hyperlink w:history="1" r:id="rIdtihoedv-qmsxaykoqiggt">
         <w:r>
           <w:rPr>
             <w:rStyle w:val="Hyperlink"/>
@@ -2082,7 +2082,7 @@
       <w:r>
         <w:t xml:space="preserve"> — créé — </w:t>
       </w:r>
-      <w:hyperlink w:history="1" r:id="rIdnp96k1nu4-hm6vgysfaj2">
+      <w:hyperlink w:history="1" r:id="rIdk_7ohzj7yccs73qjmadxl">
         <w:r>
           <w:rPr>
             <w:rStyle w:val="Hyperlink"/>
@@ -2111,7 +2111,7 @@
       <w:r>
         <w:t xml:space="preserve"> — créé — </w:t>
       </w:r>
-      <w:hyperlink w:history="1" r:id="rIddwqc4zdhsvy2fhx5su-qy">
+      <w:hyperlink w:history="1" r:id="rIdkahesfp5ddegat11vw-57">
         <w:r>
           <w:rPr>
             <w:rStyle w:val="Hyperlink"/>
@@ -2140,7 +2140,7 @@
       <w:r>
         <w:t xml:space="preserve"> — créé — </w:t>
       </w:r>
-      <w:hyperlink w:history="1" r:id="rId9vhxhirwe5qzxjfmp-hgv">
+      <w:hyperlink w:history="1" r:id="rId4nayldiibbb_chbhboxkq">
         <w:r>
           <w:rPr>
             <w:rStyle w:val="Hyperlink"/>
@@ -2169,7 +2169,7 @@
       <w:r>
         <w:t xml:space="preserve"> — créé — </w:t>
       </w:r>
-      <w:hyperlink w:history="1" r:id="rIdao9owls7eaj7blknyo_5k">
+      <w:hyperlink w:history="1" r:id="rIdv5hwig3t4yj99thejdzx6">
         <w:r>
           <w:rPr>
             <w:rStyle w:val="Hyperlink"/>
@@ -2198,7 +2198,7 @@
       <w:r>
         <w:t xml:space="preserve"> — créé — </w:t>
       </w:r>
-      <w:hyperlink w:history="1" r:id="rIduf1tb_bheomdswzujmveu">
+      <w:hyperlink w:history="1" r:id="rIdwga1zo-gz5kx5zo1zupup">
         <w:r>
           <w:rPr>
             <w:rStyle w:val="Hyperlink"/>
@@ -2227,7 +2227,7 @@
       <w:r>
         <w:t xml:space="preserve"> — créé — </w:t>
       </w:r>
-      <w:hyperlink w:history="1" r:id="rIddiginnjqg7qh4ktrf6q2i">
+      <w:hyperlink w:history="1" r:id="rIdcp8rysdegmyrr2f-gn18j">
         <w:r>
           <w:rPr>
             <w:rStyle w:val="Hyperlink"/>
@@ -2256,7 +2256,7 @@
       <w:r>
         <w:t xml:space="preserve"> — créé — </w:t>
       </w:r>
-      <w:hyperlink w:history="1" r:id="rIdh6qqxtvq2ks4pyekevt1o">
+      <w:hyperlink w:history="1" r:id="rIdxm2s4s8svwbsdl7l9wasp">
         <w:r>
           <w:rPr>
             <w:rStyle w:val="Hyperlink"/>
@@ -2285,7 +2285,7 @@
       <w:r>
         <w:t xml:space="preserve"> — créé — </w:t>
       </w:r>
-      <w:hyperlink w:history="1" r:id="rIdkofruwmrheqwuncvm_3a4">
+      <w:hyperlink w:history="1" r:id="rId60_vo75axbfla2wqj6du8">
         <w:r>
           <w:rPr>
             <w:rStyle w:val="Hyperlink"/>
@@ -2314,7 +2314,7 @@
       <w:r>
         <w:t xml:space="preserve"> — créé — </w:t>
       </w:r>
-      <w:hyperlink w:history="1" r:id="rId9m81vrghdbo9bbw_wwz51">
+      <w:hyperlink w:history="1" r:id="rIdl3h1k3_az-3m63uuk8tgg">
         <w:r>
           <w:rPr>
             <w:rStyle w:val="Hyperlink"/>
@@ -2343,7 +2343,7 @@
       <w:r>
         <w:t xml:space="preserve"> — créé — </w:t>
       </w:r>
-      <w:hyperlink w:history="1" r:id="rIddxn2bffpuvfc8w_2ywdfs">
+      <w:hyperlink w:history="1" r:id="rIdpkcxtcygkgn4tac6ctduu">
         <w:r>
           <w:rPr>
             <w:rStyle w:val="Hyperlink"/>
@@ -2372,7 +2372,7 @@
       <w:r>
         <w:t xml:space="preserve"> — créé — </w:t>
       </w:r>
-      <w:hyperlink w:history="1" r:id="rIdwpgmc7hapknyjjmkrvsaa">
+      <w:hyperlink w:history="1" r:id="rIdl4cvwfzu2pcdu6pe6udxg">
         <w:r>
           <w:rPr>
             <w:rStyle w:val="Hyperlink"/>
@@ -2401,7 +2401,7 @@
       <w:r>
         <w:t xml:space="preserve"> — créé — </w:t>
       </w:r>
-      <w:hyperlink w:history="1" r:id="rId29fn2k5wz6rt41bu62rxi">
+      <w:hyperlink w:history="1" r:id="rId4z2-r-hnmkx9iomyvjelw">
         <w:r>
           <w:rPr>
             <w:rStyle w:val="Hyperlink"/>
@@ -2430,7 +2430,7 @@
       <w:r>
         <w:t xml:space="preserve"> — créé — </w:t>
       </w:r>
-      <w:hyperlink w:history="1" r:id="rId3tuyfrva4mohoaspa-gi1">
+      <w:hyperlink w:history="1" r:id="rIdlp7m6lscnkwomtx1yenwb">
         <w:r>
           <w:rPr>
             <w:rStyle w:val="Hyperlink"/>
@@ -2459,7 +2459,7 @@
       <w:r>
         <w:t xml:space="preserve"> — créé — </w:t>
       </w:r>
-      <w:hyperlink w:history="1" r:id="rIdfov1e_tq2gyquu0vzmido">
+      <w:hyperlink w:history="1" r:id="rIdxlonvcrxpog6gzwdzodki">
         <w:r>
           <w:rPr>
             <w:rStyle w:val="Hyperlink"/>
@@ -2488,7 +2488,7 @@
       <w:r>
         <w:t xml:space="preserve"> — créé — </w:t>
       </w:r>
-      <w:hyperlink w:history="1" r:id="rIdkizaj81ovlhwuerlo92_1">
+      <w:hyperlink w:history="1" r:id="rIdyx2cv-e45ttb11t1j9zuq">
         <w:r>
           <w:rPr>
             <w:rStyle w:val="Hyperlink"/>
@@ -2517,7 +2517,7 @@
       <w:r>
         <w:t xml:space="preserve"> — créé — </w:t>
       </w:r>
-      <w:hyperlink w:history="1" r:id="rIdyeblzveffr_ohozarldax">
+      <w:hyperlink w:history="1" r:id="rIdwntb53td8dqtmfszqwvzs">
         <w:r>
           <w:rPr>
             <w:rStyle w:val="Hyperlink"/>
@@ -2546,7 +2546,7 @@
       <w:r>
         <w:t xml:space="preserve"> — créé — </w:t>
       </w:r>
-      <w:hyperlink w:history="1" r:id="rId2bhff6vjj9lawtnna__bt">
+      <w:hyperlink w:history="1" r:id="rIdezuprowa6zc_eenfjx6we">
         <w:r>
           <w:rPr>
             <w:rStyle w:val="Hyperlink"/>
@@ -2575,7 +2575,7 @@
       <w:r>
         <w:t xml:space="preserve"> — créé — </w:t>
       </w:r>
-      <w:hyperlink w:history="1" r:id="rIdlsmwdxirya3i65c5g62f_">
+      <w:hyperlink w:history="1" r:id="rIdzvtm_zpbknjt0jgxeahhh">
         <w:r>
           <w:rPr>
             <w:rStyle w:val="Hyperlink"/>
@@ -2604,7 +2604,7 @@
       <w:r>
         <w:t xml:space="preserve"> — créé — </w:t>
       </w:r>
-      <w:hyperlink w:history="1" r:id="rIdomkm9yzrqmuyfg3bsovu1">
+      <w:hyperlink w:history="1" r:id="rIdhdycb52ytmicjyp-scyof">
         <w:r>
           <w:rPr>
             <w:rStyle w:val="Hyperlink"/>
@@ -2633,7 +2633,7 @@
       <w:r>
         <w:t xml:space="preserve"> — créé — </w:t>
       </w:r>
-      <w:hyperlink w:history="1" r:id="rIdje_4mshswcnpa7s_-x2lr">
+      <w:hyperlink w:history="1" r:id="rIdrrvl2n48ezbrmvag8ztai">
         <w:r>
           <w:rPr>
             <w:rStyle w:val="Hyperlink"/>
@@ -2662,7 +2662,7 @@
       <w:r>
         <w:t xml:space="preserve"> — créé — </w:t>
       </w:r>
-      <w:hyperlink w:history="1" r:id="rIdlyvw19lkgc-csx6eiqrja">
+      <w:hyperlink w:history="1" r:id="rIdx0d6ifp1q_i4z8my_xw0y">
         <w:r>
           <w:rPr>
             <w:rStyle w:val="Hyperlink"/>
@@ -2691,7 +2691,7 @@
       <w:r>
         <w:t xml:space="preserve"> — créé — </w:t>
       </w:r>
-      <w:hyperlink w:history="1" r:id="rIduec17v52wlj77vbaq6io_">
+      <w:hyperlink w:history="1" r:id="rId6x1e97bkizvxr5oesmfbd">
         <w:r>
           <w:rPr>
             <w:rStyle w:val="Hyperlink"/>
@@ -2720,7 +2720,7 @@
       <w:r>
         <w:t xml:space="preserve"> — créé — </w:t>
       </w:r>
-      <w:hyperlink w:history="1" r:id="rIdubkne0xw1kzabrxdoqkdi">
+      <w:hyperlink w:history="1" r:id="rId8dwkqvrplow_f8himnfvo">
         <w:r>
           <w:rPr>
             <w:rStyle w:val="Hyperlink"/>
@@ -2749,7 +2749,7 @@
       <w:r>
         <w:t xml:space="preserve"> — créé — </w:t>
       </w:r>
-      <w:hyperlink w:history="1" r:id="rIdpul6s7zsu0mq9duiexjzh">
+      <w:hyperlink w:history="1" r:id="rId_96upwy-ujnc99kvqkuks">
         <w:r>
           <w:rPr>
             <w:rStyle w:val="Hyperlink"/>
@@ -2778,7 +2778,7 @@
       <w:r>
         <w:t xml:space="preserve"> — créé — </w:t>
       </w:r>
-      <w:hyperlink w:history="1" r:id="rIdpfgetf4rz5gui9cfb6x90">
+      <w:hyperlink w:history="1" r:id="rIdctstistzxdvclyn8bu_fu">
         <w:r>
           <w:rPr>
             <w:rStyle w:val="Hyperlink"/>
@@ -2807,7 +2807,7 @@
       <w:r>
         <w:t xml:space="preserve"> — créé — </w:t>
       </w:r>
-      <w:hyperlink w:history="1" r:id="rId9ufzwopzwgy2y8hbw_e9s">
+      <w:hyperlink w:history="1" r:id="rId6leiw9hrks64vdsyp4egd">
         <w:r>
           <w:rPr>
             <w:rStyle w:val="Hyperlink"/>
@@ -2836,7 +2836,7 @@
       <w:r>
         <w:t xml:space="preserve"> — créé — </w:t>
       </w:r>
-      <w:hyperlink w:history="1" r:id="rIdgi_qu9ob-9gixh7ztpi1x">
+      <w:hyperlink w:history="1" r:id="rIdhr2tpxucaama5eos1au8v">
         <w:r>
           <w:rPr>
             <w:rStyle w:val="Hyperlink"/>
@@ -2865,7 +2865,7 @@
       <w:r>
         <w:t xml:space="preserve"> — créé — </w:t>
       </w:r>
-      <w:hyperlink w:history="1" r:id="rIdt6y-h4wxd2jwezkjp8hw7">
+      <w:hyperlink w:history="1" r:id="rIdmi6j-9a4gbswiamawy_5x">
         <w:r>
           <w:rPr>
             <w:rStyle w:val="Hyperlink"/>
@@ -2894,7 +2894,7 @@
       <w:r>
         <w:t xml:space="preserve"> — créé — </w:t>
       </w:r>
-      <w:hyperlink w:history="1" r:id="rIdruslo_-pembmrl-ky2uck">
+      <w:hyperlink w:history="1" r:id="rIdwc3sqru6yojheru1dzsz7">
         <w:r>
           <w:rPr>
             <w:rStyle w:val="Hyperlink"/>
@@ -2923,7 +2923,7 @@
       <w:r>
         <w:t xml:space="preserve"> — créé — </w:t>
       </w:r>
-      <w:hyperlink w:history="1" r:id="rIdhu9cwbhtfc_tdsewecuq8">
+      <w:hyperlink w:history="1" r:id="rIdeplhxczdo1vfsnykooobg">
         <w:r>
           <w:rPr>
             <w:rStyle w:val="Hyperlink"/>
@@ -2952,7 +2952,7 @@
       <w:r>
         <w:t xml:space="preserve"> — créé — </w:t>
       </w:r>
-      <w:hyperlink w:history="1" r:id="rIdf_2d5_e6wggzcmntrojbm">
+      <w:hyperlink w:history="1" r:id="rIdtcdybrnk2qcvwckdmeda-">
         <w:r>
           <w:rPr>
             <w:rStyle w:val="Hyperlink"/>
@@ -2981,7 +2981,7 @@
       <w:r>
         <w:t xml:space="preserve"> — créé — </w:t>
       </w:r>
-      <w:hyperlink w:history="1" r:id="rIdy6l37r_boss2xoxxw2bcm">
+      <w:hyperlink w:history="1" r:id="rIdhicabghzjz9rws30aa6z0">
         <w:r>
           <w:rPr>
             <w:rStyle w:val="Hyperlink"/>
@@ -3010,7 +3010,7 @@
       <w:r>
         <w:t xml:space="preserve"> — créé — </w:t>
       </w:r>
-      <w:hyperlink w:history="1" r:id="rIdm_5d99gzkvhmkmwbgcz0t">
+      <w:hyperlink w:history="1" r:id="rIden3rlg24-x_-0y1hmim22">
         <w:r>
           <w:rPr>
             <w:rStyle w:val="Hyperlink"/>
@@ -3039,7 +3039,7 @@
       <w:r>
         <w:t xml:space="preserve"> — créé — </w:t>
       </w:r>
-      <w:hyperlink w:history="1" r:id="rIdhbg2a-pejmmb28ojbfit4">
+      <w:hyperlink w:history="1" r:id="rIdpprp8c8nsjelxlpwa7n85">
         <w:r>
           <w:rPr>
             <w:rStyle w:val="Hyperlink"/>
@@ -3068,7 +3068,7 @@
       <w:r>
         <w:t xml:space="preserve"> — modifié — </w:t>
       </w:r>
-      <w:hyperlink w:history="1" r:id="rIdj6uc_sjp4y6bew1mqqlns">
+      <w:hyperlink w:history="1" r:id="rIde-2ix-d5yrzxzsbijriqs">
         <w:r>
           <w:rPr>
             <w:rStyle w:val="Hyperlink"/>
@@ -3097,7 +3097,7 @@
       <w:r>
         <w:t xml:space="preserve"> — modifié — </w:t>
       </w:r>
-      <w:hyperlink w:history="1" r:id="rIdl2hyhpg3hbheoozoif8cq">
+      <w:hyperlink w:history="1" r:id="rId_370yevf3yuqdy30cohy3">
         <w:r>
           <w:rPr>
             <w:rStyle w:val="Hyperlink"/>
@@ -3134,7 +3134,7 @@
       <w:r>
         <w:t xml:space="preserve"> — modifié — </w:t>
       </w:r>
-      <w:hyperlink w:history="1" r:id="rId-k8i8pspqh9sacllgbfdc">
+      <w:hyperlink w:history="1" r:id="rIdzex-lcf4-8urzwrobzeji">
         <w:r>
           <w:rPr>
             <w:rStyle w:val="Hyperlink"/>
@@ -3163,7 +3163,7 @@
       <w:r>
         <w:t xml:space="preserve"> — modifié — </w:t>
       </w:r>
-      <w:hyperlink w:history="1" r:id="rIdy3-51t2nbfzdg5rtkkumq">
+      <w:hyperlink w:history="1" r:id="rIdipm83tdqclru5xpotby_c">
         <w:r>
           <w:rPr>
             <w:rStyle w:val="Hyperlink"/>

--- a/docs/developpement/phases/word/PHASE_31_SUIVI_DU_DEVELOPPEMENT_ET_PREPARATION_DE_LAUDIT_CODEX.docx
+++ b/docs/developpement/phases/word/PHASE_31_SUIVI_DU_DEVELOPPEMENT_ET_PREPARATION_DE_LAUDIT_CODEX.docx
@@ -20,7 +20,7 @@
       <w:r>
         <w:t xml:space="preserve">FlaiX Expert · dossier de développement · généré le 2026-10-04 depuis le dépôt </w:t>
       </w:r>
-      <w:hyperlink w:history="1" r:id="rIdauqpbovtjuvpnvoawrgiz">
+      <w:hyperlink w:history="1" r:id="rIdc9wflcmqcayy_ncltxxb5">
         <w:r>
           <w:rPr>
             <w:rStyle w:val="Hyperlink"/>
@@ -690,7 +690,7 @@
           <w:numId w:val="2"/>
         </w:numPr>
       </w:pPr>
-      <w:hyperlink w:history="1" r:id="rIdv6femgpgklnrxehp733l6">
+      <w:hyperlink w:history="1" r:id="rIdu9pozgafz2utfazxwnknl">
         <w:r>
           <w:rPr>
             <w:rStyle w:val="Hyperlink"/>
@@ -710,7 +710,7 @@
           <w:numId w:val="2"/>
         </w:numPr>
       </w:pPr>
-      <w:hyperlink w:history="1" r:id="rIdsnymokpiaf8bhv2ebv13b">
+      <w:hyperlink w:history="1" r:id="rIdlnjijbed82gteeb6nbh7x">
         <w:r>
           <w:rPr>
             <w:rStyle w:val="Hyperlink"/>
@@ -730,7 +730,7 @@
           <w:numId w:val="2"/>
         </w:numPr>
       </w:pPr>
-      <w:hyperlink w:history="1" r:id="rIdakthflztcccihq2c2tz2z">
+      <w:hyperlink w:history="1" r:id="rIdrof5d6qtg2wpwnq9jd920">
         <w:r>
           <w:rPr>
             <w:rStyle w:val="Hyperlink"/>
@@ -750,7 +750,7 @@
           <w:numId w:val="2"/>
         </w:numPr>
       </w:pPr>
-      <w:hyperlink w:history="1" r:id="rId0_phkpbawwh1wvdmft5dc">
+      <w:hyperlink w:history="1" r:id="rId0kgsawqlnrkd7jegxlrc0">
         <w:r>
           <w:rPr>
             <w:rStyle w:val="Hyperlink"/>
@@ -798,7 +798,7 @@
       <w:r>
         <w:t xml:space="preserve"> — créé — </w:t>
       </w:r>
-      <w:hyperlink w:history="1" r:id="rIddwhjioo0yo5eqbtcppben">
+      <w:hyperlink w:history="1" r:id="rIdeufg9sdghb8en_-hrs5jv">
         <w:r>
           <w:rPr>
             <w:rStyle w:val="Hyperlink"/>
@@ -827,7 +827,7 @@
       <w:r>
         <w:t xml:space="preserve"> — créé — </w:t>
       </w:r>
-      <w:hyperlink w:history="1" r:id="rIdyxf7xr9zwfhui92romsgm">
+      <w:hyperlink w:history="1" r:id="rIds_rdkcrea0pre1xtugrcj">
         <w:r>
           <w:rPr>
             <w:rStyle w:val="Hyperlink"/>
@@ -856,7 +856,7 @@
       <w:r>
         <w:t xml:space="preserve"> — créé — </w:t>
       </w:r>
-      <w:hyperlink w:history="1" r:id="rIdeiyl1kjagc0p2i8guwb0w">
+      <w:hyperlink w:history="1" r:id="rIdsanrgaa9rvs2kcf0uobf1">
         <w:r>
           <w:rPr>
             <w:rStyle w:val="Hyperlink"/>
@@ -885,7 +885,7 @@
       <w:r>
         <w:t xml:space="preserve"> — créé — </w:t>
       </w:r>
-      <w:hyperlink w:history="1" r:id="rIdx7lumfrqw4dopai-g72kz">
+      <w:hyperlink w:history="1" r:id="rIdq-ihaifb4ylgfwhgxrw-b">
         <w:r>
           <w:rPr>
             <w:rStyle w:val="Hyperlink"/>
@@ -914,7 +914,7 @@
       <w:r>
         <w:t xml:space="preserve"> — créé — </w:t>
       </w:r>
-      <w:hyperlink w:history="1" r:id="rId2emy6davfp6y6yxfisbwe">
+      <w:hyperlink w:history="1" r:id="rId-tg4dmqqeeoxdwl0rpv4-">
         <w:r>
           <w:rPr>
             <w:rStyle w:val="Hyperlink"/>
@@ -951,7 +951,7 @@
       <w:r>
         <w:t xml:space="preserve"> — créé — </w:t>
       </w:r>
-      <w:hyperlink w:history="1" r:id="rIdxicdjrwoywhmlmjl4_e0e">
+      <w:hyperlink w:history="1" r:id="rId_zhstuo-tswzux38dhm63">
         <w:r>
           <w:rPr>
             <w:rStyle w:val="Hyperlink"/>
@@ -980,7 +980,7 @@
       <w:r>
         <w:t xml:space="preserve"> — créé — </w:t>
       </w:r>
-      <w:hyperlink w:history="1" r:id="rIdgqqccthup5qgg1wks3zkq">
+      <w:hyperlink w:history="1" r:id="rIdvtlet-4aou4cbmekssff_">
         <w:r>
           <w:rPr>
             <w:rStyle w:val="Hyperlink"/>
@@ -1009,7 +1009,7 @@
       <w:r>
         <w:t xml:space="preserve"> — modifié — </w:t>
       </w:r>
-      <w:hyperlink w:history="1" r:id="rIdwfggu6aqhc_jtbtxr9kbx">
+      <w:hyperlink w:history="1" r:id="rId2tkj0d31ogjnqriskjqnx">
         <w:r>
           <w:rPr>
             <w:rStyle w:val="Hyperlink"/>
@@ -1038,7 +1038,7 @@
       <w:r>
         <w:t xml:space="preserve"> — créé — </w:t>
       </w:r>
-      <w:hyperlink w:history="1" r:id="rIdobel1t0y87wqtdjctouce">
+      <w:hyperlink w:history="1" r:id="rId-aogpjyfggab4ub-vd5v7">
         <w:r>
           <w:rPr>
             <w:rStyle w:val="Hyperlink"/>
@@ -1067,7 +1067,7 @@
       <w:r>
         <w:t xml:space="preserve"> — créé — </w:t>
       </w:r>
-      <w:hyperlink w:history="1" r:id="rIdbjtpag_4pfsdukiduve-e">
+      <w:hyperlink w:history="1" r:id="rIdcaxrcsoqbblhdhtedakq8">
         <w:r>
           <w:rPr>
             <w:rStyle w:val="Hyperlink"/>
@@ -1096,7 +1096,7 @@
       <w:r>
         <w:t xml:space="preserve"> — créé — </w:t>
       </w:r>
-      <w:hyperlink w:history="1" r:id="rIdxoa59mmpttyygtaypae8x">
+      <w:hyperlink w:history="1" r:id="rIdfla65tljdo6dlkxzhphdm">
         <w:r>
           <w:rPr>
             <w:rStyle w:val="Hyperlink"/>
@@ -1125,7 +1125,7 @@
       <w:r>
         <w:t xml:space="preserve"> — créé — </w:t>
       </w:r>
-      <w:hyperlink w:history="1" r:id="rIdqndvcddymdgv6xqtr6ku6">
+      <w:hyperlink w:history="1" r:id="rIdzmgej2osclmxptaqgqf-y">
         <w:r>
           <w:rPr>
             <w:rStyle w:val="Hyperlink"/>
@@ -1154,7 +1154,7 @@
       <w:r>
         <w:t xml:space="preserve"> — créé — </w:t>
       </w:r>
-      <w:hyperlink w:history="1" r:id="rIdmi5qzjlijptosoyhcmvnt">
+      <w:hyperlink w:history="1" r:id="rIdddq32zvhiovcvxkmdaiyj">
         <w:r>
           <w:rPr>
             <w:rStyle w:val="Hyperlink"/>
@@ -1183,7 +1183,7 @@
       <w:r>
         <w:t xml:space="preserve"> — créé — </w:t>
       </w:r>
-      <w:hyperlink w:history="1" r:id="rIdvom4_k2i-tcs3bo7bnmlk">
+      <w:hyperlink w:history="1" r:id="rIddp7cxio6nrtfdte0dzp1x">
         <w:r>
           <w:rPr>
             <w:rStyle w:val="Hyperlink"/>
@@ -1212,7 +1212,7 @@
       <w:r>
         <w:t xml:space="preserve"> — créé — </w:t>
       </w:r>
-      <w:hyperlink w:history="1" r:id="rIdzwehmpwbfvsg3vpgn0xiw">
+      <w:hyperlink w:history="1" r:id="rIdifgh389qdmdbek6ma0uwp">
         <w:r>
           <w:rPr>
             <w:rStyle w:val="Hyperlink"/>
@@ -1241,7 +1241,7 @@
       <w:r>
         <w:t xml:space="preserve"> — créé — </w:t>
       </w:r>
-      <w:hyperlink w:history="1" r:id="rIdtopj0fhpgnbmzkf50c3k8">
+      <w:hyperlink w:history="1" r:id="rId9nyuvujfmpwc4ggcvqyfg">
         <w:r>
           <w:rPr>
             <w:rStyle w:val="Hyperlink"/>
@@ -1270,7 +1270,7 @@
       <w:r>
         <w:t xml:space="preserve"> — créé — </w:t>
       </w:r>
-      <w:hyperlink w:history="1" r:id="rIdt5ucsfswodue2fff6r9wj">
+      <w:hyperlink w:history="1" r:id="rIdn_m6fconsj6a6hinvu0wu">
         <w:r>
           <w:rPr>
             <w:rStyle w:val="Hyperlink"/>
@@ -1299,7 +1299,7 @@
       <w:r>
         <w:t xml:space="preserve"> — créé — </w:t>
       </w:r>
-      <w:hyperlink w:history="1" r:id="rIdhczlozdw_gcx9ng9hht3k">
+      <w:hyperlink w:history="1" r:id="rIdtu0682gfwajclphozeoha">
         <w:r>
           <w:rPr>
             <w:rStyle w:val="Hyperlink"/>
@@ -1328,7 +1328,7 @@
       <w:r>
         <w:t xml:space="preserve"> — créé — </w:t>
       </w:r>
-      <w:hyperlink w:history="1" r:id="rIdpdtrhjl5uz56vui35dqc8">
+      <w:hyperlink w:history="1" r:id="rIdo3r1inbsteghbh7jgwmc9">
         <w:r>
           <w:rPr>
             <w:rStyle w:val="Hyperlink"/>
@@ -1357,7 +1357,7 @@
       <w:r>
         <w:t xml:space="preserve"> — créé — </w:t>
       </w:r>
-      <w:hyperlink w:history="1" r:id="rIddnfy8rtjkyghasnrtfw5s">
+      <w:hyperlink w:history="1" r:id="rIdw8r6rrz4i8hmcwhitllsz">
         <w:r>
           <w:rPr>
             <w:rStyle w:val="Hyperlink"/>
@@ -1386,7 +1386,7 @@
       <w:r>
         <w:t xml:space="preserve"> — créé — </w:t>
       </w:r>
-      <w:hyperlink w:history="1" r:id="rId0_sb6tanzlalirjnitosc">
+      <w:hyperlink w:history="1" r:id="rIdxxsnzz6bvylmyy_crz-w8">
         <w:r>
           <w:rPr>
             <w:rStyle w:val="Hyperlink"/>
@@ -1415,7 +1415,7 @@
       <w:r>
         <w:t xml:space="preserve"> — créé — </w:t>
       </w:r>
-      <w:hyperlink w:history="1" r:id="rId3ruiaox53zazy49sryiww">
+      <w:hyperlink w:history="1" r:id="rIdslalkpfcehu-btigb7krb">
         <w:r>
           <w:rPr>
             <w:rStyle w:val="Hyperlink"/>
@@ -1444,7 +1444,7 @@
       <w:r>
         <w:t xml:space="preserve"> — créé — </w:t>
       </w:r>
-      <w:hyperlink w:history="1" r:id="rIdnmdh-6yvmajawgp2osx4k">
+      <w:hyperlink w:history="1" r:id="rId_sckecrx70lnoww1yebgi">
         <w:r>
           <w:rPr>
             <w:rStyle w:val="Hyperlink"/>
@@ -1473,7 +1473,7 @@
       <w:r>
         <w:t xml:space="preserve"> — créé — </w:t>
       </w:r>
-      <w:hyperlink w:history="1" r:id="rId9n75h8-8u1-o9235dj5io">
+      <w:hyperlink w:history="1" r:id="rIdnw-jckgl58tep1n5vk99g">
         <w:r>
           <w:rPr>
             <w:rStyle w:val="Hyperlink"/>
@@ -1502,7 +1502,7 @@
       <w:r>
         <w:t xml:space="preserve"> — créé — </w:t>
       </w:r>
-      <w:hyperlink w:history="1" r:id="rIdn8weret3ucmaraeyrhcw6">
+      <w:hyperlink w:history="1" r:id="rId49hwbkbq_b_szzqda9-bu">
         <w:r>
           <w:rPr>
             <w:rStyle w:val="Hyperlink"/>
@@ -1531,7 +1531,7 @@
       <w:r>
         <w:t xml:space="preserve"> — créé — </w:t>
       </w:r>
-      <w:hyperlink w:history="1" r:id="rIdjh2xenumz_j3vcgh-t9qv">
+      <w:hyperlink w:history="1" r:id="rIdfjyg7mlybvagmysiapxds">
         <w:r>
           <w:rPr>
             <w:rStyle w:val="Hyperlink"/>
@@ -1560,7 +1560,7 @@
       <w:r>
         <w:t xml:space="preserve"> — créé — </w:t>
       </w:r>
-      <w:hyperlink w:history="1" r:id="rIde3m_hekaqolloeeaowwbr">
+      <w:hyperlink w:history="1" r:id="rIdlslaw5zkgofqvfpftrnbw">
         <w:r>
           <w:rPr>
             <w:rStyle w:val="Hyperlink"/>
@@ -1589,7 +1589,7 @@
       <w:r>
         <w:t xml:space="preserve"> — créé — </w:t>
       </w:r>
-      <w:hyperlink w:history="1" r:id="rIdgbvfawkvlhhsyzbtrshyp">
+      <w:hyperlink w:history="1" r:id="rIdm1jxtmtthcgzcain3oxdd">
         <w:r>
           <w:rPr>
             <w:rStyle w:val="Hyperlink"/>
@@ -1618,7 +1618,7 @@
       <w:r>
         <w:t xml:space="preserve"> — créé — </w:t>
       </w:r>
-      <w:hyperlink w:history="1" r:id="rId0ygzpv4va4s0jbuiyjiwm">
+      <w:hyperlink w:history="1" r:id="rIddj7leonndn5zskrmifc23">
         <w:r>
           <w:rPr>
             <w:rStyle w:val="Hyperlink"/>
@@ -1647,7 +1647,7 @@
       <w:r>
         <w:t xml:space="preserve"> — créé — </w:t>
       </w:r>
-      <w:hyperlink w:history="1" r:id="rIdzmsw6_2v70ovbadu681zf">
+      <w:hyperlink w:history="1" r:id="rId8vh5dmrpwvbr3mzdizy0l">
         <w:r>
           <w:rPr>
             <w:rStyle w:val="Hyperlink"/>
@@ -1676,7 +1676,7 @@
       <w:r>
         <w:t xml:space="preserve"> — créé — </w:t>
       </w:r>
-      <w:hyperlink w:history="1" r:id="rIdfuziz-obt1c9wufkikjqu">
+      <w:hyperlink w:history="1" r:id="rId29ljp6dyxzugnobce7bye">
         <w:r>
           <w:rPr>
             <w:rStyle w:val="Hyperlink"/>
@@ -1705,7 +1705,7 @@
       <w:r>
         <w:t xml:space="preserve"> — créé — </w:t>
       </w:r>
-      <w:hyperlink w:history="1" r:id="rIdda3zyueqhmm-ydo_uggws">
+      <w:hyperlink w:history="1" r:id="rIdxkxkwr-qedpkc-wosn3x9">
         <w:r>
           <w:rPr>
             <w:rStyle w:val="Hyperlink"/>
@@ -1734,7 +1734,7 @@
       <w:r>
         <w:t xml:space="preserve"> — créé — </w:t>
       </w:r>
-      <w:hyperlink w:history="1" r:id="rIdxdnpb73mff-d4ls50ly48">
+      <w:hyperlink w:history="1" r:id="rIdjfyjyku9zpqcqknjgipol">
         <w:r>
           <w:rPr>
             <w:rStyle w:val="Hyperlink"/>
@@ -1763,7 +1763,7 @@
       <w:r>
         <w:t xml:space="preserve"> — créé — </w:t>
       </w:r>
-      <w:hyperlink w:history="1" r:id="rId6uuk9bv3kiwo__dvlevn2">
+      <w:hyperlink w:history="1" r:id="rId6afzjcjfjqyys75fzdj_h">
         <w:r>
           <w:rPr>
             <w:rStyle w:val="Hyperlink"/>
@@ -1792,7 +1792,7 @@
       <w:r>
         <w:t xml:space="preserve"> — créé — </w:t>
       </w:r>
-      <w:hyperlink w:history="1" r:id="rIdfwoketf2tp-ms5p4pvsm_">
+      <w:hyperlink w:history="1" r:id="rIdx_0uiksbmzjqjim2khdn6">
         <w:r>
           <w:rPr>
             <w:rStyle w:val="Hyperlink"/>
@@ -1821,7 +1821,7 @@
       <w:r>
         <w:t xml:space="preserve"> — créé — </w:t>
       </w:r>
-      <w:hyperlink w:history="1" r:id="rIdyvwpy-ptuqsnxm2wyx-xh">
+      <w:hyperlink w:history="1" r:id="rIdrtnhdtkzitwg8-txwc8_r">
         <w:r>
           <w:rPr>
             <w:rStyle w:val="Hyperlink"/>
@@ -1850,7 +1850,7 @@
       <w:r>
         <w:t xml:space="preserve"> — créé — </w:t>
       </w:r>
-      <w:hyperlink w:history="1" r:id="rIdmvzn1pz3shauhkkksjkhm">
+      <w:hyperlink w:history="1" r:id="rIdl-3xf1czjinsy6mye7noj">
         <w:r>
           <w:rPr>
             <w:rStyle w:val="Hyperlink"/>
@@ -1879,7 +1879,7 @@
       <w:r>
         <w:t xml:space="preserve"> — créé — </w:t>
       </w:r>
-      <w:hyperlink w:history="1" r:id="rIdkzcplxt1kyii0lazumg8s">
+      <w:hyperlink w:history="1" r:id="rIdapyj8rfrf8oft8qumn-4z">
         <w:r>
           <w:rPr>
             <w:rStyle w:val="Hyperlink"/>
@@ -1908,7 +1908,7 @@
       <w:r>
         <w:t xml:space="preserve"> — créé — </w:t>
       </w:r>
-      <w:hyperlink w:history="1" r:id="rId3_3p2ll4l6chewiixrmxc">
+      <w:hyperlink w:history="1" r:id="rIdvtw8nzxcjc0sqzsmxrp2z">
         <w:r>
           <w:rPr>
             <w:rStyle w:val="Hyperlink"/>
@@ -1937,7 +1937,7 @@
       <w:r>
         <w:t xml:space="preserve"> — créé — </w:t>
       </w:r>
-      <w:hyperlink w:history="1" r:id="rIdaaxbtatkbuu8zjlgkc-2t">
+      <w:hyperlink w:history="1" r:id="rId6eb8crv0jznoijgasdcsb">
         <w:r>
           <w:rPr>
             <w:rStyle w:val="Hyperlink"/>
@@ -1966,7 +1966,7 @@
       <w:r>
         <w:t xml:space="preserve"> — créé — </w:t>
       </w:r>
-      <w:hyperlink w:history="1" r:id="rIdbjoxqzjyxgqdmheizpvpk">
+      <w:hyperlink w:history="1" r:id="rIdtykjmxzu_lt1uv7oqqfom">
         <w:r>
           <w:rPr>
             <w:rStyle w:val="Hyperlink"/>
@@ -1995,7 +1995,7 @@
       <w:r>
         <w:t xml:space="preserve"> — créé — </w:t>
       </w:r>
-      <w:hyperlink w:history="1" r:id="rIdfcc7vq7aca4emcv-kul7d">
+      <w:hyperlink w:history="1" r:id="rIdgkuvnerdn75hh-uunc48q">
         <w:r>
           <w:rPr>
             <w:rStyle w:val="Hyperlink"/>
@@ -2024,7 +2024,7 @@
       <w:r>
         <w:t xml:space="preserve"> — créé — </w:t>
       </w:r>
-      <w:hyperlink w:history="1" r:id="rIdqytc7san81bnqx2qtoifk">
+      <w:hyperlink w:history="1" r:id="rIdu7qxclirjwmkftrvz4oma">
         <w:r>
           <w:rPr>
             <w:rStyle w:val="Hyperlink"/>
@@ -2053,7 +2053,7 @@
       <w:r>
         <w:t xml:space="preserve"> — créé — </w:t>
       </w:r>
-      <w:hyperlink w:history="1" r:id="rIdtihoedv-qmsxaykoqiggt">
+      <w:hyperlink w:history="1" r:id="rId9gyqydlxtf_jacsscatrl">
         <w:r>
           <w:rPr>
             <w:rStyle w:val="Hyperlink"/>
@@ -2082,7 +2082,7 @@
       <w:r>
         <w:t xml:space="preserve"> — créé — </w:t>
       </w:r>
-      <w:hyperlink w:history="1" r:id="rIdk_7ohzj7yccs73qjmadxl">
+      <w:hyperlink w:history="1" r:id="rId9mrvl5aedohwttqpe_slu">
         <w:r>
           <w:rPr>
             <w:rStyle w:val="Hyperlink"/>
@@ -2111,7 +2111,7 @@
       <w:r>
         <w:t xml:space="preserve"> — créé — </w:t>
       </w:r>
-      <w:hyperlink w:history="1" r:id="rIdkahesfp5ddegat11vw-57">
+      <w:hyperlink w:history="1" r:id="rIdcthwuu-rlx_spfhy1ssf5">
         <w:r>
           <w:rPr>
             <w:rStyle w:val="Hyperlink"/>
@@ -2140,7 +2140,7 @@
       <w:r>
         <w:t xml:space="preserve"> — créé — </w:t>
       </w:r>
-      <w:hyperlink w:history="1" r:id="rId4nayldiibbb_chbhboxkq">
+      <w:hyperlink w:history="1" r:id="rIdr6y13r06t6uhq1m-p0g5l">
         <w:r>
           <w:rPr>
             <w:rStyle w:val="Hyperlink"/>
@@ -2169,7 +2169,7 @@
       <w:r>
         <w:t xml:space="preserve"> — créé — </w:t>
       </w:r>
-      <w:hyperlink w:history="1" r:id="rIdv5hwig3t4yj99thejdzx6">
+      <w:hyperlink w:history="1" r:id="rIdviv9y6mgin3dpznyipr9_">
         <w:r>
           <w:rPr>
             <w:rStyle w:val="Hyperlink"/>
@@ -2198,7 +2198,7 @@
       <w:r>
         <w:t xml:space="preserve"> — créé — </w:t>
       </w:r>
-      <w:hyperlink w:history="1" r:id="rIdwga1zo-gz5kx5zo1zupup">
+      <w:hyperlink w:history="1" r:id="rIdsuopi2xkg9ngqupvmx_zr">
         <w:r>
           <w:rPr>
             <w:rStyle w:val="Hyperlink"/>
@@ -2227,7 +2227,7 @@
       <w:r>
         <w:t xml:space="preserve"> — créé — </w:t>
       </w:r>
-      <w:hyperlink w:history="1" r:id="rIdcp8rysdegmyrr2f-gn18j">
+      <w:hyperlink w:history="1" r:id="rIdmfb0mlnmgvsvs67z6knel">
         <w:r>
           <w:rPr>
             <w:rStyle w:val="Hyperlink"/>
@@ -2256,7 +2256,7 @@
       <w:r>
         <w:t xml:space="preserve"> — créé — </w:t>
       </w:r>
-      <w:hyperlink w:history="1" r:id="rIdxm2s4s8svwbsdl7l9wasp">
+      <w:hyperlink w:history="1" r:id="rIdfbnmegvgm4a0ry9tjgrf6">
         <w:r>
           <w:rPr>
             <w:rStyle w:val="Hyperlink"/>
@@ -2285,7 +2285,7 @@
       <w:r>
         <w:t xml:space="preserve"> — créé — </w:t>
       </w:r>
-      <w:hyperlink w:history="1" r:id="rId60_vo75axbfla2wqj6du8">
+      <w:hyperlink w:history="1" r:id="rIdij2lskpjtyzg7ydwzec9d">
         <w:r>
           <w:rPr>
             <w:rStyle w:val="Hyperlink"/>
@@ -2314,7 +2314,7 @@
       <w:r>
         <w:t xml:space="preserve"> — créé — </w:t>
       </w:r>
-      <w:hyperlink w:history="1" r:id="rIdl3h1k3_az-3m63uuk8tgg">
+      <w:hyperlink w:history="1" r:id="rIdoxzsalyft2z__vlrsr6lu">
         <w:r>
           <w:rPr>
             <w:rStyle w:val="Hyperlink"/>
@@ -2343,7 +2343,7 @@
       <w:r>
         <w:t xml:space="preserve"> — créé — </w:t>
       </w:r>
-      <w:hyperlink w:history="1" r:id="rIdpkcxtcygkgn4tac6ctduu">
+      <w:hyperlink w:history="1" r:id="rIdmc_vmazlz_zr6tuq_yphf">
         <w:r>
           <w:rPr>
             <w:rStyle w:val="Hyperlink"/>
@@ -2372,7 +2372,7 @@
       <w:r>
         <w:t xml:space="preserve"> — créé — </w:t>
       </w:r>
-      <w:hyperlink w:history="1" r:id="rIdl4cvwfzu2pcdu6pe6udxg">
+      <w:hyperlink w:history="1" r:id="rIdmb_wpqvh5saixxo2oydma">
         <w:r>
           <w:rPr>
             <w:rStyle w:val="Hyperlink"/>
@@ -2401,7 +2401,7 @@
       <w:r>
         <w:t xml:space="preserve"> — créé — </w:t>
       </w:r>
-      <w:hyperlink w:history="1" r:id="rId4z2-r-hnmkx9iomyvjelw">
+      <w:hyperlink w:history="1" r:id="rId7kf-r7nvpbmwk_3rznkp7">
         <w:r>
           <w:rPr>
             <w:rStyle w:val="Hyperlink"/>
@@ -2430,7 +2430,7 @@
       <w:r>
         <w:t xml:space="preserve"> — créé — </w:t>
       </w:r>
-      <w:hyperlink w:history="1" r:id="rIdlp7m6lscnkwomtx1yenwb">
+      <w:hyperlink w:history="1" r:id="rIdukrsx8csdtwrzt_ktjlu4">
         <w:r>
           <w:rPr>
             <w:rStyle w:val="Hyperlink"/>
@@ -2459,7 +2459,7 @@
       <w:r>
         <w:t xml:space="preserve"> — créé — </w:t>
       </w:r>
-      <w:hyperlink w:history="1" r:id="rIdxlonvcrxpog6gzwdzodki">
+      <w:hyperlink w:history="1" r:id="rIdqgvnddlpnhayhouh0ymos">
         <w:r>
           <w:rPr>
             <w:rStyle w:val="Hyperlink"/>
@@ -2488,7 +2488,7 @@
       <w:r>
         <w:t xml:space="preserve"> — créé — </w:t>
       </w:r>
-      <w:hyperlink w:history="1" r:id="rIdyx2cv-e45ttb11t1j9zuq">
+      <w:hyperlink w:history="1" r:id="rIdbi-dgvycgavg2clacfowm">
         <w:r>
           <w:rPr>
             <w:rStyle w:val="Hyperlink"/>
@@ -2517,7 +2517,7 @@
       <w:r>
         <w:t xml:space="preserve"> — créé — </w:t>
       </w:r>
-      <w:hyperlink w:history="1" r:id="rIdwntb53td8dqtmfszqwvzs">
+      <w:hyperlink w:history="1" r:id="rIde2frcj3_wcryqqdcqa5ev">
         <w:r>
           <w:rPr>
             <w:rStyle w:val="Hyperlink"/>
@@ -2546,7 +2546,7 @@
       <w:r>
         <w:t xml:space="preserve"> — créé — </w:t>
       </w:r>
-      <w:hyperlink w:history="1" r:id="rIdezuprowa6zc_eenfjx6we">
+      <w:hyperlink w:history="1" r:id="rId59gntudufm4upahezuilw">
         <w:r>
           <w:rPr>
             <w:rStyle w:val="Hyperlink"/>
@@ -2575,7 +2575,7 @@
       <w:r>
         <w:t xml:space="preserve"> — créé — </w:t>
       </w:r>
-      <w:hyperlink w:history="1" r:id="rIdzvtm_zpbknjt0jgxeahhh">
+      <w:hyperlink w:history="1" r:id="rIdwwujymsuzo38iq8a0utah">
         <w:r>
           <w:rPr>
             <w:rStyle w:val="Hyperlink"/>
@@ -2604,7 +2604,7 @@
       <w:r>
         <w:t xml:space="preserve"> — créé — </w:t>
       </w:r>
-      <w:hyperlink w:history="1" r:id="rIdhdycb52ytmicjyp-scyof">
+      <w:hyperlink w:history="1" r:id="rId9fk2bml2ujobav6pab835">
         <w:r>
           <w:rPr>
             <w:rStyle w:val="Hyperlink"/>
@@ -2633,7 +2633,7 @@
       <w:r>
         <w:t xml:space="preserve"> — créé — </w:t>
       </w:r>
-      <w:hyperlink w:history="1" r:id="rIdrrvl2n48ezbrmvag8ztai">
+      <w:hyperlink w:history="1" r:id="rIdifby70jqufsovjohhlbms">
         <w:r>
           <w:rPr>
             <w:rStyle w:val="Hyperlink"/>
@@ -2662,7 +2662,7 @@
       <w:r>
         <w:t xml:space="preserve"> — créé — </w:t>
       </w:r>
-      <w:hyperlink w:history="1" r:id="rIdx0d6ifp1q_i4z8my_xw0y">
+      <w:hyperlink w:history="1" r:id="rIdgke5mgi8sefncuzuppuo0">
         <w:r>
           <w:rPr>
             <w:rStyle w:val="Hyperlink"/>
@@ -2691,7 +2691,7 @@
       <w:r>
         <w:t xml:space="preserve"> — créé — </w:t>
       </w:r>
-      <w:hyperlink w:history="1" r:id="rId6x1e97bkizvxr5oesmfbd">
+      <w:hyperlink w:history="1" r:id="rIdtmwuvslwuxo00m6c6_saw">
         <w:r>
           <w:rPr>
             <w:rStyle w:val="Hyperlink"/>
@@ -2720,7 +2720,7 @@
       <w:r>
         <w:t xml:space="preserve"> — créé — </w:t>
       </w:r>
-      <w:hyperlink w:history="1" r:id="rId8dwkqvrplow_f8himnfvo">
+      <w:hyperlink w:history="1" r:id="rIdg0g6pxslsou0fa-lwlkq8">
         <w:r>
           <w:rPr>
             <w:rStyle w:val="Hyperlink"/>
@@ -2749,7 +2749,7 @@
       <w:r>
         <w:t xml:space="preserve"> — créé — </w:t>
       </w:r>
-      <w:hyperlink w:history="1" r:id="rId_96upwy-ujnc99kvqkuks">
+      <w:hyperlink w:history="1" r:id="rIdx7rwf1vag9sp8fxewqd6d">
         <w:r>
           <w:rPr>
             <w:rStyle w:val="Hyperlink"/>
@@ -2778,7 +2778,7 @@
       <w:r>
         <w:t xml:space="preserve"> — créé — </w:t>
       </w:r>
-      <w:hyperlink w:history="1" r:id="rIdctstistzxdvclyn8bu_fu">
+      <w:hyperlink w:history="1" r:id="rIdz5nxhrho2ohflcj1xoi66">
         <w:r>
           <w:rPr>
             <w:rStyle w:val="Hyperlink"/>
@@ -2807,7 +2807,7 @@
       <w:r>
         <w:t xml:space="preserve"> — créé — </w:t>
       </w:r>
-      <w:hyperlink w:history="1" r:id="rId6leiw9hrks64vdsyp4egd">
+      <w:hyperlink w:history="1" r:id="rIdffpepcmyvkyk5vybrptaa">
         <w:r>
           <w:rPr>
             <w:rStyle w:val="Hyperlink"/>
@@ -2836,7 +2836,7 @@
       <w:r>
         <w:t xml:space="preserve"> — créé — </w:t>
       </w:r>
-      <w:hyperlink w:history="1" r:id="rIdhr2tpxucaama5eos1au8v">
+      <w:hyperlink w:history="1" r:id="rIdnts5b3srqa6kibj877zk8">
         <w:r>
           <w:rPr>
             <w:rStyle w:val="Hyperlink"/>
@@ -2865,7 +2865,7 @@
       <w:r>
         <w:t xml:space="preserve"> — créé — </w:t>
       </w:r>
-      <w:hyperlink w:history="1" r:id="rIdmi6j-9a4gbswiamawy_5x">
+      <w:hyperlink w:history="1" r:id="rIdqbkuu7awf-na52tk1b3i3">
         <w:r>
           <w:rPr>
             <w:rStyle w:val="Hyperlink"/>
@@ -2894,7 +2894,7 @@
       <w:r>
         <w:t xml:space="preserve"> — créé — </w:t>
       </w:r>
-      <w:hyperlink w:history="1" r:id="rIdwc3sqru6yojheru1dzsz7">
+      <w:hyperlink w:history="1" r:id="rId-mzlowsnf3hjweuiyavlt">
         <w:r>
           <w:rPr>
             <w:rStyle w:val="Hyperlink"/>
@@ -2923,7 +2923,7 @@
       <w:r>
         <w:t xml:space="preserve"> — créé — </w:t>
       </w:r>
-      <w:hyperlink w:history="1" r:id="rIdeplhxczdo1vfsnykooobg">
+      <w:hyperlink w:history="1" r:id="rId_foaci5ewwas_fc15duuk">
         <w:r>
           <w:rPr>
             <w:rStyle w:val="Hyperlink"/>
@@ -2952,7 +2952,7 @@
       <w:r>
         <w:t xml:space="preserve"> — créé — </w:t>
       </w:r>
-      <w:hyperlink w:history="1" r:id="rIdtcdybrnk2qcvwckdmeda-">
+      <w:hyperlink w:history="1" r:id="rIdctk8h5ka9yinta1hzu-fc">
         <w:r>
           <w:rPr>
             <w:rStyle w:val="Hyperlink"/>
@@ -2981,7 +2981,7 @@
       <w:r>
         <w:t xml:space="preserve"> — créé — </w:t>
       </w:r>
-      <w:hyperlink w:history="1" r:id="rIdhicabghzjz9rws30aa6z0">
+      <w:hyperlink w:history="1" r:id="rId9w4dztxvmhhmjf-oyxwlv">
         <w:r>
           <w:rPr>
             <w:rStyle w:val="Hyperlink"/>
@@ -3010,7 +3010,7 @@
       <w:r>
         <w:t xml:space="preserve"> — créé — </w:t>
       </w:r>
-      <w:hyperlink w:history="1" r:id="rIden3rlg24-x_-0y1hmim22">
+      <w:hyperlink w:history="1" r:id="rIdk0rj7bxf3mslfgjmictai">
         <w:r>
           <w:rPr>
             <w:rStyle w:val="Hyperlink"/>
@@ -3039,7 +3039,7 @@
       <w:r>
         <w:t xml:space="preserve"> — créé — </w:t>
       </w:r>
-      <w:hyperlink w:history="1" r:id="rIdpprp8c8nsjelxlpwa7n85">
+      <w:hyperlink w:history="1" r:id="rIdvxhfelzmyaf2bgaimxks2">
         <w:r>
           <w:rPr>
             <w:rStyle w:val="Hyperlink"/>
@@ -3068,7 +3068,7 @@
       <w:r>
         <w:t xml:space="preserve"> — modifié — </w:t>
       </w:r>
-      <w:hyperlink w:history="1" r:id="rIde-2ix-d5yrzxzsbijriqs">
+      <w:hyperlink w:history="1" r:id="rId5iv07qjrl_uwwolw-kzmn">
         <w:r>
           <w:rPr>
             <w:rStyle w:val="Hyperlink"/>
@@ -3097,7 +3097,7 @@
       <w:r>
         <w:t xml:space="preserve"> — modifié — </w:t>
       </w:r>
-      <w:hyperlink w:history="1" r:id="rId_370yevf3yuqdy30cohy3">
+      <w:hyperlink w:history="1" r:id="rId8bzbmqkrmgkatg35bot87">
         <w:r>
           <w:rPr>
             <w:rStyle w:val="Hyperlink"/>
@@ -3134,7 +3134,7 @@
       <w:r>
         <w:t xml:space="preserve"> — modifié — </w:t>
       </w:r>
-      <w:hyperlink w:history="1" r:id="rIdzex-lcf4-8urzwrobzeji">
+      <w:hyperlink w:history="1" r:id="rIdkxpy6hivlf7_b1mvvgafy">
         <w:r>
           <w:rPr>
             <w:rStyle w:val="Hyperlink"/>
@@ -3163,7 +3163,7 @@
       <w:r>
         <w:t xml:space="preserve"> — modifié — </w:t>
       </w:r>
-      <w:hyperlink w:history="1" r:id="rIdipm83tdqclru5xpotby_c">
+      <w:hyperlink w:history="1" r:id="rIdmubgtexo-egiuy310pyfs">
         <w:r>
           <w:rPr>
             <w:rStyle w:val="Hyperlink"/>

--- a/docs/developpement/phases/word/PHASE_31_SUIVI_DU_DEVELOPPEMENT_ET_PREPARATION_DE_LAUDIT_CODEX.docx
+++ b/docs/developpement/phases/word/PHASE_31_SUIVI_DU_DEVELOPPEMENT_ET_PREPARATION_DE_LAUDIT_CODEX.docx
@@ -20,7 +20,7 @@
       <w:r>
         <w:t xml:space="preserve">FlaiX Expert · dossier de développement · généré le 2026-10-04 depuis le dépôt </w:t>
       </w:r>
-      <w:hyperlink w:history="1" r:id="rIdc9wflcmqcayy_ncltxxb5">
+      <w:hyperlink w:history="1" r:id="rIdzuvtr_iz3tqec828amsb4">
         <w:r>
           <w:rPr>
             <w:rStyle w:val="Hyperlink"/>
@@ -690,7 +690,7 @@
           <w:numId w:val="2"/>
         </w:numPr>
       </w:pPr>
-      <w:hyperlink w:history="1" r:id="rIdu9pozgafz2utfazxwnknl">
+      <w:hyperlink w:history="1" r:id="rIdmt98wkbmrhnjzvuq8y7nv">
         <w:r>
           <w:rPr>
             <w:rStyle w:val="Hyperlink"/>
@@ -710,7 +710,7 @@
           <w:numId w:val="2"/>
         </w:numPr>
       </w:pPr>
-      <w:hyperlink w:history="1" r:id="rIdlnjijbed82gteeb6nbh7x">
+      <w:hyperlink w:history="1" r:id="rIdx1laqyfada-zkq49ljfc3">
         <w:r>
           <w:rPr>
             <w:rStyle w:val="Hyperlink"/>
@@ -730,7 +730,7 @@
           <w:numId w:val="2"/>
         </w:numPr>
       </w:pPr>
-      <w:hyperlink w:history="1" r:id="rIdrof5d6qtg2wpwnq9jd920">
+      <w:hyperlink w:history="1" r:id="rIdloxlva3sbaayqyejnp4pd">
         <w:r>
           <w:rPr>
             <w:rStyle w:val="Hyperlink"/>
@@ -750,7 +750,7 @@
           <w:numId w:val="2"/>
         </w:numPr>
       </w:pPr>
-      <w:hyperlink w:history="1" r:id="rId0kgsawqlnrkd7jegxlrc0">
+      <w:hyperlink w:history="1" r:id="rIdlwgxf--_8jwalnaqchkwx">
         <w:r>
           <w:rPr>
             <w:rStyle w:val="Hyperlink"/>
@@ -798,7 +798,7 @@
       <w:r>
         <w:t xml:space="preserve"> — créé — </w:t>
       </w:r>
-      <w:hyperlink w:history="1" r:id="rIdeufg9sdghb8en_-hrs5jv">
+      <w:hyperlink w:history="1" r:id="rId9vxbjtscs7lg6wrcehkip">
         <w:r>
           <w:rPr>
             <w:rStyle w:val="Hyperlink"/>
@@ -827,7 +827,7 @@
       <w:r>
         <w:t xml:space="preserve"> — créé — </w:t>
       </w:r>
-      <w:hyperlink w:history="1" r:id="rIds_rdkcrea0pre1xtugrcj">
+      <w:hyperlink w:history="1" r:id="rIdub0t6cmlna3fhizkk1wfe">
         <w:r>
           <w:rPr>
             <w:rStyle w:val="Hyperlink"/>
@@ -856,7 +856,7 @@
       <w:r>
         <w:t xml:space="preserve"> — créé — </w:t>
       </w:r>
-      <w:hyperlink w:history="1" r:id="rIdsanrgaa9rvs2kcf0uobf1">
+      <w:hyperlink w:history="1" r:id="rIdvc2ywv2oksmw9tflrbrnw">
         <w:r>
           <w:rPr>
             <w:rStyle w:val="Hyperlink"/>
@@ -885,7 +885,7 @@
       <w:r>
         <w:t xml:space="preserve"> — créé — </w:t>
       </w:r>
-      <w:hyperlink w:history="1" r:id="rIdq-ihaifb4ylgfwhgxrw-b">
+      <w:hyperlink w:history="1" r:id="rIdaylsthngspichkgv4rjz_">
         <w:r>
           <w:rPr>
             <w:rStyle w:val="Hyperlink"/>
@@ -914,7 +914,7 @@
       <w:r>
         <w:t xml:space="preserve"> — créé — </w:t>
       </w:r>
-      <w:hyperlink w:history="1" r:id="rId-tg4dmqqeeoxdwl0rpv4-">
+      <w:hyperlink w:history="1" r:id="rId0a09fljuh9swi8ijd8nd4">
         <w:r>
           <w:rPr>
             <w:rStyle w:val="Hyperlink"/>
@@ -951,7 +951,7 @@
       <w:r>
         <w:t xml:space="preserve"> — créé — </w:t>
       </w:r>
-      <w:hyperlink w:history="1" r:id="rId_zhstuo-tswzux38dhm63">
+      <w:hyperlink w:history="1" r:id="rId2_uyazke7qudtbn0b1z8x">
         <w:r>
           <w:rPr>
             <w:rStyle w:val="Hyperlink"/>
@@ -980,7 +980,7 @@
       <w:r>
         <w:t xml:space="preserve"> — créé — </w:t>
       </w:r>
-      <w:hyperlink w:history="1" r:id="rIdvtlet-4aou4cbmekssff_">
+      <w:hyperlink w:history="1" r:id="rIdnd0x_bfe9t8iv5eqzgyor">
         <w:r>
           <w:rPr>
             <w:rStyle w:val="Hyperlink"/>
@@ -1009,7 +1009,7 @@
       <w:r>
         <w:t xml:space="preserve"> — modifié — </w:t>
       </w:r>
-      <w:hyperlink w:history="1" r:id="rId2tkj0d31ogjnqriskjqnx">
+      <w:hyperlink w:history="1" r:id="rIdtareu4owa33hltnrssqgo">
         <w:r>
           <w:rPr>
             <w:rStyle w:val="Hyperlink"/>
@@ -1038,7 +1038,7 @@
       <w:r>
         <w:t xml:space="preserve"> — créé — </w:t>
       </w:r>
-      <w:hyperlink w:history="1" r:id="rId-aogpjyfggab4ub-vd5v7">
+      <w:hyperlink w:history="1" r:id="rIdzcligcbytydci3zy22zuq">
         <w:r>
           <w:rPr>
             <w:rStyle w:val="Hyperlink"/>
@@ -1067,7 +1067,7 @@
       <w:r>
         <w:t xml:space="preserve"> — créé — </w:t>
       </w:r>
-      <w:hyperlink w:history="1" r:id="rIdcaxrcsoqbblhdhtedakq8">
+      <w:hyperlink w:history="1" r:id="rIdkne9mxvc32mce7kll-r5e">
         <w:r>
           <w:rPr>
             <w:rStyle w:val="Hyperlink"/>
@@ -1096,7 +1096,7 @@
       <w:r>
         <w:t xml:space="preserve"> — créé — </w:t>
       </w:r>
-      <w:hyperlink w:history="1" r:id="rIdfla65tljdo6dlkxzhphdm">
+      <w:hyperlink w:history="1" r:id="rIdyvyjcr8vs0ym8qnkp0erj">
         <w:r>
           <w:rPr>
             <w:rStyle w:val="Hyperlink"/>
@@ -1125,7 +1125,7 @@
       <w:r>
         <w:t xml:space="preserve"> — créé — </w:t>
       </w:r>
-      <w:hyperlink w:history="1" r:id="rIdzmgej2osclmxptaqgqf-y">
+      <w:hyperlink w:history="1" r:id="rId0tc9nrdon3z9mrr8zm_9f">
         <w:r>
           <w:rPr>
             <w:rStyle w:val="Hyperlink"/>
@@ -1154,7 +1154,7 @@
       <w:r>
         <w:t xml:space="preserve"> — créé — </w:t>
       </w:r>
-      <w:hyperlink w:history="1" r:id="rIdddq32zvhiovcvxkmdaiyj">
+      <w:hyperlink w:history="1" r:id="rIdakpd0n1jh9qqk4aptvsty">
         <w:r>
           <w:rPr>
             <w:rStyle w:val="Hyperlink"/>
@@ -1183,7 +1183,7 @@
       <w:r>
         <w:t xml:space="preserve"> — créé — </w:t>
       </w:r>
-      <w:hyperlink w:history="1" r:id="rIddp7cxio6nrtfdte0dzp1x">
+      <w:hyperlink w:history="1" r:id="rIdnblmewj_qk6t-kvidmqjz">
         <w:r>
           <w:rPr>
             <w:rStyle w:val="Hyperlink"/>
@@ -1212,7 +1212,7 @@
       <w:r>
         <w:t xml:space="preserve"> — créé — </w:t>
       </w:r>
-      <w:hyperlink w:history="1" r:id="rIdifgh389qdmdbek6ma0uwp">
+      <w:hyperlink w:history="1" r:id="rIdm47qnq7dwrwcvkmw-gljk">
         <w:r>
           <w:rPr>
             <w:rStyle w:val="Hyperlink"/>
@@ -1241,7 +1241,7 @@
       <w:r>
         <w:t xml:space="preserve"> — créé — </w:t>
       </w:r>
-      <w:hyperlink w:history="1" r:id="rId9nyuvujfmpwc4ggcvqyfg">
+      <w:hyperlink w:history="1" r:id="rIdpfjub5whl-0kkx-kcl3vx">
         <w:r>
           <w:rPr>
             <w:rStyle w:val="Hyperlink"/>
@@ -1270,7 +1270,7 @@
       <w:r>
         <w:t xml:space="preserve"> — créé — </w:t>
       </w:r>
-      <w:hyperlink w:history="1" r:id="rIdn_m6fconsj6a6hinvu0wu">
+      <w:hyperlink w:history="1" r:id="rIdmw6fay6yw1gfqjtbo-jsq">
         <w:r>
           <w:rPr>
             <w:rStyle w:val="Hyperlink"/>
@@ -1299,7 +1299,7 @@
       <w:r>
         <w:t xml:space="preserve"> — créé — </w:t>
       </w:r>
-      <w:hyperlink w:history="1" r:id="rIdtu0682gfwajclphozeoha">
+      <w:hyperlink w:history="1" r:id="rIdjmcgeewqiwvudygrqwz0_">
         <w:r>
           <w:rPr>
             <w:rStyle w:val="Hyperlink"/>
@@ -1328,7 +1328,7 @@
       <w:r>
         <w:t xml:space="preserve"> — créé — </w:t>
       </w:r>
-      <w:hyperlink w:history="1" r:id="rIdo3r1inbsteghbh7jgwmc9">
+      <w:hyperlink w:history="1" r:id="rIdcn4-q1qtopu1sm8ydd8no">
         <w:r>
           <w:rPr>
             <w:rStyle w:val="Hyperlink"/>
@@ -1357,7 +1357,7 @@
       <w:r>
         <w:t xml:space="preserve"> — créé — </w:t>
       </w:r>
-      <w:hyperlink w:history="1" r:id="rIdw8r6rrz4i8hmcwhitllsz">
+      <w:hyperlink w:history="1" r:id="rIdjgsi9xz1ngfhsgptiw1g0">
         <w:r>
           <w:rPr>
             <w:rStyle w:val="Hyperlink"/>
@@ -1386,7 +1386,7 @@
       <w:r>
         <w:t xml:space="preserve"> — créé — </w:t>
       </w:r>
-      <w:hyperlink w:history="1" r:id="rIdxxsnzz6bvylmyy_crz-w8">
+      <w:hyperlink w:history="1" r:id="rIdbrwogpc2xxuoyqx4idptp">
         <w:r>
           <w:rPr>
             <w:rStyle w:val="Hyperlink"/>
@@ -1415,7 +1415,7 @@
       <w:r>
         <w:t xml:space="preserve"> — créé — </w:t>
       </w:r>
-      <w:hyperlink w:history="1" r:id="rIdslalkpfcehu-btigb7krb">
+      <w:hyperlink w:history="1" r:id="rIdubzqsi_djn9lbcao90s53">
         <w:r>
           <w:rPr>
             <w:rStyle w:val="Hyperlink"/>
@@ -1444,7 +1444,7 @@
       <w:r>
         <w:t xml:space="preserve"> — créé — </w:t>
       </w:r>
-      <w:hyperlink w:history="1" r:id="rId_sckecrx70lnoww1yebgi">
+      <w:hyperlink w:history="1" r:id="rIddbpkh-ydsqhjtqf24ejsd">
         <w:r>
           <w:rPr>
             <w:rStyle w:val="Hyperlink"/>
@@ -1473,7 +1473,7 @@
       <w:r>
         <w:t xml:space="preserve"> — créé — </w:t>
       </w:r>
-      <w:hyperlink w:history="1" r:id="rIdnw-jckgl58tep1n5vk99g">
+      <w:hyperlink w:history="1" r:id="rIdnyxmqugikk8e2sudvzlxd">
         <w:r>
           <w:rPr>
             <w:rStyle w:val="Hyperlink"/>
@@ -1502,7 +1502,7 @@
       <w:r>
         <w:t xml:space="preserve"> — créé — </w:t>
       </w:r>
-      <w:hyperlink w:history="1" r:id="rId49hwbkbq_b_szzqda9-bu">
+      <w:hyperlink w:history="1" r:id="rIdoo4gy5wftucw94gh0dkbd">
         <w:r>
           <w:rPr>
             <w:rStyle w:val="Hyperlink"/>
@@ -1531,7 +1531,7 @@
       <w:r>
         <w:t xml:space="preserve"> — créé — </w:t>
       </w:r>
-      <w:hyperlink w:history="1" r:id="rIdfjyg7mlybvagmysiapxds">
+      <w:hyperlink w:history="1" r:id="rIdsvpdycdtl_ba6yzhqi3al">
         <w:r>
           <w:rPr>
             <w:rStyle w:val="Hyperlink"/>
@@ -1560,7 +1560,7 @@
       <w:r>
         <w:t xml:space="preserve"> — créé — </w:t>
       </w:r>
-      <w:hyperlink w:history="1" r:id="rIdlslaw5zkgofqvfpftrnbw">
+      <w:hyperlink w:history="1" r:id="rIddpxtctrjppur0bndx6dwv">
         <w:r>
           <w:rPr>
             <w:rStyle w:val="Hyperlink"/>
@@ -1589,7 +1589,7 @@
       <w:r>
         <w:t xml:space="preserve"> — créé — </w:t>
       </w:r>
-      <w:hyperlink w:history="1" r:id="rIdm1jxtmtthcgzcain3oxdd">
+      <w:hyperlink w:history="1" r:id="rIdkic6vrcivlkjgz8njnrs1">
         <w:r>
           <w:rPr>
             <w:rStyle w:val="Hyperlink"/>
@@ -1618,7 +1618,7 @@
       <w:r>
         <w:t xml:space="preserve"> — créé — </w:t>
       </w:r>
-      <w:hyperlink w:history="1" r:id="rIddj7leonndn5zskrmifc23">
+      <w:hyperlink w:history="1" r:id="rIdo2evv344fuchgtyonwydg">
         <w:r>
           <w:rPr>
             <w:rStyle w:val="Hyperlink"/>
@@ -1647,7 +1647,7 @@
       <w:r>
         <w:t xml:space="preserve"> — créé — </w:t>
       </w:r>
-      <w:hyperlink w:history="1" r:id="rId8vh5dmrpwvbr3mzdizy0l">
+      <w:hyperlink w:history="1" r:id="rId9y8ihpbvm2l4vc2af1q-4">
         <w:r>
           <w:rPr>
             <w:rStyle w:val="Hyperlink"/>
@@ -1676,7 +1676,7 @@
       <w:r>
         <w:t xml:space="preserve"> — créé — </w:t>
       </w:r>
-      <w:hyperlink w:history="1" r:id="rId29ljp6dyxzugnobce7bye">
+      <w:hyperlink w:history="1" r:id="rIdq1xecldj9lulm1y-pjetd">
         <w:r>
           <w:rPr>
             <w:rStyle w:val="Hyperlink"/>
@@ -1705,7 +1705,7 @@
       <w:r>
         <w:t xml:space="preserve"> — créé — </w:t>
       </w:r>
-      <w:hyperlink w:history="1" r:id="rIdxkxkwr-qedpkc-wosn3x9">
+      <w:hyperlink w:history="1" r:id="rId0mcraniil8ketmj1uuaey">
         <w:r>
           <w:rPr>
             <w:rStyle w:val="Hyperlink"/>
@@ -1734,7 +1734,7 @@
       <w:r>
         <w:t xml:space="preserve"> — créé — </w:t>
       </w:r>
-      <w:hyperlink w:history="1" r:id="rIdjfyjyku9zpqcqknjgipol">
+      <w:hyperlink w:history="1" r:id="rIdyp10p3iueodkqvlufyem2">
         <w:r>
           <w:rPr>
             <w:rStyle w:val="Hyperlink"/>
@@ -1763,7 +1763,7 @@
       <w:r>
         <w:t xml:space="preserve"> — créé — </w:t>
       </w:r>
-      <w:hyperlink w:history="1" r:id="rId6afzjcjfjqyys75fzdj_h">
+      <w:hyperlink w:history="1" r:id="rIdoaezmgnwnuawvtxdg0pcj">
         <w:r>
           <w:rPr>
             <w:rStyle w:val="Hyperlink"/>
@@ -1792,7 +1792,7 @@
       <w:r>
         <w:t xml:space="preserve"> — créé — </w:t>
       </w:r>
-      <w:hyperlink w:history="1" r:id="rIdx_0uiksbmzjqjim2khdn6">
+      <w:hyperlink w:history="1" r:id="rIdnkv3duh1pvjgaszcnwy5u">
         <w:r>
           <w:rPr>
             <w:rStyle w:val="Hyperlink"/>
@@ -1821,7 +1821,7 @@
       <w:r>
         <w:t xml:space="preserve"> — créé — </w:t>
       </w:r>
-      <w:hyperlink w:history="1" r:id="rIdrtnhdtkzitwg8-txwc8_r">
+      <w:hyperlink w:history="1" r:id="rIdotk2e2_mu2lsmc0v20vxz">
         <w:r>
           <w:rPr>
             <w:rStyle w:val="Hyperlink"/>
@@ -1850,7 +1850,7 @@
       <w:r>
         <w:t xml:space="preserve"> — créé — </w:t>
       </w:r>
-      <w:hyperlink w:history="1" r:id="rIdl-3xf1czjinsy6mye7noj">
+      <w:hyperlink w:history="1" r:id="rIdt6wc-yj3mmj4kowusi2cl">
         <w:r>
           <w:rPr>
             <w:rStyle w:val="Hyperlink"/>
@@ -1879,7 +1879,7 @@
       <w:r>
         <w:t xml:space="preserve"> — créé — </w:t>
       </w:r>
-      <w:hyperlink w:history="1" r:id="rIdapyj8rfrf8oft8qumn-4z">
+      <w:hyperlink w:history="1" r:id="rId6zg2p6ovone58uncskkpq">
         <w:r>
           <w:rPr>
             <w:rStyle w:val="Hyperlink"/>
@@ -1908,7 +1908,7 @@
       <w:r>
         <w:t xml:space="preserve"> — créé — </w:t>
       </w:r>
-      <w:hyperlink w:history="1" r:id="rIdvtw8nzxcjc0sqzsmxrp2z">
+      <w:hyperlink w:history="1" r:id="rIdtl_0s1zy9hfd707fqhfnu">
         <w:r>
           <w:rPr>
             <w:rStyle w:val="Hyperlink"/>
@@ -1937,7 +1937,7 @@
       <w:r>
         <w:t xml:space="preserve"> — créé — </w:t>
       </w:r>
-      <w:hyperlink w:history="1" r:id="rId6eb8crv0jznoijgasdcsb">
+      <w:hyperlink w:history="1" r:id="rId9qauyzjm6fltb5eig0x7e">
         <w:r>
           <w:rPr>
             <w:rStyle w:val="Hyperlink"/>
@@ -1966,7 +1966,7 @@
       <w:r>
         <w:t xml:space="preserve"> — créé — </w:t>
       </w:r>
-      <w:hyperlink w:history="1" r:id="rIdtykjmxzu_lt1uv7oqqfom">
+      <w:hyperlink w:history="1" r:id="rId4mavz-ekeodnwbazbruui">
         <w:r>
           <w:rPr>
             <w:rStyle w:val="Hyperlink"/>
@@ -1995,7 +1995,7 @@
       <w:r>
         <w:t xml:space="preserve"> — créé — </w:t>
       </w:r>
-      <w:hyperlink w:history="1" r:id="rIdgkuvnerdn75hh-uunc48q">
+      <w:hyperlink w:history="1" r:id="rId5vnoq1v3n5o49leuzaami">
         <w:r>
           <w:rPr>
             <w:rStyle w:val="Hyperlink"/>
@@ -2024,7 +2024,7 @@
       <w:r>
         <w:t xml:space="preserve"> — créé — </w:t>
       </w:r>
-      <w:hyperlink w:history="1" r:id="rIdu7qxclirjwmkftrvz4oma">
+      <w:hyperlink w:history="1" r:id="rIdzon1vllxncnmbej58zccg">
         <w:r>
           <w:rPr>
             <w:rStyle w:val="Hyperlink"/>
@@ -2053,7 +2053,7 @@
       <w:r>
         <w:t xml:space="preserve"> — créé — </w:t>
       </w:r>
-      <w:hyperlink w:history="1" r:id="rId9gyqydlxtf_jacsscatrl">
+      <w:hyperlink w:history="1" r:id="rId-rmoilfwgfwqgsolcalx3">
         <w:r>
           <w:rPr>
             <w:rStyle w:val="Hyperlink"/>
@@ -2082,7 +2082,7 @@
       <w:r>
         <w:t xml:space="preserve"> — créé — </w:t>
       </w:r>
-      <w:hyperlink w:history="1" r:id="rId9mrvl5aedohwttqpe_slu">
+      <w:hyperlink w:history="1" r:id="rIdl3ue93fgxgg2kzikue63g">
         <w:r>
           <w:rPr>
             <w:rStyle w:val="Hyperlink"/>
@@ -2111,7 +2111,7 @@
       <w:r>
         <w:t xml:space="preserve"> — créé — </w:t>
       </w:r>
-      <w:hyperlink w:history="1" r:id="rIdcthwuu-rlx_spfhy1ssf5">
+      <w:hyperlink w:history="1" r:id="rIdhj2zll-vcjbyxa-tbsjg2">
         <w:r>
           <w:rPr>
             <w:rStyle w:val="Hyperlink"/>
@@ -2140,7 +2140,7 @@
       <w:r>
         <w:t xml:space="preserve"> — créé — </w:t>
       </w:r>
-      <w:hyperlink w:history="1" r:id="rIdr6y13r06t6uhq1m-p0g5l">
+      <w:hyperlink w:history="1" r:id="rIdtsn_kqfm4d7cod_-r-un9">
         <w:r>
           <w:rPr>
             <w:rStyle w:val="Hyperlink"/>
@@ -2169,7 +2169,7 @@
       <w:r>
         <w:t xml:space="preserve"> — créé — </w:t>
       </w:r>
-      <w:hyperlink w:history="1" r:id="rIdviv9y6mgin3dpznyipr9_">
+      <w:hyperlink w:history="1" r:id="rIdgnm7qgsiuf6go-s1xibli">
         <w:r>
           <w:rPr>
             <w:rStyle w:val="Hyperlink"/>
@@ -2198,7 +2198,7 @@
       <w:r>
         <w:t xml:space="preserve"> — créé — </w:t>
       </w:r>
-      <w:hyperlink w:history="1" r:id="rIdsuopi2xkg9ngqupvmx_zr">
+      <w:hyperlink w:history="1" r:id="rIdx59ircqpnd5rlu2upvpky">
         <w:r>
           <w:rPr>
             <w:rStyle w:val="Hyperlink"/>
@@ -2227,7 +2227,7 @@
       <w:r>
         <w:t xml:space="preserve"> — créé — </w:t>
       </w:r>
-      <w:hyperlink w:history="1" r:id="rIdmfb0mlnmgvsvs67z6knel">
+      <w:hyperlink w:history="1" r:id="rIdt7wid-rivi9ejudvn-r-n">
         <w:r>
           <w:rPr>
             <w:rStyle w:val="Hyperlink"/>
@@ -2256,7 +2256,7 @@
       <w:r>
         <w:t xml:space="preserve"> — créé — </w:t>
       </w:r>
-      <w:hyperlink w:history="1" r:id="rIdfbnmegvgm4a0ry9tjgrf6">
+      <w:hyperlink w:history="1" r:id="rIdxv_zmw3ciahtyb04pxd6a">
         <w:r>
           <w:rPr>
             <w:rStyle w:val="Hyperlink"/>
@@ -2285,7 +2285,7 @@
       <w:r>
         <w:t xml:space="preserve"> — créé — </w:t>
       </w:r>
-      <w:hyperlink w:history="1" r:id="rIdij2lskpjtyzg7ydwzec9d">
+      <w:hyperlink w:history="1" r:id="rIdxokpikjueny5fwzhivftb">
         <w:r>
           <w:rPr>
             <w:rStyle w:val="Hyperlink"/>
@@ -2314,7 +2314,7 @@
       <w:r>
         <w:t xml:space="preserve"> — créé — </w:t>
       </w:r>
-      <w:hyperlink w:history="1" r:id="rIdoxzsalyft2z__vlrsr6lu">
+      <w:hyperlink w:history="1" r:id="rIdrfvt8jgrprfeaat6iptjb">
         <w:r>
           <w:rPr>
             <w:rStyle w:val="Hyperlink"/>
@@ -2343,7 +2343,7 @@
       <w:r>
         <w:t xml:space="preserve"> — créé — </w:t>
       </w:r>
-      <w:hyperlink w:history="1" r:id="rIdmc_vmazlz_zr6tuq_yphf">
+      <w:hyperlink w:history="1" r:id="rIdi0xcj6u9fbj3qhz7h-ovo">
         <w:r>
           <w:rPr>
             <w:rStyle w:val="Hyperlink"/>
@@ -2372,7 +2372,7 @@
       <w:r>
         <w:t xml:space="preserve"> — créé — </w:t>
       </w:r>
-      <w:hyperlink w:history="1" r:id="rIdmb_wpqvh5saixxo2oydma">
+      <w:hyperlink w:history="1" r:id="rIdt4aiwbaxdx-1fmijqojvn">
         <w:r>
           <w:rPr>
             <w:rStyle w:val="Hyperlink"/>
@@ -2401,7 +2401,7 @@
       <w:r>
         <w:t xml:space="preserve"> — créé — </w:t>
       </w:r>
-      <w:hyperlink w:history="1" r:id="rId7kf-r7nvpbmwk_3rznkp7">
+      <w:hyperlink w:history="1" r:id="rId5d-aaaskfnztw-y7an94t">
         <w:r>
           <w:rPr>
             <w:rStyle w:val="Hyperlink"/>
@@ -2430,7 +2430,7 @@
       <w:r>
         <w:t xml:space="preserve"> — créé — </w:t>
       </w:r>
-      <w:hyperlink w:history="1" r:id="rIdukrsx8csdtwrzt_ktjlu4">
+      <w:hyperlink w:history="1" r:id="rIdz9ihonl2e8dmjlikz5hha">
         <w:r>
           <w:rPr>
             <w:rStyle w:val="Hyperlink"/>
@@ -2459,7 +2459,7 @@
       <w:r>
         <w:t xml:space="preserve"> — créé — </w:t>
       </w:r>
-      <w:hyperlink w:history="1" r:id="rIdqgvnddlpnhayhouh0ymos">
+      <w:hyperlink w:history="1" r:id="rIdisqxvpibevooztgj4xl63">
         <w:r>
           <w:rPr>
             <w:rStyle w:val="Hyperlink"/>
@@ -2488,7 +2488,7 @@
       <w:r>
         <w:t xml:space="preserve"> — créé — </w:t>
       </w:r>
-      <w:hyperlink w:history="1" r:id="rIdbi-dgvycgavg2clacfowm">
+      <w:hyperlink w:history="1" r:id="rIdblov-4qgmy1fomty96emt">
         <w:r>
           <w:rPr>
             <w:rStyle w:val="Hyperlink"/>
@@ -2517,7 +2517,7 @@
       <w:r>
         <w:t xml:space="preserve"> — créé — </w:t>
       </w:r>
-      <w:hyperlink w:history="1" r:id="rIde2frcj3_wcryqqdcqa5ev">
+      <w:hyperlink w:history="1" r:id="rIdvd8dphde57dftqngky2n8">
         <w:r>
           <w:rPr>
             <w:rStyle w:val="Hyperlink"/>
@@ -2546,7 +2546,7 @@
       <w:r>
         <w:t xml:space="preserve"> — créé — </w:t>
       </w:r>
-      <w:hyperlink w:history="1" r:id="rId59gntudufm4upahezuilw">
+      <w:hyperlink w:history="1" r:id="rIdwqzlvfgxlvyqgxlipk958">
         <w:r>
           <w:rPr>
             <w:rStyle w:val="Hyperlink"/>
@@ -2575,7 +2575,7 @@
       <w:r>
         <w:t xml:space="preserve"> — créé — </w:t>
       </w:r>
-      <w:hyperlink w:history="1" r:id="rIdwwujymsuzo38iq8a0utah">
+      <w:hyperlink w:history="1" r:id="rIdw2deohn-wpfvfkjp703wo">
         <w:r>
           <w:rPr>
             <w:rStyle w:val="Hyperlink"/>
@@ -2604,7 +2604,7 @@
       <w:r>
         <w:t xml:space="preserve"> — créé — </w:t>
       </w:r>
-      <w:hyperlink w:history="1" r:id="rId9fk2bml2ujobav6pab835">
+      <w:hyperlink w:history="1" r:id="rIdcp4wtlgfbn6plrofcmnqt">
         <w:r>
           <w:rPr>
             <w:rStyle w:val="Hyperlink"/>
@@ -2633,7 +2633,7 @@
       <w:r>
         <w:t xml:space="preserve"> — créé — </w:t>
       </w:r>
-      <w:hyperlink w:history="1" r:id="rIdifby70jqufsovjohhlbms">
+      <w:hyperlink w:history="1" r:id="rIdjpa_pfuziulfx9hrwkskl">
         <w:r>
           <w:rPr>
             <w:rStyle w:val="Hyperlink"/>
@@ -2662,7 +2662,7 @@
       <w:r>
         <w:t xml:space="preserve"> — créé — </w:t>
       </w:r>
-      <w:hyperlink w:history="1" r:id="rIdgke5mgi8sefncuzuppuo0">
+      <w:hyperlink w:history="1" r:id="rIdmqzwumh3f5hbp-k9pdjt0">
         <w:r>
           <w:rPr>
             <w:rStyle w:val="Hyperlink"/>
@@ -2691,7 +2691,7 @@
       <w:r>
         <w:t xml:space="preserve"> — créé — </w:t>
       </w:r>
-      <w:hyperlink w:history="1" r:id="rIdtmwuvslwuxo00m6c6_saw">
+      <w:hyperlink w:history="1" r:id="rIdtfhh9fm58nj-kfp60zgtk">
         <w:r>
           <w:rPr>
             <w:rStyle w:val="Hyperlink"/>
@@ -2720,7 +2720,7 @@
       <w:r>
         <w:t xml:space="preserve"> — créé — </w:t>
       </w:r>
-      <w:hyperlink w:history="1" r:id="rIdg0g6pxslsou0fa-lwlkq8">
+      <w:hyperlink w:history="1" r:id="rIdrhdfoib0z3fu0xbewhjb7">
         <w:r>
           <w:rPr>
             <w:rStyle w:val="Hyperlink"/>
@@ -2749,7 +2749,7 @@
       <w:r>
         <w:t xml:space="preserve"> — créé — </w:t>
       </w:r>
-      <w:hyperlink w:history="1" r:id="rIdx7rwf1vag9sp8fxewqd6d">
+      <w:hyperlink w:history="1" r:id="rIdyvw5pkrkpc2cxoeqmytcy">
         <w:r>
           <w:rPr>
             <w:rStyle w:val="Hyperlink"/>
@@ -2778,7 +2778,7 @@
       <w:r>
         <w:t xml:space="preserve"> — créé — </w:t>
       </w:r>
-      <w:hyperlink w:history="1" r:id="rIdz5nxhrho2ohflcj1xoi66">
+      <w:hyperlink w:history="1" r:id="rIdq9cv54eck2aqkvy0ihjfc">
         <w:r>
           <w:rPr>
             <w:rStyle w:val="Hyperlink"/>
@@ -2807,7 +2807,7 @@
       <w:r>
         <w:t xml:space="preserve"> — créé — </w:t>
       </w:r>
-      <w:hyperlink w:history="1" r:id="rIdffpepcmyvkyk5vybrptaa">
+      <w:hyperlink w:history="1" r:id="rIdm0exwj7cuwflnuuysshoo">
         <w:r>
           <w:rPr>
             <w:rStyle w:val="Hyperlink"/>
@@ -2836,7 +2836,7 @@
       <w:r>
         <w:t xml:space="preserve"> — créé — </w:t>
       </w:r>
-      <w:hyperlink w:history="1" r:id="rIdnts5b3srqa6kibj877zk8">
+      <w:hyperlink w:history="1" r:id="rIdamfmxiis92xrphu35mwnr">
         <w:r>
           <w:rPr>
             <w:rStyle w:val="Hyperlink"/>
@@ -2865,7 +2865,7 @@
       <w:r>
         <w:t xml:space="preserve"> — créé — </w:t>
       </w:r>
-      <w:hyperlink w:history="1" r:id="rIdqbkuu7awf-na52tk1b3i3">
+      <w:hyperlink w:history="1" r:id="rId8kojuzwxx9lox_3hqcmwb">
         <w:r>
           <w:rPr>
             <w:rStyle w:val="Hyperlink"/>
@@ -2894,7 +2894,7 @@
       <w:r>
         <w:t xml:space="preserve"> — créé — </w:t>
       </w:r>
-      <w:hyperlink w:history="1" r:id="rId-mzlowsnf3hjweuiyavlt">
+      <w:hyperlink w:history="1" r:id="rIdb-whtkynemxuu86x0yfx9">
         <w:r>
           <w:rPr>
             <w:rStyle w:val="Hyperlink"/>
@@ -2923,7 +2923,7 @@
       <w:r>
         <w:t xml:space="preserve"> — créé — </w:t>
       </w:r>
-      <w:hyperlink w:history="1" r:id="rId_foaci5ewwas_fc15duuk">
+      <w:hyperlink w:history="1" r:id="rIdnabvsbhbjhngrsbzfglv2">
         <w:r>
           <w:rPr>
             <w:rStyle w:val="Hyperlink"/>
@@ -2952,7 +2952,7 @@
       <w:r>
         <w:t xml:space="preserve"> — créé — </w:t>
       </w:r>
-      <w:hyperlink w:history="1" r:id="rIdctk8h5ka9yinta1hzu-fc">
+      <w:hyperlink w:history="1" r:id="rIdu1jqidl98dd-z7aohd8ll">
         <w:r>
           <w:rPr>
             <w:rStyle w:val="Hyperlink"/>
@@ -2981,7 +2981,7 @@
       <w:r>
         <w:t xml:space="preserve"> — créé — </w:t>
       </w:r>
-      <w:hyperlink w:history="1" r:id="rId9w4dztxvmhhmjf-oyxwlv">
+      <w:hyperlink w:history="1" r:id="rId9dg8uszph0yrrt2lkbdwm">
         <w:r>
           <w:rPr>
             <w:rStyle w:val="Hyperlink"/>
@@ -3010,7 +3010,7 @@
       <w:r>
         <w:t xml:space="preserve"> — créé — </w:t>
       </w:r>
-      <w:hyperlink w:history="1" r:id="rIdk0rj7bxf3mslfgjmictai">
+      <w:hyperlink w:history="1" r:id="rIdsxbioser0enqxflpdheyf">
         <w:r>
           <w:rPr>
             <w:rStyle w:val="Hyperlink"/>
@@ -3039,7 +3039,7 @@
       <w:r>
         <w:t xml:space="preserve"> — créé — </w:t>
       </w:r>
-      <w:hyperlink w:history="1" r:id="rIdvxhfelzmyaf2bgaimxks2">
+      <w:hyperlink w:history="1" r:id="rId3150emogvtw2yxalwfhkh">
         <w:r>
           <w:rPr>
             <w:rStyle w:val="Hyperlink"/>
@@ -3068,7 +3068,7 @@
       <w:r>
         <w:t xml:space="preserve"> — modifié — </w:t>
       </w:r>
-      <w:hyperlink w:history="1" r:id="rId5iv07qjrl_uwwolw-kzmn">
+      <w:hyperlink w:history="1" r:id="rId3d6sfmiiyasg1irxkvbro">
         <w:r>
           <w:rPr>
             <w:rStyle w:val="Hyperlink"/>
@@ -3097,7 +3097,7 @@
       <w:r>
         <w:t xml:space="preserve"> — modifié — </w:t>
       </w:r>
-      <w:hyperlink w:history="1" r:id="rId8bzbmqkrmgkatg35bot87">
+      <w:hyperlink w:history="1" r:id="rIdcfqxztg0xwky-yplv53rh">
         <w:r>
           <w:rPr>
             <w:rStyle w:val="Hyperlink"/>
@@ -3134,7 +3134,7 @@
       <w:r>
         <w:t xml:space="preserve"> — modifié — </w:t>
       </w:r>
-      <w:hyperlink w:history="1" r:id="rIdkxpy6hivlf7_b1mvvgafy">
+      <w:hyperlink w:history="1" r:id="rIdpanbwclktzebayoz1tf40">
         <w:r>
           <w:rPr>
             <w:rStyle w:val="Hyperlink"/>
@@ -3163,7 +3163,7 @@
       <w:r>
         <w:t xml:space="preserve"> — modifié — </w:t>
       </w:r>
-      <w:hyperlink w:history="1" r:id="rIdmubgtexo-egiuy310pyfs">
+      <w:hyperlink w:history="1" r:id="rIdd7jydqamz6did4sbhq1bc">
         <w:r>
           <w:rPr>
             <w:rStyle w:val="Hyperlink"/>

--- a/docs/developpement/phases/word/PHASE_31_SUIVI_DU_DEVELOPPEMENT_ET_PREPARATION_DE_LAUDIT_CODEX.docx
+++ b/docs/developpement/phases/word/PHASE_31_SUIVI_DU_DEVELOPPEMENT_ET_PREPARATION_DE_LAUDIT_CODEX.docx
@@ -20,7 +20,7 @@
       <w:r>
         <w:t xml:space="preserve">FlaiX Expert · dossier de développement · généré le 2026-10-04 depuis le dépôt </w:t>
       </w:r>
-      <w:hyperlink w:history="1" r:id="rIdzuvtr_iz3tqec828amsb4">
+      <w:hyperlink w:history="1" r:id="rIdxds-oboj_swda-hwc-yvs">
         <w:r>
           <w:rPr>
             <w:rStyle w:val="Hyperlink"/>
@@ -690,7 +690,7 @@
           <w:numId w:val="2"/>
         </w:numPr>
       </w:pPr>
-      <w:hyperlink w:history="1" r:id="rIdmt98wkbmrhnjzvuq8y7nv">
+      <w:hyperlink w:history="1" r:id="rId4m1l7urndeinm9ev7usay">
         <w:r>
           <w:rPr>
             <w:rStyle w:val="Hyperlink"/>
@@ -710,7 +710,7 @@
           <w:numId w:val="2"/>
         </w:numPr>
       </w:pPr>
-      <w:hyperlink w:history="1" r:id="rIdx1laqyfada-zkq49ljfc3">
+      <w:hyperlink w:history="1" r:id="rIdjk_fzigdxj5lh_nimm6fm">
         <w:r>
           <w:rPr>
             <w:rStyle w:val="Hyperlink"/>
@@ -730,7 +730,7 @@
           <w:numId w:val="2"/>
         </w:numPr>
       </w:pPr>
-      <w:hyperlink w:history="1" r:id="rIdloxlva3sbaayqyejnp4pd">
+      <w:hyperlink w:history="1" r:id="rIdp5bremxkx-t05wqedjgw9">
         <w:r>
           <w:rPr>
             <w:rStyle w:val="Hyperlink"/>
@@ -750,7 +750,7 @@
           <w:numId w:val="2"/>
         </w:numPr>
       </w:pPr>
-      <w:hyperlink w:history="1" r:id="rIdlwgxf--_8jwalnaqchkwx">
+      <w:hyperlink w:history="1" r:id="rIdpwgfjnp6yqxdt9kakpbhq">
         <w:r>
           <w:rPr>
             <w:rStyle w:val="Hyperlink"/>
@@ -798,7 +798,7 @@
       <w:r>
         <w:t xml:space="preserve"> — créé — </w:t>
       </w:r>
-      <w:hyperlink w:history="1" r:id="rId9vxbjtscs7lg6wrcehkip">
+      <w:hyperlink w:history="1" r:id="rId2y1-ezgvxcp6ksyq68ige">
         <w:r>
           <w:rPr>
             <w:rStyle w:val="Hyperlink"/>
@@ -827,7 +827,7 @@
       <w:r>
         <w:t xml:space="preserve"> — créé — </w:t>
       </w:r>
-      <w:hyperlink w:history="1" r:id="rIdub0t6cmlna3fhizkk1wfe">
+      <w:hyperlink w:history="1" r:id="rIdaq6vs4auixpeci_c4w2n-">
         <w:r>
           <w:rPr>
             <w:rStyle w:val="Hyperlink"/>
@@ -856,7 +856,7 @@
       <w:r>
         <w:t xml:space="preserve"> — créé — </w:t>
       </w:r>
-      <w:hyperlink w:history="1" r:id="rIdvc2ywv2oksmw9tflrbrnw">
+      <w:hyperlink w:history="1" r:id="rIdtwknflbc4kw4frchmemku">
         <w:r>
           <w:rPr>
             <w:rStyle w:val="Hyperlink"/>
@@ -885,7 +885,7 @@
       <w:r>
         <w:t xml:space="preserve"> — créé — </w:t>
       </w:r>
-      <w:hyperlink w:history="1" r:id="rIdaylsthngspichkgv4rjz_">
+      <w:hyperlink w:history="1" r:id="rIdv6zu0pyk1fm8nrmjqokdu">
         <w:r>
           <w:rPr>
             <w:rStyle w:val="Hyperlink"/>
@@ -914,7 +914,7 @@
       <w:r>
         <w:t xml:space="preserve"> — créé — </w:t>
       </w:r>
-      <w:hyperlink w:history="1" r:id="rId0a09fljuh9swi8ijd8nd4">
+      <w:hyperlink w:history="1" r:id="rIdkqyghtlxopa25hl_7alww">
         <w:r>
           <w:rPr>
             <w:rStyle w:val="Hyperlink"/>
@@ -951,7 +951,7 @@
       <w:r>
         <w:t xml:space="preserve"> — créé — </w:t>
       </w:r>
-      <w:hyperlink w:history="1" r:id="rId2_uyazke7qudtbn0b1z8x">
+      <w:hyperlink w:history="1" r:id="rIdmlkwatdnudogw-wpt5isl">
         <w:r>
           <w:rPr>
             <w:rStyle w:val="Hyperlink"/>
@@ -980,7 +980,7 @@
       <w:r>
         <w:t xml:space="preserve"> — créé — </w:t>
       </w:r>
-      <w:hyperlink w:history="1" r:id="rIdnd0x_bfe9t8iv5eqzgyor">
+      <w:hyperlink w:history="1" r:id="rId-ifmpx1oped_aofkvat9t">
         <w:r>
           <w:rPr>
             <w:rStyle w:val="Hyperlink"/>
@@ -1009,7 +1009,7 @@
       <w:r>
         <w:t xml:space="preserve"> — modifié — </w:t>
       </w:r>
-      <w:hyperlink w:history="1" r:id="rIdtareu4owa33hltnrssqgo">
+      <w:hyperlink w:history="1" r:id="rIdrebn2xlm7g-wapkxdnq9w">
         <w:r>
           <w:rPr>
             <w:rStyle w:val="Hyperlink"/>
@@ -1038,7 +1038,7 @@
       <w:r>
         <w:t xml:space="preserve"> — créé — </w:t>
       </w:r>
-      <w:hyperlink w:history="1" r:id="rIdzcligcbytydci3zy22zuq">
+      <w:hyperlink w:history="1" r:id="rId_odxiriwehuorvb8dan7h">
         <w:r>
           <w:rPr>
             <w:rStyle w:val="Hyperlink"/>
@@ -1067,7 +1067,7 @@
       <w:r>
         <w:t xml:space="preserve"> — créé — </w:t>
       </w:r>
-      <w:hyperlink w:history="1" r:id="rIdkne9mxvc32mce7kll-r5e">
+      <w:hyperlink w:history="1" r:id="rIdiuwv3qw1fyfzeejagopui">
         <w:r>
           <w:rPr>
             <w:rStyle w:val="Hyperlink"/>
@@ -1096,7 +1096,7 @@
       <w:r>
         <w:t xml:space="preserve"> — créé — </w:t>
       </w:r>
-      <w:hyperlink w:history="1" r:id="rIdyvyjcr8vs0ym8qnkp0erj">
+      <w:hyperlink w:history="1" r:id="rId5chz5tkpqyixj1thd4tj-">
         <w:r>
           <w:rPr>
             <w:rStyle w:val="Hyperlink"/>
@@ -1125,7 +1125,7 @@
       <w:r>
         <w:t xml:space="preserve"> — créé — </w:t>
       </w:r>
-      <w:hyperlink w:history="1" r:id="rId0tc9nrdon3z9mrr8zm_9f">
+      <w:hyperlink w:history="1" r:id="rId5rtwlctr2pgiyxypdmz6e">
         <w:r>
           <w:rPr>
             <w:rStyle w:val="Hyperlink"/>
@@ -1154,7 +1154,7 @@
       <w:r>
         <w:t xml:space="preserve"> — créé — </w:t>
       </w:r>
-      <w:hyperlink w:history="1" r:id="rIdakpd0n1jh9qqk4aptvsty">
+      <w:hyperlink w:history="1" r:id="rIdafncga7fyrnetiosz2tu6">
         <w:r>
           <w:rPr>
             <w:rStyle w:val="Hyperlink"/>
@@ -1183,7 +1183,7 @@
       <w:r>
         <w:t xml:space="preserve"> — créé — </w:t>
       </w:r>
-      <w:hyperlink w:history="1" r:id="rIdnblmewj_qk6t-kvidmqjz">
+      <w:hyperlink w:history="1" r:id="rIdyiaxnxweolt3zuqglyugp">
         <w:r>
           <w:rPr>
             <w:rStyle w:val="Hyperlink"/>
@@ -1212,7 +1212,7 @@
       <w:r>
         <w:t xml:space="preserve"> — créé — </w:t>
       </w:r>
-      <w:hyperlink w:history="1" r:id="rIdm47qnq7dwrwcvkmw-gljk">
+      <w:hyperlink w:history="1" r:id="rIde6t5-30p0dpbtqqvzjxpy">
         <w:r>
           <w:rPr>
             <w:rStyle w:val="Hyperlink"/>
@@ -1241,7 +1241,7 @@
       <w:r>
         <w:t xml:space="preserve"> — créé — </w:t>
       </w:r>
-      <w:hyperlink w:history="1" r:id="rIdpfjub5whl-0kkx-kcl3vx">
+      <w:hyperlink w:history="1" r:id="rIdfyfoprsypr8jkaylibrik">
         <w:r>
           <w:rPr>
             <w:rStyle w:val="Hyperlink"/>
@@ -1270,7 +1270,7 @@
       <w:r>
         <w:t xml:space="preserve"> — créé — </w:t>
       </w:r>
-      <w:hyperlink w:history="1" r:id="rIdmw6fay6yw1gfqjtbo-jsq">
+      <w:hyperlink w:history="1" r:id="rId5ekh8iomewmuyje5xizzy">
         <w:r>
           <w:rPr>
             <w:rStyle w:val="Hyperlink"/>
@@ -1299,7 +1299,7 @@
       <w:r>
         <w:t xml:space="preserve"> — créé — </w:t>
       </w:r>
-      <w:hyperlink w:history="1" r:id="rIdjmcgeewqiwvudygrqwz0_">
+      <w:hyperlink w:history="1" r:id="rId9xwarkxnyzqlm224h55-b">
         <w:r>
           <w:rPr>
             <w:rStyle w:val="Hyperlink"/>
@@ -1328,7 +1328,7 @@
       <w:r>
         <w:t xml:space="preserve"> — créé — </w:t>
       </w:r>
-      <w:hyperlink w:history="1" r:id="rIdcn4-q1qtopu1sm8ydd8no">
+      <w:hyperlink w:history="1" r:id="rIdyn2np73wkw7yhx9psfdwu">
         <w:r>
           <w:rPr>
             <w:rStyle w:val="Hyperlink"/>
@@ -1357,7 +1357,7 @@
       <w:r>
         <w:t xml:space="preserve"> — créé — </w:t>
       </w:r>
-      <w:hyperlink w:history="1" r:id="rIdjgsi9xz1ngfhsgptiw1g0">
+      <w:hyperlink w:history="1" r:id="rId5i5a1etiw38s3fcaqpr-z">
         <w:r>
           <w:rPr>
             <w:rStyle w:val="Hyperlink"/>
@@ -1386,7 +1386,7 @@
       <w:r>
         <w:t xml:space="preserve"> — créé — </w:t>
       </w:r>
-      <w:hyperlink w:history="1" r:id="rIdbrwogpc2xxuoyqx4idptp">
+      <w:hyperlink w:history="1" r:id="rIdsmet3hyptbkyy2ippswrj">
         <w:r>
           <w:rPr>
             <w:rStyle w:val="Hyperlink"/>
@@ -1415,7 +1415,7 @@
       <w:r>
         <w:t xml:space="preserve"> — créé — </w:t>
       </w:r>
-      <w:hyperlink w:history="1" r:id="rIdubzqsi_djn9lbcao90s53">
+      <w:hyperlink w:history="1" r:id="rIdbr-z6ncnnnou4qcov8k9r">
         <w:r>
           <w:rPr>
             <w:rStyle w:val="Hyperlink"/>
@@ -1444,7 +1444,7 @@
       <w:r>
         <w:t xml:space="preserve"> — créé — </w:t>
       </w:r>
-      <w:hyperlink w:history="1" r:id="rIddbpkh-ydsqhjtqf24ejsd">
+      <w:hyperlink w:history="1" r:id="rIdhso5bbsxi2uhdtlg8rq9v">
         <w:r>
           <w:rPr>
             <w:rStyle w:val="Hyperlink"/>
@@ -1473,7 +1473,7 @@
       <w:r>
         <w:t xml:space="preserve"> — créé — </w:t>
       </w:r>
-      <w:hyperlink w:history="1" r:id="rIdnyxmqugikk8e2sudvzlxd">
+      <w:hyperlink w:history="1" r:id="rId7j8ukjiepjcr_l7emecdz">
         <w:r>
           <w:rPr>
             <w:rStyle w:val="Hyperlink"/>
@@ -1502,7 +1502,7 @@
       <w:r>
         <w:t xml:space="preserve"> — créé — </w:t>
       </w:r>
-      <w:hyperlink w:history="1" r:id="rIdoo4gy5wftucw94gh0dkbd">
+      <w:hyperlink w:history="1" r:id="rIdmizoupebjn_msb65giylw">
         <w:r>
           <w:rPr>
             <w:rStyle w:val="Hyperlink"/>
@@ -1531,7 +1531,7 @@
       <w:r>
         <w:t xml:space="preserve"> — créé — </w:t>
       </w:r>
-      <w:hyperlink w:history="1" r:id="rIdsvpdycdtl_ba6yzhqi3al">
+      <w:hyperlink w:history="1" r:id="rId7h-txkgfuipz41phlbxaq">
         <w:r>
           <w:rPr>
             <w:rStyle w:val="Hyperlink"/>
@@ -1560,7 +1560,7 @@
       <w:r>
         <w:t xml:space="preserve"> — créé — </w:t>
       </w:r>
-      <w:hyperlink w:history="1" r:id="rIddpxtctrjppur0bndx6dwv">
+      <w:hyperlink w:history="1" r:id="rIdv8vf-v-d0gwmf3ndclfvd">
         <w:r>
           <w:rPr>
             <w:rStyle w:val="Hyperlink"/>
@@ -1589,7 +1589,7 @@
       <w:r>
         <w:t xml:space="preserve"> — créé — </w:t>
       </w:r>
-      <w:hyperlink w:history="1" r:id="rIdkic6vrcivlkjgz8njnrs1">
+      <w:hyperlink w:history="1" r:id="rId4ymxdzawyt3zyo_fm4zkz">
         <w:r>
           <w:rPr>
             <w:rStyle w:val="Hyperlink"/>
@@ -1618,7 +1618,7 @@
       <w:r>
         <w:t xml:space="preserve"> — créé — </w:t>
       </w:r>
-      <w:hyperlink w:history="1" r:id="rIdo2evv344fuchgtyonwydg">
+      <w:hyperlink w:history="1" r:id="rId8ctz6lzi7reqtynzztk0h">
         <w:r>
           <w:rPr>
             <w:rStyle w:val="Hyperlink"/>
@@ -1647,7 +1647,7 @@
       <w:r>
         <w:t xml:space="preserve"> — créé — </w:t>
       </w:r>
-      <w:hyperlink w:history="1" r:id="rId9y8ihpbvm2l4vc2af1q-4">
+      <w:hyperlink w:history="1" r:id="rIdwa15u7uobxapg7htkrhyh">
         <w:r>
           <w:rPr>
             <w:rStyle w:val="Hyperlink"/>
@@ -1676,7 +1676,7 @@
       <w:r>
         <w:t xml:space="preserve"> — créé — </w:t>
       </w:r>
-      <w:hyperlink w:history="1" r:id="rIdq1xecldj9lulm1y-pjetd">
+      <w:hyperlink w:history="1" r:id="rId0uwn2nqotyha1tm-rby0m">
         <w:r>
           <w:rPr>
             <w:rStyle w:val="Hyperlink"/>
@@ -1705,7 +1705,7 @@
       <w:r>
         <w:t xml:space="preserve"> — créé — </w:t>
       </w:r>
-      <w:hyperlink w:history="1" r:id="rId0mcraniil8ketmj1uuaey">
+      <w:hyperlink w:history="1" r:id="rIdwwvav2lmbdnbztyljyliu">
         <w:r>
           <w:rPr>
             <w:rStyle w:val="Hyperlink"/>
@@ -1734,7 +1734,7 @@
       <w:r>
         <w:t xml:space="preserve"> — créé — </w:t>
       </w:r>
-      <w:hyperlink w:history="1" r:id="rIdyp10p3iueodkqvlufyem2">
+      <w:hyperlink w:history="1" r:id="rIdwrr7fqqmoumojgqvwdbnq">
         <w:r>
           <w:rPr>
             <w:rStyle w:val="Hyperlink"/>
@@ -1763,7 +1763,7 @@
       <w:r>
         <w:t xml:space="preserve"> — créé — </w:t>
       </w:r>
-      <w:hyperlink w:history="1" r:id="rIdoaezmgnwnuawvtxdg0pcj">
+      <w:hyperlink w:history="1" r:id="rIdasbij6etzsvxykd3ejf7z">
         <w:r>
           <w:rPr>
             <w:rStyle w:val="Hyperlink"/>
@@ -1792,7 +1792,7 @@
       <w:r>
         <w:t xml:space="preserve"> — créé — </w:t>
       </w:r>
-      <w:hyperlink w:history="1" r:id="rIdnkv3duh1pvjgaszcnwy5u">
+      <w:hyperlink w:history="1" r:id="rIdhkdkm7evlqzlhxlpzb42t">
         <w:r>
           <w:rPr>
             <w:rStyle w:val="Hyperlink"/>
@@ -1821,7 +1821,7 @@
       <w:r>
         <w:t xml:space="preserve"> — créé — </w:t>
       </w:r>
-      <w:hyperlink w:history="1" r:id="rIdotk2e2_mu2lsmc0v20vxz">
+      <w:hyperlink w:history="1" r:id="rIdt_xhvu2egwpwws-elcauw">
         <w:r>
           <w:rPr>
             <w:rStyle w:val="Hyperlink"/>
@@ -1850,7 +1850,7 @@
       <w:r>
         <w:t xml:space="preserve"> — créé — </w:t>
       </w:r>
-      <w:hyperlink w:history="1" r:id="rIdt6wc-yj3mmj4kowusi2cl">
+      <w:hyperlink w:history="1" r:id="rIdyd7qprb2ufz3_zkyzhb9n">
         <w:r>
           <w:rPr>
             <w:rStyle w:val="Hyperlink"/>
@@ -1879,7 +1879,7 @@
       <w:r>
         <w:t xml:space="preserve"> — créé — </w:t>
       </w:r>
-      <w:hyperlink w:history="1" r:id="rId6zg2p6ovone58uncskkpq">
+      <w:hyperlink w:history="1" r:id="rIdueirx-osrutxjrwa6xwtb">
         <w:r>
           <w:rPr>
             <w:rStyle w:val="Hyperlink"/>
@@ -1908,7 +1908,7 @@
       <w:r>
         <w:t xml:space="preserve"> — créé — </w:t>
       </w:r>
-      <w:hyperlink w:history="1" r:id="rIdtl_0s1zy9hfd707fqhfnu">
+      <w:hyperlink w:history="1" r:id="rIdgvys_devxqohnx9b4vmze">
         <w:r>
           <w:rPr>
             <w:rStyle w:val="Hyperlink"/>
@@ -1937,7 +1937,7 @@
       <w:r>
         <w:t xml:space="preserve"> — créé — </w:t>
       </w:r>
-      <w:hyperlink w:history="1" r:id="rId9qauyzjm6fltb5eig0x7e">
+      <w:hyperlink w:history="1" r:id="rId9wyc_busviygw-nfz72ho">
         <w:r>
           <w:rPr>
             <w:rStyle w:val="Hyperlink"/>
@@ -1966,7 +1966,7 @@
       <w:r>
         <w:t xml:space="preserve"> — créé — </w:t>
       </w:r>
-      <w:hyperlink w:history="1" r:id="rId4mavz-ekeodnwbazbruui">
+      <w:hyperlink w:history="1" r:id="rIds3wnqvz1ymy1b83moe8rd">
         <w:r>
           <w:rPr>
             <w:rStyle w:val="Hyperlink"/>
@@ -1995,7 +1995,7 @@
       <w:r>
         <w:t xml:space="preserve"> — créé — </w:t>
       </w:r>
-      <w:hyperlink w:history="1" r:id="rId5vnoq1v3n5o49leuzaami">
+      <w:hyperlink w:history="1" r:id="rIdofjqef26ntastogdkmfal">
         <w:r>
           <w:rPr>
             <w:rStyle w:val="Hyperlink"/>
@@ -2024,7 +2024,7 @@
       <w:r>
         <w:t xml:space="preserve"> — créé — </w:t>
       </w:r>
-      <w:hyperlink w:history="1" r:id="rIdzon1vllxncnmbej58zccg">
+      <w:hyperlink w:history="1" r:id="rId4qtuoddmlnakjfchozbur">
         <w:r>
           <w:rPr>
             <w:rStyle w:val="Hyperlink"/>
@@ -2053,7 +2053,7 @@
       <w:r>
         <w:t xml:space="preserve"> — créé — </w:t>
       </w:r>
-      <w:hyperlink w:history="1" r:id="rId-rmoilfwgfwqgsolcalx3">
+      <w:hyperlink w:history="1" r:id="rIdxqhr_rbzhxmcg0y_qwqg-">
         <w:r>
           <w:rPr>
             <w:rStyle w:val="Hyperlink"/>
@@ -2082,7 +2082,7 @@
       <w:r>
         <w:t xml:space="preserve"> — créé — </w:t>
       </w:r>
-      <w:hyperlink w:history="1" r:id="rIdl3ue93fgxgg2kzikue63g">
+      <w:hyperlink w:history="1" r:id="rIdw7wvhaq0px_loiaqdxkxp">
         <w:r>
           <w:rPr>
             <w:rStyle w:val="Hyperlink"/>
@@ -2111,7 +2111,7 @@
       <w:r>
         <w:t xml:space="preserve"> — créé — </w:t>
       </w:r>
-      <w:hyperlink w:history="1" r:id="rIdhj2zll-vcjbyxa-tbsjg2">
+      <w:hyperlink w:history="1" r:id="rIdavbgqka5zpwwtost61bxq">
         <w:r>
           <w:rPr>
             <w:rStyle w:val="Hyperlink"/>
@@ -2140,7 +2140,7 @@
       <w:r>
         <w:t xml:space="preserve"> — créé — </w:t>
       </w:r>
-      <w:hyperlink w:history="1" r:id="rIdtsn_kqfm4d7cod_-r-un9">
+      <w:hyperlink w:history="1" r:id="rIdpclxz2trsqt0b9mizz0xg">
         <w:r>
           <w:rPr>
             <w:rStyle w:val="Hyperlink"/>
@@ -2169,7 +2169,7 @@
       <w:r>
         <w:t xml:space="preserve"> — créé — </w:t>
       </w:r>
-      <w:hyperlink w:history="1" r:id="rIdgnm7qgsiuf6go-s1xibli">
+      <w:hyperlink w:history="1" r:id="rId9atiuyb0pbbv_swz0tua5">
         <w:r>
           <w:rPr>
             <w:rStyle w:val="Hyperlink"/>
@@ -2198,7 +2198,7 @@
       <w:r>
         <w:t xml:space="preserve"> — créé — </w:t>
       </w:r>
-      <w:hyperlink w:history="1" r:id="rIdx59ircqpnd5rlu2upvpky">
+      <w:hyperlink w:history="1" r:id="rIdirxpepsu9uycwmuwxijvi">
         <w:r>
           <w:rPr>
             <w:rStyle w:val="Hyperlink"/>
@@ -2227,7 +2227,7 @@
       <w:r>
         <w:t xml:space="preserve"> — créé — </w:t>
       </w:r>
-      <w:hyperlink w:history="1" r:id="rIdt7wid-rivi9ejudvn-r-n">
+      <w:hyperlink w:history="1" r:id="rId8ziipdm09jiie1tuclvkt">
         <w:r>
           <w:rPr>
             <w:rStyle w:val="Hyperlink"/>
@@ -2256,7 +2256,7 @@
       <w:r>
         <w:t xml:space="preserve"> — créé — </w:t>
       </w:r>
-      <w:hyperlink w:history="1" r:id="rIdxv_zmw3ciahtyb04pxd6a">
+      <w:hyperlink w:history="1" r:id="rIdkifmdasutdar99-v8ea6a">
         <w:r>
           <w:rPr>
             <w:rStyle w:val="Hyperlink"/>
@@ -2285,7 +2285,7 @@
       <w:r>
         <w:t xml:space="preserve"> — créé — </w:t>
       </w:r>
-      <w:hyperlink w:history="1" r:id="rIdxokpikjueny5fwzhivftb">
+      <w:hyperlink w:history="1" r:id="rIdnv7iapiaxzqhfyrah0an3">
         <w:r>
           <w:rPr>
             <w:rStyle w:val="Hyperlink"/>
@@ -2314,7 +2314,7 @@
       <w:r>
         <w:t xml:space="preserve"> — créé — </w:t>
       </w:r>
-      <w:hyperlink w:history="1" r:id="rIdrfvt8jgrprfeaat6iptjb">
+      <w:hyperlink w:history="1" r:id="rId5rcr6nldjnons0mljis_5">
         <w:r>
           <w:rPr>
             <w:rStyle w:val="Hyperlink"/>
@@ -2343,7 +2343,7 @@
       <w:r>
         <w:t xml:space="preserve"> — créé — </w:t>
       </w:r>
-      <w:hyperlink w:history="1" r:id="rIdi0xcj6u9fbj3qhz7h-ovo">
+      <w:hyperlink w:history="1" r:id="rId9ggr7iho9s4tqu6uon2_o">
         <w:r>
           <w:rPr>
             <w:rStyle w:val="Hyperlink"/>
@@ -2372,7 +2372,7 @@
       <w:r>
         <w:t xml:space="preserve"> — créé — </w:t>
       </w:r>
-      <w:hyperlink w:history="1" r:id="rIdt4aiwbaxdx-1fmijqojvn">
+      <w:hyperlink w:history="1" r:id="rIdl2x5819phqifmtlvne6ap">
         <w:r>
           <w:rPr>
             <w:rStyle w:val="Hyperlink"/>
@@ -2401,7 +2401,7 @@
       <w:r>
         <w:t xml:space="preserve"> — créé — </w:t>
       </w:r>
-      <w:hyperlink w:history="1" r:id="rId5d-aaaskfnztw-y7an94t">
+      <w:hyperlink w:history="1" r:id="rId2bmjaojaz5spmeymsqzas">
         <w:r>
           <w:rPr>
             <w:rStyle w:val="Hyperlink"/>
@@ -2430,7 +2430,7 @@
       <w:r>
         <w:t xml:space="preserve"> — créé — </w:t>
       </w:r>
-      <w:hyperlink w:history="1" r:id="rIdz9ihonl2e8dmjlikz5hha">
+      <w:hyperlink w:history="1" r:id="rId75bfgdw9zgix1xzpsq0ch">
         <w:r>
           <w:rPr>
             <w:rStyle w:val="Hyperlink"/>
@@ -2459,7 +2459,7 @@
       <w:r>
         <w:t xml:space="preserve"> — créé — </w:t>
       </w:r>
-      <w:hyperlink w:history="1" r:id="rIdisqxvpibevooztgj4xl63">
+      <w:hyperlink w:history="1" r:id="rIdcghaohq69piygdmnuiloc">
         <w:r>
           <w:rPr>
             <w:rStyle w:val="Hyperlink"/>
@@ -2488,7 +2488,7 @@
       <w:r>
         <w:t xml:space="preserve"> — créé — </w:t>
       </w:r>
-      <w:hyperlink w:history="1" r:id="rIdblov-4qgmy1fomty96emt">
+      <w:hyperlink w:history="1" r:id="rIdpajnp2qitsxw9lavjp3tf">
         <w:r>
           <w:rPr>
             <w:rStyle w:val="Hyperlink"/>
@@ -2517,7 +2517,7 @@
       <w:r>
         <w:t xml:space="preserve"> — créé — </w:t>
       </w:r>
-      <w:hyperlink w:history="1" r:id="rIdvd8dphde57dftqngky2n8">
+      <w:hyperlink w:history="1" r:id="rIdtei0zhg_aptqs8gmqyyrv">
         <w:r>
           <w:rPr>
             <w:rStyle w:val="Hyperlink"/>
@@ -2546,7 +2546,7 @@
       <w:r>
         <w:t xml:space="preserve"> — créé — </w:t>
       </w:r>
-      <w:hyperlink w:history="1" r:id="rIdwqzlvfgxlvyqgxlipk958">
+      <w:hyperlink w:history="1" r:id="rIdrzkr5_cbbj6uszioxpzme">
         <w:r>
           <w:rPr>
             <w:rStyle w:val="Hyperlink"/>
@@ -2575,7 +2575,7 @@
       <w:r>
         <w:t xml:space="preserve"> — créé — </w:t>
       </w:r>
-      <w:hyperlink w:history="1" r:id="rIdw2deohn-wpfvfkjp703wo">
+      <w:hyperlink w:history="1" r:id="rIdbdrifqolvz4wrhnxoo35w">
         <w:r>
           <w:rPr>
             <w:rStyle w:val="Hyperlink"/>
@@ -2604,7 +2604,7 @@
       <w:r>
         <w:t xml:space="preserve"> — créé — </w:t>
       </w:r>
-      <w:hyperlink w:history="1" r:id="rIdcp4wtlgfbn6plrofcmnqt">
+      <w:hyperlink w:history="1" r:id="rIdylxjab4sr4l1dths0kxy3">
         <w:r>
           <w:rPr>
             <w:rStyle w:val="Hyperlink"/>
@@ -2633,7 +2633,7 @@
       <w:r>
         <w:t xml:space="preserve"> — créé — </w:t>
       </w:r>
-      <w:hyperlink w:history="1" r:id="rIdjpa_pfuziulfx9hrwkskl">
+      <w:hyperlink w:history="1" r:id="rIdlcnjp0gvpy-mbhrxzhwvp">
         <w:r>
           <w:rPr>
             <w:rStyle w:val="Hyperlink"/>
@@ -2662,7 +2662,7 @@
       <w:r>
         <w:t xml:space="preserve"> — créé — </w:t>
       </w:r>
-      <w:hyperlink w:history="1" r:id="rIdmqzwumh3f5hbp-k9pdjt0">
+      <w:hyperlink w:history="1" r:id="rIdcjh0zwwpu55fpwwjaecxw">
         <w:r>
           <w:rPr>
             <w:rStyle w:val="Hyperlink"/>
@@ -2691,7 +2691,7 @@
       <w:r>
         <w:t xml:space="preserve"> — créé — </w:t>
       </w:r>
-      <w:hyperlink w:history="1" r:id="rIdtfhh9fm58nj-kfp60zgtk">
+      <w:hyperlink w:history="1" r:id="rIdm-v8qlml5_ffx21tnlafi">
         <w:r>
           <w:rPr>
             <w:rStyle w:val="Hyperlink"/>
@@ -2720,7 +2720,7 @@
       <w:r>
         <w:t xml:space="preserve"> — créé — </w:t>
       </w:r>
-      <w:hyperlink w:history="1" r:id="rIdrhdfoib0z3fu0xbewhjb7">
+      <w:hyperlink w:history="1" r:id="rIdwlslzak92fpvkv9ptsqmp">
         <w:r>
           <w:rPr>
             <w:rStyle w:val="Hyperlink"/>
@@ -2749,7 +2749,7 @@
       <w:r>
         <w:t xml:space="preserve"> — créé — </w:t>
       </w:r>
-      <w:hyperlink w:history="1" r:id="rIdyvw5pkrkpc2cxoeqmytcy">
+      <w:hyperlink w:history="1" r:id="rIdwnqa3hfkxktitakztqvcn">
         <w:r>
           <w:rPr>
             <w:rStyle w:val="Hyperlink"/>
@@ -2778,7 +2778,7 @@
       <w:r>
         <w:t xml:space="preserve"> — créé — </w:t>
       </w:r>
-      <w:hyperlink w:history="1" r:id="rIdq9cv54eck2aqkvy0ihjfc">
+      <w:hyperlink w:history="1" r:id="rIdfzab_ionfd6nqpgytuirx">
         <w:r>
           <w:rPr>
             <w:rStyle w:val="Hyperlink"/>
@@ -2807,7 +2807,7 @@
       <w:r>
         <w:t xml:space="preserve"> — créé — </w:t>
       </w:r>
-      <w:hyperlink w:history="1" r:id="rIdm0exwj7cuwflnuuysshoo">
+      <w:hyperlink w:history="1" r:id="rId4euql3eztqzwahnkmrduc">
         <w:r>
           <w:rPr>
             <w:rStyle w:val="Hyperlink"/>
@@ -2836,7 +2836,7 @@
       <w:r>
         <w:t xml:space="preserve"> — créé — </w:t>
       </w:r>
-      <w:hyperlink w:history="1" r:id="rIdamfmxiis92xrphu35mwnr">
+      <w:hyperlink w:history="1" r:id="rIdd2vl4ea-so3dswddmoxdc">
         <w:r>
           <w:rPr>
             <w:rStyle w:val="Hyperlink"/>
@@ -2865,7 +2865,7 @@
       <w:r>
         <w:t xml:space="preserve"> — créé — </w:t>
       </w:r>
-      <w:hyperlink w:history="1" r:id="rId8kojuzwxx9lox_3hqcmwb">
+      <w:hyperlink w:history="1" r:id="rIdphzhdfc5z2veuwwcyakbi">
         <w:r>
           <w:rPr>
             <w:rStyle w:val="Hyperlink"/>
@@ -2894,7 +2894,7 @@
       <w:r>
         <w:t xml:space="preserve"> — créé — </w:t>
       </w:r>
-      <w:hyperlink w:history="1" r:id="rIdb-whtkynemxuu86x0yfx9">
+      <w:hyperlink w:history="1" r:id="rId5fgfnfbyo4u5lizgcpd2u">
         <w:r>
           <w:rPr>
             <w:rStyle w:val="Hyperlink"/>
@@ -2923,7 +2923,7 @@
       <w:r>
         <w:t xml:space="preserve"> — créé — </w:t>
       </w:r>
-      <w:hyperlink w:history="1" r:id="rIdnabvsbhbjhngrsbzfglv2">
+      <w:hyperlink w:history="1" r:id="rIdyyx13h9xuqolo6yfl1imn">
         <w:r>
           <w:rPr>
             <w:rStyle w:val="Hyperlink"/>
@@ -2952,7 +2952,7 @@
       <w:r>
         <w:t xml:space="preserve"> — créé — </w:t>
       </w:r>
-      <w:hyperlink w:history="1" r:id="rIdu1jqidl98dd-z7aohd8ll">
+      <w:hyperlink w:history="1" r:id="rIddjwhdfl3ivaj-ieqzo657">
         <w:r>
           <w:rPr>
             <w:rStyle w:val="Hyperlink"/>
@@ -2981,7 +2981,7 @@
       <w:r>
         <w:t xml:space="preserve"> — créé — </w:t>
       </w:r>
-      <w:hyperlink w:history="1" r:id="rId9dg8uszph0yrrt2lkbdwm">
+      <w:hyperlink w:history="1" r:id="rIduqto3wyygaycdmjflf91p">
         <w:r>
           <w:rPr>
             <w:rStyle w:val="Hyperlink"/>
@@ -3010,7 +3010,7 @@
       <w:r>
         <w:t xml:space="preserve"> — créé — </w:t>
       </w:r>
-      <w:hyperlink w:history="1" r:id="rIdsxbioser0enqxflpdheyf">
+      <w:hyperlink w:history="1" r:id="rId8gzvnec05cimlfnolzyoy">
         <w:r>
           <w:rPr>
             <w:rStyle w:val="Hyperlink"/>
@@ -3039,7 +3039,7 @@
       <w:r>
         <w:t xml:space="preserve"> — créé — </w:t>
       </w:r>
-      <w:hyperlink w:history="1" r:id="rId3150emogvtw2yxalwfhkh">
+      <w:hyperlink w:history="1" r:id="rId22iqrbw1yd1hbqwikiyey">
         <w:r>
           <w:rPr>
             <w:rStyle w:val="Hyperlink"/>
@@ -3068,7 +3068,7 @@
       <w:r>
         <w:t xml:space="preserve"> — modifié — </w:t>
       </w:r>
-      <w:hyperlink w:history="1" r:id="rId3d6sfmiiyasg1irxkvbro">
+      <w:hyperlink w:history="1" r:id="rIdxpury0xnmt_zl_nyz9-jp">
         <w:r>
           <w:rPr>
             <w:rStyle w:val="Hyperlink"/>
@@ -3097,7 +3097,7 @@
       <w:r>
         <w:t xml:space="preserve"> — modifié — </w:t>
       </w:r>
-      <w:hyperlink w:history="1" r:id="rIdcfqxztg0xwky-yplv53rh">
+      <w:hyperlink w:history="1" r:id="rIdqbe4awzagjxl04d1yzodm">
         <w:r>
           <w:rPr>
             <w:rStyle w:val="Hyperlink"/>
@@ -3134,7 +3134,7 @@
       <w:r>
         <w:t xml:space="preserve"> — modifié — </w:t>
       </w:r>
-      <w:hyperlink w:history="1" r:id="rIdpanbwclktzebayoz1tf40">
+      <w:hyperlink w:history="1" r:id="rIdzcaw2numaz2be5yjayynk">
         <w:r>
           <w:rPr>
             <w:rStyle w:val="Hyperlink"/>
@@ -3163,7 +3163,7 @@
       <w:r>
         <w:t xml:space="preserve"> — modifié — </w:t>
       </w:r>
-      <w:hyperlink w:history="1" r:id="rIdd7jydqamz6did4sbhq1bc">
+      <w:hyperlink w:history="1" r:id="rIdr35f9jivc-ni4wuotvbbo">
         <w:r>
           <w:rPr>
             <w:rStyle w:val="Hyperlink"/>

--- a/docs/developpement/phases/word/PHASE_31_SUIVI_DU_DEVELOPPEMENT_ET_PREPARATION_DE_LAUDIT_CODEX.docx
+++ b/docs/developpement/phases/word/PHASE_31_SUIVI_DU_DEVELOPPEMENT_ET_PREPARATION_DE_LAUDIT_CODEX.docx
@@ -20,7 +20,7 @@
       <w:r>
         <w:t xml:space="preserve">FlaiX Expert · dossier de développement · généré le 2026-10-04 depuis le dépôt </w:t>
       </w:r>
-      <w:hyperlink w:history="1" r:id="rIdxds-oboj_swda-hwc-yvs">
+      <w:hyperlink w:history="1" r:id="rIdaejldjdod2qkegcg7ayo0">
         <w:r>
           <w:rPr>
             <w:rStyle w:val="Hyperlink"/>
@@ -690,7 +690,7 @@
           <w:numId w:val="2"/>
         </w:numPr>
       </w:pPr>
-      <w:hyperlink w:history="1" r:id="rId4m1l7urndeinm9ev7usay">
+      <w:hyperlink w:history="1" r:id="rIdrdn8qltavqbawkspbv14w">
         <w:r>
           <w:rPr>
             <w:rStyle w:val="Hyperlink"/>
@@ -710,7 +710,7 @@
           <w:numId w:val="2"/>
         </w:numPr>
       </w:pPr>
-      <w:hyperlink w:history="1" r:id="rIdjk_fzigdxj5lh_nimm6fm">
+      <w:hyperlink w:history="1" r:id="rIdedjcquhyt8k-rajynummf">
         <w:r>
           <w:rPr>
             <w:rStyle w:val="Hyperlink"/>
@@ -730,7 +730,7 @@
           <w:numId w:val="2"/>
         </w:numPr>
       </w:pPr>
-      <w:hyperlink w:history="1" r:id="rIdp5bremxkx-t05wqedjgw9">
+      <w:hyperlink w:history="1" r:id="rIdzkhlt6r1_wis_ypvk4hwy">
         <w:r>
           <w:rPr>
             <w:rStyle w:val="Hyperlink"/>
@@ -750,7 +750,7 @@
           <w:numId w:val="2"/>
         </w:numPr>
       </w:pPr>
-      <w:hyperlink w:history="1" r:id="rIdpwgfjnp6yqxdt9kakpbhq">
+      <w:hyperlink w:history="1" r:id="rIdg-pchlkgdg0ewwyx6tn3h">
         <w:r>
           <w:rPr>
             <w:rStyle w:val="Hyperlink"/>
@@ -798,7 +798,7 @@
       <w:r>
         <w:t xml:space="preserve"> — créé — </w:t>
       </w:r>
-      <w:hyperlink w:history="1" r:id="rId2y1-ezgvxcp6ksyq68ige">
+      <w:hyperlink w:history="1" r:id="rIdnuchwcfumx528ggpyb5qg">
         <w:r>
           <w:rPr>
             <w:rStyle w:val="Hyperlink"/>
@@ -827,7 +827,7 @@
       <w:r>
         <w:t xml:space="preserve"> — créé — </w:t>
       </w:r>
-      <w:hyperlink w:history="1" r:id="rIdaq6vs4auixpeci_c4w2n-">
+      <w:hyperlink w:history="1" r:id="rIdkvfdqzovran3ejtg5tbbi">
         <w:r>
           <w:rPr>
             <w:rStyle w:val="Hyperlink"/>
@@ -856,7 +856,7 @@
       <w:r>
         <w:t xml:space="preserve"> — créé — </w:t>
       </w:r>
-      <w:hyperlink w:history="1" r:id="rIdtwknflbc4kw4frchmemku">
+      <w:hyperlink w:history="1" r:id="rIdlqmo_jytxyf6bqzqfjuax">
         <w:r>
           <w:rPr>
             <w:rStyle w:val="Hyperlink"/>
@@ -885,7 +885,7 @@
       <w:r>
         <w:t xml:space="preserve"> — créé — </w:t>
       </w:r>
-      <w:hyperlink w:history="1" r:id="rIdv6zu0pyk1fm8nrmjqokdu">
+      <w:hyperlink w:history="1" r:id="rId3mesjutnwxktxdxiizz0p">
         <w:r>
           <w:rPr>
             <w:rStyle w:val="Hyperlink"/>
@@ -914,7 +914,7 @@
       <w:r>
         <w:t xml:space="preserve"> — créé — </w:t>
       </w:r>
-      <w:hyperlink w:history="1" r:id="rIdkqyghtlxopa25hl_7alww">
+      <w:hyperlink w:history="1" r:id="rIdbn_mnddaqby0hsp7wxgcd">
         <w:r>
           <w:rPr>
             <w:rStyle w:val="Hyperlink"/>
@@ -951,7 +951,7 @@
       <w:r>
         <w:t xml:space="preserve"> — créé — </w:t>
       </w:r>
-      <w:hyperlink w:history="1" r:id="rIdmlkwatdnudogw-wpt5isl">
+      <w:hyperlink w:history="1" r:id="rIdcdcchfczsl9sh8mqqcuri">
         <w:r>
           <w:rPr>
             <w:rStyle w:val="Hyperlink"/>
@@ -980,7 +980,7 @@
       <w:r>
         <w:t xml:space="preserve"> — créé — </w:t>
       </w:r>
-      <w:hyperlink w:history="1" r:id="rId-ifmpx1oped_aofkvat9t">
+      <w:hyperlink w:history="1" r:id="rIdinmgub3k0itvgrtdhbzm9">
         <w:r>
           <w:rPr>
             <w:rStyle w:val="Hyperlink"/>
@@ -1009,7 +1009,7 @@
       <w:r>
         <w:t xml:space="preserve"> — modifié — </w:t>
       </w:r>
-      <w:hyperlink w:history="1" r:id="rIdrebn2xlm7g-wapkxdnq9w">
+      <w:hyperlink w:history="1" r:id="rIdwk7i5pafmputmjniqnb_v">
         <w:r>
           <w:rPr>
             <w:rStyle w:val="Hyperlink"/>
@@ -1038,7 +1038,7 @@
       <w:r>
         <w:t xml:space="preserve"> — créé — </w:t>
       </w:r>
-      <w:hyperlink w:history="1" r:id="rId_odxiriwehuorvb8dan7h">
+      <w:hyperlink w:history="1" r:id="rIdrwjwgc6i74unrjtayfovp">
         <w:r>
           <w:rPr>
             <w:rStyle w:val="Hyperlink"/>
@@ -1067,7 +1067,7 @@
       <w:r>
         <w:t xml:space="preserve"> — créé — </w:t>
       </w:r>
-      <w:hyperlink w:history="1" r:id="rIdiuwv3qw1fyfzeejagopui">
+      <w:hyperlink w:history="1" r:id="rIdqcuie-unqj5dwdgspp7ey">
         <w:r>
           <w:rPr>
             <w:rStyle w:val="Hyperlink"/>
@@ -1096,7 +1096,7 @@
       <w:r>
         <w:t xml:space="preserve"> — créé — </w:t>
       </w:r>
-      <w:hyperlink w:history="1" r:id="rId5chz5tkpqyixj1thd4tj-">
+      <w:hyperlink w:history="1" r:id="rIdkdgqvyq8_cyvhpkqzw5fp">
         <w:r>
           <w:rPr>
             <w:rStyle w:val="Hyperlink"/>
@@ -1125,7 +1125,7 @@
       <w:r>
         <w:t xml:space="preserve"> — créé — </w:t>
       </w:r>
-      <w:hyperlink w:history="1" r:id="rId5rtwlctr2pgiyxypdmz6e">
+      <w:hyperlink w:history="1" r:id="rIdm9_ryr94ul5xoelyshoio">
         <w:r>
           <w:rPr>
             <w:rStyle w:val="Hyperlink"/>
@@ -1154,7 +1154,7 @@
       <w:r>
         <w:t xml:space="preserve"> — créé — </w:t>
       </w:r>
-      <w:hyperlink w:history="1" r:id="rIdafncga7fyrnetiosz2tu6">
+      <w:hyperlink w:history="1" r:id="rId8dfebr7eyierd2bw4ckwy">
         <w:r>
           <w:rPr>
             <w:rStyle w:val="Hyperlink"/>
@@ -1183,7 +1183,7 @@
       <w:r>
         <w:t xml:space="preserve"> — créé — </w:t>
       </w:r>
-      <w:hyperlink w:history="1" r:id="rIdyiaxnxweolt3zuqglyugp">
+      <w:hyperlink w:history="1" r:id="rIdta559spkahh_ukhh16404">
         <w:r>
           <w:rPr>
             <w:rStyle w:val="Hyperlink"/>
@@ -1212,7 +1212,7 @@
       <w:r>
         <w:t xml:space="preserve"> — créé — </w:t>
       </w:r>
-      <w:hyperlink w:history="1" r:id="rIde6t5-30p0dpbtqqvzjxpy">
+      <w:hyperlink w:history="1" r:id="rId0hlk6xjof1bb2_uzikfkl">
         <w:r>
           <w:rPr>
             <w:rStyle w:val="Hyperlink"/>
@@ -1241,7 +1241,7 @@
       <w:r>
         <w:t xml:space="preserve"> — créé — </w:t>
       </w:r>
-      <w:hyperlink w:history="1" r:id="rIdfyfoprsypr8jkaylibrik">
+      <w:hyperlink w:history="1" r:id="rIdaxuipg2lwb55sy0toriv8">
         <w:r>
           <w:rPr>
             <w:rStyle w:val="Hyperlink"/>
@@ -1270,7 +1270,7 @@
       <w:r>
         <w:t xml:space="preserve"> — créé — </w:t>
       </w:r>
-      <w:hyperlink w:history="1" r:id="rId5ekh8iomewmuyje5xizzy">
+      <w:hyperlink w:history="1" r:id="rIdugx_j7vngxv7zlfagiepj">
         <w:r>
           <w:rPr>
             <w:rStyle w:val="Hyperlink"/>
@@ -1299,7 +1299,7 @@
       <w:r>
         <w:t xml:space="preserve"> — créé — </w:t>
       </w:r>
-      <w:hyperlink w:history="1" r:id="rId9xwarkxnyzqlm224h55-b">
+      <w:hyperlink w:history="1" r:id="rIdp8wmbhicnfa9wktzinmfw">
         <w:r>
           <w:rPr>
             <w:rStyle w:val="Hyperlink"/>
@@ -1328,7 +1328,7 @@
       <w:r>
         <w:t xml:space="preserve"> — créé — </w:t>
       </w:r>
-      <w:hyperlink w:history="1" r:id="rIdyn2np73wkw7yhx9psfdwu">
+      <w:hyperlink w:history="1" r:id="rIdncpku9quduxadah4zgkk8">
         <w:r>
           <w:rPr>
             <w:rStyle w:val="Hyperlink"/>
@@ -1357,7 +1357,7 @@
       <w:r>
         <w:t xml:space="preserve"> — créé — </w:t>
       </w:r>
-      <w:hyperlink w:history="1" r:id="rId5i5a1etiw38s3fcaqpr-z">
+      <w:hyperlink w:history="1" r:id="rIdsr4zaqqofmxbbnn-gnngg">
         <w:r>
           <w:rPr>
             <w:rStyle w:val="Hyperlink"/>
@@ -1386,7 +1386,7 @@
       <w:r>
         <w:t xml:space="preserve"> — créé — </w:t>
       </w:r>
-      <w:hyperlink w:history="1" r:id="rIdsmet3hyptbkyy2ippswrj">
+      <w:hyperlink w:history="1" r:id="rIdc8lfalfa5gfwynlk7v6jw">
         <w:r>
           <w:rPr>
             <w:rStyle w:val="Hyperlink"/>
@@ -1415,7 +1415,7 @@
       <w:r>
         <w:t xml:space="preserve"> — créé — </w:t>
       </w:r>
-      <w:hyperlink w:history="1" r:id="rIdbr-z6ncnnnou4qcov8k9r">
+      <w:hyperlink w:history="1" r:id="rId51zuvdkqtcg4pp-wyek0y">
         <w:r>
           <w:rPr>
             <w:rStyle w:val="Hyperlink"/>
@@ -1444,7 +1444,7 @@
       <w:r>
         <w:t xml:space="preserve"> — créé — </w:t>
       </w:r>
-      <w:hyperlink w:history="1" r:id="rIdhso5bbsxi2uhdtlg8rq9v">
+      <w:hyperlink w:history="1" r:id="rIdxwzqks22mufh-23pfaeu5">
         <w:r>
           <w:rPr>
             <w:rStyle w:val="Hyperlink"/>
@@ -1473,7 +1473,7 @@
       <w:r>
         <w:t xml:space="preserve"> — créé — </w:t>
       </w:r>
-      <w:hyperlink w:history="1" r:id="rId7j8ukjiepjcr_l7emecdz">
+      <w:hyperlink w:history="1" r:id="rIdttsf1xr0tgr_absy99idl">
         <w:r>
           <w:rPr>
             <w:rStyle w:val="Hyperlink"/>
@@ -1502,7 +1502,7 @@
       <w:r>
         <w:t xml:space="preserve"> — créé — </w:t>
       </w:r>
-      <w:hyperlink w:history="1" r:id="rIdmizoupebjn_msb65giylw">
+      <w:hyperlink w:history="1" r:id="rIdf8ohe0_iif4dujh-5-gap">
         <w:r>
           <w:rPr>
             <w:rStyle w:val="Hyperlink"/>
@@ -1531,7 +1531,7 @@
       <w:r>
         <w:t xml:space="preserve"> — créé — </w:t>
       </w:r>
-      <w:hyperlink w:history="1" r:id="rId7h-txkgfuipz41phlbxaq">
+      <w:hyperlink w:history="1" r:id="rIdzqwg-m4kfalsft3ubpqqp">
         <w:r>
           <w:rPr>
             <w:rStyle w:val="Hyperlink"/>
@@ -1560,7 +1560,7 @@
       <w:r>
         <w:t xml:space="preserve"> — créé — </w:t>
       </w:r>
-      <w:hyperlink w:history="1" r:id="rIdv8vf-v-d0gwmf3ndclfvd">
+      <w:hyperlink w:history="1" r:id="rIdgogfvs4oktqubs_nnc2tb">
         <w:r>
           <w:rPr>
             <w:rStyle w:val="Hyperlink"/>
@@ -1589,7 +1589,7 @@
       <w:r>
         <w:t xml:space="preserve"> — créé — </w:t>
       </w:r>
-      <w:hyperlink w:history="1" r:id="rId4ymxdzawyt3zyo_fm4zkz">
+      <w:hyperlink w:history="1" r:id="rIddf8adrxbuuie5fzb1y2ji">
         <w:r>
           <w:rPr>
             <w:rStyle w:val="Hyperlink"/>
@@ -1618,7 +1618,7 @@
       <w:r>
         <w:t xml:space="preserve"> — créé — </w:t>
       </w:r>
-      <w:hyperlink w:history="1" r:id="rId8ctz6lzi7reqtynzztk0h">
+      <w:hyperlink w:history="1" r:id="rId2mbu_b_fdbvpgnpixmqdf">
         <w:r>
           <w:rPr>
             <w:rStyle w:val="Hyperlink"/>
@@ -1647,7 +1647,7 @@
       <w:r>
         <w:t xml:space="preserve"> — créé — </w:t>
       </w:r>
-      <w:hyperlink w:history="1" r:id="rIdwa15u7uobxapg7htkrhyh">
+      <w:hyperlink w:history="1" r:id="rIdksbulhfv4xk_17n5onvmn">
         <w:r>
           <w:rPr>
             <w:rStyle w:val="Hyperlink"/>
@@ -1676,7 +1676,7 @@
       <w:r>
         <w:t xml:space="preserve"> — créé — </w:t>
       </w:r>
-      <w:hyperlink w:history="1" r:id="rId0uwn2nqotyha1tm-rby0m">
+      <w:hyperlink w:history="1" r:id="rIdvi3wxqjpnavspuhex-hpd">
         <w:r>
           <w:rPr>
             <w:rStyle w:val="Hyperlink"/>
@@ -1705,7 +1705,7 @@
       <w:r>
         <w:t xml:space="preserve"> — créé — </w:t>
       </w:r>
-      <w:hyperlink w:history="1" r:id="rIdwwvav2lmbdnbztyljyliu">
+      <w:hyperlink w:history="1" r:id="rIdasxjcjubvynoxh8qfizkv">
         <w:r>
           <w:rPr>
             <w:rStyle w:val="Hyperlink"/>
@@ -1734,7 +1734,7 @@
       <w:r>
         <w:t xml:space="preserve"> — créé — </w:t>
       </w:r>
-      <w:hyperlink w:history="1" r:id="rIdwrr7fqqmoumojgqvwdbnq">
+      <w:hyperlink w:history="1" r:id="rId3-u0h-tngu3zu-srhxokt">
         <w:r>
           <w:rPr>
             <w:rStyle w:val="Hyperlink"/>
@@ -1763,7 +1763,7 @@
       <w:r>
         <w:t xml:space="preserve"> — créé — </w:t>
       </w:r>
-      <w:hyperlink w:history="1" r:id="rIdasbij6etzsvxykd3ejf7z">
+      <w:hyperlink w:history="1" r:id="rIdsodbsvcwdndj4jy1dx7up">
         <w:r>
           <w:rPr>
             <w:rStyle w:val="Hyperlink"/>
@@ -1792,7 +1792,7 @@
       <w:r>
         <w:t xml:space="preserve"> — créé — </w:t>
       </w:r>
-      <w:hyperlink w:history="1" r:id="rIdhkdkm7evlqzlhxlpzb42t">
+      <w:hyperlink w:history="1" r:id="rIdtt25bhdvugg5ua2zeamne">
         <w:r>
           <w:rPr>
             <w:rStyle w:val="Hyperlink"/>
@@ -1821,7 +1821,7 @@
       <w:r>
         <w:t xml:space="preserve"> — créé — </w:t>
       </w:r>
-      <w:hyperlink w:history="1" r:id="rIdt_xhvu2egwpwws-elcauw">
+      <w:hyperlink w:history="1" r:id="rIdtw2jnaftr442atvwd2tck">
         <w:r>
           <w:rPr>
             <w:rStyle w:val="Hyperlink"/>
@@ -1850,7 +1850,7 @@
       <w:r>
         <w:t xml:space="preserve"> — créé — </w:t>
       </w:r>
-      <w:hyperlink w:history="1" r:id="rIdyd7qprb2ufz3_zkyzhb9n">
+      <w:hyperlink w:history="1" r:id="rId4bihsuvcoo8yjuzl2qabl">
         <w:r>
           <w:rPr>
             <w:rStyle w:val="Hyperlink"/>
@@ -1879,7 +1879,7 @@
       <w:r>
         <w:t xml:space="preserve"> — créé — </w:t>
       </w:r>
-      <w:hyperlink w:history="1" r:id="rIdueirx-osrutxjrwa6xwtb">
+      <w:hyperlink w:history="1" r:id="rIdlyqtaujfax0mk3x0vj6v3">
         <w:r>
           <w:rPr>
             <w:rStyle w:val="Hyperlink"/>
@@ -1908,7 +1908,7 @@
       <w:r>
         <w:t xml:space="preserve"> — créé — </w:t>
       </w:r>
-      <w:hyperlink w:history="1" r:id="rIdgvys_devxqohnx9b4vmze">
+      <w:hyperlink w:history="1" r:id="rIdw8gwl1ovafuf2q9nxkz0g">
         <w:r>
           <w:rPr>
             <w:rStyle w:val="Hyperlink"/>
@@ -1937,7 +1937,7 @@
       <w:r>
         <w:t xml:space="preserve"> — créé — </w:t>
       </w:r>
-      <w:hyperlink w:history="1" r:id="rId9wyc_busviygw-nfz72ho">
+      <w:hyperlink w:history="1" r:id="rIdoyxbicifpgtcaambs78oq">
         <w:r>
           <w:rPr>
             <w:rStyle w:val="Hyperlink"/>
@@ -1966,7 +1966,7 @@
       <w:r>
         <w:t xml:space="preserve"> — créé — </w:t>
       </w:r>
-      <w:hyperlink w:history="1" r:id="rIds3wnqvz1ymy1b83moe8rd">
+      <w:hyperlink w:history="1" r:id="rIdtkadn8q7qqavncq_-wews">
         <w:r>
           <w:rPr>
             <w:rStyle w:val="Hyperlink"/>
@@ -1995,7 +1995,7 @@
       <w:r>
         <w:t xml:space="preserve"> — créé — </w:t>
       </w:r>
-      <w:hyperlink w:history="1" r:id="rIdofjqef26ntastogdkmfal">
+      <w:hyperlink w:history="1" r:id="rIda2ie2ahfjw7kpc7-spdyh">
         <w:r>
           <w:rPr>
             <w:rStyle w:val="Hyperlink"/>
@@ -2024,7 +2024,7 @@
       <w:r>
         <w:t xml:space="preserve"> — créé — </w:t>
       </w:r>
-      <w:hyperlink w:history="1" r:id="rId4qtuoddmlnakjfchozbur">
+      <w:hyperlink w:history="1" r:id="rIdfu-tup3-jzdj9no23fpzg">
         <w:r>
           <w:rPr>
             <w:rStyle w:val="Hyperlink"/>
@@ -2053,7 +2053,7 @@
       <w:r>
         <w:t xml:space="preserve"> — créé — </w:t>
       </w:r>
-      <w:hyperlink w:history="1" r:id="rIdxqhr_rbzhxmcg0y_qwqg-">
+      <w:hyperlink w:history="1" r:id="rIdfh-wwrjria93xqpq4rrjv">
         <w:r>
           <w:rPr>
             <w:rStyle w:val="Hyperlink"/>
@@ -2082,7 +2082,7 @@
       <w:r>
         <w:t xml:space="preserve"> — créé — </w:t>
       </w:r>
-      <w:hyperlink w:history="1" r:id="rIdw7wvhaq0px_loiaqdxkxp">
+      <w:hyperlink w:history="1" r:id="rIdzr6dwvrw-oczkphgd3qu6">
         <w:r>
           <w:rPr>
             <w:rStyle w:val="Hyperlink"/>
@@ -2111,7 +2111,7 @@
       <w:r>
         <w:t xml:space="preserve"> — créé — </w:t>
       </w:r>
-      <w:hyperlink w:history="1" r:id="rIdavbgqka5zpwwtost61bxq">
+      <w:hyperlink w:history="1" r:id="rId5yaciu4rp-0kpzuc51ntt">
         <w:r>
           <w:rPr>
             <w:rStyle w:val="Hyperlink"/>
@@ -2140,7 +2140,7 @@
       <w:r>
         <w:t xml:space="preserve"> — créé — </w:t>
       </w:r>
-      <w:hyperlink w:history="1" r:id="rIdpclxz2trsqt0b9mizz0xg">
+      <w:hyperlink w:history="1" r:id="rIdvl7w3poayt1k8eapglbud">
         <w:r>
           <w:rPr>
             <w:rStyle w:val="Hyperlink"/>
@@ -2169,7 +2169,7 @@
       <w:r>
         <w:t xml:space="preserve"> — créé — </w:t>
       </w:r>
-      <w:hyperlink w:history="1" r:id="rId9atiuyb0pbbv_swz0tua5">
+      <w:hyperlink w:history="1" r:id="rIdtmb2qazdf0zqerjngq6hk">
         <w:r>
           <w:rPr>
             <w:rStyle w:val="Hyperlink"/>
@@ -2198,7 +2198,7 @@
       <w:r>
         <w:t xml:space="preserve"> — créé — </w:t>
       </w:r>
-      <w:hyperlink w:history="1" r:id="rIdirxpepsu9uycwmuwxijvi">
+      <w:hyperlink w:history="1" r:id="rIdtcxlywersfdrwlcc6ydct">
         <w:r>
           <w:rPr>
             <w:rStyle w:val="Hyperlink"/>
@@ -2227,7 +2227,7 @@
       <w:r>
         <w:t xml:space="preserve"> — créé — </w:t>
       </w:r>
-      <w:hyperlink w:history="1" r:id="rId8ziipdm09jiie1tuclvkt">
+      <w:hyperlink w:history="1" r:id="rId5vqeca1-evcqbklubp5gq">
         <w:r>
           <w:rPr>
             <w:rStyle w:val="Hyperlink"/>
@@ -2256,7 +2256,7 @@
       <w:r>
         <w:t xml:space="preserve"> — créé — </w:t>
       </w:r>
-      <w:hyperlink w:history="1" r:id="rIdkifmdasutdar99-v8ea6a">
+      <w:hyperlink w:history="1" r:id="rIdosct1wzof7ihamg_e2urj">
         <w:r>
           <w:rPr>
             <w:rStyle w:val="Hyperlink"/>
@@ -2285,7 +2285,7 @@
       <w:r>
         <w:t xml:space="preserve"> — créé — </w:t>
       </w:r>
-      <w:hyperlink w:history="1" r:id="rIdnv7iapiaxzqhfyrah0an3">
+      <w:hyperlink w:history="1" r:id="rId_vwnbdq1vrlg9xvmbpuoz">
         <w:r>
           <w:rPr>
             <w:rStyle w:val="Hyperlink"/>
@@ -2314,7 +2314,7 @@
       <w:r>
         <w:t xml:space="preserve"> — créé — </w:t>
       </w:r>
-      <w:hyperlink w:history="1" r:id="rId5rcr6nldjnons0mljis_5">
+      <w:hyperlink w:history="1" r:id="rIdsbeolo2mcwqbpmh9lagmb">
         <w:r>
           <w:rPr>
             <w:rStyle w:val="Hyperlink"/>
@@ -2343,7 +2343,7 @@
       <w:r>
         <w:t xml:space="preserve"> — créé — </w:t>
       </w:r>
-      <w:hyperlink w:history="1" r:id="rId9ggr7iho9s4tqu6uon2_o">
+      <w:hyperlink w:history="1" r:id="rIdvo9i6jldihf8i6c73g-k3">
         <w:r>
           <w:rPr>
             <w:rStyle w:val="Hyperlink"/>
@@ -2372,7 +2372,7 @@
       <w:r>
         <w:t xml:space="preserve"> — créé — </w:t>
       </w:r>
-      <w:hyperlink w:history="1" r:id="rIdl2x5819phqifmtlvne6ap">
+      <w:hyperlink w:history="1" r:id="rIdyplrpm9s0sf5rmq6tardt">
         <w:r>
           <w:rPr>
             <w:rStyle w:val="Hyperlink"/>
@@ -2401,7 +2401,7 @@
       <w:r>
         <w:t xml:space="preserve"> — créé — </w:t>
       </w:r>
-      <w:hyperlink w:history="1" r:id="rId2bmjaojaz5spmeymsqzas">
+      <w:hyperlink w:history="1" r:id="rIdbchz8xf2xmgaoy38hr6rz">
         <w:r>
           <w:rPr>
             <w:rStyle w:val="Hyperlink"/>
@@ -2430,7 +2430,7 @@
       <w:r>
         <w:t xml:space="preserve"> — créé — </w:t>
       </w:r>
-      <w:hyperlink w:history="1" r:id="rId75bfgdw9zgix1xzpsq0ch">
+      <w:hyperlink w:history="1" r:id="rIdvwufaqio2g0dpkykumyg5">
         <w:r>
           <w:rPr>
             <w:rStyle w:val="Hyperlink"/>
@@ -2459,7 +2459,7 @@
       <w:r>
         <w:t xml:space="preserve"> — créé — </w:t>
       </w:r>
-      <w:hyperlink w:history="1" r:id="rIdcghaohq69piygdmnuiloc">
+      <w:hyperlink w:history="1" r:id="rIdwb5rn3_npwxfa3869fdi2">
         <w:r>
           <w:rPr>
             <w:rStyle w:val="Hyperlink"/>
@@ -2488,7 +2488,7 @@
       <w:r>
         <w:t xml:space="preserve"> — créé — </w:t>
       </w:r>
-      <w:hyperlink w:history="1" r:id="rIdpajnp2qitsxw9lavjp3tf">
+      <w:hyperlink w:history="1" r:id="rIdrmkfep9bxuz84jok4b-0-">
         <w:r>
           <w:rPr>
             <w:rStyle w:val="Hyperlink"/>
@@ -2517,7 +2517,7 @@
       <w:r>
         <w:t xml:space="preserve"> — créé — </w:t>
       </w:r>
-      <w:hyperlink w:history="1" r:id="rIdtei0zhg_aptqs8gmqyyrv">
+      <w:hyperlink w:history="1" r:id="rIdvzeivyewmzosoc-afypmn">
         <w:r>
           <w:rPr>
             <w:rStyle w:val="Hyperlink"/>
@@ -2546,7 +2546,7 @@
       <w:r>
         <w:t xml:space="preserve"> — créé — </w:t>
       </w:r>
-      <w:hyperlink w:history="1" r:id="rIdrzkr5_cbbj6uszioxpzme">
+      <w:hyperlink w:history="1" r:id="rIdprum94q_dak54fzn8g9qj">
         <w:r>
           <w:rPr>
             <w:rStyle w:val="Hyperlink"/>
@@ -2575,7 +2575,7 @@
       <w:r>
         <w:t xml:space="preserve"> — créé — </w:t>
       </w:r>
-      <w:hyperlink w:history="1" r:id="rIdbdrifqolvz4wrhnxoo35w">
+      <w:hyperlink w:history="1" r:id="rIdyo2qs3tsg-jfsqp8dowgy">
         <w:r>
           <w:rPr>
             <w:rStyle w:val="Hyperlink"/>
@@ -2604,7 +2604,7 @@
       <w:r>
         <w:t xml:space="preserve"> — créé — </w:t>
       </w:r>
-      <w:hyperlink w:history="1" r:id="rIdylxjab4sr4l1dths0kxy3">
+      <w:hyperlink w:history="1" r:id="rIdi_wzalvctp3gmgcn6ubmx">
         <w:r>
           <w:rPr>
             <w:rStyle w:val="Hyperlink"/>
@@ -2633,7 +2633,7 @@
       <w:r>
         <w:t xml:space="preserve"> — créé — </w:t>
       </w:r>
-      <w:hyperlink w:history="1" r:id="rIdlcnjp0gvpy-mbhrxzhwvp">
+      <w:hyperlink w:history="1" r:id="rIdae9cvbdqf0mz3gwxw-hwo">
         <w:r>
           <w:rPr>
             <w:rStyle w:val="Hyperlink"/>
@@ -2662,7 +2662,7 @@
       <w:r>
         <w:t xml:space="preserve"> — créé — </w:t>
       </w:r>
-      <w:hyperlink w:history="1" r:id="rIdcjh0zwwpu55fpwwjaecxw">
+      <w:hyperlink w:history="1" r:id="rIdiisctx4podcm8hi4ewrfq">
         <w:r>
           <w:rPr>
             <w:rStyle w:val="Hyperlink"/>
@@ -2691,7 +2691,7 @@
       <w:r>
         <w:t xml:space="preserve"> — créé — </w:t>
       </w:r>
-      <w:hyperlink w:history="1" r:id="rIdm-v8qlml5_ffx21tnlafi">
+      <w:hyperlink w:history="1" r:id="rIdacqumsaqxi38cub3tngxu">
         <w:r>
           <w:rPr>
             <w:rStyle w:val="Hyperlink"/>
@@ -2720,7 +2720,7 @@
       <w:r>
         <w:t xml:space="preserve"> — créé — </w:t>
       </w:r>
-      <w:hyperlink w:history="1" r:id="rIdwlslzak92fpvkv9ptsqmp">
+      <w:hyperlink w:history="1" r:id="rIdhy-vqe9x4dhmc7ug1ph6_">
         <w:r>
           <w:rPr>
             <w:rStyle w:val="Hyperlink"/>
@@ -2749,7 +2749,7 @@
       <w:r>
         <w:t xml:space="preserve"> — créé — </w:t>
       </w:r>
-      <w:hyperlink w:history="1" r:id="rIdwnqa3hfkxktitakztqvcn">
+      <w:hyperlink w:history="1" r:id="rId8oql3ghbiyqre3nzat8bh">
         <w:r>
           <w:rPr>
             <w:rStyle w:val="Hyperlink"/>
@@ -2778,7 +2778,7 @@
       <w:r>
         <w:t xml:space="preserve"> — créé — </w:t>
       </w:r>
-      <w:hyperlink w:history="1" r:id="rIdfzab_ionfd6nqpgytuirx">
+      <w:hyperlink w:history="1" r:id="rIdfdprpxdgpz3kvp9ctazyr">
         <w:r>
           <w:rPr>
             <w:rStyle w:val="Hyperlink"/>
@@ -2807,7 +2807,7 @@
       <w:r>
         <w:t xml:space="preserve"> — créé — </w:t>
       </w:r>
-      <w:hyperlink w:history="1" r:id="rId4euql3eztqzwahnkmrduc">
+      <w:hyperlink w:history="1" r:id="rIdhx-hvz00ua5utizgersmd">
         <w:r>
           <w:rPr>
             <w:rStyle w:val="Hyperlink"/>
@@ -2836,7 +2836,7 @@
       <w:r>
         <w:t xml:space="preserve"> — créé — </w:t>
       </w:r>
-      <w:hyperlink w:history="1" r:id="rIdd2vl4ea-so3dswddmoxdc">
+      <w:hyperlink w:history="1" r:id="rIditfiepsvitpeayfpioxri">
         <w:r>
           <w:rPr>
             <w:rStyle w:val="Hyperlink"/>
@@ -2865,7 +2865,7 @@
       <w:r>
         <w:t xml:space="preserve"> — créé — </w:t>
       </w:r>
-      <w:hyperlink w:history="1" r:id="rIdphzhdfc5z2veuwwcyakbi">
+      <w:hyperlink w:history="1" r:id="rIdzehfu1hdp0rjlcmdmgcum">
         <w:r>
           <w:rPr>
             <w:rStyle w:val="Hyperlink"/>
@@ -2894,7 +2894,7 @@
       <w:r>
         <w:t xml:space="preserve"> — créé — </w:t>
       </w:r>
-      <w:hyperlink w:history="1" r:id="rId5fgfnfbyo4u5lizgcpd2u">
+      <w:hyperlink w:history="1" r:id="rIdlorycvklrmxfms-zu8uqr">
         <w:r>
           <w:rPr>
             <w:rStyle w:val="Hyperlink"/>
@@ -2923,7 +2923,7 @@
       <w:r>
         <w:t xml:space="preserve"> — créé — </w:t>
       </w:r>
-      <w:hyperlink w:history="1" r:id="rIdyyx13h9xuqolo6yfl1imn">
+      <w:hyperlink w:history="1" r:id="rIdcam9lsjrmhyxscbgonryt">
         <w:r>
           <w:rPr>
             <w:rStyle w:val="Hyperlink"/>
@@ -2952,7 +2952,7 @@
       <w:r>
         <w:t xml:space="preserve"> — créé — </w:t>
       </w:r>
-      <w:hyperlink w:history="1" r:id="rIddjwhdfl3ivaj-ieqzo657">
+      <w:hyperlink w:history="1" r:id="rId5qbd6rt3e8rbxkpr9__sg">
         <w:r>
           <w:rPr>
             <w:rStyle w:val="Hyperlink"/>
@@ -2981,7 +2981,7 @@
       <w:r>
         <w:t xml:space="preserve"> — créé — </w:t>
       </w:r>
-      <w:hyperlink w:history="1" r:id="rIduqto3wyygaycdmjflf91p">
+      <w:hyperlink w:history="1" r:id="rIdp9obxbeedssgqrvbmrycp">
         <w:r>
           <w:rPr>
             <w:rStyle w:val="Hyperlink"/>
@@ -3010,7 +3010,7 @@
       <w:r>
         <w:t xml:space="preserve"> — créé — </w:t>
       </w:r>
-      <w:hyperlink w:history="1" r:id="rId8gzvnec05cimlfnolzyoy">
+      <w:hyperlink w:history="1" r:id="rIdkonhuh_vl8aluasq05j6v">
         <w:r>
           <w:rPr>
             <w:rStyle w:val="Hyperlink"/>
@@ -3039,7 +3039,7 @@
       <w:r>
         <w:t xml:space="preserve"> — créé — </w:t>
       </w:r>
-      <w:hyperlink w:history="1" r:id="rId22iqrbw1yd1hbqwikiyey">
+      <w:hyperlink w:history="1" r:id="rIdz_fs9shnsn78nezdegauk">
         <w:r>
           <w:rPr>
             <w:rStyle w:val="Hyperlink"/>
@@ -3068,7 +3068,7 @@
       <w:r>
         <w:t xml:space="preserve"> — modifié — </w:t>
       </w:r>
-      <w:hyperlink w:history="1" r:id="rIdxpury0xnmt_zl_nyz9-jp">
+      <w:hyperlink w:history="1" r:id="rIdsc4pezwkaoqokvp03qafd">
         <w:r>
           <w:rPr>
             <w:rStyle w:val="Hyperlink"/>
@@ -3097,7 +3097,7 @@
       <w:r>
         <w:t xml:space="preserve"> — modifié — </w:t>
       </w:r>
-      <w:hyperlink w:history="1" r:id="rIdqbe4awzagjxl04d1yzodm">
+      <w:hyperlink w:history="1" r:id="rIddp1hpt7tklglcxyukemx2">
         <w:r>
           <w:rPr>
             <w:rStyle w:val="Hyperlink"/>
@@ -3134,7 +3134,7 @@
       <w:r>
         <w:t xml:space="preserve"> — modifié — </w:t>
       </w:r>
-      <w:hyperlink w:history="1" r:id="rIdzcaw2numaz2be5yjayynk">
+      <w:hyperlink w:history="1" r:id="rIdw7ai0d6vhhocai2fm0vrg">
         <w:r>
           <w:rPr>
             <w:rStyle w:val="Hyperlink"/>
@@ -3163,7 +3163,7 @@
       <w:r>
         <w:t xml:space="preserve"> — modifié — </w:t>
       </w:r>
-      <w:hyperlink w:history="1" r:id="rIdr35f9jivc-ni4wuotvbbo">
+      <w:hyperlink w:history="1" r:id="rId1kre9kylfy79f2ivro_6n">
         <w:r>
           <w:rPr>
             <w:rStyle w:val="Hyperlink"/>

--- a/docs/developpement/phases/word/PHASE_31_SUIVI_DU_DEVELOPPEMENT_ET_PREPARATION_DE_LAUDIT_CODEX.docx
+++ b/docs/developpement/phases/word/PHASE_31_SUIVI_DU_DEVELOPPEMENT_ET_PREPARATION_DE_LAUDIT_CODEX.docx
@@ -20,7 +20,7 @@
       <w:r>
         <w:t xml:space="preserve">FlaiX Expert · dossier de développement · généré le 2026-10-04 depuis le dépôt </w:t>
       </w:r>
-      <w:hyperlink w:history="1" r:id="rIdaejldjdod2qkegcg7ayo0">
+      <w:hyperlink w:history="1" r:id="rIdaanw9bmylptidgm8scbfi">
         <w:r>
           <w:rPr>
             <w:rStyle w:val="Hyperlink"/>
@@ -690,7 +690,7 @@
           <w:numId w:val="2"/>
         </w:numPr>
       </w:pPr>
-      <w:hyperlink w:history="1" r:id="rIdrdn8qltavqbawkspbv14w">
+      <w:hyperlink w:history="1" r:id="rIdrzwy-1lzuwdarmd9uiv2r">
         <w:r>
           <w:rPr>
             <w:rStyle w:val="Hyperlink"/>
@@ -710,7 +710,7 @@
           <w:numId w:val="2"/>
         </w:numPr>
       </w:pPr>
-      <w:hyperlink w:history="1" r:id="rIdedjcquhyt8k-rajynummf">
+      <w:hyperlink w:history="1" r:id="rIdz_ohhqfj6twxca0algapr">
         <w:r>
           <w:rPr>
             <w:rStyle w:val="Hyperlink"/>
@@ -730,7 +730,7 @@
           <w:numId w:val="2"/>
         </w:numPr>
       </w:pPr>
-      <w:hyperlink w:history="1" r:id="rIdzkhlt6r1_wis_ypvk4hwy">
+      <w:hyperlink w:history="1" r:id="rIdgs8icrokyebwkus16s-mo">
         <w:r>
           <w:rPr>
             <w:rStyle w:val="Hyperlink"/>
@@ -750,7 +750,7 @@
           <w:numId w:val="2"/>
         </w:numPr>
       </w:pPr>
-      <w:hyperlink w:history="1" r:id="rIdg-pchlkgdg0ewwyx6tn3h">
+      <w:hyperlink w:history="1" r:id="rId8i8yumdgi0iqgeui8xivr">
         <w:r>
           <w:rPr>
             <w:rStyle w:val="Hyperlink"/>
@@ -798,7 +798,7 @@
       <w:r>
         <w:t xml:space="preserve"> — créé — </w:t>
       </w:r>
-      <w:hyperlink w:history="1" r:id="rIdnuchwcfumx528ggpyb5qg">
+      <w:hyperlink w:history="1" r:id="rIduyovkj3fzbdqm-rz-ko5m">
         <w:r>
           <w:rPr>
             <w:rStyle w:val="Hyperlink"/>
@@ -827,7 +827,7 @@
       <w:r>
         <w:t xml:space="preserve"> — créé — </w:t>
       </w:r>
-      <w:hyperlink w:history="1" r:id="rIdkvfdqzovran3ejtg5tbbi">
+      <w:hyperlink w:history="1" r:id="rIdvrvesful8-13lguzskhxc">
         <w:r>
           <w:rPr>
             <w:rStyle w:val="Hyperlink"/>
@@ -856,7 +856,7 @@
       <w:r>
         <w:t xml:space="preserve"> — créé — </w:t>
       </w:r>
-      <w:hyperlink w:history="1" r:id="rIdlqmo_jytxyf6bqzqfjuax">
+      <w:hyperlink w:history="1" r:id="rIdixgeana6exocbcflawrvb">
         <w:r>
           <w:rPr>
             <w:rStyle w:val="Hyperlink"/>
@@ -885,7 +885,7 @@
       <w:r>
         <w:t xml:space="preserve"> — créé — </w:t>
       </w:r>
-      <w:hyperlink w:history="1" r:id="rId3mesjutnwxktxdxiizz0p">
+      <w:hyperlink w:history="1" r:id="rIdfalho9x0h46wejo6dtyb2">
         <w:r>
           <w:rPr>
             <w:rStyle w:val="Hyperlink"/>
@@ -914,7 +914,7 @@
       <w:r>
         <w:t xml:space="preserve"> — créé — </w:t>
       </w:r>
-      <w:hyperlink w:history="1" r:id="rIdbn_mnddaqby0hsp7wxgcd">
+      <w:hyperlink w:history="1" r:id="rIdo_72-hoshcm_xih10e7kk">
         <w:r>
           <w:rPr>
             <w:rStyle w:val="Hyperlink"/>
@@ -951,7 +951,7 @@
       <w:r>
         <w:t xml:space="preserve"> — créé — </w:t>
       </w:r>
-      <w:hyperlink w:history="1" r:id="rIdcdcchfczsl9sh8mqqcuri">
+      <w:hyperlink w:history="1" r:id="rId5kalhrm3rcjbkpyxy401h">
         <w:r>
           <w:rPr>
             <w:rStyle w:val="Hyperlink"/>
@@ -980,7 +980,7 @@
       <w:r>
         <w:t xml:space="preserve"> — créé — </w:t>
       </w:r>
-      <w:hyperlink w:history="1" r:id="rIdinmgub3k0itvgrtdhbzm9">
+      <w:hyperlink w:history="1" r:id="rId5zvltlrz8m0u2b1vbvge7">
         <w:r>
           <w:rPr>
             <w:rStyle w:val="Hyperlink"/>
@@ -1009,7 +1009,7 @@
       <w:r>
         <w:t xml:space="preserve"> — modifié — </w:t>
       </w:r>
-      <w:hyperlink w:history="1" r:id="rIdwk7i5pafmputmjniqnb_v">
+      <w:hyperlink w:history="1" r:id="rIdtphovipf7iyw-jcdx82kb">
         <w:r>
           <w:rPr>
             <w:rStyle w:val="Hyperlink"/>
@@ -1038,7 +1038,7 @@
       <w:r>
         <w:t xml:space="preserve"> — créé — </w:t>
       </w:r>
-      <w:hyperlink w:history="1" r:id="rIdrwjwgc6i74unrjtayfovp">
+      <w:hyperlink w:history="1" r:id="rIdvfoa2yzedetmy25z9uxtb">
         <w:r>
           <w:rPr>
             <w:rStyle w:val="Hyperlink"/>
@@ -1067,7 +1067,7 @@
       <w:r>
         <w:t xml:space="preserve"> — créé — </w:t>
       </w:r>
-      <w:hyperlink w:history="1" r:id="rIdqcuie-unqj5dwdgspp7ey">
+      <w:hyperlink w:history="1" r:id="rId_vod2mjoi9er2w49q3huw">
         <w:r>
           <w:rPr>
             <w:rStyle w:val="Hyperlink"/>
@@ -1096,7 +1096,7 @@
       <w:r>
         <w:t xml:space="preserve"> — créé — </w:t>
       </w:r>
-      <w:hyperlink w:history="1" r:id="rIdkdgqvyq8_cyvhpkqzw5fp">
+      <w:hyperlink w:history="1" r:id="rIdhdmmpoq2mzsb3ghfzi0me">
         <w:r>
           <w:rPr>
             <w:rStyle w:val="Hyperlink"/>
@@ -1125,7 +1125,7 @@
       <w:r>
         <w:t xml:space="preserve"> — créé — </w:t>
       </w:r>
-      <w:hyperlink w:history="1" r:id="rIdm9_ryr94ul5xoelyshoio">
+      <w:hyperlink w:history="1" r:id="rId2ic2sf1zk1twxecal0qay">
         <w:r>
           <w:rPr>
             <w:rStyle w:val="Hyperlink"/>
@@ -1154,7 +1154,7 @@
       <w:r>
         <w:t xml:space="preserve"> — créé — </w:t>
       </w:r>
-      <w:hyperlink w:history="1" r:id="rId8dfebr7eyierd2bw4ckwy">
+      <w:hyperlink w:history="1" r:id="rIdmsxmfmpadhq34fxiuh3-g">
         <w:r>
           <w:rPr>
             <w:rStyle w:val="Hyperlink"/>
@@ -1183,7 +1183,7 @@
       <w:r>
         <w:t xml:space="preserve"> — créé — </w:t>
       </w:r>
-      <w:hyperlink w:history="1" r:id="rIdta559spkahh_ukhh16404">
+      <w:hyperlink w:history="1" r:id="rIdk3mkpjwwpz129lc2ybjcb">
         <w:r>
           <w:rPr>
             <w:rStyle w:val="Hyperlink"/>
@@ -1212,7 +1212,7 @@
       <w:r>
         <w:t xml:space="preserve"> — créé — </w:t>
       </w:r>
-      <w:hyperlink w:history="1" r:id="rId0hlk6xjof1bb2_uzikfkl">
+      <w:hyperlink w:history="1" r:id="rId81dihxym0m3ushqptkdov">
         <w:r>
           <w:rPr>
             <w:rStyle w:val="Hyperlink"/>
@@ -1241,7 +1241,7 @@
       <w:r>
         <w:t xml:space="preserve"> — créé — </w:t>
       </w:r>
-      <w:hyperlink w:history="1" r:id="rIdaxuipg2lwb55sy0toriv8">
+      <w:hyperlink w:history="1" r:id="rId1uxyv0tbpegdzwrvobket">
         <w:r>
           <w:rPr>
             <w:rStyle w:val="Hyperlink"/>
@@ -1270,7 +1270,7 @@
       <w:r>
         <w:t xml:space="preserve"> — créé — </w:t>
       </w:r>
-      <w:hyperlink w:history="1" r:id="rIdugx_j7vngxv7zlfagiepj">
+      <w:hyperlink w:history="1" r:id="rIdkqrwulrt4lplvz8hmh5nx">
         <w:r>
           <w:rPr>
             <w:rStyle w:val="Hyperlink"/>
@@ -1299,7 +1299,7 @@
       <w:r>
         <w:t xml:space="preserve"> — créé — </w:t>
       </w:r>
-      <w:hyperlink w:history="1" r:id="rIdp8wmbhicnfa9wktzinmfw">
+      <w:hyperlink w:history="1" r:id="rIdxkcztgkdplzcp4s-nhfri">
         <w:r>
           <w:rPr>
             <w:rStyle w:val="Hyperlink"/>
@@ -1328,7 +1328,7 @@
       <w:r>
         <w:t xml:space="preserve"> — créé — </w:t>
       </w:r>
-      <w:hyperlink w:history="1" r:id="rIdncpku9quduxadah4zgkk8">
+      <w:hyperlink w:history="1" r:id="rIddmbrqrvvqniij9vqi17ge">
         <w:r>
           <w:rPr>
             <w:rStyle w:val="Hyperlink"/>
@@ -1357,7 +1357,7 @@
       <w:r>
         <w:t xml:space="preserve"> — créé — </w:t>
       </w:r>
-      <w:hyperlink w:history="1" r:id="rIdsr4zaqqofmxbbnn-gnngg">
+      <w:hyperlink w:history="1" r:id="rIdtvzzhvstu7jyjedjvutok">
         <w:r>
           <w:rPr>
             <w:rStyle w:val="Hyperlink"/>
@@ -1386,7 +1386,7 @@
       <w:r>
         <w:t xml:space="preserve"> — créé — </w:t>
       </w:r>
-      <w:hyperlink w:history="1" r:id="rIdc8lfalfa5gfwynlk7v6jw">
+      <w:hyperlink w:history="1" r:id="rIdkhmqfbf8s5o8iqh9cou7q">
         <w:r>
           <w:rPr>
             <w:rStyle w:val="Hyperlink"/>
@@ -1415,7 +1415,7 @@
       <w:r>
         <w:t xml:space="preserve"> — créé — </w:t>
       </w:r>
-      <w:hyperlink w:history="1" r:id="rId51zuvdkqtcg4pp-wyek0y">
+      <w:hyperlink w:history="1" r:id="rIdmmerzwi6n0dq2fgc91cwg">
         <w:r>
           <w:rPr>
             <w:rStyle w:val="Hyperlink"/>
@@ -1444,7 +1444,7 @@
       <w:r>
         <w:t xml:space="preserve"> — créé — </w:t>
       </w:r>
-      <w:hyperlink w:history="1" r:id="rIdxwzqks22mufh-23pfaeu5">
+      <w:hyperlink w:history="1" r:id="rIdioejlg4bdmcfup4nr5mkg">
         <w:r>
           <w:rPr>
             <w:rStyle w:val="Hyperlink"/>
@@ -1473,7 +1473,7 @@
       <w:r>
         <w:t xml:space="preserve"> — créé — </w:t>
       </w:r>
-      <w:hyperlink w:history="1" r:id="rIdttsf1xr0tgr_absy99idl">
+      <w:hyperlink w:history="1" r:id="rIdbg4zu0jjkyjqcrcq4y8lg">
         <w:r>
           <w:rPr>
             <w:rStyle w:val="Hyperlink"/>
@@ -1502,7 +1502,7 @@
       <w:r>
         <w:t xml:space="preserve"> — créé — </w:t>
       </w:r>
-      <w:hyperlink w:history="1" r:id="rIdf8ohe0_iif4dujh-5-gap">
+      <w:hyperlink w:history="1" r:id="rIdtskawekkpkyeqnlgpzeag">
         <w:r>
           <w:rPr>
             <w:rStyle w:val="Hyperlink"/>
@@ -1531,7 +1531,7 @@
       <w:r>
         <w:t xml:space="preserve"> — créé — </w:t>
       </w:r>
-      <w:hyperlink w:history="1" r:id="rIdzqwg-m4kfalsft3ubpqqp">
+      <w:hyperlink w:history="1" r:id="rIdwvssgbebhzgb012tvk5uo">
         <w:r>
           <w:rPr>
             <w:rStyle w:val="Hyperlink"/>
@@ -1560,7 +1560,7 @@
       <w:r>
         <w:t xml:space="preserve"> — créé — </w:t>
       </w:r>
-      <w:hyperlink w:history="1" r:id="rIdgogfvs4oktqubs_nnc2tb">
+      <w:hyperlink w:history="1" r:id="rIdgs35srawh-rnzptfzizrz">
         <w:r>
           <w:rPr>
             <w:rStyle w:val="Hyperlink"/>
@@ -1589,7 +1589,7 @@
       <w:r>
         <w:t xml:space="preserve"> — créé — </w:t>
       </w:r>
-      <w:hyperlink w:history="1" r:id="rIddf8adrxbuuie5fzb1y2ji">
+      <w:hyperlink w:history="1" r:id="rIdgvvjkkkwojhspkfz9ttts">
         <w:r>
           <w:rPr>
             <w:rStyle w:val="Hyperlink"/>
@@ -1618,7 +1618,7 @@
       <w:r>
         <w:t xml:space="preserve"> — créé — </w:t>
       </w:r>
-      <w:hyperlink w:history="1" r:id="rId2mbu_b_fdbvpgnpixmqdf">
+      <w:hyperlink w:history="1" r:id="rIdn0lv5mbwm90nndkmj98j9">
         <w:r>
           <w:rPr>
             <w:rStyle w:val="Hyperlink"/>
@@ -1647,7 +1647,7 @@
       <w:r>
         <w:t xml:space="preserve"> — créé — </w:t>
       </w:r>
-      <w:hyperlink w:history="1" r:id="rIdksbulhfv4xk_17n5onvmn">
+      <w:hyperlink w:history="1" r:id="rId7790daomj8nitrinq2zgt">
         <w:r>
           <w:rPr>
             <w:rStyle w:val="Hyperlink"/>
@@ -1676,7 +1676,7 @@
       <w:r>
         <w:t xml:space="preserve"> — créé — </w:t>
       </w:r>
-      <w:hyperlink w:history="1" r:id="rIdvi3wxqjpnavspuhex-hpd">
+      <w:hyperlink w:history="1" r:id="rIdjlch7obpokcabfhvxquqy">
         <w:r>
           <w:rPr>
             <w:rStyle w:val="Hyperlink"/>
@@ -1705,7 +1705,7 @@
       <w:r>
         <w:t xml:space="preserve"> — créé — </w:t>
       </w:r>
-      <w:hyperlink w:history="1" r:id="rIdasxjcjubvynoxh8qfizkv">
+      <w:hyperlink w:history="1" r:id="rIdeel8ui1gmylxqf2wx2ixb">
         <w:r>
           <w:rPr>
             <w:rStyle w:val="Hyperlink"/>
@@ -1734,7 +1734,7 @@
       <w:r>
         <w:t xml:space="preserve"> — créé — </w:t>
       </w:r>
-      <w:hyperlink w:history="1" r:id="rId3-u0h-tngu3zu-srhxokt">
+      <w:hyperlink w:history="1" r:id="rIdzrfptzb1srlm5taxqnu62">
         <w:r>
           <w:rPr>
             <w:rStyle w:val="Hyperlink"/>
@@ -1763,7 +1763,7 @@
       <w:r>
         <w:t xml:space="preserve"> — créé — </w:t>
       </w:r>
-      <w:hyperlink w:history="1" r:id="rIdsodbsvcwdndj4jy1dx7up">
+      <w:hyperlink w:history="1" r:id="rIdm2sma2xvit49gen83nmx8">
         <w:r>
           <w:rPr>
             <w:rStyle w:val="Hyperlink"/>
@@ -1792,7 +1792,7 @@
       <w:r>
         <w:t xml:space="preserve"> — créé — </w:t>
       </w:r>
-      <w:hyperlink w:history="1" r:id="rIdtt25bhdvugg5ua2zeamne">
+      <w:hyperlink w:history="1" r:id="rIdxvbpj7z8xcfu6mthg9gtx">
         <w:r>
           <w:rPr>
             <w:rStyle w:val="Hyperlink"/>
@@ -1821,7 +1821,7 @@
       <w:r>
         <w:t xml:space="preserve"> — créé — </w:t>
       </w:r>
-      <w:hyperlink w:history="1" r:id="rIdtw2jnaftr442atvwd2tck">
+      <w:hyperlink w:history="1" r:id="rId-ssd8etvfhdmwdzekaxsz">
         <w:r>
           <w:rPr>
             <w:rStyle w:val="Hyperlink"/>
@@ -1850,7 +1850,7 @@
       <w:r>
         <w:t xml:space="preserve"> — créé — </w:t>
       </w:r>
-      <w:hyperlink w:history="1" r:id="rId4bihsuvcoo8yjuzl2qabl">
+      <w:hyperlink w:history="1" r:id="rIdyniayipmjc99mq97td2sx">
         <w:r>
           <w:rPr>
             <w:rStyle w:val="Hyperlink"/>
@@ -1879,7 +1879,7 @@
       <w:r>
         <w:t xml:space="preserve"> — créé — </w:t>
       </w:r>
-      <w:hyperlink w:history="1" r:id="rIdlyqtaujfax0mk3x0vj6v3">
+      <w:hyperlink w:history="1" r:id="rIdapmtev3ybwziuvdnbf4ki">
         <w:r>
           <w:rPr>
             <w:rStyle w:val="Hyperlink"/>
@@ -1908,7 +1908,7 @@
       <w:r>
         <w:t xml:space="preserve"> — créé — </w:t>
       </w:r>
-      <w:hyperlink w:history="1" r:id="rIdw8gwl1ovafuf2q9nxkz0g">
+      <w:hyperlink w:history="1" r:id="rIdvvjf0k3q5jbjzkns0khsh">
         <w:r>
           <w:rPr>
             <w:rStyle w:val="Hyperlink"/>
@@ -1937,7 +1937,7 @@
       <w:r>
         <w:t xml:space="preserve"> — créé — </w:t>
       </w:r>
-      <w:hyperlink w:history="1" r:id="rIdoyxbicifpgtcaambs78oq">
+      <w:hyperlink w:history="1" r:id="rIdw9tuionbc9mmvyeiivtfj">
         <w:r>
           <w:rPr>
             <w:rStyle w:val="Hyperlink"/>
@@ -1966,7 +1966,7 @@
       <w:r>
         <w:t xml:space="preserve"> — créé — </w:t>
       </w:r>
-      <w:hyperlink w:history="1" r:id="rIdtkadn8q7qqavncq_-wews">
+      <w:hyperlink w:history="1" r:id="rIdjd0j_-tjrwmpiq-bpgkdh">
         <w:r>
           <w:rPr>
             <w:rStyle w:val="Hyperlink"/>
@@ -1995,7 +1995,7 @@
       <w:r>
         <w:t xml:space="preserve"> — créé — </w:t>
       </w:r>
-      <w:hyperlink w:history="1" r:id="rIda2ie2ahfjw7kpc7-spdyh">
+      <w:hyperlink w:history="1" r:id="rIdzcbdkvmupbocmjokqcroy">
         <w:r>
           <w:rPr>
             <w:rStyle w:val="Hyperlink"/>
@@ -2024,7 +2024,7 @@
       <w:r>
         <w:t xml:space="preserve"> — créé — </w:t>
       </w:r>
-      <w:hyperlink w:history="1" r:id="rIdfu-tup3-jzdj9no23fpzg">
+      <w:hyperlink w:history="1" r:id="rIdghpani-d4atjouih6iovj">
         <w:r>
           <w:rPr>
             <w:rStyle w:val="Hyperlink"/>
@@ -2053,7 +2053,7 @@
       <w:r>
         <w:t xml:space="preserve"> — créé — </w:t>
       </w:r>
-      <w:hyperlink w:history="1" r:id="rIdfh-wwrjria93xqpq4rrjv">
+      <w:hyperlink w:history="1" r:id="rIdnccjooj7iddbatzasyycu">
         <w:r>
           <w:rPr>
             <w:rStyle w:val="Hyperlink"/>
@@ -2082,7 +2082,7 @@
       <w:r>
         <w:t xml:space="preserve"> — créé — </w:t>
       </w:r>
-      <w:hyperlink w:history="1" r:id="rIdzr6dwvrw-oczkphgd3qu6">
+      <w:hyperlink w:history="1" r:id="rIdmzkon8oxslscrq3xys-xx">
         <w:r>
           <w:rPr>
             <w:rStyle w:val="Hyperlink"/>
@@ -2111,7 +2111,7 @@
       <w:r>
         <w:t xml:space="preserve"> — créé — </w:t>
       </w:r>
-      <w:hyperlink w:history="1" r:id="rId5yaciu4rp-0kpzuc51ntt">
+      <w:hyperlink w:history="1" r:id="rIdexddyfo7kbbkkhgahg5qa">
         <w:r>
           <w:rPr>
             <w:rStyle w:val="Hyperlink"/>
@@ -2140,7 +2140,7 @@
       <w:r>
         <w:t xml:space="preserve"> — créé — </w:t>
       </w:r>
-      <w:hyperlink w:history="1" r:id="rIdvl7w3poayt1k8eapglbud">
+      <w:hyperlink w:history="1" r:id="rIdf4h6ihsxhy5rmug0bi6al">
         <w:r>
           <w:rPr>
             <w:rStyle w:val="Hyperlink"/>
@@ -2169,7 +2169,7 @@
       <w:r>
         <w:t xml:space="preserve"> — créé — </w:t>
       </w:r>
-      <w:hyperlink w:history="1" r:id="rIdtmb2qazdf0zqerjngq6hk">
+      <w:hyperlink w:history="1" r:id="rIdixcrt8uljphmhtcxpqunw">
         <w:r>
           <w:rPr>
             <w:rStyle w:val="Hyperlink"/>
@@ -2198,7 +2198,7 @@
       <w:r>
         <w:t xml:space="preserve"> — créé — </w:t>
       </w:r>
-      <w:hyperlink w:history="1" r:id="rIdtcxlywersfdrwlcc6ydct">
+      <w:hyperlink w:history="1" r:id="rIdj4on_cdgsmib_4a1qwnoj">
         <w:r>
           <w:rPr>
             <w:rStyle w:val="Hyperlink"/>
@@ -2227,7 +2227,7 @@
       <w:r>
         <w:t xml:space="preserve"> — créé — </w:t>
       </w:r>
-      <w:hyperlink w:history="1" r:id="rId5vqeca1-evcqbklubp5gq">
+      <w:hyperlink w:history="1" r:id="rIdextuhdbrcvrxcm8fbp7ch">
         <w:r>
           <w:rPr>
             <w:rStyle w:val="Hyperlink"/>
@@ -2256,7 +2256,7 @@
       <w:r>
         <w:t xml:space="preserve"> — créé — </w:t>
       </w:r>
-      <w:hyperlink w:history="1" r:id="rIdosct1wzof7ihamg_e2urj">
+      <w:hyperlink w:history="1" r:id="rIdg0ujdgoh9od1gbcuy2rv3">
         <w:r>
           <w:rPr>
             <w:rStyle w:val="Hyperlink"/>
@@ -2285,7 +2285,7 @@
       <w:r>
         <w:t xml:space="preserve"> — créé — </w:t>
       </w:r>
-      <w:hyperlink w:history="1" r:id="rId_vwnbdq1vrlg9xvmbpuoz">
+      <w:hyperlink w:history="1" r:id="rIdwz8pdx0bekexzikizvjms">
         <w:r>
           <w:rPr>
             <w:rStyle w:val="Hyperlink"/>
@@ -2314,7 +2314,7 @@
       <w:r>
         <w:t xml:space="preserve"> — créé — </w:t>
       </w:r>
-      <w:hyperlink w:history="1" r:id="rIdsbeolo2mcwqbpmh9lagmb">
+      <w:hyperlink w:history="1" r:id="rIdkhmctwtbtjqitf78m4slt">
         <w:r>
           <w:rPr>
             <w:rStyle w:val="Hyperlink"/>
@@ -2343,7 +2343,7 @@
       <w:r>
         <w:t xml:space="preserve"> — créé — </w:t>
       </w:r>
-      <w:hyperlink w:history="1" r:id="rIdvo9i6jldihf8i6c73g-k3">
+      <w:hyperlink w:history="1" r:id="rIdoxxuvowxerssq1vxplgbj">
         <w:r>
           <w:rPr>
             <w:rStyle w:val="Hyperlink"/>
@@ -2372,7 +2372,7 @@
       <w:r>
         <w:t xml:space="preserve"> — créé — </w:t>
       </w:r>
-      <w:hyperlink w:history="1" r:id="rIdyplrpm9s0sf5rmq6tardt">
+      <w:hyperlink w:history="1" r:id="rIdgwz5fjea2rkba80pzzq3j">
         <w:r>
           <w:rPr>
             <w:rStyle w:val="Hyperlink"/>
@@ -2401,7 +2401,7 @@
       <w:r>
         <w:t xml:space="preserve"> — créé — </w:t>
       </w:r>
-      <w:hyperlink w:history="1" r:id="rIdbchz8xf2xmgaoy38hr6rz">
+      <w:hyperlink w:history="1" r:id="rIdk_qlxkp752nyupqhkslxq">
         <w:r>
           <w:rPr>
             <w:rStyle w:val="Hyperlink"/>
@@ -2430,7 +2430,7 @@
       <w:r>
         <w:t xml:space="preserve"> — créé — </w:t>
       </w:r>
-      <w:hyperlink w:history="1" r:id="rIdvwufaqio2g0dpkykumyg5">
+      <w:hyperlink w:history="1" r:id="rIddp7rkcreprqvaqg10r6nu">
         <w:r>
           <w:rPr>
             <w:rStyle w:val="Hyperlink"/>
@@ -2459,7 +2459,7 @@
       <w:r>
         <w:t xml:space="preserve"> — créé — </w:t>
       </w:r>
-      <w:hyperlink w:history="1" r:id="rIdwb5rn3_npwxfa3869fdi2">
+      <w:hyperlink w:history="1" r:id="rIdbat4lv72ipzag3ht91aon">
         <w:r>
           <w:rPr>
             <w:rStyle w:val="Hyperlink"/>
@@ -2488,7 +2488,7 @@
       <w:r>
         <w:t xml:space="preserve"> — créé — </w:t>
       </w:r>
-      <w:hyperlink w:history="1" r:id="rIdrmkfep9bxuz84jok4b-0-">
+      <w:hyperlink w:history="1" r:id="rIdqbzauffjhdusykxyuz0fa">
         <w:r>
           <w:rPr>
             <w:rStyle w:val="Hyperlink"/>
@@ -2517,7 +2517,7 @@
       <w:r>
         <w:t xml:space="preserve"> — créé — </w:t>
       </w:r>
-      <w:hyperlink w:history="1" r:id="rIdvzeivyewmzosoc-afypmn">
+      <w:hyperlink w:history="1" r:id="rId-ozmj7ijsfmec_ovv6hlf">
         <w:r>
           <w:rPr>
             <w:rStyle w:val="Hyperlink"/>
@@ -2546,7 +2546,7 @@
       <w:r>
         <w:t xml:space="preserve"> — créé — </w:t>
       </w:r>
-      <w:hyperlink w:history="1" r:id="rIdprum94q_dak54fzn8g9qj">
+      <w:hyperlink w:history="1" r:id="rIdjjkqmmb-nsvoezqe99hrk">
         <w:r>
           <w:rPr>
             <w:rStyle w:val="Hyperlink"/>
@@ -2575,7 +2575,7 @@
       <w:r>
         <w:t xml:space="preserve"> — créé — </w:t>
       </w:r>
-      <w:hyperlink w:history="1" r:id="rIdyo2qs3tsg-jfsqp8dowgy">
+      <w:hyperlink w:history="1" r:id="rIdlsanzsrnnqwfs5_bsk-r_">
         <w:r>
           <w:rPr>
             <w:rStyle w:val="Hyperlink"/>
@@ -2604,7 +2604,7 @@
       <w:r>
         <w:t xml:space="preserve"> — créé — </w:t>
       </w:r>
-      <w:hyperlink w:history="1" r:id="rIdi_wzalvctp3gmgcn6ubmx">
+      <w:hyperlink w:history="1" r:id="rIdb8xpuee8humpzj1zcbp6u">
         <w:r>
           <w:rPr>
             <w:rStyle w:val="Hyperlink"/>
@@ -2633,7 +2633,7 @@
       <w:r>
         <w:t xml:space="preserve"> — créé — </w:t>
       </w:r>
-      <w:hyperlink w:history="1" r:id="rIdae9cvbdqf0mz3gwxw-hwo">
+      <w:hyperlink w:history="1" r:id="rIdtife19soxlxujfjlt8qpj">
         <w:r>
           <w:rPr>
             <w:rStyle w:val="Hyperlink"/>
@@ -2662,7 +2662,7 @@
       <w:r>
         <w:t xml:space="preserve"> — créé — </w:t>
       </w:r>
-      <w:hyperlink w:history="1" r:id="rIdiisctx4podcm8hi4ewrfq">
+      <w:hyperlink w:history="1" r:id="rIdzr0dgcyhr7tec94uzeld-">
         <w:r>
           <w:rPr>
             <w:rStyle w:val="Hyperlink"/>
@@ -2691,7 +2691,7 @@
       <w:r>
         <w:t xml:space="preserve"> — créé — </w:t>
       </w:r>
-      <w:hyperlink w:history="1" r:id="rIdacqumsaqxi38cub3tngxu">
+      <w:hyperlink w:history="1" r:id="rIdribweviu47rpnkzhznpag">
         <w:r>
           <w:rPr>
             <w:rStyle w:val="Hyperlink"/>
@@ -2720,7 +2720,7 @@
       <w:r>
         <w:t xml:space="preserve"> — créé — </w:t>
       </w:r>
-      <w:hyperlink w:history="1" r:id="rIdhy-vqe9x4dhmc7ug1ph6_">
+      <w:hyperlink w:history="1" r:id="rIdud4kp7ij4kxymcbwt8tmg">
         <w:r>
           <w:rPr>
             <w:rStyle w:val="Hyperlink"/>
@@ -2749,7 +2749,7 @@
       <w:r>
         <w:t xml:space="preserve"> — créé — </w:t>
       </w:r>
-      <w:hyperlink w:history="1" r:id="rId8oql3ghbiyqre3nzat8bh">
+      <w:hyperlink w:history="1" r:id="rIdqb6b9vqssy2ls4e3iy8be">
         <w:r>
           <w:rPr>
             <w:rStyle w:val="Hyperlink"/>
@@ -2778,7 +2778,7 @@
       <w:r>
         <w:t xml:space="preserve"> — créé — </w:t>
       </w:r>
-      <w:hyperlink w:history="1" r:id="rIdfdprpxdgpz3kvp9ctazyr">
+      <w:hyperlink w:history="1" r:id="rIdtvxaoggc9-qslnfeovbyo">
         <w:r>
           <w:rPr>
             <w:rStyle w:val="Hyperlink"/>
@@ -2807,7 +2807,7 @@
       <w:r>
         <w:t xml:space="preserve"> — créé — </w:t>
       </w:r>
-      <w:hyperlink w:history="1" r:id="rIdhx-hvz00ua5utizgersmd">
+      <w:hyperlink w:history="1" r:id="rIdqddmuq4rk7xewtgcgfg7j">
         <w:r>
           <w:rPr>
             <w:rStyle w:val="Hyperlink"/>
@@ -2836,7 +2836,7 @@
       <w:r>
         <w:t xml:space="preserve"> — créé — </w:t>
       </w:r>
-      <w:hyperlink w:history="1" r:id="rIditfiepsvitpeayfpioxri">
+      <w:hyperlink w:history="1" r:id="rId1gqx2ajxlp8ogrh7lcndb">
         <w:r>
           <w:rPr>
             <w:rStyle w:val="Hyperlink"/>
@@ -2865,7 +2865,7 @@
       <w:r>
         <w:t xml:space="preserve"> — créé — </w:t>
       </w:r>
-      <w:hyperlink w:history="1" r:id="rIdzehfu1hdp0rjlcmdmgcum">
+      <w:hyperlink w:history="1" r:id="rId5liaxc3i3iooskndc0unn">
         <w:r>
           <w:rPr>
             <w:rStyle w:val="Hyperlink"/>
@@ -2894,7 +2894,7 @@
       <w:r>
         <w:t xml:space="preserve"> — créé — </w:t>
       </w:r>
-      <w:hyperlink w:history="1" r:id="rIdlorycvklrmxfms-zu8uqr">
+      <w:hyperlink w:history="1" r:id="rId-asxwkykt-wtb9vubgmqt">
         <w:r>
           <w:rPr>
             <w:rStyle w:val="Hyperlink"/>
@@ -2923,7 +2923,7 @@
       <w:r>
         <w:t xml:space="preserve"> — créé — </w:t>
       </w:r>
-      <w:hyperlink w:history="1" r:id="rIdcam9lsjrmhyxscbgonryt">
+      <w:hyperlink w:history="1" r:id="rId69xt2zefkbbiy6l6th_lj">
         <w:r>
           <w:rPr>
             <w:rStyle w:val="Hyperlink"/>
@@ -2952,7 +2952,7 @@
       <w:r>
         <w:t xml:space="preserve"> — créé — </w:t>
       </w:r>
-      <w:hyperlink w:history="1" r:id="rId5qbd6rt3e8rbxkpr9__sg">
+      <w:hyperlink w:history="1" r:id="rId6tays8ppdccczq0oakmiv">
         <w:r>
           <w:rPr>
             <w:rStyle w:val="Hyperlink"/>
@@ -2981,7 +2981,7 @@
       <w:r>
         <w:t xml:space="preserve"> — créé — </w:t>
       </w:r>
-      <w:hyperlink w:history="1" r:id="rIdp9obxbeedssgqrvbmrycp">
+      <w:hyperlink w:history="1" r:id="rIdrqkd1efrtcshtxpaw5ruh">
         <w:r>
           <w:rPr>
             <w:rStyle w:val="Hyperlink"/>
@@ -3010,7 +3010,7 @@
       <w:r>
         <w:t xml:space="preserve"> — créé — </w:t>
       </w:r>
-      <w:hyperlink w:history="1" r:id="rIdkonhuh_vl8aluasq05j6v">
+      <w:hyperlink w:history="1" r:id="rIdpkbhuc_ieuqkumlmkqtj_">
         <w:r>
           <w:rPr>
             <w:rStyle w:val="Hyperlink"/>
@@ -3039,7 +3039,7 @@
       <w:r>
         <w:t xml:space="preserve"> — créé — </w:t>
       </w:r>
-      <w:hyperlink w:history="1" r:id="rIdz_fs9shnsn78nezdegauk">
+      <w:hyperlink w:history="1" r:id="rIdychee7dnzaijw8pz4euwx">
         <w:r>
           <w:rPr>
             <w:rStyle w:val="Hyperlink"/>
@@ -3068,7 +3068,7 @@
       <w:r>
         <w:t xml:space="preserve"> — modifié — </w:t>
       </w:r>
-      <w:hyperlink w:history="1" r:id="rIdsc4pezwkaoqokvp03qafd">
+      <w:hyperlink w:history="1" r:id="rIdryesvygrbcvpixhgvbpqp">
         <w:r>
           <w:rPr>
             <w:rStyle w:val="Hyperlink"/>
@@ -3097,7 +3097,7 @@
       <w:r>
         <w:t xml:space="preserve"> — modifié — </w:t>
       </w:r>
-      <w:hyperlink w:history="1" r:id="rIddp1hpt7tklglcxyukemx2">
+      <w:hyperlink w:history="1" r:id="rId2tnadaemv7pke-mvyamjq">
         <w:r>
           <w:rPr>
             <w:rStyle w:val="Hyperlink"/>
@@ -3134,7 +3134,7 @@
       <w:r>
         <w:t xml:space="preserve"> — modifié — </w:t>
       </w:r>
-      <w:hyperlink w:history="1" r:id="rIdw7ai0d6vhhocai2fm0vrg">
+      <w:hyperlink w:history="1" r:id="rIdwwndzjxlr8aceatzntquf">
         <w:r>
           <w:rPr>
             <w:rStyle w:val="Hyperlink"/>
@@ -3163,7 +3163,7 @@
       <w:r>
         <w:t xml:space="preserve"> — modifié — </w:t>
       </w:r>
-      <w:hyperlink w:history="1" r:id="rId1kre9kylfy79f2ivro_6n">
+      <w:hyperlink w:history="1" r:id="rIdgk9b2icsv-mxr3cfquso4">
         <w:r>
           <w:rPr>
             <w:rStyle w:val="Hyperlink"/>

--- a/docs/developpement/phases/word/PHASE_31_SUIVI_DU_DEVELOPPEMENT_ET_PREPARATION_DE_LAUDIT_CODEX.docx
+++ b/docs/developpement/phases/word/PHASE_31_SUIVI_DU_DEVELOPPEMENT_ET_PREPARATION_DE_LAUDIT_CODEX.docx
@@ -18,9 +18,9 @@
         <w:shd w:fill="F6F3FF" w:color="auto" w:val="clear"/>
       </w:pPr>
       <w:r>
-        <w:t xml:space="preserve">FlaiX Expert · dossier de développement · généré le 2026-10-04 depuis le dépôt </w:t>
-      </w:r>
-      <w:hyperlink w:history="1" r:id="rIdaanw9bmylptidgm8scbfi">
+        <w:t xml:space="preserve">FlaiX Expert · dossier de développement · généré le 2026-10-19 depuis le dépôt </w:t>
+      </w:r>
+      <w:hyperlink w:history="1" r:id="rIdeqsmc6bqsahkrpg7hl7ti">
         <w:r>
           <w:rPr>
             <w:rStyle w:val="Hyperlink"/>
@@ -690,7 +690,7 @@
           <w:numId w:val="2"/>
         </w:numPr>
       </w:pPr>
-      <w:hyperlink w:history="1" r:id="rIdrzwy-1lzuwdarmd9uiv2r">
+      <w:hyperlink w:history="1" r:id="rIda5mdjds9vj-0k6ik6kzgp">
         <w:r>
           <w:rPr>
             <w:rStyle w:val="Hyperlink"/>
@@ -710,7 +710,7 @@
           <w:numId w:val="2"/>
         </w:numPr>
       </w:pPr>
-      <w:hyperlink w:history="1" r:id="rIdz_ohhqfj6twxca0algapr">
+      <w:hyperlink w:history="1" r:id="rId5yop0dfvmmyxw1ki0wniw">
         <w:r>
           <w:rPr>
             <w:rStyle w:val="Hyperlink"/>
@@ -730,7 +730,7 @@
           <w:numId w:val="2"/>
         </w:numPr>
       </w:pPr>
-      <w:hyperlink w:history="1" r:id="rIdgs8icrokyebwkus16s-mo">
+      <w:hyperlink w:history="1" r:id="rIdp7vuvyltqdgdvnn6khsls">
         <w:r>
           <w:rPr>
             <w:rStyle w:val="Hyperlink"/>
@@ -750,7 +750,7 @@
           <w:numId w:val="2"/>
         </w:numPr>
       </w:pPr>
-      <w:hyperlink w:history="1" r:id="rId8i8yumdgi0iqgeui8xivr">
+      <w:hyperlink w:history="1" r:id="rIdlsp6lshkbpwn02fpeecjq">
         <w:r>
           <w:rPr>
             <w:rStyle w:val="Hyperlink"/>
@@ -798,7 +798,7 @@
       <w:r>
         <w:t xml:space="preserve"> — créé — </w:t>
       </w:r>
-      <w:hyperlink w:history="1" r:id="rIduyovkj3fzbdqm-rz-ko5m">
+      <w:hyperlink w:history="1" r:id="rId_wgo9_j6njpopsmh-euua">
         <w:r>
           <w:rPr>
             <w:rStyle w:val="Hyperlink"/>
@@ -827,7 +827,7 @@
       <w:r>
         <w:t xml:space="preserve"> — créé — </w:t>
       </w:r>
-      <w:hyperlink w:history="1" r:id="rIdvrvesful8-13lguzskhxc">
+      <w:hyperlink w:history="1" r:id="rIdgsb5cqp-hnudtmfdojitq">
         <w:r>
           <w:rPr>
             <w:rStyle w:val="Hyperlink"/>
@@ -856,7 +856,7 @@
       <w:r>
         <w:t xml:space="preserve"> — créé — </w:t>
       </w:r>
-      <w:hyperlink w:history="1" r:id="rIdixgeana6exocbcflawrvb">
+      <w:hyperlink w:history="1" r:id="rIdyy5rxunqcsrbau9h5tpsv">
         <w:r>
           <w:rPr>
             <w:rStyle w:val="Hyperlink"/>
@@ -885,7 +885,7 @@
       <w:r>
         <w:t xml:space="preserve"> — créé — </w:t>
       </w:r>
-      <w:hyperlink w:history="1" r:id="rIdfalho9x0h46wejo6dtyb2">
+      <w:hyperlink w:history="1" r:id="rIdi6vkc3mscezeoodc4wfvu">
         <w:r>
           <w:rPr>
             <w:rStyle w:val="Hyperlink"/>
@@ -914,7 +914,7 @@
       <w:r>
         <w:t xml:space="preserve"> — créé — </w:t>
       </w:r>
-      <w:hyperlink w:history="1" r:id="rIdo_72-hoshcm_xih10e7kk">
+      <w:hyperlink w:history="1" r:id="rIdsjjbq7li6347lj1uk9qby">
         <w:r>
           <w:rPr>
             <w:rStyle w:val="Hyperlink"/>
@@ -951,7 +951,7 @@
       <w:r>
         <w:t xml:space="preserve"> — créé — </w:t>
       </w:r>
-      <w:hyperlink w:history="1" r:id="rId5kalhrm3rcjbkpyxy401h">
+      <w:hyperlink w:history="1" r:id="rIdu5lfajvxigtmmtqhjxyll">
         <w:r>
           <w:rPr>
             <w:rStyle w:val="Hyperlink"/>
@@ -980,7 +980,7 @@
       <w:r>
         <w:t xml:space="preserve"> — créé — </w:t>
       </w:r>
-      <w:hyperlink w:history="1" r:id="rId5zvltlrz8m0u2b1vbvge7">
+      <w:hyperlink w:history="1" r:id="rIdzzbvgyyjgj6s0hcozpoag">
         <w:r>
           <w:rPr>
             <w:rStyle w:val="Hyperlink"/>
@@ -1009,7 +1009,7 @@
       <w:r>
         <w:t xml:space="preserve"> — modifié — </w:t>
       </w:r>
-      <w:hyperlink w:history="1" r:id="rIdtphovipf7iyw-jcdx82kb">
+      <w:hyperlink w:history="1" r:id="rIdxfcvjy98mnxswbnz1rdno">
         <w:r>
           <w:rPr>
             <w:rStyle w:val="Hyperlink"/>
@@ -1038,7 +1038,7 @@
       <w:r>
         <w:t xml:space="preserve"> — créé — </w:t>
       </w:r>
-      <w:hyperlink w:history="1" r:id="rIdvfoa2yzedetmy25z9uxtb">
+      <w:hyperlink w:history="1" r:id="rIdcxcgaidsp1ylo2b0cugh5">
         <w:r>
           <w:rPr>
             <w:rStyle w:val="Hyperlink"/>
@@ -1067,7 +1067,7 @@
       <w:r>
         <w:t xml:space="preserve"> — créé — </w:t>
       </w:r>
-      <w:hyperlink w:history="1" r:id="rId_vod2mjoi9er2w49q3huw">
+      <w:hyperlink w:history="1" r:id="rIdxiljs5_ijitdjsmllezkk">
         <w:r>
           <w:rPr>
             <w:rStyle w:val="Hyperlink"/>
@@ -1096,7 +1096,7 @@
       <w:r>
         <w:t xml:space="preserve"> — créé — </w:t>
       </w:r>
-      <w:hyperlink w:history="1" r:id="rIdhdmmpoq2mzsb3ghfzi0me">
+      <w:hyperlink w:history="1" r:id="rIdz8xk-_ep45leyavz3deuk">
         <w:r>
           <w:rPr>
             <w:rStyle w:val="Hyperlink"/>
@@ -1125,7 +1125,7 @@
       <w:r>
         <w:t xml:space="preserve"> — créé — </w:t>
       </w:r>
-      <w:hyperlink w:history="1" r:id="rId2ic2sf1zk1twxecal0qay">
+      <w:hyperlink w:history="1" r:id="rIdbp9cz5dzqucuvcozeovuo">
         <w:r>
           <w:rPr>
             <w:rStyle w:val="Hyperlink"/>
@@ -1154,7 +1154,7 @@
       <w:r>
         <w:t xml:space="preserve"> — créé — </w:t>
       </w:r>
-      <w:hyperlink w:history="1" r:id="rIdmsxmfmpadhq34fxiuh3-g">
+      <w:hyperlink w:history="1" r:id="rIddd9rb_l_zr7qccj9ghgy4">
         <w:r>
           <w:rPr>
             <w:rStyle w:val="Hyperlink"/>
@@ -1183,7 +1183,7 @@
       <w:r>
         <w:t xml:space="preserve"> — créé — </w:t>
       </w:r>
-      <w:hyperlink w:history="1" r:id="rIdk3mkpjwwpz129lc2ybjcb">
+      <w:hyperlink w:history="1" r:id="rIdh-xhvrxrlgwylqmfbtxq_">
         <w:r>
           <w:rPr>
             <w:rStyle w:val="Hyperlink"/>
@@ -1212,7 +1212,7 @@
       <w:r>
         <w:t xml:space="preserve"> — créé — </w:t>
       </w:r>
-      <w:hyperlink w:history="1" r:id="rId81dihxym0m3ushqptkdov">
+      <w:hyperlink w:history="1" r:id="rIdoiuhhgsqtx6ceineivowi">
         <w:r>
           <w:rPr>
             <w:rStyle w:val="Hyperlink"/>
@@ -1241,7 +1241,7 @@
       <w:r>
         <w:t xml:space="preserve"> — créé — </w:t>
       </w:r>
-      <w:hyperlink w:history="1" r:id="rId1uxyv0tbpegdzwrvobket">
+      <w:hyperlink w:history="1" r:id="rIdxbhokh11b1zfwv6xklels">
         <w:r>
           <w:rPr>
             <w:rStyle w:val="Hyperlink"/>
@@ -1270,7 +1270,7 @@
       <w:r>
         <w:t xml:space="preserve"> — créé — </w:t>
       </w:r>
-      <w:hyperlink w:history="1" r:id="rIdkqrwulrt4lplvz8hmh5nx">
+      <w:hyperlink w:history="1" r:id="rIds4z8jvapgrbzwx_0lg8wi">
         <w:r>
           <w:rPr>
             <w:rStyle w:val="Hyperlink"/>
@@ -1299,7 +1299,7 @@
       <w:r>
         <w:t xml:space="preserve"> — créé — </w:t>
       </w:r>
-      <w:hyperlink w:history="1" r:id="rIdxkcztgkdplzcp4s-nhfri">
+      <w:hyperlink w:history="1" r:id="rIdbaffoek2poz32detpgjbv">
         <w:r>
           <w:rPr>
             <w:rStyle w:val="Hyperlink"/>
@@ -1328,7 +1328,7 @@
       <w:r>
         <w:t xml:space="preserve"> — créé — </w:t>
       </w:r>
-      <w:hyperlink w:history="1" r:id="rIddmbrqrvvqniij9vqi17ge">
+      <w:hyperlink w:history="1" r:id="rIdkochn544x2pgyej68_dmf">
         <w:r>
           <w:rPr>
             <w:rStyle w:val="Hyperlink"/>
@@ -1357,7 +1357,7 @@
       <w:r>
         <w:t xml:space="preserve"> — créé — </w:t>
       </w:r>
-      <w:hyperlink w:history="1" r:id="rIdtvzzhvstu7jyjedjvutok">
+      <w:hyperlink w:history="1" r:id="rIdxxigzfiarmuyjhta2obf2">
         <w:r>
           <w:rPr>
             <w:rStyle w:val="Hyperlink"/>
@@ -1386,7 +1386,7 @@
       <w:r>
         <w:t xml:space="preserve"> — créé — </w:t>
       </w:r>
-      <w:hyperlink w:history="1" r:id="rIdkhmqfbf8s5o8iqh9cou7q">
+      <w:hyperlink w:history="1" r:id="rIdogciz-youjwhduw3zzwbt">
         <w:r>
           <w:rPr>
             <w:rStyle w:val="Hyperlink"/>
@@ -1415,7 +1415,7 @@
       <w:r>
         <w:t xml:space="preserve"> — créé — </w:t>
       </w:r>
-      <w:hyperlink w:history="1" r:id="rIdmmerzwi6n0dq2fgc91cwg">
+      <w:hyperlink w:history="1" r:id="rIdyptbvflfu81hs0t2j3oho">
         <w:r>
           <w:rPr>
             <w:rStyle w:val="Hyperlink"/>
@@ -1444,7 +1444,7 @@
       <w:r>
         <w:t xml:space="preserve"> — créé — </w:t>
       </w:r>
-      <w:hyperlink w:history="1" r:id="rIdioejlg4bdmcfup4nr5mkg">
+      <w:hyperlink w:history="1" r:id="rIdguab8q4qwfqaikivimn-h">
         <w:r>
           <w:rPr>
             <w:rStyle w:val="Hyperlink"/>
@@ -1473,7 +1473,7 @@
       <w:r>
         <w:t xml:space="preserve"> — créé — </w:t>
       </w:r>
-      <w:hyperlink w:history="1" r:id="rIdbg4zu0jjkyjqcrcq4y8lg">
+      <w:hyperlink w:history="1" r:id="rIdrqube8ixkzzmwoo_p9sss">
         <w:r>
           <w:rPr>
             <w:rStyle w:val="Hyperlink"/>
@@ -1502,7 +1502,7 @@
       <w:r>
         <w:t xml:space="preserve"> — créé — </w:t>
       </w:r>
-      <w:hyperlink w:history="1" r:id="rIdtskawekkpkyeqnlgpzeag">
+      <w:hyperlink w:history="1" r:id="rId0upstoc8t-7zldmxeltsa">
         <w:r>
           <w:rPr>
             <w:rStyle w:val="Hyperlink"/>
@@ -1531,7 +1531,7 @@
       <w:r>
         <w:t xml:space="preserve"> — créé — </w:t>
       </w:r>
-      <w:hyperlink w:history="1" r:id="rIdwvssgbebhzgb012tvk5uo">
+      <w:hyperlink w:history="1" r:id="rIdm01jxvi6aztfsaa36fssq">
         <w:r>
           <w:rPr>
             <w:rStyle w:val="Hyperlink"/>
@@ -1560,7 +1560,7 @@
       <w:r>
         <w:t xml:space="preserve"> — créé — </w:t>
       </w:r>
-      <w:hyperlink w:history="1" r:id="rIdgs35srawh-rnzptfzizrz">
+      <w:hyperlink w:history="1" r:id="rId4fu2dq_l1ebslnoje0jdx">
         <w:r>
           <w:rPr>
             <w:rStyle w:val="Hyperlink"/>
@@ -1589,7 +1589,7 @@
       <w:r>
         <w:t xml:space="preserve"> — créé — </w:t>
       </w:r>
-      <w:hyperlink w:history="1" r:id="rIdgvvjkkkwojhspkfz9ttts">
+      <w:hyperlink w:history="1" r:id="rIdj9nn4qusuuembniaywrfs">
         <w:r>
           <w:rPr>
             <w:rStyle w:val="Hyperlink"/>
@@ -1618,7 +1618,7 @@
       <w:r>
         <w:t xml:space="preserve"> — créé — </w:t>
       </w:r>
-      <w:hyperlink w:history="1" r:id="rIdn0lv5mbwm90nndkmj98j9">
+      <w:hyperlink w:history="1" r:id="rIdkkyf5_avq_raez4znfp6v">
         <w:r>
           <w:rPr>
             <w:rStyle w:val="Hyperlink"/>
@@ -1647,7 +1647,7 @@
       <w:r>
         <w:t xml:space="preserve"> — créé — </w:t>
       </w:r>
-      <w:hyperlink w:history="1" r:id="rId7790daomj8nitrinq2zgt">
+      <w:hyperlink w:history="1" r:id="rIdt_ueyq5595vtzdtfnaol9">
         <w:r>
           <w:rPr>
             <w:rStyle w:val="Hyperlink"/>
@@ -1676,7 +1676,7 @@
       <w:r>
         <w:t xml:space="preserve"> — créé — </w:t>
       </w:r>
-      <w:hyperlink w:history="1" r:id="rIdjlch7obpokcabfhvxquqy">
+      <w:hyperlink w:history="1" r:id="rId2withdf94xnhoqvddur_l">
         <w:r>
           <w:rPr>
             <w:rStyle w:val="Hyperlink"/>
@@ -1705,7 +1705,7 @@
       <w:r>
         <w:t xml:space="preserve"> — créé — </w:t>
       </w:r>
-      <w:hyperlink w:history="1" r:id="rIdeel8ui1gmylxqf2wx2ixb">
+      <w:hyperlink w:history="1" r:id="rId3oeaqcugogfro3ntddrbj">
         <w:r>
           <w:rPr>
             <w:rStyle w:val="Hyperlink"/>
@@ -1734,7 +1734,7 @@
       <w:r>
         <w:t xml:space="preserve"> — créé — </w:t>
       </w:r>
-      <w:hyperlink w:history="1" r:id="rIdzrfptzb1srlm5taxqnu62">
+      <w:hyperlink w:history="1" r:id="rId5cczbv5oror7gdphzrsmr">
         <w:r>
           <w:rPr>
             <w:rStyle w:val="Hyperlink"/>
@@ -1763,7 +1763,7 @@
       <w:r>
         <w:t xml:space="preserve"> — créé — </w:t>
       </w:r>
-      <w:hyperlink w:history="1" r:id="rIdm2sma2xvit49gen83nmx8">
+      <w:hyperlink w:history="1" r:id="rIdp3q9qthux_bebparnxk1s">
         <w:r>
           <w:rPr>
             <w:rStyle w:val="Hyperlink"/>
@@ -1792,7 +1792,7 @@
       <w:r>
         <w:t xml:space="preserve"> — créé — </w:t>
       </w:r>
-      <w:hyperlink w:history="1" r:id="rIdxvbpj7z8xcfu6mthg9gtx">
+      <w:hyperlink w:history="1" r:id="rId2ml47b0q_fmmqa5sznzag">
         <w:r>
           <w:rPr>
             <w:rStyle w:val="Hyperlink"/>
@@ -1821,7 +1821,7 @@
       <w:r>
         <w:t xml:space="preserve"> — créé — </w:t>
       </w:r>
-      <w:hyperlink w:history="1" r:id="rId-ssd8etvfhdmwdzekaxsz">
+      <w:hyperlink w:history="1" r:id="rIdvwiylq-cpe2z8witypbus">
         <w:r>
           <w:rPr>
             <w:rStyle w:val="Hyperlink"/>
@@ -1850,7 +1850,7 @@
       <w:r>
         <w:t xml:space="preserve"> — créé — </w:t>
       </w:r>
-      <w:hyperlink w:history="1" r:id="rIdyniayipmjc99mq97td2sx">
+      <w:hyperlink w:history="1" r:id="rIdsbwqxo8tuxxsm5u4qclbg">
         <w:r>
           <w:rPr>
             <w:rStyle w:val="Hyperlink"/>
@@ -1879,7 +1879,7 @@
       <w:r>
         <w:t xml:space="preserve"> — créé — </w:t>
       </w:r>
-      <w:hyperlink w:history="1" r:id="rIdapmtev3ybwziuvdnbf4ki">
+      <w:hyperlink w:history="1" r:id="rIdeelupjrebcjgeomytgv8u">
         <w:r>
           <w:rPr>
             <w:rStyle w:val="Hyperlink"/>
@@ -1908,7 +1908,7 @@
       <w:r>
         <w:t xml:space="preserve"> — créé — </w:t>
       </w:r>
-      <w:hyperlink w:history="1" r:id="rIdvvjf0k3q5jbjzkns0khsh">
+      <w:hyperlink w:history="1" r:id="rIdhidswrj4tcmppza1atpnn">
         <w:r>
           <w:rPr>
             <w:rStyle w:val="Hyperlink"/>
@@ -1937,7 +1937,7 @@
       <w:r>
         <w:t xml:space="preserve"> — créé — </w:t>
       </w:r>
-      <w:hyperlink w:history="1" r:id="rIdw9tuionbc9mmvyeiivtfj">
+      <w:hyperlink w:history="1" r:id="rIdqgpdrcaiqqjljry5fg3p1">
         <w:r>
           <w:rPr>
             <w:rStyle w:val="Hyperlink"/>
@@ -1966,7 +1966,7 @@
       <w:r>
         <w:t xml:space="preserve"> — créé — </w:t>
       </w:r>
-      <w:hyperlink w:history="1" r:id="rIdjd0j_-tjrwmpiq-bpgkdh">
+      <w:hyperlink w:history="1" r:id="rIdyn4oyzrsmqjyuhae46gjn">
         <w:r>
           <w:rPr>
             <w:rStyle w:val="Hyperlink"/>
@@ -1995,7 +1995,7 @@
       <w:r>
         <w:t xml:space="preserve"> — créé — </w:t>
       </w:r>
-      <w:hyperlink w:history="1" r:id="rIdzcbdkvmupbocmjokqcroy">
+      <w:hyperlink w:history="1" r:id="rIdrrp7h6ja0bep43ee5zov7">
         <w:r>
           <w:rPr>
             <w:rStyle w:val="Hyperlink"/>
@@ -2024,7 +2024,7 @@
       <w:r>
         <w:t xml:space="preserve"> — créé — </w:t>
       </w:r>
-      <w:hyperlink w:history="1" r:id="rIdghpani-d4atjouih6iovj">
+      <w:hyperlink w:history="1" r:id="rIdetn2bmd1q54cwgjt7rai4">
         <w:r>
           <w:rPr>
             <w:rStyle w:val="Hyperlink"/>
@@ -2053,7 +2053,7 @@
       <w:r>
         <w:t xml:space="preserve"> — créé — </w:t>
       </w:r>
-      <w:hyperlink w:history="1" r:id="rIdnccjooj7iddbatzasyycu">
+      <w:hyperlink w:history="1" r:id="rIdcmfkq2az2mcsr4var5wlq">
         <w:r>
           <w:rPr>
             <w:rStyle w:val="Hyperlink"/>
@@ -2082,7 +2082,7 @@
       <w:r>
         <w:t xml:space="preserve"> — créé — </w:t>
       </w:r>
-      <w:hyperlink w:history="1" r:id="rIdmzkon8oxslscrq3xys-xx">
+      <w:hyperlink w:history="1" r:id="rIdjn_8valgb0e8bqw4tpb3b">
         <w:r>
           <w:rPr>
             <w:rStyle w:val="Hyperlink"/>
@@ -2111,7 +2111,7 @@
       <w:r>
         <w:t xml:space="preserve"> — créé — </w:t>
       </w:r>
-      <w:hyperlink w:history="1" r:id="rIdexddyfo7kbbkkhgahg5qa">
+      <w:hyperlink w:history="1" r:id="rIdkjqhaqikujyentxi2f8ee">
         <w:r>
           <w:rPr>
             <w:rStyle w:val="Hyperlink"/>
@@ -2140,7 +2140,7 @@
       <w:r>
         <w:t xml:space="preserve"> — créé — </w:t>
       </w:r>
-      <w:hyperlink w:history="1" r:id="rIdf4h6ihsxhy5rmug0bi6al">
+      <w:hyperlink w:history="1" r:id="rIdtuwsocauvnerhbeaxnvyw">
         <w:r>
           <w:rPr>
             <w:rStyle w:val="Hyperlink"/>
@@ -2169,7 +2169,7 @@
       <w:r>
         <w:t xml:space="preserve"> — créé — </w:t>
       </w:r>
-      <w:hyperlink w:history="1" r:id="rIdixcrt8uljphmhtcxpqunw">
+      <w:hyperlink w:history="1" r:id="rIdd_letteo39zlg-nf6pmln">
         <w:r>
           <w:rPr>
             <w:rStyle w:val="Hyperlink"/>
@@ -2198,7 +2198,7 @@
       <w:r>
         <w:t xml:space="preserve"> — créé — </w:t>
       </w:r>
-      <w:hyperlink w:history="1" r:id="rIdj4on_cdgsmib_4a1qwnoj">
+      <w:hyperlink w:history="1" r:id="rIdvqdcx60pqnc-aqy8q7su2">
         <w:r>
           <w:rPr>
             <w:rStyle w:val="Hyperlink"/>
@@ -2227,7 +2227,7 @@
       <w:r>
         <w:t xml:space="preserve"> — créé — </w:t>
       </w:r>
-      <w:hyperlink w:history="1" r:id="rIdextuhdbrcvrxcm8fbp7ch">
+      <w:hyperlink w:history="1" r:id="rIdbuykfvat49kpn0kgwu4fg">
         <w:r>
           <w:rPr>
             <w:rStyle w:val="Hyperlink"/>
@@ -2256,7 +2256,7 @@
       <w:r>
         <w:t xml:space="preserve"> — créé — </w:t>
       </w:r>
-      <w:hyperlink w:history="1" r:id="rIdg0ujdgoh9od1gbcuy2rv3">
+      <w:hyperlink w:history="1" r:id="rIdewsmlemelqalq6q0w3yzm">
         <w:r>
           <w:rPr>
             <w:rStyle w:val="Hyperlink"/>
@@ -2285,7 +2285,7 @@
       <w:r>
         <w:t xml:space="preserve"> — créé — </w:t>
       </w:r>
-      <w:hyperlink w:history="1" r:id="rIdwz8pdx0bekexzikizvjms">
+      <w:hyperlink w:history="1" r:id="rId04jqrm2oca49okglsaoge">
         <w:r>
           <w:rPr>
             <w:rStyle w:val="Hyperlink"/>
@@ -2314,7 +2314,7 @@
       <w:r>
         <w:t xml:space="preserve"> — créé — </w:t>
       </w:r>
-      <w:hyperlink w:history="1" r:id="rIdkhmctwtbtjqitf78m4slt">
+      <w:hyperlink w:history="1" r:id="rIdmg4p1jphqlo82hn3ye6c-">
         <w:r>
           <w:rPr>
             <w:rStyle w:val="Hyperlink"/>
@@ -2343,7 +2343,7 @@
       <w:r>
         <w:t xml:space="preserve"> — créé — </w:t>
       </w:r>
-      <w:hyperlink w:history="1" r:id="rIdoxxuvowxerssq1vxplgbj">
+      <w:hyperlink w:history="1" r:id="rId8ue1unvba9kqgexaqqgvk">
         <w:r>
           <w:rPr>
             <w:rStyle w:val="Hyperlink"/>
@@ -2372,7 +2372,7 @@
       <w:r>
         <w:t xml:space="preserve"> — créé — </w:t>
       </w:r>
-      <w:hyperlink w:history="1" r:id="rIdgwz5fjea2rkba80pzzq3j">
+      <w:hyperlink w:history="1" r:id="rIdlblokwvhq5d4-gjsfb4a2">
         <w:r>
           <w:rPr>
             <w:rStyle w:val="Hyperlink"/>
@@ -2401,7 +2401,7 @@
       <w:r>
         <w:t xml:space="preserve"> — créé — </w:t>
       </w:r>
-      <w:hyperlink w:history="1" r:id="rIdk_qlxkp752nyupqhkslxq">
+      <w:hyperlink w:history="1" r:id="rId6dp8tzkib1jl8c53u38nc">
         <w:r>
           <w:rPr>
             <w:rStyle w:val="Hyperlink"/>
@@ -2430,7 +2430,7 @@
       <w:r>
         <w:t xml:space="preserve"> — créé — </w:t>
       </w:r>
-      <w:hyperlink w:history="1" r:id="rIddp7rkcreprqvaqg10r6nu">
+      <w:hyperlink w:history="1" r:id="rId1mkxrz9ym9r4tj7rlcv4e">
         <w:r>
           <w:rPr>
             <w:rStyle w:val="Hyperlink"/>
@@ -2459,7 +2459,7 @@
       <w:r>
         <w:t xml:space="preserve"> — créé — </w:t>
       </w:r>
-      <w:hyperlink w:history="1" r:id="rIdbat4lv72ipzag3ht91aon">
+      <w:hyperlink w:history="1" r:id="rId8b8eorrkgs0n5tvlfgsfe">
         <w:r>
           <w:rPr>
             <w:rStyle w:val="Hyperlink"/>
@@ -2488,7 +2488,7 @@
       <w:r>
         <w:t xml:space="preserve"> — créé — </w:t>
       </w:r>
-      <w:hyperlink w:history="1" r:id="rIdqbzauffjhdusykxyuz0fa">
+      <w:hyperlink w:history="1" r:id="rId4ckyxr1kg2xs5ushmxuew">
         <w:r>
           <w:rPr>
             <w:rStyle w:val="Hyperlink"/>
@@ -2517,7 +2517,7 @@
       <w:r>
         <w:t xml:space="preserve"> — créé — </w:t>
       </w:r>
-      <w:hyperlink w:history="1" r:id="rId-ozmj7ijsfmec_ovv6hlf">
+      <w:hyperlink w:history="1" r:id="rIdz_y4jxywdwsnjxumh6lki">
         <w:r>
           <w:rPr>
             <w:rStyle w:val="Hyperlink"/>
@@ -2546,7 +2546,7 @@
       <w:r>
         <w:t xml:space="preserve"> — créé — </w:t>
       </w:r>
-      <w:hyperlink w:history="1" r:id="rIdjjkqmmb-nsvoezqe99hrk">
+      <w:hyperlink w:history="1" r:id="rIdennk1xlt6_qtkjdnz4k6n">
         <w:r>
           <w:rPr>
             <w:rStyle w:val="Hyperlink"/>
@@ -2575,7 +2575,7 @@
       <w:r>
         <w:t xml:space="preserve"> — créé — </w:t>
       </w:r>
-      <w:hyperlink w:history="1" r:id="rIdlsanzsrnnqwfs5_bsk-r_">
+      <w:hyperlink w:history="1" r:id="rId2pekwpa5nifcqzanrmrd3">
         <w:r>
           <w:rPr>
             <w:rStyle w:val="Hyperlink"/>
@@ -2604,7 +2604,7 @@
       <w:r>
         <w:t xml:space="preserve"> — créé — </w:t>
       </w:r>
-      <w:hyperlink w:history="1" r:id="rIdb8xpuee8humpzj1zcbp6u">
+      <w:hyperlink w:history="1" r:id="rIdvw1sf3xesbwmihtnjuvrd">
         <w:r>
           <w:rPr>
             <w:rStyle w:val="Hyperlink"/>
@@ -2633,7 +2633,7 @@
       <w:r>
         <w:t xml:space="preserve"> — créé — </w:t>
       </w:r>
-      <w:hyperlink w:history="1" r:id="rIdtife19soxlxujfjlt8qpj">
+      <w:hyperlink w:history="1" r:id="rId9dizrqzlm2-1pfj4roas7">
         <w:r>
           <w:rPr>
             <w:rStyle w:val="Hyperlink"/>
@@ -2662,7 +2662,7 @@
       <w:r>
         <w:t xml:space="preserve"> — créé — </w:t>
       </w:r>
-      <w:hyperlink w:history="1" r:id="rIdzr0dgcyhr7tec94uzeld-">
+      <w:hyperlink w:history="1" r:id="rId8tje-dnxgdplyztatjf7t">
         <w:r>
           <w:rPr>
             <w:rStyle w:val="Hyperlink"/>
@@ -2691,7 +2691,7 @@
       <w:r>
         <w:t xml:space="preserve"> — créé — </w:t>
       </w:r>
-      <w:hyperlink w:history="1" r:id="rIdribweviu47rpnkzhznpag">
+      <w:hyperlink w:history="1" r:id="rIdsh7kfvpmnxo3ysvbw6tfg">
         <w:r>
           <w:rPr>
             <w:rStyle w:val="Hyperlink"/>
@@ -2720,7 +2720,7 @@
       <w:r>
         <w:t xml:space="preserve"> — créé — </w:t>
       </w:r>
-      <w:hyperlink w:history="1" r:id="rIdud4kp7ij4kxymcbwt8tmg">
+      <w:hyperlink w:history="1" r:id="rIdekwx9s7d7gennursomc3i">
         <w:r>
           <w:rPr>
             <w:rStyle w:val="Hyperlink"/>
@@ -2749,7 +2749,7 @@
       <w:r>
         <w:t xml:space="preserve"> — créé — </w:t>
       </w:r>
-      <w:hyperlink w:history="1" r:id="rIdqb6b9vqssy2ls4e3iy8be">
+      <w:hyperlink w:history="1" r:id="rId1r-zojxpuoo2qgttlzitl">
         <w:r>
           <w:rPr>
             <w:rStyle w:val="Hyperlink"/>
@@ -2778,7 +2778,7 @@
       <w:r>
         <w:t xml:space="preserve"> — créé — </w:t>
       </w:r>
-      <w:hyperlink w:history="1" r:id="rIdtvxaoggc9-qslnfeovbyo">
+      <w:hyperlink w:history="1" r:id="rId9pxzp4n4lnp7dha6kjo4j">
         <w:r>
           <w:rPr>
             <w:rStyle w:val="Hyperlink"/>
@@ -2807,7 +2807,7 @@
       <w:r>
         <w:t xml:space="preserve"> — créé — </w:t>
       </w:r>
-      <w:hyperlink w:history="1" r:id="rIdqddmuq4rk7xewtgcgfg7j">
+      <w:hyperlink w:history="1" r:id="rIdfc73-jjd-eycgd8haoney">
         <w:r>
           <w:rPr>
             <w:rStyle w:val="Hyperlink"/>
@@ -2836,7 +2836,7 @@
       <w:r>
         <w:t xml:space="preserve"> — créé — </w:t>
       </w:r>
-      <w:hyperlink w:history="1" r:id="rId1gqx2ajxlp8ogrh7lcndb">
+      <w:hyperlink w:history="1" r:id="rId9nzlq0svkmvx3pbzxhdbl">
         <w:r>
           <w:rPr>
             <w:rStyle w:val="Hyperlink"/>
@@ -2865,7 +2865,7 @@
       <w:r>
         <w:t xml:space="preserve"> — créé — </w:t>
       </w:r>
-      <w:hyperlink w:history="1" r:id="rId5liaxc3i3iooskndc0unn">
+      <w:hyperlink w:history="1" r:id="rIdrwo2zhbpmlzlww6m2rhwr">
         <w:r>
           <w:rPr>
             <w:rStyle w:val="Hyperlink"/>
@@ -2894,7 +2894,7 @@
       <w:r>
         <w:t xml:space="preserve"> — créé — </w:t>
       </w:r>
-      <w:hyperlink w:history="1" r:id="rId-asxwkykt-wtb9vubgmqt">
+      <w:hyperlink w:history="1" r:id="rIdqouxopotsc31tdol6wmlm">
         <w:r>
           <w:rPr>
             <w:rStyle w:val="Hyperlink"/>
@@ -2923,7 +2923,7 @@
       <w:r>
         <w:t xml:space="preserve"> — créé — </w:t>
       </w:r>
-      <w:hyperlink w:history="1" r:id="rId69xt2zefkbbiy6l6th_lj">
+      <w:hyperlink w:history="1" r:id="rIdbn3vybftacxnusrop9xvz">
         <w:r>
           <w:rPr>
             <w:rStyle w:val="Hyperlink"/>
@@ -2952,7 +2952,7 @@
       <w:r>
         <w:t xml:space="preserve"> — créé — </w:t>
       </w:r>
-      <w:hyperlink w:history="1" r:id="rId6tays8ppdccczq0oakmiv">
+      <w:hyperlink w:history="1" r:id="rIdgl-m5k5ed9s7g8jvmb1qm">
         <w:r>
           <w:rPr>
             <w:rStyle w:val="Hyperlink"/>
@@ -2981,7 +2981,7 @@
       <w:r>
         <w:t xml:space="preserve"> — créé — </w:t>
       </w:r>
-      <w:hyperlink w:history="1" r:id="rIdrqkd1efrtcshtxpaw5ruh">
+      <w:hyperlink w:history="1" r:id="rId4janxustbtbz6qblon_ak">
         <w:r>
           <w:rPr>
             <w:rStyle w:val="Hyperlink"/>
@@ -3010,7 +3010,7 @@
       <w:r>
         <w:t xml:space="preserve"> — créé — </w:t>
       </w:r>
-      <w:hyperlink w:history="1" r:id="rIdpkbhuc_ieuqkumlmkqtj_">
+      <w:hyperlink w:history="1" r:id="rIdmkqoab6rxbxtwvxkdbk4w">
         <w:r>
           <w:rPr>
             <w:rStyle w:val="Hyperlink"/>
@@ -3039,7 +3039,7 @@
       <w:r>
         <w:t xml:space="preserve"> — créé — </w:t>
       </w:r>
-      <w:hyperlink w:history="1" r:id="rIdychee7dnzaijw8pz4euwx">
+      <w:hyperlink w:history="1" r:id="rIdqulgcodaffl1dgdqgx27a">
         <w:r>
           <w:rPr>
             <w:rStyle w:val="Hyperlink"/>
@@ -3068,7 +3068,7 @@
       <w:r>
         <w:t xml:space="preserve"> — modifié — </w:t>
       </w:r>
-      <w:hyperlink w:history="1" r:id="rIdryesvygrbcvpixhgvbpqp">
+      <w:hyperlink w:history="1" r:id="rIdslo71e3jp_gr_ei5i952f">
         <w:r>
           <w:rPr>
             <w:rStyle w:val="Hyperlink"/>
@@ -3097,7 +3097,7 @@
       <w:r>
         <w:t xml:space="preserve"> — modifié — </w:t>
       </w:r>
-      <w:hyperlink w:history="1" r:id="rId2tnadaemv7pke-mvyamjq">
+      <w:hyperlink w:history="1" r:id="rIdzka3piwnkrovvxgie-i-s">
         <w:r>
           <w:rPr>
             <w:rStyle w:val="Hyperlink"/>
@@ -3134,7 +3134,7 @@
       <w:r>
         <w:t xml:space="preserve"> — modifié — </w:t>
       </w:r>
-      <w:hyperlink w:history="1" r:id="rIdwwndzjxlr8aceatzntquf">
+      <w:hyperlink w:history="1" r:id="rIdda0rorg1jgqlnyemuqpsl">
         <w:r>
           <w:rPr>
             <w:rStyle w:val="Hyperlink"/>
@@ -3163,7 +3163,7 @@
       <w:r>
         <w:t xml:space="preserve"> — modifié — </w:t>
       </w:r>
-      <w:hyperlink w:history="1" r:id="rIdgk9b2icsv-mxr3cfquso4">
+      <w:hyperlink w:history="1" r:id="rIdb6b-vos4yaogcl3jzj3ha">
         <w:r>
           <w:rPr>
             <w:rStyle w:val="Hyperlink"/>

--- a/docs/developpement/phases/word/PHASE_31_SUIVI_DU_DEVELOPPEMENT_ET_PREPARATION_DE_LAUDIT_CODEX.docx
+++ b/docs/developpement/phases/word/PHASE_31_SUIVI_DU_DEVELOPPEMENT_ET_PREPARATION_DE_LAUDIT_CODEX.docx
@@ -20,7 +20,7 @@
       <w:r>
         <w:t xml:space="preserve">FlaiX Expert · dossier de développement · généré le 2026-10-19 depuis le dépôt </w:t>
       </w:r>
-      <w:hyperlink w:history="1" r:id="rIdeqsmc6bqsahkrpg7hl7ti">
+      <w:hyperlink w:history="1" r:id="rIdtuv3slck2bzuvreiwep0m">
         <w:r>
           <w:rPr>
             <w:rStyle w:val="Hyperlink"/>
@@ -690,7 +690,7 @@
           <w:numId w:val="2"/>
         </w:numPr>
       </w:pPr>
-      <w:hyperlink w:history="1" r:id="rIda5mdjds9vj-0k6ik6kzgp">
+      <w:hyperlink w:history="1" r:id="rIdrbhutlwmeon4r_ds9wsfd">
         <w:r>
           <w:rPr>
             <w:rStyle w:val="Hyperlink"/>
@@ -710,7 +710,7 @@
           <w:numId w:val="2"/>
         </w:numPr>
       </w:pPr>
-      <w:hyperlink w:history="1" r:id="rId5yop0dfvmmyxw1ki0wniw">
+      <w:hyperlink w:history="1" r:id="rIdsadyzbeg3hi9ahiq8a9vl">
         <w:r>
           <w:rPr>
             <w:rStyle w:val="Hyperlink"/>
@@ -730,7 +730,7 @@
           <w:numId w:val="2"/>
         </w:numPr>
       </w:pPr>
-      <w:hyperlink w:history="1" r:id="rIdp7vuvyltqdgdvnn6khsls">
+      <w:hyperlink w:history="1" r:id="rIdcdgbeomcknpsug0pmhlvd">
         <w:r>
           <w:rPr>
             <w:rStyle w:val="Hyperlink"/>
@@ -750,7 +750,7 @@
           <w:numId w:val="2"/>
         </w:numPr>
       </w:pPr>
-      <w:hyperlink w:history="1" r:id="rIdlsp6lshkbpwn02fpeecjq">
+      <w:hyperlink w:history="1" r:id="rIdo02nu4xxm2hslcmthvfnb">
         <w:r>
           <w:rPr>
             <w:rStyle w:val="Hyperlink"/>
@@ -798,7 +798,7 @@
       <w:r>
         <w:t xml:space="preserve"> — créé — </w:t>
       </w:r>
-      <w:hyperlink w:history="1" r:id="rId_wgo9_j6njpopsmh-euua">
+      <w:hyperlink w:history="1" r:id="rIdlmrujheto1yg_dxueyiuf">
         <w:r>
           <w:rPr>
             <w:rStyle w:val="Hyperlink"/>
@@ -827,7 +827,7 @@
       <w:r>
         <w:t xml:space="preserve"> — créé — </w:t>
       </w:r>
-      <w:hyperlink w:history="1" r:id="rIdgsb5cqp-hnudtmfdojitq">
+      <w:hyperlink w:history="1" r:id="rIdx2bx_7i43gq9v3z8kbcxr">
         <w:r>
           <w:rPr>
             <w:rStyle w:val="Hyperlink"/>
@@ -856,7 +856,7 @@
       <w:r>
         <w:t xml:space="preserve"> — créé — </w:t>
       </w:r>
-      <w:hyperlink w:history="1" r:id="rIdyy5rxunqcsrbau9h5tpsv">
+      <w:hyperlink w:history="1" r:id="rId2rnbirydchvez3elduqli">
         <w:r>
           <w:rPr>
             <w:rStyle w:val="Hyperlink"/>
@@ -885,7 +885,7 @@
       <w:r>
         <w:t xml:space="preserve"> — créé — </w:t>
       </w:r>
-      <w:hyperlink w:history="1" r:id="rIdi6vkc3mscezeoodc4wfvu">
+      <w:hyperlink w:history="1" r:id="rIdj2coh5b2gwy0e_9g6yzk0">
         <w:r>
           <w:rPr>
             <w:rStyle w:val="Hyperlink"/>
@@ -914,7 +914,7 @@
       <w:r>
         <w:t xml:space="preserve"> — créé — </w:t>
       </w:r>
-      <w:hyperlink w:history="1" r:id="rIdsjjbq7li6347lj1uk9qby">
+      <w:hyperlink w:history="1" r:id="rIdvjblqtnvvff2nhtqqb0vl">
         <w:r>
           <w:rPr>
             <w:rStyle w:val="Hyperlink"/>
@@ -951,7 +951,7 @@
       <w:r>
         <w:t xml:space="preserve"> — créé — </w:t>
       </w:r>
-      <w:hyperlink w:history="1" r:id="rIdu5lfajvxigtmmtqhjxyll">
+      <w:hyperlink w:history="1" r:id="rIdichdhqiryynjya-qirogw">
         <w:r>
           <w:rPr>
             <w:rStyle w:val="Hyperlink"/>
@@ -980,7 +980,7 @@
       <w:r>
         <w:t xml:space="preserve"> — créé — </w:t>
       </w:r>
-      <w:hyperlink w:history="1" r:id="rIdzzbvgyyjgj6s0hcozpoag">
+      <w:hyperlink w:history="1" r:id="rIdkdrb8pn5kjgx_vprxbt-v">
         <w:r>
           <w:rPr>
             <w:rStyle w:val="Hyperlink"/>
@@ -1009,7 +1009,7 @@
       <w:r>
         <w:t xml:space="preserve"> — modifié — </w:t>
       </w:r>
-      <w:hyperlink w:history="1" r:id="rIdxfcvjy98mnxswbnz1rdno">
+      <w:hyperlink w:history="1" r:id="rIdzid4duct1g2dvqwuupxp2">
         <w:r>
           <w:rPr>
             <w:rStyle w:val="Hyperlink"/>
@@ -1038,7 +1038,7 @@
       <w:r>
         <w:t xml:space="preserve"> — créé — </w:t>
       </w:r>
-      <w:hyperlink w:history="1" r:id="rIdcxcgaidsp1ylo2b0cugh5">
+      <w:hyperlink w:history="1" r:id="rIdnopx0arkuwpohb_t3irbz">
         <w:r>
           <w:rPr>
             <w:rStyle w:val="Hyperlink"/>
@@ -1067,7 +1067,7 @@
       <w:r>
         <w:t xml:space="preserve"> — créé — </w:t>
       </w:r>
-      <w:hyperlink w:history="1" r:id="rIdxiljs5_ijitdjsmllezkk">
+      <w:hyperlink w:history="1" r:id="rIdmwezxppd7gshmsqkfg0t2">
         <w:r>
           <w:rPr>
             <w:rStyle w:val="Hyperlink"/>
@@ -1096,7 +1096,7 @@
       <w:r>
         <w:t xml:space="preserve"> — créé — </w:t>
       </w:r>
-      <w:hyperlink w:history="1" r:id="rIdz8xk-_ep45leyavz3deuk">
+      <w:hyperlink w:history="1" r:id="rId4ql6dan3iukvxt6qurqsw">
         <w:r>
           <w:rPr>
             <w:rStyle w:val="Hyperlink"/>
@@ -1125,7 +1125,7 @@
       <w:r>
         <w:t xml:space="preserve"> — créé — </w:t>
       </w:r>
-      <w:hyperlink w:history="1" r:id="rIdbp9cz5dzqucuvcozeovuo">
+      <w:hyperlink w:history="1" r:id="rIdvneifu66fawgkleg-nyus">
         <w:r>
           <w:rPr>
             <w:rStyle w:val="Hyperlink"/>
@@ -1154,7 +1154,7 @@
       <w:r>
         <w:t xml:space="preserve"> — créé — </w:t>
       </w:r>
-      <w:hyperlink w:history="1" r:id="rIddd9rb_l_zr7qccj9ghgy4">
+      <w:hyperlink w:history="1" r:id="rIdgeyaqiuh8tna3nl2qwetm">
         <w:r>
           <w:rPr>
             <w:rStyle w:val="Hyperlink"/>
@@ -1183,7 +1183,7 @@
       <w:r>
         <w:t xml:space="preserve"> — créé — </w:t>
       </w:r>
-      <w:hyperlink w:history="1" r:id="rIdh-xhvrxrlgwylqmfbtxq_">
+      <w:hyperlink w:history="1" r:id="rIdxroosw2r_7zijneryr7hx">
         <w:r>
           <w:rPr>
             <w:rStyle w:val="Hyperlink"/>
@@ -1212,7 +1212,7 @@
       <w:r>
         <w:t xml:space="preserve"> — créé — </w:t>
       </w:r>
-      <w:hyperlink w:history="1" r:id="rIdoiuhhgsqtx6ceineivowi">
+      <w:hyperlink w:history="1" r:id="rId9uobnju6f-rf9nfpddmdo">
         <w:r>
           <w:rPr>
             <w:rStyle w:val="Hyperlink"/>
@@ -1241,7 +1241,7 @@
       <w:r>
         <w:t xml:space="preserve"> — créé — </w:t>
       </w:r>
-      <w:hyperlink w:history="1" r:id="rIdxbhokh11b1zfwv6xklels">
+      <w:hyperlink w:history="1" r:id="rIdmgaavg8awpq7vyblvhd8o">
         <w:r>
           <w:rPr>
             <w:rStyle w:val="Hyperlink"/>
@@ -1270,7 +1270,7 @@
       <w:r>
         <w:t xml:space="preserve"> — créé — </w:t>
       </w:r>
-      <w:hyperlink w:history="1" r:id="rIds4z8jvapgrbzwx_0lg8wi">
+      <w:hyperlink w:history="1" r:id="rIdahj1jm5bmarch3s_ehlzr">
         <w:r>
           <w:rPr>
             <w:rStyle w:val="Hyperlink"/>
@@ -1299,7 +1299,7 @@
       <w:r>
         <w:t xml:space="preserve"> — créé — </w:t>
       </w:r>
-      <w:hyperlink w:history="1" r:id="rIdbaffoek2poz32detpgjbv">
+      <w:hyperlink w:history="1" r:id="rIdsbrsxlvlzk3rzmo35qtyb">
         <w:r>
           <w:rPr>
             <w:rStyle w:val="Hyperlink"/>
@@ -1328,7 +1328,7 @@
       <w:r>
         <w:t xml:space="preserve"> — créé — </w:t>
       </w:r>
-      <w:hyperlink w:history="1" r:id="rIdkochn544x2pgyej68_dmf">
+      <w:hyperlink w:history="1" r:id="rIdm3truv44cxlh5bxegbleo">
         <w:r>
           <w:rPr>
             <w:rStyle w:val="Hyperlink"/>
@@ -1357,7 +1357,7 @@
       <w:r>
         <w:t xml:space="preserve"> — créé — </w:t>
       </w:r>
-      <w:hyperlink w:history="1" r:id="rIdxxigzfiarmuyjhta2obf2">
+      <w:hyperlink w:history="1" r:id="rIdtv975terkwkxv9xmyq2ce">
         <w:r>
           <w:rPr>
             <w:rStyle w:val="Hyperlink"/>
@@ -1386,7 +1386,7 @@
       <w:r>
         <w:t xml:space="preserve"> — créé — </w:t>
       </w:r>
-      <w:hyperlink w:history="1" r:id="rIdogciz-youjwhduw3zzwbt">
+      <w:hyperlink w:history="1" r:id="rIdfk2qkeatg8ul_ygfvpiuq">
         <w:r>
           <w:rPr>
             <w:rStyle w:val="Hyperlink"/>
@@ -1415,7 +1415,7 @@
       <w:r>
         <w:t xml:space="preserve"> — créé — </w:t>
       </w:r>
-      <w:hyperlink w:history="1" r:id="rIdyptbvflfu81hs0t2j3oho">
+      <w:hyperlink w:history="1" r:id="rIdenoewz00nuzlw8hdtk7iu">
         <w:r>
           <w:rPr>
             <w:rStyle w:val="Hyperlink"/>
@@ -1444,7 +1444,7 @@
       <w:r>
         <w:t xml:space="preserve"> — créé — </w:t>
       </w:r>
-      <w:hyperlink w:history="1" r:id="rIdguab8q4qwfqaikivimn-h">
+      <w:hyperlink w:history="1" r:id="rIdbyxpqzhpw7qlsnkvwf4zp">
         <w:r>
           <w:rPr>
             <w:rStyle w:val="Hyperlink"/>
@@ -1473,7 +1473,7 @@
       <w:r>
         <w:t xml:space="preserve"> — créé — </w:t>
       </w:r>
-      <w:hyperlink w:history="1" r:id="rIdrqube8ixkzzmwoo_p9sss">
+      <w:hyperlink w:history="1" r:id="rIda5hmgrqwzlsk9vz18s9dh">
         <w:r>
           <w:rPr>
             <w:rStyle w:val="Hyperlink"/>
@@ -1502,7 +1502,7 @@
       <w:r>
         <w:t xml:space="preserve"> — créé — </w:t>
       </w:r>
-      <w:hyperlink w:history="1" r:id="rId0upstoc8t-7zldmxeltsa">
+      <w:hyperlink w:history="1" r:id="rIdujjlyiogdwbjro4-_pxsx">
         <w:r>
           <w:rPr>
             <w:rStyle w:val="Hyperlink"/>
@@ -1531,7 +1531,7 @@
       <w:r>
         <w:t xml:space="preserve"> — créé — </w:t>
       </w:r>
-      <w:hyperlink w:history="1" r:id="rIdm01jxvi6aztfsaa36fssq">
+      <w:hyperlink w:history="1" r:id="rIddplqraowfd-gjvng_sjhe">
         <w:r>
           <w:rPr>
             <w:rStyle w:val="Hyperlink"/>
@@ -1560,7 +1560,7 @@
       <w:r>
         <w:t xml:space="preserve"> — créé — </w:t>
       </w:r>
-      <w:hyperlink w:history="1" r:id="rId4fu2dq_l1ebslnoje0jdx">
+      <w:hyperlink w:history="1" r:id="rId992laxvxrfep_6zbnzccq">
         <w:r>
           <w:rPr>
             <w:rStyle w:val="Hyperlink"/>
@@ -1589,7 +1589,7 @@
       <w:r>
         <w:t xml:space="preserve"> — créé — </w:t>
       </w:r>
-      <w:hyperlink w:history="1" r:id="rIdj9nn4qusuuembniaywrfs">
+      <w:hyperlink w:history="1" r:id="rIdykygylihrzrzdzguzrq65">
         <w:r>
           <w:rPr>
             <w:rStyle w:val="Hyperlink"/>
@@ -1618,7 +1618,7 @@
       <w:r>
         <w:t xml:space="preserve"> — créé — </w:t>
       </w:r>
-      <w:hyperlink w:history="1" r:id="rIdkkyf5_avq_raez4znfp6v">
+      <w:hyperlink w:history="1" r:id="rIdbjlovq606uy7jiyll-buh">
         <w:r>
           <w:rPr>
             <w:rStyle w:val="Hyperlink"/>
@@ -1647,7 +1647,7 @@
       <w:r>
         <w:t xml:space="preserve"> — créé — </w:t>
       </w:r>
-      <w:hyperlink w:history="1" r:id="rIdt_ueyq5595vtzdtfnaol9">
+      <w:hyperlink w:history="1" r:id="rIdp-pgrage0eyt-prsr9dzl">
         <w:r>
           <w:rPr>
             <w:rStyle w:val="Hyperlink"/>
@@ -1676,7 +1676,7 @@
       <w:r>
         <w:t xml:space="preserve"> — créé — </w:t>
       </w:r>
-      <w:hyperlink w:history="1" r:id="rId2withdf94xnhoqvddur_l">
+      <w:hyperlink w:history="1" r:id="rIdf1xl91kjg2jl87lmbxv-s">
         <w:r>
           <w:rPr>
             <w:rStyle w:val="Hyperlink"/>
@@ -1705,7 +1705,7 @@
       <w:r>
         <w:t xml:space="preserve"> — créé — </w:t>
       </w:r>
-      <w:hyperlink w:history="1" r:id="rId3oeaqcugogfro3ntddrbj">
+      <w:hyperlink w:history="1" r:id="rIdncnuejiik-ty3txcv7apu">
         <w:r>
           <w:rPr>
             <w:rStyle w:val="Hyperlink"/>
@@ -1734,7 +1734,7 @@
       <w:r>
         <w:t xml:space="preserve"> — créé — </w:t>
       </w:r>
-      <w:hyperlink w:history="1" r:id="rId5cczbv5oror7gdphzrsmr">
+      <w:hyperlink w:history="1" r:id="rIdyu2f1av8yn0ohomykp0ip">
         <w:r>
           <w:rPr>
             <w:rStyle w:val="Hyperlink"/>
@@ -1763,7 +1763,7 @@
       <w:r>
         <w:t xml:space="preserve"> — créé — </w:t>
       </w:r>
-      <w:hyperlink w:history="1" r:id="rIdp3q9qthux_bebparnxk1s">
+      <w:hyperlink w:history="1" r:id="rIdqdps-tr0juqmh9xvb6evw">
         <w:r>
           <w:rPr>
             <w:rStyle w:val="Hyperlink"/>
@@ -1792,7 +1792,7 @@
       <w:r>
         <w:t xml:space="preserve"> — créé — </w:t>
       </w:r>
-      <w:hyperlink w:history="1" r:id="rId2ml47b0q_fmmqa5sznzag">
+      <w:hyperlink w:history="1" r:id="rId9dyqr-juopucoxadzpxra">
         <w:r>
           <w:rPr>
             <w:rStyle w:val="Hyperlink"/>
@@ -1821,7 +1821,7 @@
       <w:r>
         <w:t xml:space="preserve"> — créé — </w:t>
       </w:r>
-      <w:hyperlink w:history="1" r:id="rIdvwiylq-cpe2z8witypbus">
+      <w:hyperlink w:history="1" r:id="rIdss_zulqapmkaj5apcpdk-">
         <w:r>
           <w:rPr>
             <w:rStyle w:val="Hyperlink"/>
@@ -1850,7 +1850,7 @@
       <w:r>
         <w:t xml:space="preserve"> — créé — </w:t>
       </w:r>
-      <w:hyperlink w:history="1" r:id="rIdsbwqxo8tuxxsm5u4qclbg">
+      <w:hyperlink w:history="1" r:id="rIdcgfjk_oclbowxpjrz8a8d">
         <w:r>
           <w:rPr>
             <w:rStyle w:val="Hyperlink"/>
@@ -1879,7 +1879,7 @@
       <w:r>
         <w:t xml:space="preserve"> — créé — </w:t>
       </w:r>
-      <w:hyperlink w:history="1" r:id="rIdeelupjrebcjgeomytgv8u">
+      <w:hyperlink w:history="1" r:id="rIdx97ujds3nekxukijdrzno">
         <w:r>
           <w:rPr>
             <w:rStyle w:val="Hyperlink"/>
@@ -1908,7 +1908,7 @@
       <w:r>
         <w:t xml:space="preserve"> — créé — </w:t>
       </w:r>
-      <w:hyperlink w:history="1" r:id="rIdhidswrj4tcmppza1atpnn">
+      <w:hyperlink w:history="1" r:id="rId5blb787mogym9nk-1g_vf">
         <w:r>
           <w:rPr>
             <w:rStyle w:val="Hyperlink"/>
@@ -1937,7 +1937,7 @@
       <w:r>
         <w:t xml:space="preserve"> — créé — </w:t>
       </w:r>
-      <w:hyperlink w:history="1" r:id="rIdqgpdrcaiqqjljry5fg3p1">
+      <w:hyperlink w:history="1" r:id="rIddccqq0ghekqswcq3pe2th">
         <w:r>
           <w:rPr>
             <w:rStyle w:val="Hyperlink"/>
@@ -1966,7 +1966,7 @@
       <w:r>
         <w:t xml:space="preserve"> — créé — </w:t>
       </w:r>
-      <w:hyperlink w:history="1" r:id="rIdyn4oyzrsmqjyuhae46gjn">
+      <w:hyperlink w:history="1" r:id="rIdy1j2t2miaz_pqzj7woz2w">
         <w:r>
           <w:rPr>
             <w:rStyle w:val="Hyperlink"/>
@@ -1995,7 +1995,7 @@
       <w:r>
         <w:t xml:space="preserve"> — créé — </w:t>
       </w:r>
-      <w:hyperlink w:history="1" r:id="rIdrrp7h6ja0bep43ee5zov7">
+      <w:hyperlink w:history="1" r:id="rIdbswz_zxrchn5zrr0ojwwi">
         <w:r>
           <w:rPr>
             <w:rStyle w:val="Hyperlink"/>
@@ -2024,7 +2024,7 @@
       <w:r>
         <w:t xml:space="preserve"> — créé — </w:t>
       </w:r>
-      <w:hyperlink w:history="1" r:id="rIdetn2bmd1q54cwgjt7rai4">
+      <w:hyperlink w:history="1" r:id="rIde6pr7h26fzgf4-1cua1qe">
         <w:r>
           <w:rPr>
             <w:rStyle w:val="Hyperlink"/>
@@ -2053,7 +2053,7 @@
       <w:r>
         <w:t xml:space="preserve"> — créé — </w:t>
       </w:r>
-      <w:hyperlink w:history="1" r:id="rIdcmfkq2az2mcsr4var5wlq">
+      <w:hyperlink w:history="1" r:id="rIdy6ttzwcpxzjh4hxac8oxm">
         <w:r>
           <w:rPr>
             <w:rStyle w:val="Hyperlink"/>
@@ -2082,7 +2082,7 @@
       <w:r>
         <w:t xml:space="preserve"> — créé — </w:t>
       </w:r>
-      <w:hyperlink w:history="1" r:id="rIdjn_8valgb0e8bqw4tpb3b">
+      <w:hyperlink w:history="1" r:id="rIdtjhlnf9f_cmhwlwqk8i9v">
         <w:r>
           <w:rPr>
             <w:rStyle w:val="Hyperlink"/>
@@ -2111,7 +2111,7 @@
       <w:r>
         <w:t xml:space="preserve"> — créé — </w:t>
       </w:r>
-      <w:hyperlink w:history="1" r:id="rIdkjqhaqikujyentxi2f8ee">
+      <w:hyperlink w:history="1" r:id="rIdrmtgwk0qbyvrbh4fqzywu">
         <w:r>
           <w:rPr>
             <w:rStyle w:val="Hyperlink"/>
@@ -2140,7 +2140,7 @@
       <w:r>
         <w:t xml:space="preserve"> — créé — </w:t>
       </w:r>
-      <w:hyperlink w:history="1" r:id="rIdtuwsocauvnerhbeaxnvyw">
+      <w:hyperlink w:history="1" r:id="rIdnxg0s_p_4mkozixh8z4jd">
         <w:r>
           <w:rPr>
             <w:rStyle w:val="Hyperlink"/>
@@ -2169,7 +2169,7 @@
       <w:r>
         <w:t xml:space="preserve"> — créé — </w:t>
       </w:r>
-      <w:hyperlink w:history="1" r:id="rIdd_letteo39zlg-nf6pmln">
+      <w:hyperlink w:history="1" r:id="rIdwwzouslrpcyfg8xx6m-vi">
         <w:r>
           <w:rPr>
             <w:rStyle w:val="Hyperlink"/>
@@ -2198,7 +2198,7 @@
       <w:r>
         <w:t xml:space="preserve"> — créé — </w:t>
       </w:r>
-      <w:hyperlink w:history="1" r:id="rIdvqdcx60pqnc-aqy8q7su2">
+      <w:hyperlink w:history="1" r:id="rIdvtxflm7lbvevnedtgncpz">
         <w:r>
           <w:rPr>
             <w:rStyle w:val="Hyperlink"/>
@@ -2227,7 +2227,7 @@
       <w:r>
         <w:t xml:space="preserve"> — créé — </w:t>
       </w:r>
-      <w:hyperlink w:history="1" r:id="rIdbuykfvat49kpn0kgwu4fg">
+      <w:hyperlink w:history="1" r:id="rIdfbmkvve2angunwl6rszfh">
         <w:r>
           <w:rPr>
             <w:rStyle w:val="Hyperlink"/>
@@ -2256,7 +2256,7 @@
       <w:r>
         <w:t xml:space="preserve"> — créé — </w:t>
       </w:r>
-      <w:hyperlink w:history="1" r:id="rIdewsmlemelqalq6q0w3yzm">
+      <w:hyperlink w:history="1" r:id="rIdwx1_juhtj8ahse-g9ikvh">
         <w:r>
           <w:rPr>
             <w:rStyle w:val="Hyperlink"/>
@@ -2285,7 +2285,7 @@
       <w:r>
         <w:t xml:space="preserve"> — créé — </w:t>
       </w:r>
-      <w:hyperlink w:history="1" r:id="rId04jqrm2oca49okglsaoge">
+      <w:hyperlink w:history="1" r:id="rIdrk_cbxarm-xp9u_4zrss7">
         <w:r>
           <w:rPr>
             <w:rStyle w:val="Hyperlink"/>
@@ -2314,7 +2314,7 @@
       <w:r>
         <w:t xml:space="preserve"> — créé — </w:t>
       </w:r>
-      <w:hyperlink w:history="1" r:id="rIdmg4p1jphqlo82hn3ye6c-">
+      <w:hyperlink w:history="1" r:id="rId6phw-cosge0qkhgkvquhf">
         <w:r>
           <w:rPr>
             <w:rStyle w:val="Hyperlink"/>
@@ -2343,7 +2343,7 @@
       <w:r>
         <w:t xml:space="preserve"> — créé — </w:t>
       </w:r>
-      <w:hyperlink w:history="1" r:id="rId8ue1unvba9kqgexaqqgvk">
+      <w:hyperlink w:history="1" r:id="rIdaqmuhwtvotkd65br7k7d8">
         <w:r>
           <w:rPr>
             <w:rStyle w:val="Hyperlink"/>
@@ -2372,7 +2372,7 @@
       <w:r>
         <w:t xml:space="preserve"> — créé — </w:t>
       </w:r>
-      <w:hyperlink w:history="1" r:id="rIdlblokwvhq5d4-gjsfb4a2">
+      <w:hyperlink w:history="1" r:id="rIdnzxi7o7z1yqqtw5h-dila">
         <w:r>
           <w:rPr>
             <w:rStyle w:val="Hyperlink"/>
@@ -2401,7 +2401,7 @@
       <w:r>
         <w:t xml:space="preserve"> — créé — </w:t>
       </w:r>
-      <w:hyperlink w:history="1" r:id="rId6dp8tzkib1jl8c53u38nc">
+      <w:hyperlink w:history="1" r:id="rIdyk_iupj0vimpekz7uzhca">
         <w:r>
           <w:rPr>
             <w:rStyle w:val="Hyperlink"/>
@@ -2430,7 +2430,7 @@
       <w:r>
         <w:t xml:space="preserve"> — créé — </w:t>
       </w:r>
-      <w:hyperlink w:history="1" r:id="rId1mkxrz9ym9r4tj7rlcv4e">
+      <w:hyperlink w:history="1" r:id="rIdv_c83dwyfvn8ksmqxa59s">
         <w:r>
           <w:rPr>
             <w:rStyle w:val="Hyperlink"/>
@@ -2459,7 +2459,7 @@
       <w:r>
         <w:t xml:space="preserve"> — créé — </w:t>
       </w:r>
-      <w:hyperlink w:history="1" r:id="rId8b8eorrkgs0n5tvlfgsfe">
+      <w:hyperlink w:history="1" r:id="rIdqqqkygn0tq2idhepnxck4">
         <w:r>
           <w:rPr>
             <w:rStyle w:val="Hyperlink"/>
@@ -2488,7 +2488,7 @@
       <w:r>
         <w:t xml:space="preserve"> — créé — </w:t>
       </w:r>
-      <w:hyperlink w:history="1" r:id="rId4ckyxr1kg2xs5ushmxuew">
+      <w:hyperlink w:history="1" r:id="rIdh6_wogrqzqzyvkbthwdng">
         <w:r>
           <w:rPr>
             <w:rStyle w:val="Hyperlink"/>
@@ -2517,7 +2517,7 @@
       <w:r>
         <w:t xml:space="preserve"> — créé — </w:t>
       </w:r>
-      <w:hyperlink w:history="1" r:id="rIdz_y4jxywdwsnjxumh6lki">
+      <w:hyperlink w:history="1" r:id="rIdpawpgrv73y7dez3jftwbd">
         <w:r>
           <w:rPr>
             <w:rStyle w:val="Hyperlink"/>
@@ -2546,7 +2546,7 @@
       <w:r>
         <w:t xml:space="preserve"> — créé — </w:t>
       </w:r>
-      <w:hyperlink w:history="1" r:id="rIdennk1xlt6_qtkjdnz4k6n">
+      <w:hyperlink w:history="1" r:id="rIdv8qkq6ziveffufzjqfx5a">
         <w:r>
           <w:rPr>
             <w:rStyle w:val="Hyperlink"/>
@@ -2575,7 +2575,7 @@
       <w:r>
         <w:t xml:space="preserve"> — créé — </w:t>
       </w:r>
-      <w:hyperlink w:history="1" r:id="rId2pekwpa5nifcqzanrmrd3">
+      <w:hyperlink w:history="1" r:id="rIdmwwqhanbydszhh32mo_g1">
         <w:r>
           <w:rPr>
             <w:rStyle w:val="Hyperlink"/>
@@ -2604,7 +2604,7 @@
       <w:r>
         <w:t xml:space="preserve"> — créé — </w:t>
       </w:r>
-      <w:hyperlink w:history="1" r:id="rIdvw1sf3xesbwmihtnjuvrd">
+      <w:hyperlink w:history="1" r:id="rIdh3_appkfeh1yau4hiyhxt">
         <w:r>
           <w:rPr>
             <w:rStyle w:val="Hyperlink"/>
@@ -2633,7 +2633,7 @@
       <w:r>
         <w:t xml:space="preserve"> — créé — </w:t>
       </w:r>
-      <w:hyperlink w:history="1" r:id="rId9dizrqzlm2-1pfj4roas7">
+      <w:hyperlink w:history="1" r:id="rIdkunqxzt8x2afcba_y6kxo">
         <w:r>
           <w:rPr>
             <w:rStyle w:val="Hyperlink"/>
@@ -2662,7 +2662,7 @@
       <w:r>
         <w:t xml:space="preserve"> — créé — </w:t>
       </w:r>
-      <w:hyperlink w:history="1" r:id="rId8tje-dnxgdplyztatjf7t">
+      <w:hyperlink w:history="1" r:id="rIdvogj7wnia41nug_hvh4b5">
         <w:r>
           <w:rPr>
             <w:rStyle w:val="Hyperlink"/>
@@ -2691,7 +2691,7 @@
       <w:r>
         <w:t xml:space="preserve"> — créé — </w:t>
       </w:r>
-      <w:hyperlink w:history="1" r:id="rIdsh7kfvpmnxo3ysvbw6tfg">
+      <w:hyperlink w:history="1" r:id="rId-czf2ojxo7du0xf213voo">
         <w:r>
           <w:rPr>
             <w:rStyle w:val="Hyperlink"/>
@@ -2720,7 +2720,7 @@
       <w:r>
         <w:t xml:space="preserve"> — créé — </w:t>
       </w:r>
-      <w:hyperlink w:history="1" r:id="rIdekwx9s7d7gennursomc3i">
+      <w:hyperlink w:history="1" r:id="rIdvtntcg4g2hjoakkewkkbj">
         <w:r>
           <w:rPr>
             <w:rStyle w:val="Hyperlink"/>
@@ -2749,7 +2749,7 @@
       <w:r>
         <w:t xml:space="preserve"> — créé — </w:t>
       </w:r>
-      <w:hyperlink w:history="1" r:id="rId1r-zojxpuoo2qgttlzitl">
+      <w:hyperlink w:history="1" r:id="rIdzt7dwtshxhswfylbxrit5">
         <w:r>
           <w:rPr>
             <w:rStyle w:val="Hyperlink"/>
@@ -2778,7 +2778,7 @@
       <w:r>
         <w:t xml:space="preserve"> — créé — </w:t>
       </w:r>
-      <w:hyperlink w:history="1" r:id="rId9pxzp4n4lnp7dha6kjo4j">
+      <w:hyperlink w:history="1" r:id="rIdrmuegtwypo36dppfnz-1r">
         <w:r>
           <w:rPr>
             <w:rStyle w:val="Hyperlink"/>
@@ -2807,7 +2807,7 @@
       <w:r>
         <w:t xml:space="preserve"> — créé — </w:t>
       </w:r>
-      <w:hyperlink w:history="1" r:id="rIdfc73-jjd-eycgd8haoney">
+      <w:hyperlink w:history="1" r:id="rIdtoe0ug9ijfhfwtsuakwtv">
         <w:r>
           <w:rPr>
             <w:rStyle w:val="Hyperlink"/>
@@ -2836,7 +2836,7 @@
       <w:r>
         <w:t xml:space="preserve"> — créé — </w:t>
       </w:r>
-      <w:hyperlink w:history="1" r:id="rId9nzlq0svkmvx3pbzxhdbl">
+      <w:hyperlink w:history="1" r:id="rIdvto1aligts5veoipuspux">
         <w:r>
           <w:rPr>
             <w:rStyle w:val="Hyperlink"/>
@@ -2865,7 +2865,7 @@
       <w:r>
         <w:t xml:space="preserve"> — créé — </w:t>
       </w:r>
-      <w:hyperlink w:history="1" r:id="rIdrwo2zhbpmlzlww6m2rhwr">
+      <w:hyperlink w:history="1" r:id="rIddzs4zz1q-kag6farvlll5">
         <w:r>
           <w:rPr>
             <w:rStyle w:val="Hyperlink"/>
@@ -2894,7 +2894,7 @@
       <w:r>
         <w:t xml:space="preserve"> — créé — </w:t>
       </w:r>
-      <w:hyperlink w:history="1" r:id="rIdqouxopotsc31tdol6wmlm">
+      <w:hyperlink w:history="1" r:id="rIdfyx4i9da-c1ri0o8bar2m">
         <w:r>
           <w:rPr>
             <w:rStyle w:val="Hyperlink"/>
@@ -2923,7 +2923,7 @@
       <w:r>
         <w:t xml:space="preserve"> — créé — </w:t>
       </w:r>
-      <w:hyperlink w:history="1" r:id="rIdbn3vybftacxnusrop9xvz">
+      <w:hyperlink w:history="1" r:id="rIdtqszknbuvutwe6e4vbu_j">
         <w:r>
           <w:rPr>
             <w:rStyle w:val="Hyperlink"/>
@@ -2952,7 +2952,7 @@
       <w:r>
         <w:t xml:space="preserve"> — créé — </w:t>
       </w:r>
-      <w:hyperlink w:history="1" r:id="rIdgl-m5k5ed9s7g8jvmb1qm">
+      <w:hyperlink w:history="1" r:id="rId3l8zhdlvkgvfguwpd2mpk">
         <w:r>
           <w:rPr>
             <w:rStyle w:val="Hyperlink"/>
@@ -2981,7 +2981,7 @@
       <w:r>
         <w:t xml:space="preserve"> — créé — </w:t>
       </w:r>
-      <w:hyperlink w:history="1" r:id="rId4janxustbtbz6qblon_ak">
+      <w:hyperlink w:history="1" r:id="rIdfriisiabdxyoljwr5dyrv">
         <w:r>
           <w:rPr>
             <w:rStyle w:val="Hyperlink"/>
@@ -3010,7 +3010,7 @@
       <w:r>
         <w:t xml:space="preserve"> — créé — </w:t>
       </w:r>
-      <w:hyperlink w:history="1" r:id="rIdmkqoab6rxbxtwvxkdbk4w">
+      <w:hyperlink w:history="1" r:id="rIdn04tuyrpeftgxijedxf3v">
         <w:r>
           <w:rPr>
             <w:rStyle w:val="Hyperlink"/>
@@ -3039,7 +3039,7 @@
       <w:r>
         <w:t xml:space="preserve"> — créé — </w:t>
       </w:r>
-      <w:hyperlink w:history="1" r:id="rIdqulgcodaffl1dgdqgx27a">
+      <w:hyperlink w:history="1" r:id="rIdhjgnektr2dcjnbi6tgja7">
         <w:r>
           <w:rPr>
             <w:rStyle w:val="Hyperlink"/>
@@ -3068,7 +3068,7 @@
       <w:r>
         <w:t xml:space="preserve"> — modifié — </w:t>
       </w:r>
-      <w:hyperlink w:history="1" r:id="rIdslo71e3jp_gr_ei5i952f">
+      <w:hyperlink w:history="1" r:id="rIdzks4t2u9hapchamfg6jct">
         <w:r>
           <w:rPr>
             <w:rStyle w:val="Hyperlink"/>
@@ -3097,7 +3097,7 @@
       <w:r>
         <w:t xml:space="preserve"> — modifié — </w:t>
       </w:r>
-      <w:hyperlink w:history="1" r:id="rIdzka3piwnkrovvxgie-i-s">
+      <w:hyperlink w:history="1" r:id="rIdzue1nyb2mudpqa0x3ewv_">
         <w:r>
           <w:rPr>
             <w:rStyle w:val="Hyperlink"/>
@@ -3134,7 +3134,7 @@
       <w:r>
         <w:t xml:space="preserve"> — modifié — </w:t>
       </w:r>
-      <w:hyperlink w:history="1" r:id="rIdda0rorg1jgqlnyemuqpsl">
+      <w:hyperlink w:history="1" r:id="rIdv0hjlryugsfwwgorihs6s">
         <w:r>
           <w:rPr>
             <w:rStyle w:val="Hyperlink"/>
@@ -3163,7 +3163,7 @@
       <w:r>
         <w:t xml:space="preserve"> — modifié — </w:t>
       </w:r>
-      <w:hyperlink w:history="1" r:id="rIdb6b-vos4yaogcl3jzj3ha">
+      <w:hyperlink w:history="1" r:id="rIdexjxqwwgzs_5xqisriki5">
         <w:r>
           <w:rPr>
             <w:rStyle w:val="Hyperlink"/>

--- a/docs/developpement/phases/word/PHASE_31_SUIVI_DU_DEVELOPPEMENT_ET_PREPARATION_DE_LAUDIT_CODEX.docx
+++ b/docs/developpement/phases/word/PHASE_31_SUIVI_DU_DEVELOPPEMENT_ET_PREPARATION_DE_LAUDIT_CODEX.docx
@@ -20,7 +20,7 @@
       <w:r>
         <w:t xml:space="preserve">FlaiX Expert · dossier de développement · généré le 2026-10-19 depuis le dépôt </w:t>
       </w:r>
-      <w:hyperlink w:history="1" r:id="rIdtuv3slck2bzuvreiwep0m">
+      <w:hyperlink w:history="1" r:id="rIdl10tgwcrjzspdcypkotpu">
         <w:r>
           <w:rPr>
             <w:rStyle w:val="Hyperlink"/>
@@ -690,7 +690,7 @@
           <w:numId w:val="2"/>
         </w:numPr>
       </w:pPr>
-      <w:hyperlink w:history="1" r:id="rIdrbhutlwmeon4r_ds9wsfd">
+      <w:hyperlink w:history="1" r:id="rIdrmqhn_4vr80pmz-davkco">
         <w:r>
           <w:rPr>
             <w:rStyle w:val="Hyperlink"/>
@@ -710,7 +710,7 @@
           <w:numId w:val="2"/>
         </w:numPr>
       </w:pPr>
-      <w:hyperlink w:history="1" r:id="rIdsadyzbeg3hi9ahiq8a9vl">
+      <w:hyperlink w:history="1" r:id="rIdmhvcr_oizwwpzsubbghbl">
         <w:r>
           <w:rPr>
             <w:rStyle w:val="Hyperlink"/>
@@ -730,7 +730,7 @@
           <w:numId w:val="2"/>
         </w:numPr>
       </w:pPr>
-      <w:hyperlink w:history="1" r:id="rIdcdgbeomcknpsug0pmhlvd">
+      <w:hyperlink w:history="1" r:id="rIdgpyqy7_ivjmaaagn4g4qu">
         <w:r>
           <w:rPr>
             <w:rStyle w:val="Hyperlink"/>
@@ -750,7 +750,7 @@
           <w:numId w:val="2"/>
         </w:numPr>
       </w:pPr>
-      <w:hyperlink w:history="1" r:id="rIdo02nu4xxm2hslcmthvfnb">
+      <w:hyperlink w:history="1" r:id="rIdcsqqcdcb5ieie_shl7bdx">
         <w:r>
           <w:rPr>
             <w:rStyle w:val="Hyperlink"/>
@@ -798,7 +798,7 @@
       <w:r>
         <w:t xml:space="preserve"> — créé — </w:t>
       </w:r>
-      <w:hyperlink w:history="1" r:id="rIdlmrujheto1yg_dxueyiuf">
+      <w:hyperlink w:history="1" r:id="rId8tpaoftjej-ikq7ji94r0">
         <w:r>
           <w:rPr>
             <w:rStyle w:val="Hyperlink"/>
@@ -827,7 +827,7 @@
       <w:r>
         <w:t xml:space="preserve"> — créé — </w:t>
       </w:r>
-      <w:hyperlink w:history="1" r:id="rIdx2bx_7i43gq9v3z8kbcxr">
+      <w:hyperlink w:history="1" r:id="rIdk_rtzijaokjuuwws0akhb">
         <w:r>
           <w:rPr>
             <w:rStyle w:val="Hyperlink"/>
@@ -856,7 +856,7 @@
       <w:r>
         <w:t xml:space="preserve"> — créé — </w:t>
       </w:r>
-      <w:hyperlink w:history="1" r:id="rId2rnbirydchvez3elduqli">
+      <w:hyperlink w:history="1" r:id="rIdkn0frrqbqhexdrzbgdp5b">
         <w:r>
           <w:rPr>
             <w:rStyle w:val="Hyperlink"/>
@@ -885,7 +885,7 @@
       <w:r>
         <w:t xml:space="preserve"> — créé — </w:t>
       </w:r>
-      <w:hyperlink w:history="1" r:id="rIdj2coh5b2gwy0e_9g6yzk0">
+      <w:hyperlink w:history="1" r:id="rIdtopgpga20hbf4aujsdmlj">
         <w:r>
           <w:rPr>
             <w:rStyle w:val="Hyperlink"/>
@@ -914,7 +914,7 @@
       <w:r>
         <w:t xml:space="preserve"> — créé — </w:t>
       </w:r>
-      <w:hyperlink w:history="1" r:id="rIdvjblqtnvvff2nhtqqb0vl">
+      <w:hyperlink w:history="1" r:id="rIdvhveh2dcwwlkoyqkp3np1">
         <w:r>
           <w:rPr>
             <w:rStyle w:val="Hyperlink"/>
@@ -951,7 +951,7 @@
       <w:r>
         <w:t xml:space="preserve"> — créé — </w:t>
       </w:r>
-      <w:hyperlink w:history="1" r:id="rIdichdhqiryynjya-qirogw">
+      <w:hyperlink w:history="1" r:id="rId4l5mzk6kr2uom5ztrjtkm">
         <w:r>
           <w:rPr>
             <w:rStyle w:val="Hyperlink"/>
@@ -980,7 +980,7 @@
       <w:r>
         <w:t xml:space="preserve"> — créé — </w:t>
       </w:r>
-      <w:hyperlink w:history="1" r:id="rIdkdrb8pn5kjgx_vprxbt-v">
+      <w:hyperlink w:history="1" r:id="rIdcuwjo59vx_vojvcs7nxzq">
         <w:r>
           <w:rPr>
             <w:rStyle w:val="Hyperlink"/>
@@ -1009,7 +1009,7 @@
       <w:r>
         <w:t xml:space="preserve"> — modifié — </w:t>
       </w:r>
-      <w:hyperlink w:history="1" r:id="rIdzid4duct1g2dvqwuupxp2">
+      <w:hyperlink w:history="1" r:id="rIdxzgxsjsnrxgksigmu2dhv">
         <w:r>
           <w:rPr>
             <w:rStyle w:val="Hyperlink"/>
@@ -1038,7 +1038,7 @@
       <w:r>
         <w:t xml:space="preserve"> — créé — </w:t>
       </w:r>
-      <w:hyperlink w:history="1" r:id="rIdnopx0arkuwpohb_t3irbz">
+      <w:hyperlink w:history="1" r:id="rIdg_5tzzuqufi9eqtbc_kvt">
         <w:r>
           <w:rPr>
             <w:rStyle w:val="Hyperlink"/>
@@ -1067,7 +1067,7 @@
       <w:r>
         <w:t xml:space="preserve"> — créé — </w:t>
       </w:r>
-      <w:hyperlink w:history="1" r:id="rIdmwezxppd7gshmsqkfg0t2">
+      <w:hyperlink w:history="1" r:id="rIdtihfztrao0eugjxc6btqu">
         <w:r>
           <w:rPr>
             <w:rStyle w:val="Hyperlink"/>
@@ -1096,7 +1096,7 @@
       <w:r>
         <w:t xml:space="preserve"> — créé — </w:t>
       </w:r>
-      <w:hyperlink w:history="1" r:id="rId4ql6dan3iukvxt6qurqsw">
+      <w:hyperlink w:history="1" r:id="rIdssbwe9ndpdbfugmchbjab">
         <w:r>
           <w:rPr>
             <w:rStyle w:val="Hyperlink"/>
@@ -1125,7 +1125,7 @@
       <w:r>
         <w:t xml:space="preserve"> — créé — </w:t>
       </w:r>
-      <w:hyperlink w:history="1" r:id="rIdvneifu66fawgkleg-nyus">
+      <w:hyperlink w:history="1" r:id="rIdreptgiq7b80ttfw5oczc8">
         <w:r>
           <w:rPr>
             <w:rStyle w:val="Hyperlink"/>
@@ -1154,7 +1154,7 @@
       <w:r>
         <w:t xml:space="preserve"> — créé — </w:t>
       </w:r>
-      <w:hyperlink w:history="1" r:id="rIdgeyaqiuh8tna3nl2qwetm">
+      <w:hyperlink w:history="1" r:id="rId-fazsn1rbjz2tasluwna6">
         <w:r>
           <w:rPr>
             <w:rStyle w:val="Hyperlink"/>
@@ -1183,7 +1183,7 @@
       <w:r>
         <w:t xml:space="preserve"> — créé — </w:t>
       </w:r>
-      <w:hyperlink w:history="1" r:id="rIdxroosw2r_7zijneryr7hx">
+      <w:hyperlink w:history="1" r:id="rIdkpzwdxf61q4jsr-gcixwu">
         <w:r>
           <w:rPr>
             <w:rStyle w:val="Hyperlink"/>
@@ -1212,7 +1212,7 @@
       <w:r>
         <w:t xml:space="preserve"> — créé — </w:t>
       </w:r>
-      <w:hyperlink w:history="1" r:id="rId9uobnju6f-rf9nfpddmdo">
+      <w:hyperlink w:history="1" r:id="rIdubwp97hbaie_9fg4674fq">
         <w:r>
           <w:rPr>
             <w:rStyle w:val="Hyperlink"/>
@@ -1241,7 +1241,7 @@
       <w:r>
         <w:t xml:space="preserve"> — créé — </w:t>
       </w:r>
-      <w:hyperlink w:history="1" r:id="rIdmgaavg8awpq7vyblvhd8o">
+      <w:hyperlink w:history="1" r:id="rId8d9hvsk_sr1seh_q-jbql">
         <w:r>
           <w:rPr>
             <w:rStyle w:val="Hyperlink"/>
@@ -1270,7 +1270,7 @@
       <w:r>
         <w:t xml:space="preserve"> — créé — </w:t>
       </w:r>
-      <w:hyperlink w:history="1" r:id="rIdahj1jm5bmarch3s_ehlzr">
+      <w:hyperlink w:history="1" r:id="rIdytb9vdrlfwwfoyjefdxkp">
         <w:r>
           <w:rPr>
             <w:rStyle w:val="Hyperlink"/>
@@ -1299,7 +1299,7 @@
       <w:r>
         <w:t xml:space="preserve"> — créé — </w:t>
       </w:r>
-      <w:hyperlink w:history="1" r:id="rIdsbrsxlvlzk3rzmo35qtyb">
+      <w:hyperlink w:history="1" r:id="rIdqc-5nnsbypjsrahiie4pf">
         <w:r>
           <w:rPr>
             <w:rStyle w:val="Hyperlink"/>
@@ -1328,7 +1328,7 @@
       <w:r>
         <w:t xml:space="preserve"> — créé — </w:t>
       </w:r>
-      <w:hyperlink w:history="1" r:id="rIdm3truv44cxlh5bxegbleo">
+      <w:hyperlink w:history="1" r:id="rIdz035ocvascxvyjh5f-nk8">
         <w:r>
           <w:rPr>
             <w:rStyle w:val="Hyperlink"/>
@@ -1357,7 +1357,7 @@
       <w:r>
         <w:t xml:space="preserve"> — créé — </w:t>
       </w:r>
-      <w:hyperlink w:history="1" r:id="rIdtv975terkwkxv9xmyq2ce">
+      <w:hyperlink w:history="1" r:id="rIdcuzjdpjd8jiqumwuj3nng">
         <w:r>
           <w:rPr>
             <w:rStyle w:val="Hyperlink"/>
@@ -1386,7 +1386,7 @@
       <w:r>
         <w:t xml:space="preserve"> — créé — </w:t>
       </w:r>
-      <w:hyperlink w:history="1" r:id="rIdfk2qkeatg8ul_ygfvpiuq">
+      <w:hyperlink w:history="1" r:id="rIdwiiry_1mgswwqecpiqi_j">
         <w:r>
           <w:rPr>
             <w:rStyle w:val="Hyperlink"/>
@@ -1415,7 +1415,7 @@
       <w:r>
         <w:t xml:space="preserve"> — créé — </w:t>
       </w:r>
-      <w:hyperlink w:history="1" r:id="rIdenoewz00nuzlw8hdtk7iu">
+      <w:hyperlink w:history="1" r:id="rIdf7wxry4lsi4awpk8lluxm">
         <w:r>
           <w:rPr>
             <w:rStyle w:val="Hyperlink"/>
@@ -1444,7 +1444,7 @@
       <w:r>
         <w:t xml:space="preserve"> — créé — </w:t>
       </w:r>
-      <w:hyperlink w:history="1" r:id="rIdbyxpqzhpw7qlsnkvwf4zp">
+      <w:hyperlink w:history="1" r:id="rIdlooimrx4k3dj4zvhb5yc3">
         <w:r>
           <w:rPr>
             <w:rStyle w:val="Hyperlink"/>
@@ -1473,7 +1473,7 @@
       <w:r>
         <w:t xml:space="preserve"> — créé — </w:t>
       </w:r>
-      <w:hyperlink w:history="1" r:id="rIda5hmgrqwzlsk9vz18s9dh">
+      <w:hyperlink w:history="1" r:id="rIdtmw8ypbwrdf8tcsltvd2o">
         <w:r>
           <w:rPr>
             <w:rStyle w:val="Hyperlink"/>
@@ -1502,7 +1502,7 @@
       <w:r>
         <w:t xml:space="preserve"> — créé — </w:t>
       </w:r>
-      <w:hyperlink w:history="1" r:id="rIdujjlyiogdwbjro4-_pxsx">
+      <w:hyperlink w:history="1" r:id="rId0xwf-rytqfd3u3tmyozqp">
         <w:r>
           <w:rPr>
             <w:rStyle w:val="Hyperlink"/>
@@ -1531,7 +1531,7 @@
       <w:r>
         <w:t xml:space="preserve"> — créé — </w:t>
       </w:r>
-      <w:hyperlink w:history="1" r:id="rIddplqraowfd-gjvng_sjhe">
+      <w:hyperlink w:history="1" r:id="rIdfdejro-0eb-bxp1y6zmls">
         <w:r>
           <w:rPr>
             <w:rStyle w:val="Hyperlink"/>
@@ -1560,7 +1560,7 @@
       <w:r>
         <w:t xml:space="preserve"> — créé — </w:t>
       </w:r>
-      <w:hyperlink w:history="1" r:id="rId992laxvxrfep_6zbnzccq">
+      <w:hyperlink w:history="1" r:id="rIdjjon1mgjkskmw35intmtc">
         <w:r>
           <w:rPr>
             <w:rStyle w:val="Hyperlink"/>
@@ -1589,7 +1589,7 @@
       <w:r>
         <w:t xml:space="preserve"> — créé — </w:t>
       </w:r>
-      <w:hyperlink w:history="1" r:id="rIdykygylihrzrzdzguzrq65">
+      <w:hyperlink w:history="1" r:id="rIdah2xjckabcav-pp5cd_ph">
         <w:r>
           <w:rPr>
             <w:rStyle w:val="Hyperlink"/>
@@ -1618,7 +1618,7 @@
       <w:r>
         <w:t xml:space="preserve"> — créé — </w:t>
       </w:r>
-      <w:hyperlink w:history="1" r:id="rIdbjlovq606uy7jiyll-buh">
+      <w:hyperlink w:history="1" r:id="rId1yzelmmr8wfi_7xrdchjd">
         <w:r>
           <w:rPr>
             <w:rStyle w:val="Hyperlink"/>
@@ -1647,7 +1647,7 @@
       <w:r>
         <w:t xml:space="preserve"> — créé — </w:t>
       </w:r>
-      <w:hyperlink w:history="1" r:id="rIdp-pgrage0eyt-prsr9dzl">
+      <w:hyperlink w:history="1" r:id="rIdk9bt7ebxqornj9zezcepc">
         <w:r>
           <w:rPr>
             <w:rStyle w:val="Hyperlink"/>
@@ -1676,7 +1676,7 @@
       <w:r>
         <w:t xml:space="preserve"> — créé — </w:t>
       </w:r>
-      <w:hyperlink w:history="1" r:id="rIdf1xl91kjg2jl87lmbxv-s">
+      <w:hyperlink w:history="1" r:id="rIdoqzfqgs5dladnwr8vwewb">
         <w:r>
           <w:rPr>
             <w:rStyle w:val="Hyperlink"/>
@@ -1705,7 +1705,7 @@
       <w:r>
         <w:t xml:space="preserve"> — créé — </w:t>
       </w:r>
-      <w:hyperlink w:history="1" r:id="rIdncnuejiik-ty3txcv7apu">
+      <w:hyperlink w:history="1" r:id="rIdq93u35epmotcdygpsccr7">
         <w:r>
           <w:rPr>
             <w:rStyle w:val="Hyperlink"/>
@@ -1734,7 +1734,7 @@
       <w:r>
         <w:t xml:space="preserve"> — créé — </w:t>
       </w:r>
-      <w:hyperlink w:history="1" r:id="rIdyu2f1av8yn0ohomykp0ip">
+      <w:hyperlink w:history="1" r:id="rIdizyegf9ruxsfkzv2rguqw">
         <w:r>
           <w:rPr>
             <w:rStyle w:val="Hyperlink"/>
@@ -1763,7 +1763,7 @@
       <w:r>
         <w:t xml:space="preserve"> — créé — </w:t>
       </w:r>
-      <w:hyperlink w:history="1" r:id="rIdqdps-tr0juqmh9xvb6evw">
+      <w:hyperlink w:history="1" r:id="rIdgm3wii-26-qblqiy2epzl">
         <w:r>
           <w:rPr>
             <w:rStyle w:val="Hyperlink"/>
@@ -1792,7 +1792,7 @@
       <w:r>
         <w:t xml:space="preserve"> — créé — </w:t>
       </w:r>
-      <w:hyperlink w:history="1" r:id="rId9dyqr-juopucoxadzpxra">
+      <w:hyperlink w:history="1" r:id="rIdexphjducjgukxtaspx6tf">
         <w:r>
           <w:rPr>
             <w:rStyle w:val="Hyperlink"/>
@@ -1821,7 +1821,7 @@
       <w:r>
         <w:t xml:space="preserve"> — créé — </w:t>
       </w:r>
-      <w:hyperlink w:history="1" r:id="rIdss_zulqapmkaj5apcpdk-">
+      <w:hyperlink w:history="1" r:id="rIdqghifckhjpfu3j2n9dgx9">
         <w:r>
           <w:rPr>
             <w:rStyle w:val="Hyperlink"/>
@@ -1850,7 +1850,7 @@
       <w:r>
         <w:t xml:space="preserve"> — créé — </w:t>
       </w:r>
-      <w:hyperlink w:history="1" r:id="rIdcgfjk_oclbowxpjrz8a8d">
+      <w:hyperlink w:history="1" r:id="rIdxuaylni2sgn9wautcegi5">
         <w:r>
           <w:rPr>
             <w:rStyle w:val="Hyperlink"/>
@@ -1879,7 +1879,7 @@
       <w:r>
         <w:t xml:space="preserve"> — créé — </w:t>
       </w:r>
-      <w:hyperlink w:history="1" r:id="rIdx97ujds3nekxukijdrzno">
+      <w:hyperlink w:history="1" r:id="rIdlstikfuz8kt1azfkjhp7l">
         <w:r>
           <w:rPr>
             <w:rStyle w:val="Hyperlink"/>
@@ -1908,7 +1908,7 @@
       <w:r>
         <w:t xml:space="preserve"> — créé — </w:t>
       </w:r>
-      <w:hyperlink w:history="1" r:id="rId5blb787mogym9nk-1g_vf">
+      <w:hyperlink w:history="1" r:id="rIdnse0reg3n1xjsrfk4sdvh">
         <w:r>
           <w:rPr>
             <w:rStyle w:val="Hyperlink"/>
@@ -1937,7 +1937,7 @@
       <w:r>
         <w:t xml:space="preserve"> — créé — </w:t>
       </w:r>
-      <w:hyperlink w:history="1" r:id="rIddccqq0ghekqswcq3pe2th">
+      <w:hyperlink w:history="1" r:id="rIdy6ee4fhsplxe28sg_c_vc">
         <w:r>
           <w:rPr>
             <w:rStyle w:val="Hyperlink"/>
@@ -1966,7 +1966,7 @@
       <w:r>
         <w:t xml:space="preserve"> — créé — </w:t>
       </w:r>
-      <w:hyperlink w:history="1" r:id="rIdy1j2t2miaz_pqzj7woz2w">
+      <w:hyperlink w:history="1" r:id="rId84j6urfcy0tcuyvlerybl">
         <w:r>
           <w:rPr>
             <w:rStyle w:val="Hyperlink"/>
@@ -1995,7 +1995,7 @@
       <w:r>
         <w:t xml:space="preserve"> — créé — </w:t>
       </w:r>
-      <w:hyperlink w:history="1" r:id="rIdbswz_zxrchn5zrr0ojwwi">
+      <w:hyperlink w:history="1" r:id="rIdouo7xis8u49i5qtlcenyv">
         <w:r>
           <w:rPr>
             <w:rStyle w:val="Hyperlink"/>
@@ -2024,7 +2024,7 @@
       <w:r>
         <w:t xml:space="preserve"> — créé — </w:t>
       </w:r>
-      <w:hyperlink w:history="1" r:id="rIde6pr7h26fzgf4-1cua1qe">
+      <w:hyperlink w:history="1" r:id="rIdw-ptebjrgdf_ecuwpsvoi">
         <w:r>
           <w:rPr>
             <w:rStyle w:val="Hyperlink"/>
@@ -2053,7 +2053,7 @@
       <w:r>
         <w:t xml:space="preserve"> — créé — </w:t>
       </w:r>
-      <w:hyperlink w:history="1" r:id="rIdy6ttzwcpxzjh4hxac8oxm">
+      <w:hyperlink w:history="1" r:id="rIdefdw3ucrw_kslw17t51e1">
         <w:r>
           <w:rPr>
             <w:rStyle w:val="Hyperlink"/>
@@ -2082,7 +2082,7 @@
       <w:r>
         <w:t xml:space="preserve"> — créé — </w:t>
       </w:r>
-      <w:hyperlink w:history="1" r:id="rIdtjhlnf9f_cmhwlwqk8i9v">
+      <w:hyperlink w:history="1" r:id="rIdwl4clobk_de_k1atgvkg8">
         <w:r>
           <w:rPr>
             <w:rStyle w:val="Hyperlink"/>
@@ -2111,7 +2111,7 @@
       <w:r>
         <w:t xml:space="preserve"> — créé — </w:t>
       </w:r>
-      <w:hyperlink w:history="1" r:id="rIdrmtgwk0qbyvrbh4fqzywu">
+      <w:hyperlink w:history="1" r:id="rIddd4jb2eyqhmjgeyzusejo">
         <w:r>
           <w:rPr>
             <w:rStyle w:val="Hyperlink"/>
@@ -2140,7 +2140,7 @@
       <w:r>
         <w:t xml:space="preserve"> — créé — </w:t>
       </w:r>
-      <w:hyperlink w:history="1" r:id="rIdnxg0s_p_4mkozixh8z4jd">
+      <w:hyperlink w:history="1" r:id="rIdhelajnjbf969dvqu5mcpo">
         <w:r>
           <w:rPr>
             <w:rStyle w:val="Hyperlink"/>
@@ -2169,7 +2169,7 @@
       <w:r>
         <w:t xml:space="preserve"> — créé — </w:t>
       </w:r>
-      <w:hyperlink w:history="1" r:id="rIdwwzouslrpcyfg8xx6m-vi">
+      <w:hyperlink w:history="1" r:id="rId3olb3rcry7-5i8ovx8h-w">
         <w:r>
           <w:rPr>
             <w:rStyle w:val="Hyperlink"/>
@@ -2198,7 +2198,7 @@
       <w:r>
         <w:t xml:space="preserve"> — créé — </w:t>
       </w:r>
-      <w:hyperlink w:history="1" r:id="rIdvtxflm7lbvevnedtgncpz">
+      <w:hyperlink w:history="1" r:id="rIdex1badqmh37dadswg1rgg">
         <w:r>
           <w:rPr>
             <w:rStyle w:val="Hyperlink"/>
@@ -2227,7 +2227,7 @@
       <w:r>
         <w:t xml:space="preserve"> — créé — </w:t>
       </w:r>
-      <w:hyperlink w:history="1" r:id="rIdfbmkvve2angunwl6rszfh">
+      <w:hyperlink w:history="1" r:id="rIdisvmrtrpcp2g-ky1rheuv">
         <w:r>
           <w:rPr>
             <w:rStyle w:val="Hyperlink"/>
@@ -2256,7 +2256,7 @@
       <w:r>
         <w:t xml:space="preserve"> — créé — </w:t>
       </w:r>
-      <w:hyperlink w:history="1" r:id="rIdwx1_juhtj8ahse-g9ikvh">
+      <w:hyperlink w:history="1" r:id="rIdb0vzi4k-mkw6pv_ilxpzg">
         <w:r>
           <w:rPr>
             <w:rStyle w:val="Hyperlink"/>
@@ -2285,7 +2285,7 @@
       <w:r>
         <w:t xml:space="preserve"> — créé — </w:t>
       </w:r>
-      <w:hyperlink w:history="1" r:id="rIdrk_cbxarm-xp9u_4zrss7">
+      <w:hyperlink w:history="1" r:id="rIdp2ofkwpfa9e4ggubgcqne">
         <w:r>
           <w:rPr>
             <w:rStyle w:val="Hyperlink"/>
@@ -2314,7 +2314,7 @@
       <w:r>
         <w:t xml:space="preserve"> — créé — </w:t>
       </w:r>
-      <w:hyperlink w:history="1" r:id="rId6phw-cosge0qkhgkvquhf">
+      <w:hyperlink w:history="1" r:id="rId2epripvaz7d15wegouv8v">
         <w:r>
           <w:rPr>
             <w:rStyle w:val="Hyperlink"/>
@@ -2343,7 +2343,7 @@
       <w:r>
         <w:t xml:space="preserve"> — créé — </w:t>
       </w:r>
-      <w:hyperlink w:history="1" r:id="rIdaqmuhwtvotkd65br7k7d8">
+      <w:hyperlink w:history="1" r:id="rIdxo5amofimsaqc2waxlyak">
         <w:r>
           <w:rPr>
             <w:rStyle w:val="Hyperlink"/>
@@ -2372,7 +2372,7 @@
       <w:r>
         <w:t xml:space="preserve"> — créé — </w:t>
       </w:r>
-      <w:hyperlink w:history="1" r:id="rIdnzxi7o7z1yqqtw5h-dila">
+      <w:hyperlink w:history="1" r:id="rIdqllsfmxg27jh6ge-wxl3i">
         <w:r>
           <w:rPr>
             <w:rStyle w:val="Hyperlink"/>
@@ -2401,7 +2401,7 @@
       <w:r>
         <w:t xml:space="preserve"> — créé — </w:t>
       </w:r>
-      <w:hyperlink w:history="1" r:id="rIdyk_iupj0vimpekz7uzhca">
+      <w:hyperlink w:history="1" r:id="rIdvp67l99gul1hzvdge9enh">
         <w:r>
           <w:rPr>
             <w:rStyle w:val="Hyperlink"/>
@@ -2430,7 +2430,7 @@
       <w:r>
         <w:t xml:space="preserve"> — créé — </w:t>
       </w:r>
-      <w:hyperlink w:history="1" r:id="rIdv_c83dwyfvn8ksmqxa59s">
+      <w:hyperlink w:history="1" r:id="rIdn7vf2huw2vuvfohetptpg">
         <w:r>
           <w:rPr>
             <w:rStyle w:val="Hyperlink"/>
@@ -2459,7 +2459,7 @@
       <w:r>
         <w:t xml:space="preserve"> — créé — </w:t>
       </w:r>
-      <w:hyperlink w:history="1" r:id="rIdqqqkygn0tq2idhepnxck4">
+      <w:hyperlink w:history="1" r:id="rIdoonlo390qv54gchrirpja">
         <w:r>
           <w:rPr>
             <w:rStyle w:val="Hyperlink"/>
@@ -2488,7 +2488,7 @@
       <w:r>
         <w:t xml:space="preserve"> — créé — </w:t>
       </w:r>
-      <w:hyperlink w:history="1" r:id="rIdh6_wogrqzqzyvkbthwdng">
+      <w:hyperlink w:history="1" r:id="rIdh-hfvqd-krdbx8amoasye">
         <w:r>
           <w:rPr>
             <w:rStyle w:val="Hyperlink"/>
@@ -2517,7 +2517,7 @@
       <w:r>
         <w:t xml:space="preserve"> — créé — </w:t>
       </w:r>
-      <w:hyperlink w:history="1" r:id="rIdpawpgrv73y7dez3jftwbd">
+      <w:hyperlink w:history="1" r:id="rIdzhzknlraib6syrhq1kddw">
         <w:r>
           <w:rPr>
             <w:rStyle w:val="Hyperlink"/>
@@ -2546,7 +2546,7 @@
       <w:r>
         <w:t xml:space="preserve"> — créé — </w:t>
       </w:r>
-      <w:hyperlink w:history="1" r:id="rIdv8qkq6ziveffufzjqfx5a">
+      <w:hyperlink w:history="1" r:id="rIddxrk5_ircf9qsbhxdtlez">
         <w:r>
           <w:rPr>
             <w:rStyle w:val="Hyperlink"/>
@@ -2575,7 +2575,7 @@
       <w:r>
         <w:t xml:space="preserve"> — créé — </w:t>
       </w:r>
-      <w:hyperlink w:history="1" r:id="rIdmwwqhanbydszhh32mo_g1">
+      <w:hyperlink w:history="1" r:id="rIdum7d-kemiznq7ecxgg1vx">
         <w:r>
           <w:rPr>
             <w:rStyle w:val="Hyperlink"/>
@@ -2604,7 +2604,7 @@
       <w:r>
         <w:t xml:space="preserve"> — créé — </w:t>
       </w:r>
-      <w:hyperlink w:history="1" r:id="rIdh3_appkfeh1yau4hiyhxt">
+      <w:hyperlink w:history="1" r:id="rIdkxknxxlkcocdn_1dxdeya">
         <w:r>
           <w:rPr>
             <w:rStyle w:val="Hyperlink"/>
@@ -2633,7 +2633,7 @@
       <w:r>
         <w:t xml:space="preserve"> — créé — </w:t>
       </w:r>
-      <w:hyperlink w:history="1" r:id="rIdkunqxzt8x2afcba_y6kxo">
+      <w:hyperlink w:history="1" r:id="rId49dhvfjgqt5xu7jnybg-k">
         <w:r>
           <w:rPr>
             <w:rStyle w:val="Hyperlink"/>
@@ -2662,7 +2662,7 @@
       <w:r>
         <w:t xml:space="preserve"> — créé — </w:t>
       </w:r>
-      <w:hyperlink w:history="1" r:id="rIdvogj7wnia41nug_hvh4b5">
+      <w:hyperlink w:history="1" r:id="rIdxlortsxvoditabmvvbkzt">
         <w:r>
           <w:rPr>
             <w:rStyle w:val="Hyperlink"/>
@@ -2691,7 +2691,7 @@
       <w:r>
         <w:t xml:space="preserve"> — créé — </w:t>
       </w:r>
-      <w:hyperlink w:history="1" r:id="rId-czf2ojxo7du0xf213voo">
+      <w:hyperlink w:history="1" r:id="rIdo44qp9ljrh9misvgw8igm">
         <w:r>
           <w:rPr>
             <w:rStyle w:val="Hyperlink"/>
@@ -2720,7 +2720,7 @@
       <w:r>
         <w:t xml:space="preserve"> — créé — </w:t>
       </w:r>
-      <w:hyperlink w:history="1" r:id="rIdvtntcg4g2hjoakkewkkbj">
+      <w:hyperlink w:history="1" r:id="rIdtkica2rpbhu6lh4-bjo_0">
         <w:r>
           <w:rPr>
             <w:rStyle w:val="Hyperlink"/>
@@ -2749,7 +2749,7 @@
       <w:r>
         <w:t xml:space="preserve"> — créé — </w:t>
       </w:r>
-      <w:hyperlink w:history="1" r:id="rIdzt7dwtshxhswfylbxrit5">
+      <w:hyperlink w:history="1" r:id="rIdc7rd98ulmbf4ebavqfoep">
         <w:r>
           <w:rPr>
             <w:rStyle w:val="Hyperlink"/>
@@ -2778,7 +2778,7 @@
       <w:r>
         <w:t xml:space="preserve"> — créé — </w:t>
       </w:r>
-      <w:hyperlink w:history="1" r:id="rIdrmuegtwypo36dppfnz-1r">
+      <w:hyperlink w:history="1" r:id="rIdgmzkygraavd2cogkz78w_">
         <w:r>
           <w:rPr>
             <w:rStyle w:val="Hyperlink"/>
@@ -2807,7 +2807,7 @@
       <w:r>
         <w:t xml:space="preserve"> — créé — </w:t>
       </w:r>
-      <w:hyperlink w:history="1" r:id="rIdtoe0ug9ijfhfwtsuakwtv">
+      <w:hyperlink w:history="1" r:id="rIdguxzebeodc_vumbev5flw">
         <w:r>
           <w:rPr>
             <w:rStyle w:val="Hyperlink"/>
@@ -2836,7 +2836,7 @@
       <w:r>
         <w:t xml:space="preserve"> — créé — </w:t>
       </w:r>
-      <w:hyperlink w:history="1" r:id="rIdvto1aligts5veoipuspux">
+      <w:hyperlink w:history="1" r:id="rId6wbszbdmcl6scnlv9tdfv">
         <w:r>
           <w:rPr>
             <w:rStyle w:val="Hyperlink"/>
@@ -2865,7 +2865,7 @@
       <w:r>
         <w:t xml:space="preserve"> — créé — </w:t>
       </w:r>
-      <w:hyperlink w:history="1" r:id="rIddzs4zz1q-kag6farvlll5">
+      <w:hyperlink w:history="1" r:id="rIdongtrmz6_lsuwq5qztosf">
         <w:r>
           <w:rPr>
             <w:rStyle w:val="Hyperlink"/>
@@ -2894,7 +2894,7 @@
       <w:r>
         <w:t xml:space="preserve"> — créé — </w:t>
       </w:r>
-      <w:hyperlink w:history="1" r:id="rIdfyx4i9da-c1ri0o8bar2m">
+      <w:hyperlink w:history="1" r:id="rIde-x86plgbmruu9_dnbkmh">
         <w:r>
           <w:rPr>
             <w:rStyle w:val="Hyperlink"/>
@@ -2923,7 +2923,7 @@
       <w:r>
         <w:t xml:space="preserve"> — créé — </w:t>
       </w:r>
-      <w:hyperlink w:history="1" r:id="rIdtqszknbuvutwe6e4vbu_j">
+      <w:hyperlink w:history="1" r:id="rIdmykthxt7_g_uwu9ztii44">
         <w:r>
           <w:rPr>
             <w:rStyle w:val="Hyperlink"/>
@@ -2952,7 +2952,7 @@
       <w:r>
         <w:t xml:space="preserve"> — créé — </w:t>
       </w:r>
-      <w:hyperlink w:history="1" r:id="rId3l8zhdlvkgvfguwpd2mpk">
+      <w:hyperlink w:history="1" r:id="rIdymz2bvzps8i0tte6x31se">
         <w:r>
           <w:rPr>
             <w:rStyle w:val="Hyperlink"/>
@@ -2981,7 +2981,7 @@
       <w:r>
         <w:t xml:space="preserve"> — créé — </w:t>
       </w:r>
-      <w:hyperlink w:history="1" r:id="rIdfriisiabdxyoljwr5dyrv">
+      <w:hyperlink w:history="1" r:id="rIda2q5-own9oh1ypvv9emag">
         <w:r>
           <w:rPr>
             <w:rStyle w:val="Hyperlink"/>
@@ -3010,7 +3010,7 @@
       <w:r>
         <w:t xml:space="preserve"> — créé — </w:t>
       </w:r>
-      <w:hyperlink w:history="1" r:id="rIdn04tuyrpeftgxijedxf3v">
+      <w:hyperlink w:history="1" r:id="rIdtv0bp1hzizvoxjrcrcc9v">
         <w:r>
           <w:rPr>
             <w:rStyle w:val="Hyperlink"/>
@@ -3039,7 +3039,7 @@
       <w:r>
         <w:t xml:space="preserve"> — créé — </w:t>
       </w:r>
-      <w:hyperlink w:history="1" r:id="rIdhjgnektr2dcjnbi6tgja7">
+      <w:hyperlink w:history="1" r:id="rIdprzldyr6mhtesjwtd82qo">
         <w:r>
           <w:rPr>
             <w:rStyle w:val="Hyperlink"/>
@@ -3068,7 +3068,7 @@
       <w:r>
         <w:t xml:space="preserve"> — modifié — </w:t>
       </w:r>
-      <w:hyperlink w:history="1" r:id="rIdzks4t2u9hapchamfg6jct">
+      <w:hyperlink w:history="1" r:id="rIdxd1jyvyo5u1g9rb7mmgma">
         <w:r>
           <w:rPr>
             <w:rStyle w:val="Hyperlink"/>
@@ -3097,7 +3097,7 @@
       <w:r>
         <w:t xml:space="preserve"> — modifié — </w:t>
       </w:r>
-      <w:hyperlink w:history="1" r:id="rIdzue1nyb2mudpqa0x3ewv_">
+      <w:hyperlink w:history="1" r:id="rId1njdifj0z4i2rqqj-vfqz">
         <w:r>
           <w:rPr>
             <w:rStyle w:val="Hyperlink"/>
@@ -3134,7 +3134,7 @@
       <w:r>
         <w:t xml:space="preserve"> — modifié — </w:t>
       </w:r>
-      <w:hyperlink w:history="1" r:id="rIdv0hjlryugsfwwgorihs6s">
+      <w:hyperlink w:history="1" r:id="rIdmj6z4womza8uojsb-auw5">
         <w:r>
           <w:rPr>
             <w:rStyle w:val="Hyperlink"/>
@@ -3163,7 +3163,7 @@
       <w:r>
         <w:t xml:space="preserve"> — modifié — </w:t>
       </w:r>
-      <w:hyperlink w:history="1" r:id="rIdexjxqwwgzs_5xqisriki5">
+      <w:hyperlink w:history="1" r:id="rIdpss_vyanezkr5sj5xucsl">
         <w:r>
           <w:rPr>
             <w:rStyle w:val="Hyperlink"/>

--- a/docs/developpement/phases/word/PHASE_31_SUIVI_DU_DEVELOPPEMENT_ET_PREPARATION_DE_LAUDIT_CODEX.docx
+++ b/docs/developpement/phases/word/PHASE_31_SUIVI_DU_DEVELOPPEMENT_ET_PREPARATION_DE_LAUDIT_CODEX.docx
@@ -20,7 +20,7 @@
       <w:r>
         <w:t xml:space="preserve">FlaiX Expert · dossier de développement · généré le 2026-10-19 depuis le dépôt </w:t>
       </w:r>
-      <w:hyperlink w:history="1" r:id="rIdl10tgwcrjzspdcypkotpu">
+      <w:hyperlink w:history="1" r:id="rIdmes43d0aovefcd_akol_y">
         <w:r>
           <w:rPr>
             <w:rStyle w:val="Hyperlink"/>
@@ -690,7 +690,7 @@
           <w:numId w:val="2"/>
         </w:numPr>
       </w:pPr>
-      <w:hyperlink w:history="1" r:id="rIdrmqhn_4vr80pmz-davkco">
+      <w:hyperlink w:history="1" r:id="rIdmajj9ac8lg9kspq93wuip">
         <w:r>
           <w:rPr>
             <w:rStyle w:val="Hyperlink"/>
@@ -710,7 +710,7 @@
           <w:numId w:val="2"/>
         </w:numPr>
       </w:pPr>
-      <w:hyperlink w:history="1" r:id="rIdmhvcr_oizwwpzsubbghbl">
+      <w:hyperlink w:history="1" r:id="rIdcocz3odqj63vmgflnzd3r">
         <w:r>
           <w:rPr>
             <w:rStyle w:val="Hyperlink"/>
@@ -730,7 +730,7 @@
           <w:numId w:val="2"/>
         </w:numPr>
       </w:pPr>
-      <w:hyperlink w:history="1" r:id="rIdgpyqy7_ivjmaaagn4g4qu">
+      <w:hyperlink w:history="1" r:id="rIdzeiov9hn79w485_bctupn">
         <w:r>
           <w:rPr>
             <w:rStyle w:val="Hyperlink"/>
@@ -750,7 +750,7 @@
           <w:numId w:val="2"/>
         </w:numPr>
       </w:pPr>
-      <w:hyperlink w:history="1" r:id="rIdcsqqcdcb5ieie_shl7bdx">
+      <w:hyperlink w:history="1" r:id="rIdmjz-kj73wr2qkd03wrsm_">
         <w:r>
           <w:rPr>
             <w:rStyle w:val="Hyperlink"/>
@@ -798,7 +798,7 @@
       <w:r>
         <w:t xml:space="preserve"> — créé — </w:t>
       </w:r>
-      <w:hyperlink w:history="1" r:id="rId8tpaoftjej-ikq7ji94r0">
+      <w:hyperlink w:history="1" r:id="rId5eng0m3dxpin6niujtvx4">
         <w:r>
           <w:rPr>
             <w:rStyle w:val="Hyperlink"/>
@@ -827,7 +827,7 @@
       <w:r>
         <w:t xml:space="preserve"> — créé — </w:t>
       </w:r>
-      <w:hyperlink w:history="1" r:id="rIdk_rtzijaokjuuwws0akhb">
+      <w:hyperlink w:history="1" r:id="rIdrjptctubpn_d5uch4wjoq">
         <w:r>
           <w:rPr>
             <w:rStyle w:val="Hyperlink"/>
@@ -856,7 +856,7 @@
       <w:r>
         <w:t xml:space="preserve"> — créé — </w:t>
       </w:r>
-      <w:hyperlink w:history="1" r:id="rIdkn0frrqbqhexdrzbgdp5b">
+      <w:hyperlink w:history="1" r:id="rIdgjxu9ildb8sijlqznyz8x">
         <w:r>
           <w:rPr>
             <w:rStyle w:val="Hyperlink"/>
@@ -885,7 +885,7 @@
       <w:r>
         <w:t xml:space="preserve"> — créé — </w:t>
       </w:r>
-      <w:hyperlink w:history="1" r:id="rIdtopgpga20hbf4aujsdmlj">
+      <w:hyperlink w:history="1" r:id="rId2w7bcypjkpfp3xnoyuvjr">
         <w:r>
           <w:rPr>
             <w:rStyle w:val="Hyperlink"/>
@@ -914,7 +914,7 @@
       <w:r>
         <w:t xml:space="preserve"> — créé — </w:t>
       </w:r>
-      <w:hyperlink w:history="1" r:id="rIdvhveh2dcwwlkoyqkp3np1">
+      <w:hyperlink w:history="1" r:id="rIdx502b_slbqimr6ko8i8v2">
         <w:r>
           <w:rPr>
             <w:rStyle w:val="Hyperlink"/>
@@ -951,7 +951,7 @@
       <w:r>
         <w:t xml:space="preserve"> — créé — </w:t>
       </w:r>
-      <w:hyperlink w:history="1" r:id="rId4l5mzk6kr2uom5ztrjtkm">
+      <w:hyperlink w:history="1" r:id="rIdb2bpbnw_rcbhaxyovyuqb">
         <w:r>
           <w:rPr>
             <w:rStyle w:val="Hyperlink"/>
@@ -980,7 +980,7 @@
       <w:r>
         <w:t xml:space="preserve"> — créé — </w:t>
       </w:r>
-      <w:hyperlink w:history="1" r:id="rIdcuwjo59vx_vojvcs7nxzq">
+      <w:hyperlink w:history="1" r:id="rIdlh4lwvdfn2f3ydmhb80af">
         <w:r>
           <w:rPr>
             <w:rStyle w:val="Hyperlink"/>
@@ -1009,7 +1009,7 @@
       <w:r>
         <w:t xml:space="preserve"> — modifié — </w:t>
       </w:r>
-      <w:hyperlink w:history="1" r:id="rIdxzgxsjsnrxgksigmu2dhv">
+      <w:hyperlink w:history="1" r:id="rIdxump_y8ek3on9adxrsrhm">
         <w:r>
           <w:rPr>
             <w:rStyle w:val="Hyperlink"/>
@@ -1038,7 +1038,7 @@
       <w:r>
         <w:t xml:space="preserve"> — créé — </w:t>
       </w:r>
-      <w:hyperlink w:history="1" r:id="rIdg_5tzzuqufi9eqtbc_kvt">
+      <w:hyperlink w:history="1" r:id="rIdsb4dtps6wi_r5dag_zsk6">
         <w:r>
           <w:rPr>
             <w:rStyle w:val="Hyperlink"/>
@@ -1067,7 +1067,7 @@
       <w:r>
         <w:t xml:space="preserve"> — créé — </w:t>
       </w:r>
-      <w:hyperlink w:history="1" r:id="rIdtihfztrao0eugjxc6btqu">
+      <w:hyperlink w:history="1" r:id="rIdtrfu4lmdhw9hl8d0nzq6r">
         <w:r>
           <w:rPr>
             <w:rStyle w:val="Hyperlink"/>
@@ -1096,7 +1096,7 @@
       <w:r>
         <w:t xml:space="preserve"> — créé — </w:t>
       </w:r>
-      <w:hyperlink w:history="1" r:id="rIdssbwe9ndpdbfugmchbjab">
+      <w:hyperlink w:history="1" r:id="rId8hlviak4zyojjaqwgvlw8">
         <w:r>
           <w:rPr>
             <w:rStyle w:val="Hyperlink"/>
@@ -1125,7 +1125,7 @@
       <w:r>
         <w:t xml:space="preserve"> — créé — </w:t>
       </w:r>
-      <w:hyperlink w:history="1" r:id="rIdreptgiq7b80ttfw5oczc8">
+      <w:hyperlink w:history="1" r:id="rId9isdzzcfy_c0snsjgsodp">
         <w:r>
           <w:rPr>
             <w:rStyle w:val="Hyperlink"/>
@@ -1154,7 +1154,7 @@
       <w:r>
         <w:t xml:space="preserve"> — créé — </w:t>
       </w:r>
-      <w:hyperlink w:history="1" r:id="rId-fazsn1rbjz2tasluwna6">
+      <w:hyperlink w:history="1" r:id="rId24kj-5qiphrjyriwyn_ja">
         <w:r>
           <w:rPr>
             <w:rStyle w:val="Hyperlink"/>
@@ -1183,7 +1183,7 @@
       <w:r>
         <w:t xml:space="preserve"> — créé — </w:t>
       </w:r>
-      <w:hyperlink w:history="1" r:id="rIdkpzwdxf61q4jsr-gcixwu">
+      <w:hyperlink w:history="1" r:id="rIdyqyztk1wifvpigfzidhkf">
         <w:r>
           <w:rPr>
             <w:rStyle w:val="Hyperlink"/>
@@ -1212,7 +1212,7 @@
       <w:r>
         <w:t xml:space="preserve"> — créé — </w:t>
       </w:r>
-      <w:hyperlink w:history="1" r:id="rIdubwp97hbaie_9fg4674fq">
+      <w:hyperlink w:history="1" r:id="rId91g4weusp38gl71pbsjyu">
         <w:r>
           <w:rPr>
             <w:rStyle w:val="Hyperlink"/>
@@ -1241,7 +1241,7 @@
       <w:r>
         <w:t xml:space="preserve"> — créé — </w:t>
       </w:r>
-      <w:hyperlink w:history="1" r:id="rId8d9hvsk_sr1seh_q-jbql">
+      <w:hyperlink w:history="1" r:id="rIdaf_zgitj7vafvvnv61jit">
         <w:r>
           <w:rPr>
             <w:rStyle w:val="Hyperlink"/>
@@ -1270,7 +1270,7 @@
       <w:r>
         <w:t xml:space="preserve"> — créé — </w:t>
       </w:r>
-      <w:hyperlink w:history="1" r:id="rIdytb9vdrlfwwfoyjefdxkp">
+      <w:hyperlink w:history="1" r:id="rIdpo-yvfe4ngh3ietbuesb7">
         <w:r>
           <w:rPr>
             <w:rStyle w:val="Hyperlink"/>
@@ -1299,7 +1299,7 @@
       <w:r>
         <w:t xml:space="preserve"> — créé — </w:t>
       </w:r>
-      <w:hyperlink w:history="1" r:id="rIdqc-5nnsbypjsrahiie4pf">
+      <w:hyperlink w:history="1" r:id="rIdlxkxwxbvldtaacwm51egq">
         <w:r>
           <w:rPr>
             <w:rStyle w:val="Hyperlink"/>
@@ -1328,7 +1328,7 @@
       <w:r>
         <w:t xml:space="preserve"> — créé — </w:t>
       </w:r>
-      <w:hyperlink w:history="1" r:id="rIdz035ocvascxvyjh5f-nk8">
+      <w:hyperlink w:history="1" r:id="rIdec5lzp-5wjtscrkmhiag0">
         <w:r>
           <w:rPr>
             <w:rStyle w:val="Hyperlink"/>
@@ -1357,7 +1357,7 @@
       <w:r>
         <w:t xml:space="preserve"> — créé — </w:t>
       </w:r>
-      <w:hyperlink w:history="1" r:id="rIdcuzjdpjd8jiqumwuj3nng">
+      <w:hyperlink w:history="1" r:id="rIdpbxltwzmsqaujmz_uexqm">
         <w:r>
           <w:rPr>
             <w:rStyle w:val="Hyperlink"/>
@@ -1386,7 +1386,7 @@
       <w:r>
         <w:t xml:space="preserve"> — créé — </w:t>
       </w:r>
-      <w:hyperlink w:history="1" r:id="rIdwiiry_1mgswwqecpiqi_j">
+      <w:hyperlink w:history="1" r:id="rIdfsxswbtpsci0ns_j5pdin">
         <w:r>
           <w:rPr>
             <w:rStyle w:val="Hyperlink"/>
@@ -1415,7 +1415,7 @@
       <w:r>
         <w:t xml:space="preserve"> — créé — </w:t>
       </w:r>
-      <w:hyperlink w:history="1" r:id="rIdf7wxry4lsi4awpk8lluxm">
+      <w:hyperlink w:history="1" r:id="rIdn9fduhgclflxobylp3ij3">
         <w:r>
           <w:rPr>
             <w:rStyle w:val="Hyperlink"/>
@@ -1444,7 +1444,7 @@
       <w:r>
         <w:t xml:space="preserve"> — créé — </w:t>
       </w:r>
-      <w:hyperlink w:history="1" r:id="rIdlooimrx4k3dj4zvhb5yc3">
+      <w:hyperlink w:history="1" r:id="rIdzhvsipkxvaukajkbgmvoh">
         <w:r>
           <w:rPr>
             <w:rStyle w:val="Hyperlink"/>
@@ -1473,7 +1473,7 @@
       <w:r>
         <w:t xml:space="preserve"> — créé — </w:t>
       </w:r>
-      <w:hyperlink w:history="1" r:id="rIdtmw8ypbwrdf8tcsltvd2o">
+      <w:hyperlink w:history="1" r:id="rIdievfny-wfbsdwuk2o4io9">
         <w:r>
           <w:rPr>
             <w:rStyle w:val="Hyperlink"/>
@@ -1502,7 +1502,7 @@
       <w:r>
         <w:t xml:space="preserve"> — créé — </w:t>
       </w:r>
-      <w:hyperlink w:history="1" r:id="rId0xwf-rytqfd3u3tmyozqp">
+      <w:hyperlink w:history="1" r:id="rId63myefqhbvp4ow4d76-5u">
         <w:r>
           <w:rPr>
             <w:rStyle w:val="Hyperlink"/>
@@ -1531,7 +1531,7 @@
       <w:r>
         <w:t xml:space="preserve"> — créé — </w:t>
       </w:r>
-      <w:hyperlink w:history="1" r:id="rIdfdejro-0eb-bxp1y6zmls">
+      <w:hyperlink w:history="1" r:id="rIdhlbq6pghzyajklwppiqgs">
         <w:r>
           <w:rPr>
             <w:rStyle w:val="Hyperlink"/>
@@ -1560,7 +1560,7 @@
       <w:r>
         <w:t xml:space="preserve"> — créé — </w:t>
       </w:r>
-      <w:hyperlink w:history="1" r:id="rIdjjon1mgjkskmw35intmtc">
+      <w:hyperlink w:history="1" r:id="rId0snms99et9u5kha89dhs8">
         <w:r>
           <w:rPr>
             <w:rStyle w:val="Hyperlink"/>
@@ -1589,7 +1589,7 @@
       <w:r>
         <w:t xml:space="preserve"> — créé — </w:t>
       </w:r>
-      <w:hyperlink w:history="1" r:id="rIdah2xjckabcav-pp5cd_ph">
+      <w:hyperlink w:history="1" r:id="rId-y6jhgyx358pgu8cibij0">
         <w:r>
           <w:rPr>
             <w:rStyle w:val="Hyperlink"/>
@@ -1618,7 +1618,7 @@
       <w:r>
         <w:t xml:space="preserve"> — créé — </w:t>
       </w:r>
-      <w:hyperlink w:history="1" r:id="rId1yzelmmr8wfi_7xrdchjd">
+      <w:hyperlink w:history="1" r:id="rIdruhhc_netpt8pbbndbiny">
         <w:r>
           <w:rPr>
             <w:rStyle w:val="Hyperlink"/>
@@ -1647,7 +1647,7 @@
       <w:r>
         <w:t xml:space="preserve"> — créé — </w:t>
       </w:r>
-      <w:hyperlink w:history="1" r:id="rIdk9bt7ebxqornj9zezcepc">
+      <w:hyperlink w:history="1" r:id="rIdbvngjpo4iocnyd3tdkvwn">
         <w:r>
           <w:rPr>
             <w:rStyle w:val="Hyperlink"/>
@@ -1676,7 +1676,7 @@
       <w:r>
         <w:t xml:space="preserve"> — créé — </w:t>
       </w:r>
-      <w:hyperlink w:history="1" r:id="rIdoqzfqgs5dladnwr8vwewb">
+      <w:hyperlink w:history="1" r:id="rIdr4wswbv6ytoieq7rpckv9">
         <w:r>
           <w:rPr>
             <w:rStyle w:val="Hyperlink"/>
@@ -1705,7 +1705,7 @@
       <w:r>
         <w:t xml:space="preserve"> — créé — </w:t>
       </w:r>
-      <w:hyperlink w:history="1" r:id="rIdq93u35epmotcdygpsccr7">
+      <w:hyperlink w:history="1" r:id="rId8rvtciar2yeioqlrz-2t3">
         <w:r>
           <w:rPr>
             <w:rStyle w:val="Hyperlink"/>
@@ -1734,7 +1734,7 @@
       <w:r>
         <w:t xml:space="preserve"> — créé — </w:t>
       </w:r>
-      <w:hyperlink w:history="1" r:id="rIdizyegf9ruxsfkzv2rguqw">
+      <w:hyperlink w:history="1" r:id="rIdqxv1bfgkt9e0hvui8ufzo">
         <w:r>
           <w:rPr>
             <w:rStyle w:val="Hyperlink"/>
@@ -1763,7 +1763,7 @@
       <w:r>
         <w:t xml:space="preserve"> — créé — </w:t>
       </w:r>
-      <w:hyperlink w:history="1" r:id="rIdgm3wii-26-qblqiy2epzl">
+      <w:hyperlink w:history="1" r:id="rId2kyvplya2jpmksu59bdgt">
         <w:r>
           <w:rPr>
             <w:rStyle w:val="Hyperlink"/>
@@ -1792,7 +1792,7 @@
       <w:r>
         <w:t xml:space="preserve"> — créé — </w:t>
       </w:r>
-      <w:hyperlink w:history="1" r:id="rIdexphjducjgukxtaspx6tf">
+      <w:hyperlink w:history="1" r:id="rIdw3kytirim8fdruymfuy7c">
         <w:r>
           <w:rPr>
             <w:rStyle w:val="Hyperlink"/>
@@ -1821,7 +1821,7 @@
       <w:r>
         <w:t xml:space="preserve"> — créé — </w:t>
       </w:r>
-      <w:hyperlink w:history="1" r:id="rIdqghifckhjpfu3j2n9dgx9">
+      <w:hyperlink w:history="1" r:id="rIdhsjpbo4iztg04jyrnqrxm">
         <w:r>
           <w:rPr>
             <w:rStyle w:val="Hyperlink"/>
@@ -1850,7 +1850,7 @@
       <w:r>
         <w:t xml:space="preserve"> — créé — </w:t>
       </w:r>
-      <w:hyperlink w:history="1" r:id="rIdxuaylni2sgn9wautcegi5">
+      <w:hyperlink w:history="1" r:id="rIdqqqwrwg4ta9edt1skxyiw">
         <w:r>
           <w:rPr>
             <w:rStyle w:val="Hyperlink"/>
@@ -1879,7 +1879,7 @@
       <w:r>
         <w:t xml:space="preserve"> — créé — </w:t>
       </w:r>
-      <w:hyperlink w:history="1" r:id="rIdlstikfuz8kt1azfkjhp7l">
+      <w:hyperlink w:history="1" r:id="rIdy72tzi8f8dwosz3msk7at">
         <w:r>
           <w:rPr>
             <w:rStyle w:val="Hyperlink"/>
@@ -1908,7 +1908,7 @@
       <w:r>
         <w:t xml:space="preserve"> — créé — </w:t>
       </w:r>
-      <w:hyperlink w:history="1" r:id="rIdnse0reg3n1xjsrfk4sdvh">
+      <w:hyperlink w:history="1" r:id="rIdnztqfl0uhagvsudtc-q2p">
         <w:r>
           <w:rPr>
             <w:rStyle w:val="Hyperlink"/>
@@ -1937,7 +1937,7 @@
       <w:r>
         <w:t xml:space="preserve"> — créé — </w:t>
       </w:r>
-      <w:hyperlink w:history="1" r:id="rIdy6ee4fhsplxe28sg_c_vc">
+      <w:hyperlink w:history="1" r:id="rIdmfg6c3trju-j0vdbcwysi">
         <w:r>
           <w:rPr>
             <w:rStyle w:val="Hyperlink"/>
@@ -1966,7 +1966,7 @@
       <w:r>
         <w:t xml:space="preserve"> — créé — </w:t>
       </w:r>
-      <w:hyperlink w:history="1" r:id="rId84j6urfcy0tcuyvlerybl">
+      <w:hyperlink w:history="1" r:id="rIdo24dwtdorrcmonavuvo6v">
         <w:r>
           <w:rPr>
             <w:rStyle w:val="Hyperlink"/>
@@ -1995,7 +1995,7 @@
       <w:r>
         <w:t xml:space="preserve"> — créé — </w:t>
       </w:r>
-      <w:hyperlink w:history="1" r:id="rIdouo7xis8u49i5qtlcenyv">
+      <w:hyperlink w:history="1" r:id="rId2ky5l0g7dtrf56tp0qdlo">
         <w:r>
           <w:rPr>
             <w:rStyle w:val="Hyperlink"/>
@@ -2024,7 +2024,7 @@
       <w:r>
         <w:t xml:space="preserve"> — créé — </w:t>
       </w:r>
-      <w:hyperlink w:history="1" r:id="rIdw-ptebjrgdf_ecuwpsvoi">
+      <w:hyperlink w:history="1" r:id="rIduxq9gh0elkvu6ornxci4_">
         <w:r>
           <w:rPr>
             <w:rStyle w:val="Hyperlink"/>
@@ -2053,7 +2053,7 @@
       <w:r>
         <w:t xml:space="preserve"> — créé — </w:t>
       </w:r>
-      <w:hyperlink w:history="1" r:id="rIdefdw3ucrw_kslw17t51e1">
+      <w:hyperlink w:history="1" r:id="rId-bc9mlkpdlenpeqzowmgg">
         <w:r>
           <w:rPr>
             <w:rStyle w:val="Hyperlink"/>
@@ -2082,7 +2082,7 @@
       <w:r>
         <w:t xml:space="preserve"> — créé — </w:t>
       </w:r>
-      <w:hyperlink w:history="1" r:id="rIdwl4clobk_de_k1atgvkg8">
+      <w:hyperlink w:history="1" r:id="rIdrts7tbrarpidnenwkkfim">
         <w:r>
           <w:rPr>
             <w:rStyle w:val="Hyperlink"/>
@@ -2111,7 +2111,7 @@
       <w:r>
         <w:t xml:space="preserve"> — créé — </w:t>
       </w:r>
-      <w:hyperlink w:history="1" r:id="rIddd4jb2eyqhmjgeyzusejo">
+      <w:hyperlink w:history="1" r:id="rIdm2hsnl5iji1gki_wz2q-u">
         <w:r>
           <w:rPr>
             <w:rStyle w:val="Hyperlink"/>
@@ -2140,7 +2140,7 @@
       <w:r>
         <w:t xml:space="preserve"> — créé — </w:t>
       </w:r>
-      <w:hyperlink w:history="1" r:id="rIdhelajnjbf969dvqu5mcpo">
+      <w:hyperlink w:history="1" r:id="rIdlxkn0nof9tq6qdhwftmwd">
         <w:r>
           <w:rPr>
             <w:rStyle w:val="Hyperlink"/>
@@ -2169,7 +2169,7 @@
       <w:r>
         <w:t xml:space="preserve"> — créé — </w:t>
       </w:r>
-      <w:hyperlink w:history="1" r:id="rId3olb3rcry7-5i8ovx8h-w">
+      <w:hyperlink w:history="1" r:id="rIdavqmmvo3dwsor2ueemf9h">
         <w:r>
           <w:rPr>
             <w:rStyle w:val="Hyperlink"/>
@@ -2198,7 +2198,7 @@
       <w:r>
         <w:t xml:space="preserve"> — créé — </w:t>
       </w:r>
-      <w:hyperlink w:history="1" r:id="rIdex1badqmh37dadswg1rgg">
+      <w:hyperlink w:history="1" r:id="rIdhxvuqjcd_arcmzgii2din">
         <w:r>
           <w:rPr>
             <w:rStyle w:val="Hyperlink"/>
@@ -2227,7 +2227,7 @@
       <w:r>
         <w:t xml:space="preserve"> — créé — </w:t>
       </w:r>
-      <w:hyperlink w:history="1" r:id="rIdisvmrtrpcp2g-ky1rheuv">
+      <w:hyperlink w:history="1" r:id="rIdll201f0-fyakbbpu_hyky">
         <w:r>
           <w:rPr>
             <w:rStyle w:val="Hyperlink"/>
@@ -2256,7 +2256,7 @@
       <w:r>
         <w:t xml:space="preserve"> — créé — </w:t>
       </w:r>
-      <w:hyperlink w:history="1" r:id="rIdb0vzi4k-mkw6pv_ilxpzg">
+      <w:hyperlink w:history="1" r:id="rId8z69yi1mwrraydzamobag">
         <w:r>
           <w:rPr>
             <w:rStyle w:val="Hyperlink"/>
@@ -2285,7 +2285,7 @@
       <w:r>
         <w:t xml:space="preserve"> — créé — </w:t>
       </w:r>
-      <w:hyperlink w:history="1" r:id="rIdp2ofkwpfa9e4ggubgcqne">
+      <w:hyperlink w:history="1" r:id="rIdhyfbb0zyztaqr3fzuamc7">
         <w:r>
           <w:rPr>
             <w:rStyle w:val="Hyperlink"/>
@@ -2314,7 +2314,7 @@
       <w:r>
         <w:t xml:space="preserve"> — créé — </w:t>
       </w:r>
-      <w:hyperlink w:history="1" r:id="rId2epripvaz7d15wegouv8v">
+      <w:hyperlink w:history="1" r:id="rIdq79m8rilk-bncgij-1s_r">
         <w:r>
           <w:rPr>
             <w:rStyle w:val="Hyperlink"/>
@@ -2343,7 +2343,7 @@
       <w:r>
         <w:t xml:space="preserve"> — créé — </w:t>
       </w:r>
-      <w:hyperlink w:history="1" r:id="rIdxo5amofimsaqc2waxlyak">
+      <w:hyperlink w:history="1" r:id="rIdxizuviablt_vaufn7ysnp">
         <w:r>
           <w:rPr>
             <w:rStyle w:val="Hyperlink"/>
@@ -2372,7 +2372,7 @@
       <w:r>
         <w:t xml:space="preserve"> — créé — </w:t>
       </w:r>
-      <w:hyperlink w:history="1" r:id="rIdqllsfmxg27jh6ge-wxl3i">
+      <w:hyperlink w:history="1" r:id="rIdslbcrfto_fgv3s8t2kcfa">
         <w:r>
           <w:rPr>
             <w:rStyle w:val="Hyperlink"/>
@@ -2401,7 +2401,7 @@
       <w:r>
         <w:t xml:space="preserve"> — créé — </w:t>
       </w:r>
-      <w:hyperlink w:history="1" r:id="rIdvp67l99gul1hzvdge9enh">
+      <w:hyperlink w:history="1" r:id="rIdkbprbuop8py5cw4wt6ptg">
         <w:r>
           <w:rPr>
             <w:rStyle w:val="Hyperlink"/>
@@ -2430,7 +2430,7 @@
       <w:r>
         <w:t xml:space="preserve"> — créé — </w:t>
       </w:r>
-      <w:hyperlink w:history="1" r:id="rIdn7vf2huw2vuvfohetptpg">
+      <w:hyperlink w:history="1" r:id="rIdf8fkg_7xoeaoexo64mczm">
         <w:r>
           <w:rPr>
             <w:rStyle w:val="Hyperlink"/>
@@ -2459,7 +2459,7 @@
       <w:r>
         <w:t xml:space="preserve"> — créé — </w:t>
       </w:r>
-      <w:hyperlink w:history="1" r:id="rIdoonlo390qv54gchrirpja">
+      <w:hyperlink w:history="1" r:id="rIdlauwdioejc2ulbtwcluow">
         <w:r>
           <w:rPr>
             <w:rStyle w:val="Hyperlink"/>
@@ -2488,7 +2488,7 @@
       <w:r>
         <w:t xml:space="preserve"> — créé — </w:t>
       </w:r>
-      <w:hyperlink w:history="1" r:id="rIdh-hfvqd-krdbx8amoasye">
+      <w:hyperlink w:history="1" r:id="rIdtfc27bwlik4b9bymbhclu">
         <w:r>
           <w:rPr>
             <w:rStyle w:val="Hyperlink"/>
@@ -2517,7 +2517,7 @@
       <w:r>
         <w:t xml:space="preserve"> — créé — </w:t>
       </w:r>
-      <w:hyperlink w:history="1" r:id="rIdzhzknlraib6syrhq1kddw">
+      <w:hyperlink w:history="1" r:id="rIdhoxfw41dbffsuasupz-bq">
         <w:r>
           <w:rPr>
             <w:rStyle w:val="Hyperlink"/>
@@ -2546,7 +2546,7 @@
       <w:r>
         <w:t xml:space="preserve"> — créé — </w:t>
       </w:r>
-      <w:hyperlink w:history="1" r:id="rIddxrk5_ircf9qsbhxdtlez">
+      <w:hyperlink w:history="1" r:id="rIdmbsxz-qmcba6qxi3z96sd">
         <w:r>
           <w:rPr>
             <w:rStyle w:val="Hyperlink"/>
@@ -2575,7 +2575,7 @@
       <w:r>
         <w:t xml:space="preserve"> — créé — </w:t>
       </w:r>
-      <w:hyperlink w:history="1" r:id="rIdum7d-kemiznq7ecxgg1vx">
+      <w:hyperlink w:history="1" r:id="rIdmcbdrlmdcazn45iee9b0r">
         <w:r>
           <w:rPr>
             <w:rStyle w:val="Hyperlink"/>
@@ -2604,7 +2604,7 @@
       <w:r>
         <w:t xml:space="preserve"> — créé — </w:t>
       </w:r>
-      <w:hyperlink w:history="1" r:id="rIdkxknxxlkcocdn_1dxdeya">
+      <w:hyperlink w:history="1" r:id="rIdrpxjyj1f5ewafxjpawvt6">
         <w:r>
           <w:rPr>
             <w:rStyle w:val="Hyperlink"/>
@@ -2633,7 +2633,7 @@
       <w:r>
         <w:t xml:space="preserve"> — créé — </w:t>
       </w:r>
-      <w:hyperlink w:history="1" r:id="rId49dhvfjgqt5xu7jnybg-k">
+      <w:hyperlink w:history="1" r:id="rIdk8jkd2a50yblprr3vsdho">
         <w:r>
           <w:rPr>
             <w:rStyle w:val="Hyperlink"/>
@@ -2662,7 +2662,7 @@
       <w:r>
         <w:t xml:space="preserve"> — créé — </w:t>
       </w:r>
-      <w:hyperlink w:history="1" r:id="rIdxlortsxvoditabmvvbkzt">
+      <w:hyperlink w:history="1" r:id="rIdc2tbehbtenyj_dai2swcp">
         <w:r>
           <w:rPr>
             <w:rStyle w:val="Hyperlink"/>
@@ -2691,7 +2691,7 @@
       <w:r>
         <w:t xml:space="preserve"> — créé — </w:t>
       </w:r>
-      <w:hyperlink w:history="1" r:id="rIdo44qp9ljrh9misvgw8igm">
+      <w:hyperlink w:history="1" r:id="rId2ti58oujrepo15wdfynlg">
         <w:r>
           <w:rPr>
             <w:rStyle w:val="Hyperlink"/>
@@ -2720,7 +2720,7 @@
       <w:r>
         <w:t xml:space="preserve"> — créé — </w:t>
       </w:r>
-      <w:hyperlink w:history="1" r:id="rIdtkica2rpbhu6lh4-bjo_0">
+      <w:hyperlink w:history="1" r:id="rIdhsj1cnglz6l70b79rt1pa">
         <w:r>
           <w:rPr>
             <w:rStyle w:val="Hyperlink"/>
@@ -2749,7 +2749,7 @@
       <w:r>
         <w:t xml:space="preserve"> — créé — </w:t>
       </w:r>
-      <w:hyperlink w:history="1" r:id="rIdc7rd98ulmbf4ebavqfoep">
+      <w:hyperlink w:history="1" r:id="rIdkyysd99vfb2a12vppgn19">
         <w:r>
           <w:rPr>
             <w:rStyle w:val="Hyperlink"/>
@@ -2778,7 +2778,7 @@
       <w:r>
         <w:t xml:space="preserve"> — créé — </w:t>
       </w:r>
-      <w:hyperlink w:history="1" r:id="rIdgmzkygraavd2cogkz78w_">
+      <w:hyperlink w:history="1" r:id="rIdrxa8g82vhbdixhsiq4chp">
         <w:r>
           <w:rPr>
             <w:rStyle w:val="Hyperlink"/>
@@ -2807,7 +2807,7 @@
       <w:r>
         <w:t xml:space="preserve"> — créé — </w:t>
       </w:r>
-      <w:hyperlink w:history="1" r:id="rIdguxzebeodc_vumbev5flw">
+      <w:hyperlink w:history="1" r:id="rIdja5k97oivb1cj_2fibf0w">
         <w:r>
           <w:rPr>
             <w:rStyle w:val="Hyperlink"/>
@@ -2836,7 +2836,7 @@
       <w:r>
         <w:t xml:space="preserve"> — créé — </w:t>
       </w:r>
-      <w:hyperlink w:history="1" r:id="rId6wbszbdmcl6scnlv9tdfv">
+      <w:hyperlink w:history="1" r:id="rIdzfy11dqub48zilq0wigch">
         <w:r>
           <w:rPr>
             <w:rStyle w:val="Hyperlink"/>
@@ -2865,7 +2865,7 @@
       <w:r>
         <w:t xml:space="preserve"> — créé — </w:t>
       </w:r>
-      <w:hyperlink w:history="1" r:id="rIdongtrmz6_lsuwq5qztosf">
+      <w:hyperlink w:history="1" r:id="rId5olsmabfhn5hxtnrzk2ly">
         <w:r>
           <w:rPr>
             <w:rStyle w:val="Hyperlink"/>
@@ -2894,7 +2894,7 @@
       <w:r>
         <w:t xml:space="preserve"> — créé — </w:t>
       </w:r>
-      <w:hyperlink w:history="1" r:id="rIde-x86plgbmruu9_dnbkmh">
+      <w:hyperlink w:history="1" r:id="rId3b4zuuq6d2uq-eo1wfb1s">
         <w:r>
           <w:rPr>
             <w:rStyle w:val="Hyperlink"/>
@@ -2923,7 +2923,7 @@
       <w:r>
         <w:t xml:space="preserve"> — créé — </w:t>
       </w:r>
-      <w:hyperlink w:history="1" r:id="rIdmykthxt7_g_uwu9ztii44">
+      <w:hyperlink w:history="1" r:id="rIdts9voq2au5yxbojd93yma">
         <w:r>
           <w:rPr>
             <w:rStyle w:val="Hyperlink"/>
@@ -2952,7 +2952,7 @@
       <w:r>
         <w:t xml:space="preserve"> — créé — </w:t>
       </w:r>
-      <w:hyperlink w:history="1" r:id="rIdymz2bvzps8i0tte6x31se">
+      <w:hyperlink w:history="1" r:id="rIdjbi1usvyy2jfoa1rsyyqv">
         <w:r>
           <w:rPr>
             <w:rStyle w:val="Hyperlink"/>
@@ -2981,7 +2981,7 @@
       <w:r>
         <w:t xml:space="preserve"> — créé — </w:t>
       </w:r>
-      <w:hyperlink w:history="1" r:id="rIda2q5-own9oh1ypvv9emag">
+      <w:hyperlink w:history="1" r:id="rIdxpoy2eqr4mmpylxwr2-cq">
         <w:r>
           <w:rPr>
             <w:rStyle w:val="Hyperlink"/>
@@ -3010,7 +3010,7 @@
       <w:r>
         <w:t xml:space="preserve"> — créé — </w:t>
       </w:r>
-      <w:hyperlink w:history="1" r:id="rIdtv0bp1hzizvoxjrcrcc9v">
+      <w:hyperlink w:history="1" r:id="rIdlhplsikqz1ufiqz2xfiim">
         <w:r>
           <w:rPr>
             <w:rStyle w:val="Hyperlink"/>
@@ -3039,7 +3039,7 @@
       <w:r>
         <w:t xml:space="preserve"> — créé — </w:t>
       </w:r>
-      <w:hyperlink w:history="1" r:id="rIdprzldyr6mhtesjwtd82qo">
+      <w:hyperlink w:history="1" r:id="rIdjpu0dnd0dzctxm8wioeqp">
         <w:r>
           <w:rPr>
             <w:rStyle w:val="Hyperlink"/>
@@ -3068,7 +3068,7 @@
       <w:r>
         <w:t xml:space="preserve"> — modifié — </w:t>
       </w:r>
-      <w:hyperlink w:history="1" r:id="rIdxd1jyvyo5u1g9rb7mmgma">
+      <w:hyperlink w:history="1" r:id="rIdneyonvxdn60hylcxixvh6">
         <w:r>
           <w:rPr>
             <w:rStyle w:val="Hyperlink"/>
@@ -3097,7 +3097,7 @@
       <w:r>
         <w:t xml:space="preserve"> — modifié — </w:t>
       </w:r>
-      <w:hyperlink w:history="1" r:id="rId1njdifj0z4i2rqqj-vfqz">
+      <w:hyperlink w:history="1" r:id="rIdophhpc7boxyqh3rfxswip">
         <w:r>
           <w:rPr>
             <w:rStyle w:val="Hyperlink"/>
@@ -3134,7 +3134,7 @@
       <w:r>
         <w:t xml:space="preserve"> — modifié — </w:t>
       </w:r>
-      <w:hyperlink w:history="1" r:id="rIdmj6z4womza8uojsb-auw5">
+      <w:hyperlink w:history="1" r:id="rId2d0ym1gbry_1gribc1xa1">
         <w:r>
           <w:rPr>
             <w:rStyle w:val="Hyperlink"/>
@@ -3163,7 +3163,7 @@
       <w:r>
         <w:t xml:space="preserve"> — modifié — </w:t>
       </w:r>
-      <w:hyperlink w:history="1" r:id="rIdpss_vyanezkr5sj5xucsl">
+      <w:hyperlink w:history="1" r:id="rIdeeijl2sarfna-21az38eu">
         <w:r>
           <w:rPr>
             <w:rStyle w:val="Hyperlink"/>

--- a/docs/developpement/phases/word/PHASE_31_SUIVI_DU_DEVELOPPEMENT_ET_PREPARATION_DE_LAUDIT_CODEX.docx
+++ b/docs/developpement/phases/word/PHASE_31_SUIVI_DU_DEVELOPPEMENT_ET_PREPARATION_DE_LAUDIT_CODEX.docx
@@ -20,7 +20,7 @@
       <w:r>
         <w:t xml:space="preserve">FlaiX Expert · dossier de développement · généré le 2026-10-19 depuis le dépôt </w:t>
       </w:r>
-      <w:hyperlink w:history="1" r:id="rIdmes43d0aovefcd_akol_y">
+      <w:hyperlink w:history="1" r:id="rIdv6nx5o0drgcji8txn9qh8">
         <w:r>
           <w:rPr>
             <w:rStyle w:val="Hyperlink"/>
@@ -690,7 +690,7 @@
           <w:numId w:val="2"/>
         </w:numPr>
       </w:pPr>
-      <w:hyperlink w:history="1" r:id="rIdmajj9ac8lg9kspq93wuip">
+      <w:hyperlink w:history="1" r:id="rIdopvcp2fyapulneib-t2yd">
         <w:r>
           <w:rPr>
             <w:rStyle w:val="Hyperlink"/>
@@ -710,7 +710,7 @@
           <w:numId w:val="2"/>
         </w:numPr>
       </w:pPr>
-      <w:hyperlink w:history="1" r:id="rIdcocz3odqj63vmgflnzd3r">
+      <w:hyperlink w:history="1" r:id="rIdxgaocdnqdhgmtvwrteked">
         <w:r>
           <w:rPr>
             <w:rStyle w:val="Hyperlink"/>
@@ -730,7 +730,7 @@
           <w:numId w:val="2"/>
         </w:numPr>
       </w:pPr>
-      <w:hyperlink w:history="1" r:id="rIdzeiov9hn79w485_bctupn">
+      <w:hyperlink w:history="1" r:id="rIdn-tsvlan7dfunds0dp3ha">
         <w:r>
           <w:rPr>
             <w:rStyle w:val="Hyperlink"/>
@@ -750,7 +750,7 @@
           <w:numId w:val="2"/>
         </w:numPr>
       </w:pPr>
-      <w:hyperlink w:history="1" r:id="rIdmjz-kj73wr2qkd03wrsm_">
+      <w:hyperlink w:history="1" r:id="rIdckhbvn7sdg07twtqzyw5u">
         <w:r>
           <w:rPr>
             <w:rStyle w:val="Hyperlink"/>
@@ -798,7 +798,7 @@
       <w:r>
         <w:t xml:space="preserve"> — créé — </w:t>
       </w:r>
-      <w:hyperlink w:history="1" r:id="rId5eng0m3dxpin6niujtvx4">
+      <w:hyperlink w:history="1" r:id="rIdpnhe_fp3fzxdcrfebmgst">
         <w:r>
           <w:rPr>
             <w:rStyle w:val="Hyperlink"/>
@@ -827,7 +827,7 @@
       <w:r>
         <w:t xml:space="preserve"> — créé — </w:t>
       </w:r>
-      <w:hyperlink w:history="1" r:id="rIdrjptctubpn_d5uch4wjoq">
+      <w:hyperlink w:history="1" r:id="rIda4vy5qss0kgfs7gnbm981">
         <w:r>
           <w:rPr>
             <w:rStyle w:val="Hyperlink"/>
@@ -856,7 +856,7 @@
       <w:r>
         <w:t xml:space="preserve"> — créé — </w:t>
       </w:r>
-      <w:hyperlink w:history="1" r:id="rIdgjxu9ildb8sijlqznyz8x">
+      <w:hyperlink w:history="1" r:id="rIdzewcjdsj3-eaap62vxb8h">
         <w:r>
           <w:rPr>
             <w:rStyle w:val="Hyperlink"/>
@@ -885,7 +885,7 @@
       <w:r>
         <w:t xml:space="preserve"> — créé — </w:t>
       </w:r>
-      <w:hyperlink w:history="1" r:id="rId2w7bcypjkpfp3xnoyuvjr">
+      <w:hyperlink w:history="1" r:id="rIdekamfywtw1yzclx67etrq">
         <w:r>
           <w:rPr>
             <w:rStyle w:val="Hyperlink"/>
@@ -914,7 +914,7 @@
       <w:r>
         <w:t xml:space="preserve"> — créé — </w:t>
       </w:r>
-      <w:hyperlink w:history="1" r:id="rIdx502b_slbqimr6ko8i8v2">
+      <w:hyperlink w:history="1" r:id="rIdufc_2knzuflngiha6-09w">
         <w:r>
           <w:rPr>
             <w:rStyle w:val="Hyperlink"/>
@@ -951,7 +951,7 @@
       <w:r>
         <w:t xml:space="preserve"> — créé — </w:t>
       </w:r>
-      <w:hyperlink w:history="1" r:id="rIdb2bpbnw_rcbhaxyovyuqb">
+      <w:hyperlink w:history="1" r:id="rId-vjoh6onbleyhxdumsz6i">
         <w:r>
           <w:rPr>
             <w:rStyle w:val="Hyperlink"/>
@@ -980,7 +980,7 @@
       <w:r>
         <w:t xml:space="preserve"> — créé — </w:t>
       </w:r>
-      <w:hyperlink w:history="1" r:id="rIdlh4lwvdfn2f3ydmhb80af">
+      <w:hyperlink w:history="1" r:id="rIdutxlbjulrdgsw_ajc5fnj">
         <w:r>
           <w:rPr>
             <w:rStyle w:val="Hyperlink"/>
@@ -1009,7 +1009,7 @@
       <w:r>
         <w:t xml:space="preserve"> — modifié — </w:t>
       </w:r>
-      <w:hyperlink w:history="1" r:id="rIdxump_y8ek3on9adxrsrhm">
+      <w:hyperlink w:history="1" r:id="rIdlriiaxbeysnavn-uk57y4">
         <w:r>
           <w:rPr>
             <w:rStyle w:val="Hyperlink"/>
@@ -1038,7 +1038,7 @@
       <w:r>
         <w:t xml:space="preserve"> — créé — </w:t>
       </w:r>
-      <w:hyperlink w:history="1" r:id="rIdsb4dtps6wi_r5dag_zsk6">
+      <w:hyperlink w:history="1" r:id="rIddgjqcbxcfqlysha1wgahk">
         <w:r>
           <w:rPr>
             <w:rStyle w:val="Hyperlink"/>
@@ -1067,7 +1067,7 @@
       <w:r>
         <w:t xml:space="preserve"> — créé — </w:t>
       </w:r>
-      <w:hyperlink w:history="1" r:id="rIdtrfu4lmdhw9hl8d0nzq6r">
+      <w:hyperlink w:history="1" r:id="rIdtw2vnz8bt_eoii1tdwfbo">
         <w:r>
           <w:rPr>
             <w:rStyle w:val="Hyperlink"/>
@@ -1096,7 +1096,7 @@
       <w:r>
         <w:t xml:space="preserve"> — créé — </w:t>
       </w:r>
-      <w:hyperlink w:history="1" r:id="rId8hlviak4zyojjaqwgvlw8">
+      <w:hyperlink w:history="1" r:id="rIdns4t8w467kr-k5sesxl7g">
         <w:r>
           <w:rPr>
             <w:rStyle w:val="Hyperlink"/>
@@ -1125,7 +1125,7 @@
       <w:r>
         <w:t xml:space="preserve"> — créé — </w:t>
       </w:r>
-      <w:hyperlink w:history="1" r:id="rId9isdzzcfy_c0snsjgsodp">
+      <w:hyperlink w:history="1" r:id="rIdvbk3i1m-a0drhxw8df09a">
         <w:r>
           <w:rPr>
             <w:rStyle w:val="Hyperlink"/>
@@ -1154,7 +1154,7 @@
       <w:r>
         <w:t xml:space="preserve"> — créé — </w:t>
       </w:r>
-      <w:hyperlink w:history="1" r:id="rId24kj-5qiphrjyriwyn_ja">
+      <w:hyperlink w:history="1" r:id="rIdetqwa37aafwentz3rrpvb">
         <w:r>
           <w:rPr>
             <w:rStyle w:val="Hyperlink"/>
@@ -1183,7 +1183,7 @@
       <w:r>
         <w:t xml:space="preserve"> — créé — </w:t>
       </w:r>
-      <w:hyperlink w:history="1" r:id="rIdyqyztk1wifvpigfzidhkf">
+      <w:hyperlink w:history="1" r:id="rId5ylyxuk8kdcxp0jai6jln">
         <w:r>
           <w:rPr>
             <w:rStyle w:val="Hyperlink"/>
@@ -1212,7 +1212,7 @@
       <w:r>
         <w:t xml:space="preserve"> — créé — </w:t>
       </w:r>
-      <w:hyperlink w:history="1" r:id="rId91g4weusp38gl71pbsjyu">
+      <w:hyperlink w:history="1" r:id="rIdgk0m1zbxuk2llffgc86ql">
         <w:r>
           <w:rPr>
             <w:rStyle w:val="Hyperlink"/>
@@ -1241,7 +1241,7 @@
       <w:r>
         <w:t xml:space="preserve"> — créé — </w:t>
       </w:r>
-      <w:hyperlink w:history="1" r:id="rIdaf_zgitj7vafvvnv61jit">
+      <w:hyperlink w:history="1" r:id="rId29bio5ufbrehdwqu3mmdf">
         <w:r>
           <w:rPr>
             <w:rStyle w:val="Hyperlink"/>
@@ -1270,7 +1270,7 @@
       <w:r>
         <w:t xml:space="preserve"> — créé — </w:t>
       </w:r>
-      <w:hyperlink w:history="1" r:id="rIdpo-yvfe4ngh3ietbuesb7">
+      <w:hyperlink w:history="1" r:id="rId2cb_vt5vjcgygqjnflwxg">
         <w:r>
           <w:rPr>
             <w:rStyle w:val="Hyperlink"/>
@@ -1299,7 +1299,7 @@
       <w:r>
         <w:t xml:space="preserve"> — créé — </w:t>
       </w:r>
-      <w:hyperlink w:history="1" r:id="rIdlxkxwxbvldtaacwm51egq">
+      <w:hyperlink w:history="1" r:id="rId1nyy9zinpagnrks6d8i9o">
         <w:r>
           <w:rPr>
             <w:rStyle w:val="Hyperlink"/>
@@ -1328,7 +1328,7 @@
       <w:r>
         <w:t xml:space="preserve"> — créé — </w:t>
       </w:r>
-      <w:hyperlink w:history="1" r:id="rIdec5lzp-5wjtscrkmhiag0">
+      <w:hyperlink w:history="1" r:id="rIdq-3n3oekyxtc4glh6kuok">
         <w:r>
           <w:rPr>
             <w:rStyle w:val="Hyperlink"/>
@@ -1357,7 +1357,7 @@
       <w:r>
         <w:t xml:space="preserve"> — créé — </w:t>
       </w:r>
-      <w:hyperlink w:history="1" r:id="rIdpbxltwzmsqaujmz_uexqm">
+      <w:hyperlink w:history="1" r:id="rIddprpuibrze3tgfsviuwlo">
         <w:r>
           <w:rPr>
             <w:rStyle w:val="Hyperlink"/>
@@ -1386,7 +1386,7 @@
       <w:r>
         <w:t xml:space="preserve"> — créé — </w:t>
       </w:r>
-      <w:hyperlink w:history="1" r:id="rIdfsxswbtpsci0ns_j5pdin">
+      <w:hyperlink w:history="1" r:id="rIdztdvnpmb6mjq90p9eog7z">
         <w:r>
           <w:rPr>
             <w:rStyle w:val="Hyperlink"/>
@@ -1415,7 +1415,7 @@
       <w:r>
         <w:t xml:space="preserve"> — créé — </w:t>
       </w:r>
-      <w:hyperlink w:history="1" r:id="rIdn9fduhgclflxobylp3ij3">
+      <w:hyperlink w:history="1" r:id="rId0ywbmgpftmrimiyafrn_5">
         <w:r>
           <w:rPr>
             <w:rStyle w:val="Hyperlink"/>
@@ -1444,7 +1444,7 @@
       <w:r>
         <w:t xml:space="preserve"> — créé — </w:t>
       </w:r>
-      <w:hyperlink w:history="1" r:id="rIdzhvsipkxvaukajkbgmvoh">
+      <w:hyperlink w:history="1" r:id="rIdpxhaeftqyzda_tek0at9o">
         <w:r>
           <w:rPr>
             <w:rStyle w:val="Hyperlink"/>
@@ -1473,7 +1473,7 @@
       <w:r>
         <w:t xml:space="preserve"> — créé — </w:t>
       </w:r>
-      <w:hyperlink w:history="1" r:id="rIdievfny-wfbsdwuk2o4io9">
+      <w:hyperlink w:history="1" r:id="rIdx0yba7sw8flaty6vqvmyi">
         <w:r>
           <w:rPr>
             <w:rStyle w:val="Hyperlink"/>
@@ -1502,7 +1502,7 @@
       <w:r>
         <w:t xml:space="preserve"> — créé — </w:t>
       </w:r>
-      <w:hyperlink w:history="1" r:id="rId63myefqhbvp4ow4d76-5u">
+      <w:hyperlink w:history="1" r:id="rIdzpl38avye-7_euzntm6fh">
         <w:r>
           <w:rPr>
             <w:rStyle w:val="Hyperlink"/>
@@ -1531,7 +1531,7 @@
       <w:r>
         <w:t xml:space="preserve"> — créé — </w:t>
       </w:r>
-      <w:hyperlink w:history="1" r:id="rIdhlbq6pghzyajklwppiqgs">
+      <w:hyperlink w:history="1" r:id="rIdxnoow19jerh-vagggtpy_">
         <w:r>
           <w:rPr>
             <w:rStyle w:val="Hyperlink"/>
@@ -1560,7 +1560,7 @@
       <w:r>
         <w:t xml:space="preserve"> — créé — </w:t>
       </w:r>
-      <w:hyperlink w:history="1" r:id="rId0snms99et9u5kha89dhs8">
+      <w:hyperlink w:history="1" r:id="rIdv-galu73qndujojntf6n1">
         <w:r>
           <w:rPr>
             <w:rStyle w:val="Hyperlink"/>
@@ -1589,7 +1589,7 @@
       <w:r>
         <w:t xml:space="preserve"> — créé — </w:t>
       </w:r>
-      <w:hyperlink w:history="1" r:id="rId-y6jhgyx358pgu8cibij0">
+      <w:hyperlink w:history="1" r:id="rIdjxnscmrnnnmmtqvj208q9">
         <w:r>
           <w:rPr>
             <w:rStyle w:val="Hyperlink"/>
@@ -1618,7 +1618,7 @@
       <w:r>
         <w:t xml:space="preserve"> — créé — </w:t>
       </w:r>
-      <w:hyperlink w:history="1" r:id="rIdruhhc_netpt8pbbndbiny">
+      <w:hyperlink w:history="1" r:id="rId0nczaphmlf2nqo0h_iifg">
         <w:r>
           <w:rPr>
             <w:rStyle w:val="Hyperlink"/>
@@ -1647,7 +1647,7 @@
       <w:r>
         <w:t xml:space="preserve"> — créé — </w:t>
       </w:r>
-      <w:hyperlink w:history="1" r:id="rIdbvngjpo4iocnyd3tdkvwn">
+      <w:hyperlink w:history="1" r:id="rId_otpsx02wh6x_kkyzywgo">
         <w:r>
           <w:rPr>
             <w:rStyle w:val="Hyperlink"/>
@@ -1676,7 +1676,7 @@
       <w:r>
         <w:t xml:space="preserve"> — créé — </w:t>
       </w:r>
-      <w:hyperlink w:history="1" r:id="rIdr4wswbv6ytoieq7rpckv9">
+      <w:hyperlink w:history="1" r:id="rIdxvcs7ksvir-d5stppyibi">
         <w:r>
           <w:rPr>
             <w:rStyle w:val="Hyperlink"/>
@@ -1705,7 +1705,7 @@
       <w:r>
         <w:t xml:space="preserve"> — créé — </w:t>
       </w:r>
-      <w:hyperlink w:history="1" r:id="rId8rvtciar2yeioqlrz-2t3">
+      <w:hyperlink w:history="1" r:id="rIdmgoynkgt8fp9uni1fyprh">
         <w:r>
           <w:rPr>
             <w:rStyle w:val="Hyperlink"/>
@@ -1734,7 +1734,7 @@
       <w:r>
         <w:t xml:space="preserve"> — créé — </w:t>
       </w:r>
-      <w:hyperlink w:history="1" r:id="rIdqxv1bfgkt9e0hvui8ufzo">
+      <w:hyperlink w:history="1" r:id="rIdzm449l12rc90vfrt6qn6l">
         <w:r>
           <w:rPr>
             <w:rStyle w:val="Hyperlink"/>
@@ -1763,7 +1763,7 @@
       <w:r>
         <w:t xml:space="preserve"> — créé — </w:t>
       </w:r>
-      <w:hyperlink w:history="1" r:id="rId2kyvplya2jpmksu59bdgt">
+      <w:hyperlink w:history="1" r:id="rId4zsa0hhmtqgfn5nxtjzoi">
         <w:r>
           <w:rPr>
             <w:rStyle w:val="Hyperlink"/>
@@ -1792,7 +1792,7 @@
       <w:r>
         <w:t xml:space="preserve"> — créé — </w:t>
       </w:r>
-      <w:hyperlink w:history="1" r:id="rIdw3kytirim8fdruymfuy7c">
+      <w:hyperlink w:history="1" r:id="rId7e4azt1xz4q342q2f9gd-">
         <w:r>
           <w:rPr>
             <w:rStyle w:val="Hyperlink"/>
@@ -1821,7 +1821,7 @@
       <w:r>
         <w:t xml:space="preserve"> — créé — </w:t>
       </w:r>
-      <w:hyperlink w:history="1" r:id="rIdhsjpbo4iztg04jyrnqrxm">
+      <w:hyperlink w:history="1" r:id="rIds2sc1glx1tlczvczrjw2g">
         <w:r>
           <w:rPr>
             <w:rStyle w:val="Hyperlink"/>
@@ -1850,7 +1850,7 @@
       <w:r>
         <w:t xml:space="preserve"> — créé — </w:t>
       </w:r>
-      <w:hyperlink w:history="1" r:id="rIdqqqwrwg4ta9edt1skxyiw">
+      <w:hyperlink w:history="1" r:id="rIdxhbuzy8h-unqdlbrf2ku5">
         <w:r>
           <w:rPr>
             <w:rStyle w:val="Hyperlink"/>
@@ -1879,7 +1879,7 @@
       <w:r>
         <w:t xml:space="preserve"> — créé — </w:t>
       </w:r>
-      <w:hyperlink w:history="1" r:id="rIdy72tzi8f8dwosz3msk7at">
+      <w:hyperlink w:history="1" r:id="rIdvrf7chu62iwjwoxmtn1fb">
         <w:r>
           <w:rPr>
             <w:rStyle w:val="Hyperlink"/>
@@ -1908,7 +1908,7 @@
       <w:r>
         <w:t xml:space="preserve"> — créé — </w:t>
       </w:r>
-      <w:hyperlink w:history="1" r:id="rIdnztqfl0uhagvsudtc-q2p">
+      <w:hyperlink w:history="1" r:id="rId0iw6sfcgpi73natlpolfz">
         <w:r>
           <w:rPr>
             <w:rStyle w:val="Hyperlink"/>
@@ -1937,7 +1937,7 @@
       <w:r>
         <w:t xml:space="preserve"> — créé — </w:t>
       </w:r>
-      <w:hyperlink w:history="1" r:id="rIdmfg6c3trju-j0vdbcwysi">
+      <w:hyperlink w:history="1" r:id="rIdltgfxvhddtajv1ldqft3b">
         <w:r>
           <w:rPr>
             <w:rStyle w:val="Hyperlink"/>
@@ -1966,7 +1966,7 @@
       <w:r>
         <w:t xml:space="preserve"> — créé — </w:t>
       </w:r>
-      <w:hyperlink w:history="1" r:id="rIdo24dwtdorrcmonavuvo6v">
+      <w:hyperlink w:history="1" r:id="rIdmm7pmgsz3cfnuwpaousk7">
         <w:r>
           <w:rPr>
             <w:rStyle w:val="Hyperlink"/>
@@ -1995,7 +1995,7 @@
       <w:r>
         <w:t xml:space="preserve"> — créé — </w:t>
       </w:r>
-      <w:hyperlink w:history="1" r:id="rId2ky5l0g7dtrf56tp0qdlo">
+      <w:hyperlink w:history="1" r:id="rIdv-oxwyhtycfzkoiqofln9">
         <w:r>
           <w:rPr>
             <w:rStyle w:val="Hyperlink"/>
@@ -2024,7 +2024,7 @@
       <w:r>
         <w:t xml:space="preserve"> — créé — </w:t>
       </w:r>
-      <w:hyperlink w:history="1" r:id="rIduxq9gh0elkvu6ornxci4_">
+      <w:hyperlink w:history="1" r:id="rIdndmgt3q3lqzrcsijqsoyz">
         <w:r>
           <w:rPr>
             <w:rStyle w:val="Hyperlink"/>
@@ -2053,7 +2053,7 @@
       <w:r>
         <w:t xml:space="preserve"> — créé — </w:t>
       </w:r>
-      <w:hyperlink w:history="1" r:id="rId-bc9mlkpdlenpeqzowmgg">
+      <w:hyperlink w:history="1" r:id="rIdg9_byd-3qaf5k7k-q_acv">
         <w:r>
           <w:rPr>
             <w:rStyle w:val="Hyperlink"/>
@@ -2082,7 +2082,7 @@
       <w:r>
         <w:t xml:space="preserve"> — créé — </w:t>
       </w:r>
-      <w:hyperlink w:history="1" r:id="rIdrts7tbrarpidnenwkkfim">
+      <w:hyperlink w:history="1" r:id="rIddd0m6tsb9uzhdo4t0nktm">
         <w:r>
           <w:rPr>
             <w:rStyle w:val="Hyperlink"/>
@@ -2111,7 +2111,7 @@
       <w:r>
         <w:t xml:space="preserve"> — créé — </w:t>
       </w:r>
-      <w:hyperlink w:history="1" r:id="rIdm2hsnl5iji1gki_wz2q-u">
+      <w:hyperlink w:history="1" r:id="rIdi6c60qx0dsfrv_obwkw6t">
         <w:r>
           <w:rPr>
             <w:rStyle w:val="Hyperlink"/>
@@ -2140,7 +2140,7 @@
       <w:r>
         <w:t xml:space="preserve"> — créé — </w:t>
       </w:r>
-      <w:hyperlink w:history="1" r:id="rIdlxkn0nof9tq6qdhwftmwd">
+      <w:hyperlink w:history="1" r:id="rIdfh8rpunv3ci07ntxn0w_d">
         <w:r>
           <w:rPr>
             <w:rStyle w:val="Hyperlink"/>
@@ -2169,7 +2169,7 @@
       <w:r>
         <w:t xml:space="preserve"> — créé — </w:t>
       </w:r>
-      <w:hyperlink w:history="1" r:id="rIdavqmmvo3dwsor2ueemf9h">
+      <w:hyperlink w:history="1" r:id="rIdyfvoaqkcmvgpesn1cxnsj">
         <w:r>
           <w:rPr>
             <w:rStyle w:val="Hyperlink"/>
@@ -2198,7 +2198,7 @@
       <w:r>
         <w:t xml:space="preserve"> — créé — </w:t>
       </w:r>
-      <w:hyperlink w:history="1" r:id="rIdhxvuqjcd_arcmzgii2din">
+      <w:hyperlink w:history="1" r:id="rIdnpmtpp1aojgq_ifoiscex">
         <w:r>
           <w:rPr>
             <w:rStyle w:val="Hyperlink"/>
@@ -2227,7 +2227,7 @@
       <w:r>
         <w:t xml:space="preserve"> — créé — </w:t>
       </w:r>
-      <w:hyperlink w:history="1" r:id="rIdll201f0-fyakbbpu_hyky">
+      <w:hyperlink w:history="1" r:id="rIdtppyryznrmnpozdku68a2">
         <w:r>
           <w:rPr>
             <w:rStyle w:val="Hyperlink"/>
@@ -2256,7 +2256,7 @@
       <w:r>
         <w:t xml:space="preserve"> — créé — </w:t>
       </w:r>
-      <w:hyperlink w:history="1" r:id="rId8z69yi1mwrraydzamobag">
+      <w:hyperlink w:history="1" r:id="rIdygy3t0quvvwppt3i2gyj6">
         <w:r>
           <w:rPr>
             <w:rStyle w:val="Hyperlink"/>
@@ -2285,7 +2285,7 @@
       <w:r>
         <w:t xml:space="preserve"> — créé — </w:t>
       </w:r>
-      <w:hyperlink w:history="1" r:id="rIdhyfbb0zyztaqr3fzuamc7">
+      <w:hyperlink w:history="1" r:id="rIdalmhycxhh34wj5kdm5vmw">
         <w:r>
           <w:rPr>
             <w:rStyle w:val="Hyperlink"/>
@@ -2314,7 +2314,7 @@
       <w:r>
         <w:t xml:space="preserve"> — créé — </w:t>
       </w:r>
-      <w:hyperlink w:history="1" r:id="rIdq79m8rilk-bncgij-1s_r">
+      <w:hyperlink w:history="1" r:id="rIdpj3vtleqvh7ph4-wb6bs-">
         <w:r>
           <w:rPr>
             <w:rStyle w:val="Hyperlink"/>
@@ -2343,7 +2343,7 @@
       <w:r>
         <w:t xml:space="preserve"> — créé — </w:t>
       </w:r>
-      <w:hyperlink w:history="1" r:id="rIdxizuviablt_vaufn7ysnp">
+      <w:hyperlink w:history="1" r:id="rId3pepo0vabm2lsa7eftpfi">
         <w:r>
           <w:rPr>
             <w:rStyle w:val="Hyperlink"/>
@@ -2372,7 +2372,7 @@
       <w:r>
         <w:t xml:space="preserve"> — créé — </w:t>
       </w:r>
-      <w:hyperlink w:history="1" r:id="rIdslbcrfto_fgv3s8t2kcfa">
+      <w:hyperlink w:history="1" r:id="rIdpgkdpsawtgwj7dy9n4bet">
         <w:r>
           <w:rPr>
             <w:rStyle w:val="Hyperlink"/>
@@ -2401,7 +2401,7 @@
       <w:r>
         <w:t xml:space="preserve"> — créé — </w:t>
       </w:r>
-      <w:hyperlink w:history="1" r:id="rIdkbprbuop8py5cw4wt6ptg">
+      <w:hyperlink w:history="1" r:id="rIdse1aostrbi4qdnnfa6sw6">
         <w:r>
           <w:rPr>
             <w:rStyle w:val="Hyperlink"/>
@@ -2430,7 +2430,7 @@
       <w:r>
         <w:t xml:space="preserve"> — créé — </w:t>
       </w:r>
-      <w:hyperlink w:history="1" r:id="rIdf8fkg_7xoeaoexo64mczm">
+      <w:hyperlink w:history="1" r:id="rIdz2pya9tt-n8xcn-ppatqw">
         <w:r>
           <w:rPr>
             <w:rStyle w:val="Hyperlink"/>
@@ -2459,7 +2459,7 @@
       <w:r>
         <w:t xml:space="preserve"> — créé — </w:t>
       </w:r>
-      <w:hyperlink w:history="1" r:id="rIdlauwdioejc2ulbtwcluow">
+      <w:hyperlink w:history="1" r:id="rIdmhii9oqasgwokamybfp6s">
         <w:r>
           <w:rPr>
             <w:rStyle w:val="Hyperlink"/>
@@ -2488,7 +2488,7 @@
       <w:r>
         <w:t xml:space="preserve"> — créé — </w:t>
       </w:r>
-      <w:hyperlink w:history="1" r:id="rIdtfc27bwlik4b9bymbhclu">
+      <w:hyperlink w:history="1" r:id="rIdp_7483lyrvgvyv5nw1fci">
         <w:r>
           <w:rPr>
             <w:rStyle w:val="Hyperlink"/>
@@ -2517,7 +2517,7 @@
       <w:r>
         <w:t xml:space="preserve"> — créé — </w:t>
       </w:r>
-      <w:hyperlink w:history="1" r:id="rIdhoxfw41dbffsuasupz-bq">
+      <w:hyperlink w:history="1" r:id="rIddyeunhmwdkgdmpzs7rh44">
         <w:r>
           <w:rPr>
             <w:rStyle w:val="Hyperlink"/>
@@ -2546,7 +2546,7 @@
       <w:r>
         <w:t xml:space="preserve"> — créé — </w:t>
       </w:r>
-      <w:hyperlink w:history="1" r:id="rIdmbsxz-qmcba6qxi3z96sd">
+      <w:hyperlink w:history="1" r:id="rIdev6qk5qpatyniptuqitgy">
         <w:r>
           <w:rPr>
             <w:rStyle w:val="Hyperlink"/>
@@ -2575,7 +2575,7 @@
       <w:r>
         <w:t xml:space="preserve"> — créé — </w:t>
       </w:r>
-      <w:hyperlink w:history="1" r:id="rIdmcbdrlmdcazn45iee9b0r">
+      <w:hyperlink w:history="1" r:id="rIdhqvk7-3u9jmdkfutgmtql">
         <w:r>
           <w:rPr>
             <w:rStyle w:val="Hyperlink"/>
@@ -2604,7 +2604,7 @@
       <w:r>
         <w:t xml:space="preserve"> — créé — </w:t>
       </w:r>
-      <w:hyperlink w:history="1" r:id="rIdrpxjyj1f5ewafxjpawvt6">
+      <w:hyperlink w:history="1" r:id="rIdeipoyuf1a7mtcndaphup0">
         <w:r>
           <w:rPr>
             <w:rStyle w:val="Hyperlink"/>
@@ -2633,7 +2633,7 @@
       <w:r>
         <w:t xml:space="preserve"> — créé — </w:t>
       </w:r>
-      <w:hyperlink w:history="1" r:id="rIdk8jkd2a50yblprr3vsdho">
+      <w:hyperlink w:history="1" r:id="rIdfvnfyicuf9pg4twc5djia">
         <w:r>
           <w:rPr>
             <w:rStyle w:val="Hyperlink"/>
@@ -2662,7 +2662,7 @@
       <w:r>
         <w:t xml:space="preserve"> — créé — </w:t>
       </w:r>
-      <w:hyperlink w:history="1" r:id="rIdc2tbehbtenyj_dai2swcp">
+      <w:hyperlink w:history="1" r:id="rIddf6zwo0dtc-ubeh_p8hku">
         <w:r>
           <w:rPr>
             <w:rStyle w:val="Hyperlink"/>
@@ -2691,7 +2691,7 @@
       <w:r>
         <w:t xml:space="preserve"> — créé — </w:t>
       </w:r>
-      <w:hyperlink w:history="1" r:id="rId2ti58oujrepo15wdfynlg">
+      <w:hyperlink w:history="1" r:id="rIdstglm4lftc3pcodaaapkw">
         <w:r>
           <w:rPr>
             <w:rStyle w:val="Hyperlink"/>
@@ -2720,7 +2720,7 @@
       <w:r>
         <w:t xml:space="preserve"> — créé — </w:t>
       </w:r>
-      <w:hyperlink w:history="1" r:id="rIdhsj1cnglz6l70b79rt1pa">
+      <w:hyperlink w:history="1" r:id="rIdlqtd1k46-fv6iwrnvvjyq">
         <w:r>
           <w:rPr>
             <w:rStyle w:val="Hyperlink"/>
@@ -2749,7 +2749,7 @@
       <w:r>
         <w:t xml:space="preserve"> — créé — </w:t>
       </w:r>
-      <w:hyperlink w:history="1" r:id="rIdkyysd99vfb2a12vppgn19">
+      <w:hyperlink w:history="1" r:id="rIdyrot4qstbkcre-wdv_k-i">
         <w:r>
           <w:rPr>
             <w:rStyle w:val="Hyperlink"/>
@@ -2778,7 +2778,7 @@
       <w:r>
         <w:t xml:space="preserve"> — créé — </w:t>
       </w:r>
-      <w:hyperlink w:history="1" r:id="rIdrxa8g82vhbdixhsiq4chp">
+      <w:hyperlink w:history="1" r:id="rIdykzewbnyujxnk-a3ewce2">
         <w:r>
           <w:rPr>
             <w:rStyle w:val="Hyperlink"/>
@@ -2807,7 +2807,7 @@
       <w:r>
         <w:t xml:space="preserve"> — créé — </w:t>
       </w:r>
-      <w:hyperlink w:history="1" r:id="rIdja5k97oivb1cj_2fibf0w">
+      <w:hyperlink w:history="1" r:id="rIdonu5yk_hyedkqiv58-tts">
         <w:r>
           <w:rPr>
             <w:rStyle w:val="Hyperlink"/>
@@ -2836,7 +2836,7 @@
       <w:r>
         <w:t xml:space="preserve"> — créé — </w:t>
       </w:r>
-      <w:hyperlink w:history="1" r:id="rIdzfy11dqub48zilq0wigch">
+      <w:hyperlink w:history="1" r:id="rIdci8coarxdxwvwguqqqpnc">
         <w:r>
           <w:rPr>
             <w:rStyle w:val="Hyperlink"/>
@@ -2865,7 +2865,7 @@
       <w:r>
         <w:t xml:space="preserve"> — créé — </w:t>
       </w:r>
-      <w:hyperlink w:history="1" r:id="rId5olsmabfhn5hxtnrzk2ly">
+      <w:hyperlink w:history="1" r:id="rIdj0_zfq0yyonv5gmryo00r">
         <w:r>
           <w:rPr>
             <w:rStyle w:val="Hyperlink"/>
@@ -2894,7 +2894,7 @@
       <w:r>
         <w:t xml:space="preserve"> — créé — </w:t>
       </w:r>
-      <w:hyperlink w:history="1" r:id="rId3b4zuuq6d2uq-eo1wfb1s">
+      <w:hyperlink w:history="1" r:id="rIdcyktyvepuchvzfwn44txj">
         <w:r>
           <w:rPr>
             <w:rStyle w:val="Hyperlink"/>
@@ -2923,7 +2923,7 @@
       <w:r>
         <w:t xml:space="preserve"> — créé — </w:t>
       </w:r>
-      <w:hyperlink w:history="1" r:id="rIdts9voq2au5yxbojd93yma">
+      <w:hyperlink w:history="1" r:id="rId7v0pbggu339_0hvdeg7kr">
         <w:r>
           <w:rPr>
             <w:rStyle w:val="Hyperlink"/>
@@ -2952,7 +2952,7 @@
       <w:r>
         <w:t xml:space="preserve"> — créé — </w:t>
       </w:r>
-      <w:hyperlink w:history="1" r:id="rIdjbi1usvyy2jfoa1rsyyqv">
+      <w:hyperlink w:history="1" r:id="rIdmc0d_vuiyjlnwcptudya4">
         <w:r>
           <w:rPr>
             <w:rStyle w:val="Hyperlink"/>
@@ -2981,7 +2981,7 @@
       <w:r>
         <w:t xml:space="preserve"> — créé — </w:t>
       </w:r>
-      <w:hyperlink w:history="1" r:id="rIdxpoy2eqr4mmpylxwr2-cq">
+      <w:hyperlink w:history="1" r:id="rId6gpjgowbc0rnzhrxhaax_">
         <w:r>
           <w:rPr>
             <w:rStyle w:val="Hyperlink"/>
@@ -3010,7 +3010,7 @@
       <w:r>
         <w:t xml:space="preserve"> — créé — </w:t>
       </w:r>
-      <w:hyperlink w:history="1" r:id="rIdlhplsikqz1ufiqz2xfiim">
+      <w:hyperlink w:history="1" r:id="rIdovzwg6xnsv_9thteczc_h">
         <w:r>
           <w:rPr>
             <w:rStyle w:val="Hyperlink"/>
@@ -3039,7 +3039,7 @@
       <w:r>
         <w:t xml:space="preserve"> — créé — </w:t>
       </w:r>
-      <w:hyperlink w:history="1" r:id="rIdjpu0dnd0dzctxm8wioeqp">
+      <w:hyperlink w:history="1" r:id="rIddgrtxujcdlq-uipwykvwe">
         <w:r>
           <w:rPr>
             <w:rStyle w:val="Hyperlink"/>
@@ -3068,7 +3068,7 @@
       <w:r>
         <w:t xml:space="preserve"> — modifié — </w:t>
       </w:r>
-      <w:hyperlink w:history="1" r:id="rIdneyonvxdn60hylcxixvh6">
+      <w:hyperlink w:history="1" r:id="rIdtfslxpy-x05pzbgmxp4g7">
         <w:r>
           <w:rPr>
             <w:rStyle w:val="Hyperlink"/>
@@ -3097,7 +3097,7 @@
       <w:r>
         <w:t xml:space="preserve"> — modifié — </w:t>
       </w:r>
-      <w:hyperlink w:history="1" r:id="rIdophhpc7boxyqh3rfxswip">
+      <w:hyperlink w:history="1" r:id="rIdykgt2s5no7xupvdd8vqff">
         <w:r>
           <w:rPr>
             <w:rStyle w:val="Hyperlink"/>
@@ -3134,7 +3134,7 @@
       <w:r>
         <w:t xml:space="preserve"> — modifié — </w:t>
       </w:r>
-      <w:hyperlink w:history="1" r:id="rId2d0ym1gbry_1gribc1xa1">
+      <w:hyperlink w:history="1" r:id="rIdtg4r9xropry4kzbgfbw3c">
         <w:r>
           <w:rPr>
             <w:rStyle w:val="Hyperlink"/>
@@ -3163,7 +3163,7 @@
       <w:r>
         <w:t xml:space="preserve"> — modifié — </w:t>
       </w:r>
-      <w:hyperlink w:history="1" r:id="rIdeeijl2sarfna-21az38eu">
+      <w:hyperlink w:history="1" r:id="rIdenwgiqioemwxi4ptqx5mj">
         <w:r>
           <w:rPr>
             <w:rStyle w:val="Hyperlink"/>

--- a/docs/developpement/phases/word/PHASE_31_SUIVI_DU_DEVELOPPEMENT_ET_PREPARATION_DE_LAUDIT_CODEX.docx
+++ b/docs/developpement/phases/word/PHASE_31_SUIVI_DU_DEVELOPPEMENT_ET_PREPARATION_DE_LAUDIT_CODEX.docx
@@ -18,9 +18,9 @@
         <w:shd w:fill="F6F3FF" w:color="auto" w:val="clear"/>
       </w:pPr>
       <w:r>
-        <w:t xml:space="preserve">FlaiX Expert · dossier de développement · généré le 2026-10-19 depuis le dépôt </w:t>
-      </w:r>
-      <w:hyperlink w:history="1" r:id="rIdv6nx5o0drgcji8txn9qh8">
+        <w:t xml:space="preserve">FlaiX Expert · dossier de développement · généré le 2026-10-21 depuis le dépôt </w:t>
+      </w:r>
+      <w:hyperlink w:history="1" r:id="rIdopgqfvbcjoaw5x4osfg56">
         <w:r>
           <w:rPr>
             <w:rStyle w:val="Hyperlink"/>
@@ -690,7 +690,7 @@
           <w:numId w:val="2"/>
         </w:numPr>
       </w:pPr>
-      <w:hyperlink w:history="1" r:id="rIdopvcp2fyapulneib-t2yd">
+      <w:hyperlink w:history="1" r:id="rIdsz_q7ebfihd0b59nlm43w">
         <w:r>
           <w:rPr>
             <w:rStyle w:val="Hyperlink"/>
@@ -710,7 +710,7 @@
           <w:numId w:val="2"/>
         </w:numPr>
       </w:pPr>
-      <w:hyperlink w:history="1" r:id="rIdxgaocdnqdhgmtvwrteked">
+      <w:hyperlink w:history="1" r:id="rId59wrlqspkllo6q2z3vbym">
         <w:r>
           <w:rPr>
             <w:rStyle w:val="Hyperlink"/>
@@ -730,7 +730,7 @@
           <w:numId w:val="2"/>
         </w:numPr>
       </w:pPr>
-      <w:hyperlink w:history="1" r:id="rIdn-tsvlan7dfunds0dp3ha">
+      <w:hyperlink w:history="1" r:id="rIdroa8fl1uxywpbkvmtuwcf">
         <w:r>
           <w:rPr>
             <w:rStyle w:val="Hyperlink"/>
@@ -750,7 +750,7 @@
           <w:numId w:val="2"/>
         </w:numPr>
       </w:pPr>
-      <w:hyperlink w:history="1" r:id="rIdckhbvn7sdg07twtqzyw5u">
+      <w:hyperlink w:history="1" r:id="rIdnxehfwgtkpl8pf1dadpom">
         <w:r>
           <w:rPr>
             <w:rStyle w:val="Hyperlink"/>
@@ -798,7 +798,7 @@
       <w:r>
         <w:t xml:space="preserve"> — créé — </w:t>
       </w:r>
-      <w:hyperlink w:history="1" r:id="rIdpnhe_fp3fzxdcrfebmgst">
+      <w:hyperlink w:history="1" r:id="rIdag52qmipw0no9rbebiqxy">
         <w:r>
           <w:rPr>
             <w:rStyle w:val="Hyperlink"/>
@@ -827,7 +827,7 @@
       <w:r>
         <w:t xml:space="preserve"> — créé — </w:t>
       </w:r>
-      <w:hyperlink w:history="1" r:id="rIda4vy5qss0kgfs7gnbm981">
+      <w:hyperlink w:history="1" r:id="rIdmub1ek9hjheukcybquhva">
         <w:r>
           <w:rPr>
             <w:rStyle w:val="Hyperlink"/>
@@ -856,7 +856,7 @@
       <w:r>
         <w:t xml:space="preserve"> — créé — </w:t>
       </w:r>
-      <w:hyperlink w:history="1" r:id="rIdzewcjdsj3-eaap62vxb8h">
+      <w:hyperlink w:history="1" r:id="rIdg_iszkjaybow-ce_7z6r0">
         <w:r>
           <w:rPr>
             <w:rStyle w:val="Hyperlink"/>
@@ -885,7 +885,7 @@
       <w:r>
         <w:t xml:space="preserve"> — créé — </w:t>
       </w:r>
-      <w:hyperlink w:history="1" r:id="rIdekamfywtw1yzclx67etrq">
+      <w:hyperlink w:history="1" r:id="rIdzi6vmh8uf3jzobuexlr6a">
         <w:r>
           <w:rPr>
             <w:rStyle w:val="Hyperlink"/>
@@ -914,7 +914,7 @@
       <w:r>
         <w:t xml:space="preserve"> — créé — </w:t>
       </w:r>
-      <w:hyperlink w:history="1" r:id="rIdufc_2knzuflngiha6-09w">
+      <w:hyperlink w:history="1" r:id="rId_evozqjfyu6vbowt07igg">
         <w:r>
           <w:rPr>
             <w:rStyle w:val="Hyperlink"/>
@@ -951,7 +951,7 @@
       <w:r>
         <w:t xml:space="preserve"> — créé — </w:t>
       </w:r>
-      <w:hyperlink w:history="1" r:id="rId-vjoh6onbleyhxdumsz6i">
+      <w:hyperlink w:history="1" r:id="rIdcjaixbyko-e7kxpst0552">
         <w:r>
           <w:rPr>
             <w:rStyle w:val="Hyperlink"/>
@@ -980,7 +980,7 @@
       <w:r>
         <w:t xml:space="preserve"> — créé — </w:t>
       </w:r>
-      <w:hyperlink w:history="1" r:id="rIdutxlbjulrdgsw_ajc5fnj">
+      <w:hyperlink w:history="1" r:id="rIdmbg_svsrd47doh8djlvgb">
         <w:r>
           <w:rPr>
             <w:rStyle w:val="Hyperlink"/>
@@ -1009,7 +1009,7 @@
       <w:r>
         <w:t xml:space="preserve"> — modifié — </w:t>
       </w:r>
-      <w:hyperlink w:history="1" r:id="rIdlriiaxbeysnavn-uk57y4">
+      <w:hyperlink w:history="1" r:id="rIdagaaahnvlxj2wdunlojmp">
         <w:r>
           <w:rPr>
             <w:rStyle w:val="Hyperlink"/>
@@ -1038,7 +1038,7 @@
       <w:r>
         <w:t xml:space="preserve"> — créé — </w:t>
       </w:r>
-      <w:hyperlink w:history="1" r:id="rIddgjqcbxcfqlysha1wgahk">
+      <w:hyperlink w:history="1" r:id="rIdrzfkckjt2gzcpxm4r5otv">
         <w:r>
           <w:rPr>
             <w:rStyle w:val="Hyperlink"/>
@@ -1067,7 +1067,7 @@
       <w:r>
         <w:t xml:space="preserve"> — créé — </w:t>
       </w:r>
-      <w:hyperlink w:history="1" r:id="rIdtw2vnz8bt_eoii1tdwfbo">
+      <w:hyperlink w:history="1" r:id="rIdj0k1bc2c6palmvfqwcumc">
         <w:r>
           <w:rPr>
             <w:rStyle w:val="Hyperlink"/>
@@ -1096,7 +1096,7 @@
       <w:r>
         <w:t xml:space="preserve"> — créé — </w:t>
       </w:r>
-      <w:hyperlink w:history="1" r:id="rIdns4t8w467kr-k5sesxl7g">
+      <w:hyperlink w:history="1" r:id="rIdqdivt1xoar1s7upqmztpo">
         <w:r>
           <w:rPr>
             <w:rStyle w:val="Hyperlink"/>
@@ -1125,7 +1125,7 @@
       <w:r>
         <w:t xml:space="preserve"> — créé — </w:t>
       </w:r>
-      <w:hyperlink w:history="1" r:id="rIdvbk3i1m-a0drhxw8df09a">
+      <w:hyperlink w:history="1" r:id="rIda0h9klxggoge4d-vkvr24">
         <w:r>
           <w:rPr>
             <w:rStyle w:val="Hyperlink"/>
@@ -1154,7 +1154,7 @@
       <w:r>
         <w:t xml:space="preserve"> — créé — </w:t>
       </w:r>
-      <w:hyperlink w:history="1" r:id="rIdetqwa37aafwentz3rrpvb">
+      <w:hyperlink w:history="1" r:id="rIdx50nvqoei1iw6mydkecck">
         <w:r>
           <w:rPr>
             <w:rStyle w:val="Hyperlink"/>
@@ -1183,7 +1183,7 @@
       <w:r>
         <w:t xml:space="preserve"> — créé — </w:t>
       </w:r>
-      <w:hyperlink w:history="1" r:id="rId5ylyxuk8kdcxp0jai6jln">
+      <w:hyperlink w:history="1" r:id="rIdsw1a5gdmv9bm6egbtg0ph">
         <w:r>
           <w:rPr>
             <w:rStyle w:val="Hyperlink"/>
@@ -1212,7 +1212,7 @@
       <w:r>
         <w:t xml:space="preserve"> — créé — </w:t>
       </w:r>
-      <w:hyperlink w:history="1" r:id="rIdgk0m1zbxuk2llffgc86ql">
+      <w:hyperlink w:history="1" r:id="rIdfpxtzci1noh1i8zxm2hmu">
         <w:r>
           <w:rPr>
             <w:rStyle w:val="Hyperlink"/>
@@ -1241,7 +1241,7 @@
       <w:r>
         <w:t xml:space="preserve"> — créé — </w:t>
       </w:r>
-      <w:hyperlink w:history="1" r:id="rId29bio5ufbrehdwqu3mmdf">
+      <w:hyperlink w:history="1" r:id="rIdhi6dxk2huyx1xyzs_nx8w">
         <w:r>
           <w:rPr>
             <w:rStyle w:val="Hyperlink"/>
@@ -1270,7 +1270,7 @@
       <w:r>
         <w:t xml:space="preserve"> — créé — </w:t>
       </w:r>
-      <w:hyperlink w:history="1" r:id="rId2cb_vt5vjcgygqjnflwxg">
+      <w:hyperlink w:history="1" r:id="rIdkhqfyfodtngofdrc7utjq">
         <w:r>
           <w:rPr>
             <w:rStyle w:val="Hyperlink"/>
@@ -1299,7 +1299,7 @@
       <w:r>
         <w:t xml:space="preserve"> — créé — </w:t>
       </w:r>
-      <w:hyperlink w:history="1" r:id="rId1nyy9zinpagnrks6d8i9o">
+      <w:hyperlink w:history="1" r:id="rId7itemushqt8bvsrazhetm">
         <w:r>
           <w:rPr>
             <w:rStyle w:val="Hyperlink"/>
@@ -1328,7 +1328,7 @@
       <w:r>
         <w:t xml:space="preserve"> — créé — </w:t>
       </w:r>
-      <w:hyperlink w:history="1" r:id="rIdq-3n3oekyxtc4glh6kuok">
+      <w:hyperlink w:history="1" r:id="rId91lihugf9zrcx4ey7ei9c">
         <w:r>
           <w:rPr>
             <w:rStyle w:val="Hyperlink"/>
@@ -1357,7 +1357,7 @@
       <w:r>
         <w:t xml:space="preserve"> — créé — </w:t>
       </w:r>
-      <w:hyperlink w:history="1" r:id="rIddprpuibrze3tgfsviuwlo">
+      <w:hyperlink w:history="1" r:id="rIdu5a-i_b15nujuefgbpbrq">
         <w:r>
           <w:rPr>
             <w:rStyle w:val="Hyperlink"/>
@@ -1386,7 +1386,7 @@
       <w:r>
         <w:t xml:space="preserve"> — créé — </w:t>
       </w:r>
-      <w:hyperlink w:history="1" r:id="rIdztdvnpmb6mjq90p9eog7z">
+      <w:hyperlink w:history="1" r:id="rIdm5ltr3lqxhpna7du-pa35">
         <w:r>
           <w:rPr>
             <w:rStyle w:val="Hyperlink"/>
@@ -1415,7 +1415,7 @@
       <w:r>
         <w:t xml:space="preserve"> — créé — </w:t>
       </w:r>
-      <w:hyperlink w:history="1" r:id="rId0ywbmgpftmrimiyafrn_5">
+      <w:hyperlink w:history="1" r:id="rId-6bi1vyjfs2xsxsrzamfw">
         <w:r>
           <w:rPr>
             <w:rStyle w:val="Hyperlink"/>
@@ -1444,7 +1444,7 @@
       <w:r>
         <w:t xml:space="preserve"> — créé — </w:t>
       </w:r>
-      <w:hyperlink w:history="1" r:id="rIdpxhaeftqyzda_tek0at9o">
+      <w:hyperlink w:history="1" r:id="rIdnfqxjyrf9b54zcrg-gsaz">
         <w:r>
           <w:rPr>
             <w:rStyle w:val="Hyperlink"/>
@@ -1473,7 +1473,7 @@
       <w:r>
         <w:t xml:space="preserve"> — créé — </w:t>
       </w:r>
-      <w:hyperlink w:history="1" r:id="rIdx0yba7sw8flaty6vqvmyi">
+      <w:hyperlink w:history="1" r:id="rId-bzuhyp94r33035qxq41f">
         <w:r>
           <w:rPr>
             <w:rStyle w:val="Hyperlink"/>
@@ -1502,7 +1502,7 @@
       <w:r>
         <w:t xml:space="preserve"> — créé — </w:t>
       </w:r>
-      <w:hyperlink w:history="1" r:id="rIdzpl38avye-7_euzntm6fh">
+      <w:hyperlink w:history="1" r:id="rIdd5i6zbe-r3kdqk-el7hup">
         <w:r>
           <w:rPr>
             <w:rStyle w:val="Hyperlink"/>
@@ -1531,7 +1531,7 @@
       <w:r>
         <w:t xml:space="preserve"> — créé — </w:t>
       </w:r>
-      <w:hyperlink w:history="1" r:id="rIdxnoow19jerh-vagggtpy_">
+      <w:hyperlink w:history="1" r:id="rId54wgcc7qyuh8mybjl3aj1">
         <w:r>
           <w:rPr>
             <w:rStyle w:val="Hyperlink"/>
@@ -1560,7 +1560,7 @@
       <w:r>
         <w:t xml:space="preserve"> — créé — </w:t>
       </w:r>
-      <w:hyperlink w:history="1" r:id="rIdv-galu73qndujojntf6n1">
+      <w:hyperlink w:history="1" r:id="rIduoaclyhsjxaqqpqwwgpeb">
         <w:r>
           <w:rPr>
             <w:rStyle w:val="Hyperlink"/>
@@ -1589,7 +1589,7 @@
       <w:r>
         <w:t xml:space="preserve"> — créé — </w:t>
       </w:r>
-      <w:hyperlink w:history="1" r:id="rIdjxnscmrnnnmmtqvj208q9">
+      <w:hyperlink w:history="1" r:id="rIdsatntbrtm2k2rl3vaxur5">
         <w:r>
           <w:rPr>
             <w:rStyle w:val="Hyperlink"/>
@@ -1618,7 +1618,7 @@
       <w:r>
         <w:t xml:space="preserve"> — créé — </w:t>
       </w:r>
-      <w:hyperlink w:history="1" r:id="rId0nczaphmlf2nqo0h_iifg">
+      <w:hyperlink w:history="1" r:id="rIdv4g8rhm8keep9ufii7ltl">
         <w:r>
           <w:rPr>
             <w:rStyle w:val="Hyperlink"/>
@@ -1647,7 +1647,7 @@
       <w:r>
         <w:t xml:space="preserve"> — créé — </w:t>
       </w:r>
-      <w:hyperlink w:history="1" r:id="rId_otpsx02wh6x_kkyzywgo">
+      <w:hyperlink w:history="1" r:id="rIdztux4ipek6gte-n6ha7jd">
         <w:r>
           <w:rPr>
             <w:rStyle w:val="Hyperlink"/>
@@ -1676,7 +1676,7 @@
       <w:r>
         <w:t xml:space="preserve"> — créé — </w:t>
       </w:r>
-      <w:hyperlink w:history="1" r:id="rIdxvcs7ksvir-d5stppyibi">
+      <w:hyperlink w:history="1" r:id="rId-q9wysoxxmnke3fycgsku">
         <w:r>
           <w:rPr>
             <w:rStyle w:val="Hyperlink"/>
@@ -1705,7 +1705,7 @@
       <w:r>
         <w:t xml:space="preserve"> — créé — </w:t>
       </w:r>
-      <w:hyperlink w:history="1" r:id="rIdmgoynkgt8fp9uni1fyprh">
+      <w:hyperlink w:history="1" r:id="rId3mvy24whd2ejltvpujycj">
         <w:r>
           <w:rPr>
             <w:rStyle w:val="Hyperlink"/>
@@ -1734,7 +1734,7 @@
       <w:r>
         <w:t xml:space="preserve"> — créé — </w:t>
       </w:r>
-      <w:hyperlink w:history="1" r:id="rIdzm449l12rc90vfrt6qn6l">
+      <w:hyperlink w:history="1" r:id="rIduvammw-p6jtuh8rpd3xyr">
         <w:r>
           <w:rPr>
             <w:rStyle w:val="Hyperlink"/>
@@ -1763,7 +1763,7 @@
       <w:r>
         <w:t xml:space="preserve"> — créé — </w:t>
       </w:r>
-      <w:hyperlink w:history="1" r:id="rId4zsa0hhmtqgfn5nxtjzoi">
+      <w:hyperlink w:history="1" r:id="rId2vzzrl7mixlzpwjeo5tq_">
         <w:r>
           <w:rPr>
             <w:rStyle w:val="Hyperlink"/>
@@ -1792,7 +1792,7 @@
       <w:r>
         <w:t xml:space="preserve"> — créé — </w:t>
       </w:r>
-      <w:hyperlink w:history="1" r:id="rId7e4azt1xz4q342q2f9gd-">
+      <w:hyperlink w:history="1" r:id="rIdb8wg-tcen4i3ymvihudqe">
         <w:r>
           <w:rPr>
             <w:rStyle w:val="Hyperlink"/>
@@ -1821,7 +1821,7 @@
       <w:r>
         <w:t xml:space="preserve"> — créé — </w:t>
       </w:r>
-      <w:hyperlink w:history="1" r:id="rIds2sc1glx1tlczvczrjw2g">
+      <w:hyperlink w:history="1" r:id="rIdfjaisivyvujj8h9mbvvia">
         <w:r>
           <w:rPr>
             <w:rStyle w:val="Hyperlink"/>
@@ -1850,7 +1850,7 @@
       <w:r>
         <w:t xml:space="preserve"> — créé — </w:t>
       </w:r>
-      <w:hyperlink w:history="1" r:id="rIdxhbuzy8h-unqdlbrf2ku5">
+      <w:hyperlink w:history="1" r:id="rIdgzbticpxivsbw0jcsumou">
         <w:r>
           <w:rPr>
             <w:rStyle w:val="Hyperlink"/>
@@ -1879,7 +1879,7 @@
       <w:r>
         <w:t xml:space="preserve"> — créé — </w:t>
       </w:r>
-      <w:hyperlink w:history="1" r:id="rIdvrf7chu62iwjwoxmtn1fb">
+      <w:hyperlink w:history="1" r:id="rIdmcaik73gxftjeu3fol4ao">
         <w:r>
           <w:rPr>
             <w:rStyle w:val="Hyperlink"/>
@@ -1908,7 +1908,7 @@
       <w:r>
         <w:t xml:space="preserve"> — créé — </w:t>
       </w:r>
-      <w:hyperlink w:history="1" r:id="rId0iw6sfcgpi73natlpolfz">
+      <w:hyperlink w:history="1" r:id="rIddhp9qy2rv1-qjmy0qxr4e">
         <w:r>
           <w:rPr>
             <w:rStyle w:val="Hyperlink"/>
@@ -1937,7 +1937,7 @@
       <w:r>
         <w:t xml:space="preserve"> — créé — </w:t>
       </w:r>
-      <w:hyperlink w:history="1" r:id="rIdltgfxvhddtajv1ldqft3b">
+      <w:hyperlink w:history="1" r:id="rIdlelyqhi4p0tvsicsk3iu3">
         <w:r>
           <w:rPr>
             <w:rStyle w:val="Hyperlink"/>
@@ -1966,7 +1966,7 @@
       <w:r>
         <w:t xml:space="preserve"> — créé — </w:t>
       </w:r>
-      <w:hyperlink w:history="1" r:id="rIdmm7pmgsz3cfnuwpaousk7">
+      <w:hyperlink w:history="1" r:id="rId-fntcnjcfdsclhgys0utr">
         <w:r>
           <w:rPr>
             <w:rStyle w:val="Hyperlink"/>
@@ -1995,7 +1995,7 @@
       <w:r>
         <w:t xml:space="preserve"> — créé — </w:t>
       </w:r>
-      <w:hyperlink w:history="1" r:id="rIdv-oxwyhtycfzkoiqofln9">
+      <w:hyperlink w:history="1" r:id="rIdo6ebobo0py-tfj3zt7qsx">
         <w:r>
           <w:rPr>
             <w:rStyle w:val="Hyperlink"/>
@@ -2024,7 +2024,7 @@
       <w:r>
         <w:t xml:space="preserve"> — créé — </w:t>
       </w:r>
-      <w:hyperlink w:history="1" r:id="rIdndmgt3q3lqzrcsijqsoyz">
+      <w:hyperlink w:history="1" r:id="rIdbugdgcybl-cowk3s8dpba">
         <w:r>
           <w:rPr>
             <w:rStyle w:val="Hyperlink"/>
@@ -2053,7 +2053,7 @@
       <w:r>
         <w:t xml:space="preserve"> — créé — </w:t>
       </w:r>
-      <w:hyperlink w:history="1" r:id="rIdg9_byd-3qaf5k7k-q_acv">
+      <w:hyperlink w:history="1" r:id="rIdo_zkog1xhcyeztnfx_zed">
         <w:r>
           <w:rPr>
             <w:rStyle w:val="Hyperlink"/>
@@ -2082,7 +2082,7 @@
       <w:r>
         <w:t xml:space="preserve"> — créé — </w:t>
       </w:r>
-      <w:hyperlink w:history="1" r:id="rIddd0m6tsb9uzhdo4t0nktm">
+      <w:hyperlink w:history="1" r:id="rId_n-9fgcwif0astd896a9j">
         <w:r>
           <w:rPr>
             <w:rStyle w:val="Hyperlink"/>
@@ -2111,7 +2111,7 @@
       <w:r>
         <w:t xml:space="preserve"> — créé — </w:t>
       </w:r>
-      <w:hyperlink w:history="1" r:id="rIdi6c60qx0dsfrv_obwkw6t">
+      <w:hyperlink w:history="1" r:id="rId6hu5tjxj5qi-oam7nrf-u">
         <w:r>
           <w:rPr>
             <w:rStyle w:val="Hyperlink"/>
@@ -2140,7 +2140,7 @@
       <w:r>
         <w:t xml:space="preserve"> — créé — </w:t>
       </w:r>
-      <w:hyperlink w:history="1" r:id="rIdfh8rpunv3ci07ntxn0w_d">
+      <w:hyperlink w:history="1" r:id="rIdhmd5fbonoexmvvpe_1qdj">
         <w:r>
           <w:rPr>
             <w:rStyle w:val="Hyperlink"/>
@@ -2169,7 +2169,7 @@
       <w:r>
         <w:t xml:space="preserve"> — créé — </w:t>
       </w:r>
-      <w:hyperlink w:history="1" r:id="rIdyfvoaqkcmvgpesn1cxnsj">
+      <w:hyperlink w:history="1" r:id="rIde8afwlrcjregpzn9zz4p7">
         <w:r>
           <w:rPr>
             <w:rStyle w:val="Hyperlink"/>
@@ -2198,7 +2198,7 @@
       <w:r>
         <w:t xml:space="preserve"> — créé — </w:t>
       </w:r>
-      <w:hyperlink w:history="1" r:id="rIdnpmtpp1aojgq_ifoiscex">
+      <w:hyperlink w:history="1" r:id="rIda2ttnqkgqclgoa0u12i4b">
         <w:r>
           <w:rPr>
             <w:rStyle w:val="Hyperlink"/>
@@ -2227,7 +2227,7 @@
       <w:r>
         <w:t xml:space="preserve"> — créé — </w:t>
       </w:r>
-      <w:hyperlink w:history="1" r:id="rIdtppyryznrmnpozdku68a2">
+      <w:hyperlink w:history="1" r:id="rIdu7lphc2-ethoxtkrjoft1">
         <w:r>
           <w:rPr>
             <w:rStyle w:val="Hyperlink"/>
@@ -2256,7 +2256,7 @@
       <w:r>
         <w:t xml:space="preserve"> — créé — </w:t>
       </w:r>
-      <w:hyperlink w:history="1" r:id="rIdygy3t0quvvwppt3i2gyj6">
+      <w:hyperlink w:history="1" r:id="rIddm3jl7gavy7pl7tyfget0">
         <w:r>
           <w:rPr>
             <w:rStyle w:val="Hyperlink"/>
@@ -2285,7 +2285,7 @@
       <w:r>
         <w:t xml:space="preserve"> — créé — </w:t>
       </w:r>
-      <w:hyperlink w:history="1" r:id="rIdalmhycxhh34wj5kdm5vmw">
+      <w:hyperlink w:history="1" r:id="rId2bjerv6iitrnw53gjmavr">
         <w:r>
           <w:rPr>
             <w:rStyle w:val="Hyperlink"/>
@@ -2314,7 +2314,7 @@
       <w:r>
         <w:t xml:space="preserve"> — créé — </w:t>
       </w:r>
-      <w:hyperlink w:history="1" r:id="rIdpj3vtleqvh7ph4-wb6bs-">
+      <w:hyperlink w:history="1" r:id="rIdjxafoivlib6qemtvfpn2g">
         <w:r>
           <w:rPr>
             <w:rStyle w:val="Hyperlink"/>
@@ -2343,7 +2343,7 @@
       <w:r>
         <w:t xml:space="preserve"> — créé — </w:t>
       </w:r>
-      <w:hyperlink w:history="1" r:id="rId3pepo0vabm2lsa7eftpfi">
+      <w:hyperlink w:history="1" r:id="rIdl-amddtzd-clc1i8na7v2">
         <w:r>
           <w:rPr>
             <w:rStyle w:val="Hyperlink"/>
@@ -2372,7 +2372,7 @@
       <w:r>
         <w:t xml:space="preserve"> — créé — </w:t>
       </w:r>
-      <w:hyperlink w:history="1" r:id="rIdpgkdpsawtgwj7dy9n4bet">
+      <w:hyperlink w:history="1" r:id="rIdanfbhlom_uygsgfhrcdrf">
         <w:r>
           <w:rPr>
             <w:rStyle w:val="Hyperlink"/>
@@ -2401,7 +2401,7 @@
       <w:r>
         <w:t xml:space="preserve"> — créé — </w:t>
       </w:r>
-      <w:hyperlink w:history="1" r:id="rIdse1aostrbi4qdnnfa6sw6">
+      <w:hyperlink w:history="1" r:id="rId-ymrcujh_psbrby-3oxwj">
         <w:r>
           <w:rPr>
             <w:rStyle w:val="Hyperlink"/>
@@ -2430,7 +2430,7 @@
       <w:r>
         <w:t xml:space="preserve"> — créé — </w:t>
       </w:r>
-      <w:hyperlink w:history="1" r:id="rIdz2pya9tt-n8xcn-ppatqw">
+      <w:hyperlink w:history="1" r:id="rIddgpjyrrjbagolbz4aadev">
         <w:r>
           <w:rPr>
             <w:rStyle w:val="Hyperlink"/>
@@ -2459,7 +2459,7 @@
       <w:r>
         <w:t xml:space="preserve"> — créé — </w:t>
       </w:r>
-      <w:hyperlink w:history="1" r:id="rIdmhii9oqasgwokamybfp6s">
+      <w:hyperlink w:history="1" r:id="rIdyrid6u5mgqowlrnlbleog">
         <w:r>
           <w:rPr>
             <w:rStyle w:val="Hyperlink"/>
@@ -2488,7 +2488,7 @@
       <w:r>
         <w:t xml:space="preserve"> — créé — </w:t>
       </w:r>
-      <w:hyperlink w:history="1" r:id="rIdp_7483lyrvgvyv5nw1fci">
+      <w:hyperlink w:history="1" r:id="rIdap6qsfd3ecsrvkm9_lmbt">
         <w:r>
           <w:rPr>
             <w:rStyle w:val="Hyperlink"/>
@@ -2517,7 +2517,7 @@
       <w:r>
         <w:t xml:space="preserve"> — créé — </w:t>
       </w:r>
-      <w:hyperlink w:history="1" r:id="rIddyeunhmwdkgdmpzs7rh44">
+      <w:hyperlink w:history="1" r:id="rIdw8sy0z2e6x2upmduuikgw">
         <w:r>
           <w:rPr>
             <w:rStyle w:val="Hyperlink"/>
@@ -2546,7 +2546,7 @@
       <w:r>
         <w:t xml:space="preserve"> — créé — </w:t>
       </w:r>
-      <w:hyperlink w:history="1" r:id="rIdev6qk5qpatyniptuqitgy">
+      <w:hyperlink w:history="1" r:id="rIdk3zbnj586p0ypcwqn6mnk">
         <w:r>
           <w:rPr>
             <w:rStyle w:val="Hyperlink"/>
@@ -2575,7 +2575,7 @@
       <w:r>
         <w:t xml:space="preserve"> — créé — </w:t>
       </w:r>
-      <w:hyperlink w:history="1" r:id="rIdhqvk7-3u9jmdkfutgmtql">
+      <w:hyperlink w:history="1" r:id="rIdjgzhmeodndkmbnxipfq7s">
         <w:r>
           <w:rPr>
             <w:rStyle w:val="Hyperlink"/>
@@ -2604,7 +2604,7 @@
       <w:r>
         <w:t xml:space="preserve"> — créé — </w:t>
       </w:r>
-      <w:hyperlink w:history="1" r:id="rIdeipoyuf1a7mtcndaphup0">
+      <w:hyperlink w:history="1" r:id="rIdqhfrq0enil7c1mjp4bess">
         <w:r>
           <w:rPr>
             <w:rStyle w:val="Hyperlink"/>
@@ -2633,7 +2633,7 @@
       <w:r>
         <w:t xml:space="preserve"> — créé — </w:t>
       </w:r>
-      <w:hyperlink w:history="1" r:id="rIdfvnfyicuf9pg4twc5djia">
+      <w:hyperlink w:history="1" r:id="rIdn3elf5sv-mjpehicu-qk8">
         <w:r>
           <w:rPr>
             <w:rStyle w:val="Hyperlink"/>
@@ -2662,7 +2662,7 @@
       <w:r>
         <w:t xml:space="preserve"> — créé — </w:t>
       </w:r>
-      <w:hyperlink w:history="1" r:id="rIddf6zwo0dtc-ubeh_p8hku">
+      <w:hyperlink w:history="1" r:id="rIdpxdhcw9sdgcdvh1xzudyg">
         <w:r>
           <w:rPr>
             <w:rStyle w:val="Hyperlink"/>
@@ -2691,7 +2691,7 @@
       <w:r>
         <w:t xml:space="preserve"> — créé — </w:t>
       </w:r>
-      <w:hyperlink w:history="1" r:id="rIdstglm4lftc3pcodaaapkw">
+      <w:hyperlink w:history="1" r:id="rIdavbn83h7z_nq1pjuvx8-u">
         <w:r>
           <w:rPr>
             <w:rStyle w:val="Hyperlink"/>
@@ -2720,7 +2720,7 @@
       <w:r>
         <w:t xml:space="preserve"> — créé — </w:t>
       </w:r>
-      <w:hyperlink w:history="1" r:id="rIdlqtd1k46-fv6iwrnvvjyq">
+      <w:hyperlink w:history="1" r:id="rIdgaa0dfj4y__dqmkdr_sj7">
         <w:r>
           <w:rPr>
             <w:rStyle w:val="Hyperlink"/>
@@ -2749,7 +2749,7 @@
       <w:r>
         <w:t xml:space="preserve"> — créé — </w:t>
       </w:r>
-      <w:hyperlink w:history="1" r:id="rIdyrot4qstbkcre-wdv_k-i">
+      <w:hyperlink w:history="1" r:id="rIdzt0vu_9qegwld8cnp5aix">
         <w:r>
           <w:rPr>
             <w:rStyle w:val="Hyperlink"/>
@@ -2778,7 +2778,7 @@
       <w:r>
         <w:t xml:space="preserve"> — créé — </w:t>
       </w:r>
-      <w:hyperlink w:history="1" r:id="rIdykzewbnyujxnk-a3ewce2">
+      <w:hyperlink w:history="1" r:id="rIdrwgwtukd-t5laamlh5nwq">
         <w:r>
           <w:rPr>
             <w:rStyle w:val="Hyperlink"/>
@@ -2807,7 +2807,7 @@
       <w:r>
         <w:t xml:space="preserve"> — créé — </w:t>
       </w:r>
-      <w:hyperlink w:history="1" r:id="rIdonu5yk_hyedkqiv58-tts">
+      <w:hyperlink w:history="1" r:id="rId4by2onmpdg7b6fchixguy">
         <w:r>
           <w:rPr>
             <w:rStyle w:val="Hyperlink"/>
@@ -2836,7 +2836,7 @@
       <w:r>
         <w:t xml:space="preserve"> — créé — </w:t>
       </w:r>
-      <w:hyperlink w:history="1" r:id="rIdci8coarxdxwvwguqqqpnc">
+      <w:hyperlink w:history="1" r:id="rIdr2vc25ryumyhezfynmfxd">
         <w:r>
           <w:rPr>
             <w:rStyle w:val="Hyperlink"/>
@@ -2865,7 +2865,7 @@
       <w:r>
         <w:t xml:space="preserve"> — créé — </w:t>
       </w:r>
-      <w:hyperlink w:history="1" r:id="rIdj0_zfq0yyonv5gmryo00r">
+      <w:hyperlink w:history="1" r:id="rIdxkbx1aaxpuoaxzmbd2x5u">
         <w:r>
           <w:rPr>
             <w:rStyle w:val="Hyperlink"/>
@@ -2894,7 +2894,7 @@
       <w:r>
         <w:t xml:space="preserve"> — créé — </w:t>
       </w:r>
-      <w:hyperlink w:history="1" r:id="rIdcyktyvepuchvzfwn44txj">
+      <w:hyperlink w:history="1" r:id="rIdwllldzgrt8jizsgcn6c9p">
         <w:r>
           <w:rPr>
             <w:rStyle w:val="Hyperlink"/>
@@ -2923,7 +2923,7 @@
       <w:r>
         <w:t xml:space="preserve"> — créé — </w:t>
       </w:r>
-      <w:hyperlink w:history="1" r:id="rId7v0pbggu339_0hvdeg7kr">
+      <w:hyperlink w:history="1" r:id="rIdcfphzlgb7slicgkrk4zgp">
         <w:r>
           <w:rPr>
             <w:rStyle w:val="Hyperlink"/>
@@ -2952,7 +2952,7 @@
       <w:r>
         <w:t xml:space="preserve"> — créé — </w:t>
       </w:r>
-      <w:hyperlink w:history="1" r:id="rIdmc0d_vuiyjlnwcptudya4">
+      <w:hyperlink w:history="1" r:id="rIddesxmh2nhs9s8e0u-zccw">
         <w:r>
           <w:rPr>
             <w:rStyle w:val="Hyperlink"/>
@@ -2981,7 +2981,7 @@
       <w:r>
         <w:t xml:space="preserve"> — créé — </w:t>
       </w:r>
-      <w:hyperlink w:history="1" r:id="rId6gpjgowbc0rnzhrxhaax_">
+      <w:hyperlink w:history="1" r:id="rIdvjcx2wtkiuhb9-ylafuos">
         <w:r>
           <w:rPr>
             <w:rStyle w:val="Hyperlink"/>
@@ -3010,7 +3010,7 @@
       <w:r>
         <w:t xml:space="preserve"> — créé — </w:t>
       </w:r>
-      <w:hyperlink w:history="1" r:id="rIdovzwg6xnsv_9thteczc_h">
+      <w:hyperlink w:history="1" r:id="rIdgfisvntnwl0ldmup537av">
         <w:r>
           <w:rPr>
             <w:rStyle w:val="Hyperlink"/>
@@ -3039,7 +3039,7 @@
       <w:r>
         <w:t xml:space="preserve"> — créé — </w:t>
       </w:r>
-      <w:hyperlink w:history="1" r:id="rIddgrtxujcdlq-uipwykvwe">
+      <w:hyperlink w:history="1" r:id="rId51vxg0izxg346d_eaarqf">
         <w:r>
           <w:rPr>
             <w:rStyle w:val="Hyperlink"/>
@@ -3068,7 +3068,7 @@
       <w:r>
         <w:t xml:space="preserve"> — modifié — </w:t>
       </w:r>
-      <w:hyperlink w:history="1" r:id="rIdtfslxpy-x05pzbgmxp4g7">
+      <w:hyperlink w:history="1" r:id="rIdwuzc-46sfzll5znnp1eqp">
         <w:r>
           <w:rPr>
             <w:rStyle w:val="Hyperlink"/>
@@ -3097,7 +3097,7 @@
       <w:r>
         <w:t xml:space="preserve"> — modifié — </w:t>
       </w:r>
-      <w:hyperlink w:history="1" r:id="rIdykgt2s5no7xupvdd8vqff">
+      <w:hyperlink w:history="1" r:id="rIdu_0mkum9rfi3wsymlv41z">
         <w:r>
           <w:rPr>
             <w:rStyle w:val="Hyperlink"/>
@@ -3134,7 +3134,7 @@
       <w:r>
         <w:t xml:space="preserve"> — modifié — </w:t>
       </w:r>
-      <w:hyperlink w:history="1" r:id="rIdtg4r9xropry4kzbgfbw3c">
+      <w:hyperlink w:history="1" r:id="rIdqpstwmibcmiwqzvfdkhxn">
         <w:r>
           <w:rPr>
             <w:rStyle w:val="Hyperlink"/>
@@ -3163,7 +3163,7 @@
       <w:r>
         <w:t xml:space="preserve"> — modifié — </w:t>
       </w:r>
-      <w:hyperlink w:history="1" r:id="rIdenwgiqioemwxi4ptqx5mj">
+      <w:hyperlink w:history="1" r:id="rId4xswza75np9ggduc9yizt">
         <w:r>
           <w:rPr>
             <w:rStyle w:val="Hyperlink"/>

--- a/docs/developpement/phases/word/PHASE_31_SUIVI_DU_DEVELOPPEMENT_ET_PREPARATION_DE_LAUDIT_CODEX.docx
+++ b/docs/developpement/phases/word/PHASE_31_SUIVI_DU_DEVELOPPEMENT_ET_PREPARATION_DE_LAUDIT_CODEX.docx
@@ -20,7 +20,7 @@
       <w:r>
         <w:t xml:space="preserve">FlaiX Expert · dossier de développement · généré le 2026-10-21 depuis le dépôt </w:t>
       </w:r>
-      <w:hyperlink w:history="1" r:id="rIdopgqfvbcjoaw5x4osfg56">
+      <w:hyperlink w:history="1" r:id="rIdjzzi1rfvv7pgqdlo1szmr">
         <w:r>
           <w:rPr>
             <w:rStyle w:val="Hyperlink"/>
@@ -690,7 +690,7 @@
           <w:numId w:val="2"/>
         </w:numPr>
       </w:pPr>
-      <w:hyperlink w:history="1" r:id="rIdsz_q7ebfihd0b59nlm43w">
+      <w:hyperlink w:history="1" r:id="rIddlkz1kbv0ij-bkkkvfa1b">
         <w:r>
           <w:rPr>
             <w:rStyle w:val="Hyperlink"/>
@@ -710,7 +710,7 @@
           <w:numId w:val="2"/>
         </w:numPr>
       </w:pPr>
-      <w:hyperlink w:history="1" r:id="rId59wrlqspkllo6q2z3vbym">
+      <w:hyperlink w:history="1" r:id="rIdtv29jo9qtwjitljbtav76">
         <w:r>
           <w:rPr>
             <w:rStyle w:val="Hyperlink"/>
@@ -730,7 +730,7 @@
           <w:numId w:val="2"/>
         </w:numPr>
       </w:pPr>
-      <w:hyperlink w:history="1" r:id="rIdroa8fl1uxywpbkvmtuwcf">
+      <w:hyperlink w:history="1" r:id="rIdp8fjwcafpf39el2v45u5k">
         <w:r>
           <w:rPr>
             <w:rStyle w:val="Hyperlink"/>
@@ -750,7 +750,7 @@
           <w:numId w:val="2"/>
         </w:numPr>
       </w:pPr>
-      <w:hyperlink w:history="1" r:id="rIdnxehfwgtkpl8pf1dadpom">
+      <w:hyperlink w:history="1" r:id="rId2mjind8wjmppve6hqtx3k">
         <w:r>
           <w:rPr>
             <w:rStyle w:val="Hyperlink"/>
@@ -798,7 +798,7 @@
       <w:r>
         <w:t xml:space="preserve"> — créé — </w:t>
       </w:r>
-      <w:hyperlink w:history="1" r:id="rIdag52qmipw0no9rbebiqxy">
+      <w:hyperlink w:history="1" r:id="rIdqlgouv-gmry2ylwpqtxmh">
         <w:r>
           <w:rPr>
             <w:rStyle w:val="Hyperlink"/>
@@ -827,7 +827,7 @@
       <w:r>
         <w:t xml:space="preserve"> — créé — </w:t>
       </w:r>
-      <w:hyperlink w:history="1" r:id="rIdmub1ek9hjheukcybquhva">
+      <w:hyperlink w:history="1" r:id="rIdnqd8zslnujqdw6r49-b2r">
         <w:r>
           <w:rPr>
             <w:rStyle w:val="Hyperlink"/>
@@ -856,7 +856,7 @@
       <w:r>
         <w:t xml:space="preserve"> — créé — </w:t>
       </w:r>
-      <w:hyperlink w:history="1" r:id="rIdg_iszkjaybow-ce_7z6r0">
+      <w:hyperlink w:history="1" r:id="rIdeoqotjbjtihxs1fbttdwy">
         <w:r>
           <w:rPr>
             <w:rStyle w:val="Hyperlink"/>
@@ -885,7 +885,7 @@
       <w:r>
         <w:t xml:space="preserve"> — créé — </w:t>
       </w:r>
-      <w:hyperlink w:history="1" r:id="rIdzi6vmh8uf3jzobuexlr6a">
+      <w:hyperlink w:history="1" r:id="rIdkcdaxmbaqgnekdjmemkbd">
         <w:r>
           <w:rPr>
             <w:rStyle w:val="Hyperlink"/>
@@ -914,7 +914,7 @@
       <w:r>
         <w:t xml:space="preserve"> — créé — </w:t>
       </w:r>
-      <w:hyperlink w:history="1" r:id="rId_evozqjfyu6vbowt07igg">
+      <w:hyperlink w:history="1" r:id="rIdzunvroucbsadga9cdyi8u">
         <w:r>
           <w:rPr>
             <w:rStyle w:val="Hyperlink"/>
@@ -951,7 +951,7 @@
       <w:r>
         <w:t xml:space="preserve"> — créé — </w:t>
       </w:r>
-      <w:hyperlink w:history="1" r:id="rIdcjaixbyko-e7kxpst0552">
+      <w:hyperlink w:history="1" r:id="rId2q2n__g3dfhdohmjtnnsv">
         <w:r>
           <w:rPr>
             <w:rStyle w:val="Hyperlink"/>
@@ -980,7 +980,7 @@
       <w:r>
         <w:t xml:space="preserve"> — créé — </w:t>
       </w:r>
-      <w:hyperlink w:history="1" r:id="rIdmbg_svsrd47doh8djlvgb">
+      <w:hyperlink w:history="1" r:id="rId1w7yfeld7zq7jkgotvby6">
         <w:r>
           <w:rPr>
             <w:rStyle w:val="Hyperlink"/>
@@ -1009,7 +1009,7 @@
       <w:r>
         <w:t xml:space="preserve"> — modifié — </w:t>
       </w:r>
-      <w:hyperlink w:history="1" r:id="rIdagaaahnvlxj2wdunlojmp">
+      <w:hyperlink w:history="1" r:id="rIdbekrihacejisls1ioz5zk">
         <w:r>
           <w:rPr>
             <w:rStyle w:val="Hyperlink"/>
@@ -1038,7 +1038,7 @@
       <w:r>
         <w:t xml:space="preserve"> — créé — </w:t>
       </w:r>
-      <w:hyperlink w:history="1" r:id="rIdrzfkckjt2gzcpxm4r5otv">
+      <w:hyperlink w:history="1" r:id="rIdsphiwmliepm5yejdj4ewa">
         <w:r>
           <w:rPr>
             <w:rStyle w:val="Hyperlink"/>
@@ -1067,7 +1067,7 @@
       <w:r>
         <w:t xml:space="preserve"> — créé — </w:t>
       </w:r>
-      <w:hyperlink w:history="1" r:id="rIdj0k1bc2c6palmvfqwcumc">
+      <w:hyperlink w:history="1" r:id="rIdlxc4l74d_41izzzjywm8r">
         <w:r>
           <w:rPr>
             <w:rStyle w:val="Hyperlink"/>
@@ -1096,7 +1096,7 @@
       <w:r>
         <w:t xml:space="preserve"> — créé — </w:t>
       </w:r>
-      <w:hyperlink w:history="1" r:id="rIdqdivt1xoar1s7upqmztpo">
+      <w:hyperlink w:history="1" r:id="rIdy3apbyimnntzl_htbejwx">
         <w:r>
           <w:rPr>
             <w:rStyle w:val="Hyperlink"/>
@@ -1125,7 +1125,7 @@
       <w:r>
         <w:t xml:space="preserve"> — créé — </w:t>
       </w:r>
-      <w:hyperlink w:history="1" r:id="rIda0h9klxggoge4d-vkvr24">
+      <w:hyperlink w:history="1" r:id="rIdodyveuylswype1hk8tjmi">
         <w:r>
           <w:rPr>
             <w:rStyle w:val="Hyperlink"/>
@@ -1154,7 +1154,7 @@
       <w:r>
         <w:t xml:space="preserve"> — créé — </w:t>
       </w:r>
-      <w:hyperlink w:history="1" r:id="rIdx50nvqoei1iw6mydkecck">
+      <w:hyperlink w:history="1" r:id="rIdpaubhfpztcglmnvwz-3su">
         <w:r>
           <w:rPr>
             <w:rStyle w:val="Hyperlink"/>
@@ -1183,7 +1183,7 @@
       <w:r>
         <w:t xml:space="preserve"> — créé — </w:t>
       </w:r>
-      <w:hyperlink w:history="1" r:id="rIdsw1a5gdmv9bm6egbtg0ph">
+      <w:hyperlink w:history="1" r:id="rIdexo8jqi8vubamfxb7pycj">
         <w:r>
           <w:rPr>
             <w:rStyle w:val="Hyperlink"/>
@@ -1212,7 +1212,7 @@
       <w:r>
         <w:t xml:space="preserve"> — créé — </w:t>
       </w:r>
-      <w:hyperlink w:history="1" r:id="rIdfpxtzci1noh1i8zxm2hmu">
+      <w:hyperlink w:history="1" r:id="rIdm69nfrv2n0681yqxdpwf6">
         <w:r>
           <w:rPr>
             <w:rStyle w:val="Hyperlink"/>
@@ -1241,7 +1241,7 @@
       <w:r>
         <w:t xml:space="preserve"> — créé — </w:t>
       </w:r>
-      <w:hyperlink w:history="1" r:id="rIdhi6dxk2huyx1xyzs_nx8w">
+      <w:hyperlink w:history="1" r:id="rIdbpzokevvs56qtntjpggiq">
         <w:r>
           <w:rPr>
             <w:rStyle w:val="Hyperlink"/>
@@ -1270,7 +1270,7 @@
       <w:r>
         <w:t xml:space="preserve"> — créé — </w:t>
       </w:r>
-      <w:hyperlink w:history="1" r:id="rIdkhqfyfodtngofdrc7utjq">
+      <w:hyperlink w:history="1" r:id="rId8fgz1sr-z9-bs2vpfmvrf">
         <w:r>
           <w:rPr>
             <w:rStyle w:val="Hyperlink"/>
@@ -1299,7 +1299,7 @@
       <w:r>
         <w:t xml:space="preserve"> — créé — </w:t>
       </w:r>
-      <w:hyperlink w:history="1" r:id="rId7itemushqt8bvsrazhetm">
+      <w:hyperlink w:history="1" r:id="rIdk0mho4lfhiwy8lhhhxkzv">
         <w:r>
           <w:rPr>
             <w:rStyle w:val="Hyperlink"/>
@@ -1328,7 +1328,7 @@
       <w:r>
         <w:t xml:space="preserve"> — créé — </w:t>
       </w:r>
-      <w:hyperlink w:history="1" r:id="rId91lihugf9zrcx4ey7ei9c">
+      <w:hyperlink w:history="1" r:id="rIdeil5kyfdlipkejdgbq0m8">
         <w:r>
           <w:rPr>
             <w:rStyle w:val="Hyperlink"/>
@@ -1357,7 +1357,7 @@
       <w:r>
         <w:t xml:space="preserve"> — créé — </w:t>
       </w:r>
-      <w:hyperlink w:history="1" r:id="rIdu5a-i_b15nujuefgbpbrq">
+      <w:hyperlink w:history="1" r:id="rIdfylup967vilta3pyybhkb">
         <w:r>
           <w:rPr>
             <w:rStyle w:val="Hyperlink"/>
@@ -1386,7 +1386,7 @@
       <w:r>
         <w:t xml:space="preserve"> — créé — </w:t>
       </w:r>
-      <w:hyperlink w:history="1" r:id="rIdm5ltr3lqxhpna7du-pa35">
+      <w:hyperlink w:history="1" r:id="rIdbax4r-qegcsdu7zqmfnu8">
         <w:r>
           <w:rPr>
             <w:rStyle w:val="Hyperlink"/>
@@ -1415,7 +1415,7 @@
       <w:r>
         <w:t xml:space="preserve"> — créé — </w:t>
       </w:r>
-      <w:hyperlink w:history="1" r:id="rId-6bi1vyjfs2xsxsrzamfw">
+      <w:hyperlink w:history="1" r:id="rIdcbuen4swvb_2hry84wgro">
         <w:r>
           <w:rPr>
             <w:rStyle w:val="Hyperlink"/>
@@ -1444,7 +1444,7 @@
       <w:r>
         <w:t xml:space="preserve"> — créé — </w:t>
       </w:r>
-      <w:hyperlink w:history="1" r:id="rIdnfqxjyrf9b54zcrg-gsaz">
+      <w:hyperlink w:history="1" r:id="rIdrdvxd9ozyovspv1z7nz5h">
         <w:r>
           <w:rPr>
             <w:rStyle w:val="Hyperlink"/>
@@ -1473,7 +1473,7 @@
       <w:r>
         <w:t xml:space="preserve"> — créé — </w:t>
       </w:r>
-      <w:hyperlink w:history="1" r:id="rId-bzuhyp94r33035qxq41f">
+      <w:hyperlink w:history="1" r:id="rId-ess84wzywtogci1m9_oc">
         <w:r>
           <w:rPr>
             <w:rStyle w:val="Hyperlink"/>
@@ -1502,7 +1502,7 @@
       <w:r>
         <w:t xml:space="preserve"> — créé — </w:t>
       </w:r>
-      <w:hyperlink w:history="1" r:id="rIdd5i6zbe-r3kdqk-el7hup">
+      <w:hyperlink w:history="1" r:id="rIdztjp9p62l3qfvdenecuuh">
         <w:r>
           <w:rPr>
             <w:rStyle w:val="Hyperlink"/>
@@ -1531,7 +1531,7 @@
       <w:r>
         <w:t xml:space="preserve"> — créé — </w:t>
       </w:r>
-      <w:hyperlink w:history="1" r:id="rId54wgcc7qyuh8mybjl3aj1">
+      <w:hyperlink w:history="1" r:id="rIdwpn0_zni4m0okglwsnxjs">
         <w:r>
           <w:rPr>
             <w:rStyle w:val="Hyperlink"/>
@@ -1560,7 +1560,7 @@
       <w:r>
         <w:t xml:space="preserve"> — créé — </w:t>
       </w:r>
-      <w:hyperlink w:history="1" r:id="rIduoaclyhsjxaqqpqwwgpeb">
+      <w:hyperlink w:history="1" r:id="rIdxxqknyave3uk4qehq_vpg">
         <w:r>
           <w:rPr>
             <w:rStyle w:val="Hyperlink"/>
@@ -1589,7 +1589,7 @@
       <w:r>
         <w:t xml:space="preserve"> — créé — </w:t>
       </w:r>
-      <w:hyperlink w:history="1" r:id="rIdsatntbrtm2k2rl3vaxur5">
+      <w:hyperlink w:history="1" r:id="rIddqoayzbqtvg8famln_lbe">
         <w:r>
           <w:rPr>
             <w:rStyle w:val="Hyperlink"/>
@@ -1618,7 +1618,7 @@
       <w:r>
         <w:t xml:space="preserve"> — créé — </w:t>
       </w:r>
-      <w:hyperlink w:history="1" r:id="rIdv4g8rhm8keep9ufii7ltl">
+      <w:hyperlink w:history="1" r:id="rId36wdxvryuqvacfz1xv_sj">
         <w:r>
           <w:rPr>
             <w:rStyle w:val="Hyperlink"/>
@@ -1647,7 +1647,7 @@
       <w:r>
         <w:t xml:space="preserve"> — créé — </w:t>
       </w:r>
-      <w:hyperlink w:history="1" r:id="rIdztux4ipek6gte-n6ha7jd">
+      <w:hyperlink w:history="1" r:id="rId4ol8h4yt6if4hxqc7hgx7">
         <w:r>
           <w:rPr>
             <w:rStyle w:val="Hyperlink"/>
@@ -1676,7 +1676,7 @@
       <w:r>
         <w:t xml:space="preserve"> — créé — </w:t>
       </w:r>
-      <w:hyperlink w:history="1" r:id="rId-q9wysoxxmnke3fycgsku">
+      <w:hyperlink w:history="1" r:id="rId0zlv-kzdfsl0ot1yrukgz">
         <w:r>
           <w:rPr>
             <w:rStyle w:val="Hyperlink"/>
@@ -1705,7 +1705,7 @@
       <w:r>
         <w:t xml:space="preserve"> — créé — </w:t>
       </w:r>
-      <w:hyperlink w:history="1" r:id="rId3mvy24whd2ejltvpujycj">
+      <w:hyperlink w:history="1" r:id="rIdnhxesacyhcgivx5f4gjyx">
         <w:r>
           <w:rPr>
             <w:rStyle w:val="Hyperlink"/>
@@ -1734,7 +1734,7 @@
       <w:r>
         <w:t xml:space="preserve"> — créé — </w:t>
       </w:r>
-      <w:hyperlink w:history="1" r:id="rIduvammw-p6jtuh8rpd3xyr">
+      <w:hyperlink w:history="1" r:id="rIdeykvcc2qzq_aawmxfh6tf">
         <w:r>
           <w:rPr>
             <w:rStyle w:val="Hyperlink"/>
@@ -1763,7 +1763,7 @@
       <w:r>
         <w:t xml:space="preserve"> — créé — </w:t>
       </w:r>
-      <w:hyperlink w:history="1" r:id="rId2vzzrl7mixlzpwjeo5tq_">
+      <w:hyperlink w:history="1" r:id="rIdmhmse7aob4rrvlo3bktku">
         <w:r>
           <w:rPr>
             <w:rStyle w:val="Hyperlink"/>
@@ -1792,7 +1792,7 @@
       <w:r>
         <w:t xml:space="preserve"> — créé — </w:t>
       </w:r>
-      <w:hyperlink w:history="1" r:id="rIdb8wg-tcen4i3ymvihudqe">
+      <w:hyperlink w:history="1" r:id="rIdjlr81imfa-y6yeginshqq">
         <w:r>
           <w:rPr>
             <w:rStyle w:val="Hyperlink"/>
@@ -1821,7 +1821,7 @@
       <w:r>
         <w:t xml:space="preserve"> — créé — </w:t>
       </w:r>
-      <w:hyperlink w:history="1" r:id="rIdfjaisivyvujj8h9mbvvia">
+      <w:hyperlink w:history="1" r:id="rIdrl_t-vucz-zj3n1-ypssr">
         <w:r>
           <w:rPr>
             <w:rStyle w:val="Hyperlink"/>
@@ -1850,7 +1850,7 @@
       <w:r>
         <w:t xml:space="preserve"> — créé — </w:t>
       </w:r>
-      <w:hyperlink w:history="1" r:id="rIdgzbticpxivsbw0jcsumou">
+      <w:hyperlink w:history="1" r:id="rId8ou4fidnmghkpsu5r2riv">
         <w:r>
           <w:rPr>
             <w:rStyle w:val="Hyperlink"/>
@@ -1879,7 +1879,7 @@
       <w:r>
         <w:t xml:space="preserve"> — créé — </w:t>
       </w:r>
-      <w:hyperlink w:history="1" r:id="rIdmcaik73gxftjeu3fol4ao">
+      <w:hyperlink w:history="1" r:id="rIdthbodrplwd-bof6mdumww">
         <w:r>
           <w:rPr>
             <w:rStyle w:val="Hyperlink"/>
@@ -1908,7 +1908,7 @@
       <w:r>
         <w:t xml:space="preserve"> — créé — </w:t>
       </w:r>
-      <w:hyperlink w:history="1" r:id="rIddhp9qy2rv1-qjmy0qxr4e">
+      <w:hyperlink w:history="1" r:id="rIdtic1geow8mxdnndwrmujb">
         <w:r>
           <w:rPr>
             <w:rStyle w:val="Hyperlink"/>
@@ -1937,7 +1937,7 @@
       <w:r>
         <w:t xml:space="preserve"> — créé — </w:t>
       </w:r>
-      <w:hyperlink w:history="1" r:id="rIdlelyqhi4p0tvsicsk3iu3">
+      <w:hyperlink w:history="1" r:id="rIdcssmvgdcecg55j2gy1kjf">
         <w:r>
           <w:rPr>
             <w:rStyle w:val="Hyperlink"/>
@@ -1966,7 +1966,7 @@
       <w:r>
         <w:t xml:space="preserve"> — créé — </w:t>
       </w:r>
-      <w:hyperlink w:history="1" r:id="rId-fntcnjcfdsclhgys0utr">
+      <w:hyperlink w:history="1" r:id="rId1s7ivw0kmrwkysivzlxlf">
         <w:r>
           <w:rPr>
             <w:rStyle w:val="Hyperlink"/>
@@ -1995,7 +1995,7 @@
       <w:r>
         <w:t xml:space="preserve"> — créé — </w:t>
       </w:r>
-      <w:hyperlink w:history="1" r:id="rIdo6ebobo0py-tfj3zt7qsx">
+      <w:hyperlink w:history="1" r:id="rId6zsnio6ehc_lj7welcd2t">
         <w:r>
           <w:rPr>
             <w:rStyle w:val="Hyperlink"/>
@@ -2024,7 +2024,7 @@
       <w:r>
         <w:t xml:space="preserve"> — créé — </w:t>
       </w:r>
-      <w:hyperlink w:history="1" r:id="rIdbugdgcybl-cowk3s8dpba">
+      <w:hyperlink w:history="1" r:id="rIddopzrall6iavzmnzlbjhx">
         <w:r>
           <w:rPr>
             <w:rStyle w:val="Hyperlink"/>
@@ -2053,7 +2053,7 @@
       <w:r>
         <w:t xml:space="preserve"> — créé — </w:t>
       </w:r>
-      <w:hyperlink w:history="1" r:id="rIdo_zkog1xhcyeztnfx_zed">
+      <w:hyperlink w:history="1" r:id="rIdu2bbezfufnp7zkb7bacla">
         <w:r>
           <w:rPr>
             <w:rStyle w:val="Hyperlink"/>
@@ -2082,7 +2082,7 @@
       <w:r>
         <w:t xml:space="preserve"> — créé — </w:t>
       </w:r>
-      <w:hyperlink w:history="1" r:id="rId_n-9fgcwif0astd896a9j">
+      <w:hyperlink w:history="1" r:id="rIds-c8cwbgoq2jxzmro0ki1">
         <w:r>
           <w:rPr>
             <w:rStyle w:val="Hyperlink"/>
@@ -2111,7 +2111,7 @@
       <w:r>
         <w:t xml:space="preserve"> — créé — </w:t>
       </w:r>
-      <w:hyperlink w:history="1" r:id="rId6hu5tjxj5qi-oam7nrf-u">
+      <w:hyperlink w:history="1" r:id="rIdn_hjufdeooq7rdogly3tg">
         <w:r>
           <w:rPr>
             <w:rStyle w:val="Hyperlink"/>
@@ -2140,7 +2140,7 @@
       <w:r>
         <w:t xml:space="preserve"> — créé — </w:t>
       </w:r>
-      <w:hyperlink w:history="1" r:id="rIdhmd5fbonoexmvvpe_1qdj">
+      <w:hyperlink w:history="1" r:id="rIdj0zn1zgipkvrvguwl_ggu">
         <w:r>
           <w:rPr>
             <w:rStyle w:val="Hyperlink"/>
@@ -2169,7 +2169,7 @@
       <w:r>
         <w:t xml:space="preserve"> — créé — </w:t>
       </w:r>
-      <w:hyperlink w:history="1" r:id="rIde8afwlrcjregpzn9zz4p7">
+      <w:hyperlink w:history="1" r:id="rIdnttt_bnpyaba8-0qkxtn7">
         <w:r>
           <w:rPr>
             <w:rStyle w:val="Hyperlink"/>
@@ -2198,7 +2198,7 @@
       <w:r>
         <w:t xml:space="preserve"> — créé — </w:t>
       </w:r>
-      <w:hyperlink w:history="1" r:id="rIda2ttnqkgqclgoa0u12i4b">
+      <w:hyperlink w:history="1" r:id="rIdfup2ndlp4dvzrp3gikc1g">
         <w:r>
           <w:rPr>
             <w:rStyle w:val="Hyperlink"/>
@@ -2227,7 +2227,7 @@
       <w:r>
         <w:t xml:space="preserve"> — créé — </w:t>
       </w:r>
-      <w:hyperlink w:history="1" r:id="rIdu7lphc2-ethoxtkrjoft1">
+      <w:hyperlink w:history="1" r:id="rIdnpddxpqa4vdi9i4qhhoyd">
         <w:r>
           <w:rPr>
             <w:rStyle w:val="Hyperlink"/>
@@ -2256,7 +2256,7 @@
       <w:r>
         <w:t xml:space="preserve"> — créé — </w:t>
       </w:r>
-      <w:hyperlink w:history="1" r:id="rIddm3jl7gavy7pl7tyfget0">
+      <w:hyperlink w:history="1" r:id="rIdsc9p0qp_90hq_nqpepuuc">
         <w:r>
           <w:rPr>
             <w:rStyle w:val="Hyperlink"/>
@@ -2285,7 +2285,7 @@
       <w:r>
         <w:t xml:space="preserve"> — créé — </w:t>
       </w:r>
-      <w:hyperlink w:history="1" r:id="rId2bjerv6iitrnw53gjmavr">
+      <w:hyperlink w:history="1" r:id="rIdrdw2aqphi58cmiyvolukb">
         <w:r>
           <w:rPr>
             <w:rStyle w:val="Hyperlink"/>
@@ -2314,7 +2314,7 @@
       <w:r>
         <w:t xml:space="preserve"> — créé — </w:t>
       </w:r>
-      <w:hyperlink w:history="1" r:id="rIdjxafoivlib6qemtvfpn2g">
+      <w:hyperlink w:history="1" r:id="rIdm3mej7mmhd37odcfdqiyh">
         <w:r>
           <w:rPr>
             <w:rStyle w:val="Hyperlink"/>
@@ -2343,7 +2343,7 @@
       <w:r>
         <w:t xml:space="preserve"> — créé — </w:t>
       </w:r>
-      <w:hyperlink w:history="1" r:id="rIdl-amddtzd-clc1i8na7v2">
+      <w:hyperlink w:history="1" r:id="rIdhszkafgpb5dwdgxz_9vdm">
         <w:r>
           <w:rPr>
             <w:rStyle w:val="Hyperlink"/>
@@ -2372,7 +2372,7 @@
       <w:r>
         <w:t xml:space="preserve"> — créé — </w:t>
       </w:r>
-      <w:hyperlink w:history="1" r:id="rIdanfbhlom_uygsgfhrcdrf">
+      <w:hyperlink w:history="1" r:id="rIdwkuli5jsldpg0nxwxehql">
         <w:r>
           <w:rPr>
             <w:rStyle w:val="Hyperlink"/>
@@ -2401,7 +2401,7 @@
       <w:r>
         <w:t xml:space="preserve"> — créé — </w:t>
       </w:r>
-      <w:hyperlink w:history="1" r:id="rId-ymrcujh_psbrby-3oxwj">
+      <w:hyperlink w:history="1" r:id="rIdfoim6x0dtw9g3zlpd1aop">
         <w:r>
           <w:rPr>
             <w:rStyle w:val="Hyperlink"/>
@@ -2430,7 +2430,7 @@
       <w:r>
         <w:t xml:space="preserve"> — créé — </w:t>
       </w:r>
-      <w:hyperlink w:history="1" r:id="rIddgpjyrrjbagolbz4aadev">
+      <w:hyperlink w:history="1" r:id="rIdhyuejvm1glh8u_2480qub">
         <w:r>
           <w:rPr>
             <w:rStyle w:val="Hyperlink"/>
@@ -2459,7 +2459,7 @@
       <w:r>
         <w:t xml:space="preserve"> — créé — </w:t>
       </w:r>
-      <w:hyperlink w:history="1" r:id="rIdyrid6u5mgqowlrnlbleog">
+      <w:hyperlink w:history="1" r:id="rIdydmxjdbh7mbjqwwuqtfu7">
         <w:r>
           <w:rPr>
             <w:rStyle w:val="Hyperlink"/>
@@ -2488,7 +2488,7 @@
       <w:r>
         <w:t xml:space="preserve"> — créé — </w:t>
       </w:r>
-      <w:hyperlink w:history="1" r:id="rIdap6qsfd3ecsrvkm9_lmbt">
+      <w:hyperlink w:history="1" r:id="rIdgfquagh-7wmxrl9_-ilqr">
         <w:r>
           <w:rPr>
             <w:rStyle w:val="Hyperlink"/>
@@ -2517,7 +2517,7 @@
       <w:r>
         <w:t xml:space="preserve"> — créé — </w:t>
       </w:r>
-      <w:hyperlink w:history="1" r:id="rIdw8sy0z2e6x2upmduuikgw">
+      <w:hyperlink w:history="1" r:id="rId7z_pfizaj-qi1hpu9xlnd">
         <w:r>
           <w:rPr>
             <w:rStyle w:val="Hyperlink"/>
@@ -2546,7 +2546,7 @@
       <w:r>
         <w:t xml:space="preserve"> — créé — </w:t>
       </w:r>
-      <w:hyperlink w:history="1" r:id="rIdk3zbnj586p0ypcwqn6mnk">
+      <w:hyperlink w:history="1" r:id="rIdlsfb2ubohhrtrslri-ay4">
         <w:r>
           <w:rPr>
             <w:rStyle w:val="Hyperlink"/>
@@ -2575,7 +2575,7 @@
       <w:r>
         <w:t xml:space="preserve"> — créé — </w:t>
       </w:r>
-      <w:hyperlink w:history="1" r:id="rIdjgzhmeodndkmbnxipfq7s">
+      <w:hyperlink w:history="1" r:id="rIdle9vmxjnvbw0cjrh751pf">
         <w:r>
           <w:rPr>
             <w:rStyle w:val="Hyperlink"/>
@@ -2604,7 +2604,7 @@
       <w:r>
         <w:t xml:space="preserve"> — créé — </w:t>
       </w:r>
-      <w:hyperlink w:history="1" r:id="rIdqhfrq0enil7c1mjp4bess">
+      <w:hyperlink w:history="1" r:id="rIdxzlt7pspmlvmjgxdrtfsm">
         <w:r>
           <w:rPr>
             <w:rStyle w:val="Hyperlink"/>
@@ -2633,7 +2633,7 @@
       <w:r>
         <w:t xml:space="preserve"> — créé — </w:t>
       </w:r>
-      <w:hyperlink w:history="1" r:id="rIdn3elf5sv-mjpehicu-qk8">
+      <w:hyperlink w:history="1" r:id="rIdelio-_n7p2xrh0xizlp-e">
         <w:r>
           <w:rPr>
             <w:rStyle w:val="Hyperlink"/>
@@ -2662,7 +2662,7 @@
       <w:r>
         <w:t xml:space="preserve"> — créé — </w:t>
       </w:r>
-      <w:hyperlink w:history="1" r:id="rIdpxdhcw9sdgcdvh1xzudyg">
+      <w:hyperlink w:history="1" r:id="rIdjv6p8iweagey5x0zuylgx">
         <w:r>
           <w:rPr>
             <w:rStyle w:val="Hyperlink"/>
@@ -2691,7 +2691,7 @@
       <w:r>
         <w:t xml:space="preserve"> — créé — </w:t>
       </w:r>
-      <w:hyperlink w:history="1" r:id="rIdavbn83h7z_nq1pjuvx8-u">
+      <w:hyperlink w:history="1" r:id="rIdnvo7z8hg7bgurbwef5jhy">
         <w:r>
           <w:rPr>
             <w:rStyle w:val="Hyperlink"/>
@@ -2720,7 +2720,7 @@
       <w:r>
         <w:t xml:space="preserve"> — créé — </w:t>
       </w:r>
-      <w:hyperlink w:history="1" r:id="rIdgaa0dfj4y__dqmkdr_sj7">
+      <w:hyperlink w:history="1" r:id="rId7dy1squd9fdjq6j65btap">
         <w:r>
           <w:rPr>
             <w:rStyle w:val="Hyperlink"/>
@@ -2749,7 +2749,7 @@
       <w:r>
         <w:t xml:space="preserve"> — créé — </w:t>
       </w:r>
-      <w:hyperlink w:history="1" r:id="rIdzt0vu_9qegwld8cnp5aix">
+      <w:hyperlink w:history="1" r:id="rId-nervvqbsjcuv4wn_gy-q">
         <w:r>
           <w:rPr>
             <w:rStyle w:val="Hyperlink"/>
@@ -2778,7 +2778,7 @@
       <w:r>
         <w:t xml:space="preserve"> — créé — </w:t>
       </w:r>
-      <w:hyperlink w:history="1" r:id="rIdrwgwtukd-t5laamlh5nwq">
+      <w:hyperlink w:history="1" r:id="rIdcypah6d8vzfhfgmx5nuv-">
         <w:r>
           <w:rPr>
             <w:rStyle w:val="Hyperlink"/>
@@ -2807,7 +2807,7 @@
       <w:r>
         <w:t xml:space="preserve"> — créé — </w:t>
       </w:r>
-      <w:hyperlink w:history="1" r:id="rId4by2onmpdg7b6fchixguy">
+      <w:hyperlink w:history="1" r:id="rIdehojamss8lkwwduerxkng">
         <w:r>
           <w:rPr>
             <w:rStyle w:val="Hyperlink"/>
@@ -2836,7 +2836,7 @@
       <w:r>
         <w:t xml:space="preserve"> — créé — </w:t>
       </w:r>
-      <w:hyperlink w:history="1" r:id="rIdr2vc25ryumyhezfynmfxd">
+      <w:hyperlink w:history="1" r:id="rId71e2i9yrxgh7eyz6rmfbh">
         <w:r>
           <w:rPr>
             <w:rStyle w:val="Hyperlink"/>
@@ -2865,7 +2865,7 @@
       <w:r>
         <w:t xml:space="preserve"> — créé — </w:t>
       </w:r>
-      <w:hyperlink w:history="1" r:id="rIdxkbx1aaxpuoaxzmbd2x5u">
+      <w:hyperlink w:history="1" r:id="rIdg3jtz16cqqywryzmyf5xw">
         <w:r>
           <w:rPr>
             <w:rStyle w:val="Hyperlink"/>
@@ -2894,7 +2894,7 @@
       <w:r>
         <w:t xml:space="preserve"> — créé — </w:t>
       </w:r>
-      <w:hyperlink w:history="1" r:id="rIdwllldzgrt8jizsgcn6c9p">
+      <w:hyperlink w:history="1" r:id="rIdnt1mek-7qynavf5ynmclj">
         <w:r>
           <w:rPr>
             <w:rStyle w:val="Hyperlink"/>
@@ -2923,7 +2923,7 @@
       <w:r>
         <w:t xml:space="preserve"> — créé — </w:t>
       </w:r>
-      <w:hyperlink w:history="1" r:id="rIdcfphzlgb7slicgkrk4zgp">
+      <w:hyperlink w:history="1" r:id="rIdn_dhbdgkbyttyrqxj9w53">
         <w:r>
           <w:rPr>
             <w:rStyle w:val="Hyperlink"/>
@@ -2952,7 +2952,7 @@
       <w:r>
         <w:t xml:space="preserve"> — créé — </w:t>
       </w:r>
-      <w:hyperlink w:history="1" r:id="rIddesxmh2nhs9s8e0u-zccw">
+      <w:hyperlink w:history="1" r:id="rId8l6qgsxtgapis78iqx5vl">
         <w:r>
           <w:rPr>
             <w:rStyle w:val="Hyperlink"/>
@@ -2981,7 +2981,7 @@
       <w:r>
         <w:t xml:space="preserve"> — créé — </w:t>
       </w:r>
-      <w:hyperlink w:history="1" r:id="rIdvjcx2wtkiuhb9-ylafuos">
+      <w:hyperlink w:history="1" r:id="rIdwvhiykngfo43b6rqz6vci">
         <w:r>
           <w:rPr>
             <w:rStyle w:val="Hyperlink"/>
@@ -3010,7 +3010,7 @@
       <w:r>
         <w:t xml:space="preserve"> — créé — </w:t>
       </w:r>
-      <w:hyperlink w:history="1" r:id="rIdgfisvntnwl0ldmup537av">
+      <w:hyperlink w:history="1" r:id="rIdkt7sm9vvoicsm9-vlllbw">
         <w:r>
           <w:rPr>
             <w:rStyle w:val="Hyperlink"/>
@@ -3039,7 +3039,7 @@
       <w:r>
         <w:t xml:space="preserve"> — créé — </w:t>
       </w:r>
-      <w:hyperlink w:history="1" r:id="rId51vxg0izxg346d_eaarqf">
+      <w:hyperlink w:history="1" r:id="rIdk1z71ouen7ep0tr3mntdf">
         <w:r>
           <w:rPr>
             <w:rStyle w:val="Hyperlink"/>
@@ -3068,7 +3068,7 @@
       <w:r>
         <w:t xml:space="preserve"> — modifié — </w:t>
       </w:r>
-      <w:hyperlink w:history="1" r:id="rIdwuzc-46sfzll5znnp1eqp">
+      <w:hyperlink w:history="1" r:id="rId38kd_8jxkm7sdmkis0bjk">
         <w:r>
           <w:rPr>
             <w:rStyle w:val="Hyperlink"/>
@@ -3097,7 +3097,7 @@
       <w:r>
         <w:t xml:space="preserve"> — modifié — </w:t>
       </w:r>
-      <w:hyperlink w:history="1" r:id="rIdu_0mkum9rfi3wsymlv41z">
+      <w:hyperlink w:history="1" r:id="rIdn1oxulzveyqur7iespkka">
         <w:r>
           <w:rPr>
             <w:rStyle w:val="Hyperlink"/>
@@ -3134,7 +3134,7 @@
       <w:r>
         <w:t xml:space="preserve"> — modifié — </w:t>
       </w:r>
-      <w:hyperlink w:history="1" r:id="rIdqpstwmibcmiwqzvfdkhxn">
+      <w:hyperlink w:history="1" r:id="rIdhkxkplu2iw8l4xtybkfel">
         <w:r>
           <w:rPr>
             <w:rStyle w:val="Hyperlink"/>
@@ -3163,7 +3163,7 @@
       <w:r>
         <w:t xml:space="preserve"> — modifié — </w:t>
       </w:r>
-      <w:hyperlink w:history="1" r:id="rId4xswza75np9ggduc9yizt">
+      <w:hyperlink w:history="1" r:id="rIdvhyz193q3ca35vj2sfz4y">
         <w:r>
           <w:rPr>
             <w:rStyle w:val="Hyperlink"/>

--- a/docs/developpement/phases/word/PHASE_31_SUIVI_DU_DEVELOPPEMENT_ET_PREPARATION_DE_LAUDIT_CODEX.docx
+++ b/docs/developpement/phases/word/PHASE_31_SUIVI_DU_DEVELOPPEMENT_ET_PREPARATION_DE_LAUDIT_CODEX.docx
@@ -18,9 +18,9 @@
         <w:shd w:fill="F6F3FF" w:color="auto" w:val="clear"/>
       </w:pPr>
       <w:r>
-        <w:t xml:space="preserve">FlaiX Expert · dossier de développement · généré le 2026-10-21 depuis le dépôt </w:t>
-      </w:r>
-      <w:hyperlink w:history="1" r:id="rIdjzzi1rfvv7pgqdlo1szmr">
+        <w:t xml:space="preserve">FlaiX Expert · dossier de développement · généré le 2026-10-23 depuis le dépôt </w:t>
+      </w:r>
+      <w:hyperlink w:history="1" r:id="rId1diarri7tbngwpwffhahv">
         <w:r>
           <w:rPr>
             <w:rStyle w:val="Hyperlink"/>
@@ -690,7 +690,7 @@
           <w:numId w:val="2"/>
         </w:numPr>
       </w:pPr>
-      <w:hyperlink w:history="1" r:id="rIddlkz1kbv0ij-bkkkvfa1b">
+      <w:hyperlink w:history="1" r:id="rIdjhce3mujw6gvsqf_vb7jx">
         <w:r>
           <w:rPr>
             <w:rStyle w:val="Hyperlink"/>
@@ -710,7 +710,7 @@
           <w:numId w:val="2"/>
         </w:numPr>
       </w:pPr>
-      <w:hyperlink w:history="1" r:id="rIdtv29jo9qtwjitljbtav76">
+      <w:hyperlink w:history="1" r:id="rIdbtw0nz0qeh_xzosq-e1br">
         <w:r>
           <w:rPr>
             <w:rStyle w:val="Hyperlink"/>
@@ -730,7 +730,7 @@
           <w:numId w:val="2"/>
         </w:numPr>
       </w:pPr>
-      <w:hyperlink w:history="1" r:id="rIdp8fjwcafpf39el2v45u5k">
+      <w:hyperlink w:history="1" r:id="rIdma70thzpgjpcbjmrljubz">
         <w:r>
           <w:rPr>
             <w:rStyle w:val="Hyperlink"/>
@@ -750,7 +750,7 @@
           <w:numId w:val="2"/>
         </w:numPr>
       </w:pPr>
-      <w:hyperlink w:history="1" r:id="rId2mjind8wjmppve6hqtx3k">
+      <w:hyperlink w:history="1" r:id="rIdugrhlffur9-thna5gwuzz">
         <w:r>
           <w:rPr>
             <w:rStyle w:val="Hyperlink"/>
@@ -798,7 +798,7 @@
       <w:r>
         <w:t xml:space="preserve"> — créé — </w:t>
       </w:r>
-      <w:hyperlink w:history="1" r:id="rIdqlgouv-gmry2ylwpqtxmh">
+      <w:hyperlink w:history="1" r:id="rIdkv-d1mve7aey_xiflihnz">
         <w:r>
           <w:rPr>
             <w:rStyle w:val="Hyperlink"/>
@@ -827,7 +827,7 @@
       <w:r>
         <w:t xml:space="preserve"> — créé — </w:t>
       </w:r>
-      <w:hyperlink w:history="1" r:id="rIdnqd8zslnujqdw6r49-b2r">
+      <w:hyperlink w:history="1" r:id="rIdeeekhza2k6p3pc0jgsnot">
         <w:r>
           <w:rPr>
             <w:rStyle w:val="Hyperlink"/>
@@ -856,7 +856,7 @@
       <w:r>
         <w:t xml:space="preserve"> — créé — </w:t>
       </w:r>
-      <w:hyperlink w:history="1" r:id="rIdeoqotjbjtihxs1fbttdwy">
+      <w:hyperlink w:history="1" r:id="rIdstni4nvorzx1juoj5hbqk">
         <w:r>
           <w:rPr>
             <w:rStyle w:val="Hyperlink"/>
@@ -885,7 +885,7 @@
       <w:r>
         <w:t xml:space="preserve"> — créé — </w:t>
       </w:r>
-      <w:hyperlink w:history="1" r:id="rIdkcdaxmbaqgnekdjmemkbd">
+      <w:hyperlink w:history="1" r:id="rId_7jgz1z9oq7noorodssqs">
         <w:r>
           <w:rPr>
             <w:rStyle w:val="Hyperlink"/>
@@ -914,7 +914,7 @@
       <w:r>
         <w:t xml:space="preserve"> — créé — </w:t>
       </w:r>
-      <w:hyperlink w:history="1" r:id="rIdzunvroucbsadga9cdyi8u">
+      <w:hyperlink w:history="1" r:id="rIdfaj4kkksuottqakrov8cl">
         <w:r>
           <w:rPr>
             <w:rStyle w:val="Hyperlink"/>
@@ -951,7 +951,7 @@
       <w:r>
         <w:t xml:space="preserve"> — créé — </w:t>
       </w:r>
-      <w:hyperlink w:history="1" r:id="rId2q2n__g3dfhdohmjtnnsv">
+      <w:hyperlink w:history="1" r:id="rIde4veucuav_vh7qx_4dlr_">
         <w:r>
           <w:rPr>
             <w:rStyle w:val="Hyperlink"/>
@@ -980,7 +980,7 @@
       <w:r>
         <w:t xml:space="preserve"> — créé — </w:t>
       </w:r>
-      <w:hyperlink w:history="1" r:id="rId1w7yfeld7zq7jkgotvby6">
+      <w:hyperlink w:history="1" r:id="rIdalanu6keogupjrkyk6u0-">
         <w:r>
           <w:rPr>
             <w:rStyle w:val="Hyperlink"/>
@@ -1009,7 +1009,7 @@
       <w:r>
         <w:t xml:space="preserve"> — modifié — </w:t>
       </w:r>
-      <w:hyperlink w:history="1" r:id="rIdbekrihacejisls1ioz5zk">
+      <w:hyperlink w:history="1" r:id="rIdohm4_ietwr7_ykjzkto_q">
         <w:r>
           <w:rPr>
             <w:rStyle w:val="Hyperlink"/>
@@ -1038,7 +1038,7 @@
       <w:r>
         <w:t xml:space="preserve"> — créé — </w:t>
       </w:r>
-      <w:hyperlink w:history="1" r:id="rIdsphiwmliepm5yejdj4ewa">
+      <w:hyperlink w:history="1" r:id="rIdmlaky8witlhoe2do8rq6p">
         <w:r>
           <w:rPr>
             <w:rStyle w:val="Hyperlink"/>
@@ -1067,7 +1067,7 @@
       <w:r>
         <w:t xml:space="preserve"> — créé — </w:t>
       </w:r>
-      <w:hyperlink w:history="1" r:id="rIdlxc4l74d_41izzzjywm8r">
+      <w:hyperlink w:history="1" r:id="rIdjnd-luq6hzoc_lfjckzo-">
         <w:r>
           <w:rPr>
             <w:rStyle w:val="Hyperlink"/>
@@ -1096,7 +1096,7 @@
       <w:r>
         <w:t xml:space="preserve"> — créé — </w:t>
       </w:r>
-      <w:hyperlink w:history="1" r:id="rIdy3apbyimnntzl_htbejwx">
+      <w:hyperlink w:history="1" r:id="rIdkxi9_zrpofqnpqmkdbhas">
         <w:r>
           <w:rPr>
             <w:rStyle w:val="Hyperlink"/>
@@ -1125,7 +1125,7 @@
       <w:r>
         <w:t xml:space="preserve"> — créé — </w:t>
       </w:r>
-      <w:hyperlink w:history="1" r:id="rIdodyveuylswype1hk8tjmi">
+      <w:hyperlink w:history="1" r:id="rIdx-flntzx9co_drr4qubo2">
         <w:r>
           <w:rPr>
             <w:rStyle w:val="Hyperlink"/>
@@ -1154,7 +1154,7 @@
       <w:r>
         <w:t xml:space="preserve"> — créé — </w:t>
       </w:r>
-      <w:hyperlink w:history="1" r:id="rIdpaubhfpztcglmnvwz-3su">
+      <w:hyperlink w:history="1" r:id="rIdaw1yqtytyrp6pewvxrbb-">
         <w:r>
           <w:rPr>
             <w:rStyle w:val="Hyperlink"/>
@@ -1183,7 +1183,7 @@
       <w:r>
         <w:t xml:space="preserve"> — créé — </w:t>
       </w:r>
-      <w:hyperlink w:history="1" r:id="rIdexo8jqi8vubamfxb7pycj">
+      <w:hyperlink w:history="1" r:id="rIdaocdcbgqtkj6dkzmspf3z">
         <w:r>
           <w:rPr>
             <w:rStyle w:val="Hyperlink"/>
@@ -1212,7 +1212,7 @@
       <w:r>
         <w:t xml:space="preserve"> — créé — </w:t>
       </w:r>
-      <w:hyperlink w:history="1" r:id="rIdm69nfrv2n0681yqxdpwf6">
+      <w:hyperlink w:history="1" r:id="rIdx8vncwrvy04akx43ddoin">
         <w:r>
           <w:rPr>
             <w:rStyle w:val="Hyperlink"/>
@@ -1241,7 +1241,7 @@
       <w:r>
         <w:t xml:space="preserve"> — créé — </w:t>
       </w:r>
-      <w:hyperlink w:history="1" r:id="rIdbpzokevvs56qtntjpggiq">
+      <w:hyperlink w:history="1" r:id="rId3ld2djqsyn8p0irgbami_">
         <w:r>
           <w:rPr>
             <w:rStyle w:val="Hyperlink"/>
@@ -1270,7 +1270,7 @@
       <w:r>
         <w:t xml:space="preserve"> — créé — </w:t>
       </w:r>
-      <w:hyperlink w:history="1" r:id="rId8fgz1sr-z9-bs2vpfmvrf">
+      <w:hyperlink w:history="1" r:id="rIdex_bdmpiib7kp1sm9gt57">
         <w:r>
           <w:rPr>
             <w:rStyle w:val="Hyperlink"/>
@@ -1299,7 +1299,7 @@
       <w:r>
         <w:t xml:space="preserve"> — créé — </w:t>
       </w:r>
-      <w:hyperlink w:history="1" r:id="rIdk0mho4lfhiwy8lhhhxkzv">
+      <w:hyperlink w:history="1" r:id="rIdaa-iooopuvpcnx6erc9iu">
         <w:r>
           <w:rPr>
             <w:rStyle w:val="Hyperlink"/>
@@ -1328,7 +1328,7 @@
       <w:r>
         <w:t xml:space="preserve"> — créé — </w:t>
       </w:r>
-      <w:hyperlink w:history="1" r:id="rIdeil5kyfdlipkejdgbq0m8">
+      <w:hyperlink w:history="1" r:id="rId3eyajehosedvd6x7zcaju">
         <w:r>
           <w:rPr>
             <w:rStyle w:val="Hyperlink"/>
@@ -1357,7 +1357,7 @@
       <w:r>
         <w:t xml:space="preserve"> — créé — </w:t>
       </w:r>
-      <w:hyperlink w:history="1" r:id="rIdfylup967vilta3pyybhkb">
+      <w:hyperlink w:history="1" r:id="rIdq3gxhnfms_ksx6nlapauj">
         <w:r>
           <w:rPr>
             <w:rStyle w:val="Hyperlink"/>
@@ -1386,7 +1386,7 @@
       <w:r>
         <w:t xml:space="preserve"> — créé — </w:t>
       </w:r>
-      <w:hyperlink w:history="1" r:id="rIdbax4r-qegcsdu7zqmfnu8">
+      <w:hyperlink w:history="1" r:id="rIdio0b81nde76dutbfrtygq">
         <w:r>
           <w:rPr>
             <w:rStyle w:val="Hyperlink"/>
@@ -1415,7 +1415,7 @@
       <w:r>
         <w:t xml:space="preserve"> — créé — </w:t>
       </w:r>
-      <w:hyperlink w:history="1" r:id="rIdcbuen4swvb_2hry84wgro">
+      <w:hyperlink w:history="1" r:id="rIdryci-ypkflz0xbku5vn-g">
         <w:r>
           <w:rPr>
             <w:rStyle w:val="Hyperlink"/>
@@ -1444,7 +1444,7 @@
       <w:r>
         <w:t xml:space="preserve"> — créé — </w:t>
       </w:r>
-      <w:hyperlink w:history="1" r:id="rIdrdvxd9ozyovspv1z7nz5h">
+      <w:hyperlink w:history="1" r:id="rIdppy5xfstekhv08poujre-">
         <w:r>
           <w:rPr>
             <w:rStyle w:val="Hyperlink"/>
@@ -1473,7 +1473,7 @@
       <w:r>
         <w:t xml:space="preserve"> — créé — </w:t>
       </w:r>
-      <w:hyperlink w:history="1" r:id="rId-ess84wzywtogci1m9_oc">
+      <w:hyperlink w:history="1" r:id="rIdqkyokf5236uhhk33u5v2g">
         <w:r>
           <w:rPr>
             <w:rStyle w:val="Hyperlink"/>
@@ -1502,7 +1502,7 @@
       <w:r>
         <w:t xml:space="preserve"> — créé — </w:t>
       </w:r>
-      <w:hyperlink w:history="1" r:id="rIdztjp9p62l3qfvdenecuuh">
+      <w:hyperlink w:history="1" r:id="rIdc5pyszhajugw_lzdiujhn">
         <w:r>
           <w:rPr>
             <w:rStyle w:val="Hyperlink"/>
@@ -1531,7 +1531,7 @@
       <w:r>
         <w:t xml:space="preserve"> — créé — </w:t>
       </w:r>
-      <w:hyperlink w:history="1" r:id="rIdwpn0_zni4m0okglwsnxjs">
+      <w:hyperlink w:history="1" r:id="rIdxjein4olzaliided36_r3">
         <w:r>
           <w:rPr>
             <w:rStyle w:val="Hyperlink"/>
@@ -1560,7 +1560,7 @@
       <w:r>
         <w:t xml:space="preserve"> — créé — </w:t>
       </w:r>
-      <w:hyperlink w:history="1" r:id="rIdxxqknyave3uk4qehq_vpg">
+      <w:hyperlink w:history="1" r:id="rIds7afgbyexy8fg0nayt7dq">
         <w:r>
           <w:rPr>
             <w:rStyle w:val="Hyperlink"/>
@@ -1589,7 +1589,7 @@
       <w:r>
         <w:t xml:space="preserve"> — créé — </w:t>
       </w:r>
-      <w:hyperlink w:history="1" r:id="rIddqoayzbqtvg8famln_lbe">
+      <w:hyperlink w:history="1" r:id="rIdmhtpl-f5qvngbs99q_3cl">
         <w:r>
           <w:rPr>
             <w:rStyle w:val="Hyperlink"/>
@@ -1618,7 +1618,7 @@
       <w:r>
         <w:t xml:space="preserve"> — créé — </w:t>
       </w:r>
-      <w:hyperlink w:history="1" r:id="rId36wdxvryuqvacfz1xv_sj">
+      <w:hyperlink w:history="1" r:id="rIde5jaoijqt957_e3p2ta10">
         <w:r>
           <w:rPr>
             <w:rStyle w:val="Hyperlink"/>
@@ -1647,7 +1647,7 @@
       <w:r>
         <w:t xml:space="preserve"> — créé — </w:t>
       </w:r>
-      <w:hyperlink w:history="1" r:id="rId4ol8h4yt6if4hxqc7hgx7">
+      <w:hyperlink w:history="1" r:id="rIdgxb68xxls_thw8omycanu">
         <w:r>
           <w:rPr>
             <w:rStyle w:val="Hyperlink"/>
@@ -1676,7 +1676,7 @@
       <w:r>
         <w:t xml:space="preserve"> — créé — </w:t>
       </w:r>
-      <w:hyperlink w:history="1" r:id="rId0zlv-kzdfsl0ot1yrukgz">
+      <w:hyperlink w:history="1" r:id="rId9gxn5p3ssbannmj2wj90s">
         <w:r>
           <w:rPr>
             <w:rStyle w:val="Hyperlink"/>
@@ -1705,7 +1705,7 @@
       <w:r>
         <w:t xml:space="preserve"> — créé — </w:t>
       </w:r>
-      <w:hyperlink w:history="1" r:id="rIdnhxesacyhcgivx5f4gjyx">
+      <w:hyperlink w:history="1" r:id="rIdyqibs_hehudrwevwjofxn">
         <w:r>
           <w:rPr>
             <w:rStyle w:val="Hyperlink"/>
@@ -1734,7 +1734,7 @@
       <w:r>
         <w:t xml:space="preserve"> — créé — </w:t>
       </w:r>
-      <w:hyperlink w:history="1" r:id="rIdeykvcc2qzq_aawmxfh6tf">
+      <w:hyperlink w:history="1" r:id="rIdgjgtlwcyulr-uxemurhe9">
         <w:r>
           <w:rPr>
             <w:rStyle w:val="Hyperlink"/>
@@ -1763,7 +1763,7 @@
       <w:r>
         <w:t xml:space="preserve"> — créé — </w:t>
       </w:r>
-      <w:hyperlink w:history="1" r:id="rIdmhmse7aob4rrvlo3bktku">
+      <w:hyperlink w:history="1" r:id="rId1pomg0iahuhvrvkxxsblt">
         <w:r>
           <w:rPr>
             <w:rStyle w:val="Hyperlink"/>
@@ -1792,7 +1792,7 @@
       <w:r>
         <w:t xml:space="preserve"> — créé — </w:t>
       </w:r>
-      <w:hyperlink w:history="1" r:id="rIdjlr81imfa-y6yeginshqq">
+      <w:hyperlink w:history="1" r:id="rIdphyu-q-r7wmxmaqrv1bsv">
         <w:r>
           <w:rPr>
             <w:rStyle w:val="Hyperlink"/>
@@ -1821,7 +1821,7 @@
       <w:r>
         <w:t xml:space="preserve"> — créé — </w:t>
       </w:r>
-      <w:hyperlink w:history="1" r:id="rIdrl_t-vucz-zj3n1-ypssr">
+      <w:hyperlink w:history="1" r:id="rIdqebmyjkzfq8ugrea3nlkj">
         <w:r>
           <w:rPr>
             <w:rStyle w:val="Hyperlink"/>
@@ -1850,7 +1850,7 @@
       <w:r>
         <w:t xml:space="preserve"> — créé — </w:t>
       </w:r>
-      <w:hyperlink w:history="1" r:id="rId8ou4fidnmghkpsu5r2riv">
+      <w:hyperlink w:history="1" r:id="rIdeueutljalaaxncjkzhpaz">
         <w:r>
           <w:rPr>
             <w:rStyle w:val="Hyperlink"/>
@@ -1879,7 +1879,7 @@
       <w:r>
         <w:t xml:space="preserve"> — créé — </w:t>
       </w:r>
-      <w:hyperlink w:history="1" r:id="rIdthbodrplwd-bof6mdumww">
+      <w:hyperlink w:history="1" r:id="rId6ue_bpb1ubmcwhyyhqagl">
         <w:r>
           <w:rPr>
             <w:rStyle w:val="Hyperlink"/>
@@ -1908,7 +1908,7 @@
       <w:r>
         <w:t xml:space="preserve"> — créé — </w:t>
       </w:r>
-      <w:hyperlink w:history="1" r:id="rIdtic1geow8mxdnndwrmujb">
+      <w:hyperlink w:history="1" r:id="rIdbwkxn5fsunk87fe-abbou">
         <w:r>
           <w:rPr>
             <w:rStyle w:val="Hyperlink"/>
@@ -1937,7 +1937,7 @@
       <w:r>
         <w:t xml:space="preserve"> — créé — </w:t>
       </w:r>
-      <w:hyperlink w:history="1" r:id="rIdcssmvgdcecg55j2gy1kjf">
+      <w:hyperlink w:history="1" r:id="rIdylggmxnslsrm0_7vhiyyi">
         <w:r>
           <w:rPr>
             <w:rStyle w:val="Hyperlink"/>
@@ -1966,7 +1966,7 @@
       <w:r>
         <w:t xml:space="preserve"> — créé — </w:t>
       </w:r>
-      <w:hyperlink w:history="1" r:id="rId1s7ivw0kmrwkysivzlxlf">
+      <w:hyperlink w:history="1" r:id="rIdkt-5qksbvwfq5wnsziiqt">
         <w:r>
           <w:rPr>
             <w:rStyle w:val="Hyperlink"/>
@@ -1995,7 +1995,7 @@
       <w:r>
         <w:t xml:space="preserve"> — créé — </w:t>
       </w:r>
-      <w:hyperlink w:history="1" r:id="rId6zsnio6ehc_lj7welcd2t">
+      <w:hyperlink w:history="1" r:id="rId5r0jmiwjho6t2kgr8kl2z">
         <w:r>
           <w:rPr>
             <w:rStyle w:val="Hyperlink"/>
@@ -2024,7 +2024,7 @@
       <w:r>
         <w:t xml:space="preserve"> — créé — </w:t>
       </w:r>
-      <w:hyperlink w:history="1" r:id="rIddopzrall6iavzmnzlbjhx">
+      <w:hyperlink w:history="1" r:id="rIdoe9davrmiudqvytguqmzp">
         <w:r>
           <w:rPr>
             <w:rStyle w:val="Hyperlink"/>
@@ -2053,7 +2053,7 @@
       <w:r>
         <w:t xml:space="preserve"> — créé — </w:t>
       </w:r>
-      <w:hyperlink w:history="1" r:id="rIdu2bbezfufnp7zkb7bacla">
+      <w:hyperlink w:history="1" r:id="rIdjzjz7eb1djzwom6qhir88">
         <w:r>
           <w:rPr>
             <w:rStyle w:val="Hyperlink"/>
@@ -2082,7 +2082,7 @@
       <w:r>
         <w:t xml:space="preserve"> — créé — </w:t>
       </w:r>
-      <w:hyperlink w:history="1" r:id="rIds-c8cwbgoq2jxzmro0ki1">
+      <w:hyperlink w:history="1" r:id="rIdbc1t8m07wqklrkdshmmaw">
         <w:r>
           <w:rPr>
             <w:rStyle w:val="Hyperlink"/>
@@ -2111,7 +2111,7 @@
       <w:r>
         <w:t xml:space="preserve"> — créé — </w:t>
       </w:r>
-      <w:hyperlink w:history="1" r:id="rIdn_hjufdeooq7rdogly3tg">
+      <w:hyperlink w:history="1" r:id="rId1bmuatdedxt5vocp_5jlx">
         <w:r>
           <w:rPr>
             <w:rStyle w:val="Hyperlink"/>
@@ -2140,7 +2140,7 @@
       <w:r>
         <w:t xml:space="preserve"> — créé — </w:t>
       </w:r>
-      <w:hyperlink w:history="1" r:id="rIdj0zn1zgipkvrvguwl_ggu">
+      <w:hyperlink w:history="1" r:id="rIdosbysasdioo6nnhkivtzq">
         <w:r>
           <w:rPr>
             <w:rStyle w:val="Hyperlink"/>
@@ -2169,7 +2169,7 @@
       <w:r>
         <w:t xml:space="preserve"> — créé — </w:t>
       </w:r>
-      <w:hyperlink w:history="1" r:id="rIdnttt_bnpyaba8-0qkxtn7">
+      <w:hyperlink w:history="1" r:id="rIdmpwitlzgynjwqelrwksmd">
         <w:r>
           <w:rPr>
             <w:rStyle w:val="Hyperlink"/>
@@ -2198,7 +2198,7 @@
       <w:r>
         <w:t xml:space="preserve"> — créé — </w:t>
       </w:r>
-      <w:hyperlink w:history="1" r:id="rIdfup2ndlp4dvzrp3gikc1g">
+      <w:hyperlink w:history="1" r:id="rIdm7awfpblh4adpabpnn-oq">
         <w:r>
           <w:rPr>
             <w:rStyle w:val="Hyperlink"/>
@@ -2227,7 +2227,7 @@
       <w:r>
         <w:t xml:space="preserve"> — créé — </w:t>
       </w:r>
-      <w:hyperlink w:history="1" r:id="rIdnpddxpqa4vdi9i4qhhoyd">
+      <w:hyperlink w:history="1" r:id="rIdjpe8gphi8-3sjcccdfoct">
         <w:r>
           <w:rPr>
             <w:rStyle w:val="Hyperlink"/>
@@ -2256,7 +2256,7 @@
       <w:r>
         <w:t xml:space="preserve"> — créé — </w:t>
       </w:r>
-      <w:hyperlink w:history="1" r:id="rIdsc9p0qp_90hq_nqpepuuc">
+      <w:hyperlink w:history="1" r:id="rId7u6wjyp2bdzy971uzatux">
         <w:r>
           <w:rPr>
             <w:rStyle w:val="Hyperlink"/>
@@ -2285,7 +2285,7 @@
       <w:r>
         <w:t xml:space="preserve"> — créé — </w:t>
       </w:r>
-      <w:hyperlink w:history="1" r:id="rIdrdw2aqphi58cmiyvolukb">
+      <w:hyperlink w:history="1" r:id="rId4qpf0o5sfn3njh4-u_ctg">
         <w:r>
           <w:rPr>
             <w:rStyle w:val="Hyperlink"/>
@@ -2314,7 +2314,7 @@
       <w:r>
         <w:t xml:space="preserve"> — créé — </w:t>
       </w:r>
-      <w:hyperlink w:history="1" r:id="rIdm3mej7mmhd37odcfdqiyh">
+      <w:hyperlink w:history="1" r:id="rIdxnbytczqi7dhl47omvvhn">
         <w:r>
           <w:rPr>
             <w:rStyle w:val="Hyperlink"/>
@@ -2343,7 +2343,7 @@
       <w:r>
         <w:t xml:space="preserve"> — créé — </w:t>
       </w:r>
-      <w:hyperlink w:history="1" r:id="rIdhszkafgpb5dwdgxz_9vdm">
+      <w:hyperlink w:history="1" r:id="rIdlvgb5x9sypxdp2oo-3es7">
         <w:r>
           <w:rPr>
             <w:rStyle w:val="Hyperlink"/>
@@ -2372,7 +2372,7 @@
       <w:r>
         <w:t xml:space="preserve"> — créé — </w:t>
       </w:r>
-      <w:hyperlink w:history="1" r:id="rIdwkuli5jsldpg0nxwxehql">
+      <w:hyperlink w:history="1" r:id="rIdvn2peyhyrs0l-dfyk2ejh">
         <w:r>
           <w:rPr>
             <w:rStyle w:val="Hyperlink"/>
@@ -2401,7 +2401,7 @@
       <w:r>
         <w:t xml:space="preserve"> — créé — </w:t>
       </w:r>
-      <w:hyperlink w:history="1" r:id="rIdfoim6x0dtw9g3zlpd1aop">
+      <w:hyperlink w:history="1" r:id="rIdt-fwm7iigvnbdlsgmwtm3">
         <w:r>
           <w:rPr>
             <w:rStyle w:val="Hyperlink"/>
@@ -2430,7 +2430,7 @@
       <w:r>
         <w:t xml:space="preserve"> — créé — </w:t>
       </w:r>
-      <w:hyperlink w:history="1" r:id="rIdhyuejvm1glh8u_2480qub">
+      <w:hyperlink w:history="1" r:id="rIdxc1l3vcphiy2spbeo__ct">
         <w:r>
           <w:rPr>
             <w:rStyle w:val="Hyperlink"/>
@@ -2459,7 +2459,7 @@
       <w:r>
         <w:t xml:space="preserve"> — créé — </w:t>
       </w:r>
-      <w:hyperlink w:history="1" r:id="rIdydmxjdbh7mbjqwwuqtfu7">
+      <w:hyperlink w:history="1" r:id="rIdphmwqslydwqfgfgiukhfq">
         <w:r>
           <w:rPr>
             <w:rStyle w:val="Hyperlink"/>
@@ -2488,7 +2488,7 @@
       <w:r>
         <w:t xml:space="preserve"> — créé — </w:t>
       </w:r>
-      <w:hyperlink w:history="1" r:id="rIdgfquagh-7wmxrl9_-ilqr">
+      <w:hyperlink w:history="1" r:id="rIdrirksnvm_tn2yurypqtp2">
         <w:r>
           <w:rPr>
             <w:rStyle w:val="Hyperlink"/>
@@ -2517,7 +2517,7 @@
       <w:r>
         <w:t xml:space="preserve"> — créé — </w:t>
       </w:r>
-      <w:hyperlink w:history="1" r:id="rId7z_pfizaj-qi1hpu9xlnd">
+      <w:hyperlink w:history="1" r:id="rId9htsjlokedkjob4pqctim">
         <w:r>
           <w:rPr>
             <w:rStyle w:val="Hyperlink"/>
@@ -2546,7 +2546,7 @@
       <w:r>
         <w:t xml:space="preserve"> — créé — </w:t>
       </w:r>
-      <w:hyperlink w:history="1" r:id="rIdlsfb2ubohhrtrslri-ay4">
+      <w:hyperlink w:history="1" r:id="rIdcwivehhxt_hjeas1_fq9v">
         <w:r>
           <w:rPr>
             <w:rStyle w:val="Hyperlink"/>
@@ -2575,7 +2575,7 @@
       <w:r>
         <w:t xml:space="preserve"> — créé — </w:t>
       </w:r>
-      <w:hyperlink w:history="1" r:id="rIdle9vmxjnvbw0cjrh751pf">
+      <w:hyperlink w:history="1" r:id="rId4fzzqy-r2bwkzfxhz2xof">
         <w:r>
           <w:rPr>
             <w:rStyle w:val="Hyperlink"/>
@@ -2604,7 +2604,7 @@
       <w:r>
         <w:t xml:space="preserve"> — créé — </w:t>
       </w:r>
-      <w:hyperlink w:history="1" r:id="rIdxzlt7pspmlvmjgxdrtfsm">
+      <w:hyperlink w:history="1" r:id="rIdiqeqs6davph68cmym2nav">
         <w:r>
           <w:rPr>
             <w:rStyle w:val="Hyperlink"/>
@@ -2633,7 +2633,7 @@
       <w:r>
         <w:t xml:space="preserve"> — créé — </w:t>
       </w:r>
-      <w:hyperlink w:history="1" r:id="rIdelio-_n7p2xrh0xizlp-e">
+      <w:hyperlink w:history="1" r:id="rIdfh_tv9aj6-da-p29crk-4">
         <w:r>
           <w:rPr>
             <w:rStyle w:val="Hyperlink"/>
@@ -2662,7 +2662,7 @@
       <w:r>
         <w:t xml:space="preserve"> — créé — </w:t>
       </w:r>
-      <w:hyperlink w:history="1" r:id="rIdjv6p8iweagey5x0zuylgx">
+      <w:hyperlink w:history="1" r:id="rIdrgesbu92bnq062i9uwghu">
         <w:r>
           <w:rPr>
             <w:rStyle w:val="Hyperlink"/>
@@ -2691,7 +2691,7 @@
       <w:r>
         <w:t xml:space="preserve"> — créé — </w:t>
       </w:r>
-      <w:hyperlink w:history="1" r:id="rIdnvo7z8hg7bgurbwef5jhy">
+      <w:hyperlink w:history="1" r:id="rIdkhovhdwaruynb-be9qcry">
         <w:r>
           <w:rPr>
             <w:rStyle w:val="Hyperlink"/>
@@ -2720,7 +2720,7 @@
       <w:r>
         <w:t xml:space="preserve"> — créé — </w:t>
       </w:r>
-      <w:hyperlink w:history="1" r:id="rId7dy1squd9fdjq6j65btap">
+      <w:hyperlink w:history="1" r:id="rId5ajbbu13j4hoatjfq75rm">
         <w:r>
           <w:rPr>
             <w:rStyle w:val="Hyperlink"/>
@@ -2749,7 +2749,7 @@
       <w:r>
         <w:t xml:space="preserve"> — créé — </w:t>
       </w:r>
-      <w:hyperlink w:history="1" r:id="rId-nervvqbsjcuv4wn_gy-q">
+      <w:hyperlink w:history="1" r:id="rIdeskvunngzyr0pmfoxievk">
         <w:r>
           <w:rPr>
             <w:rStyle w:val="Hyperlink"/>
@@ -2778,7 +2778,7 @@
       <w:r>
         <w:t xml:space="preserve"> — créé — </w:t>
       </w:r>
-      <w:hyperlink w:history="1" r:id="rIdcypah6d8vzfhfgmx5nuv-">
+      <w:hyperlink w:history="1" r:id="rId3fx_cer7lcamwg6vh8mfr">
         <w:r>
           <w:rPr>
             <w:rStyle w:val="Hyperlink"/>
@@ -2807,7 +2807,7 @@
       <w:r>
         <w:t xml:space="preserve"> — créé — </w:t>
       </w:r>
-      <w:hyperlink w:history="1" r:id="rIdehojamss8lkwwduerxkng">
+      <w:hyperlink w:history="1" r:id="rIdrltnlq8cszenrw-xrkezf">
         <w:r>
           <w:rPr>
             <w:rStyle w:val="Hyperlink"/>
@@ -2836,7 +2836,7 @@
       <w:r>
         <w:t xml:space="preserve"> — créé — </w:t>
       </w:r>
-      <w:hyperlink w:history="1" r:id="rId71e2i9yrxgh7eyz6rmfbh">
+      <w:hyperlink w:history="1" r:id="rIdpyf6ycnmmcmq1cb-xab5f">
         <w:r>
           <w:rPr>
             <w:rStyle w:val="Hyperlink"/>
@@ -2865,7 +2865,7 @@
       <w:r>
         <w:t xml:space="preserve"> — créé — </w:t>
       </w:r>
-      <w:hyperlink w:history="1" r:id="rIdg3jtz16cqqywryzmyf5xw">
+      <w:hyperlink w:history="1" r:id="rIdeqwo3drqfcjnfd8npx8bg">
         <w:r>
           <w:rPr>
             <w:rStyle w:val="Hyperlink"/>
@@ -2894,7 +2894,7 @@
       <w:r>
         <w:t xml:space="preserve"> — créé — </w:t>
       </w:r>
-      <w:hyperlink w:history="1" r:id="rIdnt1mek-7qynavf5ynmclj">
+      <w:hyperlink w:history="1" r:id="rIdwweqm5hescoe4wt_4wxov">
         <w:r>
           <w:rPr>
             <w:rStyle w:val="Hyperlink"/>
@@ -2923,7 +2923,7 @@
       <w:r>
         <w:t xml:space="preserve"> — créé — </w:t>
       </w:r>
-      <w:hyperlink w:history="1" r:id="rIdn_dhbdgkbyttyrqxj9w53">
+      <w:hyperlink w:history="1" r:id="rIdji8u6u0wegxsbfkphj-_t">
         <w:r>
           <w:rPr>
             <w:rStyle w:val="Hyperlink"/>
@@ -2952,7 +2952,7 @@
       <w:r>
         <w:t xml:space="preserve"> — créé — </w:t>
       </w:r>
-      <w:hyperlink w:history="1" r:id="rId8l6qgsxtgapis78iqx5vl">
+      <w:hyperlink w:history="1" r:id="rIdh3mdhgh645zzp5je70o1m">
         <w:r>
           <w:rPr>
             <w:rStyle w:val="Hyperlink"/>
@@ -2981,7 +2981,7 @@
       <w:r>
         <w:t xml:space="preserve"> — créé — </w:t>
       </w:r>
-      <w:hyperlink w:history="1" r:id="rIdwvhiykngfo43b6rqz6vci">
+      <w:hyperlink w:history="1" r:id="rId2yuh8lui-fnqejnnu-rmc">
         <w:r>
           <w:rPr>
             <w:rStyle w:val="Hyperlink"/>
@@ -3010,7 +3010,7 @@
       <w:r>
         <w:t xml:space="preserve"> — créé — </w:t>
       </w:r>
-      <w:hyperlink w:history="1" r:id="rIdkt7sm9vvoicsm9-vlllbw">
+      <w:hyperlink w:history="1" r:id="rId26fsmk3ymdva1v66wcrj8">
         <w:r>
           <w:rPr>
             <w:rStyle w:val="Hyperlink"/>
@@ -3039,7 +3039,7 @@
       <w:r>
         <w:t xml:space="preserve"> — créé — </w:t>
       </w:r>
-      <w:hyperlink w:history="1" r:id="rIdk1z71ouen7ep0tr3mntdf">
+      <w:hyperlink w:history="1" r:id="rIdrccqyvu72yoqxboxqgxaq">
         <w:r>
           <w:rPr>
             <w:rStyle w:val="Hyperlink"/>
@@ -3068,7 +3068,7 @@
       <w:r>
         <w:t xml:space="preserve"> — modifié — </w:t>
       </w:r>
-      <w:hyperlink w:history="1" r:id="rId38kd_8jxkm7sdmkis0bjk">
+      <w:hyperlink w:history="1" r:id="rIdhgr3asbikuy9lohhklr52">
         <w:r>
           <w:rPr>
             <w:rStyle w:val="Hyperlink"/>
@@ -3097,7 +3097,7 @@
       <w:r>
         <w:t xml:space="preserve"> — modifié — </w:t>
       </w:r>
-      <w:hyperlink w:history="1" r:id="rIdn1oxulzveyqur7iespkka">
+      <w:hyperlink w:history="1" r:id="rIduyvjsho_lh-o-eytue0xi">
         <w:r>
           <w:rPr>
             <w:rStyle w:val="Hyperlink"/>
@@ -3134,7 +3134,7 @@
       <w:r>
         <w:t xml:space="preserve"> — modifié — </w:t>
       </w:r>
-      <w:hyperlink w:history="1" r:id="rIdhkxkplu2iw8l4xtybkfel">
+      <w:hyperlink w:history="1" r:id="rIdcln285_it9eyf12p2nmm8">
         <w:r>
           <w:rPr>
             <w:rStyle w:val="Hyperlink"/>
@@ -3163,7 +3163,7 @@
       <w:r>
         <w:t xml:space="preserve"> — modifié — </w:t>
       </w:r>
-      <w:hyperlink w:history="1" r:id="rIdvhyz193q3ca35vj2sfz4y">
+      <w:hyperlink w:history="1" r:id="rId9nltddevbzxq4al2r74bk">
         <w:r>
           <w:rPr>
             <w:rStyle w:val="Hyperlink"/>

--- a/docs/developpement/phases/word/PHASE_31_SUIVI_DU_DEVELOPPEMENT_ET_PREPARATION_DE_LAUDIT_CODEX.docx
+++ b/docs/developpement/phases/word/PHASE_31_SUIVI_DU_DEVELOPPEMENT_ET_PREPARATION_DE_LAUDIT_CODEX.docx
@@ -18,9 +18,9 @@
         <w:shd w:fill="F6F3FF" w:color="auto" w:val="clear"/>
       </w:pPr>
       <w:r>
-        <w:t xml:space="preserve">FlaiX Expert · dossier de développement · généré le 2026-10-23 depuis le dépôt </w:t>
-      </w:r>
-      <w:hyperlink w:history="1" r:id="rId1diarri7tbngwpwffhahv">
+        <w:t xml:space="preserve">FlaiX Expert · dossier de développement · généré le 2026-10-24 depuis le dépôt </w:t>
+      </w:r>
+      <w:hyperlink w:history="1" r:id="rIdcbak16lrrkenhupcuno73">
         <w:r>
           <w:rPr>
             <w:rStyle w:val="Hyperlink"/>
@@ -690,7 +690,7 @@
           <w:numId w:val="2"/>
         </w:numPr>
       </w:pPr>
-      <w:hyperlink w:history="1" r:id="rIdjhce3mujw6gvsqf_vb7jx">
+      <w:hyperlink w:history="1" r:id="rIdyazf1aixnzd35iz8l-ukn">
         <w:r>
           <w:rPr>
             <w:rStyle w:val="Hyperlink"/>
@@ -710,7 +710,7 @@
           <w:numId w:val="2"/>
         </w:numPr>
       </w:pPr>
-      <w:hyperlink w:history="1" r:id="rIdbtw0nz0qeh_xzosq-e1br">
+      <w:hyperlink w:history="1" r:id="rId7aoncvhaxysngncr6idx3">
         <w:r>
           <w:rPr>
             <w:rStyle w:val="Hyperlink"/>
@@ -730,7 +730,7 @@
           <w:numId w:val="2"/>
         </w:numPr>
       </w:pPr>
-      <w:hyperlink w:history="1" r:id="rIdma70thzpgjpcbjmrljubz">
+      <w:hyperlink w:history="1" r:id="rIdywu65_upc1qdfz0etfmtp">
         <w:r>
           <w:rPr>
             <w:rStyle w:val="Hyperlink"/>
@@ -750,7 +750,7 @@
           <w:numId w:val="2"/>
         </w:numPr>
       </w:pPr>
-      <w:hyperlink w:history="1" r:id="rIdugrhlffur9-thna5gwuzz">
+      <w:hyperlink w:history="1" r:id="rIdypceeox3xyif35gwvcv18">
         <w:r>
           <w:rPr>
             <w:rStyle w:val="Hyperlink"/>
@@ -798,7 +798,7 @@
       <w:r>
         <w:t xml:space="preserve"> — créé — </w:t>
       </w:r>
-      <w:hyperlink w:history="1" r:id="rIdkv-d1mve7aey_xiflihnz">
+      <w:hyperlink w:history="1" r:id="rIdrrq9ynn2lsidd96tkiagn">
         <w:r>
           <w:rPr>
             <w:rStyle w:val="Hyperlink"/>
@@ -827,7 +827,7 @@
       <w:r>
         <w:t xml:space="preserve"> — créé — </w:t>
       </w:r>
-      <w:hyperlink w:history="1" r:id="rIdeeekhza2k6p3pc0jgsnot">
+      <w:hyperlink w:history="1" r:id="rIdbr7kpxkgc7i8nwfjlz05r">
         <w:r>
           <w:rPr>
             <w:rStyle w:val="Hyperlink"/>
@@ -856,7 +856,7 @@
       <w:r>
         <w:t xml:space="preserve"> — créé — </w:t>
       </w:r>
-      <w:hyperlink w:history="1" r:id="rIdstni4nvorzx1juoj5hbqk">
+      <w:hyperlink w:history="1" r:id="rIdodwbrmuarxzefocune73b">
         <w:r>
           <w:rPr>
             <w:rStyle w:val="Hyperlink"/>
@@ -885,7 +885,7 @@
       <w:r>
         <w:t xml:space="preserve"> — créé — </w:t>
       </w:r>
-      <w:hyperlink w:history="1" r:id="rId_7jgz1z9oq7noorodssqs">
+      <w:hyperlink w:history="1" r:id="rIdz6o5siv0ibreoh4e6hchw">
         <w:r>
           <w:rPr>
             <w:rStyle w:val="Hyperlink"/>
@@ -914,7 +914,7 @@
       <w:r>
         <w:t xml:space="preserve"> — créé — </w:t>
       </w:r>
-      <w:hyperlink w:history="1" r:id="rIdfaj4kkksuottqakrov8cl">
+      <w:hyperlink w:history="1" r:id="rIdqkjklknva53ce6mayjofh">
         <w:r>
           <w:rPr>
             <w:rStyle w:val="Hyperlink"/>
@@ -951,7 +951,7 @@
       <w:r>
         <w:t xml:space="preserve"> — créé — </w:t>
       </w:r>
-      <w:hyperlink w:history="1" r:id="rIde4veucuav_vh7qx_4dlr_">
+      <w:hyperlink w:history="1" r:id="rIdoepvua_j_ef9luqgpp6tz">
         <w:r>
           <w:rPr>
             <w:rStyle w:val="Hyperlink"/>
@@ -980,7 +980,7 @@
       <w:r>
         <w:t xml:space="preserve"> — créé — </w:t>
       </w:r>
-      <w:hyperlink w:history="1" r:id="rIdalanu6keogupjrkyk6u0-">
+      <w:hyperlink w:history="1" r:id="rIdk-n69gwfi7hhi5boyn6ba">
         <w:r>
           <w:rPr>
             <w:rStyle w:val="Hyperlink"/>
@@ -1009,7 +1009,7 @@
       <w:r>
         <w:t xml:space="preserve"> — modifié — </w:t>
       </w:r>
-      <w:hyperlink w:history="1" r:id="rIdohm4_ietwr7_ykjzkto_q">
+      <w:hyperlink w:history="1" r:id="rIdyiskqdlk6s_l5rpanase2">
         <w:r>
           <w:rPr>
             <w:rStyle w:val="Hyperlink"/>
@@ -1038,7 +1038,7 @@
       <w:r>
         <w:t xml:space="preserve"> — créé — </w:t>
       </w:r>
-      <w:hyperlink w:history="1" r:id="rIdmlaky8witlhoe2do8rq6p">
+      <w:hyperlink w:history="1" r:id="rId-4yujg85pcghzrerfk34q">
         <w:r>
           <w:rPr>
             <w:rStyle w:val="Hyperlink"/>
@@ -1067,7 +1067,7 @@
       <w:r>
         <w:t xml:space="preserve"> — créé — </w:t>
       </w:r>
-      <w:hyperlink w:history="1" r:id="rIdjnd-luq6hzoc_lfjckzo-">
+      <w:hyperlink w:history="1" r:id="rIdzhzhyenyocl-lqjpv4349">
         <w:r>
           <w:rPr>
             <w:rStyle w:val="Hyperlink"/>
@@ -1096,7 +1096,7 @@
       <w:r>
         <w:t xml:space="preserve"> — créé — </w:t>
       </w:r>
-      <w:hyperlink w:history="1" r:id="rIdkxi9_zrpofqnpqmkdbhas">
+      <w:hyperlink w:history="1" r:id="rIdrn32zwq9wdc42wyp8ve3l">
         <w:r>
           <w:rPr>
             <w:rStyle w:val="Hyperlink"/>
@@ -1125,7 +1125,7 @@
       <w:r>
         <w:t xml:space="preserve"> — créé — </w:t>
       </w:r>
-      <w:hyperlink w:history="1" r:id="rIdx-flntzx9co_drr4qubo2">
+      <w:hyperlink w:history="1" r:id="rIdawrvymqumitdjo_mjvtek">
         <w:r>
           <w:rPr>
             <w:rStyle w:val="Hyperlink"/>
@@ -1154,7 +1154,7 @@
       <w:r>
         <w:t xml:space="preserve"> — créé — </w:t>
       </w:r>
-      <w:hyperlink w:history="1" r:id="rIdaw1yqtytyrp6pewvxrbb-">
+      <w:hyperlink w:history="1" r:id="rIdv7cjzf0m--95lbo78c3tv">
         <w:r>
           <w:rPr>
             <w:rStyle w:val="Hyperlink"/>
@@ -1183,7 +1183,7 @@
       <w:r>
         <w:t xml:space="preserve"> — créé — </w:t>
       </w:r>
-      <w:hyperlink w:history="1" r:id="rIdaocdcbgqtkj6dkzmspf3z">
+      <w:hyperlink w:history="1" r:id="rIdebjwq9crmdxmlyvjnsh58">
         <w:r>
           <w:rPr>
             <w:rStyle w:val="Hyperlink"/>
@@ -1212,7 +1212,7 @@
       <w:r>
         <w:t xml:space="preserve"> — créé — </w:t>
       </w:r>
-      <w:hyperlink w:history="1" r:id="rIdx8vncwrvy04akx43ddoin">
+      <w:hyperlink w:history="1" r:id="rIdw2y_semqh6o60yusnjmvp">
         <w:r>
           <w:rPr>
             <w:rStyle w:val="Hyperlink"/>
@@ -1241,7 +1241,7 @@
       <w:r>
         <w:t xml:space="preserve"> — créé — </w:t>
       </w:r>
-      <w:hyperlink w:history="1" r:id="rId3ld2djqsyn8p0irgbami_">
+      <w:hyperlink w:history="1" r:id="rIdq_uebxwd3sl1xegt-bhas">
         <w:r>
           <w:rPr>
             <w:rStyle w:val="Hyperlink"/>
@@ -1270,7 +1270,7 @@
       <w:r>
         <w:t xml:space="preserve"> — créé — </w:t>
       </w:r>
-      <w:hyperlink w:history="1" r:id="rIdex_bdmpiib7kp1sm9gt57">
+      <w:hyperlink w:history="1" r:id="rIdqybfih26vvctc4vev8kc_">
         <w:r>
           <w:rPr>
             <w:rStyle w:val="Hyperlink"/>
@@ -1299,7 +1299,7 @@
       <w:r>
         <w:t xml:space="preserve"> — créé — </w:t>
       </w:r>
-      <w:hyperlink w:history="1" r:id="rIdaa-iooopuvpcnx6erc9iu">
+      <w:hyperlink w:history="1" r:id="rIdtb2ndchub452ffsip7fuh">
         <w:r>
           <w:rPr>
             <w:rStyle w:val="Hyperlink"/>
@@ -1328,7 +1328,7 @@
       <w:r>
         <w:t xml:space="preserve"> — créé — </w:t>
       </w:r>
-      <w:hyperlink w:history="1" r:id="rId3eyajehosedvd6x7zcaju">
+      <w:hyperlink w:history="1" r:id="rId_vxii2f4gs-eps_cbo9qu">
         <w:r>
           <w:rPr>
             <w:rStyle w:val="Hyperlink"/>
@@ -1357,7 +1357,7 @@
       <w:r>
         <w:t xml:space="preserve"> — créé — </w:t>
       </w:r>
-      <w:hyperlink w:history="1" r:id="rIdq3gxhnfms_ksx6nlapauj">
+      <w:hyperlink w:history="1" r:id="rIdgllarbq8yyj7zbdlyzmjf">
         <w:r>
           <w:rPr>
             <w:rStyle w:val="Hyperlink"/>
@@ -1386,7 +1386,7 @@
       <w:r>
         <w:t xml:space="preserve"> — créé — </w:t>
       </w:r>
-      <w:hyperlink w:history="1" r:id="rIdio0b81nde76dutbfrtygq">
+      <w:hyperlink w:history="1" r:id="rIda7fjubmj2kxtqggs76obq">
         <w:r>
           <w:rPr>
             <w:rStyle w:val="Hyperlink"/>
@@ -1415,7 +1415,7 @@
       <w:r>
         <w:t xml:space="preserve"> — créé — </w:t>
       </w:r>
-      <w:hyperlink w:history="1" r:id="rIdryci-ypkflz0xbku5vn-g">
+      <w:hyperlink w:history="1" r:id="rIdqks0wrpnh-zspw2pmkoes">
         <w:r>
           <w:rPr>
             <w:rStyle w:val="Hyperlink"/>
@@ -1444,7 +1444,7 @@
       <w:r>
         <w:t xml:space="preserve"> — créé — </w:t>
       </w:r>
-      <w:hyperlink w:history="1" r:id="rIdppy5xfstekhv08poujre-">
+      <w:hyperlink w:history="1" r:id="rIdx9dxd1v0odb3vi2chnuar">
         <w:r>
           <w:rPr>
             <w:rStyle w:val="Hyperlink"/>
@@ -1473,7 +1473,7 @@
       <w:r>
         <w:t xml:space="preserve"> — créé — </w:t>
       </w:r>
-      <w:hyperlink w:history="1" r:id="rIdqkyokf5236uhhk33u5v2g">
+      <w:hyperlink w:history="1" r:id="rIdqhrkdpj2fyavsegb70uew">
         <w:r>
           <w:rPr>
             <w:rStyle w:val="Hyperlink"/>
@@ -1502,7 +1502,7 @@
       <w:r>
         <w:t xml:space="preserve"> — créé — </w:t>
       </w:r>
-      <w:hyperlink w:history="1" r:id="rIdc5pyszhajugw_lzdiujhn">
+      <w:hyperlink w:history="1" r:id="rIdnjasllle1ssxi6axpihop">
         <w:r>
           <w:rPr>
             <w:rStyle w:val="Hyperlink"/>
@@ -1531,7 +1531,7 @@
       <w:r>
         <w:t xml:space="preserve"> — créé — </w:t>
       </w:r>
-      <w:hyperlink w:history="1" r:id="rIdxjein4olzaliided36_r3">
+      <w:hyperlink w:history="1" r:id="rIdihtxgmnwdxiwziqssoorf">
         <w:r>
           <w:rPr>
             <w:rStyle w:val="Hyperlink"/>
@@ -1560,7 +1560,7 @@
       <w:r>
         <w:t xml:space="preserve"> — créé — </w:t>
       </w:r>
-      <w:hyperlink w:history="1" r:id="rIds7afgbyexy8fg0nayt7dq">
+      <w:hyperlink w:history="1" r:id="rId3cujaqe-o7qsywxew10c8">
         <w:r>
           <w:rPr>
             <w:rStyle w:val="Hyperlink"/>
@@ -1589,7 +1589,7 @@
       <w:r>
         <w:t xml:space="preserve"> — créé — </w:t>
       </w:r>
-      <w:hyperlink w:history="1" r:id="rIdmhtpl-f5qvngbs99q_3cl">
+      <w:hyperlink w:history="1" r:id="rId0iczdinc-rxe3k3d36end">
         <w:r>
           <w:rPr>
             <w:rStyle w:val="Hyperlink"/>
@@ -1618,7 +1618,7 @@
       <w:r>
         <w:t xml:space="preserve"> — créé — </w:t>
       </w:r>
-      <w:hyperlink w:history="1" r:id="rIde5jaoijqt957_e3p2ta10">
+      <w:hyperlink w:history="1" r:id="rIde5riwkb_ws5wd4grk1h4f">
         <w:r>
           <w:rPr>
             <w:rStyle w:val="Hyperlink"/>
@@ -1647,7 +1647,7 @@
       <w:r>
         <w:t xml:space="preserve"> — créé — </w:t>
       </w:r>
-      <w:hyperlink w:history="1" r:id="rIdgxb68xxls_thw8omycanu">
+      <w:hyperlink w:history="1" r:id="rIdyoiomdgzk17pew9nynwt3">
         <w:r>
           <w:rPr>
             <w:rStyle w:val="Hyperlink"/>
@@ -1676,7 +1676,7 @@
       <w:r>
         <w:t xml:space="preserve"> — créé — </w:t>
       </w:r>
-      <w:hyperlink w:history="1" r:id="rId9gxn5p3ssbannmj2wj90s">
+      <w:hyperlink w:history="1" r:id="rIdl05rzmtepnlwbgr6j5zog">
         <w:r>
           <w:rPr>
             <w:rStyle w:val="Hyperlink"/>
@@ -1705,7 +1705,7 @@
       <w:r>
         <w:t xml:space="preserve"> — créé — </w:t>
       </w:r>
-      <w:hyperlink w:history="1" r:id="rIdyqibs_hehudrwevwjofxn">
+      <w:hyperlink w:history="1" r:id="rIddyqkf64n4i1ihmlbl_ffi">
         <w:r>
           <w:rPr>
             <w:rStyle w:val="Hyperlink"/>
@@ -1734,7 +1734,7 @@
       <w:r>
         <w:t xml:space="preserve"> — créé — </w:t>
       </w:r>
-      <w:hyperlink w:history="1" r:id="rIdgjgtlwcyulr-uxemurhe9">
+      <w:hyperlink w:history="1" r:id="rIdwbocyerrektsb4v1nnwan">
         <w:r>
           <w:rPr>
             <w:rStyle w:val="Hyperlink"/>
@@ -1763,7 +1763,7 @@
       <w:r>
         <w:t xml:space="preserve"> — créé — </w:t>
       </w:r>
-      <w:hyperlink w:history="1" r:id="rId1pomg0iahuhvrvkxxsblt">
+      <w:hyperlink w:history="1" r:id="rIdb1z5mc8vbh4azarllzkns">
         <w:r>
           <w:rPr>
             <w:rStyle w:val="Hyperlink"/>
@@ -1792,7 +1792,7 @@
       <w:r>
         <w:t xml:space="preserve"> — créé — </w:t>
       </w:r>
-      <w:hyperlink w:history="1" r:id="rIdphyu-q-r7wmxmaqrv1bsv">
+      <w:hyperlink w:history="1" r:id="rIdfvnmuz5mancmvp7mqgoly">
         <w:r>
           <w:rPr>
             <w:rStyle w:val="Hyperlink"/>
@@ -1821,7 +1821,7 @@
       <w:r>
         <w:t xml:space="preserve"> — créé — </w:t>
       </w:r>
-      <w:hyperlink w:history="1" r:id="rIdqebmyjkzfq8ugrea3nlkj">
+      <w:hyperlink w:history="1" r:id="rIdgc11ceaxl_w1tczjys9w3">
         <w:r>
           <w:rPr>
             <w:rStyle w:val="Hyperlink"/>
@@ -1850,7 +1850,7 @@
       <w:r>
         <w:t xml:space="preserve"> — créé — </w:t>
       </w:r>
-      <w:hyperlink w:history="1" r:id="rIdeueutljalaaxncjkzhpaz">
+      <w:hyperlink w:history="1" r:id="rId5gau4pnw6hl1g7lknp-9n">
         <w:r>
           <w:rPr>
             <w:rStyle w:val="Hyperlink"/>
@@ -1879,7 +1879,7 @@
       <w:r>
         <w:t xml:space="preserve"> — créé — </w:t>
       </w:r>
-      <w:hyperlink w:history="1" r:id="rId6ue_bpb1ubmcwhyyhqagl">
+      <w:hyperlink w:history="1" r:id="rIdmttsp1zsgnunghicinm80">
         <w:r>
           <w:rPr>
             <w:rStyle w:val="Hyperlink"/>
@@ -1908,7 +1908,7 @@
       <w:r>
         <w:t xml:space="preserve"> — créé — </w:t>
       </w:r>
-      <w:hyperlink w:history="1" r:id="rIdbwkxn5fsunk87fe-abbou">
+      <w:hyperlink w:history="1" r:id="rIdw7kd8srxtopk2swyytty3">
         <w:r>
           <w:rPr>
             <w:rStyle w:val="Hyperlink"/>
@@ -1937,7 +1937,7 @@
       <w:r>
         <w:t xml:space="preserve"> — créé — </w:t>
       </w:r>
-      <w:hyperlink w:history="1" r:id="rIdylggmxnslsrm0_7vhiyyi">
+      <w:hyperlink w:history="1" r:id="rIdybdx7hu1c0pvocyy_c35j">
         <w:r>
           <w:rPr>
             <w:rStyle w:val="Hyperlink"/>
@@ -1966,7 +1966,7 @@
       <w:r>
         <w:t xml:space="preserve"> — créé — </w:t>
       </w:r>
-      <w:hyperlink w:history="1" r:id="rIdkt-5qksbvwfq5wnsziiqt">
+      <w:hyperlink w:history="1" r:id="rIdrvwgbwzjh48doz7dfbnff">
         <w:r>
           <w:rPr>
             <w:rStyle w:val="Hyperlink"/>
@@ -1995,7 +1995,7 @@
       <w:r>
         <w:t xml:space="preserve"> — créé — </w:t>
       </w:r>
-      <w:hyperlink w:history="1" r:id="rId5r0jmiwjho6t2kgr8kl2z">
+      <w:hyperlink w:history="1" r:id="rIdzacrqttxqzaoduhu9owe3">
         <w:r>
           <w:rPr>
             <w:rStyle w:val="Hyperlink"/>
@@ -2024,7 +2024,7 @@
       <w:r>
         <w:t xml:space="preserve"> — créé — </w:t>
       </w:r>
-      <w:hyperlink w:history="1" r:id="rIdoe9davrmiudqvytguqmzp">
+      <w:hyperlink w:history="1" r:id="rId-osrjmy_7afrkbzeirizz">
         <w:r>
           <w:rPr>
             <w:rStyle w:val="Hyperlink"/>
@@ -2053,7 +2053,7 @@
       <w:r>
         <w:t xml:space="preserve"> — créé — </w:t>
       </w:r>
-      <w:hyperlink w:history="1" r:id="rIdjzjz7eb1djzwom6qhir88">
+      <w:hyperlink w:history="1" r:id="rIdk5aduocahlouugsdbohtf">
         <w:r>
           <w:rPr>
             <w:rStyle w:val="Hyperlink"/>
@@ -2082,7 +2082,7 @@
       <w:r>
         <w:t xml:space="preserve"> — créé — </w:t>
       </w:r>
-      <w:hyperlink w:history="1" r:id="rIdbc1t8m07wqklrkdshmmaw">
+      <w:hyperlink w:history="1" r:id="rIdgatpfnw015ljsutggxzgo">
         <w:r>
           <w:rPr>
             <w:rStyle w:val="Hyperlink"/>
@@ -2111,7 +2111,7 @@
       <w:r>
         <w:t xml:space="preserve"> — créé — </w:t>
       </w:r>
-      <w:hyperlink w:history="1" r:id="rId1bmuatdedxt5vocp_5jlx">
+      <w:hyperlink w:history="1" r:id="rIdqllkomzsbgtifmb57xbjn">
         <w:r>
           <w:rPr>
             <w:rStyle w:val="Hyperlink"/>
@@ -2140,7 +2140,7 @@
       <w:r>
         <w:t xml:space="preserve"> — créé — </w:t>
       </w:r>
-      <w:hyperlink w:history="1" r:id="rIdosbysasdioo6nnhkivtzq">
+      <w:hyperlink w:history="1" r:id="rIdiuootkulv2n8pdljqfgo8">
         <w:r>
           <w:rPr>
             <w:rStyle w:val="Hyperlink"/>
@@ -2169,7 +2169,7 @@
       <w:r>
         <w:t xml:space="preserve"> — créé — </w:t>
       </w:r>
-      <w:hyperlink w:history="1" r:id="rIdmpwitlzgynjwqelrwksmd">
+      <w:hyperlink w:history="1" r:id="rIdncf-wihlxdlowvukzgtcb">
         <w:r>
           <w:rPr>
             <w:rStyle w:val="Hyperlink"/>
@@ -2198,7 +2198,7 @@
       <w:r>
         <w:t xml:space="preserve"> — créé — </w:t>
       </w:r>
-      <w:hyperlink w:history="1" r:id="rIdm7awfpblh4adpabpnn-oq">
+      <w:hyperlink w:history="1" r:id="rIdkkhbo0q8ixqkpf5yrzsnw">
         <w:r>
           <w:rPr>
             <w:rStyle w:val="Hyperlink"/>
@@ -2227,7 +2227,7 @@
       <w:r>
         <w:t xml:space="preserve"> — créé — </w:t>
       </w:r>
-      <w:hyperlink w:history="1" r:id="rIdjpe8gphi8-3sjcccdfoct">
+      <w:hyperlink w:history="1" r:id="rIdkj4tdwc8fcx8ohvz11bey">
         <w:r>
           <w:rPr>
             <w:rStyle w:val="Hyperlink"/>
@@ -2256,7 +2256,7 @@
       <w:r>
         <w:t xml:space="preserve"> — créé — </w:t>
       </w:r>
-      <w:hyperlink w:history="1" r:id="rId7u6wjyp2bdzy971uzatux">
+      <w:hyperlink w:history="1" r:id="rId7cultlzskpu7_iko6szjk">
         <w:r>
           <w:rPr>
             <w:rStyle w:val="Hyperlink"/>
@@ -2285,7 +2285,7 @@
       <w:r>
         <w:t xml:space="preserve"> — créé — </w:t>
       </w:r>
-      <w:hyperlink w:history="1" r:id="rId4qpf0o5sfn3njh4-u_ctg">
+      <w:hyperlink w:history="1" r:id="rIdqwkt99okoch65vdh5d4ds">
         <w:r>
           <w:rPr>
             <w:rStyle w:val="Hyperlink"/>
@@ -2314,7 +2314,7 @@
       <w:r>
         <w:t xml:space="preserve"> — créé — </w:t>
       </w:r>
-      <w:hyperlink w:history="1" r:id="rIdxnbytczqi7dhl47omvvhn">
+      <w:hyperlink w:history="1" r:id="rIda0kox8du4vzase2ewx0c6">
         <w:r>
           <w:rPr>
             <w:rStyle w:val="Hyperlink"/>
@@ -2343,7 +2343,7 @@
       <w:r>
         <w:t xml:space="preserve"> — créé — </w:t>
       </w:r>
-      <w:hyperlink w:history="1" r:id="rIdlvgb5x9sypxdp2oo-3es7">
+      <w:hyperlink w:history="1" r:id="rId9p7xoryp5sbgxwejoxlzq">
         <w:r>
           <w:rPr>
             <w:rStyle w:val="Hyperlink"/>
@@ -2372,7 +2372,7 @@
       <w:r>
         <w:t xml:space="preserve"> — créé — </w:t>
       </w:r>
-      <w:hyperlink w:history="1" r:id="rIdvn2peyhyrs0l-dfyk2ejh">
+      <w:hyperlink w:history="1" r:id="rIdsnjfyc-w-aa_iomljbmvi">
         <w:r>
           <w:rPr>
             <w:rStyle w:val="Hyperlink"/>
@@ -2401,7 +2401,7 @@
       <w:r>
         <w:t xml:space="preserve"> — créé — </w:t>
       </w:r>
-      <w:hyperlink w:history="1" r:id="rIdt-fwm7iigvnbdlsgmwtm3">
+      <w:hyperlink w:history="1" r:id="rIdxt76-ceb-urw32gwyybdz">
         <w:r>
           <w:rPr>
             <w:rStyle w:val="Hyperlink"/>
@@ -2430,7 +2430,7 @@
       <w:r>
         <w:t xml:space="preserve"> — créé — </w:t>
       </w:r>
-      <w:hyperlink w:history="1" r:id="rIdxc1l3vcphiy2spbeo__ct">
+      <w:hyperlink w:history="1" r:id="rIdr8c3vtsxncahvwdc6nngt">
         <w:r>
           <w:rPr>
             <w:rStyle w:val="Hyperlink"/>
@@ -2459,7 +2459,7 @@
       <w:r>
         <w:t xml:space="preserve"> — créé — </w:t>
       </w:r>
-      <w:hyperlink w:history="1" r:id="rIdphmwqslydwqfgfgiukhfq">
+      <w:hyperlink w:history="1" r:id="rIdviek6did1-b93zg38gv1r">
         <w:r>
           <w:rPr>
             <w:rStyle w:val="Hyperlink"/>
@@ -2488,7 +2488,7 @@
       <w:r>
         <w:t xml:space="preserve"> — créé — </w:t>
       </w:r>
-      <w:hyperlink w:history="1" r:id="rIdrirksnvm_tn2yurypqtp2">
+      <w:hyperlink w:history="1" r:id="rId8s5x6hyxbhy-lvptp3wak">
         <w:r>
           <w:rPr>
             <w:rStyle w:val="Hyperlink"/>
@@ -2517,7 +2517,7 @@
       <w:r>
         <w:t xml:space="preserve"> — créé — </w:t>
       </w:r>
-      <w:hyperlink w:history="1" r:id="rId9htsjlokedkjob4pqctim">
+      <w:hyperlink w:history="1" r:id="rIdj9uxqsqpe8jagrhlxna0a">
         <w:r>
           <w:rPr>
             <w:rStyle w:val="Hyperlink"/>
@@ -2546,7 +2546,7 @@
       <w:r>
         <w:t xml:space="preserve"> — créé — </w:t>
       </w:r>
-      <w:hyperlink w:history="1" r:id="rIdcwivehhxt_hjeas1_fq9v">
+      <w:hyperlink w:history="1" r:id="rIdelnfr7mkyac5gx7fme2ry">
         <w:r>
           <w:rPr>
             <w:rStyle w:val="Hyperlink"/>
@@ -2575,7 +2575,7 @@
       <w:r>
         <w:t xml:space="preserve"> — créé — </w:t>
       </w:r>
-      <w:hyperlink w:history="1" r:id="rId4fzzqy-r2bwkzfxhz2xof">
+      <w:hyperlink w:history="1" r:id="rIdewg2m23lofbhwxcdgudzx">
         <w:r>
           <w:rPr>
             <w:rStyle w:val="Hyperlink"/>
@@ -2604,7 +2604,7 @@
       <w:r>
         <w:t xml:space="preserve"> — créé — </w:t>
       </w:r>
-      <w:hyperlink w:history="1" r:id="rIdiqeqs6davph68cmym2nav">
+      <w:hyperlink w:history="1" r:id="rIdzyq2jrdb58udzohvi9jc3">
         <w:r>
           <w:rPr>
             <w:rStyle w:val="Hyperlink"/>
@@ -2633,7 +2633,7 @@
       <w:r>
         <w:t xml:space="preserve"> — créé — </w:t>
       </w:r>
-      <w:hyperlink w:history="1" r:id="rIdfh_tv9aj6-da-p29crk-4">
+      <w:hyperlink w:history="1" r:id="rId7tadrfphoilniopkzjvj-">
         <w:r>
           <w:rPr>
             <w:rStyle w:val="Hyperlink"/>
@@ -2662,7 +2662,7 @@
       <w:r>
         <w:t xml:space="preserve"> — créé — </w:t>
       </w:r>
-      <w:hyperlink w:history="1" r:id="rIdrgesbu92bnq062i9uwghu">
+      <w:hyperlink w:history="1" r:id="rIdgjn9_owerqedxa-cppgid">
         <w:r>
           <w:rPr>
             <w:rStyle w:val="Hyperlink"/>
@@ -2691,7 +2691,7 @@
       <w:r>
         <w:t xml:space="preserve"> — créé — </w:t>
       </w:r>
-      <w:hyperlink w:history="1" r:id="rIdkhovhdwaruynb-be9qcry">
+      <w:hyperlink w:history="1" r:id="rIde2pde-ojeffmrxrqdamuh">
         <w:r>
           <w:rPr>
             <w:rStyle w:val="Hyperlink"/>
@@ -2720,7 +2720,7 @@
       <w:r>
         <w:t xml:space="preserve"> — créé — </w:t>
       </w:r>
-      <w:hyperlink w:history="1" r:id="rId5ajbbu13j4hoatjfq75rm">
+      <w:hyperlink w:history="1" r:id="rIdvrd-jzrmmhszpahpyvsh2">
         <w:r>
           <w:rPr>
             <w:rStyle w:val="Hyperlink"/>
@@ -2749,7 +2749,7 @@
       <w:r>
         <w:t xml:space="preserve"> — créé — </w:t>
       </w:r>
-      <w:hyperlink w:history="1" r:id="rIdeskvunngzyr0pmfoxievk">
+      <w:hyperlink w:history="1" r:id="rId0ks5s4fgk1n2ew1b8iurx">
         <w:r>
           <w:rPr>
             <w:rStyle w:val="Hyperlink"/>
@@ -2778,7 +2778,7 @@
       <w:r>
         <w:t xml:space="preserve"> — créé — </w:t>
       </w:r>
-      <w:hyperlink w:history="1" r:id="rId3fx_cer7lcamwg6vh8mfr">
+      <w:hyperlink w:history="1" r:id="rIds52yle1unmtqzqo4axdl8">
         <w:r>
           <w:rPr>
             <w:rStyle w:val="Hyperlink"/>
@@ -2807,7 +2807,7 @@
       <w:r>
         <w:t xml:space="preserve"> — créé — </w:t>
       </w:r>
-      <w:hyperlink w:history="1" r:id="rIdrltnlq8cszenrw-xrkezf">
+      <w:hyperlink w:history="1" r:id="rIdssyhxtojlr2zdzfcdvycb">
         <w:r>
           <w:rPr>
             <w:rStyle w:val="Hyperlink"/>
@@ -2836,7 +2836,7 @@
       <w:r>
         <w:t xml:space="preserve"> — créé — </w:t>
       </w:r>
-      <w:hyperlink w:history="1" r:id="rIdpyf6ycnmmcmq1cb-xab5f">
+      <w:hyperlink w:history="1" r:id="rId1dxaamiv6v9uzwq9-zlco">
         <w:r>
           <w:rPr>
             <w:rStyle w:val="Hyperlink"/>
@@ -2865,7 +2865,7 @@
       <w:r>
         <w:t xml:space="preserve"> — créé — </w:t>
       </w:r>
-      <w:hyperlink w:history="1" r:id="rIdeqwo3drqfcjnfd8npx8bg">
+      <w:hyperlink w:history="1" r:id="rIderxpdbaueurgeu888lkct">
         <w:r>
           <w:rPr>
             <w:rStyle w:val="Hyperlink"/>
@@ -2894,7 +2894,7 @@
       <w:r>
         <w:t xml:space="preserve"> — créé — </w:t>
       </w:r>
-      <w:hyperlink w:history="1" r:id="rIdwweqm5hescoe4wt_4wxov">
+      <w:hyperlink w:history="1" r:id="rIdt4hy_83wmqyzdzucjraz1">
         <w:r>
           <w:rPr>
             <w:rStyle w:val="Hyperlink"/>
@@ -2923,7 +2923,7 @@
       <w:r>
         <w:t xml:space="preserve"> — créé — </w:t>
       </w:r>
-      <w:hyperlink w:history="1" r:id="rIdji8u6u0wegxsbfkphj-_t">
+      <w:hyperlink w:history="1" r:id="rId9tsoepmla6fkxbulh0b2q">
         <w:r>
           <w:rPr>
             <w:rStyle w:val="Hyperlink"/>
@@ -2952,7 +2952,7 @@
       <w:r>
         <w:t xml:space="preserve"> — créé — </w:t>
       </w:r>
-      <w:hyperlink w:history="1" r:id="rIdh3mdhgh645zzp5je70o1m">
+      <w:hyperlink w:history="1" r:id="rIdihln4wuwm0rkph5jpahix">
         <w:r>
           <w:rPr>
             <w:rStyle w:val="Hyperlink"/>
@@ -2981,7 +2981,7 @@
       <w:r>
         <w:t xml:space="preserve"> — créé — </w:t>
       </w:r>
-      <w:hyperlink w:history="1" r:id="rId2yuh8lui-fnqejnnu-rmc">
+      <w:hyperlink w:history="1" r:id="rIdqnhacrvcmr1w7b7ugvg7t">
         <w:r>
           <w:rPr>
             <w:rStyle w:val="Hyperlink"/>
@@ -3010,7 +3010,7 @@
       <w:r>
         <w:t xml:space="preserve"> — créé — </w:t>
       </w:r>
-      <w:hyperlink w:history="1" r:id="rId26fsmk3ymdva1v66wcrj8">
+      <w:hyperlink w:history="1" r:id="rIdea1mx367zetc7koh357mm">
         <w:r>
           <w:rPr>
             <w:rStyle w:val="Hyperlink"/>
@@ -3039,7 +3039,7 @@
       <w:r>
         <w:t xml:space="preserve"> — créé — </w:t>
       </w:r>
-      <w:hyperlink w:history="1" r:id="rIdrccqyvu72yoqxboxqgxaq">
+      <w:hyperlink w:history="1" r:id="rIdphixlukaxh5w798hncspb">
         <w:r>
           <w:rPr>
             <w:rStyle w:val="Hyperlink"/>
@@ -3068,7 +3068,7 @@
       <w:r>
         <w:t xml:space="preserve"> — modifié — </w:t>
       </w:r>
-      <w:hyperlink w:history="1" r:id="rIdhgr3asbikuy9lohhklr52">
+      <w:hyperlink w:history="1" r:id="rId22j9r37cvvop4jnw5fsa2">
         <w:r>
           <w:rPr>
             <w:rStyle w:val="Hyperlink"/>
@@ -3097,7 +3097,7 @@
       <w:r>
         <w:t xml:space="preserve"> — modifié — </w:t>
       </w:r>
-      <w:hyperlink w:history="1" r:id="rIduyvjsho_lh-o-eytue0xi">
+      <w:hyperlink w:history="1" r:id="rId1fjiiuusoitddy0djk95c">
         <w:r>
           <w:rPr>
             <w:rStyle w:val="Hyperlink"/>
@@ -3134,7 +3134,7 @@
       <w:r>
         <w:t xml:space="preserve"> — modifié — </w:t>
       </w:r>
-      <w:hyperlink w:history="1" r:id="rIdcln285_it9eyf12p2nmm8">
+      <w:hyperlink w:history="1" r:id="rIddzb73_vxnh3l9edjzblhq">
         <w:r>
           <w:rPr>
             <w:rStyle w:val="Hyperlink"/>
@@ -3163,7 +3163,7 @@
       <w:r>
         <w:t xml:space="preserve"> — modifié — </w:t>
       </w:r>
-      <w:hyperlink w:history="1" r:id="rId9nltddevbzxq4al2r74bk">
+      <w:hyperlink w:history="1" r:id="rIdjn00tnph6akodpcwvbv8e">
         <w:r>
           <w:rPr>
             <w:rStyle w:val="Hyperlink"/>

--- a/docs/developpement/phases/word/PHASE_31_SUIVI_DU_DEVELOPPEMENT_ET_PREPARATION_DE_LAUDIT_CODEX.docx
+++ b/docs/developpement/phases/word/PHASE_31_SUIVI_DU_DEVELOPPEMENT_ET_PREPARATION_DE_LAUDIT_CODEX.docx
@@ -18,9 +18,9 @@
         <w:shd w:fill="F6F3FF" w:color="auto" w:val="clear"/>
       </w:pPr>
       <w:r>
-        <w:t xml:space="preserve">FlaiX Expert · dossier de développement · généré le 2026-10-24 depuis le dépôt </w:t>
-      </w:r>
-      <w:hyperlink w:history="1" r:id="rIdcbak16lrrkenhupcuno73">
+        <w:t xml:space="preserve">FlaiX Expert · dossier de développement · généré le 2026-10-25 depuis le dépôt </w:t>
+      </w:r>
+      <w:hyperlink w:history="1" r:id="rId6rpw89-cejnx0ldttu1zj">
         <w:r>
           <w:rPr>
             <w:rStyle w:val="Hyperlink"/>
@@ -690,7 +690,7 @@
           <w:numId w:val="2"/>
         </w:numPr>
       </w:pPr>
-      <w:hyperlink w:history="1" r:id="rIdyazf1aixnzd35iz8l-ukn">
+      <w:hyperlink w:history="1" r:id="rIdu_amuc5mf26ibp9znq6wl">
         <w:r>
           <w:rPr>
             <w:rStyle w:val="Hyperlink"/>
@@ -710,7 +710,7 @@
           <w:numId w:val="2"/>
         </w:numPr>
       </w:pPr>
-      <w:hyperlink w:history="1" r:id="rId7aoncvhaxysngncr6idx3">
+      <w:hyperlink w:history="1" r:id="rIdqm02ar33nx-ybqus3skqy">
         <w:r>
           <w:rPr>
             <w:rStyle w:val="Hyperlink"/>
@@ -730,7 +730,7 @@
           <w:numId w:val="2"/>
         </w:numPr>
       </w:pPr>
-      <w:hyperlink w:history="1" r:id="rIdywu65_upc1qdfz0etfmtp">
+      <w:hyperlink w:history="1" r:id="rId6zvzvdbr2ogn3gvzswhnr">
         <w:r>
           <w:rPr>
             <w:rStyle w:val="Hyperlink"/>
@@ -750,7 +750,7 @@
           <w:numId w:val="2"/>
         </w:numPr>
       </w:pPr>
-      <w:hyperlink w:history="1" r:id="rIdypceeox3xyif35gwvcv18">
+      <w:hyperlink w:history="1" r:id="rIdhixmnozic7ku09xxzv3y-">
         <w:r>
           <w:rPr>
             <w:rStyle w:val="Hyperlink"/>
@@ -798,7 +798,7 @@
       <w:r>
         <w:t xml:space="preserve"> — créé — </w:t>
       </w:r>
-      <w:hyperlink w:history="1" r:id="rIdrrq9ynn2lsidd96tkiagn">
+      <w:hyperlink w:history="1" r:id="rIdwssnasapntiiw82piwbdm">
         <w:r>
           <w:rPr>
             <w:rStyle w:val="Hyperlink"/>
@@ -827,7 +827,7 @@
       <w:r>
         <w:t xml:space="preserve"> — créé — </w:t>
       </w:r>
-      <w:hyperlink w:history="1" r:id="rIdbr7kpxkgc7i8nwfjlz05r">
+      <w:hyperlink w:history="1" r:id="rIdl7sr1-u5qkp4tgpn63kg3">
         <w:r>
           <w:rPr>
             <w:rStyle w:val="Hyperlink"/>
@@ -856,7 +856,7 @@
       <w:r>
         <w:t xml:space="preserve"> — créé — </w:t>
       </w:r>
-      <w:hyperlink w:history="1" r:id="rIdodwbrmuarxzefocune73b">
+      <w:hyperlink w:history="1" r:id="rId2t7yraft77v-_9btvk7dp">
         <w:r>
           <w:rPr>
             <w:rStyle w:val="Hyperlink"/>
@@ -885,7 +885,7 @@
       <w:r>
         <w:t xml:space="preserve"> — créé — </w:t>
       </w:r>
-      <w:hyperlink w:history="1" r:id="rIdz6o5siv0ibreoh4e6hchw">
+      <w:hyperlink w:history="1" r:id="rIdxofddv6xww0ii5ygk64r-">
         <w:r>
           <w:rPr>
             <w:rStyle w:val="Hyperlink"/>
@@ -914,7 +914,7 @@
       <w:r>
         <w:t xml:space="preserve"> — créé — </w:t>
       </w:r>
-      <w:hyperlink w:history="1" r:id="rIdqkjklknva53ce6mayjofh">
+      <w:hyperlink w:history="1" r:id="rIdidqi16dm6cedlkrh9tfhx">
         <w:r>
           <w:rPr>
             <w:rStyle w:val="Hyperlink"/>
@@ -951,7 +951,7 @@
       <w:r>
         <w:t xml:space="preserve"> — créé — </w:t>
       </w:r>
-      <w:hyperlink w:history="1" r:id="rIdoepvua_j_ef9luqgpp6tz">
+      <w:hyperlink w:history="1" r:id="rIdiqytrvarsyl44t8obylri">
         <w:r>
           <w:rPr>
             <w:rStyle w:val="Hyperlink"/>
@@ -980,7 +980,7 @@
       <w:r>
         <w:t xml:space="preserve"> — créé — </w:t>
       </w:r>
-      <w:hyperlink w:history="1" r:id="rIdk-n69gwfi7hhi5boyn6ba">
+      <w:hyperlink w:history="1" r:id="rId_owpou2yyntcfmvqvl9z6">
         <w:r>
           <w:rPr>
             <w:rStyle w:val="Hyperlink"/>
@@ -1009,7 +1009,7 @@
       <w:r>
         <w:t xml:space="preserve"> — modifié — </w:t>
       </w:r>
-      <w:hyperlink w:history="1" r:id="rIdyiskqdlk6s_l5rpanase2">
+      <w:hyperlink w:history="1" r:id="rId8tmicmgukitqdvdjngcpg">
         <w:r>
           <w:rPr>
             <w:rStyle w:val="Hyperlink"/>
@@ -1038,7 +1038,7 @@
       <w:r>
         <w:t xml:space="preserve"> — créé — </w:t>
       </w:r>
-      <w:hyperlink w:history="1" r:id="rId-4yujg85pcghzrerfk34q">
+      <w:hyperlink w:history="1" r:id="rIdeuhzbt1tpy70ifuv8of0p">
         <w:r>
           <w:rPr>
             <w:rStyle w:val="Hyperlink"/>
@@ -1067,7 +1067,7 @@
       <w:r>
         <w:t xml:space="preserve"> — créé — </w:t>
       </w:r>
-      <w:hyperlink w:history="1" r:id="rIdzhzhyenyocl-lqjpv4349">
+      <w:hyperlink w:history="1" r:id="rIdljas9f9cl17am-tlmow56">
         <w:r>
           <w:rPr>
             <w:rStyle w:val="Hyperlink"/>
@@ -1096,7 +1096,7 @@
       <w:r>
         <w:t xml:space="preserve"> — créé — </w:t>
       </w:r>
-      <w:hyperlink w:history="1" r:id="rIdrn32zwq9wdc42wyp8ve3l">
+      <w:hyperlink w:history="1" r:id="rIdf3cvns12djm2beec4nei6">
         <w:r>
           <w:rPr>
             <w:rStyle w:val="Hyperlink"/>
@@ -1125,7 +1125,7 @@
       <w:r>
         <w:t xml:space="preserve"> — créé — </w:t>
       </w:r>
-      <w:hyperlink w:history="1" r:id="rIdawrvymqumitdjo_mjvtek">
+      <w:hyperlink w:history="1" r:id="rIdijvicc28k9buqxqp57oa8">
         <w:r>
           <w:rPr>
             <w:rStyle w:val="Hyperlink"/>
@@ -1154,7 +1154,7 @@
       <w:r>
         <w:t xml:space="preserve"> — créé — </w:t>
       </w:r>
-      <w:hyperlink w:history="1" r:id="rIdv7cjzf0m--95lbo78c3tv">
+      <w:hyperlink w:history="1" r:id="rId_kyfsbxiy11gwqh57dm3v">
         <w:r>
           <w:rPr>
             <w:rStyle w:val="Hyperlink"/>
@@ -1183,7 +1183,7 @@
       <w:r>
         <w:t xml:space="preserve"> — créé — </w:t>
       </w:r>
-      <w:hyperlink w:history="1" r:id="rIdebjwq9crmdxmlyvjnsh58">
+      <w:hyperlink w:history="1" r:id="rIdgp_brizze_s3qcg_dmuza">
         <w:r>
           <w:rPr>
             <w:rStyle w:val="Hyperlink"/>
@@ -1212,7 +1212,7 @@
       <w:r>
         <w:t xml:space="preserve"> — créé — </w:t>
       </w:r>
-      <w:hyperlink w:history="1" r:id="rIdw2y_semqh6o60yusnjmvp">
+      <w:hyperlink w:history="1" r:id="rIdlxr1tjap--pkrovb87czh">
         <w:r>
           <w:rPr>
             <w:rStyle w:val="Hyperlink"/>
@@ -1241,7 +1241,7 @@
       <w:r>
         <w:t xml:space="preserve"> — créé — </w:t>
       </w:r>
-      <w:hyperlink w:history="1" r:id="rIdq_uebxwd3sl1xegt-bhas">
+      <w:hyperlink w:history="1" r:id="rId53nauocd4cad_hdg1m4uj">
         <w:r>
           <w:rPr>
             <w:rStyle w:val="Hyperlink"/>
@@ -1270,7 +1270,7 @@
       <w:r>
         <w:t xml:space="preserve"> — créé — </w:t>
       </w:r>
-      <w:hyperlink w:history="1" r:id="rIdqybfih26vvctc4vev8kc_">
+      <w:hyperlink w:history="1" r:id="rIdc_lryqygp-fanxk06lh_t">
         <w:r>
           <w:rPr>
             <w:rStyle w:val="Hyperlink"/>
@@ -1299,7 +1299,7 @@
       <w:r>
         <w:t xml:space="preserve"> — créé — </w:t>
       </w:r>
-      <w:hyperlink w:history="1" r:id="rIdtb2ndchub452ffsip7fuh">
+      <w:hyperlink w:history="1" r:id="rId08cfxpvpoxlimm1h8nimx">
         <w:r>
           <w:rPr>
             <w:rStyle w:val="Hyperlink"/>
@@ -1328,7 +1328,7 @@
       <w:r>
         <w:t xml:space="preserve"> — créé — </w:t>
       </w:r>
-      <w:hyperlink w:history="1" r:id="rId_vxii2f4gs-eps_cbo9qu">
+      <w:hyperlink w:history="1" r:id="rIdvigimc3ea46jnmdcfwql5">
         <w:r>
           <w:rPr>
             <w:rStyle w:val="Hyperlink"/>
@@ -1357,7 +1357,7 @@
       <w:r>
         <w:t xml:space="preserve"> — créé — </w:t>
       </w:r>
-      <w:hyperlink w:history="1" r:id="rIdgllarbq8yyj7zbdlyzmjf">
+      <w:hyperlink w:history="1" r:id="rIdfkxry8vzv-f5vgasuxz4i">
         <w:r>
           <w:rPr>
             <w:rStyle w:val="Hyperlink"/>
@@ -1386,7 +1386,7 @@
       <w:r>
         <w:t xml:space="preserve"> — créé — </w:t>
       </w:r>
-      <w:hyperlink w:history="1" r:id="rIda7fjubmj2kxtqggs76obq">
+      <w:hyperlink w:history="1" r:id="rIdctrkc5t0f1snhzeohlmsc">
         <w:r>
           <w:rPr>
             <w:rStyle w:val="Hyperlink"/>
@@ -1415,7 +1415,7 @@
       <w:r>
         <w:t xml:space="preserve"> — créé — </w:t>
       </w:r>
-      <w:hyperlink w:history="1" r:id="rIdqks0wrpnh-zspw2pmkoes">
+      <w:hyperlink w:history="1" r:id="rIdcpzfphddkpmjnfcjzrr4s">
         <w:r>
           <w:rPr>
             <w:rStyle w:val="Hyperlink"/>
@@ -1444,7 +1444,7 @@
       <w:r>
         <w:t xml:space="preserve"> — créé — </w:t>
       </w:r>
-      <w:hyperlink w:history="1" r:id="rIdx9dxd1v0odb3vi2chnuar">
+      <w:hyperlink w:history="1" r:id="rIdw9yrgnwesu589umolxfqv">
         <w:r>
           <w:rPr>
             <w:rStyle w:val="Hyperlink"/>
@@ -1473,7 +1473,7 @@
       <w:r>
         <w:t xml:space="preserve"> — créé — </w:t>
       </w:r>
-      <w:hyperlink w:history="1" r:id="rIdqhrkdpj2fyavsegb70uew">
+      <w:hyperlink w:history="1" r:id="rIdyp7sf8h3by7bzvtkzaevi">
         <w:r>
           <w:rPr>
             <w:rStyle w:val="Hyperlink"/>
@@ -1502,7 +1502,7 @@
       <w:r>
         <w:t xml:space="preserve"> — créé — </w:t>
       </w:r>
-      <w:hyperlink w:history="1" r:id="rIdnjasllle1ssxi6axpihop">
+      <w:hyperlink w:history="1" r:id="rIdglsignf9orae-wontlnql">
         <w:r>
           <w:rPr>
             <w:rStyle w:val="Hyperlink"/>
@@ -1531,7 +1531,7 @@
       <w:r>
         <w:t xml:space="preserve"> — créé — </w:t>
       </w:r>
-      <w:hyperlink w:history="1" r:id="rIdihtxgmnwdxiwziqssoorf">
+      <w:hyperlink w:history="1" r:id="rId4b_3toecfvcn26t2ysgr3">
         <w:r>
           <w:rPr>
             <w:rStyle w:val="Hyperlink"/>
@@ -1560,7 +1560,7 @@
       <w:r>
         <w:t xml:space="preserve"> — créé — </w:t>
       </w:r>
-      <w:hyperlink w:history="1" r:id="rId3cujaqe-o7qsywxew10c8">
+      <w:hyperlink w:history="1" r:id="rIdd5bxvyba0yqvhdhnlezb7">
         <w:r>
           <w:rPr>
             <w:rStyle w:val="Hyperlink"/>
@@ -1589,7 +1589,7 @@
       <w:r>
         <w:t xml:space="preserve"> — créé — </w:t>
       </w:r>
-      <w:hyperlink w:history="1" r:id="rId0iczdinc-rxe3k3d36end">
+      <w:hyperlink w:history="1" r:id="rIdfqkcit2lekgxqznz3jv_g">
         <w:r>
           <w:rPr>
             <w:rStyle w:val="Hyperlink"/>
@@ -1618,7 +1618,7 @@
       <w:r>
         <w:t xml:space="preserve"> — créé — </w:t>
       </w:r>
-      <w:hyperlink w:history="1" r:id="rIde5riwkb_ws5wd4grk1h4f">
+      <w:hyperlink w:history="1" r:id="rIddwestvx8lt_uinmyndpnb">
         <w:r>
           <w:rPr>
             <w:rStyle w:val="Hyperlink"/>
@@ -1647,7 +1647,7 @@
       <w:r>
         <w:t xml:space="preserve"> — créé — </w:t>
       </w:r>
-      <w:hyperlink w:history="1" r:id="rIdyoiomdgzk17pew9nynwt3">
+      <w:hyperlink w:history="1" r:id="rIdeirvzhaq6wd0unzvlnzan">
         <w:r>
           <w:rPr>
             <w:rStyle w:val="Hyperlink"/>
@@ -1676,7 +1676,7 @@
       <w:r>
         <w:t xml:space="preserve"> — créé — </w:t>
       </w:r>
-      <w:hyperlink w:history="1" r:id="rIdl05rzmtepnlwbgr6j5zog">
+      <w:hyperlink w:history="1" r:id="rIdw_1dqgrq2fn2m5gpsdl5s">
         <w:r>
           <w:rPr>
             <w:rStyle w:val="Hyperlink"/>
@@ -1705,7 +1705,7 @@
       <w:r>
         <w:t xml:space="preserve"> — créé — </w:t>
       </w:r>
-      <w:hyperlink w:history="1" r:id="rIddyqkf64n4i1ihmlbl_ffi">
+      <w:hyperlink w:history="1" r:id="rId2uf3rekxi4qjx82tcxmdo">
         <w:r>
           <w:rPr>
             <w:rStyle w:val="Hyperlink"/>
@@ -1734,7 +1734,7 @@
       <w:r>
         <w:t xml:space="preserve"> — créé — </w:t>
       </w:r>
-      <w:hyperlink w:history="1" r:id="rIdwbocyerrektsb4v1nnwan">
+      <w:hyperlink w:history="1" r:id="rIdnbm7o-xbu3miotpz19wsi">
         <w:r>
           <w:rPr>
             <w:rStyle w:val="Hyperlink"/>
@@ -1763,7 +1763,7 @@
       <w:r>
         <w:t xml:space="preserve"> — créé — </w:t>
       </w:r>
-      <w:hyperlink w:history="1" r:id="rIdb1z5mc8vbh4azarllzkns">
+      <w:hyperlink w:history="1" r:id="rIdtcnfevkyude4fbgkhfsq6">
         <w:r>
           <w:rPr>
             <w:rStyle w:val="Hyperlink"/>
@@ -1792,7 +1792,7 @@
       <w:r>
         <w:t xml:space="preserve"> — créé — </w:t>
       </w:r>
-      <w:hyperlink w:history="1" r:id="rIdfvnmuz5mancmvp7mqgoly">
+      <w:hyperlink w:history="1" r:id="rId4xb1r6qxh3krb2clko5qf">
         <w:r>
           <w:rPr>
             <w:rStyle w:val="Hyperlink"/>
@@ -1821,7 +1821,7 @@
       <w:r>
         <w:t xml:space="preserve"> — créé — </w:t>
       </w:r>
-      <w:hyperlink w:history="1" r:id="rIdgc11ceaxl_w1tczjys9w3">
+      <w:hyperlink w:history="1" r:id="rId6w6yachrsckrepw5y10op">
         <w:r>
           <w:rPr>
             <w:rStyle w:val="Hyperlink"/>
@@ -1850,7 +1850,7 @@
       <w:r>
         <w:t xml:space="preserve"> — créé — </w:t>
       </w:r>
-      <w:hyperlink w:history="1" r:id="rId5gau4pnw6hl1g7lknp-9n">
+      <w:hyperlink w:history="1" r:id="rIdglsapmjadbdiftupmeonl">
         <w:r>
           <w:rPr>
             <w:rStyle w:val="Hyperlink"/>
@@ -1879,7 +1879,7 @@
       <w:r>
         <w:t xml:space="preserve"> — créé — </w:t>
       </w:r>
-      <w:hyperlink w:history="1" r:id="rIdmttsp1zsgnunghicinm80">
+      <w:hyperlink w:history="1" r:id="rIdckt5nd0k_kc_ve3naj4n8">
         <w:r>
           <w:rPr>
             <w:rStyle w:val="Hyperlink"/>
@@ -1908,7 +1908,7 @@
       <w:r>
         <w:t xml:space="preserve"> — créé — </w:t>
       </w:r>
-      <w:hyperlink w:history="1" r:id="rIdw7kd8srxtopk2swyytty3">
+      <w:hyperlink w:history="1" r:id="rIdbctashyx-hqyqsxjxpfyp">
         <w:r>
           <w:rPr>
             <w:rStyle w:val="Hyperlink"/>
@@ -1937,7 +1937,7 @@
       <w:r>
         <w:t xml:space="preserve"> — créé — </w:t>
       </w:r>
-      <w:hyperlink w:history="1" r:id="rIdybdx7hu1c0pvocyy_c35j">
+      <w:hyperlink w:history="1" r:id="rIdainq_pw5rfkhibjl76yfr">
         <w:r>
           <w:rPr>
             <w:rStyle w:val="Hyperlink"/>
@@ -1966,7 +1966,7 @@
       <w:r>
         <w:t xml:space="preserve"> — créé — </w:t>
       </w:r>
-      <w:hyperlink w:history="1" r:id="rIdrvwgbwzjh48doz7dfbnff">
+      <w:hyperlink w:history="1" r:id="rIdriluomh6faeygskphbmxm">
         <w:r>
           <w:rPr>
             <w:rStyle w:val="Hyperlink"/>
@@ -1995,7 +1995,7 @@
       <w:r>
         <w:t xml:space="preserve"> — créé — </w:t>
       </w:r>
-      <w:hyperlink w:history="1" r:id="rIdzacrqttxqzaoduhu9owe3">
+      <w:hyperlink w:history="1" r:id="rIdgxa9cr6ftrcyfkig1gqdx">
         <w:r>
           <w:rPr>
             <w:rStyle w:val="Hyperlink"/>
@@ -2024,7 +2024,7 @@
       <w:r>
         <w:t xml:space="preserve"> — créé — </w:t>
       </w:r>
-      <w:hyperlink w:history="1" r:id="rId-osrjmy_7afrkbzeirizz">
+      <w:hyperlink w:history="1" r:id="rIdwgg6nszf8yrk4vj5lv_qb">
         <w:r>
           <w:rPr>
             <w:rStyle w:val="Hyperlink"/>
@@ -2053,7 +2053,7 @@
       <w:r>
         <w:t xml:space="preserve"> — créé — </w:t>
       </w:r>
-      <w:hyperlink w:history="1" r:id="rIdk5aduocahlouugsdbohtf">
+      <w:hyperlink w:history="1" r:id="rIdrjzdzmezlhas8-rycrwu2">
         <w:r>
           <w:rPr>
             <w:rStyle w:val="Hyperlink"/>
@@ -2082,7 +2082,7 @@
       <w:r>
         <w:t xml:space="preserve"> — créé — </w:t>
       </w:r>
-      <w:hyperlink w:history="1" r:id="rIdgatpfnw015ljsutggxzgo">
+      <w:hyperlink w:history="1" r:id="rIdf-wcrjoxh9_viger1obt3">
         <w:r>
           <w:rPr>
             <w:rStyle w:val="Hyperlink"/>
@@ -2111,7 +2111,7 @@
       <w:r>
         <w:t xml:space="preserve"> — créé — </w:t>
       </w:r>
-      <w:hyperlink w:history="1" r:id="rIdqllkomzsbgtifmb57xbjn">
+      <w:hyperlink w:history="1" r:id="rIduvws9sulzbwnsg4d9g8ef">
         <w:r>
           <w:rPr>
             <w:rStyle w:val="Hyperlink"/>
@@ -2140,7 +2140,7 @@
       <w:r>
         <w:t xml:space="preserve"> — créé — </w:t>
       </w:r>
-      <w:hyperlink w:history="1" r:id="rIdiuootkulv2n8pdljqfgo8">
+      <w:hyperlink w:history="1" r:id="rId0ccmlcum0r42fd3qouifk">
         <w:r>
           <w:rPr>
             <w:rStyle w:val="Hyperlink"/>
@@ -2169,7 +2169,7 @@
       <w:r>
         <w:t xml:space="preserve"> — créé — </w:t>
       </w:r>
-      <w:hyperlink w:history="1" r:id="rIdncf-wihlxdlowvukzgtcb">
+      <w:hyperlink w:history="1" r:id="rIdog_5a4viuktslpn1e0ttn">
         <w:r>
           <w:rPr>
             <w:rStyle w:val="Hyperlink"/>
@@ -2198,7 +2198,7 @@
       <w:r>
         <w:t xml:space="preserve"> — créé — </w:t>
       </w:r>
-      <w:hyperlink w:history="1" r:id="rIdkkhbo0q8ixqkpf5yrzsnw">
+      <w:hyperlink w:history="1" r:id="rIdn1qwdxy1pt0h-awayzuc_">
         <w:r>
           <w:rPr>
             <w:rStyle w:val="Hyperlink"/>
@@ -2227,7 +2227,7 @@
       <w:r>
         <w:t xml:space="preserve"> — créé — </w:t>
       </w:r>
-      <w:hyperlink w:history="1" r:id="rIdkj4tdwc8fcx8ohvz11bey">
+      <w:hyperlink w:history="1" r:id="rIdgs1qcfkq8s5uosujy-6nm">
         <w:r>
           <w:rPr>
             <w:rStyle w:val="Hyperlink"/>
@@ -2256,7 +2256,7 @@
       <w:r>
         <w:t xml:space="preserve"> — créé — </w:t>
       </w:r>
-      <w:hyperlink w:history="1" r:id="rId7cultlzskpu7_iko6szjk">
+      <w:hyperlink w:history="1" r:id="rIdwvsu_gcxynrrsghgg7hvs">
         <w:r>
           <w:rPr>
             <w:rStyle w:val="Hyperlink"/>
@@ -2285,7 +2285,7 @@
       <w:r>
         <w:t xml:space="preserve"> — créé — </w:t>
       </w:r>
-      <w:hyperlink w:history="1" r:id="rIdqwkt99okoch65vdh5d4ds">
+      <w:hyperlink w:history="1" r:id="rIdodjjj8ufnw38d-zif1zjt">
         <w:r>
           <w:rPr>
             <w:rStyle w:val="Hyperlink"/>
@@ -2314,7 +2314,7 @@
       <w:r>
         <w:t xml:space="preserve"> — créé — </w:t>
       </w:r>
-      <w:hyperlink w:history="1" r:id="rIda0kox8du4vzase2ewx0c6">
+      <w:hyperlink w:history="1" r:id="rIdjn7fbiipvotxtd4hv7zoe">
         <w:r>
           <w:rPr>
             <w:rStyle w:val="Hyperlink"/>
@@ -2343,7 +2343,7 @@
       <w:r>
         <w:t xml:space="preserve"> — créé — </w:t>
       </w:r>
-      <w:hyperlink w:history="1" r:id="rId9p7xoryp5sbgxwejoxlzq">
+      <w:hyperlink w:history="1" r:id="rIdohijo6qo7tb9lljob9g07">
         <w:r>
           <w:rPr>
             <w:rStyle w:val="Hyperlink"/>
@@ -2372,7 +2372,7 @@
       <w:r>
         <w:t xml:space="preserve"> — créé — </w:t>
       </w:r>
-      <w:hyperlink w:history="1" r:id="rIdsnjfyc-w-aa_iomljbmvi">
+      <w:hyperlink w:history="1" r:id="rId6zmu50vb-zros-tjdcv4p">
         <w:r>
           <w:rPr>
             <w:rStyle w:val="Hyperlink"/>
@@ -2401,7 +2401,7 @@
       <w:r>
         <w:t xml:space="preserve"> — créé — </w:t>
       </w:r>
-      <w:hyperlink w:history="1" r:id="rIdxt76-ceb-urw32gwyybdz">
+      <w:hyperlink w:history="1" r:id="rIddmdtpzwm4nj8ywgrkkk3y">
         <w:r>
           <w:rPr>
             <w:rStyle w:val="Hyperlink"/>
@@ -2430,7 +2430,7 @@
       <w:r>
         <w:t xml:space="preserve"> — créé — </w:t>
       </w:r>
-      <w:hyperlink w:history="1" r:id="rIdr8c3vtsxncahvwdc6nngt">
+      <w:hyperlink w:history="1" r:id="rIdjoxpylqamtzyf77tg3-wf">
         <w:r>
           <w:rPr>
             <w:rStyle w:val="Hyperlink"/>
@@ -2459,7 +2459,7 @@
       <w:r>
         <w:t xml:space="preserve"> — créé — </w:t>
       </w:r>
-      <w:hyperlink w:history="1" r:id="rIdviek6did1-b93zg38gv1r">
+      <w:hyperlink w:history="1" r:id="rIdatyc43iem8szkez6pz5sl">
         <w:r>
           <w:rPr>
             <w:rStyle w:val="Hyperlink"/>
@@ -2488,7 +2488,7 @@
       <w:r>
         <w:t xml:space="preserve"> — créé — </w:t>
       </w:r>
-      <w:hyperlink w:history="1" r:id="rId8s5x6hyxbhy-lvptp3wak">
+      <w:hyperlink w:history="1" r:id="rIdttooknz7jrcqeuanwkqjt">
         <w:r>
           <w:rPr>
             <w:rStyle w:val="Hyperlink"/>
@@ -2517,7 +2517,7 @@
       <w:r>
         <w:t xml:space="preserve"> — créé — </w:t>
       </w:r>
-      <w:hyperlink w:history="1" r:id="rIdj9uxqsqpe8jagrhlxna0a">
+      <w:hyperlink w:history="1" r:id="rId2aia32lijjx4ikwmc0cdg">
         <w:r>
           <w:rPr>
             <w:rStyle w:val="Hyperlink"/>
@@ -2546,7 +2546,7 @@
       <w:r>
         <w:t xml:space="preserve"> — créé — </w:t>
       </w:r>
-      <w:hyperlink w:history="1" r:id="rIdelnfr7mkyac5gx7fme2ry">
+      <w:hyperlink w:history="1" r:id="rIduecb8op0vnq6vebgi6jra">
         <w:r>
           <w:rPr>
             <w:rStyle w:val="Hyperlink"/>
@@ -2575,7 +2575,7 @@
       <w:r>
         <w:t xml:space="preserve"> — créé — </w:t>
       </w:r>
-      <w:hyperlink w:history="1" r:id="rIdewg2m23lofbhwxcdgudzx">
+      <w:hyperlink w:history="1" r:id="rIdi5l7kaj5o97acwq6q-uir">
         <w:r>
           <w:rPr>
             <w:rStyle w:val="Hyperlink"/>
@@ -2604,7 +2604,7 @@
       <w:r>
         <w:t xml:space="preserve"> — créé — </w:t>
       </w:r>
-      <w:hyperlink w:history="1" r:id="rIdzyq2jrdb58udzohvi9jc3">
+      <w:hyperlink w:history="1" r:id="rIdz_6cxshryi3s-zsm3w3rb">
         <w:r>
           <w:rPr>
             <w:rStyle w:val="Hyperlink"/>
@@ -2633,7 +2633,7 @@
       <w:r>
         <w:t xml:space="preserve"> — créé — </w:t>
       </w:r>
-      <w:hyperlink w:history="1" r:id="rId7tadrfphoilniopkzjvj-">
+      <w:hyperlink w:history="1" r:id="rIdutgecudjv7jduujdzepvx">
         <w:r>
           <w:rPr>
             <w:rStyle w:val="Hyperlink"/>
@@ -2662,7 +2662,7 @@
       <w:r>
         <w:t xml:space="preserve"> — créé — </w:t>
       </w:r>
-      <w:hyperlink w:history="1" r:id="rIdgjn9_owerqedxa-cppgid">
+      <w:hyperlink w:history="1" r:id="rIdo9xzbfpmqkpvob27ao1lg">
         <w:r>
           <w:rPr>
             <w:rStyle w:val="Hyperlink"/>
@@ -2691,7 +2691,7 @@
       <w:r>
         <w:t xml:space="preserve"> — créé — </w:t>
       </w:r>
-      <w:hyperlink w:history="1" r:id="rIde2pde-ojeffmrxrqdamuh">
+      <w:hyperlink w:history="1" r:id="rId94ad36jg_zj21nhvsttro">
         <w:r>
           <w:rPr>
             <w:rStyle w:val="Hyperlink"/>
@@ -2720,7 +2720,7 @@
       <w:r>
         <w:t xml:space="preserve"> — créé — </w:t>
       </w:r>
-      <w:hyperlink w:history="1" r:id="rIdvrd-jzrmmhszpahpyvsh2">
+      <w:hyperlink w:history="1" r:id="rIdxk4q8o6clxlmcktnzkm-h">
         <w:r>
           <w:rPr>
             <w:rStyle w:val="Hyperlink"/>
@@ -2749,7 +2749,7 @@
       <w:r>
         <w:t xml:space="preserve"> — créé — </w:t>
       </w:r>
-      <w:hyperlink w:history="1" r:id="rId0ks5s4fgk1n2ew1b8iurx">
+      <w:hyperlink w:history="1" r:id="rIdoyxiernmv7crd2pvk6jkx">
         <w:r>
           <w:rPr>
             <w:rStyle w:val="Hyperlink"/>
@@ -2778,7 +2778,7 @@
       <w:r>
         <w:t xml:space="preserve"> — créé — </w:t>
       </w:r>
-      <w:hyperlink w:history="1" r:id="rIds52yle1unmtqzqo4axdl8">
+      <w:hyperlink w:history="1" r:id="rIdoqy8lxslyfa-hnnrfeglw">
         <w:r>
           <w:rPr>
             <w:rStyle w:val="Hyperlink"/>
@@ -2807,7 +2807,7 @@
       <w:r>
         <w:t xml:space="preserve"> — créé — </w:t>
       </w:r>
-      <w:hyperlink w:history="1" r:id="rIdssyhxtojlr2zdzfcdvycb">
+      <w:hyperlink w:history="1" r:id="rIdniisgole_hma765ozvuep">
         <w:r>
           <w:rPr>
             <w:rStyle w:val="Hyperlink"/>
@@ -2836,7 +2836,7 @@
       <w:r>
         <w:t xml:space="preserve"> — créé — </w:t>
       </w:r>
-      <w:hyperlink w:history="1" r:id="rId1dxaamiv6v9uzwq9-zlco">
+      <w:hyperlink w:history="1" r:id="rId1hmhst8adjtufgrsiv0se">
         <w:r>
           <w:rPr>
             <w:rStyle w:val="Hyperlink"/>
@@ -2865,7 +2865,7 @@
       <w:r>
         <w:t xml:space="preserve"> — créé — </w:t>
       </w:r>
-      <w:hyperlink w:history="1" r:id="rIderxpdbaueurgeu888lkct">
+      <w:hyperlink w:history="1" r:id="rId0vd-hoxmw06ixcj-iogpq">
         <w:r>
           <w:rPr>
             <w:rStyle w:val="Hyperlink"/>
@@ -2894,7 +2894,7 @@
       <w:r>
         <w:t xml:space="preserve"> — créé — </w:t>
       </w:r>
-      <w:hyperlink w:history="1" r:id="rIdt4hy_83wmqyzdzucjraz1">
+      <w:hyperlink w:history="1" r:id="rId-_s4goixh6mh-t68xnhmf">
         <w:r>
           <w:rPr>
             <w:rStyle w:val="Hyperlink"/>
@@ -2923,7 +2923,7 @@
       <w:r>
         <w:t xml:space="preserve"> — créé — </w:t>
       </w:r>
-      <w:hyperlink w:history="1" r:id="rId9tsoepmla6fkxbulh0b2q">
+      <w:hyperlink w:history="1" r:id="rIdfaqztrlml5hizfz5n134i">
         <w:r>
           <w:rPr>
             <w:rStyle w:val="Hyperlink"/>
@@ -2952,7 +2952,7 @@
       <w:r>
         <w:t xml:space="preserve"> — créé — </w:t>
       </w:r>
-      <w:hyperlink w:history="1" r:id="rIdihln4wuwm0rkph5jpahix">
+      <w:hyperlink w:history="1" r:id="rIdhq2ph1mgvo2tfhylbqx2k">
         <w:r>
           <w:rPr>
             <w:rStyle w:val="Hyperlink"/>
@@ -2981,7 +2981,7 @@
       <w:r>
         <w:t xml:space="preserve"> — créé — </w:t>
       </w:r>
-      <w:hyperlink w:history="1" r:id="rIdqnhacrvcmr1w7b7ugvg7t">
+      <w:hyperlink w:history="1" r:id="rIdlmr1qvj5-yjlo6tav8ukr">
         <w:r>
           <w:rPr>
             <w:rStyle w:val="Hyperlink"/>
@@ -3010,7 +3010,7 @@
       <w:r>
         <w:t xml:space="preserve"> — créé — </w:t>
       </w:r>
-      <w:hyperlink w:history="1" r:id="rIdea1mx367zetc7koh357mm">
+      <w:hyperlink w:history="1" r:id="rId8y1insa-9bzwk2eq7pb4y">
         <w:r>
           <w:rPr>
             <w:rStyle w:val="Hyperlink"/>
@@ -3039,7 +3039,7 @@
       <w:r>
         <w:t xml:space="preserve"> — créé — </w:t>
       </w:r>
-      <w:hyperlink w:history="1" r:id="rIdphixlukaxh5w798hncspb">
+      <w:hyperlink w:history="1" r:id="rIdldft__wxolswtrymxju2z">
         <w:r>
           <w:rPr>
             <w:rStyle w:val="Hyperlink"/>
@@ -3068,7 +3068,7 @@
       <w:r>
         <w:t xml:space="preserve"> — modifié — </w:t>
       </w:r>
-      <w:hyperlink w:history="1" r:id="rId22j9r37cvvop4jnw5fsa2">
+      <w:hyperlink w:history="1" r:id="rIdiszpyzpzdahppzrdipcnj">
         <w:r>
           <w:rPr>
             <w:rStyle w:val="Hyperlink"/>
@@ -3097,7 +3097,7 @@
       <w:r>
         <w:t xml:space="preserve"> — modifié — </w:t>
       </w:r>
-      <w:hyperlink w:history="1" r:id="rId1fjiiuusoitddy0djk95c">
+      <w:hyperlink w:history="1" r:id="rIdtap0pntz-1wc0svdvkuny">
         <w:r>
           <w:rPr>
             <w:rStyle w:val="Hyperlink"/>
@@ -3134,7 +3134,7 @@
       <w:r>
         <w:t xml:space="preserve"> — modifié — </w:t>
       </w:r>
-      <w:hyperlink w:history="1" r:id="rIddzb73_vxnh3l9edjzblhq">
+      <w:hyperlink w:history="1" r:id="rIdjxw0ulgiymi1anwxhtkxg">
         <w:r>
           <w:rPr>
             <w:rStyle w:val="Hyperlink"/>
@@ -3163,7 +3163,7 @@
       <w:r>
         <w:t xml:space="preserve"> — modifié — </w:t>
       </w:r>
-      <w:hyperlink w:history="1" r:id="rIdjn00tnph6akodpcwvbv8e">
+      <w:hyperlink w:history="1" r:id="rIdbg9mh4dpb4yqxpavzrovb">
         <w:r>
           <w:rPr>
             <w:rStyle w:val="Hyperlink"/>

--- a/docs/developpement/phases/word/PHASE_31_SUIVI_DU_DEVELOPPEMENT_ET_PREPARATION_DE_LAUDIT_CODEX.docx
+++ b/docs/developpement/phases/word/PHASE_31_SUIVI_DU_DEVELOPPEMENT_ET_PREPARATION_DE_LAUDIT_CODEX.docx
@@ -20,7 +20,7 @@
       <w:r>
         <w:t xml:space="preserve">FlaiX Expert · dossier de développement · généré le 2026-10-25 depuis le dépôt </w:t>
       </w:r>
-      <w:hyperlink w:history="1" r:id="rId6rpw89-cejnx0ldttu1zj">
+      <w:hyperlink w:history="1" r:id="rIdvbqlf7ibhhhvsjkoy_4qf">
         <w:r>
           <w:rPr>
             <w:rStyle w:val="Hyperlink"/>
@@ -690,7 +690,7 @@
           <w:numId w:val="2"/>
         </w:numPr>
       </w:pPr>
-      <w:hyperlink w:history="1" r:id="rIdu_amuc5mf26ibp9znq6wl">
+      <w:hyperlink w:history="1" r:id="rIdnr0f6nloxces192rfqhmo">
         <w:r>
           <w:rPr>
             <w:rStyle w:val="Hyperlink"/>
@@ -710,7 +710,7 @@
           <w:numId w:val="2"/>
         </w:numPr>
       </w:pPr>
-      <w:hyperlink w:history="1" r:id="rIdqm02ar33nx-ybqus3skqy">
+      <w:hyperlink w:history="1" r:id="rId3r_bk56lk5rustaw3d4li">
         <w:r>
           <w:rPr>
             <w:rStyle w:val="Hyperlink"/>
@@ -730,7 +730,7 @@
           <w:numId w:val="2"/>
         </w:numPr>
       </w:pPr>
-      <w:hyperlink w:history="1" r:id="rId6zvzvdbr2ogn3gvzswhnr">
+      <w:hyperlink w:history="1" r:id="rIdbx0yu-mbihe1feiplez9w">
         <w:r>
           <w:rPr>
             <w:rStyle w:val="Hyperlink"/>
@@ -750,7 +750,7 @@
           <w:numId w:val="2"/>
         </w:numPr>
       </w:pPr>
-      <w:hyperlink w:history="1" r:id="rIdhixmnozic7ku09xxzv3y-">
+      <w:hyperlink w:history="1" r:id="rIdnbyzrixk_j-zkaekspz74">
         <w:r>
           <w:rPr>
             <w:rStyle w:val="Hyperlink"/>
@@ -798,7 +798,7 @@
       <w:r>
         <w:t xml:space="preserve"> — créé — </w:t>
       </w:r>
-      <w:hyperlink w:history="1" r:id="rIdwssnasapntiiw82piwbdm">
+      <w:hyperlink w:history="1" r:id="rId9khuhedlljlx-cnku8nod">
         <w:r>
           <w:rPr>
             <w:rStyle w:val="Hyperlink"/>
@@ -827,7 +827,7 @@
       <w:r>
         <w:t xml:space="preserve"> — créé — </w:t>
       </w:r>
-      <w:hyperlink w:history="1" r:id="rIdl7sr1-u5qkp4tgpn63kg3">
+      <w:hyperlink w:history="1" r:id="rIdqwnqhpmzt-zppnoujirww">
         <w:r>
           <w:rPr>
             <w:rStyle w:val="Hyperlink"/>
@@ -856,7 +856,7 @@
       <w:r>
         <w:t xml:space="preserve"> — créé — </w:t>
       </w:r>
-      <w:hyperlink w:history="1" r:id="rId2t7yraft77v-_9btvk7dp">
+      <w:hyperlink w:history="1" r:id="rIdt7thni8zsd09qffp27pcn">
         <w:r>
           <w:rPr>
             <w:rStyle w:val="Hyperlink"/>
@@ -885,7 +885,7 @@
       <w:r>
         <w:t xml:space="preserve"> — créé — </w:t>
       </w:r>
-      <w:hyperlink w:history="1" r:id="rIdxofddv6xww0ii5ygk64r-">
+      <w:hyperlink w:history="1" r:id="rIdmxwnihrhr9vrps_1lvrmc">
         <w:r>
           <w:rPr>
             <w:rStyle w:val="Hyperlink"/>
@@ -914,7 +914,7 @@
       <w:r>
         <w:t xml:space="preserve"> — créé — </w:t>
       </w:r>
-      <w:hyperlink w:history="1" r:id="rIdidqi16dm6cedlkrh9tfhx">
+      <w:hyperlink w:history="1" r:id="rIdurkp-ha-ljinndby5iut1">
         <w:r>
           <w:rPr>
             <w:rStyle w:val="Hyperlink"/>
@@ -951,7 +951,7 @@
       <w:r>
         <w:t xml:space="preserve"> — créé — </w:t>
       </w:r>
-      <w:hyperlink w:history="1" r:id="rIdiqytrvarsyl44t8obylri">
+      <w:hyperlink w:history="1" r:id="rIds-3c_jx9nba7g4ddxb2s8">
         <w:r>
           <w:rPr>
             <w:rStyle w:val="Hyperlink"/>
@@ -980,7 +980,7 @@
       <w:r>
         <w:t xml:space="preserve"> — créé — </w:t>
       </w:r>
-      <w:hyperlink w:history="1" r:id="rId_owpou2yyntcfmvqvl9z6">
+      <w:hyperlink w:history="1" r:id="rIdqzbdngt78ubzvbnlj9d7c">
         <w:r>
           <w:rPr>
             <w:rStyle w:val="Hyperlink"/>
@@ -1009,7 +1009,7 @@
       <w:r>
         <w:t xml:space="preserve"> — modifié — </w:t>
       </w:r>
-      <w:hyperlink w:history="1" r:id="rId8tmicmgukitqdvdjngcpg">
+      <w:hyperlink w:history="1" r:id="rIdyknbpoi2lq4dabng9_rsa">
         <w:r>
           <w:rPr>
             <w:rStyle w:val="Hyperlink"/>
@@ -1038,7 +1038,7 @@
       <w:r>
         <w:t xml:space="preserve"> — créé — </w:t>
       </w:r>
-      <w:hyperlink w:history="1" r:id="rIdeuhzbt1tpy70ifuv8of0p">
+      <w:hyperlink w:history="1" r:id="rIdpam9lvnljpqkffcooofxl">
         <w:r>
           <w:rPr>
             <w:rStyle w:val="Hyperlink"/>
@@ -1067,7 +1067,7 @@
       <w:r>
         <w:t xml:space="preserve"> — créé — </w:t>
       </w:r>
-      <w:hyperlink w:history="1" r:id="rIdljas9f9cl17am-tlmow56">
+      <w:hyperlink w:history="1" r:id="rId4-qtqfnuxxuxjtexds56l">
         <w:r>
           <w:rPr>
             <w:rStyle w:val="Hyperlink"/>
@@ -1096,7 +1096,7 @@
       <w:r>
         <w:t xml:space="preserve"> — créé — </w:t>
       </w:r>
-      <w:hyperlink w:history="1" r:id="rIdf3cvns12djm2beec4nei6">
+      <w:hyperlink w:history="1" r:id="rId0zsvd9llxh04iwts_n73k">
         <w:r>
           <w:rPr>
             <w:rStyle w:val="Hyperlink"/>
@@ -1125,7 +1125,7 @@
       <w:r>
         <w:t xml:space="preserve"> — créé — </w:t>
       </w:r>
-      <w:hyperlink w:history="1" r:id="rIdijvicc28k9buqxqp57oa8">
+      <w:hyperlink w:history="1" r:id="rIdipbfm390iwhf4ykzcjnfl">
         <w:r>
           <w:rPr>
             <w:rStyle w:val="Hyperlink"/>
@@ -1154,7 +1154,7 @@
       <w:r>
         <w:t xml:space="preserve"> — créé — </w:t>
       </w:r>
-      <w:hyperlink w:history="1" r:id="rId_kyfsbxiy11gwqh57dm3v">
+      <w:hyperlink w:history="1" r:id="rIdk51qrnnsfyox6tw9xrci8">
         <w:r>
           <w:rPr>
             <w:rStyle w:val="Hyperlink"/>
@@ -1183,7 +1183,7 @@
       <w:r>
         <w:t xml:space="preserve"> — créé — </w:t>
       </w:r>
-      <w:hyperlink w:history="1" r:id="rIdgp_brizze_s3qcg_dmuza">
+      <w:hyperlink w:history="1" r:id="rIdldiettdizxm97dtmoxk2p">
         <w:r>
           <w:rPr>
             <w:rStyle w:val="Hyperlink"/>
@@ -1212,7 +1212,7 @@
       <w:r>
         <w:t xml:space="preserve"> — créé — </w:t>
       </w:r>
-      <w:hyperlink w:history="1" r:id="rIdlxr1tjap--pkrovb87czh">
+      <w:hyperlink w:history="1" r:id="rIdclf21i__vrwhlymn7b56i">
         <w:r>
           <w:rPr>
             <w:rStyle w:val="Hyperlink"/>
@@ -1241,7 +1241,7 @@
       <w:r>
         <w:t xml:space="preserve"> — créé — </w:t>
       </w:r>
-      <w:hyperlink w:history="1" r:id="rId53nauocd4cad_hdg1m4uj">
+      <w:hyperlink w:history="1" r:id="rId7doywuooaihhy9zyiqic9">
         <w:r>
           <w:rPr>
             <w:rStyle w:val="Hyperlink"/>
@@ -1270,7 +1270,7 @@
       <w:r>
         <w:t xml:space="preserve"> — créé — </w:t>
       </w:r>
-      <w:hyperlink w:history="1" r:id="rIdc_lryqygp-fanxk06lh_t">
+      <w:hyperlink w:history="1" r:id="rId9ouogxyzf79_c4ekzmiub">
         <w:r>
           <w:rPr>
             <w:rStyle w:val="Hyperlink"/>
@@ -1299,7 +1299,7 @@
       <w:r>
         <w:t xml:space="preserve"> — créé — </w:t>
       </w:r>
-      <w:hyperlink w:history="1" r:id="rId08cfxpvpoxlimm1h8nimx">
+      <w:hyperlink w:history="1" r:id="rIdxw0rjkntkaq0d2durnx3m">
         <w:r>
           <w:rPr>
             <w:rStyle w:val="Hyperlink"/>
@@ -1328,7 +1328,7 @@
       <w:r>
         <w:t xml:space="preserve"> — créé — </w:t>
       </w:r>
-      <w:hyperlink w:history="1" r:id="rIdvigimc3ea46jnmdcfwql5">
+      <w:hyperlink w:history="1" r:id="rIdklhjkywrnigzemmu8dp6h">
         <w:r>
           <w:rPr>
             <w:rStyle w:val="Hyperlink"/>
@@ -1357,7 +1357,7 @@
       <w:r>
         <w:t xml:space="preserve"> — créé — </w:t>
       </w:r>
-      <w:hyperlink w:history="1" r:id="rIdfkxry8vzv-f5vgasuxz4i">
+      <w:hyperlink w:history="1" r:id="rId4rjwoahojxb8luzlsbzaj">
         <w:r>
           <w:rPr>
             <w:rStyle w:val="Hyperlink"/>
@@ -1386,7 +1386,7 @@
       <w:r>
         <w:t xml:space="preserve"> — créé — </w:t>
       </w:r>
-      <w:hyperlink w:history="1" r:id="rIdctrkc5t0f1snhzeohlmsc">
+      <w:hyperlink w:history="1" r:id="rIdemhelt0tp7go1ibpdjyc-">
         <w:r>
           <w:rPr>
             <w:rStyle w:val="Hyperlink"/>
@@ -1415,7 +1415,7 @@
       <w:r>
         <w:t xml:space="preserve"> — créé — </w:t>
       </w:r>
-      <w:hyperlink w:history="1" r:id="rIdcpzfphddkpmjnfcjzrr4s">
+      <w:hyperlink w:history="1" r:id="rId5pevjsmjc23rar0vkzum9">
         <w:r>
           <w:rPr>
             <w:rStyle w:val="Hyperlink"/>
@@ -1444,7 +1444,7 @@
       <w:r>
         <w:t xml:space="preserve"> — créé — </w:t>
       </w:r>
-      <w:hyperlink w:history="1" r:id="rIdw9yrgnwesu589umolxfqv">
+      <w:hyperlink w:history="1" r:id="rIdxzbf9ovheinys67xbtxjk">
         <w:r>
           <w:rPr>
             <w:rStyle w:val="Hyperlink"/>
@@ -1473,7 +1473,7 @@
       <w:r>
         <w:t xml:space="preserve"> — créé — </w:t>
       </w:r>
-      <w:hyperlink w:history="1" r:id="rIdyp7sf8h3by7bzvtkzaevi">
+      <w:hyperlink w:history="1" r:id="rId-nvqb9miu9er-r6dg7ouu">
         <w:r>
           <w:rPr>
             <w:rStyle w:val="Hyperlink"/>
@@ -1502,7 +1502,7 @@
       <w:r>
         <w:t xml:space="preserve"> — créé — </w:t>
       </w:r>
-      <w:hyperlink w:history="1" r:id="rIdglsignf9orae-wontlnql">
+      <w:hyperlink w:history="1" r:id="rIdot4rwhnr1onsrqcpn45bg">
         <w:r>
           <w:rPr>
             <w:rStyle w:val="Hyperlink"/>
@@ -1531,7 +1531,7 @@
       <w:r>
         <w:t xml:space="preserve"> — créé — </w:t>
       </w:r>
-      <w:hyperlink w:history="1" r:id="rId4b_3toecfvcn26t2ysgr3">
+      <w:hyperlink w:history="1" r:id="rIdkw0239ahemck-kqgr5rm6">
         <w:r>
           <w:rPr>
             <w:rStyle w:val="Hyperlink"/>
@@ -1560,7 +1560,7 @@
       <w:r>
         <w:t xml:space="preserve"> — créé — </w:t>
       </w:r>
-      <w:hyperlink w:history="1" r:id="rIdd5bxvyba0yqvhdhnlezb7">
+      <w:hyperlink w:history="1" r:id="rIdnh_ayqko_k5cz1iusdoj0">
         <w:r>
           <w:rPr>
             <w:rStyle w:val="Hyperlink"/>
@@ -1589,7 +1589,7 @@
       <w:r>
         <w:t xml:space="preserve"> — créé — </w:t>
       </w:r>
-      <w:hyperlink w:history="1" r:id="rIdfqkcit2lekgxqznz3jv_g">
+      <w:hyperlink w:history="1" r:id="rIdtn0veu0jy2xixoegx44kc">
         <w:r>
           <w:rPr>
             <w:rStyle w:val="Hyperlink"/>
@@ -1618,7 +1618,7 @@
       <w:r>
         <w:t xml:space="preserve"> — créé — </w:t>
       </w:r>
-      <w:hyperlink w:history="1" r:id="rIddwestvx8lt_uinmyndpnb">
+      <w:hyperlink w:history="1" r:id="rIdij_of6biwq03ascqwxw6h">
         <w:r>
           <w:rPr>
             <w:rStyle w:val="Hyperlink"/>
@@ -1647,7 +1647,7 @@
       <w:r>
         <w:t xml:space="preserve"> — créé — </w:t>
       </w:r>
-      <w:hyperlink w:history="1" r:id="rIdeirvzhaq6wd0unzvlnzan">
+      <w:hyperlink w:history="1" r:id="rIdzinbvtwqici1ppe1k9tqo">
         <w:r>
           <w:rPr>
             <w:rStyle w:val="Hyperlink"/>
@@ -1676,7 +1676,7 @@
       <w:r>
         <w:t xml:space="preserve"> — créé — </w:t>
       </w:r>
-      <w:hyperlink w:history="1" r:id="rIdw_1dqgrq2fn2m5gpsdl5s">
+      <w:hyperlink w:history="1" r:id="rIdrribjdwqdrihwricbay1p">
         <w:r>
           <w:rPr>
             <w:rStyle w:val="Hyperlink"/>
@@ -1705,7 +1705,7 @@
       <w:r>
         <w:t xml:space="preserve"> — créé — </w:t>
       </w:r>
-      <w:hyperlink w:history="1" r:id="rId2uf3rekxi4qjx82tcxmdo">
+      <w:hyperlink w:history="1" r:id="rIdwrvxwslx2tws-e9f8klhm">
         <w:r>
           <w:rPr>
             <w:rStyle w:val="Hyperlink"/>
@@ -1734,7 +1734,7 @@
       <w:r>
         <w:t xml:space="preserve"> — créé — </w:t>
       </w:r>
-      <w:hyperlink w:history="1" r:id="rIdnbm7o-xbu3miotpz19wsi">
+      <w:hyperlink w:history="1" r:id="rIdrbvrkp3j5s0vk8o0fugqo">
         <w:r>
           <w:rPr>
             <w:rStyle w:val="Hyperlink"/>
@@ -1763,7 +1763,7 @@
       <w:r>
         <w:t xml:space="preserve"> — créé — </w:t>
       </w:r>
-      <w:hyperlink w:history="1" r:id="rIdtcnfevkyude4fbgkhfsq6">
+      <w:hyperlink w:history="1" r:id="rId-nmgqkadp8fn2-yz9jvcv">
         <w:r>
           <w:rPr>
             <w:rStyle w:val="Hyperlink"/>
@@ -1792,7 +1792,7 @@
       <w:r>
         <w:t xml:space="preserve"> — créé — </w:t>
       </w:r>
-      <w:hyperlink w:history="1" r:id="rId4xb1r6qxh3krb2clko5qf">
+      <w:hyperlink w:history="1" r:id="rIdbrs5bfbi4k1sfdgdb1rpo">
         <w:r>
           <w:rPr>
             <w:rStyle w:val="Hyperlink"/>
@@ -1821,7 +1821,7 @@
       <w:r>
         <w:t xml:space="preserve"> — créé — </w:t>
       </w:r>
-      <w:hyperlink w:history="1" r:id="rId6w6yachrsckrepw5y10op">
+      <w:hyperlink w:history="1" r:id="rId0gcycexp6hne1utobd92p">
         <w:r>
           <w:rPr>
             <w:rStyle w:val="Hyperlink"/>
@@ -1850,7 +1850,7 @@
       <w:r>
         <w:t xml:space="preserve"> — créé — </w:t>
       </w:r>
-      <w:hyperlink w:history="1" r:id="rIdglsapmjadbdiftupmeonl">
+      <w:hyperlink w:history="1" r:id="rIdn4ik4lryr0ty2tpysuxjh">
         <w:r>
           <w:rPr>
             <w:rStyle w:val="Hyperlink"/>
@@ -1879,7 +1879,7 @@
       <w:r>
         <w:t xml:space="preserve"> — créé — </w:t>
       </w:r>
-      <w:hyperlink w:history="1" r:id="rIdckt5nd0k_kc_ve3naj4n8">
+      <w:hyperlink w:history="1" r:id="rIdq3d46jpdesj6piuezw05a">
         <w:r>
           <w:rPr>
             <w:rStyle w:val="Hyperlink"/>
@@ -1908,7 +1908,7 @@
       <w:r>
         <w:t xml:space="preserve"> — créé — </w:t>
       </w:r>
-      <w:hyperlink w:history="1" r:id="rIdbctashyx-hqyqsxjxpfyp">
+      <w:hyperlink w:history="1" r:id="rIdjchxtta0dvy6mlprlgxno">
         <w:r>
           <w:rPr>
             <w:rStyle w:val="Hyperlink"/>
@@ -1937,7 +1937,7 @@
       <w:r>
         <w:t xml:space="preserve"> — créé — </w:t>
       </w:r>
-      <w:hyperlink w:history="1" r:id="rIdainq_pw5rfkhibjl76yfr">
+      <w:hyperlink w:history="1" r:id="rIdsy0iawuoqx_oqhkgvabq1">
         <w:r>
           <w:rPr>
             <w:rStyle w:val="Hyperlink"/>
@@ -1966,7 +1966,7 @@
       <w:r>
         <w:t xml:space="preserve"> — créé — </w:t>
       </w:r>
-      <w:hyperlink w:history="1" r:id="rIdriluomh6faeygskphbmxm">
+      <w:hyperlink w:history="1" r:id="rIdum5m1_xqyoarrivps9768">
         <w:r>
           <w:rPr>
             <w:rStyle w:val="Hyperlink"/>
@@ -1995,7 +1995,7 @@
       <w:r>
         <w:t xml:space="preserve"> — créé — </w:t>
       </w:r>
-      <w:hyperlink w:history="1" r:id="rIdgxa9cr6ftrcyfkig1gqdx">
+      <w:hyperlink w:history="1" r:id="rIdjkq73bqsb37vqalef2ez1">
         <w:r>
           <w:rPr>
             <w:rStyle w:val="Hyperlink"/>
@@ -2024,7 +2024,7 @@
       <w:r>
         <w:t xml:space="preserve"> — créé — </w:t>
       </w:r>
-      <w:hyperlink w:history="1" r:id="rIdwgg6nszf8yrk4vj5lv_qb">
+      <w:hyperlink w:history="1" r:id="rIdtsz2nsuqqkjn2vsokgpfa">
         <w:r>
           <w:rPr>
             <w:rStyle w:val="Hyperlink"/>
@@ -2053,7 +2053,7 @@
       <w:r>
         <w:t xml:space="preserve"> — créé — </w:t>
       </w:r>
-      <w:hyperlink w:history="1" r:id="rIdrjzdzmezlhas8-rycrwu2">
+      <w:hyperlink w:history="1" r:id="rIdvy52hemf3ka8tz8t-8dke">
         <w:r>
           <w:rPr>
             <w:rStyle w:val="Hyperlink"/>
@@ -2082,7 +2082,7 @@
       <w:r>
         <w:t xml:space="preserve"> — créé — </w:t>
       </w:r>
-      <w:hyperlink w:history="1" r:id="rIdf-wcrjoxh9_viger1obt3">
+      <w:hyperlink w:history="1" r:id="rId0zqdlkzazs56fgefhohen">
         <w:r>
           <w:rPr>
             <w:rStyle w:val="Hyperlink"/>
@@ -2111,7 +2111,7 @@
       <w:r>
         <w:t xml:space="preserve"> — créé — </w:t>
       </w:r>
-      <w:hyperlink w:history="1" r:id="rIduvws9sulzbwnsg4d9g8ef">
+      <w:hyperlink w:history="1" r:id="rIdyy4wz_3yydjbryeiwy4re">
         <w:r>
           <w:rPr>
             <w:rStyle w:val="Hyperlink"/>
@@ -2140,7 +2140,7 @@
       <w:r>
         <w:t xml:space="preserve"> — créé — </w:t>
       </w:r>
-      <w:hyperlink w:history="1" r:id="rId0ccmlcum0r42fd3qouifk">
+      <w:hyperlink w:history="1" r:id="rIdmxyzbmk1px8h8ijvczej0">
         <w:r>
           <w:rPr>
             <w:rStyle w:val="Hyperlink"/>
@@ -2169,7 +2169,7 @@
       <w:r>
         <w:t xml:space="preserve"> — créé — </w:t>
       </w:r>
-      <w:hyperlink w:history="1" r:id="rIdog_5a4viuktslpn1e0ttn">
+      <w:hyperlink w:history="1" r:id="rIdwu18ntkgdt_yfgnehjgjb">
         <w:r>
           <w:rPr>
             <w:rStyle w:val="Hyperlink"/>
@@ -2198,7 +2198,7 @@
       <w:r>
         <w:t xml:space="preserve"> — créé — </w:t>
       </w:r>
-      <w:hyperlink w:history="1" r:id="rIdn1qwdxy1pt0h-awayzuc_">
+      <w:hyperlink w:history="1" r:id="rIdd-jrqw9y1u1b2xg9jj7cr">
         <w:r>
           <w:rPr>
             <w:rStyle w:val="Hyperlink"/>
@@ -2227,7 +2227,7 @@
       <w:r>
         <w:t xml:space="preserve"> — créé — </w:t>
       </w:r>
-      <w:hyperlink w:history="1" r:id="rIdgs1qcfkq8s5uosujy-6nm">
+      <w:hyperlink w:history="1" r:id="rIdkgvjoetswwmgncp6mowef">
         <w:r>
           <w:rPr>
             <w:rStyle w:val="Hyperlink"/>
@@ -2256,7 +2256,7 @@
       <w:r>
         <w:t xml:space="preserve"> — créé — </w:t>
       </w:r>
-      <w:hyperlink w:history="1" r:id="rIdwvsu_gcxynrrsghgg7hvs">
+      <w:hyperlink w:history="1" r:id="rId7agzgacgeu8xpj2dcmybw">
         <w:r>
           <w:rPr>
             <w:rStyle w:val="Hyperlink"/>
@@ -2285,7 +2285,7 @@
       <w:r>
         <w:t xml:space="preserve"> — créé — </w:t>
       </w:r>
-      <w:hyperlink w:history="1" r:id="rIdodjjj8ufnw38d-zif1zjt">
+      <w:hyperlink w:history="1" r:id="rId8czam0df4pqzrdyfgwm7i">
         <w:r>
           <w:rPr>
             <w:rStyle w:val="Hyperlink"/>
@@ -2314,7 +2314,7 @@
       <w:r>
         <w:t xml:space="preserve"> — créé — </w:t>
       </w:r>
-      <w:hyperlink w:history="1" r:id="rIdjn7fbiipvotxtd4hv7zoe">
+      <w:hyperlink w:history="1" r:id="rIdqeynx4sozcgvl_b2a9nur">
         <w:r>
           <w:rPr>
             <w:rStyle w:val="Hyperlink"/>
@@ -2343,7 +2343,7 @@
       <w:r>
         <w:t xml:space="preserve"> — créé — </w:t>
       </w:r>
-      <w:hyperlink w:history="1" r:id="rIdohijo6qo7tb9lljob9g07">
+      <w:hyperlink w:history="1" r:id="rIdzxbv_h7o4hqnrfylyxz2j">
         <w:r>
           <w:rPr>
             <w:rStyle w:val="Hyperlink"/>
@@ -2372,7 +2372,7 @@
       <w:r>
         <w:t xml:space="preserve"> — créé — </w:t>
       </w:r>
-      <w:hyperlink w:history="1" r:id="rId6zmu50vb-zros-tjdcv4p">
+      <w:hyperlink w:history="1" r:id="rId-ykkye7knra16rlewmzva">
         <w:r>
           <w:rPr>
             <w:rStyle w:val="Hyperlink"/>
@@ -2401,7 +2401,7 @@
       <w:r>
         <w:t xml:space="preserve"> — créé — </w:t>
       </w:r>
-      <w:hyperlink w:history="1" r:id="rIddmdtpzwm4nj8ywgrkkk3y">
+      <w:hyperlink w:history="1" r:id="rIdiocafd7pbnjx05iv811bk">
         <w:r>
           <w:rPr>
             <w:rStyle w:val="Hyperlink"/>
@@ -2430,7 +2430,7 @@
       <w:r>
         <w:t xml:space="preserve"> — créé — </w:t>
       </w:r>
-      <w:hyperlink w:history="1" r:id="rIdjoxpylqamtzyf77tg3-wf">
+      <w:hyperlink w:history="1" r:id="rIdtpvsf23gk9luoogw9ljb-">
         <w:r>
           <w:rPr>
             <w:rStyle w:val="Hyperlink"/>
@@ -2459,7 +2459,7 @@
       <w:r>
         <w:t xml:space="preserve"> — créé — </w:t>
       </w:r>
-      <w:hyperlink w:history="1" r:id="rIdatyc43iem8szkez6pz5sl">
+      <w:hyperlink w:history="1" r:id="rIddu8odk2yyhnghthgrwbg5">
         <w:r>
           <w:rPr>
             <w:rStyle w:val="Hyperlink"/>
@@ -2488,7 +2488,7 @@
       <w:r>
         <w:t xml:space="preserve"> — créé — </w:t>
       </w:r>
-      <w:hyperlink w:history="1" r:id="rIdttooknz7jrcqeuanwkqjt">
+      <w:hyperlink w:history="1" r:id="rIdrg9s_ksri8e5u8hezyc6v">
         <w:r>
           <w:rPr>
             <w:rStyle w:val="Hyperlink"/>
@@ -2517,7 +2517,7 @@
       <w:r>
         <w:t xml:space="preserve"> — créé — </w:t>
       </w:r>
-      <w:hyperlink w:history="1" r:id="rId2aia32lijjx4ikwmc0cdg">
+      <w:hyperlink w:history="1" r:id="rId26nwmnrrvjpqo9ly_dfzj">
         <w:r>
           <w:rPr>
             <w:rStyle w:val="Hyperlink"/>
@@ -2546,7 +2546,7 @@
       <w:r>
         <w:t xml:space="preserve"> — créé — </w:t>
       </w:r>
-      <w:hyperlink w:history="1" r:id="rIduecb8op0vnq6vebgi6jra">
+      <w:hyperlink w:history="1" r:id="rIdzooius4qom34cjkec9pzv">
         <w:r>
           <w:rPr>
             <w:rStyle w:val="Hyperlink"/>
@@ -2575,7 +2575,7 @@
       <w:r>
         <w:t xml:space="preserve"> — créé — </w:t>
       </w:r>
-      <w:hyperlink w:history="1" r:id="rIdi5l7kaj5o97acwq6q-uir">
+      <w:hyperlink w:history="1" r:id="rIdbxgyg68nnekghexjiailg">
         <w:r>
           <w:rPr>
             <w:rStyle w:val="Hyperlink"/>
@@ -2604,7 +2604,7 @@
       <w:r>
         <w:t xml:space="preserve"> — créé — </w:t>
       </w:r>
-      <w:hyperlink w:history="1" r:id="rIdz_6cxshryi3s-zsm3w3rb">
+      <w:hyperlink w:history="1" r:id="rIdzoe7oycllqwdiqoujjtda">
         <w:r>
           <w:rPr>
             <w:rStyle w:val="Hyperlink"/>
@@ -2633,7 +2633,7 @@
       <w:r>
         <w:t xml:space="preserve"> — créé — </w:t>
       </w:r>
-      <w:hyperlink w:history="1" r:id="rIdutgecudjv7jduujdzepvx">
+      <w:hyperlink w:history="1" r:id="rId3qfzc4hb2onxhziucfohp">
         <w:r>
           <w:rPr>
             <w:rStyle w:val="Hyperlink"/>
@@ -2662,7 +2662,7 @@
       <w:r>
         <w:t xml:space="preserve"> — créé — </w:t>
       </w:r>
-      <w:hyperlink w:history="1" r:id="rIdo9xzbfpmqkpvob27ao1lg">
+      <w:hyperlink w:history="1" r:id="rIdxm0bhmy2rjztc904kx3es">
         <w:r>
           <w:rPr>
             <w:rStyle w:val="Hyperlink"/>
@@ -2691,7 +2691,7 @@
       <w:r>
         <w:t xml:space="preserve"> — créé — </w:t>
       </w:r>
-      <w:hyperlink w:history="1" r:id="rId94ad36jg_zj21nhvsttro">
+      <w:hyperlink w:history="1" r:id="rIdhirrzv7svzijdksm370ne">
         <w:r>
           <w:rPr>
             <w:rStyle w:val="Hyperlink"/>
@@ -2720,7 +2720,7 @@
       <w:r>
         <w:t xml:space="preserve"> — créé — </w:t>
       </w:r>
-      <w:hyperlink w:history="1" r:id="rIdxk4q8o6clxlmcktnzkm-h">
+      <w:hyperlink w:history="1" r:id="rIdztyk8gmc5zndchjhgnx51">
         <w:r>
           <w:rPr>
             <w:rStyle w:val="Hyperlink"/>
@@ -2749,7 +2749,7 @@
       <w:r>
         <w:t xml:space="preserve"> — créé — </w:t>
       </w:r>
-      <w:hyperlink w:history="1" r:id="rIdoyxiernmv7crd2pvk6jkx">
+      <w:hyperlink w:history="1" r:id="rIduo7u2y01m3scbededmdaa">
         <w:r>
           <w:rPr>
             <w:rStyle w:val="Hyperlink"/>
@@ -2778,7 +2778,7 @@
       <w:r>
         <w:t xml:space="preserve"> — créé — </w:t>
       </w:r>
-      <w:hyperlink w:history="1" r:id="rIdoqy8lxslyfa-hnnrfeglw">
+      <w:hyperlink w:history="1" r:id="rIdlovwxikdmejk0zxa0xhur">
         <w:r>
           <w:rPr>
             <w:rStyle w:val="Hyperlink"/>
@@ -2807,7 +2807,7 @@
       <w:r>
         <w:t xml:space="preserve"> — créé — </w:t>
       </w:r>
-      <w:hyperlink w:history="1" r:id="rIdniisgole_hma765ozvuep">
+      <w:hyperlink w:history="1" r:id="rId0bopdyuqeurc1kswg9yjv">
         <w:r>
           <w:rPr>
             <w:rStyle w:val="Hyperlink"/>
@@ -2836,7 +2836,7 @@
       <w:r>
         <w:t xml:space="preserve"> — créé — </w:t>
       </w:r>
-      <w:hyperlink w:history="1" r:id="rId1hmhst8adjtufgrsiv0se">
+      <w:hyperlink w:history="1" r:id="rIdmzjpwajz4jhgp9gvgtsqw">
         <w:r>
           <w:rPr>
             <w:rStyle w:val="Hyperlink"/>
@@ -2865,7 +2865,7 @@
       <w:r>
         <w:t xml:space="preserve"> — créé — </w:t>
       </w:r>
-      <w:hyperlink w:history="1" r:id="rId0vd-hoxmw06ixcj-iogpq">
+      <w:hyperlink w:history="1" r:id="rId_kw58pzfu6trhl4rnojw7">
         <w:r>
           <w:rPr>
             <w:rStyle w:val="Hyperlink"/>
@@ -2894,7 +2894,7 @@
       <w:r>
         <w:t xml:space="preserve"> — créé — </w:t>
       </w:r>
-      <w:hyperlink w:history="1" r:id="rId-_s4goixh6mh-t68xnhmf">
+      <w:hyperlink w:history="1" r:id="rIdpbvvjf92ct5moeixigauh">
         <w:r>
           <w:rPr>
             <w:rStyle w:val="Hyperlink"/>
@@ -2923,7 +2923,7 @@
       <w:r>
         <w:t xml:space="preserve"> — créé — </w:t>
       </w:r>
-      <w:hyperlink w:history="1" r:id="rIdfaqztrlml5hizfz5n134i">
+      <w:hyperlink w:history="1" r:id="rId1tb1pwh2wuzkzb1nktv6c">
         <w:r>
           <w:rPr>
             <w:rStyle w:val="Hyperlink"/>
@@ -2952,7 +2952,7 @@
       <w:r>
         <w:t xml:space="preserve"> — créé — </w:t>
       </w:r>
-      <w:hyperlink w:history="1" r:id="rIdhq2ph1mgvo2tfhylbqx2k">
+      <w:hyperlink w:history="1" r:id="rIdroln9mlgqc90gv9r4rkpn">
         <w:r>
           <w:rPr>
             <w:rStyle w:val="Hyperlink"/>
@@ -2981,7 +2981,7 @@
       <w:r>
         <w:t xml:space="preserve"> — créé — </w:t>
       </w:r>
-      <w:hyperlink w:history="1" r:id="rIdlmr1qvj5-yjlo6tav8ukr">
+      <w:hyperlink w:history="1" r:id="rIdluvzjkpjulv4mbhvgjk8w">
         <w:r>
           <w:rPr>
             <w:rStyle w:val="Hyperlink"/>
@@ -3010,7 +3010,7 @@
       <w:r>
         <w:t xml:space="preserve"> — créé — </w:t>
       </w:r>
-      <w:hyperlink w:history="1" r:id="rId8y1insa-9bzwk2eq7pb4y">
+      <w:hyperlink w:history="1" r:id="rIdnuxyoiffuxt1d1n6m9zsg">
         <w:r>
           <w:rPr>
             <w:rStyle w:val="Hyperlink"/>
@@ -3039,7 +3039,7 @@
       <w:r>
         <w:t xml:space="preserve"> — créé — </w:t>
       </w:r>
-      <w:hyperlink w:history="1" r:id="rIdldft__wxolswtrymxju2z">
+      <w:hyperlink w:history="1" r:id="rIdblwfkkzbfnlnhksmmhjxz">
         <w:r>
           <w:rPr>
             <w:rStyle w:val="Hyperlink"/>
@@ -3068,7 +3068,7 @@
       <w:r>
         <w:t xml:space="preserve"> — modifié — </w:t>
       </w:r>
-      <w:hyperlink w:history="1" r:id="rIdiszpyzpzdahppzrdipcnj">
+      <w:hyperlink w:history="1" r:id="rIdbu0nilln6ejrhrfweqvlu">
         <w:r>
           <w:rPr>
             <w:rStyle w:val="Hyperlink"/>
@@ -3097,7 +3097,7 @@
       <w:r>
         <w:t xml:space="preserve"> — modifié — </w:t>
       </w:r>
-      <w:hyperlink w:history="1" r:id="rIdtap0pntz-1wc0svdvkuny">
+      <w:hyperlink w:history="1" r:id="rIdytcalynw7hqk7bwscgjxb">
         <w:r>
           <w:rPr>
             <w:rStyle w:val="Hyperlink"/>
@@ -3134,7 +3134,7 @@
       <w:r>
         <w:t xml:space="preserve"> — modifié — </w:t>
       </w:r>
-      <w:hyperlink w:history="1" r:id="rIdjxw0ulgiymi1anwxhtkxg">
+      <w:hyperlink w:history="1" r:id="rIdm3udggyisqsv4knfwqy0j">
         <w:r>
           <w:rPr>
             <w:rStyle w:val="Hyperlink"/>
@@ -3163,7 +3163,7 @@
       <w:r>
         <w:t xml:space="preserve"> — modifié — </w:t>
       </w:r>
-      <w:hyperlink w:history="1" r:id="rIdbg9mh4dpb4yqxpavzrovb">
+      <w:hyperlink w:history="1" r:id="rIdl7vou-uceasf2pmqtgnbj">
         <w:r>
           <w:rPr>
             <w:rStyle w:val="Hyperlink"/>

--- a/docs/developpement/phases/word/PHASE_31_SUIVI_DU_DEVELOPPEMENT_ET_PREPARATION_DE_LAUDIT_CODEX.docx
+++ b/docs/developpement/phases/word/PHASE_31_SUIVI_DU_DEVELOPPEMENT_ET_PREPARATION_DE_LAUDIT_CODEX.docx
@@ -20,7 +20,7 @@
       <w:r>
         <w:t xml:space="preserve">FlaiX Expert · dossier de développement · généré le 2026-10-25 depuis le dépôt </w:t>
       </w:r>
-      <w:hyperlink w:history="1" r:id="rIdvbqlf7ibhhhvsjkoy_4qf">
+      <w:hyperlink w:history="1" r:id="rIdz_wmzvv8rxicrbsu5ye9b">
         <w:r>
           <w:rPr>
             <w:rStyle w:val="Hyperlink"/>
@@ -690,7 +690,7 @@
           <w:numId w:val="2"/>
         </w:numPr>
       </w:pPr>
-      <w:hyperlink w:history="1" r:id="rIdnr0f6nloxces192rfqhmo">
+      <w:hyperlink w:history="1" r:id="rIdaybgaqat2u8sixcucpfxs">
         <w:r>
           <w:rPr>
             <w:rStyle w:val="Hyperlink"/>
@@ -710,7 +710,7 @@
           <w:numId w:val="2"/>
         </w:numPr>
       </w:pPr>
-      <w:hyperlink w:history="1" r:id="rId3r_bk56lk5rustaw3d4li">
+      <w:hyperlink w:history="1" r:id="rIddp0glbg7mz4dvptclb241">
         <w:r>
           <w:rPr>
             <w:rStyle w:val="Hyperlink"/>
@@ -730,7 +730,7 @@
           <w:numId w:val="2"/>
         </w:numPr>
       </w:pPr>
-      <w:hyperlink w:history="1" r:id="rIdbx0yu-mbihe1feiplez9w">
+      <w:hyperlink w:history="1" r:id="rId1ppkmucd4osxoisp1nequ">
         <w:r>
           <w:rPr>
             <w:rStyle w:val="Hyperlink"/>
@@ -750,7 +750,7 @@
           <w:numId w:val="2"/>
         </w:numPr>
       </w:pPr>
-      <w:hyperlink w:history="1" r:id="rIdnbyzrixk_j-zkaekspz74">
+      <w:hyperlink w:history="1" r:id="rIdlxd9g7n6vlvcldjiozt_i">
         <w:r>
           <w:rPr>
             <w:rStyle w:val="Hyperlink"/>
@@ -798,7 +798,7 @@
       <w:r>
         <w:t xml:space="preserve"> — créé — </w:t>
       </w:r>
-      <w:hyperlink w:history="1" r:id="rId9khuhedlljlx-cnku8nod">
+      <w:hyperlink w:history="1" r:id="rIdugk3zbbmbtydcthka5tcf">
         <w:r>
           <w:rPr>
             <w:rStyle w:val="Hyperlink"/>
@@ -827,7 +827,7 @@
       <w:r>
         <w:t xml:space="preserve"> — créé — </w:t>
       </w:r>
-      <w:hyperlink w:history="1" r:id="rIdqwnqhpmzt-zppnoujirww">
+      <w:hyperlink w:history="1" r:id="rIdfsbdk7hxi03mqilds2og-">
         <w:r>
           <w:rPr>
             <w:rStyle w:val="Hyperlink"/>
@@ -856,7 +856,7 @@
       <w:r>
         <w:t xml:space="preserve"> — créé — </w:t>
       </w:r>
-      <w:hyperlink w:history="1" r:id="rIdt7thni8zsd09qffp27pcn">
+      <w:hyperlink w:history="1" r:id="rIdxf6kugttwt2magmyx5jiy">
         <w:r>
           <w:rPr>
             <w:rStyle w:val="Hyperlink"/>
@@ -885,7 +885,7 @@
       <w:r>
         <w:t xml:space="preserve"> — créé — </w:t>
       </w:r>
-      <w:hyperlink w:history="1" r:id="rIdmxwnihrhr9vrps_1lvrmc">
+      <w:hyperlink w:history="1" r:id="rIdadjxyy0ojdlwbwuk8kczx">
         <w:r>
           <w:rPr>
             <w:rStyle w:val="Hyperlink"/>
@@ -914,7 +914,7 @@
       <w:r>
         <w:t xml:space="preserve"> — créé — </w:t>
       </w:r>
-      <w:hyperlink w:history="1" r:id="rIdurkp-ha-ljinndby5iut1">
+      <w:hyperlink w:history="1" r:id="rIdgrqbwxr-n07lwckr5x6he">
         <w:r>
           <w:rPr>
             <w:rStyle w:val="Hyperlink"/>
@@ -951,7 +951,7 @@
       <w:r>
         <w:t xml:space="preserve"> — créé — </w:t>
       </w:r>
-      <w:hyperlink w:history="1" r:id="rIds-3c_jx9nba7g4ddxb2s8">
+      <w:hyperlink w:history="1" r:id="rIdfwstdmbvrhoi1uz7a5mta">
         <w:r>
           <w:rPr>
             <w:rStyle w:val="Hyperlink"/>
@@ -980,7 +980,7 @@
       <w:r>
         <w:t xml:space="preserve"> — créé — </w:t>
       </w:r>
-      <w:hyperlink w:history="1" r:id="rIdqzbdngt78ubzvbnlj9d7c">
+      <w:hyperlink w:history="1" r:id="rIdwjlnquxxr8-lki6rxbdlf">
         <w:r>
           <w:rPr>
             <w:rStyle w:val="Hyperlink"/>
@@ -1009,7 +1009,7 @@
       <w:r>
         <w:t xml:space="preserve"> — modifié — </w:t>
       </w:r>
-      <w:hyperlink w:history="1" r:id="rIdyknbpoi2lq4dabng9_rsa">
+      <w:hyperlink w:history="1" r:id="rIdzoxftkghcxisgngwciqja">
         <w:r>
           <w:rPr>
             <w:rStyle w:val="Hyperlink"/>
@@ -1038,7 +1038,7 @@
       <w:r>
         <w:t xml:space="preserve"> — créé — </w:t>
       </w:r>
-      <w:hyperlink w:history="1" r:id="rIdpam9lvnljpqkffcooofxl">
+      <w:hyperlink w:history="1" r:id="rIdfhshwtadsgaijqkpxudv2">
         <w:r>
           <w:rPr>
             <w:rStyle w:val="Hyperlink"/>
@@ -1067,7 +1067,7 @@
       <w:r>
         <w:t xml:space="preserve"> — créé — </w:t>
       </w:r>
-      <w:hyperlink w:history="1" r:id="rId4-qtqfnuxxuxjtexds56l">
+      <w:hyperlink w:history="1" r:id="rIdnrmx1yo4o7gxqayzh13iz">
         <w:r>
           <w:rPr>
             <w:rStyle w:val="Hyperlink"/>
@@ -1096,7 +1096,7 @@
       <w:r>
         <w:t xml:space="preserve"> — créé — </w:t>
       </w:r>
-      <w:hyperlink w:history="1" r:id="rId0zsvd9llxh04iwts_n73k">
+      <w:hyperlink w:history="1" r:id="rIdevktkzpvh_he9l1tkdwfv">
         <w:r>
           <w:rPr>
             <w:rStyle w:val="Hyperlink"/>
@@ -1125,7 +1125,7 @@
       <w:r>
         <w:t xml:space="preserve"> — créé — </w:t>
       </w:r>
-      <w:hyperlink w:history="1" r:id="rIdipbfm390iwhf4ykzcjnfl">
+      <w:hyperlink w:history="1" r:id="rIdugumgzuun1qsbryalsapt">
         <w:r>
           <w:rPr>
             <w:rStyle w:val="Hyperlink"/>
@@ -1154,7 +1154,7 @@
       <w:r>
         <w:t xml:space="preserve"> — créé — </w:t>
       </w:r>
-      <w:hyperlink w:history="1" r:id="rIdk51qrnnsfyox6tw9xrci8">
+      <w:hyperlink w:history="1" r:id="rIdwlsseqvibh8ukeda29ypa">
         <w:r>
           <w:rPr>
             <w:rStyle w:val="Hyperlink"/>
@@ -1183,7 +1183,7 @@
       <w:r>
         <w:t xml:space="preserve"> — créé — </w:t>
       </w:r>
-      <w:hyperlink w:history="1" r:id="rIdldiettdizxm97dtmoxk2p">
+      <w:hyperlink w:history="1" r:id="rIdklcyqkb6v6uhubcvaeffw">
         <w:r>
           <w:rPr>
             <w:rStyle w:val="Hyperlink"/>
@@ -1212,7 +1212,7 @@
       <w:r>
         <w:t xml:space="preserve"> — créé — </w:t>
       </w:r>
-      <w:hyperlink w:history="1" r:id="rIdclf21i__vrwhlymn7b56i">
+      <w:hyperlink w:history="1" r:id="rIdj8zdj9e07ild3rumgkm8y">
         <w:r>
           <w:rPr>
             <w:rStyle w:val="Hyperlink"/>
@@ -1241,7 +1241,7 @@
       <w:r>
         <w:t xml:space="preserve"> — créé — </w:t>
       </w:r>
-      <w:hyperlink w:history="1" r:id="rId7doywuooaihhy9zyiqic9">
+      <w:hyperlink w:history="1" r:id="rIdxownuexfy33x66pawki0d">
         <w:r>
           <w:rPr>
             <w:rStyle w:val="Hyperlink"/>
@@ -1270,7 +1270,7 @@
       <w:r>
         <w:t xml:space="preserve"> — créé — </w:t>
       </w:r>
-      <w:hyperlink w:history="1" r:id="rId9ouogxyzf79_c4ekzmiub">
+      <w:hyperlink w:history="1" r:id="rIddhb_u_wdypk7svx-kpxdl">
         <w:r>
           <w:rPr>
             <w:rStyle w:val="Hyperlink"/>
@@ -1299,7 +1299,7 @@
       <w:r>
         <w:t xml:space="preserve"> — créé — </w:t>
       </w:r>
-      <w:hyperlink w:history="1" r:id="rIdxw0rjkntkaq0d2durnx3m">
+      <w:hyperlink w:history="1" r:id="rIdq7x-k86hsqwladuct9uxr">
         <w:r>
           <w:rPr>
             <w:rStyle w:val="Hyperlink"/>
@@ -1328,7 +1328,7 @@
       <w:r>
         <w:t xml:space="preserve"> — créé — </w:t>
       </w:r>
-      <w:hyperlink w:history="1" r:id="rIdklhjkywrnigzemmu8dp6h">
+      <w:hyperlink w:history="1" r:id="rIdlr1f893hfglo69zcpggtf">
         <w:r>
           <w:rPr>
             <w:rStyle w:val="Hyperlink"/>
@@ -1357,7 +1357,7 @@
       <w:r>
         <w:t xml:space="preserve"> — créé — </w:t>
       </w:r>
-      <w:hyperlink w:history="1" r:id="rId4rjwoahojxb8luzlsbzaj">
+      <w:hyperlink w:history="1" r:id="rIdnxeu9gavnr_b26vm9xajp">
         <w:r>
           <w:rPr>
             <w:rStyle w:val="Hyperlink"/>
@@ -1386,7 +1386,7 @@
       <w:r>
         <w:t xml:space="preserve"> — créé — </w:t>
       </w:r>
-      <w:hyperlink w:history="1" r:id="rIdemhelt0tp7go1ibpdjyc-">
+      <w:hyperlink w:history="1" r:id="rIdh5en1erglnbghiu5bvyat">
         <w:r>
           <w:rPr>
             <w:rStyle w:val="Hyperlink"/>
@@ -1415,7 +1415,7 @@
       <w:r>
         <w:t xml:space="preserve"> — créé — </w:t>
       </w:r>
-      <w:hyperlink w:history="1" r:id="rId5pevjsmjc23rar0vkzum9">
+      <w:hyperlink w:history="1" r:id="rIdr2zn32rou_yiggdnoifv6">
         <w:r>
           <w:rPr>
             <w:rStyle w:val="Hyperlink"/>
@@ -1444,7 +1444,7 @@
       <w:r>
         <w:t xml:space="preserve"> — créé — </w:t>
       </w:r>
-      <w:hyperlink w:history="1" r:id="rIdxzbf9ovheinys67xbtxjk">
+      <w:hyperlink w:history="1" r:id="rIdxhhpvobwwqlnpagbfxtoh">
         <w:r>
           <w:rPr>
             <w:rStyle w:val="Hyperlink"/>
@@ -1473,7 +1473,7 @@
       <w:r>
         <w:t xml:space="preserve"> — créé — </w:t>
       </w:r>
-      <w:hyperlink w:history="1" r:id="rId-nvqb9miu9er-r6dg7ouu">
+      <w:hyperlink w:history="1" r:id="rIdr9370c7ik69fdcxcidgab">
         <w:r>
           <w:rPr>
             <w:rStyle w:val="Hyperlink"/>
@@ -1502,7 +1502,7 @@
       <w:r>
         <w:t xml:space="preserve"> — créé — </w:t>
       </w:r>
-      <w:hyperlink w:history="1" r:id="rIdot4rwhnr1onsrqcpn45bg">
+      <w:hyperlink w:history="1" r:id="rIdhai5qktk342ur0aw9h6vw">
         <w:r>
           <w:rPr>
             <w:rStyle w:val="Hyperlink"/>
@@ -1531,7 +1531,7 @@
       <w:r>
         <w:t xml:space="preserve"> — créé — </w:t>
       </w:r>
-      <w:hyperlink w:history="1" r:id="rIdkw0239ahemck-kqgr5rm6">
+      <w:hyperlink w:history="1" r:id="rIdhraiasew0vdgizm-aunca">
         <w:r>
           <w:rPr>
             <w:rStyle w:val="Hyperlink"/>
@@ -1560,7 +1560,7 @@
       <w:r>
         <w:t xml:space="preserve"> — créé — </w:t>
       </w:r>
-      <w:hyperlink w:history="1" r:id="rIdnh_ayqko_k5cz1iusdoj0">
+      <w:hyperlink w:history="1" r:id="rIdtiypp1imtkmctvsbhlhyq">
         <w:r>
           <w:rPr>
             <w:rStyle w:val="Hyperlink"/>
@@ -1589,7 +1589,7 @@
       <w:r>
         <w:t xml:space="preserve"> — créé — </w:t>
       </w:r>
-      <w:hyperlink w:history="1" r:id="rIdtn0veu0jy2xixoegx44kc">
+      <w:hyperlink w:history="1" r:id="rIdox6zq8ztpkfj138eudpln">
         <w:r>
           <w:rPr>
             <w:rStyle w:val="Hyperlink"/>
@@ -1618,7 +1618,7 @@
       <w:r>
         <w:t xml:space="preserve"> — créé — </w:t>
       </w:r>
-      <w:hyperlink w:history="1" r:id="rIdij_of6biwq03ascqwxw6h">
+      <w:hyperlink w:history="1" r:id="rIdpb4br04qj4vme_ovu8w1a">
         <w:r>
           <w:rPr>
             <w:rStyle w:val="Hyperlink"/>
@@ -1647,7 +1647,7 @@
       <w:r>
         <w:t xml:space="preserve"> — créé — </w:t>
       </w:r>
-      <w:hyperlink w:history="1" r:id="rIdzinbvtwqici1ppe1k9tqo">
+      <w:hyperlink w:history="1" r:id="rIdko9phdbie_jthi98hhf5z">
         <w:r>
           <w:rPr>
             <w:rStyle w:val="Hyperlink"/>
@@ -1676,7 +1676,7 @@
       <w:r>
         <w:t xml:space="preserve"> — créé — </w:t>
       </w:r>
-      <w:hyperlink w:history="1" r:id="rIdrribjdwqdrihwricbay1p">
+      <w:hyperlink w:history="1" r:id="rIdld6rnkapmqmw7rlljs-xq">
         <w:r>
           <w:rPr>
             <w:rStyle w:val="Hyperlink"/>
@@ -1705,7 +1705,7 @@
       <w:r>
         <w:t xml:space="preserve"> — créé — </w:t>
       </w:r>
-      <w:hyperlink w:history="1" r:id="rIdwrvxwslx2tws-e9f8klhm">
+      <w:hyperlink w:history="1" r:id="rIdepg1-ncf_qphtnqoednyt">
         <w:r>
           <w:rPr>
             <w:rStyle w:val="Hyperlink"/>
@@ -1734,7 +1734,7 @@
       <w:r>
         <w:t xml:space="preserve"> — créé — </w:t>
       </w:r>
-      <w:hyperlink w:history="1" r:id="rIdrbvrkp3j5s0vk8o0fugqo">
+      <w:hyperlink w:history="1" r:id="rIdmbvxzokwvrumc8mpyzeai">
         <w:r>
           <w:rPr>
             <w:rStyle w:val="Hyperlink"/>
@@ -1763,7 +1763,7 @@
       <w:r>
         <w:t xml:space="preserve"> — créé — </w:t>
       </w:r>
-      <w:hyperlink w:history="1" r:id="rId-nmgqkadp8fn2-yz9jvcv">
+      <w:hyperlink w:history="1" r:id="rId8i_4jsvtlgriun4xqhz5z">
         <w:r>
           <w:rPr>
             <w:rStyle w:val="Hyperlink"/>
@@ -1792,7 +1792,7 @@
       <w:r>
         <w:t xml:space="preserve"> — créé — </w:t>
       </w:r>
-      <w:hyperlink w:history="1" r:id="rIdbrs5bfbi4k1sfdgdb1rpo">
+      <w:hyperlink w:history="1" r:id="rId_uzdxnbibkeqemfofyyhr">
         <w:r>
           <w:rPr>
             <w:rStyle w:val="Hyperlink"/>
@@ -1821,7 +1821,7 @@
       <w:r>
         <w:t xml:space="preserve"> — créé — </w:t>
       </w:r>
-      <w:hyperlink w:history="1" r:id="rId0gcycexp6hne1utobd92p">
+      <w:hyperlink w:history="1" r:id="rIdpn6bjzswvknhitl9y2yqs">
         <w:r>
           <w:rPr>
             <w:rStyle w:val="Hyperlink"/>
@@ -1850,7 +1850,7 @@
       <w:r>
         <w:t xml:space="preserve"> — créé — </w:t>
       </w:r>
-      <w:hyperlink w:history="1" r:id="rIdn4ik4lryr0ty2tpysuxjh">
+      <w:hyperlink w:history="1" r:id="rId4tyyl5zmdwsf9zam-hgf6">
         <w:r>
           <w:rPr>
             <w:rStyle w:val="Hyperlink"/>
@@ -1879,7 +1879,7 @@
       <w:r>
         <w:t xml:space="preserve"> — créé — </w:t>
       </w:r>
-      <w:hyperlink w:history="1" r:id="rIdq3d46jpdesj6piuezw05a">
+      <w:hyperlink w:history="1" r:id="rIdtxfh4yozfsylv4crhbcdi">
         <w:r>
           <w:rPr>
             <w:rStyle w:val="Hyperlink"/>
@@ -1908,7 +1908,7 @@
       <w:r>
         <w:t xml:space="preserve"> — créé — </w:t>
       </w:r>
-      <w:hyperlink w:history="1" r:id="rIdjchxtta0dvy6mlprlgxno">
+      <w:hyperlink w:history="1" r:id="rIdsmvarz0vn-6pcbwwsszky">
         <w:r>
           <w:rPr>
             <w:rStyle w:val="Hyperlink"/>
@@ -1937,7 +1937,7 @@
       <w:r>
         <w:t xml:space="preserve"> — créé — </w:t>
       </w:r>
-      <w:hyperlink w:history="1" r:id="rIdsy0iawuoqx_oqhkgvabq1">
+      <w:hyperlink w:history="1" r:id="rIdsu4zak-5yl4ypwmi8ly7g">
         <w:r>
           <w:rPr>
             <w:rStyle w:val="Hyperlink"/>
@@ -1966,7 +1966,7 @@
       <w:r>
         <w:t xml:space="preserve"> — créé — </w:t>
       </w:r>
-      <w:hyperlink w:history="1" r:id="rIdum5m1_xqyoarrivps9768">
+      <w:hyperlink w:history="1" r:id="rIdowhdql6fbobf6hsgspced">
         <w:r>
           <w:rPr>
             <w:rStyle w:val="Hyperlink"/>
@@ -1995,7 +1995,7 @@
       <w:r>
         <w:t xml:space="preserve"> — créé — </w:t>
       </w:r>
-      <w:hyperlink w:history="1" r:id="rIdjkq73bqsb37vqalef2ez1">
+      <w:hyperlink w:history="1" r:id="rIdzie5hi75fgcumccwjdzhh">
         <w:r>
           <w:rPr>
             <w:rStyle w:val="Hyperlink"/>
@@ -2024,7 +2024,7 @@
       <w:r>
         <w:t xml:space="preserve"> — créé — </w:t>
       </w:r>
-      <w:hyperlink w:history="1" r:id="rIdtsz2nsuqqkjn2vsokgpfa">
+      <w:hyperlink w:history="1" r:id="rId59f1a_bcw_snetrj7uplq">
         <w:r>
           <w:rPr>
             <w:rStyle w:val="Hyperlink"/>
@@ -2053,7 +2053,7 @@
       <w:r>
         <w:t xml:space="preserve"> — créé — </w:t>
       </w:r>
-      <w:hyperlink w:history="1" r:id="rIdvy52hemf3ka8tz8t-8dke">
+      <w:hyperlink w:history="1" r:id="rId23vvvzrmywkz4uikxsysu">
         <w:r>
           <w:rPr>
             <w:rStyle w:val="Hyperlink"/>
@@ -2082,7 +2082,7 @@
       <w:r>
         <w:t xml:space="preserve"> — créé — </w:t>
       </w:r>
-      <w:hyperlink w:history="1" r:id="rId0zqdlkzazs56fgefhohen">
+      <w:hyperlink w:history="1" r:id="rIdlkox3cb9uoskt6u22eg7k">
         <w:r>
           <w:rPr>
             <w:rStyle w:val="Hyperlink"/>
@@ -2111,7 +2111,7 @@
       <w:r>
         <w:t xml:space="preserve"> — créé — </w:t>
       </w:r>
-      <w:hyperlink w:history="1" r:id="rIdyy4wz_3yydjbryeiwy4re">
+      <w:hyperlink w:history="1" r:id="rIdxm8xb1sjmy1jnm60ps1pn">
         <w:r>
           <w:rPr>
             <w:rStyle w:val="Hyperlink"/>
@@ -2140,7 +2140,7 @@
       <w:r>
         <w:t xml:space="preserve"> — créé — </w:t>
       </w:r>
-      <w:hyperlink w:history="1" r:id="rIdmxyzbmk1px8h8ijvczej0">
+      <w:hyperlink w:history="1" r:id="rId8gvhmag0sixhdxtsxqw7p">
         <w:r>
           <w:rPr>
             <w:rStyle w:val="Hyperlink"/>
@@ -2169,7 +2169,7 @@
       <w:r>
         <w:t xml:space="preserve"> — créé — </w:t>
       </w:r>
-      <w:hyperlink w:history="1" r:id="rIdwu18ntkgdt_yfgnehjgjb">
+      <w:hyperlink w:history="1" r:id="rIdhomzeockw9_47686kxwvr">
         <w:r>
           <w:rPr>
             <w:rStyle w:val="Hyperlink"/>
@@ -2198,7 +2198,7 @@
       <w:r>
         <w:t xml:space="preserve"> — créé — </w:t>
       </w:r>
-      <w:hyperlink w:history="1" r:id="rIdd-jrqw9y1u1b2xg9jj7cr">
+      <w:hyperlink w:history="1" r:id="rIdhdh4pr2nysh04iwncs4ag">
         <w:r>
           <w:rPr>
             <w:rStyle w:val="Hyperlink"/>
@@ -2227,7 +2227,7 @@
       <w:r>
         <w:t xml:space="preserve"> — créé — </w:t>
       </w:r>
-      <w:hyperlink w:history="1" r:id="rIdkgvjoetswwmgncp6mowef">
+      <w:hyperlink w:history="1" r:id="rId7agp03uimqt9j_tr_l_0a">
         <w:r>
           <w:rPr>
             <w:rStyle w:val="Hyperlink"/>
@@ -2256,7 +2256,7 @@
       <w:r>
         <w:t xml:space="preserve"> — créé — </w:t>
       </w:r>
-      <w:hyperlink w:history="1" r:id="rId7agzgacgeu8xpj2dcmybw">
+      <w:hyperlink w:history="1" r:id="rIdvyw3zfbuzn71h5ko7yd_0">
         <w:r>
           <w:rPr>
             <w:rStyle w:val="Hyperlink"/>
@@ -2285,7 +2285,7 @@
       <w:r>
         <w:t xml:space="preserve"> — créé — </w:t>
       </w:r>
-      <w:hyperlink w:history="1" r:id="rId8czam0df4pqzrdyfgwm7i">
+      <w:hyperlink w:history="1" r:id="rId8pjzmxaavfvrnsb5tsocu">
         <w:r>
           <w:rPr>
             <w:rStyle w:val="Hyperlink"/>
@@ -2314,7 +2314,7 @@
       <w:r>
         <w:t xml:space="preserve"> — créé — </w:t>
       </w:r>
-      <w:hyperlink w:history="1" r:id="rIdqeynx4sozcgvl_b2a9nur">
+      <w:hyperlink w:history="1" r:id="rIdei0t45pmzpmu9gvz9wzgf">
         <w:r>
           <w:rPr>
             <w:rStyle w:val="Hyperlink"/>
@@ -2343,7 +2343,7 @@
       <w:r>
         <w:t xml:space="preserve"> — créé — </w:t>
       </w:r>
-      <w:hyperlink w:history="1" r:id="rIdzxbv_h7o4hqnrfylyxz2j">
+      <w:hyperlink w:history="1" r:id="rIdap6rotwi_lhb0dmsfc_ov">
         <w:r>
           <w:rPr>
             <w:rStyle w:val="Hyperlink"/>
@@ -2372,7 +2372,7 @@
       <w:r>
         <w:t xml:space="preserve"> — créé — </w:t>
       </w:r>
-      <w:hyperlink w:history="1" r:id="rId-ykkye7knra16rlewmzva">
+      <w:hyperlink w:history="1" r:id="rIdpktbq0u6zyimckcb6mc02">
         <w:r>
           <w:rPr>
             <w:rStyle w:val="Hyperlink"/>
@@ -2401,7 +2401,7 @@
       <w:r>
         <w:t xml:space="preserve"> — créé — </w:t>
       </w:r>
-      <w:hyperlink w:history="1" r:id="rIdiocafd7pbnjx05iv811bk">
+      <w:hyperlink w:history="1" r:id="rIdr_b2z9---aeq8ftsid3zr">
         <w:r>
           <w:rPr>
             <w:rStyle w:val="Hyperlink"/>
@@ -2430,7 +2430,7 @@
       <w:r>
         <w:t xml:space="preserve"> — créé — </w:t>
       </w:r>
-      <w:hyperlink w:history="1" r:id="rIdtpvsf23gk9luoogw9ljb-">
+      <w:hyperlink w:history="1" r:id="rIdawlfixj6rcdxrcaagy812">
         <w:r>
           <w:rPr>
             <w:rStyle w:val="Hyperlink"/>
@@ -2459,7 +2459,7 @@
       <w:r>
         <w:t xml:space="preserve"> — créé — </w:t>
       </w:r>
-      <w:hyperlink w:history="1" r:id="rIddu8odk2yyhnghthgrwbg5">
+      <w:hyperlink w:history="1" r:id="rId8x05djws9df7l32dxdwtu">
         <w:r>
           <w:rPr>
             <w:rStyle w:val="Hyperlink"/>
@@ -2488,7 +2488,7 @@
       <w:r>
         <w:t xml:space="preserve"> — créé — </w:t>
       </w:r>
-      <w:hyperlink w:history="1" r:id="rIdrg9s_ksri8e5u8hezyc6v">
+      <w:hyperlink w:history="1" r:id="rIdn6qnjyrkoqljtlpgkcwuy">
         <w:r>
           <w:rPr>
             <w:rStyle w:val="Hyperlink"/>
@@ -2517,7 +2517,7 @@
       <w:r>
         <w:t xml:space="preserve"> — créé — </w:t>
       </w:r>
-      <w:hyperlink w:history="1" r:id="rId26nwmnrrvjpqo9ly_dfzj">
+      <w:hyperlink w:history="1" r:id="rIdcrowekfxiqdbdcg6ifc4k">
         <w:r>
           <w:rPr>
             <w:rStyle w:val="Hyperlink"/>
@@ -2546,7 +2546,7 @@
       <w:r>
         <w:t xml:space="preserve"> — créé — </w:t>
       </w:r>
-      <w:hyperlink w:history="1" r:id="rIdzooius4qom34cjkec9pzv">
+      <w:hyperlink w:history="1" r:id="rIdw2radhntir_gdki_ridig">
         <w:r>
           <w:rPr>
             <w:rStyle w:val="Hyperlink"/>
@@ -2575,7 +2575,7 @@
       <w:r>
         <w:t xml:space="preserve"> — créé — </w:t>
       </w:r>
-      <w:hyperlink w:history="1" r:id="rIdbxgyg68nnekghexjiailg">
+      <w:hyperlink w:history="1" r:id="rIda-wcwrze2rroaybtf5igx">
         <w:r>
           <w:rPr>
             <w:rStyle w:val="Hyperlink"/>
@@ -2604,7 +2604,7 @@
       <w:r>
         <w:t xml:space="preserve"> — créé — </w:t>
       </w:r>
-      <w:hyperlink w:history="1" r:id="rIdzoe7oycllqwdiqoujjtda">
+      <w:hyperlink w:history="1" r:id="rId4kg1rdlkey3czm5nb7fhr">
         <w:r>
           <w:rPr>
             <w:rStyle w:val="Hyperlink"/>
@@ -2633,7 +2633,7 @@
       <w:r>
         <w:t xml:space="preserve"> — créé — </w:t>
       </w:r>
-      <w:hyperlink w:history="1" r:id="rId3qfzc4hb2onxhziucfohp">
+      <w:hyperlink w:history="1" r:id="rIdsf5eq6qxculel4nnywx2z">
         <w:r>
           <w:rPr>
             <w:rStyle w:val="Hyperlink"/>
@@ -2662,7 +2662,7 @@
       <w:r>
         <w:t xml:space="preserve"> — créé — </w:t>
       </w:r>
-      <w:hyperlink w:history="1" r:id="rIdxm0bhmy2rjztc904kx3es">
+      <w:hyperlink w:history="1" r:id="rIdlzkt2m2z6dgdf-ldylfp3">
         <w:r>
           <w:rPr>
             <w:rStyle w:val="Hyperlink"/>
@@ -2691,7 +2691,7 @@
       <w:r>
         <w:t xml:space="preserve"> — créé — </w:t>
       </w:r>
-      <w:hyperlink w:history="1" r:id="rIdhirrzv7svzijdksm370ne">
+      <w:hyperlink w:history="1" r:id="rIdsu7qdwgyfsmp5vaduaupu">
         <w:r>
           <w:rPr>
             <w:rStyle w:val="Hyperlink"/>
@@ -2720,7 +2720,7 @@
       <w:r>
         <w:t xml:space="preserve"> — créé — </w:t>
       </w:r>
-      <w:hyperlink w:history="1" r:id="rIdztyk8gmc5zndchjhgnx51">
+      <w:hyperlink w:history="1" r:id="rIdyrqya7ksl4mpmj6pl1ybv">
         <w:r>
           <w:rPr>
             <w:rStyle w:val="Hyperlink"/>
@@ -2749,7 +2749,7 @@
       <w:r>
         <w:t xml:space="preserve"> — créé — </w:t>
       </w:r>
-      <w:hyperlink w:history="1" r:id="rIduo7u2y01m3scbededmdaa">
+      <w:hyperlink w:history="1" r:id="rId4adraufjwtga1no00zptd">
         <w:r>
           <w:rPr>
             <w:rStyle w:val="Hyperlink"/>
@@ -2778,7 +2778,7 @@
       <w:r>
         <w:t xml:space="preserve"> — créé — </w:t>
       </w:r>
-      <w:hyperlink w:history="1" r:id="rIdlovwxikdmejk0zxa0xhur">
+      <w:hyperlink w:history="1" r:id="rIdcrraabiuhmcttjq9kw0fj">
         <w:r>
           <w:rPr>
             <w:rStyle w:val="Hyperlink"/>
@@ -2807,7 +2807,7 @@
       <w:r>
         <w:t xml:space="preserve"> — créé — </w:t>
       </w:r>
-      <w:hyperlink w:history="1" r:id="rId0bopdyuqeurc1kswg9yjv">
+      <w:hyperlink w:history="1" r:id="rIdcnwsswvodakdqpnkqcrmr">
         <w:r>
           <w:rPr>
             <w:rStyle w:val="Hyperlink"/>
@@ -2836,7 +2836,7 @@
       <w:r>
         <w:t xml:space="preserve"> — créé — </w:t>
       </w:r>
-      <w:hyperlink w:history="1" r:id="rIdmzjpwajz4jhgp9gvgtsqw">
+      <w:hyperlink w:history="1" r:id="rId2hufnr4ng7ilpcxgnthop">
         <w:r>
           <w:rPr>
             <w:rStyle w:val="Hyperlink"/>
@@ -2865,7 +2865,7 @@
       <w:r>
         <w:t xml:space="preserve"> — créé — </w:t>
       </w:r>
-      <w:hyperlink w:history="1" r:id="rId_kw58pzfu6trhl4rnojw7">
+      <w:hyperlink w:history="1" r:id="rIdtmlsn8rqumxjbeniwbmvi">
         <w:r>
           <w:rPr>
             <w:rStyle w:val="Hyperlink"/>
@@ -2894,7 +2894,7 @@
       <w:r>
         <w:t xml:space="preserve"> — créé — </w:t>
       </w:r>
-      <w:hyperlink w:history="1" r:id="rIdpbvvjf92ct5moeixigauh">
+      <w:hyperlink w:history="1" r:id="rId32o8g8b3yf3g7nqwbm0cj">
         <w:r>
           <w:rPr>
             <w:rStyle w:val="Hyperlink"/>
@@ -2923,7 +2923,7 @@
       <w:r>
         <w:t xml:space="preserve"> — créé — </w:t>
       </w:r>
-      <w:hyperlink w:history="1" r:id="rId1tb1pwh2wuzkzb1nktv6c">
+      <w:hyperlink w:history="1" r:id="rIdsuecaesainxfok6oqsa-v">
         <w:r>
           <w:rPr>
             <w:rStyle w:val="Hyperlink"/>
@@ -2952,7 +2952,7 @@
       <w:r>
         <w:t xml:space="preserve"> — créé — </w:t>
       </w:r>
-      <w:hyperlink w:history="1" r:id="rIdroln9mlgqc90gv9r4rkpn">
+      <w:hyperlink w:history="1" r:id="rIdtw7vxl0k2xlhvo8voc4e_">
         <w:r>
           <w:rPr>
             <w:rStyle w:val="Hyperlink"/>
@@ -2981,7 +2981,7 @@
       <w:r>
         <w:t xml:space="preserve"> — créé — </w:t>
       </w:r>
-      <w:hyperlink w:history="1" r:id="rIdluvzjkpjulv4mbhvgjk8w">
+      <w:hyperlink w:history="1" r:id="rIdtxndpfxn1hnv_w7mzrdf-">
         <w:r>
           <w:rPr>
             <w:rStyle w:val="Hyperlink"/>
@@ -3010,7 +3010,7 @@
       <w:r>
         <w:t xml:space="preserve"> — créé — </w:t>
       </w:r>
-      <w:hyperlink w:history="1" r:id="rIdnuxyoiffuxt1d1n6m9zsg">
+      <w:hyperlink w:history="1" r:id="rIdtaorornuqp2jkaki28gd6">
         <w:r>
           <w:rPr>
             <w:rStyle w:val="Hyperlink"/>
@@ -3039,7 +3039,7 @@
       <w:r>
         <w:t xml:space="preserve"> — créé — </w:t>
       </w:r>
-      <w:hyperlink w:history="1" r:id="rIdblwfkkzbfnlnhksmmhjxz">
+      <w:hyperlink w:history="1" r:id="rIdr7p-ppw_v-nf99soeq0n3">
         <w:r>
           <w:rPr>
             <w:rStyle w:val="Hyperlink"/>
@@ -3068,7 +3068,7 @@
       <w:r>
         <w:t xml:space="preserve"> — modifié — </w:t>
       </w:r>
-      <w:hyperlink w:history="1" r:id="rIdbu0nilln6ejrhrfweqvlu">
+      <w:hyperlink w:history="1" r:id="rIdkqkaydwerhk6sgsg3kw8-">
         <w:r>
           <w:rPr>
             <w:rStyle w:val="Hyperlink"/>
@@ -3097,7 +3097,7 @@
       <w:r>
         <w:t xml:space="preserve"> — modifié — </w:t>
       </w:r>
-      <w:hyperlink w:history="1" r:id="rIdytcalynw7hqk7bwscgjxb">
+      <w:hyperlink w:history="1" r:id="rIddao0yfolctkf9mzbpdvhe">
         <w:r>
           <w:rPr>
             <w:rStyle w:val="Hyperlink"/>
@@ -3134,7 +3134,7 @@
       <w:r>
         <w:t xml:space="preserve"> — modifié — </w:t>
       </w:r>
-      <w:hyperlink w:history="1" r:id="rIdm3udggyisqsv4knfwqy0j">
+      <w:hyperlink w:history="1" r:id="rIdaeb8dihmgzmy6msrglfpk">
         <w:r>
           <w:rPr>
             <w:rStyle w:val="Hyperlink"/>
@@ -3163,7 +3163,7 @@
       <w:r>
         <w:t xml:space="preserve"> — modifié — </w:t>
       </w:r>
-      <w:hyperlink w:history="1" r:id="rIdl7vou-uceasf2pmqtgnbj">
+      <w:hyperlink w:history="1" r:id="rIdym76zhqn4_m6tptmymbfn">
         <w:r>
           <w:rPr>
             <w:rStyle w:val="Hyperlink"/>
